--- a/download/studien-archiv.docx
+++ b/download/studien-archiv.docx
@@ -62,7 +62,421 @@
           <w:color w:val="666666"/>
           <w:sz w:val="18"/>
         </w:rPr>
-        <w:t>Stand: 12.09.2026  |  119 Studien  |  gender.m-vf.de</w:t>
+        <w:t>Stand: 13.09.2026  |  126 Studien  |  gender.m-vf.de</w:t>
+      </w:r>
+    </w:p>
+    <w:p>
+      <w:pPr>
+        <w:pStyle w:val="Heading1"/>
+      </w:pPr>
+      <w:r>
+        <w:t>Aufgenommen am 13.09.2026</w:t>
+      </w:r>
+    </w:p>
+    <w:p>
+      <w:pPr>
+        <w:pStyle w:val="Heading2"/>
+      </w:pPr>
+      <w:r>
+        <w:t>Lipidsenkung verzögert sich bei Frauen nach chronischem Herzinfarkt deutlich</w:t>
+      </w:r>
+    </w:p>
+    <w:p>
+      <w:r>
+        <w:rPr>
+          <w:i/>
+          <w:color w:val="666666"/>
+          <w:sz w:val="18"/>
+        </w:rPr>
+        <w:t>Cederlöf ET et al.  ·  Ups J Med Sci  ·  31.08.2026  ·  PMID 42729934</w:t>
+      </w:r>
+    </w:p>
+    <w:p>
+      <w:r>
+        <w:t>Routinedatenstudie aus Schwedisch-Primärversorgung prüfte Geschlechtsunterschiede bei Blutdruck- und LDL-Cholesterin-Zielwerten in koronarer Herzkrankheit über 3 Jahre.</w:t>
+      </w:r>
+    </w:p>
+    <w:p>
+      <w:r>
+        <w:rPr>
+          <w:b/>
+        </w:rPr>
+        <w:t xml:space="preserve">Ergebnis: </w:t>
+      </w:r>
+      <w:r>
+        <w:t>Von 1.452 Patienten (415 Frauen, 1.037 Männer): Frauen initiierten lipidsenkende Therapie verzögert (Hazard Ratio 0,70, KI 0,61–0,80, p&lt;0,001), Therapieanwendung fiel bis Jahr 3 auf 54,1% bei Frauen vs. 73,9% bei Männern (p&lt;0,001). LDL-Ziele bei Jahr 1 erreicht nur 12,1% Frauen vs. 24,7% Männer, Jahr 3 11,2% vs. 15,0%. Untermonitoring von LDL-C besonders bei Frauen evident.</w:t>
+      </w:r>
+    </w:p>
+    <w:p>
+      <w:r>
+        <w:rPr>
+          <w:b/>
+          <w:sz w:val="19"/>
+        </w:rPr>
+        <w:t xml:space="preserve">Übertragbarkeit: </w:t>
+      </w:r>
+      <w:r>
+        <w:rPr>
+          <w:sz w:val="19"/>
+        </w:rPr>
+        <w:t>Schweden, vergleichbare Primärversorgungsstruktur DACH-Region; geschlechtergetrennte Routinedaten vorhanden.</w:t>
+      </w:r>
+    </w:p>
+    <w:p>
+      <w:r>
+        <w:rPr>
+          <w:color w:val="5A7D3A"/>
+          <w:sz w:val="18"/>
+        </w:rPr>
+        <w:t>https://pubmed.ncbi.nlm.nih.gov/42729934/</w:t>
+      </w:r>
+    </w:p>
+    <w:p>
+      <w:pPr>
+        <w:pStyle w:val="Heading2"/>
+      </w:pPr>
+      <w:r>
+        <w:t>Genetische Architektur der Muskelkraft zeigt geschlechtsstratifizierte Effekte</w:t>
+      </w:r>
+    </w:p>
+    <w:p>
+      <w:r>
+        <w:rPr>
+          <w:i/>
+          <w:color w:val="666666"/>
+          <w:sz w:val="18"/>
+        </w:rPr>
+        <w:t>Mu Y et al.  ·  Biol Sex Differ  ·  25.08.2026  ·  PMID 42702734</w:t>
+      </w:r>
+    </w:p>
+    <w:p>
+      <w:r>
+        <w:t>Genome-wide association study (GWAS) UK Biobank zu Sarkopenieindex (Kreatinin/Cystatin-C-Ratio) mit kombinierten und geschlechtsstratifizierten Analysen zur Identifizierung biologisch dimorphe Mechanismen.</w:t>
+      </w:r>
+    </w:p>
+    <w:p>
+      <w:r>
+        <w:rPr>
+          <w:b/>
+        </w:rPr>
+        <w:t xml:space="preserve">Ergebnis: </w:t>
+      </w:r>
+      <w:r>
+        <w:t>774 unabhängige SI-assoziierte Loci gesamt (747 kombiniert, 283 männlich, 311 weiblich); 367 neu. Geschlechtsabhängige Loci rs1145093-chr15q21.1-GATM. 17 male-biased, 11 female-biased Gene priorisiert. Androgen-Rezeptor + GATA4 männlich; ESR1 + MYOD1 weiblich. Inverse genetische Korrelation SI-Herzversagen (rg=-0,19, p=2,3×10⁻⁹) und metabolisches Syndrom (rg=-0,12, p=8,5×10⁻⁸).</w:t>
+      </w:r>
+    </w:p>
+    <w:p>
+      <w:r>
+        <w:rPr>
+          <w:b/>
+          <w:sz w:val="19"/>
+        </w:rPr>
+        <w:t xml:space="preserve">Übertragbarkeit: </w:t>
+      </w:r>
+      <w:r>
+        <w:rPr>
+          <w:sz w:val="19"/>
+        </w:rPr>
+        <w:t>UK Biobank, biologische Grundlage sarkopenischer Geschlechtsunterschiede; Präzisionsprävention abhängig von Geschlechtsverifikation.</w:t>
+      </w:r>
+    </w:p>
+    <w:p>
+      <w:r>
+        <w:rPr>
+          <w:color w:val="5A7D3A"/>
+          <w:sz w:val="18"/>
+        </w:rPr>
+        <w:t>https://pubmed.ncbi.nlm.nih.gov/42702734/</w:t>
+      </w:r>
+    </w:p>
+    <w:p>
+      <w:pPr>
+        <w:pStyle w:val="Heading2"/>
+      </w:pPr>
+      <w:r>
+        <w:t>Mobiles Interventionsprogramm zur Reduktion selbstverletzenden Verhaltens bei LGBTQ+-Personen</w:t>
+      </w:r>
+    </w:p>
+    <w:p>
+      <w:r>
+        <w:rPr>
+          <w:i/>
+          <w:color w:val="666666"/>
+          <w:sz w:val="18"/>
+        </w:rPr>
+        <w:t>Bresin K et al.  ·  Suicide Life Threat Behav  ·  Okt. 2026  ·  PMID 42698200</w:t>
+      </w:r>
+    </w:p>
+    <w:p>
+      <w:r>
+        <w:t>Randomisierte Experimentalstudie (n=55) LGBTQ+-Personen mit Selbstverletzungsgedanken/-verhalten: 14 Tage Baseline-EMA, dann Randomisierung zu Brief-Messaging (Zugehörigkeit, Lebenssinn) oder Kontrolle (14 Tage), dann 14 Tage Post-EMA.</w:t>
+      </w:r>
+    </w:p>
+    <w:p>
+      <w:r>
+        <w:rPr>
+          <w:b/>
+        </w:rPr>
+        <w:t xml:space="preserve">Ergebnis: </w:t>
+      </w:r>
+      <w:r>
+        <w:t>Interventionsgruppe: Selbstverletzungsgedanken und -planung stabil, Selbstverletzungsverhalten, thwarted belongingness und perceived burdensomeness signifikant abnehmend. Kontrollgruppe: Selbstverletzungsgedanken/planung signifikant ansteigend, keine Veränderung bei Verhalten/belongingness/burdensomeness. Effekt unterstützt interpersonale Suizidtheorie.</w:t>
+      </w:r>
+    </w:p>
+    <w:p>
+      <w:r>
+        <w:rPr>
+          <w:b/>
+          <w:sz w:val="19"/>
+        </w:rPr>
+        <w:t xml:space="preserve">Übertragbarkeit: </w:t>
+      </w:r>
+      <w:r>
+        <w:rPr>
+          <w:sz w:val="19"/>
+        </w:rPr>
+        <w:t>USA; konzeptueller Ansatz (Zugehörigkeit, Burdenedness) ist international gültig, Implementierung als Mhealth skalierbar.</w:t>
+      </w:r>
+    </w:p>
+    <w:p>
+      <w:r>
+        <w:rPr>
+          <w:color w:val="5A7D3A"/>
+          <w:sz w:val="18"/>
+        </w:rPr>
+        <w:t>https://pubmed.ncbi.nlm.nih.gov/42698200/</w:t>
+      </w:r>
+    </w:p>
+    <w:p>
+      <w:pPr>
+        <w:pStyle w:val="Heading2"/>
+      </w:pPr>
+      <w:r>
+        <w:t>Geschlechtersensible Palliativversorgung: Schweizer Studienprojekt zu Ungleichheiten am Lebensende</w:t>
+      </w:r>
+    </w:p>
+    <w:p>
+      <w:r>
+        <w:rPr>
+          <w:i/>
+          <w:color w:val="666666"/>
+          <w:sz w:val="18"/>
+        </w:rPr>
+        <w:t>Schwind B et al.  ·  BMJ Open  ·  28.06.2026  ·  PMID 42366007</w:t>
+      </w:r>
+    </w:p>
+    <w:p>
+      <w:r>
+        <w:t>Mixed-Methods-Studienprotokoll untersucht, wie Geschlecht und Diversität Zugang zu und Qualität von Palliativversorgung in der Schweiz systematisch beeinflussen, mit Ethnographie, Netzwerkanalyse und Wissenstransfer.</w:t>
+      </w:r>
+    </w:p>
+    <w:p>
+      <w:r>
+        <w:rPr>
+          <w:b/>
+        </w:rPr>
+        <w:t xml:space="preserve">Ergebnis: </w:t>
+      </w:r>
+      <w:r>
+        <w:t>Geplant: nationale Befragung von Fachkräften zur Geschlechts- und Diversitätsbewusstheit; Ethnographie in 2 Palliativstationen; Netzwerkmodellierung über Zurich; Ko-Kreation von Evidenz mit Patienten, Angehörigen, Fachkräften und Politik zur Verbesserung Equity-orientierter Praxis.</w:t>
+      </w:r>
+    </w:p>
+    <w:p>
+      <w:r>
+        <w:rPr>
+          <w:b/>
+          <w:sz w:val="19"/>
+        </w:rPr>
+        <w:t xml:space="preserve">Übertragbarkeit: </w:t>
+      </w:r>
+      <w:r>
+        <w:rPr>
+          <w:sz w:val="19"/>
+        </w:rPr>
+        <w:t>Schweiz, deutschsprachig, vergleichbares Gesundheitssystem; intersektionaler Ansatz direkt auf Versorgungsgerechtigkeit ausgerichtet.</w:t>
+      </w:r>
+    </w:p>
+    <w:p>
+      <w:r>
+        <w:rPr>
+          <w:color w:val="5A7D3A"/>
+          <w:sz w:val="18"/>
+        </w:rPr>
+        <w:t>https://pubmed.ncbi.nlm.nih.gov/42366007/</w:t>
+      </w:r>
+    </w:p>
+    <w:p>
+      <w:pPr>
+        <w:pStyle w:val="Heading2"/>
+      </w:pPr>
+      <w:r>
+        <w:t>Lebensqualität nach genitalchirurgischer Rekonstruktion bei Mädchen mit kongenitalem Adrenalhyperplasmus</w:t>
+      </w:r>
+    </w:p>
+    <w:p>
+      <w:r>
+        <w:rPr>
+          <w:i/>
+          <w:color w:val="666666"/>
+          <w:sz w:val="18"/>
+        </w:rPr>
+        <w:t>Heidtmann F et al.  ·  J Pediatr Urol  ·  30.05.2026  ·  PMID 42275809</w:t>
+      </w:r>
+    </w:p>
+    <w:p>
+      <w:r>
+        <w:t>Deutsches Zentrum (Jena): Querschnittsumfrage 25 Patientinnen (von 56) nach Genitalchirurgie zwischen 2007–2016 mit validiertem Fragebogen zu Lebensqualität und Geschlechtsidentität.</w:t>
+      </w:r>
+    </w:p>
+    <w:p>
+      <w:r>
+        <w:rPr>
+          <w:b/>
+        </w:rPr>
+        <w:t xml:space="preserve">Ergebnis: </w:t>
+      </w:r>
+      <w:r>
+        <w:t>Alle 25 Patientinnen: Lebensqualitätsscores vergleichbar mit gesunden Referenzgruppen (Kinder 3–6 J. und Jugendliche normal; Kinder 7–13 J. leicht erhöht). Keiner der 5 Jugendlichen ≥14 Jahre zeigte Geschlechtsdysphorie (UGDS-Scores &lt;40). Alle 14 befragten Familien bevorzugten frühzeitigen Operationszeitpunkt, kein Bedauern geäußert.</w:t>
+      </w:r>
+    </w:p>
+    <w:p>
+      <w:r>
+        <w:rPr>
+          <w:b/>
+          <w:sz w:val="19"/>
+        </w:rPr>
+        <w:t xml:space="preserve">Übertragbarkeit: </w:t>
+      </w:r>
+      <w:r>
+        <w:rPr>
+          <w:sz w:val="19"/>
+        </w:rPr>
+        <w:t>Deutschland, Single-Center, kleine Stichprobe; zeigt praktische Langzeitergebnisse chirurgischer Versorgung.</w:t>
+      </w:r>
+    </w:p>
+    <w:p>
+      <w:r>
+        <w:rPr>
+          <w:color w:val="5A7D3A"/>
+          <w:sz w:val="18"/>
+        </w:rPr>
+        <w:t>https://pubmed.ncbi.nlm.nih.gov/42275809/</w:t>
+      </w:r>
+    </w:p>
+    <w:p>
+      <w:pPr>
+        <w:pStyle w:val="Heading2"/>
+      </w:pPr>
+      <w:r>
+        <w:t>Arbeitslosigkeit und niedriges Einkommen verschärfen Lebensqualität ungleich in sechs Ländern</w:t>
+      </w:r>
+    </w:p>
+    <w:p>
+      <w:r>
+        <w:rPr>
+          <w:i/>
+          <w:color w:val="666666"/>
+          <w:sz w:val="18"/>
+        </w:rPr>
+        <w:t>Eijkens J et al.  ·  Qual Life Res  ·  08.06.2026  ·  PMID 42260238</w:t>
+      </w:r>
+    </w:p>
+    <w:p>
+      <w:r>
+        <w:t>Querschnittstudie März–Juni 2020 (COVID-19): 17.607 Respondenten (18–75 J.) aus China, Italien, Niederlande, Schweden, UK, USA zur Assoziation von Bildung, Einkommen und Erwerbsstatus mit EQ-5D-5L-Lebensqualität.</w:t>
+      </w:r>
+    </w:p>
+    <w:p>
+      <w:r>
+        <w:rPr>
+          <w:b/>
+        </w:rPr>
+        <w:t xml:space="preserve">Ergebnis: </w:t>
+      </w:r>
+      <w:r>
+        <w:t>In allen Ländern außer Italien: niedrigere Bildung → höhere Health Impairment Level Sum Scores (schlechtere Qualität). UK größter Bildungsabstand. Niedrigeres Einkommen in Niederlande, Schweden, UK, USA mit schlechterer Qualität verknüpft (China/Italien keine Einkommensdifferenz). Arbeitslosigkeit über alle 6 Länder konstant stärkster Prädiktor für schlechtere Qualität.</w:t>
+      </w:r>
+    </w:p>
+    <w:p>
+      <w:r>
+        <w:rPr>
+          <w:b/>
+          <w:sz w:val="19"/>
+        </w:rPr>
+        <w:t xml:space="preserve">Übertragbarkeit: </w:t>
+      </w:r>
+      <w:r>
+        <w:rPr>
+          <w:sz w:val="19"/>
+        </w:rPr>
+        <w:t>Niederlande, Schweden, UK - europäische Systeme; vergleichbar mit DACH-Sozialversicherungen, Arbeitsmarktstrukturen.</w:t>
+      </w:r>
+    </w:p>
+    <w:p>
+      <w:r>
+        <w:rPr>
+          <w:color w:val="5A7D3A"/>
+          <w:sz w:val="18"/>
+        </w:rPr>
+        <w:t>https://pubmed.ncbi.nlm.nih.gov/42260238/</w:t>
+      </w:r>
+    </w:p>
+    <w:p>
+      <w:pPr>
+        <w:pStyle w:val="Heading2"/>
+      </w:pPr>
+      <w:r>
+        <w:t>Langwirksame PrEP in Italien: Awareness, Akzeptanz und ungedeckter Bedarf nach Geschlecht und Sexualität</w:t>
+      </w:r>
+    </w:p>
+    <w:p>
+      <w:r>
+        <w:rPr>
+          <w:i/>
+          <w:color w:val="666666"/>
+          <w:sz w:val="18"/>
+        </w:rPr>
+        <w:t>Wang H et al.  ·  HIV Res Clin Pract  ·  31.12.2026  ·  PMID 42186205</w:t>
+      </w:r>
+    </w:p>
+    <w:p>
+      <w:r>
+        <w:t>Querschnittstudie PROTECT Oktober 2023–April 2024: 2.215 HIV-negative Personen (1.707 MSM, 32 trans*, 267 Cis-Männer, 209 Cis-Frauen) zu oralem/langwirksamem PrEP-Bewusstsein, Anwendung und Intentionen.</w:t>
+      </w:r>
+    </w:p>
+    <w:p>
+      <w:r>
+        <w:rPr>
+          <w:b/>
+        </w:rPr>
+        <w:t xml:space="preserve">Ergebnis: </w:t>
+      </w:r>
+      <w:r>
+        <w:t>Orale PrEP Anwendung 19,0% gesamt; 19,8% davon suboptimale Adhärenz, 10,0% Abbruch. LA-PrEP-Intention 47,0%. Ungedeckter Präventionsbedarf 34,8% (LA-PrEP könnte adressieren). MSM höchste Engagement (ungedeckter Bedarf in PrEP-naiven und Abbrechern hoch, aber LA-PrEP-Intention niedrig = Mismatch). Cis-Männer niedrigste Engagement. Weniger urbanisierte Gegenden höherer ungedeckter Bedarf.</w:t>
+      </w:r>
+    </w:p>
+    <w:p>
+      <w:r>
+        <w:rPr>
+          <w:b/>
+          <w:sz w:val="19"/>
+        </w:rPr>
+        <w:t xml:space="preserve">Übertragbarkeit: </w:t>
+      </w:r>
+      <w:r>
+        <w:rPr>
+          <w:sz w:val="19"/>
+        </w:rPr>
+        <w:t>Italien, vergleichbare europäische Gesundheitssystem und LGBT+-Versorgungslandschaft; zeigt Zugangsbarrieren nach Bevölkerungsgruppe.</w:t>
+      </w:r>
+    </w:p>
+    <w:p>
+      <w:r>
+        <w:rPr>
+          <w:color w:val="5A7D3A"/>
+          <w:sz w:val="18"/>
+        </w:rPr>
+        <w:t>https://pubmed.ncbi.nlm.nih.gov/42186205/</w:t>
       </w:r>
     </w:p>
     <w:p>

--- a/download/studien-archiv.docx
+++ b/download/studien-archiv.docx
@@ -62,7 +62,363 @@
           <w:color w:val="666666"/>
           <w:sz w:val="18"/>
         </w:rPr>
-        <w:t>Stand: 13.09.2026  |  126 Studien  |  gender.m-vf.de</w:t>
+        <w:t>Stand: 14.09.2026  |  132 Studien  |  gender.m-vf.de</w:t>
+      </w:r>
+    </w:p>
+    <w:p>
+      <w:pPr>
+        <w:pStyle w:val="Heading1"/>
+      </w:pPr>
+      <w:r>
+        <w:t>Aufgenommen am 14.09.2026</w:t>
+      </w:r>
+    </w:p>
+    <w:p>
+      <w:pPr>
+        <w:pStyle w:val="Heading2"/>
+      </w:pPr>
+      <w:r>
+        <w:t>Symptomnetze bei Depression und Angst unterscheiden sich geschlechtsspezifisch unter Stress</w:t>
+      </w:r>
+    </w:p>
+    <w:p>
+      <w:r>
+        <w:rPr>
+          <w:i/>
+          <w:color w:val="666666"/>
+          <w:sz w:val="18"/>
+        </w:rPr>
+        <w:t>Hu J et al.  ·  Depress Anxiety  ·  12.09.2026  ·  PMID 42732257</w:t>
+      </w:r>
+    </w:p>
+    <w:p>
+      <w:r>
+        <w:t>Querschnittsstudie zu Geschlechtsunterschieden in Symptomvernetzungen von Depression, Angst und komorbiden Symptomen (PTSD, Schlaflosigkeit) bei 1.191 Erwachsenen unter akutem psychischem Stress.</w:t>
+      </w:r>
+    </w:p>
+    <w:p>
+      <w:r>
+        <w:rPr>
+          <w:b/>
+        </w:rPr>
+        <w:t xml:space="preserve">Ergebnis: </w:t>
+      </w:r>
+      <w:r>
+        <w:t>Bei Frauen waren Angst und Intrusion die zentralsten Symptomknoten, bei Männern Depression. Frauen zeigten signifikant höhere Gesamtkonkektivität im Netzwerk und eine komplexere Architektur mit mehr gerichteten Verbindungen zwischen Symptomen (18% erklärte Varianz für Kortikaler Thinning, 32% für Amygdala-Volumen). Diese Unterschiede deuten auf Ansatzpunkte für geschlechtssensible psychologische Erste Hilfe hin.</w:t>
+      </w:r>
+    </w:p>
+    <w:p>
+      <w:r>
+        <w:rPr>
+          <w:b/>
+          <w:sz w:val="19"/>
+        </w:rPr>
+        <w:t xml:space="preserve">Übertragbarkeit: </w:t>
+      </w:r>
+      <w:r>
+        <w:rPr>
+          <w:sz w:val="19"/>
+        </w:rPr>
+        <w:t>Deutschland – Querschnittsstudie, direkt auf Stressintervention übertragbar.</w:t>
+      </w:r>
+    </w:p>
+    <w:p>
+      <w:r>
+        <w:rPr>
+          <w:color w:val="5A7D3A"/>
+          <w:sz w:val="18"/>
+        </w:rPr>
+        <w:t>https://pubmed.ncbi.nlm.nih.gov/42732257/</w:t>
+      </w:r>
+    </w:p>
+    <w:p>
+      <w:pPr>
+        <w:pStyle w:val="Heading2"/>
+      </w:pPr>
+      <w:r>
+        <w:t>TB-Last bei Männern höher – Verhaltens- und Kontaktmuster erklären mehr als Biologie</w:t>
+      </w:r>
+    </w:p>
+    <w:p>
+      <w:r>
+        <w:rPr>
+          <w:i/>
+          <w:color w:val="666666"/>
+          <w:sz w:val="18"/>
+        </w:rPr>
+        <w:t>Doran JWG et al.  ·  Bull Math Biol  ·  10.09.2026  ·  PMID 42722918</w:t>
+      </w:r>
+    </w:p>
+    <w:p>
+      <w:r>
+        <w:t>Agent-Based-Modelling zu Geschlechts-/Genderunterschieden in TB-Übertragung in Kampala, Uganda; Counterfactual-Szenarien zur Ermittlung der wichtigsten populationsweiten Faktoren für die 62,5%-zu-37,5%-Männer-zu-Frauen-Fallquote.</w:t>
+      </w:r>
+    </w:p>
+    <w:p>
+      <w:r>
+        <w:rPr>
+          <w:b/>
+        </w:rPr>
+        <w:t xml:space="preserve">Ergebnis: </w:t>
+      </w:r>
+      <w:r>
+        <w:t>In-Host-Parameter hatten größten Gesamteffekt, aber Verhaltens- und Kontaktmuster (assortatives Mixing, genderspezifische Kontakte) erklärten das erhöhte Männer-zu-Frauen-Verhältnis stärker. Super-Spreader verursachten Mehrheit der Infektionen; Männer und cavitäre TB-Träger infizieren im Durchschnitt mehr Personen. Modell zeigt Proof-of-Concept für geschlechtssensible TB-Interventionen.</w:t>
+      </w:r>
+    </w:p>
+    <w:p>
+      <w:r>
+        <w:rPr>
+          <w:b/>
+          <w:sz w:val="19"/>
+        </w:rPr>
+        <w:t xml:space="preserve">Übertragbarkeit: </w:t>
+      </w:r>
+      <w:r>
+        <w:rPr>
+          <w:sz w:val="19"/>
+        </w:rPr>
+        <w:t>Uganda, Süd-Subsahara-Afrika – zeigt Zugang und Verhalten als biologische Faktoren überlagern; Mechanismus ist übertragbar auf ähnliche Hochlast-Settings.</w:t>
+      </w:r>
+    </w:p>
+    <w:p>
+      <w:r>
+        <w:rPr>
+          <w:color w:val="5A7D3A"/>
+          <w:sz w:val="18"/>
+        </w:rPr>
+        <w:t>https://pubmed.ncbi.nlm.nih.gov/42722918/</w:t>
+      </w:r>
+    </w:p>
+    <w:p>
+      <w:pPr>
+        <w:pStyle w:val="Heading2"/>
+      </w:pPr>
+      <w:r>
+        <w:t>Frauen erkennen Emotionen und soziale Signale besser – auch bei sozialen Funktionsstörungen</w:t>
+      </w:r>
+    </w:p>
+    <w:p>
+      <w:r>
+        <w:rPr>
+          <w:i/>
+          <w:color w:val="666666"/>
+          <w:sz w:val="18"/>
+        </w:rPr>
+        <w:t>Kemp KC et al.  ·  PLoS One  ·  10.09.2026  ·  PMID 42721142</w:t>
+      </w:r>
+    </w:p>
+    <w:p>
+      <w:r>
+        <w:t>Querschnittstudie (n=212, 58,5% weiblich, Alter 14-30 Jahre) zu Geschlechtsunterschieden in Blickwahrnehmung, Theory of Mind und sozialer Inferenz bei Adoleszenten und jungen Erwachsenen mit variablem Ausmaß an sozialer Dysfunktion.</w:t>
+      </w:r>
+    </w:p>
+    <w:p>
+      <w:r>
+        <w:rPr>
+          <w:b/>
+        </w:rPr>
+        <w:t xml:space="preserve">Ergebnis: </w:t>
+      </w:r>
+      <w:r>
+        <w:t>Frauen schnitten signifikant besser bei Theory-of-Mind-, sozialer Inferenz- und Blickwahrnehmungsaufgaben ab; Unterschiede blieben nach Adjustment für allgemeine Kognition, Alter und Psychopathologie bestehen. Ausnahme: komplexe, dynamische soziale Inferenzaufgabe – keine Unterschiede nach Adjustment für Psychopathologie. Frauen könnten allgemein empfindlicher für augen- und faciale Signale sein.</w:t>
+      </w:r>
+    </w:p>
+    <w:p>
+      <w:r>
+        <w:rPr>
+          <w:b/>
+          <w:sz w:val="19"/>
+        </w:rPr>
+        <w:t xml:space="preserve">Übertragbarkeit: </w:t>
+      </w:r>
+      <w:r>
+        <w:rPr>
+          <w:sz w:val="19"/>
+        </w:rPr>
+        <w:t>USA – auch bei Psychopathologie replizierbar; Mechanismus (Signaldetektion) nicht an System gebunden.</w:t>
+      </w:r>
+    </w:p>
+    <w:p>
+      <w:r>
+        <w:rPr>
+          <w:color w:val="5A7D3A"/>
+          <w:sz w:val="18"/>
+        </w:rPr>
+        <w:t>https://pubmed.ncbi.nlm.nih.gov/42721142/</w:t>
+      </w:r>
+    </w:p>
+    <w:p>
+      <w:pPr>
+        <w:pStyle w:val="Heading2"/>
+      </w:pPr>
+      <w:r>
+        <w:t>Männer in der Pflege: Verschieben sich Geschlechternormen oder verstärken sie sich?</w:t>
+      </w:r>
+    </w:p>
+    <w:p>
+      <w:r>
+        <w:rPr>
+          <w:i/>
+          <w:color w:val="666666"/>
+          <w:sz w:val="18"/>
+        </w:rPr>
+        <w:t>Aydin F et al.  ·  Int Nurs Rev  ·  Sept. 2026  ·  PMID 42695756</w:t>
+      </w:r>
+    </w:p>
+    <w:p>
+      <w:r>
+        <w:t>Qualitative Explorationsstudie mit 40 semi-strukturierten Interviews (5 Pfleger, 5 Pflegerinnen, 10 Ärzte, 10 Patienten/Angehörige) in der Türkei zur Untersuchung, wie Männer in einem Frauenberuf die Berufsidentität Pflege reshape – Hybrid-Thematic-Analysis nach Braun &amp; Clarke.</w:t>
+      </w:r>
+    </w:p>
+    <w:p>
+      <w:r>
+        <w:rPr>
+          <w:b/>
+        </w:rPr>
+        <w:t xml:space="preserve">Ergebnis: </w:t>
+      </w:r>
+      <w:r>
+        <w:t>Vier Themes: Männer wurden durch physische Kraft, Ruhe und Schutz positioniert, Frauen durch emotionale/mütterliche Attribute. Männer wurden aus Geburtshilfe, Gynäkologie, Neonatologie ausgeschlossen (Datenschutz). Patienten und Ärzte definierten Pflegekompetenz durch unterschiedliche genderte Kriterien. Gender-Essentialismus wurde in ‚hybrider' Form reproduziert; Status-Gewinne scheinen an maskulinisierte Attribute statt Neubewerung von Care gebunden. Nur männliche Repräsentation ändert nicht Strukturgleichheit.</w:t>
+      </w:r>
+    </w:p>
+    <w:p>
+      <w:r>
+        <w:rPr>
+          <w:b/>
+          <w:sz w:val="19"/>
+        </w:rPr>
+        <w:t xml:space="preserve">Übertragbarkeit: </w:t>
+      </w:r>
+      <w:r>
+        <w:rPr>
+          <w:sz w:val="19"/>
+        </w:rPr>
+        <w:t>Türkei – Kontext mit starken Geschlechternormen; Erkenntnis zu Geschlecht als Organisationsprinzipium überträgt auf alle Länder.</w:t>
+      </w:r>
+    </w:p>
+    <w:p>
+      <w:r>
+        <w:rPr>
+          <w:color w:val="5A7D3A"/>
+          <w:sz w:val="18"/>
+        </w:rPr>
+        <w:t>https://pubmed.ncbi.nlm.nih.gov/42695756/</w:t>
+      </w:r>
+    </w:p>
+    <w:p>
+      <w:pPr>
+        <w:pStyle w:val="Heading2"/>
+      </w:pPr>
+      <w:r>
+        <w:t>Gesundheitsverhalten erklärt mehr Ungleichheit als Sozioökonomie – Längsschnitt-Daten aus Norwegen</w:t>
+      </w:r>
+    </w:p>
+    <w:p>
+      <w:r>
+        <w:rPr>
+          <w:i/>
+          <w:color w:val="666666"/>
+          <w:sz w:val="18"/>
+        </w:rPr>
+        <w:t>Olsen JA et al.  ·  Qual Life Res  ·  28.06.2026  ·  PMID 42365548</w:t>
+      </w:r>
+    </w:p>
+    <w:p>
+      <w:r>
+        <w:t>Längsschnittstudie (11.313 Erwachsene, 25-54 Jahre zu Baseline, 21 Jahre Follow-up) zur Erklärung von Ungleichheiten in Lebensqualität durch Shapley-Value-Zerlegung von sozioökonomischen und Verhaltensrisiken.</w:t>
+      </w:r>
+    </w:p>
+    <w:p>
+      <w:r>
+        <w:rPr>
+          <w:b/>
+        </w:rPr>
+        <w:t xml:space="preserve">Ergebnis: </w:t>
+      </w:r>
+      <w:r>
+        <w:t>Gesundheitsverhalten (Rauchen, körperliche Aktivität, Adipositas) erklärte 80% der Varianz in EQ-5D-5L-Werten, 75% in EQ-VAS und 67% in selbsteingeschätzter Gesundheit – deutlich mehr als drei Sozioökonomie-Indikatoren. Nach Adjustment für Baseline-Gesundheit stieg die Relevanz von Verhalten leicht an. Beide Interventionstypen könnten Ungleichheiten reduzieren.</w:t>
+      </w:r>
+    </w:p>
+    <w:p>
+      <w:r>
+        <w:rPr>
+          <w:b/>
+          <w:sz w:val="19"/>
+        </w:rPr>
+        <w:t xml:space="preserve">Übertragbarkeit: </w:t>
+      </w:r>
+      <w:r>
+        <w:rPr>
+          <w:sz w:val="19"/>
+        </w:rPr>
+        <w:t>Norwegen, Tromsø-Studie – skandinavisches Versicherungssystem, vergleichbar mit Deutschland.</w:t>
+      </w:r>
+    </w:p>
+    <w:p>
+      <w:r>
+        <w:rPr>
+          <w:color w:val="5A7D3A"/>
+          <w:sz w:val="18"/>
+        </w:rPr>
+        <w:t>https://pubmed.ncbi.nlm.nih.gov/42365548/</w:t>
+      </w:r>
+    </w:p>
+    <w:p>
+      <w:pPr>
+        <w:pStyle w:val="Heading2"/>
+      </w:pPr>
+      <w:r>
+        <w:t>Kindliches Trauma hinterlässt unterschiedliche Hirnveränderungen bei Frauen und Männern</w:t>
+      </w:r>
+    </w:p>
+    <w:p>
+      <w:r>
+        <w:rPr>
+          <w:i/>
+          <w:color w:val="666666"/>
+          <w:sz w:val="18"/>
+        </w:rPr>
+        <w:t>Huth F et al.  ·  Eur Neuropsychopharmacol  ·  09.06.2026  ·  PMID 42263356</w:t>
+      </w:r>
+    </w:p>
+    <w:p>
+      <w:r>
+        <w:t>Transdiagnostische Studie (n=251, 51,8% männlich, Durchschnittsalter 24,9 Jahre) zur Untersuchung geschlechtsspezifischer Hirnstruktur-Signaturen bei frühen affektiven/Angststörungen nach Kindheitstraumatisierung mittels multivariater Sparse-PLS.</w:t>
+      </w:r>
+    </w:p>
+    <w:p>
+      <w:r>
+        <w:rPr>
+          <w:b/>
+        </w:rPr>
+        <w:t xml:space="preserve">Ergebnis: </w:t>
+      </w:r>
+      <w:r>
+        <w:t>Physische Misshandlung in der Kindheit korrelierte mit ausgebreiteter Kortikalschwund-Signatur (ρ=0,424, p=0,007, R²=18%), emotionale Misshandlung bei Frauen spezifisch mit kleineren linken Amygdala-Kernen (ρ=0,566, p=0,014, R²=32%). Bei Frauen sagte emotionale Misshandlung schlechtere Funktionalität nach 1-2 Jahren voraus (β=-0,45/-0,48, p&lt;0,001), während kleinere Amygdala-Kerne paradox bessere 2-Jahres-Outcomes vorhersagten – möglicherweise reflexiv adaptive Verarbeitung.</w:t>
+      </w:r>
+    </w:p>
+    <w:p>
+      <w:r>
+        <w:rPr>
+          <w:b/>
+          <w:sz w:val="19"/>
+        </w:rPr>
+        <w:t xml:space="preserve">Übertragbarkeit: </w:t>
+      </w:r>
+      <w:r>
+        <w:rPr>
+          <w:sz w:val="19"/>
+        </w:rPr>
+        <w:t>Deutschland – deutsches Klinikenzentrum (Dresden, Berlin, München), vergleichbare EU-Standards.</w:t>
+      </w:r>
+    </w:p>
+    <w:p>
+      <w:r>
+        <w:rPr>
+          <w:color w:val="5A7D3A"/>
+          <w:sz w:val="18"/>
+        </w:rPr>
+        <w:t>https://pubmed.ncbi.nlm.nih.gov/42263356/</w:t>
       </w:r>
     </w:p>
     <w:p>

--- a/download/studien-archiv.docx
+++ b/download/studien-archiv.docx
@@ -62,7 +62,363 @@
           <w:color w:val="666666"/>
           <w:sz w:val="18"/>
         </w:rPr>
-        <w:t>Stand: 14.09.2026  |  132 Studien  |  gender.m-vf.de</w:t>
+        <w:t>Stand: 15.09.2026  |  138 Studien  |  gender.m-vf.de</w:t>
+      </w:r>
+    </w:p>
+    <w:p>
+      <w:pPr>
+        <w:pStyle w:val="Heading1"/>
+      </w:pPr>
+      <w:r>
+        <w:t>Aufgenommen am 15.09.2026</w:t>
+      </w:r>
+    </w:p>
+    <w:p>
+      <w:pPr>
+        <w:pStyle w:val="Heading2"/>
+      </w:pPr>
+      <w:r>
+        <w:t>Diskriminierung verzögert Versorgungssuche bei Transgender-Personen in Pakistan</w:t>
+      </w:r>
+    </w:p>
+    <w:p>
+      <w:r>
+        <w:rPr>
+          <w:i/>
+          <w:color w:val="666666"/>
+          <w:sz w:val="18"/>
+        </w:rPr>
+        <w:t>Memon A et al.  ·  East Mediterr Health J  ·  03.09.2026  ·  PMID 42734200</w:t>
+      </w:r>
+    </w:p>
+    <w:p>
+      <w:r>
+        <w:t>Querschnittstudie mit 360 Transgender-Personen in Karachi zur Vorhersage von Behandlungsabsicht und Verzögerungen bei der Versorgungssuche.</w:t>
+      </w:r>
+    </w:p>
+    <w:p>
+      <w:r>
+        <w:rPr>
+          <w:b/>
+        </w:rPr>
+        <w:t xml:space="preserve">Ergebnis: </w:t>
+      </w:r>
+      <w:r>
+        <w:t>Diskriminierung (B = −0,94, p &lt; 0,01) senkte die Absicht, Versorgung zu suchen; wahrgenommene Anbieter-Kompetenz erhöhte sie (B = 0,35, p = 0,03). Diskriminierung erhöhte Verzögerungen (OR = 3,77, p = 0,013). Älteres Alter, höhere Bildung und Diskriminierung beschleunigten Verzögerungen; häufigere Besuche und wahrgenommene Anbieter-Kompetenz verkürzten sie.</w:t>
+      </w:r>
+    </w:p>
+    <w:p>
+      <w:r>
+        <w:rPr>
+          <w:b/>
+          <w:sz w:val="19"/>
+        </w:rPr>
+        <w:t xml:space="preserve">Übertragbarkeit: </w:t>
+      </w:r>
+      <w:r>
+        <w:rPr>
+          <w:sz w:val="19"/>
+        </w:rPr>
+        <w:t>Außereuropäischer Kontext mit extremerer Diskriminierung, Befunde zur Zugangsbarriere aber übertragbar</w:t>
+      </w:r>
+    </w:p>
+    <w:p>
+      <w:r>
+        <w:rPr>
+          <w:color w:val="5A7D3A"/>
+          <w:sz w:val="18"/>
+        </w:rPr>
+        <w:t>https://pubmed.ncbi.nlm.nih.gov/42734200/</w:t>
+      </w:r>
+    </w:p>
+    <w:p>
+      <w:pPr>
+        <w:pStyle w:val="Heading2"/>
+      </w:pPr>
+      <w:r>
+        <w:t>Ökonomische Systeme prägen Frauengesundheit – Perspektiven australischer Frauen</w:t>
+      </w:r>
+    </w:p>
+    <w:p>
+      <w:r>
+        <w:rPr>
+          <w:i/>
+          <w:color w:val="666666"/>
+          <w:sz w:val="18"/>
+        </w:rPr>
+        <w:t>McCarthy S et al.  ·  Health Promot Int  ·  01.09.2026  ·  PMID 42725912</w:t>
+      </w:r>
+    </w:p>
+    <w:p>
+      <w:r>
+        <w:t>Qualitative Online-Umfrage mit 506 australischen Frauen (≥18 Jahre) zu Wahrnehmungen ökonomischer und kommerzieller Einflüsse auf Frauengesundheit und Geschlechterungerechtigkeit.</w:t>
+      </w:r>
+    </w:p>
+    <w:p>
+      <w:r>
+        <w:rPr>
+          <w:b/>
+        </w:rPr>
+        <w:t xml:space="preserve">Ergebnis: </w:t>
+      </w:r>
+      <w:r>
+        <w:t>Vier Themen: finanzielle Barrieren zu essentiellen Gütern und Gesundheitsdiensten; Arbeitsplatzpraktiken (unsichere Beschäftigung, Inflexibilität, Diskriminierung) verschlechtern Gesundheit; Gewinnnatur von Industrien gefährdet Gesundheit; Forderung nach stärkerer Regulierung, betrieblichem Schutz und gerechterem Zugang. Frauen benannten strukturelle Treiber von Ungleichheit.</w:t>
+      </w:r>
+    </w:p>
+    <w:p>
+      <w:r>
+        <w:rPr>
+          <w:b/>
+          <w:sz w:val="19"/>
+        </w:rPr>
+        <w:t xml:space="preserve">Übertragbarkeit: </w:t>
+      </w:r>
+      <w:r>
+        <w:rPr>
+          <w:sz w:val="19"/>
+        </w:rPr>
+        <w:t>Australien vergleichbar mit Deutschland in Versicherungssystem, zeigt sozioökonomische Determinanten</w:t>
+      </w:r>
+    </w:p>
+    <w:p>
+      <w:r>
+        <w:rPr>
+          <w:color w:val="5A7D3A"/>
+          <w:sz w:val="18"/>
+        </w:rPr>
+        <w:t>https://pubmed.ncbi.nlm.nih.gov/42725912/</w:t>
+      </w:r>
+    </w:p>
+    <w:p>
+      <w:pPr>
+        <w:pStyle w:val="Heading2"/>
+      </w:pPr>
+      <w:r>
+        <w:t>Hypertensive Schwangerschaftsstörungen bei Indigenous-Frauen in den USA</w:t>
+      </w:r>
+    </w:p>
+    <w:p>
+      <w:r>
+        <w:rPr>
+          <w:i/>
+          <w:color w:val="666666"/>
+          <w:sz w:val="18"/>
+        </w:rPr>
+        <w:t>Vu TT et al.  ·  Curr Hypertens Rep  ·  04.09.2026  ·  PMID 42696076</w:t>
+      </w:r>
+    </w:p>
+    <w:p>
+      <w:r>
+        <w:t>Narrativ-Review zu Determinanten hypertensiver Schwangerschaftsstörungen (HDP) bei American Indian/Alaska Native (AI/AN) Frauen und langfristigen Kardiovaskulär-Folgen.</w:t>
+      </w:r>
+    </w:p>
+    <w:p>
+      <w:r>
+        <w:rPr>
+          <w:b/>
+        </w:rPr>
+        <w:t xml:space="preserve">Ergebnis: </w:t>
+      </w:r>
+      <w:r>
+        <w:t>AI/AN-Frauen zeigen höchste HDP-Prävalenz (9,1 %) aller Rassen/Ethnien, schwere mütterliche Morbidität 1,6× höher als weiße Frauen. Strukturelle Determinanten: Kolonialismus-Erbe, Rassenmisklassifikation, Daten-Souveränitätsverletzungen, unterbrochene traditionelle Geburtsweisen. Qualitativ belegt: Diskriminierung, kulturelle Geringschätzung, Anbieter-Bias. 2× erhöhtes kardiovaskuläres Risiko post-partum, aber Barrieren zu Follow-up und Screening.</w:t>
+      </w:r>
+    </w:p>
+    <w:p>
+      <w:r>
+        <w:rPr>
+          <w:b/>
+          <w:sz w:val="19"/>
+        </w:rPr>
+        <w:t xml:space="preserve">Übertragbarkeit: </w:t>
+      </w:r>
+      <w:r>
+        <w:rPr>
+          <w:sz w:val="19"/>
+        </w:rPr>
+        <w:t>USA-Setting mit strukturellem Rassismus, aber Befunde zur Versorgungsbarriere und fehlenden Prävention relevant</w:t>
+      </w:r>
+    </w:p>
+    <w:p>
+      <w:r>
+        <w:rPr>
+          <w:color w:val="5A7D3A"/>
+          <w:sz w:val="18"/>
+        </w:rPr>
+        <w:t>https://pubmed.ncbi.nlm.nih.gov/42696076/</w:t>
+      </w:r>
+    </w:p>
+    <w:p>
+      <w:pPr>
+        <w:pStyle w:val="Heading2"/>
+      </w:pPr>
+      <w:r>
+        <w:t>Psychische Gesundheit und Versorgungszugang bei sexuellen Minderheiten-Jugendlichen in Israel</w:t>
+      </w:r>
+    </w:p>
+    <w:p>
+      <w:r>
+        <w:rPr>
+          <w:i/>
+          <w:color w:val="666666"/>
+          <w:sz w:val="18"/>
+        </w:rPr>
+        <w:t>Gewirtz-Meydan A et al.  ·  Isr J Health Policy Res  ·  04.09.2026  ·  PMID 42693470</w:t>
+      </w:r>
+    </w:p>
+    <w:p>
+      <w:r>
+        <w:t>Latent-Profile-Analyse bei 1.129 israelischen Jugendlichen (30 % sexuelle Minderheiten, Alter 16–18 Jahre) zur Identifikation psychischer Risikoprofile und Barrieren zur Hilfesuche.</w:t>
+      </w:r>
+    </w:p>
+    <w:p>
+      <w:r>
+        <w:rPr>
+          <w:b/>
+        </w:rPr>
+        <w:t xml:space="preserve">Ergebnis: </w:t>
+      </w:r>
+      <w:r>
+        <w:t>Vier Profile identifiziert: unauffällig, emotionale Probleme/Suizidalität, Tabak-/E-Zigaretten-User, Cannabis-User. Sexuelle Minderheiten berichteten mehr Barrieren (identitätsbezogen, strukturell, emotional) und niedrigere Hilfeabsicht. Sexuelle Orientierung moderierte diese Assoziation: schwächere Hilfeabsicht bei sexuellen Minderheiten unter Tabak-/E-Zigaretten-Usern, stärker bei Cannabis-Usern.</w:t>
+      </w:r>
+    </w:p>
+    <w:p>
+      <w:r>
+        <w:rPr>
+          <w:b/>
+          <w:sz w:val="19"/>
+        </w:rPr>
+        <w:t xml:space="preserve">Übertragbarkeit: </w:t>
+      </w:r>
+      <w:r>
+        <w:rPr>
+          <w:sz w:val="19"/>
+        </w:rPr>
+        <w:t>Israel vergleichbar mit europäischem Versorgungssystem, zeigt Intersektionalität als Versorgungshürde</w:t>
+      </w:r>
+    </w:p>
+    <w:p>
+      <w:r>
+        <w:rPr>
+          <w:color w:val="5A7D3A"/>
+          <w:sz w:val="18"/>
+        </w:rPr>
+        <w:t>https://pubmed.ncbi.nlm.nih.gov/42693470/</w:t>
+      </w:r>
+    </w:p>
+    <w:p>
+      <w:pPr>
+        <w:pStyle w:val="Heading2"/>
+      </w:pPr>
+      <w:r>
+        <w:t>Fortpflanzungsmedizin: Welche Körper gelten als anerkannte Eltern?</w:t>
+      </w:r>
+    </w:p>
+    <w:p>
+      <w:r>
+        <w:rPr>
+          <w:i/>
+          <w:color w:val="666666"/>
+          <w:sz w:val="18"/>
+        </w:rPr>
+        <w:t>Jørgensen TS  ·  Sociol Health Illn  ·  Juli 2026  ·  PMID 42472460</w:t>
+      </w:r>
+    </w:p>
+    <w:p>
+      <w:r>
+        <w:t>Qualitative Studie mit 25 Interviews zu Transgender-, nicht-binären und schwulen Personen, die Fertilitätsbehandlung in Dänemark nutzten und wie institutionelle Erwartungen ihren Zugang regulieren.</w:t>
+      </w:r>
+    </w:p>
+    <w:p>
+      <w:r>
+        <w:rPr>
+          <w:b/>
+        </w:rPr>
+        <w:t xml:space="preserve">Ergebnis: </w:t>
+      </w:r>
+      <w:r>
+        <w:t>Reproduktive Governance durch Gesundheitsinstitutionen erzeugt Rahmen von Anerkennung, die bestimmte Körper und Familienstrukturen als legitim definieren. Queer People adoptierten Praktiken der Sichtbarkeit oder Anpassung an heteronormative Ideale, um Zugang zu Fertilitätsbehandlung zu erlangen; diese Fähigkeit war ungleich in der Queer-Community verteilt.</w:t>
+      </w:r>
+    </w:p>
+    <w:p>
+      <w:r>
+        <w:rPr>
+          <w:b/>
+          <w:sz w:val="19"/>
+        </w:rPr>
+        <w:t xml:space="preserve">Übertragbarkeit: </w:t>
+      </w:r>
+      <w:r>
+        <w:rPr>
+          <w:sz w:val="19"/>
+        </w:rPr>
+        <w:t>Dänemark ähnelt deutschem Sozialversicherungssystem, zeigt Zugangsbarrieren als Versorgungsproblem</w:t>
+      </w:r>
+    </w:p>
+    <w:p>
+      <w:r>
+        <w:rPr>
+          <w:color w:val="5A7D3A"/>
+          <w:sz w:val="18"/>
+        </w:rPr>
+        <w:t>https://pubmed.ncbi.nlm.nih.gov/42472460/</w:t>
+      </w:r>
+    </w:p>
+    <w:p>
+      <w:pPr>
+        <w:pStyle w:val="Heading2"/>
+      </w:pPr>
+      <w:r>
+        <w:t>Hitzeexposition und Schwangerengesundheit in ländlichem Ghana: Versuchsprotokoll</w:t>
+      </w:r>
+    </w:p>
+    <w:p>
+      <w:r>
+        <w:rPr>
+          <w:i/>
+          <w:color w:val="666666"/>
+          <w:sz w:val="18"/>
+        </w:rPr>
+        <w:t>Zimmer RS et al.  ·  BMC Public Health  ·  06.07.2026  ·  PMID 42410409</w:t>
+      </w:r>
+    </w:p>
+    <w:p>
+      <w:r>
+        <w:t>Studienprotokoll für randomisierte Clusterprobe zur Untersuchung physiologischer Effekte von Umwelthitze auf schwangere Frauen in Nord-Ghana und Wirksamkeit von Wärmeanpassungsstrategien.</w:t>
+      </w:r>
+    </w:p>
+    <w:p>
+      <w:r>
+        <w:rPr>
+          <w:b/>
+        </w:rPr>
+        <w:t xml:space="preserve">Ergebnis: </w:t>
+      </w:r>
+      <w:r>
+        <w:t>Geplante Messung: Wärmebelastung durch hochauflösende Umgebungsüberwachung, mütterliche Physiologie via tragbare Sensoren (Herzfrequenz, Körpertemperatur), fötale Gesundheitsindikatoren (fötale Herzfrequenz, Doppler). Interventionsevaluation mit statistischen Analysen zur geschlechtsspezifischen Reaktion geplant; Ergebnisse noch ausstehend.</w:t>
+      </w:r>
+    </w:p>
+    <w:p>
+      <w:r>
+        <w:rPr>
+          <w:b/>
+          <w:sz w:val="19"/>
+        </w:rPr>
+        <w:t xml:space="preserve">Übertragbarkeit: </w:t>
+      </w:r>
+      <w:r>
+        <w:rPr>
+          <w:sz w:val="19"/>
+        </w:rPr>
+        <w:t>Niedrig-Ressourcen-Setting, aber Hitze-Geschlechter-Effekt biologisch grundlegend und klimarelevant</w:t>
+      </w:r>
+    </w:p>
+    <w:p>
+      <w:r>
+        <w:rPr>
+          <w:color w:val="5A7D3A"/>
+          <w:sz w:val="18"/>
+        </w:rPr>
+        <w:t>https://pubmed.ncbi.nlm.nih.gov/42410409/</w:t>
       </w:r>
     </w:p>
     <w:p>

--- a/download/studien-archiv.docx
+++ b/download/studien-archiv.docx
@@ -62,7 +62,363 @@
           <w:color w:val="666666"/>
           <w:sz w:val="18"/>
         </w:rPr>
-        <w:t>Stand: 15.09.2026  |  138 Studien  |  gender.m-vf.de</w:t>
+        <w:t>Stand: 16.09.2026  |  144 Studien  |  gender.m-vf.de</w:t>
+      </w:r>
+    </w:p>
+    <w:p>
+      <w:pPr>
+        <w:pStyle w:val="Heading1"/>
+      </w:pPr>
+      <w:r>
+        <w:t>Aufgenommen am 16.09.2026</w:t>
+      </w:r>
+    </w:p>
+    <w:p>
+      <w:pPr>
+        <w:pStyle w:val="Heading2"/>
+      </w:pPr>
+      <w:r>
+        <w:t>Belohnungsvorhersagefehler und Lernfähigkeit bei Methamphetaminabhängigen: Geschlechtsspezifische Unterschiede</w:t>
+      </w:r>
+    </w:p>
+    <w:p>
+      <w:r>
+        <w:rPr>
+          <w:i/>
+          <w:color w:val="666666"/>
+          <w:sz w:val="18"/>
+        </w:rPr>
+        <w:t>Liu Y et al.  ·  Brain Behav  ·  Sept. 2026  ·  PMID 42740507</w:t>
+      </w:r>
+    </w:p>
+    <w:p>
+      <w:r>
+        <w:t>Experimentelle Studie an 82 Methamphetaminabhängigen (43 Männer, 39 Frauen) und 86 Kontrollpersonen zur Prüfung, ob Reward-Prediction-Error-abhängiges Lernen durch Geschlecht unterschiedlich beeinträchtigt ist.</w:t>
+      </w:r>
+    </w:p>
+    <w:p>
+      <w:r>
+        <w:rPr>
+          <w:b/>
+        </w:rPr>
+        <w:t xml:space="preserve">Ergebnis: </w:t>
+      </w:r>
+      <w:r>
+        <w:t>Abhängige zeigten niedrigere Lernraten und Erkennungsgenauigkeit als Kontrollpersonen. GLMM-Analysen offenbarten geschlechtsspezifische Muster: Der Moderationseffekt der Gruppe auf die RPE-Lern-Beziehung war bei Frauen signifikant, nicht bei Männern (Interaktion p&lt;0,05). Weibliche Abhängige zeigten reduzierte RPE-Nutzungseffizienz trotz größerer Vorhersagefehler.</w:t>
+      </w:r>
+    </w:p>
+    <w:p>
+      <w:r>
+        <w:rPr>
+          <w:b/>
+          <w:sz w:val="19"/>
+        </w:rPr>
+        <w:t xml:space="preserve">Übertragbarkeit: </w:t>
+      </w:r>
+      <w:r>
+        <w:rPr>
+          <w:sz w:val="19"/>
+        </w:rPr>
+        <w:t>China, Grundlagenforschung mit klinischen Implikationen; Befund zu Suchttherapie übertragbar, Mechanismus bleibt biologisch.</w:t>
+      </w:r>
+    </w:p>
+    <w:p>
+      <w:r>
+        <w:rPr>
+          <w:color w:val="5A7D3A"/>
+          <w:sz w:val="18"/>
+        </w:rPr>
+        <w:t>https://pubmed.ncbi.nlm.nih.gov/42740507/</w:t>
+      </w:r>
+    </w:p>
+    <w:p>
+      <w:pPr>
+        <w:pStyle w:val="Heading2"/>
+      </w:pPr>
+      <w:r>
+        <w:t>Alters- und geschlechtsspezifische Referenzbereiche für Liquorgesamtprotein</w:t>
+      </w:r>
+    </w:p>
+    <w:p>
+      <w:r>
+        <w:rPr>
+          <w:i/>
+          <w:color w:val="666666"/>
+          <w:sz w:val="18"/>
+        </w:rPr>
+        <w:t>Guan YJ et al.  ·  Zhonghua Yu Fang Yi Xue Za Zhi  ·  06.09.2026  ·  PMID 42736153</w:t>
+      </w:r>
+    </w:p>
+    <w:p>
+      <w:r>
+        <w:t>Retrospektive Querschnittstudie an 6.173 "scheinbar gesunden" Liquorproben zur Etablierung von Referenzbereichen für Gesamtprotein nach Alter und Geschlecht bei Han-Chinesen.</w:t>
+      </w:r>
+    </w:p>
+    <w:p>
+      <w:r>
+        <w:rPr>
+          <w:b/>
+        </w:rPr>
+        <w:t xml:space="preserve">Ergebnis: </w:t>
+      </w:r>
+      <w:r>
+        <w:t>Liquorprotein stieg mit Alter (r=0,369, p&lt;0,001). Männer (481 mg/L) zeigten signifikant höhere Werte als Frauen (424 mg/L; U=3.664.330, p&lt;0,001). Referenzbereiche stiegen von 170–580 mg/L (18–25 Jahre) auf 250–900 mg/L (&gt;76 Jahre). Innerhalb gleicher Alterskohorten war die Obergrenze bei Männern höher, nur in &gt;76 Jahren leicht bei Frauen höher. Befund ermöglicht geschlechtsgerechte Diagnose von Hirntumoren und Demyelinisierung.</w:t>
+      </w:r>
+    </w:p>
+    <w:p>
+      <w:r>
+        <w:rPr>
+          <w:b/>
+          <w:sz w:val="19"/>
+        </w:rPr>
+        <w:t xml:space="preserve">Übertragbarkeit: </w:t>
+      </w:r>
+      <w:r>
+        <w:rPr>
+          <w:sz w:val="19"/>
+        </w:rPr>
+        <w:t>China, großes Register; Prinzip der geschlechtergetrennten Referenzbereiche auf deutsche Routinelabore übertragbar.</w:t>
+      </w:r>
+    </w:p>
+    <w:p>
+      <w:r>
+        <w:rPr>
+          <w:color w:val="5A7D3A"/>
+          <w:sz w:val="18"/>
+        </w:rPr>
+        <w:t>https://pubmed.ncbi.nlm.nih.gov/42736153/</w:t>
+      </w:r>
+    </w:p>
+    <w:p>
+      <w:pPr>
+        <w:pStyle w:val="Heading2"/>
+      </w:pPr>
+      <w:r>
+        <w:t>Nierensteine und Bluthochdruck bei Frauen nach der Menopause</w:t>
+      </w:r>
+    </w:p>
+    <w:p>
+      <w:r>
+        <w:rPr>
+          <w:i/>
+          <w:color w:val="666666"/>
+          <w:sz w:val="18"/>
+        </w:rPr>
+        <w:t>Javadi MH et al.  ·  Ann Epidemiol  ·  06.08.2026  ·  PMID 42562241</w:t>
+      </w:r>
+    </w:p>
+    <w:p>
+      <w:r>
+        <w:t>Prospektive Kohortenstudie an 100.562 postmenopausalen Frauen ohne Baseline-Hypertonie zur Frage, ob Urolithiasis mit neu aufgetretenem Bluthochdruck und möglichen Interaktionen mit Entzündung und Lebensstil assoziiert ist.</w:t>
+      </w:r>
+    </w:p>
+    <w:p>
+      <w:r>
+        <w:rPr>
+          <w:b/>
+        </w:rPr>
+        <w:t xml:space="preserve">Ergebnis: </w:t>
+      </w:r>
+      <w:r>
+        <w:t>Urolithiasis war mit erhöhtem Hypertonie-Risiko assoziiert (bereinigt HR=1,16, 95%-KI: 1,02–1,35; p=0,05). Recidivierende Steine erhöhten das Risiko versus keine Vorgeschichte (HR=1,14; 95%-KI: 1,02–1,28; p=0,03). Körperliche Aktivität modifizierte die Assoziation signifikant (Interaktion p=0,03). Die absolute Risikosteigerung war moderat.</w:t>
+      </w:r>
+    </w:p>
+    <w:p>
+      <w:r>
+        <w:rPr>
+          <w:b/>
+          <w:sz w:val="19"/>
+        </w:rPr>
+        <w:t xml:space="preserve">Übertragbarkeit: </w:t>
+      </w:r>
+      <w:r>
+        <w:rPr>
+          <w:sz w:val="19"/>
+        </w:rPr>
+        <w:t>USA, geschlechtergetrennte Routinedaten; Befund generalisierbar nur für postmenopausale Frauen.</w:t>
+      </w:r>
+    </w:p>
+    <w:p>
+      <w:r>
+        <w:rPr>
+          <w:color w:val="5A7D3A"/>
+          <w:sz w:val="18"/>
+        </w:rPr>
+        <w:t>https://pubmed.ncbi.nlm.nih.gov/42562241/</w:t>
+      </w:r>
+    </w:p>
+    <w:p>
+      <w:pPr>
+        <w:pStyle w:val="Heading2"/>
+      </w:pPr>
+      <w:r>
+        <w:t>mpox-Ausbruch mit schwerer Proktitis bei Männern mit Sexualkontakten zu Männern, Nordirland 2026</w:t>
+      </w:r>
+    </w:p>
+    <w:p>
+      <w:r>
+        <w:rPr>
+          <w:i/>
+          <w:color w:val="666666"/>
+          <w:sz w:val="18"/>
+        </w:rPr>
+        <w:t>Harrison A et al.  ·  Euro Surveill  ·  Juli 2026  ·  PMID 42535291</w:t>
+      </w:r>
+    </w:p>
+    <w:p>
+      <w:r>
+        <w:t>Deskriptive Surveillance eines Ausbruchs von mpox-Klade-Ib-Fällen zwischen Juni 2026 in Nordirland, charakterisiert durch anoректальe Erkrankung und Präsentation in nicht-spezialisierten klinischen Settings.</w:t>
+      </w:r>
+    </w:p>
+    <w:p>
+      <w:r>
+        <w:rPr>
+          <w:b/>
+        </w:rPr>
+        <w:t xml:space="preserve">Ergebnis: </w:t>
+      </w:r>
+      <w:r>
+        <w:t>22 bestätigte Fälle bei Männern mit Sexualkontakten zu Männern (Medianalter 41 Jahre); 19 ohne Auslandsreisen 21 Tage vor Symptombeginn. Schwere anoректальe Manifestationen, Präsentation in Allgemeinkrankenhäusern statt Spezialkliniken. Der Befund zeigt unerkannte Transmission in der Bevölkerung.</w:t>
+      </w:r>
+    </w:p>
+    <w:p>
+      <w:r>
+        <w:rPr>
+          <w:b/>
+          <w:sz w:val="19"/>
+        </w:rPr>
+        <w:t xml:space="preserve">Übertragbarkeit: </w:t>
+      </w:r>
+      <w:r>
+        <w:rPr>
+          <w:sz w:val="19"/>
+        </w:rPr>
+        <w:t>Vereinigtes Königreich, vergleichbar mit deutschen Überwachungs- und Klinikstrukturen; zeigt Diagnostiklücke auf Sekundärversorgungsebene.</w:t>
+      </w:r>
+    </w:p>
+    <w:p>
+      <w:r>
+        <w:rPr>
+          <w:color w:val="5A7D3A"/>
+          <w:sz w:val="18"/>
+        </w:rPr>
+        <w:t>https://pubmed.ncbi.nlm.nih.gov/42535291/</w:t>
+      </w:r>
+    </w:p>
+    <w:p>
+      <w:pPr>
+        <w:pStyle w:val="Heading2"/>
+      </w:pPr>
+      <w:r>
+        <w:t>Rauchen und Alkohol erklären Geschlechterlücke bei Bildungsungleichheit in Lebenserwartung, Europa</w:t>
+      </w:r>
+    </w:p>
+    <w:p>
+      <w:r>
+        <w:rPr>
+          <w:i/>
+          <w:color w:val="666666"/>
+          <w:sz w:val="18"/>
+        </w:rPr>
+        <w:t>Janssen F et al.  ·  Ann Epidemiol  ·  03.07.2026  ·  PMID 42398740</w:t>
+      </w:r>
+    </w:p>
+    <w:p>
+      <w:r>
+        <w:t>Vergleichende Lebenstafelanalyse (England, Wales, Finnland, Turin 1992–2017) zur Frage, wie stark Rauchen, Alkohol und Adipositas die größeren Bildungsungleichheiten in Restlebenserwartung mit 30 Jahren bei Männern erklären.</w:t>
+      </w:r>
+    </w:p>
+    <w:p>
+      <w:r>
+        <w:rPr>
+          <w:b/>
+        </w:rPr>
+        <w:t xml:space="preserve">Ergebnis: </w:t>
+      </w:r>
+      <w:r>
+        <w:t>Männer hatten durchgehend höhere Bildungsungleichheiten als Frauen. Lebensstil-attribuierbare Mortalität erklärte 57% der Lücke in E&amp;W (1,1 Jahre), 70% in Finnland (2,6 Jahre), 92% in Turin (2,4 Jahre), getrieben durch Rauchen. Alkohol bestimmte Finnlands Trendumkehr 2007. Rauchen und Alkohol waren die dominierenden Treiber, nicht biologische Unterschiede.</w:t>
+      </w:r>
+    </w:p>
+    <w:p>
+      <w:r>
+        <w:rPr>
+          <w:b/>
+          <w:sz w:val="19"/>
+        </w:rPr>
+        <w:t xml:space="preserve">Übertragbarkeit: </w:t>
+      </w:r>
+      <w:r>
+        <w:rPr>
+          <w:sz w:val="19"/>
+        </w:rPr>
+        <w:t>England, Finnland, Italien; europäische Routinedaten mit Parallelen zu deutschen Sterblich keitsdaten; Effekte replizierbar.</w:t>
+      </w:r>
+    </w:p>
+    <w:p>
+      <w:r>
+        <w:rPr>
+          <w:color w:val="5A7D3A"/>
+          <w:sz w:val="18"/>
+        </w:rPr>
+        <w:t>https://pubmed.ncbi.nlm.nih.gov/42398740/</w:t>
+      </w:r>
+    </w:p>
+    <w:p>
+      <w:pPr>
+        <w:pStyle w:val="Heading2"/>
+      </w:pPr>
+      <w:r>
+        <w:t>Sexuelle Belästigung bei Arbeit: Geschlechts- und Altersmuster nach #MeToo</w:t>
+      </w:r>
+    </w:p>
+    <w:p>
+      <w:r>
+        <w:rPr>
+          <w:i/>
+          <w:color w:val="666666"/>
+          <w:sz w:val="18"/>
+        </w:rPr>
+        <w:t>Rosander M et al.  ·  J Child Sex Abus  ·  02.06.2026  ·  PMID 42231644</w:t>
+      </w:r>
+    </w:p>
+    <w:p>
+      <w:r>
+        <w:t>Bevölkerungsstichprobe von 3.307 Beschäftigten in Schweden (2026) zur Prävalenz und Risikofaktoren von drei Formen sexueller Belästigung nach Geschlecht, Alter und Arbeitssektor.</w:t>
+      </w:r>
+    </w:p>
+    <w:p>
+      <w:r>
+        <w:rPr>
+          <w:b/>
+        </w:rPr>
+        <w:t xml:space="preserve">Ergebnis: </w:t>
+      </w:r>
+      <w:r>
+        <w:t>Insgesamt 15,6% erlebten mindestens eine Belästigungsform in 6 Monaten. Frauen, besonders junge, waren überrepräsentiert bei unerwünschter sexueller Aufmerksamkeit (keine Unterschiede bei sexualisiertem Verhalten oder Zwang). Frauen im privaten Sektor und Männer im kommunalen Sektor berichteten höhere Exposition. Minoritätsstatus erhöhte Exposition bei beiden Geschlechtern. Gegengeschlechtliche Vorgesetzte waren mit erhöhter Exposition assoziiert, besonders für unerwünschte Aufmerksamkeit.</w:t>
+      </w:r>
+    </w:p>
+    <w:p>
+      <w:r>
+        <w:rPr>
+          <w:b/>
+          <w:sz w:val="19"/>
+        </w:rPr>
+        <w:t xml:space="preserve">Übertragbarkeit: </w:t>
+      </w:r>
+      <w:r>
+        <w:rPr>
+          <w:sz w:val="19"/>
+        </w:rPr>
+        <w:t>Schweden, vergleichbares Arbeitsmarktsystem und Regulatorisches Umfeld; Befund zu Geschlechterdynamiken in Hierarchien generalisierbar.</w:t>
+      </w:r>
+    </w:p>
+    <w:p>
+      <w:r>
+        <w:rPr>
+          <w:color w:val="5A7D3A"/>
+          <w:sz w:val="18"/>
+        </w:rPr>
+        <w:t>https://pubmed.ncbi.nlm.nih.gov/42231644/</w:t>
       </w:r>
     </w:p>
     <w:p>

--- a/download/studien-archiv.docx
+++ b/download/studien-archiv.docx
@@ -62,7 +62,421 @@
           <w:color w:val="666666"/>
           <w:sz w:val="18"/>
         </w:rPr>
-        <w:t>Stand: 16.09.2026  |  144 Studien  |  gender.m-vf.de</w:t>
+        <w:t>Stand: 17.09.2026  |  151 Studien  |  gender.m-vf.de</w:t>
+      </w:r>
+    </w:p>
+    <w:p>
+      <w:pPr>
+        <w:pStyle w:val="Heading1"/>
+      </w:pPr>
+      <w:r>
+        <w:t>Aufgenommen am 17.09.2026</w:t>
+      </w:r>
+    </w:p>
+    <w:p>
+      <w:pPr>
+        <w:pStyle w:val="Heading2"/>
+      </w:pPr>
+      <w:r>
+        <w:t>Testosterontherapie erhöht Infektionsvulnerabilität: ACE2- und TMPRSS2-Expression in Nasengewebe</w:t>
+      </w:r>
+    </w:p>
+    <w:p>
+      <w:r>
+        <w:rPr>
+          <w:i/>
+          <w:color w:val="666666"/>
+          <w:sz w:val="18"/>
+        </w:rPr>
+        <w:t>Uysal S et al.  ·  Endocrine  ·  16.09.2026  ·  PMID 42747672</w:t>
+      </w:r>
+    </w:p>
+    <w:p>
+      <w:r>
+        <w:t>Türkische prospektive Studie untersuchte, wie Geschlechtsangleichende Hormontherapie die Expression von Rezeptoren für Viruseindringen (ACE2, TMPRSS2) in Nasen- und Mundschleimhaut verändert – relevant für Infektionsrisiko.</w:t>
+      </w:r>
+    </w:p>
+    <w:p>
+      <w:r>
+        <w:rPr>
+          <w:b/>
+        </w:rPr>
+        <w:t xml:space="preserve">Ergebnis: </w:t>
+      </w:r>
+      <w:r>
+        <w:t>Bei AFAB-Personen unter Testosterontherapie stieg TMPRSS2-Expression in der Nasenschleimhaut nach 12 Monaten signifikant an (p=0,008), war aber in der Mundschleimhaut stabil (p=0,810). Nach Testosterontherapie war nasale TMPRSS2-Expression in AFAB höher als in cisgender Männern, Unterschied nicht signifikant (p=0,290). Signifikante Korrelation zwischen ACE2 und TMPRSS2 nur in Nasenschleimhaut nach einem Jahr.</w:t>
+      </w:r>
+    </w:p>
+    <w:p>
+      <w:r>
+        <w:rPr>
+          <w:b/>
+          <w:sz w:val="19"/>
+        </w:rPr>
+        <w:t xml:space="preserve">Übertragbarkeit: </w:t>
+      </w:r>
+      <w:r>
+        <w:rPr>
+          <w:sz w:val="19"/>
+        </w:rPr>
+        <w:t>Biologischer Wirkmechanismus; Testosteron als Expositionsfaktor. Relevanz für geschlechtsangleichende Behandlung unklar, weitere Studien nötig.</w:t>
+      </w:r>
+    </w:p>
+    <w:p>
+      <w:r>
+        <w:rPr>
+          <w:color w:val="5A7D3A"/>
+          <w:sz w:val="18"/>
+        </w:rPr>
+        <w:t>https://pubmed.ncbi.nlm.nih.gov/42747672/</w:t>
+      </w:r>
+    </w:p>
+    <w:p>
+      <w:pPr>
+        <w:pStyle w:val="Heading2"/>
+      </w:pPr>
+      <w:r>
+        <w:t>Roboter-assistierte Dickdarmresektion: Frauen zeigen unterschiedliche Lymphknoten-Ausbeute</w:t>
+      </w:r>
+    </w:p>
+    <w:p>
+      <w:r>
+        <w:rPr>
+          <w:i/>
+          <w:color w:val="666666"/>
+          <w:sz w:val="18"/>
+        </w:rPr>
+        <w:t>Benlice C et al.  ·  Int J Med Robot  ·  Okt. 2026  ·  PMID 42747085</w:t>
+      </w:r>
+    </w:p>
+    <w:p>
+      <w:r>
+        <w:t>Türkische Mehrzentrums-Studie mit geschlechtsstratifizierter Analyse verglich Ergebnisse der roboter-assistierten versus laparoskopischen Low-Anterior-Resektion bei Rektumkrebs zwischen Männern und Frauen.</w:t>
+      </w:r>
+    </w:p>
+    <w:p>
+      <w:r>
+        <w:rPr>
+          <w:b/>
+        </w:rPr>
+        <w:t xml:space="preserve">Ergebnis: </w:t>
+      </w:r>
+      <w:r>
+        <w:t>Bei 380 Patienten (172 Männer, 114 Frauen, Mittel-Alter 61 Jahre): Bei Männern waren robotische und laparoskopische Operation vergleichbar (Lymphknoten, Resektionsränder, Morbidität, lokales Rezidiv, alle p&gt;0,05). Bei Frauen zeigte roboterassistierte Operation signifikant weniger Lymphknoten pro Präparat (p=0,01), aber gleichwertige 5-Jahres-Überlebensraten zwischen Verfahren in beiden Geschlechtern.</w:t>
+      </w:r>
+    </w:p>
+    <w:p>
+      <w:r>
+        <w:rPr>
+          <w:b/>
+          <w:sz w:val="19"/>
+        </w:rPr>
+        <w:t xml:space="preserve">Übertragbarkeit: </w:t>
+      </w:r>
+      <w:r>
+        <w:rPr>
+          <w:sz w:val="19"/>
+        </w:rPr>
+        <w:t>Technische Unterschiede in Handhabung zwischen Geschlechtern möglich; Geschlechterunterschiede deuten auf Biologie hin (Beckengeometrie, Organverhältnisse), nicht auf Qualität.</w:t>
+      </w:r>
+    </w:p>
+    <w:p>
+      <w:r>
+        <w:rPr>
+          <w:color w:val="5A7D3A"/>
+          <w:sz w:val="18"/>
+        </w:rPr>
+        <w:t>https://pubmed.ncbi.nlm.nih.gov/42747085/</w:t>
+      </w:r>
+    </w:p>
+    <w:p>
+      <w:pPr>
+        <w:pStyle w:val="Heading2"/>
+      </w:pPr>
+      <w:r>
+        <w:t>Chemsex bei schwulen Männern: Gebrauchsmuster bestimmen STI-Risiko stärker als bloße Häufigkeit</w:t>
+      </w:r>
+    </w:p>
+    <w:p>
+      <w:r>
+        <w:rPr>
+          <w:i/>
+          <w:color w:val="666666"/>
+          <w:sz w:val="18"/>
+        </w:rPr>
+        <w:t>Jaha B et al.  ·  J Int AIDS Soc  ·  Sept. 2026  ·  PMID 42740683</w:t>
+      </w:r>
+    </w:p>
+    <w:p>
+      <w:r>
+        <w:t>Schweizer Längsstuitstudie (107.855 Visiten, 13.304 schwule/bisexuelle Männer mit HIV oder PrEP 2019-2024) untersuchte, welche Substanzen, Häufigkeitsmuster und Risikofaktoren Chemsex-Gebrauch vorhersagen und wie er mit Geschlechtskrankheiten und psychischer Belastung zusammenhängt.</w:t>
+      </w:r>
+    </w:p>
+    <w:p>
+      <w:r>
+        <w:rPr>
+          <w:b/>
+        </w:rPr>
+        <w:t xml:space="preserve">Ergebnis: </w:t>
+      </w:r>
+      <w:r>
+        <w:t>17,2% der Männer berichten Chemsex-Gebrauch (21,4% in PrEP-Kohorte vs. 11,2% HIV-Kohortenstudie). Zeitlich begrenzte Nutzung oder Genesung zeigten niedrigstes STI-Risiko und niedrigsten Partner-Count. Intermittierender Gebrauch war nur für Syphilis protektiv. Gebrauch assoziiert mit Depression, unsicheren Kondomen, hohem Partner-Count und STI. Alter &lt;26 (aOR 0,82), &gt;37 (aOR 0,54), bisexuelle Orientierung (aOR 0,78) zeigten niedrigere Odds; französischsprachige Zentren (aOR 1,41) höhere Odds.</w:t>
+      </w:r>
+    </w:p>
+    <w:p>
+      <w:r>
+        <w:rPr>
+          <w:b/>
+          <w:sz w:val="19"/>
+        </w:rPr>
+        <w:t xml:space="preserve">Übertragbarkeit: </w:t>
+      </w:r>
+      <w:r>
+        <w:rPr>
+          <w:sz w:val="19"/>
+        </w:rPr>
+        <w:t>Schweiz: Kohorte-Daten mit stabiler Erfassung, aber Geschlechterunterschied nicht primärer Fokus; relevante Unterschiede in der Präsentation zwischen Männern und Frauen bleiben offen.</w:t>
+      </w:r>
+    </w:p>
+    <w:p>
+      <w:r>
+        <w:rPr>
+          <w:color w:val="5A7D3A"/>
+          <w:sz w:val="18"/>
+        </w:rPr>
+        <w:t>https://pubmed.ncbi.nlm.nih.gov/42740683/</w:t>
+      </w:r>
+    </w:p>
+    <w:p>
+      <w:pPr>
+        <w:pStyle w:val="Heading2"/>
+      </w:pPr>
+      <w:r>
+        <w:t>Albumin-Globulin-Quotient und Knochendichte: Frauen reagieren 3-fach stärker auf Entzündungsmarker</w:t>
+      </w:r>
+    </w:p>
+    <w:p>
+      <w:r>
+        <w:rPr>
+          <w:i/>
+          <w:color w:val="666666"/>
+          <w:sz w:val="18"/>
+        </w:rPr>
+        <w:t>Liu S et al.  ·  Medicine (Baltimore)  ·  11.09.2026  ·  PMID 42736730</w:t>
+      </w:r>
+    </w:p>
+    <w:p>
+      <w:r>
+        <w:t>US-Querschnittsstudie (NHANES 2005-2018, 10.101 Erwachsene) untersuchte mittels piecewise regression, ob die Beziehung zwischen Albumin-Globulin-Quotient und Knochendichte nicht-linear ist und zwischen Geschlechtern unterschiedlich ausfällt.</w:t>
+      </w:r>
+    </w:p>
+    <w:p>
+      <w:r>
+        <w:rPr>
+          <w:b/>
+        </w:rPr>
+        <w:t xml:space="preserve">Ergebnis: </w:t>
+      </w:r>
+      <w:r>
+        <w:t>Jede Einheit AGR-Anstieg korrelierte mit reduzierter Femur-Hals-Knochendichte (β=-0,0354 g/cm²) und Lendenwirbel-Dichte (β=-0,0245 g/cm²). Nichtlineare Analysen zeigten Inflektionspunkte (Femur 1,74; Lendenwirbel 1,17). Frauen zeigten 3,1-fach stärkere inverse Assoziation als Männer (P&lt;0,0001). Starker sexueller Dimorphismus.</w:t>
+      </w:r>
+    </w:p>
+    <w:p>
+      <w:r>
+        <w:rPr>
+          <w:b/>
+          <w:sz w:val="19"/>
+        </w:rPr>
+        <w:t xml:space="preserve">Übertragbarkeit: </w:t>
+      </w:r>
+      <w:r>
+        <w:rPr>
+          <w:sz w:val="19"/>
+        </w:rPr>
+        <w:t>USA-Routine-Daten; Geschlechterunterschiede deuten auf Biologie hin (Östrogen, Entzündung), aber keine Dosierungs- oder Zugangsanalyse.</w:t>
+      </w:r>
+    </w:p>
+    <w:p>
+      <w:r>
+        <w:rPr>
+          <w:color w:val="5A7D3A"/>
+          <w:sz w:val="18"/>
+        </w:rPr>
+        <w:t>https://pubmed.ncbi.nlm.nih.gov/42736730/</w:t>
+      </w:r>
+    </w:p>
+    <w:p>
+      <w:pPr>
+        <w:pStyle w:val="Heading2"/>
+      </w:pPr>
+      <w:r>
+        <w:t>Herzrhythmusstörungen nach Schlaganfall: Männer zeigen häufiger ventrikuläre Arrhythmien</w:t>
+      </w:r>
+    </w:p>
+    <w:p>
+      <w:r>
+        <w:rPr>
+          <w:i/>
+          <w:color w:val="666666"/>
+          <w:sz w:val="18"/>
+        </w:rPr>
+        <w:t>Schmick A et al.  ·  J Am Heart Assoc  ·  15.09.2026  ·  PMID 42714452</w:t>
+      </w:r>
+    </w:p>
+    <w:p>
+      <w:r>
+        <w:t>Schweizer Kohortenstudie mit 673 Schlaganfallpatienten ohne bekannte Herzerkrankung untersuchte, ob neu aufgetretene Herzpathologien in Geschlechtsunterschieden häufiger vorkommen.</w:t>
+      </w:r>
+    </w:p>
+    <w:p>
+      <w:r>
+        <w:rPr>
+          <w:b/>
+        </w:rPr>
+        <w:t xml:space="preserve">Ergebnis: </w:t>
+      </w:r>
+      <w:r>
+        <w:t>Männer entwickelten signifikant häufiger nicht-anhaltende ventrikuläre Tachykardie (OR 3,97), AV-Blockierungen ersten Grades (OR 5,71), Bradykardien (OR 3,40) und polymorphe ventrikuläre Extrasystolen (OR 2,61) als Frauen innerhalb eines Jahres nach Schlaganfall.</w:t>
+      </w:r>
+    </w:p>
+    <w:p>
+      <w:r>
+        <w:rPr>
+          <w:b/>
+          <w:sz w:val="19"/>
+        </w:rPr>
+        <w:t xml:space="preserve">Übertragbarkeit: </w:t>
+      </w:r>
+      <w:r>
+        <w:rPr>
+          <w:sz w:val="19"/>
+        </w:rPr>
+        <w:t>Schweiz: vergleichbare Dokumentation und Spitalstruktur, kardiovaskuläre Nachsorge-Standards ähnlich Deutschland.</w:t>
+      </w:r>
+    </w:p>
+    <w:p>
+      <w:r>
+        <w:rPr>
+          <w:color w:val="5A7D3A"/>
+          <w:sz w:val="18"/>
+        </w:rPr>
+        <w:t>https://pubmed.ncbi.nlm.nih.gov/42714452/</w:t>
+      </w:r>
+    </w:p>
+    <w:p>
+      <w:pPr>
+        <w:pStyle w:val="Heading2"/>
+      </w:pPr>
+      <w:r>
+        <w:t>Psychische Störungen nach Trauma: Alkoholabhängigkeit und Depression vorhersagen Herzinfarkt und Schlaganfall stärker als PTBS</w:t>
+      </w:r>
+    </w:p>
+    <w:p>
+      <w:r>
+        <w:rPr>
+          <w:i/>
+          <w:color w:val="666666"/>
+          <w:sz w:val="18"/>
+        </w:rPr>
+        <w:t>Sumner JA et al.  ·  J Am Heart Assoc  ·  15.09.2026  ·  PMID 42684053</w:t>
+      </w:r>
+    </w:p>
+    <w:p>
+      <w:r>
+        <w:t>Dänische bevölkerungsbasierte Fall-Kontroll-Studie untersuchte mit Machine Learning, welche psychiatrischen Störungen nach Traumaexposition die Vorhersage von Herz- und Hirninfarkt am besten treffen und ob Unterschiede zwischen Geschlechtern bestehen.</w:t>
+      </w:r>
+    </w:p>
+    <w:p>
+      <w:r>
+        <w:rPr>
+          <w:b/>
+        </w:rPr>
+        <w:t xml:space="preserve">Ergebnis: </w:t>
+      </w:r>
+      <w:r>
+        <w:t>Bei Männern und Frauen war Alkoholabhängigkeit der stärkste psychiatrische Prädiktor für kardiovaskuläre Ereignisse. Depressive Episoden waren für Frauen aussagekräftiger als für Männer. Beide Geschlechter zeigten erhöhte Odds Ratios für kardiovaskuläre Ereignisse bei Vorliegen psychiatrischer Störungen.</w:t>
+      </w:r>
+    </w:p>
+    <w:p>
+      <w:r>
+        <w:rPr>
+          <w:b/>
+          <w:sz w:val="19"/>
+        </w:rPr>
+        <w:t xml:space="preserve">Übertragbarkeit: </w:t>
+      </w:r>
+      <w:r>
+        <w:rPr>
+          <w:sz w:val="19"/>
+        </w:rPr>
+        <w:t>Dänemark: nationale Routinedaten mit vollständiger medizinischer Erfassung, hohe Systemvergleichbarkeit mit Deutschland.</w:t>
+      </w:r>
+    </w:p>
+    <w:p>
+      <w:r>
+        <w:rPr>
+          <w:color w:val="5A7D3A"/>
+          <w:sz w:val="18"/>
+        </w:rPr>
+        <w:t>https://pubmed.ncbi.nlm.nih.gov/42684053/</w:t>
+      </w:r>
+    </w:p>
+    <w:p>
+      <w:pPr>
+        <w:pStyle w:val="Heading2"/>
+      </w:pPr>
+      <w:r>
+        <w:t>Partnerschaftliche Träume zeigen Geschlechterdifferenz: Frauen profitieren emotional weniger von Beziehungen</w:t>
+      </w:r>
+    </w:p>
+    <w:p>
+      <w:r>
+        <w:rPr>
+          <w:i/>
+          <w:color w:val="666666"/>
+          <w:sz w:val="18"/>
+        </w:rPr>
+        <w:t>Schredl M  ·  Behav Brain Sci  ·  01.06.2026  ·  PMID 42222969</w:t>
+      </w:r>
+    </w:p>
+    <w:p>
+      <w:r>
+        <w:t>Deutsche Schlafforschung präsentiert Evidenz aus Traumstudien, dass partnerschaftliche Träume bei Frauen negativ getönt sind als bei Männern – Hinweis darauf, dass Frauen emotional weniger von Partnerschaften profitieren.</w:t>
+      </w:r>
+    </w:p>
+    <w:p>
+      <w:r>
+        <w:rPr>
+          <w:b/>
+        </w:rPr>
+        <w:t xml:space="preserve">Ergebnis: </w:t>
+      </w:r>
+      <w:r>
+        <w:t>Partner-Träume sind bei Frauen negativ getönter als bei Männern, was darauf hindeutet, dass Frauen nicht so viel von Partnerschaften profitieren wie Männer. Konsequenzen von Trennungen sind emotional stressvoller für Frauen als für Männer – entgegen Aussagen in der Zielarbeit.</w:t>
+      </w:r>
+    </w:p>
+    <w:p>
+      <w:r>
+        <w:rPr>
+          <w:b/>
+          <w:sz w:val="19"/>
+        </w:rPr>
+        <w:t xml:space="preserve">Übertragbarkeit: </w:t>
+      </w:r>
+      <w:r>
+        <w:rPr>
+          <w:sz w:val="19"/>
+        </w:rPr>
+        <w:t>Deutschland: deutschsprachige Forschung, psychologischer Befund zu Geschlechtsunterschieden, aber keine Versorgungsrelevanz benannt.</w:t>
+      </w:r>
+    </w:p>
+    <w:p>
+      <w:r>
+        <w:rPr>
+          <w:color w:val="5A7D3A"/>
+          <w:sz w:val="18"/>
+        </w:rPr>
+        <w:t>https://pubmed.ncbi.nlm.nih.gov/42222969/</w:t>
       </w:r>
     </w:p>
     <w:p>

--- a/download/studien-archiv.docx
+++ b/download/studien-archiv.docx
@@ -62,7 +62,363 @@
           <w:color w:val="666666"/>
           <w:sz w:val="18"/>
         </w:rPr>
-        <w:t>Stand: 17.09.2026  |  151 Studien  |  gender.m-vf.de</w:t>
+        <w:t>Stand: 18.09.2026  |  157 Studien  |  gender.m-vf.de</w:t>
+      </w:r>
+    </w:p>
+    <w:p>
+      <w:pPr>
+        <w:pStyle w:val="Heading1"/>
+      </w:pPr>
+      <w:r>
+        <w:t>Aufgenommen am 18.09.2026</w:t>
+      </w:r>
+    </w:p>
+    <w:p>
+      <w:pPr>
+        <w:pStyle w:val="Heading2"/>
+      </w:pPr>
+      <w:r>
+        <w:t>Herzinsuffizienz mit erhaltener Ejektionsfraktion: Frauen zeigen andere Phänotypen und Risikofaktoren</w:t>
+      </w:r>
+    </w:p>
+    <w:p>
+      <w:r>
+        <w:rPr>
+          <w:i/>
+          <w:color w:val="666666"/>
+          <w:sz w:val="18"/>
+        </w:rPr>
+        <w:t>Kim SJ et al.  ·  Korean J Intern Med  ·  01.09.2026  ·  PMID 42754518</w:t>
+      </w:r>
+    </w:p>
+    <w:p>
+      <w:r>
+        <w:t>Geschlechtsspezifische klinische Übersichtsarbeit zu Pathophysiologie, Präsentation und Therapieresponse der HFpEF mit biologischen Unterschieden zwischen Frauen und Männern.</w:t>
+      </w:r>
+    </w:p>
+    <w:p>
+      <w:r>
+        <w:rPr>
+          <w:b/>
+        </w:rPr>
+        <w:t xml:space="preserve">Ergebnis: </w:t>
+      </w:r>
+      <w:r>
+        <w:t>Bei Frauen ist HFpEF häufig mit kardiometabolischem Stress, vaskulärer Dysfunktion und erhöhtem ventrikulär-arteriellem Coupling verbunden (konzentrische Remodellierung, ausgeprägtes Symptombild). Bei Männern überwiegt ein Ischämie-assoziierter Phänotyp mit adversen Umbauprozessen und diffuser myokardialer Fibrose. Diese biologischen Unterschiede beeinflussen Klinik, Biomarker-Interpretation, bildgebende Befunde und Langzeitergebnisse; neurohormonal modulierende Interventionen können differentielle Wirksamkeit zeigen.</w:t>
+      </w:r>
+    </w:p>
+    <w:p>
+      <w:r>
+        <w:rPr>
+          <w:b/>
+          <w:sz w:val="19"/>
+        </w:rPr>
+        <w:t xml:space="preserve">Übertragbarkeit: </w:t>
+      </w:r>
+      <w:r>
+        <w:rPr>
+          <w:sz w:val="19"/>
+        </w:rPr>
+        <w:t>Südkorea, pathophysiologische Unterschiede biologisch begründet; auf AWMF-Leitlinien HFpEF anwendbar</w:t>
+      </w:r>
+    </w:p>
+    <w:p>
+      <w:r>
+        <w:rPr>
+          <w:color w:val="5A7D3A"/>
+          <w:sz w:val="18"/>
+        </w:rPr>
+        <w:t>https://pubmed.ncbi.nlm.nih.gov/42754518/</w:t>
+      </w:r>
+    </w:p>
+    <w:p>
+      <w:pPr>
+        <w:pStyle w:val="Heading2"/>
+      </w:pPr>
+      <w:r>
+        <w:t>Geschlecht und Gender in Leitlinien: Evidence Gaps und Politisierung behindern Integration</w:t>
+      </w:r>
+    </w:p>
+    <w:p>
+      <w:r>
+        <w:rPr>
+          <w:i/>
+          <w:color w:val="666666"/>
+          <w:sz w:val="18"/>
+        </w:rPr>
+        <w:t>Maheen H et al.  ·  BMJ Open  ·  17.09.2026  ·  PMID 42754283</w:t>
+      </w:r>
+    </w:p>
+    <w:p>
+      <w:r>
+        <w:t>Qualitative Studie mit 28 Experten zu aktuellen Herausforderungen, Barrieren und praktischen Strategien für die Einbeziehung von Geschlecht in klinische Leitlinien.</w:t>
+      </w:r>
+    </w:p>
+    <w:p>
+      <w:r>
+        <w:rPr>
+          <w:b/>
+        </w:rPr>
+        <w:t xml:space="preserve">Ergebnis: </w:t>
+      </w:r>
+      <w:r>
+        <w:t>Zwei zentrale Herausforderungen wurden identifiziert: (1) persistente Evidence Gaps mit mangelnden geschlechtergetrennten klinischen Daten, nur 5 % der Fachleute beantworteten alle LGBTQIA+-Fragen korrekt, 40 % berichteten Schwierigkeiten bei sexueller Gesundheit, 80 % wünschten LGBTQIA+-Schulung; (2) Politisierung von Terminology behindert Klarheit und Konsistenz. Empfohlen: stärkere geschlechts- und gendergetrennte Evidenz, klare Berichtstandards, inklusive Sprache und höherer Frauenanteil in Leitliniengremien sowie intersektionaler Ansatz. Das adressiert die methodische Grundproblematik dieser Versorgungsgruppe.</w:t>
+      </w:r>
+    </w:p>
+    <w:p>
+      <w:r>
+        <w:rPr>
+          <w:b/>
+          <w:sz w:val="19"/>
+        </w:rPr>
+        <w:t xml:space="preserve">Übertragbarkeit: </w:t>
+      </w:r>
+      <w:r>
+        <w:rPr>
+          <w:sz w:val="19"/>
+        </w:rPr>
+        <w:t>Australien, international übertragbar; zeigt Leitlinien-Implementierungsbarrieren und notwendige Strukturreformen</w:t>
+      </w:r>
+    </w:p>
+    <w:p>
+      <w:r>
+        <w:rPr>
+          <w:color w:val="5A7D3A"/>
+          <w:sz w:val="18"/>
+        </w:rPr>
+        <w:t>https://pubmed.ncbi.nlm.nih.gov/42754283/</w:t>
+      </w:r>
+    </w:p>
+    <w:p>
+      <w:pPr>
+        <w:pStyle w:val="Heading2"/>
+      </w:pPr>
+      <w:r>
+        <w:t>Fußball-Gesundheitsprogramm: Wie Männer über Freizeitaktivitäten erreicht werden</w:t>
+      </w:r>
+    </w:p>
+    <w:p>
+      <w:r>
+        <w:rPr>
+          <w:i/>
+          <w:color w:val="666666"/>
+          <w:sz w:val="18"/>
+        </w:rPr>
+        <w:t>McDermott C et al.  ·  Health Promot Int  ·  01.09.2026  ·  PMID 42751981</w:t>
+      </w:r>
+    </w:p>
+    <w:p>
+      <w:r>
+        <w:t>Qualitative Analyse, wie ein irisches Fußball-Kooperativ-Programm Männer mit höchstem Gesundheitsrisiko durch Geschlechtskultur und Organisationskultur erreicht und in Gesundheitsveränderung einbezieht.</w:t>
+      </w:r>
+    </w:p>
+    <w:p>
+      <w:r>
+        <w:rPr>
+          <w:b/>
+        </w:rPr>
+        <w:t xml:space="preserve">Ergebnis: </w:t>
+      </w:r>
+      <w:r>
+        <w:t>Reflexive thematische Analyse von 33 Interviews ergab drei Themen: (1) Fußball funktioniert als kulturelle Annahme in Männeridentität ohne Gesundheitsrahmen; (2) die Organisationskultur der FC-Spiele passt zu und erhält bestehende Bedeutungsmuster durch Design, Zuverlässigkeit und inklusive Normen; (3) wenn diese Kulturen übereinstimmen, erleben Männer, die konventionelle Gesundheitsrouten meiden, bedeutungsvolle Gesundheits- und Sozialergebnisse. Dies zeigt einen Zugangsweg und eine Versorgungsmassnahme an – Geschlecht prägt sowohl die Barriere als auch die Lösung.</w:t>
+      </w:r>
+    </w:p>
+    <w:p>
+      <w:r>
+        <w:rPr>
+          <w:b/>
+          <w:sz w:val="19"/>
+        </w:rPr>
+        <w:t xml:space="preserve">Übertragbarkeit: </w:t>
+      </w:r>
+      <w:r>
+        <w:rPr>
+          <w:sz w:val="19"/>
+        </w:rPr>
+        <w:t>Irland, ähnliches Versicherungssystem; zeigt Versorgungszugangsbarriere und Lösungsweg für Männergesundheit</w:t>
+      </w:r>
+    </w:p>
+    <w:p>
+      <w:r>
+        <w:rPr>
+          <w:color w:val="5A7D3A"/>
+          <w:sz w:val="18"/>
+        </w:rPr>
+        <w:t>https://pubmed.ncbi.nlm.nih.gov/42751981/</w:t>
+      </w:r>
+    </w:p>
+    <w:p>
+      <w:pPr>
+        <w:pStyle w:val="Heading2"/>
+      </w:pPr>
+      <w:r>
+        <w:t>Lithium: Frauen benötigen niedrigere Dosen, Dosisanpassung in der Schwangerschaft erforderlich</w:t>
+      </w:r>
+    </w:p>
+    <w:p>
+      <w:r>
+        <w:rPr>
+          <w:i/>
+          <w:color w:val="666666"/>
+          <w:sz w:val="18"/>
+        </w:rPr>
+        <w:t>Papapanagou Chroni M et al.  ·  Rev Med Suisse  ·  16.09.2026  ·  PMID 42750579</w:t>
+      </w:r>
+    </w:p>
+    <w:p>
+      <w:r>
+        <w:t>Geschlechtsspezifische Dosierung von Lithium und Besonderheiten in der Perinatalzeit: Frauen benötigen niedrigere Dosen als Männer und haben erhöhtes Risiko für Nieren- und Schilddrüsennebenwirkungen.</w:t>
+      </w:r>
+    </w:p>
+    <w:p>
+      <w:r>
+        <w:rPr>
+          <w:b/>
+        </w:rPr>
+        <w:t xml:space="preserve">Ergebnis: </w:t>
+      </w:r>
+      <w:r>
+        <w:t>Frauen benötigen niedrigere Lithium-Dosen als Männer. In der Schwangerschaft steigt die Lithium-Clearance um 30–50 %, weshalb häufige Dosisanpassungen auf therapeutische Serumkonzentrationen von 0,6–1,0 mmol/l erforderlich sind. Lithium ist mit moderatem erhöhtem Malformationsrisiko assoziiert (OR: 1,75–1,81), besonders kardiale Missbildungen, aber das absolute Risiko bleibt niedrig. Dies zeigt biologisch und pharmakokinetisch bedingte Unterschiede, die Dosierungsempfehlungen nach Geschlecht erfordern.</w:t>
+      </w:r>
+    </w:p>
+    <w:p>
+      <w:r>
+        <w:rPr>
+          <w:b/>
+          <w:sz w:val="19"/>
+        </w:rPr>
+        <w:t xml:space="preserve">Übertragbarkeit: </w:t>
+      </w:r>
+      <w:r>
+        <w:rPr>
+          <w:sz w:val="19"/>
+        </w:rPr>
+        <w:t>Schweiz/deutschsprachig, vergleichbare Versicherungssysteme, psychiatrische Standardpraxis</w:t>
+      </w:r>
+    </w:p>
+    <w:p>
+      <w:r>
+        <w:rPr>
+          <w:color w:val="5A7D3A"/>
+          <w:sz w:val="18"/>
+        </w:rPr>
+        <w:t>https://pubmed.ncbi.nlm.nih.gov/42750579/</w:t>
+      </w:r>
+    </w:p>
+    <w:p>
+      <w:pPr>
+        <w:pStyle w:val="Heading2"/>
+      </w:pPr>
+      <w:r>
+        <w:t>Kreatinin-Referenzwerte bei Down-Syndrom: Geschlechts- und altersgerechte Kurven erforderlich</w:t>
+      </w:r>
+    </w:p>
+    <w:p>
+      <w:r>
+        <w:rPr>
+          <w:i/>
+          <w:color w:val="666666"/>
+          <w:sz w:val="18"/>
+        </w:rPr>
+        <w:t>Gür K et al.  ·  Eur J Pediatr  ·  16.09.2026  ·  PMID 42749794</w:t>
+      </w:r>
+    </w:p>
+    <w:p>
+      <w:r>
+        <w:t>Entwicklung alters- und geschlechtsspezifischer Serum-Kreatinin-Referenzkurven für Kinder und Jugendliche mit Down-Syndrom zur verbesserten Nierenmonitorierung.</w:t>
+      </w:r>
+    </w:p>
+    <w:p>
+      <w:r>
+        <w:rPr>
+          <w:b/>
+        </w:rPr>
+        <w:t xml:space="preserve">Ergebnis: </w:t>
+      </w:r>
+      <w:r>
+        <w:t>Serum-Kreatinin stieg nichtlinear mit dem Alter in beiden Geschlechtern mit progressiver Geschlechtertrennung in der Adoleszenz. Die 97,5. Perzentile betrug bei Jungen 0,44 mg/dL (39 μmol/L) in der frühen Kindheit und 1,32 mg/dL (117 μmol/L) mit 17–18 Jahren; bei Mädchen 0,42 mg/dL (37 μmol/L) bzw. 1,01 mg/dL (89 μmol/L). Dies zeigt biologische Unterschiede in der Nierenfunktion, die für die korrekte Interpretation von Kreatininwerten essentiell sind.</w:t>
+      </w:r>
+    </w:p>
+    <w:p>
+      <w:r>
+        <w:rPr>
+          <w:b/>
+          <w:sz w:val="19"/>
+        </w:rPr>
+        <w:t xml:space="preserve">Übertragbarkeit: </w:t>
+      </w:r>
+      <w:r>
+        <w:rPr>
+          <w:sz w:val="19"/>
+        </w:rPr>
+        <w:t>Türkei, größere Kohorte; geschlechtergetrennte Daten mit GAMLSS-Modellierung, methodisch übertragbar</w:t>
+      </w:r>
+    </w:p>
+    <w:p>
+      <w:r>
+        <w:rPr>
+          <w:color w:val="5A7D3A"/>
+          <w:sz w:val="18"/>
+        </w:rPr>
+        <w:t>https://pubmed.ncbi.nlm.nih.gov/42749794/</w:t>
+      </w:r>
+    </w:p>
+    <w:p>
+      <w:pPr>
+        <w:pStyle w:val="Heading2"/>
+      </w:pPr>
+      <w:r>
+        <w:t>Depression bei trans Frauen mit HIV: Strukturelle Determinanten schwerer als individuelle Faktoren</w:t>
+      </w:r>
+    </w:p>
+    <w:p>
+      <w:r>
+        <w:rPr>
+          <w:i/>
+          <w:color w:val="666666"/>
+          <w:sz w:val="18"/>
+        </w:rPr>
+        <w:t>Van Huizen R et al.  ·  AIDS Behav  ·  05.06.2026  ·  PMID 42249232</w:t>
+      </w:r>
+    </w:p>
+    <w:p>
+      <w:r>
+        <w:t>Bestimmung individueller, sozialer und struktureller Determinanten von Depression bei 493 transgeschlechtlichen Frauen mit HIV in Frankreich mittels modifizierter Poisson-Regression.</w:t>
+      </w:r>
+    </w:p>
+    <w:p>
+      <w:r>
+        <w:rPr>
+          <w:b/>
+        </w:rPr>
+        <w:t xml:space="preserve">Ergebnis: </w:t>
+      </w:r>
+      <w:r>
+        <w:t>Ein Drittel (31 %) der Teilnehmerinnen zeigte moderate bis schwere Depression (PHQ-9 ≥ 8). Risikofaktoren in multivariater Analyse: Lebenslanges Gewalt erlebnis, Belästigung durch Fremde in öffentlichen Räumen wegen transgender Identität, finanzielle Schwierigkeiten, lange Verzögerung zwischen HIV-Diagnose und Therapiebeginn. Protektiv wirkten emotionale Unterstützung und aufmerksame HIV-Versorger. Das zeigt, dass soziale und strukturelle, nicht individuelle Faktoren dominieren – eine Zugangsbarrierenfrage, nicht primär biologisch begründet.</w:t>
+      </w:r>
+    </w:p>
+    <w:p>
+      <w:r>
+        <w:rPr>
+          <w:b/>
+          <w:sz w:val="19"/>
+        </w:rPr>
+        <w:t xml:space="preserve">Übertragbarkeit: </w:t>
+      </w:r>
+      <w:r>
+        <w:rPr>
+          <w:sz w:val="19"/>
+        </w:rPr>
+        <w:t>Frankreich, europäisches System; INSERM-Kohorte mit quantitativen Strukturdaten</w:t>
+      </w:r>
+    </w:p>
+    <w:p>
+      <w:r>
+        <w:rPr>
+          <w:color w:val="5A7D3A"/>
+          <w:sz w:val="18"/>
+        </w:rPr>
+        <w:t>https://pubmed.ncbi.nlm.nih.gov/42249232/</w:t>
       </w:r>
     </w:p>
     <w:p>

--- a/download/studien-archiv.docx
+++ b/download/studien-archiv.docx
@@ -62,7 +62,363 @@
           <w:color w:val="666666"/>
           <w:sz w:val="18"/>
         </w:rPr>
-        <w:t>Stand: 18.09.2026  |  157 Studien  |  gender.m-vf.de</w:t>
+        <w:t>Stand: 19.09.2026  |  163 Studien  |  gender.m-vf.de</w:t>
+      </w:r>
+    </w:p>
+    <w:p>
+      <w:pPr>
+        <w:pStyle w:val="Heading1"/>
+      </w:pPr>
+      <w:r>
+        <w:t>Aufgenommen am 19.09.2026</w:t>
+      </w:r>
+    </w:p>
+    <w:p>
+      <w:pPr>
+        <w:pStyle w:val="Heading2"/>
+      </w:pPr>
+      <w:r>
+        <w:t>Mammografie: 45-Minuten-Training für Radiologen erhöht Wissen über trans Patienten signifikant</w:t>
+      </w:r>
+    </w:p>
+    <w:p>
+      <w:r>
+        <w:rPr>
+          <w:i/>
+          <w:color w:val="666666"/>
+          <w:sz w:val="18"/>
+        </w:rPr>
+        <w:t>Martinez A et al.  ·  Cancer Causes Control  ·  18.09.2026  ·  PMID 42758345</w:t>
+      </w:r>
+    </w:p>
+    <w:p>
+      <w:r>
+        <w:t>Pilotstudie zur Evaluation einer Schulungsintervention für Brustbildgebungsfachleute (klinische Unterstützungsfachleute, Technologen, Radiologen) zu LGBTQIA+-inklusive Mammografie-Screening-Praktiken.</w:t>
+      </w:r>
+    </w:p>
+    <w:p>
+      <w:r>
+        <w:rPr>
+          <w:b/>
+        </w:rPr>
+        <w:t xml:space="preserve">Ergebnis: </w:t>
+      </w:r>
+      <w:r>
+        <w:t>Die 45-minütige Schulung mit Storytelling führte zu signifikant erhöhtem Selbstberichtswissen über LGBTQIA+-Terminologie (großer Effekt). Teilnehmende beantworteten mehr direkt getestete Wissensfragen korrekt (kleiner Effekt). Einstellungen zu Geschlechtsvielfalt zeigten Trend zu akzeptierender Haltung (mittlerer Effekt), erreichten aber keine statistische Signifikanz.</w:t>
+      </w:r>
+    </w:p>
+    <w:p>
+      <w:r>
+        <w:rPr>
+          <w:b/>
+          <w:sz w:val="19"/>
+        </w:rPr>
+        <w:t xml:space="preserve">Übertragbarkeit: </w:t>
+      </w:r>
+      <w:r>
+        <w:rPr>
+          <w:sz w:val="19"/>
+        </w:rPr>
+        <w:t>USA, aber Schulungsprinzipien unabhängig von Finanzierungssystem übertragbar</w:t>
+      </w:r>
+    </w:p>
+    <w:p>
+      <w:r>
+        <w:rPr>
+          <w:color w:val="5A7D3A"/>
+          <w:sz w:val="18"/>
+        </w:rPr>
+        <w:t>https://pubmed.ncbi.nlm.nih.gov/42758345/</w:t>
+      </w:r>
+    </w:p>
+    <w:p>
+      <w:pPr>
+        <w:pStyle w:val="Heading2"/>
+      </w:pPr>
+      <w:r>
+        <w:t>Rettungsdienst: LGBTQ-Kompetenz hängt nicht von Geschlecht ab, sondern von Schulung</w:t>
+      </w:r>
+    </w:p>
+    <w:p>
+      <w:r>
+        <w:rPr>
+          <w:i/>
+          <w:color w:val="666666"/>
+          <w:sz w:val="18"/>
+        </w:rPr>
+        <w:t>Czapla M et al.  ·  Front Public Health  ·  03.09.2026  ·  PMID 42756002</w:t>
+      </w:r>
+    </w:p>
+    <w:p>
+      <w:r>
+        <w:t>Querschnittstudie unter 172 polnischen Rettungsassistenten zur Identifikation von Faktoren, die gay-affirmativen Überzeugungen und Verhalten vorhersagen.</w:t>
+      </w:r>
+    </w:p>
+    <w:p>
+      <w:r>
+        <w:rPr>
+          <w:b/>
+        </w:rPr>
+        <w:t xml:space="preserve">Ergebnis: </w:t>
+      </w:r>
+      <w:r>
+        <w:t>Höhere LGBTQ-Klinische Kompetenz war unabhängig mit affirmativen Überzeugungen (β = 3,85, 95%-KI 1,21–6,50, p = 0,005) und Verhalten (β = 7,29, 95%-KI 4,62–9,96, p &lt; 0,001) assoziiert. Rechtsgerichtete politische Orientierung war mit niedrigeren affirmativen Überzeugungen (β = −12,26, p &lt; 0,001) und Verhalten (β = −6,74, p = 0,013) assoziiert. LGBT-Klinische Kompetenz war der konsistenteste Prädiktor.</w:t>
+      </w:r>
+    </w:p>
+    <w:p>
+      <w:r>
+        <w:rPr>
+          <w:b/>
+          <w:sz w:val="19"/>
+        </w:rPr>
+        <w:t xml:space="preserve">Übertragbarkeit: </w:t>
+      </w:r>
+      <w:r>
+        <w:rPr>
+          <w:sz w:val="19"/>
+        </w:rPr>
+        <w:t>Polen, europäisches Gesundheitssystem, nachweisbar Schulungseffekt</w:t>
+      </w:r>
+    </w:p>
+    <w:p>
+      <w:r>
+        <w:rPr>
+          <w:color w:val="5A7D3A"/>
+          <w:sz w:val="18"/>
+        </w:rPr>
+        <w:t>https://pubmed.ncbi.nlm.nih.gov/42756002/</w:t>
+      </w:r>
+    </w:p>
+    <w:p>
+      <w:pPr>
+        <w:pStyle w:val="Heading2"/>
+      </w:pPr>
+      <w:r>
+        <w:t>Bewusstseinsstörungen: Testosteron zeigt Assoziationen mit besseren Ergebnissen bei Männern, nicht bei Frauen</w:t>
+      </w:r>
+    </w:p>
+    <w:p>
+      <w:r>
+        <w:rPr>
+          <w:i/>
+          <w:color w:val="666666"/>
+          <w:sz w:val="18"/>
+        </w:rPr>
+        <w:t>Xia D et al.  ·  Front Neurol  ·  03.09.2026  ·  PMID 42755585</w:t>
+      </w:r>
+    </w:p>
+    <w:p>
+      <w:r>
+        <w:t>Retrospektive Geschlechts-stratifizierte Studie zu Serum-Sexualhormonen als potenzielle prognostische Biomarker bei 119 Patienten mit prolongiertem Bewusstsein und Bewusstseinsbeeinträchtigung (pDoC).</w:t>
+      </w:r>
+    </w:p>
+    <w:p>
+      <w:r>
+        <w:rPr>
+          <w:b/>
+        </w:rPr>
+        <w:t xml:space="preserve">Ergebnis: </w:t>
+      </w:r>
+      <w:r>
+        <w:t>Bei Männern zeigte die Gruppe mit gutem Outcome höhere Testosteronspiegel (p = 0,02). Nach logistischer Regression adjustiert für Alter, Krankheitsdauer und Ätiologie war log-transformiertes Testosteron mit günstigen Outcomes assoziiert (OR 2,97, 95%-KI 1,29–7,70, p = 0,02), überstand aber Bonferroni-Korrektur nicht (p_bonf = 0,10). Bei Frauen zeigten Sexualhormone keine klare prognostische Bedeutung. ROC-Analyse zeigte nur bescheidene Vorhersagekraft (AUC 0,656).</w:t>
+      </w:r>
+    </w:p>
+    <w:p>
+      <w:r>
+        <w:rPr>
+          <w:b/>
+          <w:sz w:val="19"/>
+        </w:rPr>
+        <w:t xml:space="preserve">Übertragbarkeit: </w:t>
+      </w:r>
+      <w:r>
+        <w:rPr>
+          <w:sz w:val="19"/>
+        </w:rPr>
+        <w:t>China, biologische Geschlechtsunterschiede, aber geringe klinische Prädiktivität</w:t>
+      </w:r>
+    </w:p>
+    <w:p>
+      <w:r>
+        <w:rPr>
+          <w:color w:val="5A7D3A"/>
+          <w:sz w:val="18"/>
+        </w:rPr>
+        <w:t>https://pubmed.ncbi.nlm.nih.gov/42755585/</w:t>
+      </w:r>
+    </w:p>
+    <w:p>
+      <w:pPr>
+        <w:pStyle w:val="Heading2"/>
+      </w:pPr>
+      <w:r>
+        <w:t>Blutdruck und Schlaf: Geschlechtsunterschiede in Schlafstörungen und Blutdruckrisiko erklären teilweise höheres Hypertonie-Risiko</w:t>
+      </w:r>
+    </w:p>
+    <w:p>
+      <w:r>
+        <w:rPr>
+          <w:i/>
+          <w:color w:val="666666"/>
+          <w:sz w:val="18"/>
+        </w:rPr>
+        <w:t>Matos do Amaral T et al.  ·  Curr Hypertens Rep  ·  16.09.2026  ·  PMID 42744939</w:t>
+      </w:r>
+    </w:p>
+    <w:p>
+      <w:r>
+        <w:t>Systematischer Review der Assoziationen zwischen Schlaf und Bluthochdruck mit Betonung von Geschlechtsunterschieden in der Blutdruckregulation.</w:t>
+      </w:r>
+    </w:p>
+    <w:p>
+      <w:r>
+        <w:rPr>
+          <w:b/>
+        </w:rPr>
+        <w:t xml:space="preserve">Ergebnis: </w:t>
+      </w:r>
+      <w:r>
+        <w:t>Schlaf ist ein modifizierbarer Risikofaktor für Hypertonie. Schlafqualität, -dauer und Schlafstörungen (Insomnie, Schlafapnoe) sind mit erhöhtem Blutdruck assoziiert, mit geschlechtsspezifischen Unterschieden. Sex-spezifische hormonelle Einflüsse und autonome Dysfunktion tragen zu Unterschieden in den Assoziationen zwischen Schlafstörungen und Hypertonie-Risiko bei Männern und Frauen bei. Schlaf sollte als klinisch relevantes Ziel in die kardiovaskuläre Risikoeinschätzung einbezogen werden.</w:t>
+      </w:r>
+    </w:p>
+    <w:p>
+      <w:r>
+        <w:rPr>
+          <w:b/>
+          <w:sz w:val="19"/>
+        </w:rPr>
+        <w:t xml:space="preserve">Übertragbarkeit: </w:t>
+      </w:r>
+      <w:r>
+        <w:rPr>
+          <w:sz w:val="19"/>
+        </w:rPr>
+        <w:t>Überwiegend USA-Studien, aber Physiologie geschlechtsunabhängig</w:t>
+      </w:r>
+    </w:p>
+    <w:p>
+      <w:r>
+        <w:rPr>
+          <w:color w:val="5A7D3A"/>
+          <w:sz w:val="18"/>
+        </w:rPr>
+        <w:t>https://pubmed.ncbi.nlm.nih.gov/42744939/</w:t>
+      </w:r>
+    </w:p>
+    <w:p>
+      <w:pPr>
+        <w:pStyle w:val="Heading2"/>
+      </w:pPr>
+      <w:r>
+        <w:t>Blasenkrebs: Frauen zeigen unter Enfortumab Vedotin bessere progressionsfreie Überlebensraten</w:t>
+      </w:r>
+    </w:p>
+    <w:p>
+      <w:r>
+        <w:rPr>
+          <w:i/>
+          <w:color w:val="666666"/>
+          <w:sz w:val="18"/>
+        </w:rPr>
+        <w:t>Schneidewind L et al.  ·  Clin Genitourin Cancer  ·  30.06.2026  ·  PMID 42502035</w:t>
+      </w:r>
+    </w:p>
+    <w:p>
+      <w:r>
+        <w:t>Systematische Übersicht mit Metaanalyse von 17 Studien zu Geschlechtsunterschieden im Gesamtüberleben, progressionsfreien Überleben und krankheitsfreiem Überleben nach Enfortumab-Vedotin-Therapie bei fortgeschrittenem Urothelkarzinom.</w:t>
+      </w:r>
+    </w:p>
+    <w:p>
+      <w:r>
+        <w:rPr>
+          <w:b/>
+        </w:rPr>
+        <w:t xml:space="preserve">Ergebnis: </w:t>
+      </w:r>
+      <w:r>
+        <w:t>Frauen zeigten gegenüber Männern bessere progressionsfreie Überlebensraten (HR 0,67, 95%-KI 0,57–0,78, p &lt; 0,001), wobei Publikationsbias identifiziert wurde. Für Gesamtüberleben ergab sich kein signifikanter Unterschied (HR 0,88, 95%-KI 0,73–1,06, p = 0,17). Die Autoren betonen, dass explizite geschlechtsspezifische Analysen von Hormonal- und genetischen Aspekten nötig sind.</w:t>
+      </w:r>
+    </w:p>
+    <w:p>
+      <w:r>
+        <w:rPr>
+          <w:b/>
+          <w:sz w:val="19"/>
+        </w:rPr>
+        <w:t xml:space="preserve">Übertragbarkeit: </w:t>
+      </w:r>
+      <w:r>
+        <w:rPr>
+          <w:sz w:val="19"/>
+        </w:rPr>
+        <w:t>Deutschland, vergleichbare Dokumentationspflichten in Krebsregistern</w:t>
+      </w:r>
+    </w:p>
+    <w:p>
+      <w:r>
+        <w:rPr>
+          <w:color w:val="5A7D3A"/>
+          <w:sz w:val="18"/>
+        </w:rPr>
+        <w:t>https://pubmed.ncbi.nlm.nih.gov/42502035/</w:t>
+      </w:r>
+    </w:p>
+    <w:p>
+      <w:pPr>
+        <w:pStyle w:val="Heading2"/>
+      </w:pPr>
+      <w:r>
+        <w:t>Vorsorge vor Schwangerschaft: Frauen tragen überproportional die Last, Männer fehlen völlig</w:t>
+      </w:r>
+    </w:p>
+    <w:p>
+      <w:r>
+        <w:rPr>
+          <w:i/>
+          <w:color w:val="666666"/>
+          <w:sz w:val="18"/>
+        </w:rPr>
+        <w:t>Hickman ME et al.  ·  Reprod Health  ·  30.06.2026  ·  PMID 42381006</w:t>
+      </w:r>
+    </w:p>
+    <w:p>
+      <w:r>
+        <w:t>Qualitative Hybrid-Workshopstudie mit 60 Akademikern, Gesundheitsberuflern und Bürgern zur Frage, wer Verantwortung für Gesundheitsverbesserung vor der Schwangerschaft trägt.</w:t>
+      </w:r>
+    </w:p>
+    <w:p>
+      <w:r>
+        <w:rPr>
+          <w:b/>
+        </w:rPr>
+        <w:t xml:space="preserve">Ergebnis: </w:t>
+      </w:r>
+      <w:r>
+        <w:t>Teilnehmende identifizierten, dass Frauen überproportional die Verantwortung für Präkonzeptionsgesundheit tragen, was sich in Forschung, Gesundheitswesen und Gesellschaft widerspiegelt. Empfehlungen zielten auf: (1) Gesellschafts-, Gemeinschafts- und Kulturveränderung, (2) Bildung und frühes Bewusstsein, (3) zukünftige Forschung, (4) Systemebenen- und Politiklösungen mit Schwerpunkt auf gleichberechtigte Partnereinbeziehung.</w:t>
+      </w:r>
+    </w:p>
+    <w:p>
+      <w:r>
+        <w:rPr>
+          <w:b/>
+          <w:sz w:val="19"/>
+        </w:rPr>
+        <w:t xml:space="preserve">Übertragbarkeit: </w:t>
+      </w:r>
+      <w:r>
+        <w:rPr>
+          <w:sz w:val="19"/>
+        </w:rPr>
+        <w:t>UK/EMCR-Netzwerk, europäisch übertragbar, zeigt Zugangsbarriere und Zuschreibung</w:t>
+      </w:r>
+    </w:p>
+    <w:p>
+      <w:r>
+        <w:rPr>
+          <w:color w:val="5A7D3A"/>
+          <w:sz w:val="18"/>
+        </w:rPr>
+        <w:t>https://pubmed.ncbi.nlm.nih.gov/42381006/</w:t>
       </w:r>
     </w:p>
     <w:p>

--- a/download/studien-archiv.docx
+++ b/download/studien-archiv.docx
@@ -62,7 +62,363 @@
           <w:color w:val="666666"/>
           <w:sz w:val="18"/>
         </w:rPr>
-        <w:t>Stand: 19.09.2026  |  163 Studien  |  gender.m-vf.de</w:t>
+        <w:t>Stand: 20.09.2026  |  169 Studien  |  gender.m-vf.de</w:t>
+      </w:r>
+    </w:p>
+    <w:p>
+      <w:pPr>
+        <w:pStyle w:val="Heading1"/>
+      </w:pPr>
+      <w:r>
+        <w:t>Aufgenommen am 20.09.2026</w:t>
+      </w:r>
+    </w:p>
+    <w:p>
+      <w:pPr>
+        <w:pStyle w:val="Heading2"/>
+      </w:pPr>
+      <w:r>
+        <w:t>Aortenchirurgie: Frauen berichten über schlechtere Lebensqualität in sozialen Beziehungen</w:t>
+      </w:r>
+    </w:p>
+    <w:p>
+      <w:r>
+        <w:rPr>
+          <w:i/>
+          <w:color w:val="666666"/>
+          <w:sz w:val="18"/>
+        </w:rPr>
+        <w:t>Kubisa AM et al.  ·  Vasc Health Risk Manag  ·  14.09.2026  ·  PMID 42761883</w:t>
+      </w:r>
+    </w:p>
+    <w:p>
+      <w:r>
+        <w:t>Prospektive Kohortenstudie mit 150 Patienten (113 Männer, 37 Frauen) zur Erfassung von Lebensqualität, Krankheitsakzeptanz und psychischer Belastung 2 Jahre nach Aortenchirurgie mittels standardisierter Fragebögen.</w:t>
+      </w:r>
+    </w:p>
+    <w:p>
+      <w:r>
+        <w:rPr>
+          <w:b/>
+        </w:rPr>
+        <w:t xml:space="preserve">Ergebnis: </w:t>
+      </w:r>
+      <w:r>
+        <w:t>Frauen zeigten unmittelbar nach der Operation niedrigere WHOQOL-Werte in allen vier Domänen (Psychologisch: 58,4 vs. 68,1; p=0,001; Soziale Beziehungen: 59,0 vs. 69,6; p&lt;0,001). Nach Adjustierung blieb das Defizit in der Domäne soziale Beziehungen persistent (adjustierte Differenz -6,86; 95%-KI -12,27 bis -1,44; p=0,013). Diese Beobachtung ist hypothesengenerierend und zeigt geschlechtsspezifische Unterschiede in psychosozialen Outcomes.</w:t>
+      </w:r>
+    </w:p>
+    <w:p>
+      <w:r>
+        <w:rPr>
+          <w:b/>
+          <w:sz w:val="19"/>
+        </w:rPr>
+        <w:t xml:space="preserve">Übertragbarkeit: </w:t>
+      </w:r>
+      <w:r>
+        <w:rPr>
+          <w:sz w:val="19"/>
+        </w:rPr>
+        <w:t>Polen, vergleichbare Dokumentation wie deutsche Kliniken; Ursache nicht bestimmt.</w:t>
+      </w:r>
+    </w:p>
+    <w:p>
+      <w:r>
+        <w:rPr>
+          <w:color w:val="5A7D3A"/>
+          <w:sz w:val="18"/>
+        </w:rPr>
+        <w:t>https://pubmed.ncbi.nlm.nih.gov/42761883/</w:t>
+      </w:r>
+    </w:p>
+    <w:p>
+      <w:pPr>
+        <w:pStyle w:val="Heading2"/>
+      </w:pPr>
+      <w:r>
+        <w:t>Schilddrüsenfunktion und Diabetes: Männer unter 65 Jahren stärker gefährdet</w:t>
+      </w:r>
+    </w:p>
+    <w:p>
+      <w:r>
+        <w:rPr>
+          <w:i/>
+          <w:color w:val="666666"/>
+          <w:sz w:val="18"/>
+        </w:rPr>
+        <w:t>Choi JY et al.  ·  Medicine (Baltimore)  ·  18.09.2026  ·  PMID 42760714</w:t>
+      </w:r>
+    </w:p>
+    <w:p>
+      <w:r>
+        <w:t>Querschnittstudie mit 4910 erwachsenen Koreanern zur Prüfung der Assoziation zwischen TSH-, freies T4- und TPOAb-Spiegeln und Diabetesrisiko, stratifiziert nach Geschlecht und Alter.</w:t>
+      </w:r>
+    </w:p>
+    <w:p>
+      <w:r>
+        <w:rPr>
+          <w:b/>
+        </w:rPr>
+        <w:t xml:space="preserve">Ergebnis: </w:t>
+      </w:r>
+      <w:r>
+        <w:t>Hohe TSH-Werte waren signifikant mit erhöhtem Diabetesrisiko assoziiert (OR=2,82; 95%-KI 1,26–6,32), besonders bei Männern unter 65 Jahren (OR=5,10; 95%-KI 1,65–15,77). Niedrige freies-T4-Werte zeigten erhöhtes Risiko (OR=2,08; 95%-KI 1,16–3,75), ebenfalls vornehmlich bei jüngeren Männern. Diese Unterschiede deuten auf biologische Geschlechtsvariabilität hin.</w:t>
+      </w:r>
+    </w:p>
+    <w:p>
+      <w:r>
+        <w:rPr>
+          <w:b/>
+          <w:sz w:val="19"/>
+        </w:rPr>
+        <w:t xml:space="preserve">Übertragbarkeit: </w:t>
+      </w:r>
+      <w:r>
+        <w:rPr>
+          <w:sz w:val="19"/>
+        </w:rPr>
+        <w:t>Südkorea, nationale Gesundheitsdaten; biologische Unterschiede, nicht Zugangsweg relevant.</w:t>
+      </w:r>
+    </w:p>
+    <w:p>
+      <w:r>
+        <w:rPr>
+          <w:color w:val="5A7D3A"/>
+          <w:sz w:val="18"/>
+        </w:rPr>
+        <w:t>https://pubmed.ncbi.nlm.nih.gov/42760714/</w:t>
+      </w:r>
+    </w:p>
+    <w:p>
+      <w:pPr>
+        <w:pStyle w:val="Heading2"/>
+      </w:pPr>
+      <w:r>
+        <w:t>Brustkrebs: Schwarze Frauen haben doppelt so hohe Raten für triple-negative Subtypen</w:t>
+      </w:r>
+    </w:p>
+    <w:p>
+      <w:r>
+        <w:rPr>
+          <w:i/>
+          <w:color w:val="666666"/>
+          <w:sz w:val="18"/>
+        </w:rPr>
+        <w:t>Barsha RAA et al.  ·  Cancer Med  ·  Sept. 2026  ·  PMID 42760641</w:t>
+      </w:r>
+    </w:p>
+    <w:p>
+      <w:r>
+        <w:t>Bevölkerungsbasierte Analyse von 21.130 Brustkrebspatientinnen (64,4% Weiße, 35,6% Schwarze Frauen) zur Untersuchung von Inzidenztrends nach Rasse, Stadium und molekularem Subtyp im Zeitraum 2010–2019 in Mississippi.</w:t>
+      </w:r>
+    </w:p>
+    <w:p>
+      <w:r>
+        <w:rPr>
+          <w:b/>
+        </w:rPr>
+        <w:t xml:space="preserve">Ergebnis: </w:t>
+      </w:r>
+      <w:r>
+        <w:t>Schwarze Frauen hatten höhere Gesamtinzidenzraten als Weiße Frauen (178,0 vs. 159,1 pro 100.000). Schwarze Frauen zeigten höhere Inzidenzraten für HER2-überexprimierende Krebserkrankungen (IRR=1,55; 95%-KI 1,15–2,10) und triple-negative Krebserkrankungen (IRR=2,35; 95%-KI 1,74–3,17). Unterschiede deuten auf biologische Heterogenität und/oder Zugangsunterschiede hin.</w:t>
+      </w:r>
+    </w:p>
+    <w:p>
+      <w:r>
+        <w:rPr>
+          <w:b/>
+          <w:sz w:val="19"/>
+        </w:rPr>
+        <w:t xml:space="preserve">Übertragbarkeit: </w:t>
+      </w:r>
+      <w:r>
+        <w:rPr>
+          <w:sz w:val="19"/>
+        </w:rPr>
+        <w:t>USA-Daten; Rasse/Ethnizität und biologische Subtypen, aber US-spezifische Screening-Praktiken.</w:t>
+      </w:r>
+    </w:p>
+    <w:p>
+      <w:r>
+        <w:rPr>
+          <w:color w:val="5A7D3A"/>
+          <w:sz w:val="18"/>
+        </w:rPr>
+        <w:t>https://pubmed.ncbi.nlm.nih.gov/42760641/</w:t>
+      </w:r>
+    </w:p>
+    <w:p>
+      <w:pPr>
+        <w:pStyle w:val="Heading2"/>
+      </w:pPr>
+      <w:r>
+        <w:t>Schlaganfall mit Herzinsuffizienz: Sterblichkeit steigt, Männer stärker betroffen</w:t>
+      </w:r>
+    </w:p>
+    <w:p>
+      <w:r>
+        <w:rPr>
+          <w:i/>
+          <w:color w:val="666666"/>
+          <w:sz w:val="18"/>
+        </w:rPr>
+        <w:t>Bsharat AM et al.  ·  Brain Behav  ·  Sept. 2026  ·  PMID 42755241</w:t>
+      </w:r>
+    </w:p>
+    <w:p>
+      <w:r>
+        <w:t>Analyse von CDC-Todesursachendaten (1999–2023) für Erwachsene ≥15 Jahre mit Schlaganfall als Grundursache und Herzinsuffizienz als Nebendiagnose; Joinpoint-Regression zur Ermittlung von Trends und Disparitäten.</w:t>
+      </w:r>
+    </w:p>
+    <w:p>
+      <w:r>
+        <w:rPr>
+          <w:b/>
+        </w:rPr>
+        <w:t xml:space="preserve">Ergebnis: </w:t>
+      </w:r>
+      <w:r>
+        <w:t>Die altersadjustierte Sterblichkeitsrate (AAMR) sank von 4,09 (1999) auf 2,74 (2023), stieg dann aber 2016–2023 um 5,38% jährlich. Das Männer-zu-Frauen-Verhältnis stieg signifikant 2009–2023. Schwarze Personen hatten die höchsten AAMRs. Ländliche Gebiete zeigten höhere Raten. Diese Unterschiede entstehen durch Zugangs- und Versorgungsfaktoren, Biologie nicht primär.</w:t>
+      </w:r>
+    </w:p>
+    <w:p>
+      <w:r>
+        <w:rPr>
+          <w:b/>
+          <w:sz w:val="19"/>
+        </w:rPr>
+        <w:t xml:space="preserve">Übertragbarkeit: </w:t>
+      </w:r>
+      <w:r>
+        <w:rPr>
+          <w:sz w:val="19"/>
+        </w:rPr>
+        <w:t>USA, CDC-Daten; Geschlechts- und Rassen-Disparitäten dokumentiert, aber US-Zugangsmuster.</w:t>
+      </w:r>
+    </w:p>
+    <w:p>
+      <w:r>
+        <w:rPr>
+          <w:color w:val="5A7D3A"/>
+          <w:sz w:val="18"/>
+        </w:rPr>
+        <w:t>https://pubmed.ncbi.nlm.nih.gov/42755241/</w:t>
+      </w:r>
+    </w:p>
+    <w:p>
+      <w:pPr>
+        <w:pStyle w:val="Heading2"/>
+      </w:pPr>
+      <w:r>
+        <w:t>Multiples Myelom: Sterblichkeit sank, aber rassische Disparität verdoppelt sich</w:t>
+      </w:r>
+    </w:p>
+    <w:p>
+      <w:r>
+        <w:rPr>
+          <w:i/>
+          <w:color w:val="666666"/>
+          <w:sz w:val="18"/>
+        </w:rPr>
+        <w:t>Ali ME et al.  ·  Cancer Causes Control  ·  18.09.2026  ·  PMID 42754761</w:t>
+      </w:r>
+    </w:p>
+    <w:p>
+      <w:r>
+        <w:t>Analyse nationaler US-Sterblichkeitstrends (1999–2024) für multiples Myelom nach Geschlecht, Alter, Rasse/Ethnizität, Region und Urbanisierung; ARIMA-Modelle für Projektion bis 2034.</w:t>
+      </w:r>
+    </w:p>
+    <w:p>
+      <w:r>
+        <w:rPr>
+          <w:b/>
+        </w:rPr>
+        <w:t xml:space="preserve">Ergebnis: </w:t>
+      </w:r>
+      <w:r>
+        <w:t>Die altersadjustierte AAMR sank von 37,6 auf 25,1 pro 1 Mio. (AAPC -1,8%; 95%-KI -2,1 bis -1,5; p&lt;0,001), beschleunigt ab 2012 (APC -3,2%). Männer hatten durchgehend höhere Raten als Frauen (32,4 vs. 19,8 pro 1 Mio. 2024). Schwarze oder afrikanisch-amerikanische Personen zeigten 2024 mehr als doppelte Mortalitätsraten gegenüber Weißen (48,0 vs. 23,5 pro 1 Mio.). Disparitäten sind für 2034 persistierend prognostiziert.</w:t>
+      </w:r>
+    </w:p>
+    <w:p>
+      <w:r>
+        <w:rPr>
+          <w:b/>
+          <w:sz w:val="19"/>
+        </w:rPr>
+        <w:t xml:space="preserve">Übertragbarkeit: </w:t>
+      </w:r>
+      <w:r>
+        <w:rPr>
+          <w:sz w:val="19"/>
+        </w:rPr>
+        <w:t>USA; Zugangs- und Versorgungsungleichheit, nicht Biologie; US-spezifische Therapieinnovationen.</w:t>
+      </w:r>
+    </w:p>
+    <w:p>
+      <w:r>
+        <w:rPr>
+          <w:color w:val="5A7D3A"/>
+          <w:sz w:val="18"/>
+        </w:rPr>
+        <w:t>https://pubmed.ncbi.nlm.nih.gov/42754761/</w:t>
+      </w:r>
+    </w:p>
+    <w:p>
+      <w:pPr>
+        <w:pStyle w:val="Heading2"/>
+      </w:pPr>
+      <w:r>
+        <w:t>LGBTQ+-Unterricht in Pflegefakultäten: Engagement schlägt Expertise</w:t>
+      </w:r>
+    </w:p>
+    <w:p>
+      <w:r>
+        <w:rPr>
+          <w:i/>
+          <w:color w:val="666666"/>
+          <w:sz w:val="18"/>
+        </w:rPr>
+        <w:t>Nye CM et al.  ·  J Prof Nurs  ·  30.05.2026  ·  PMID 42744418</w:t>
+      </w:r>
+    </w:p>
+    <w:p>
+      <w:r>
+        <w:t>Erklärende Mischstudie mit Umfrage (Phase I, n=196 Dozenten) und Interviews (Phase II, n=19) zur Erfassung von Erfahrungen von Pflegedozenten mit LGBTQ+-Inklusion in der Lehre an US-amerikanischen Schulen.</w:t>
+      </w:r>
+    </w:p>
+    <w:p>
+      <w:r>
+        <w:rPr>
+          <w:b/>
+        </w:rPr>
+        <w:t xml:space="preserve">Ergebnis: </w:t>
+      </w:r>
+      <w:r>
+        <w:t>Selbstvertrauen mit LGBTQ+-Inklusion und Engagement zur Aufnahme von LGBTQ+-Inhalten hatten signifikante Auswirkungen auf die Aufnahme von Gesundheitsinhalten für LGBTQ+ in den Lehrplan (p nicht angegeben, qualitative Kernaussage: Commitment und interpersonale/institutionelle Faktoren wichtiger als Expertise). Strukturelle Barrieren wie fehlende institutionelle Unterstützung waren identifizierbar, aber überwindbar.</w:t>
+      </w:r>
+    </w:p>
+    <w:p>
+      <w:r>
+        <w:rPr>
+          <w:b/>
+          <w:sz w:val="19"/>
+        </w:rPr>
+        <w:t xml:space="preserve">Übertragbarkeit: </w:t>
+      </w:r>
+      <w:r>
+        <w:rPr>
+          <w:sz w:val="19"/>
+        </w:rPr>
+        <w:t>USA; unterrichtsbasierte Intervention mit Vorkehrungspotential, aber US-Lehrkontext.</w:t>
+      </w:r>
+    </w:p>
+    <w:p>
+      <w:r>
+        <w:rPr>
+          <w:color w:val="5A7D3A"/>
+          <w:sz w:val="18"/>
+        </w:rPr>
+        <w:t>https://pubmed.ncbi.nlm.nih.gov/42744418/</w:t>
       </w:r>
     </w:p>
     <w:p>

--- a/download/studien-archiv.docx
+++ b/download/studien-archiv.docx
@@ -62,7 +62,363 @@
           <w:color w:val="666666"/>
           <w:sz w:val="18"/>
         </w:rPr>
-        <w:t>Stand: 20.09.2026  |  169 Studien  |  gender.m-vf.de</w:t>
+        <w:t>Stand: 21.09.2026  |  175 Studien  |  gender.m-vf.de</w:t>
+      </w:r>
+    </w:p>
+    <w:p>
+      <w:pPr>
+        <w:pStyle w:val="Heading1"/>
+      </w:pPr>
+      <w:r>
+        <w:t>Aufgenommen am 21.09.2026</w:t>
+      </w:r>
+    </w:p>
+    <w:p>
+      <w:pPr>
+        <w:pStyle w:val="Heading2"/>
+      </w:pPr>
+      <w:r>
+        <w:t>Schlafstörungen nach Schlaganfall: Frauen 1,3× häufiger betroffen</w:t>
+      </w:r>
+    </w:p>
+    <w:p>
+      <w:r>
+        <w:rPr>
+          <w:i/>
+          <w:color w:val="666666"/>
+          <w:sz w:val="18"/>
+        </w:rPr>
+        <w:t>Susanty S et al.  ·  F1000Res  ·  15.09.2026  ·  PMID 42763448</w:t>
+      </w:r>
+    </w:p>
+    <w:p>
+      <w:r>
+        <w:t>Bevölkerungsquerschnitt von 7.147 indonesischen Schlaganfallüberlebenden aus der Basic Health Research 2018 zur Prävalenz von Schlafstörungen nach Geschlecht und assoziierten Faktoren.</w:t>
+      </w:r>
+    </w:p>
+    <w:p>
+      <w:r>
+        <w:rPr>
+          <w:b/>
+        </w:rPr>
+        <w:t xml:space="preserve">Ergebnis: </w:t>
+      </w:r>
+      <w:r>
+        <w:t>Gesamtprävalenz Schlafstörung 28,4% (95%-KI: 27,4–29,4%). Frauen 34,4% vs. Männer 26,1% (p&lt;0,05). Bei Männern assoziiert: tägliches Rauchen, niedriges Bildungsniveau, Landbewohner, geringe körperliche Aktivität. Bei Frauen assoziiert: Komorbiditäten (Herz-Kreislauf-Erkrankung, Asthma). Unterschiede persistent über Altersgruppen; dyspnoe während akuter Phase nur bei Frauen signifikanter Prädiktor.</w:t>
+      </w:r>
+    </w:p>
+    <w:p>
+      <w:r>
+        <w:rPr>
+          <w:b/>
+          <w:sz w:val="19"/>
+        </w:rPr>
+        <w:t xml:space="preserve">Übertragbarkeit: </w:t>
+      </w:r>
+      <w:r>
+        <w:rPr>
+          <w:sz w:val="19"/>
+        </w:rPr>
+        <w:t>Südostasiatische Bevölkerungsdaten; Geschlechtsunterschiede in Symptomen und Risikofaktoren biologisch oder durch Versorgungszugang unklar.</w:t>
+      </w:r>
+    </w:p>
+    <w:p>
+      <w:r>
+        <w:rPr>
+          <w:color w:val="5A7D3A"/>
+          <w:sz w:val="18"/>
+        </w:rPr>
+        <w:t>https://pubmed.ncbi.nlm.nih.gov/42763448/</w:t>
+      </w:r>
+    </w:p>
+    <w:p>
+      <w:pPr>
+        <w:pStyle w:val="Heading2"/>
+      </w:pPr>
+      <w:r>
+        <w:t>Unfallbedingte Todesfälle: Stadt-Land-Unterschiede in China 2002–2021</w:t>
+      </w:r>
+    </w:p>
+    <w:p>
+      <w:r>
+        <w:rPr>
+          <w:i/>
+          <w:color w:val="666666"/>
+          <w:sz w:val="18"/>
+        </w:rPr>
+        <w:t>Wu Y et al.  ·  BMC Public Health  ·  14.09.2026  ·  PMID 42763397</w:t>
+      </w:r>
+    </w:p>
+    <w:p>
+      <w:r>
+        <w:t>Analyse von 20 Jahren offizieller chinesischer Gesundheitsdaten zu Verletzungsmortalität nach Urbanisationsgrad, Geschlecht, Alter und Unfallart.</w:t>
+      </w:r>
+    </w:p>
+    <w:p>
+      <w:r>
+        <w:rPr>
+          <w:b/>
+        </w:rPr>
+        <w:t xml:space="preserve">Ergebnis: </w:t>
+      </w:r>
+      <w:r>
+        <w:t>Altersstandardisierte ländliche Mortalität um Faktor 1,07–2,37 höher als in städtischen Gebieten; Unterschiede bestanden über alle Geschlechter und Altersgruppen. Disparitäten hauptsächlich durch Verkehrsunfälle, Suizide und Stürze getrieben; Gap für Stürze und Vergiftungen verbreiterte sich signifikant. Keine geschlechtsspezifischen Interaktionen berichtet, doch Muster über beide Geschlechter konsistent.</w:t>
+      </w:r>
+    </w:p>
+    <w:p>
+      <w:r>
+        <w:rPr>
+          <w:b/>
+          <w:sz w:val="19"/>
+        </w:rPr>
+        <w:t xml:space="preserve">Übertragbarkeit: </w:t>
+      </w:r>
+      <w:r>
+        <w:rPr>
+          <w:sz w:val="19"/>
+        </w:rPr>
+        <w:t>Bevölkerungsbasierte Routinedaten, aber China-spezifische Risiken (Drinkwater-Unfälle); Übertragbarkeit auf ländliche deutsche Versorgungslücken begrenzt.</w:t>
+      </w:r>
+    </w:p>
+    <w:p>
+      <w:r>
+        <w:rPr>
+          <w:color w:val="5A7D3A"/>
+          <w:sz w:val="18"/>
+        </w:rPr>
+        <w:t>https://pubmed.ncbi.nlm.nih.gov/42763397/</w:t>
+      </w:r>
+    </w:p>
+    <w:p>
+      <w:pPr>
+        <w:pStyle w:val="Heading2"/>
+      </w:pPr>
+      <w:r>
+        <w:t>Post-COVID-Syndrom: Frauen berichten mehr Müdigkeit, Angst und Arbeitsausfälle</w:t>
+      </w:r>
+    </w:p>
+    <w:p>
+      <w:r>
+        <w:rPr>
+          <w:i/>
+          <w:color w:val="666666"/>
+          <w:sz w:val="18"/>
+        </w:rPr>
+        <w:t>Sauer A et al.  ·  BMC Pulm Med  ·  19.09.2026  ·  PMID 42763394</w:t>
+      </w:r>
+    </w:p>
+    <w:p>
+      <w:r>
+        <w:t>Prospektive Kohortenstudie an 433 Patienten mit anhaltenden COVID-19-Symptomen über 10 Monate an der Hannover Medical School, Deutschland.</w:t>
+      </w:r>
+    </w:p>
+    <w:p>
+      <w:r>
+        <w:rPr>
+          <w:b/>
+        </w:rPr>
+        <w:t xml:space="preserve">Ergebnis: </w:t>
+      </w:r>
+      <w:r>
+        <w:t>Nach Anpassung für Alter, BMI, COVID-19-Schweregrad und Komorbiditäten zeigten Frauen signifikant höhere Fatigue (β=3,3; p=0,006), Angststörung (GAD-2 β=0,5; p=0,021), niedrigere Lebensqualität (EQ-5D-3L β=−0,6; p=0,004) und dreifach höhere klinisch relevante Arbeitsproduktivitätsbeeinträchtigung (OR=3,0; p=0,020). Bei Männern waren Fieber und Durchfall, bei Frauen BMI und Dyspnoe während akuter COVID-19 mit schlechterer Arbeitsproduktivität assoziiert. Diese Unterschiede persistierten über 10 Monate ohne signifikante Veränderung.</w:t>
+      </w:r>
+    </w:p>
+    <w:p>
+      <w:r>
+        <w:rPr>
+          <w:b/>
+          <w:sz w:val="19"/>
+        </w:rPr>
+        <w:t xml:space="preserve">Übertragbarkeit: </w:t>
+      </w:r>
+      <w:r>
+        <w:rPr>
+          <w:sz w:val="19"/>
+        </w:rPr>
+        <w:t>Deutsche Klinikdaten, prospektives Studiendesign, vollständige Geschlechterstratifikation.</w:t>
+      </w:r>
+    </w:p>
+    <w:p>
+      <w:r>
+        <w:rPr>
+          <w:color w:val="5A7D3A"/>
+          <w:sz w:val="18"/>
+        </w:rPr>
+        <w:t>https://pubmed.ncbi.nlm.nih.gov/42763394/</w:t>
+      </w:r>
+    </w:p>
+    <w:p>
+      <w:pPr>
+        <w:pStyle w:val="Heading2"/>
+      </w:pPr>
+      <w:r>
+        <w:t>Major Depression: Geschlechtsspezifisches genetisches Risiko mit höherer Polygenie bei Frauen</w:t>
+      </w:r>
+    </w:p>
+    <w:p>
+      <w:r>
+        <w:rPr>
+          <w:i/>
+          <w:color w:val="666666"/>
+          <w:sz w:val="18"/>
+        </w:rPr>
+        <w:t>Jordan B  ·  Med Sci (Paris)  ·  14.09.2026  ·  PMID 42735352</w:t>
+      </w:r>
+    </w:p>
+    <w:p>
+      <w:r>
+        <w:t>Narrative Übersicht über Genomweit-Assoziationsstudien (GWAS) zur genetischen Architektur von Major Depression und Geschlechtsunterschiede in Vererbbarkeit und genetischen Effekten.</w:t>
+      </w:r>
+    </w:p>
+    <w:p>
+      <w:r>
+        <w:rPr>
+          <w:b/>
+        </w:rPr>
+        <w:t xml:space="preserve">Ergebnis: </w:t>
+      </w:r>
+      <w:r>
+        <w:t>Major Depression zeigt erhebliche Vererbbarkeit mit hochpolygener genetischer Landschaft und signifikanten Geschlechtsdifferenzen: höhere und polygener verteilte genetische Einflüsse bei Frauen im Vergleich zu Männern; Mechanismen jedoch noch unklar.</w:t>
+      </w:r>
+    </w:p>
+    <w:p>
+      <w:r>
+        <w:rPr>
+          <w:b/>
+          <w:sz w:val="19"/>
+        </w:rPr>
+        <w:t xml:space="preserve">Übertragbarkeit: </w:t>
+      </w:r>
+      <w:r>
+        <w:rPr>
+          <w:sz w:val="19"/>
+        </w:rPr>
+        <w:t>Grundlagenforschung; zeigt biologische Komponente, aber ohne Versorgungsbezug oder therapeutische Implikationen für deutsches System.</w:t>
+      </w:r>
+    </w:p>
+    <w:p>
+      <w:r>
+        <w:rPr>
+          <w:color w:val="5A7D3A"/>
+          <w:sz w:val="18"/>
+        </w:rPr>
+        <w:t>https://pubmed.ncbi.nlm.nih.gov/42735352/</w:t>
+      </w:r>
+    </w:p>
+    <w:p>
+      <w:pPr>
+        <w:pStyle w:val="Heading2"/>
+      </w:pPr>
+      <w:r>
+        <w:t>Krebsversorgung für LGBTQIA+-Patienten: Lücken in Wissen, Screening und Dokumentation</w:t>
+      </w:r>
+    </w:p>
+    <w:p>
+      <w:r>
+        <w:rPr>
+          <w:i/>
+          <w:color w:val="666666"/>
+          <w:sz w:val="18"/>
+        </w:rPr>
+        <w:t>Alqaisi O et al.  ·  Cancer Med  ·  Sept. 2026  ·  PMID 42728825</w:t>
+      </w:r>
+    </w:p>
+    <w:p>
+      <w:r>
+        <w:t>Systematische Scoping Review von 20 Studien (2015–2025) zu Barrieren und Förderern für inklusive Krebsversorgung von sexuellen und geschlechtlichen Minderheiten in mehreren Ländern.</w:t>
+      </w:r>
+    </w:p>
+    <w:p>
+      <w:r>
+        <w:rPr>
+          <w:b/>
+        </w:rPr>
+        <w:t xml:space="preserve">Ergebnis: </w:t>
+      </w:r>
+      <w:r>
+        <w:t>Kritische Wissenslücken bei Fachkräften: nur 5% beantworteten alle LGBTQIA+-Fragen korrekt, 40% berichteten Schwierigkeiten mit sexueller Gesundheit, 80% interessiert an Training. 65% der LGBTQIA+-Personen unsicher über Screening-Bedarf; 76% fehlte mind. eine HPV-Impfdosis. Schlüsselförderer: inklusive Kommunikation, routinemäßige Dokumentation von Geschlechtsidentität/sexueller Orientierung, sichtbare Sicherheitssignale.</w:t>
+      </w:r>
+    </w:p>
+    <w:p>
+      <w:r>
+        <w:rPr>
+          <w:b/>
+          <w:sz w:val="19"/>
+        </w:rPr>
+        <w:t xml:space="preserve">Übertragbarkeit: </w:t>
+      </w:r>
+      <w:r>
+        <w:rPr>
+          <w:sz w:val="19"/>
+        </w:rPr>
+        <w:t>Multikontinentale Evidenz; konkrete Implementierungsbarrieren für deutsches System (elektronische Patientenakte, Schulung) identifizierbar.</w:t>
+      </w:r>
+    </w:p>
+    <w:p>
+      <w:r>
+        <w:rPr>
+          <w:color w:val="5A7D3A"/>
+          <w:sz w:val="18"/>
+        </w:rPr>
+        <w:t>https://pubmed.ncbi.nlm.nih.gov/42728825/</w:t>
+      </w:r>
+    </w:p>
+    <w:p>
+      <w:pPr>
+        <w:pStyle w:val="Heading2"/>
+      </w:pPr>
+      <w:r>
+        <w:t>Geschlechtsangleichende Hormontherapie bei autistischen Erwachsenen verbessert berufliche Identität</w:t>
+      </w:r>
+    </w:p>
+    <w:p>
+      <w:r>
+        <w:rPr>
+          <w:i/>
+          <w:color w:val="666666"/>
+          <w:sz w:val="18"/>
+        </w:rPr>
+        <w:t>Miller SL et al.  ·  Aust Occup Ther J  ·  Okt. 2026  ·  PMID 42711810</w:t>
+      </w:r>
+    </w:p>
+    <w:p>
+      <w:r>
+        <w:t>Qualitative Studie mit 6 autistischen transsexuellen/geschlechtsdiversen Erwachsenen unter Hormontherapie in australischer Geschlechtsklinik; Interviews und sensorisches Profil.</w:t>
+      </w:r>
+    </w:p>
+    <w:p>
+      <w:r>
+        <w:rPr>
+          <w:b/>
+        </w:rPr>
+        <w:t xml:space="preserve">Ergebnis: </w:t>
+      </w:r>
+      <w:r>
+        <w:t>Autistische transsexuelle Erwachsene berichteten verbesserte Lebensqualität, psychische Gesundheit und berufliche Identität durch Hormontherapie. Einzigartige Herausforderungen durch Kombination Autismus+Geschlechtsdiversität bei Therapieadhärenz (sensorische und exekutive Dysfunktion); hormonale Veränderungen erhöhten Engagement in geschlechtsspezifischen Rollen/Berufen. Ergotherapie könnte Outcomes optimieren.</w:t>
+      </w:r>
+    </w:p>
+    <w:p>
+      <w:r>
+        <w:rPr>
+          <w:b/>
+          <w:sz w:val="19"/>
+        </w:rPr>
+        <w:t xml:space="preserve">Übertragbarkeit: </w:t>
+      </w:r>
+      <w:r>
+        <w:rPr>
+          <w:sz w:val="19"/>
+        </w:rPr>
+        <w:t>Australische Spezialklinik, qualitatives Design; übertragbar auf deutsche Geschlechtskliniken (Expertise vorhanden), aber kleine Fallzahl und begrenzte Generalisierbarkeit.</w:t>
+      </w:r>
+    </w:p>
+    <w:p>
+      <w:r>
+        <w:rPr>
+          <w:color w:val="5A7D3A"/>
+          <w:sz w:val="18"/>
+        </w:rPr>
+        <w:t>https://pubmed.ncbi.nlm.nih.gov/42711810/</w:t>
       </w:r>
     </w:p>
     <w:p>

--- a/download/studien-archiv.docx
+++ b/download/studien-archiv.docx
@@ -62,7 +62,363 @@
           <w:color w:val="666666"/>
           <w:sz w:val="18"/>
         </w:rPr>
-        <w:t>Stand: 21.09.2026  |  175 Studien  |  gender.m-vf.de</w:t>
+        <w:t>Stand: 22.09.2026  |  181 Studien  |  gender.m-vf.de</w:t>
+      </w:r>
+    </w:p>
+    <w:p>
+      <w:pPr>
+        <w:pStyle w:val="Heading1"/>
+      </w:pPr>
+      <w:r>
+        <w:t>Aufgenommen am 22.09.2026</w:t>
+      </w:r>
+    </w:p>
+    <w:p>
+      <w:pPr>
+        <w:pStyle w:val="Heading2"/>
+      </w:pPr>
+      <w:r>
+        <w:t>Metakognitives Training bei Psychose: Geschlechter zeigen gleiche Symptombesserung</w:t>
+      </w:r>
+    </w:p>
+    <w:p>
+      <w:r>
+        <w:rPr>
+          <w:i/>
+          <w:color w:val="666666"/>
+          <w:sz w:val="18"/>
+        </w:rPr>
+        <w:t>Lamarca M et al.  ·  PLoS One  ·  21.09.2026  ·  PMID 42766584</w:t>
+      </w:r>
+    </w:p>
+    <w:p>
+      <w:r>
+        <w:t>Retrospektive harmonisierte Analyse über 573 Patienten mit Schizophrenie-Spektrum-Störung aus internationalem Konsortium (PERMEPSY), die Metakognitives Training für Psychose erhielten, geschlechtsspezifische Effekte auf Symptomtrajektorien untersucht.</w:t>
+      </w:r>
+    </w:p>
+    <w:p>
+      <w:r>
+        <w:rPr>
+          <w:b/>
+        </w:rPr>
+        <w:t xml:space="preserve">Ergebnis: </w:t>
+      </w:r>
+      <w:r>
+        <w:t>Metakognitives Training reduzierte positive, negative, allgemeine und Gesamtsymptome signifikant in der Gesamtstichprobe. Kein signifikanter Moderationseffekt des biologischen Geschlechts auf Symptomveränderungen (alle Domänen p&gt;0,05), trotz beobachteter Unterschiede in Ausgangssymptomprofilen.</w:t>
+      </w:r>
+    </w:p>
+    <w:p>
+      <w:r>
+        <w:rPr>
+          <w:b/>
+          <w:sz w:val="19"/>
+        </w:rPr>
+        <w:t xml:space="preserve">Übertragbarkeit: </w:t>
+      </w:r>
+      <w:r>
+        <w:rPr>
+          <w:sz w:val="19"/>
+        </w:rPr>
+        <w:t>Internationale Konsortiumsdaten – Vergleichbarkeit auf Deutschland abhängig von Implementierungstreue, keine spezifischen Anpassungen durch Geschlecht nötig.</w:t>
+      </w:r>
+    </w:p>
+    <w:p>
+      <w:r>
+        <w:rPr>
+          <w:color w:val="5A7D3A"/>
+          <w:sz w:val="18"/>
+        </w:rPr>
+        <w:t>https://pubmed.ncbi.nlm.nih.gov/42766584/</w:t>
+      </w:r>
+    </w:p>
+    <w:p>
+      <w:pPr>
+        <w:pStyle w:val="Heading2"/>
+      </w:pPr>
+      <w:r>
+        <w:t>Clopidogrel reduziert kardiovaskuläre Ereignisse bei Frauen nach Koronarintervention</w:t>
+      </w:r>
+    </w:p>
+    <w:p>
+      <w:r>
+        <w:rPr>
+          <w:i/>
+          <w:color w:val="666666"/>
+          <w:sz w:val="18"/>
+        </w:rPr>
+        <w:t>Kwon W et al.  ·  EuroIntervention  ·  21.09.2026  ·  PMID 42765401</w:t>
+      </w:r>
+    </w:p>
+    <w:p>
+      <w:r>
+        <w:t>Geschlechtsspezifische Analyse des SMART-CHOICE-3-Trials zu antiplateleteren Strategien nach perkutaner Koronarintervention (n=5.506, davon 1.002 Frauen) in Südkorea.</w:t>
+      </w:r>
+    </w:p>
+    <w:p>
+      <w:r>
+        <w:rPr>
+          <w:b/>
+        </w:rPr>
+        <w:t xml:space="preserve">Ergebnis: </w:t>
+      </w:r>
+      <w:r>
+        <w:t>Clopidogrel senkte primären Endpunkt (Tod, Herzinfarkt, Schlaganfall) bei Frauen signifikant (4,3% vs. 9,4%, aHR 0,45, 95%-KI 0,24–0,85, p=0,014), nicht aber bei Männern (4,4% vs. 6,0%, aHR 0,77, p=0,116). Keine signifikante Interaktion zwischen Geschlecht und Therapie (p=0,288), daher konsistente Richtung in beiden Gruppen.</w:t>
+      </w:r>
+    </w:p>
+    <w:p>
+      <w:r>
+        <w:rPr>
+          <w:b/>
+          <w:sz w:val="19"/>
+        </w:rPr>
+        <w:t xml:space="preserve">Übertragbarkeit: </w:t>
+      </w:r>
+      <w:r>
+        <w:rPr>
+          <w:sz w:val="19"/>
+        </w:rPr>
+        <w:t>Südkorea – Befund zur Arzneimittelwirksamkeit geschlechtsunabhängig übertragbar.</w:t>
+      </w:r>
+    </w:p>
+    <w:p>
+      <w:r>
+        <w:rPr>
+          <w:color w:val="5A7D3A"/>
+          <w:sz w:val="18"/>
+        </w:rPr>
+        <w:t>https://pubmed.ncbi.nlm.nih.gov/42765401/</w:t>
+      </w:r>
+    </w:p>
+    <w:p>
+      <w:pPr>
+        <w:pStyle w:val="Heading2"/>
+      </w:pPr>
+      <w:r>
+        <w:t>Biomedizin auf männlichem Default-Modell: Geschlechtsgerechtigkeit erfordert strukturelle Reformen</w:t>
+      </w:r>
+    </w:p>
+    <w:p>
+      <w:r>
+        <w:rPr>
+          <w:i/>
+          <w:color w:val="666666"/>
+          <w:sz w:val="18"/>
+        </w:rPr>
+        <w:t>D'Archivio M et al.  ·  Ann Ist Super Sanita  ·  Juli 2026  ·  PMID 42742238</w:t>
+      </w:r>
+    </w:p>
+    <w:p>
+      <w:r>
+        <w:t>Kommentar zur strukturellen Geschlechtsbias in Forschung und Klinik; analysiert, wie male-default-Paradigma zu diagnostischen Verzögerungen, inadäquaten Behandlungen und Ungleichheiten führt und warum geschlechtergetrennte Datenanalyse und Pharmakokinetik-Berücksichtigung systemisch notwendig sind.</w:t>
+      </w:r>
+    </w:p>
+    <w:p>
+      <w:r>
+        <w:rPr>
+          <w:b/>
+        </w:rPr>
+        <w:t xml:space="preserve">Ergebnis: </w:t>
+      </w:r>
+      <w:r>
+        <w:t>Darlegung von Zellniveau-Unterschieden und unterschiedlichen Krankheitsmanifestatonen zwischen Geschlechtern, höhere Nebenwirkungsrisiken bei Frauen durch Nichtbeachtung geschlechtsspezifischer metabolischer Profile. Forderung: Mandatory Sex-disaggregated Reporting, Integration von Gender-responsive Variablen, Anerkennung, dass Frauen keine kleineren Männer sind.</w:t>
+      </w:r>
+    </w:p>
+    <w:p>
+      <w:r>
+        <w:rPr>
+          <w:b/>
+          <w:sz w:val="19"/>
+        </w:rPr>
+        <w:t xml:space="preserve">Übertragbarkeit: </w:t>
+      </w:r>
+      <w:r>
+        <w:rPr>
+          <w:sz w:val="19"/>
+        </w:rPr>
+        <w:t>Kommentar aus italienischem Referenzzentrum für Geschlechtermedizin – zentrale Erkenntnisse zur Notwendigkeit struktureller Leitlinien-Integration in Deutschland unmittelbar übertragbar.</w:t>
+      </w:r>
+    </w:p>
+    <w:p>
+      <w:r>
+        <w:rPr>
+          <w:color w:val="5A7D3A"/>
+          <w:sz w:val="18"/>
+        </w:rPr>
+        <w:t>https://pubmed.ncbi.nlm.nih.gov/42742238/</w:t>
+      </w:r>
+    </w:p>
+    <w:p>
+      <w:pPr>
+        <w:pStyle w:val="Heading2"/>
+      </w:pPr>
+      <w:r>
+        <w:t>Sturzbedingte Mortalität bei Zirrhose in USA: Geschlechtergap wächst</w:t>
+      </w:r>
+    </w:p>
+    <w:p>
+      <w:r>
+        <w:rPr>
+          <w:i/>
+          <w:color w:val="666666"/>
+          <w:sz w:val="18"/>
+        </w:rPr>
+        <w:t>Kerr LB et al.  ·  Medicine (Baltimore)  ·  11.09.2026  ·  PMID 42736796</w:t>
+      </w:r>
+    </w:p>
+    <w:p>
+      <w:r>
+        <w:t>Bevölkerungsbasierte retrospektive Analyse von CDC-Routinedaten 1999–2023 zu Todesfällen mit Sturz als primäre Ursache und Zirrhose als Kofaktor (n=10.029 Fälle insgesamt).</w:t>
+      </w:r>
+    </w:p>
+    <w:p>
+      <w:r>
+        <w:rPr>
+          <w:b/>
+        </w:rPr>
+        <w:t xml:space="preserve">Ergebnis: </w:t>
+      </w:r>
+      <w:r>
+        <w:t>Altersstandardisierte Mortalitätsrate stieg von 1,5 (1999) auf 5,5 pro 1 Mio. (2023). 2023 waren Raten bei Männern doppelt so hoch wie bei Frauen (7,31 vs. 4,02). Anstieg 1999–2017 um 4,65% p.a., dann 2017–2023 um 7,29% p.a. (p=0,004). Alter ≥65 Jahre zeigt stärkere Raten (9,28 vs. 3,40 für 45–64 Jahre).</w:t>
+      </w:r>
+    </w:p>
+    <w:p>
+      <w:r>
+        <w:rPr>
+          <w:b/>
+          <w:sz w:val="19"/>
+        </w:rPr>
+        <w:t xml:space="preserve">Übertragbarkeit: </w:t>
+      </w:r>
+      <w:r>
+        <w:rPr>
+          <w:sz w:val="19"/>
+        </w:rPr>
+        <w:t>USA-Routinedaten – begrenzte Übertragbarkeit, aber Präventionsbedarf (Sturzrisiko, Gebrechlichkeit) international relevant.</w:t>
+      </w:r>
+    </w:p>
+    <w:p>
+      <w:r>
+        <w:rPr>
+          <w:color w:val="5A7D3A"/>
+          <w:sz w:val="18"/>
+        </w:rPr>
+        <w:t>https://pubmed.ncbi.nlm.nih.gov/42736796/</w:t>
+      </w:r>
+    </w:p>
+    <w:p>
+      <w:pPr>
+        <w:pStyle w:val="Heading2"/>
+      </w:pPr>
+      <w:r>
+        <w:t>Psychologische Kontrolle und Depression: Positivität schützt Mädchen, nicht Jungen</w:t>
+      </w:r>
+    </w:p>
+    <w:p>
+      <w:r>
+        <w:rPr>
+          <w:i/>
+          <w:color w:val="666666"/>
+          <w:sz w:val="18"/>
+        </w:rPr>
+        <w:t>Ding L et al.  ·  Res Child Adolesc Psychopathol  ·  08.09.2026  ·  PMID 42711574</w:t>
+      </w:r>
+    </w:p>
+    <w:p>
+      <w:r>
+        <w:t>Longitudinale Studie über vier Wellen (6-Monats-Intervalle) bei 4.254 chinesischen Frühadoleszenten (55,5% Jungen, Alter 10–13 Jahre) zu reziproken Assoziationen zwischen elterlicher psychologischer Kontrolle und Depressionssymptomen und der mediierenden Rolle von Positivität.</w:t>
+      </w:r>
+    </w:p>
+    <w:p>
+      <w:r>
+        <w:rPr>
+          <w:b/>
+        </w:rPr>
+        <w:t xml:space="preserve">Ergebnis: </w:t>
+      </w:r>
+      <w:r>
+        <w:t>Random-Intercept-Cross-Lagged-Panel-Modelle zeigten reziproke within-person-Assoziationen in Gesamtstichprobe und beiden Geschlechtern. Positivität mediierte bidirektionale Assoziationen in Gesamtstichprobe und bei Mädchen (partieller Mediationseffekt signifikant), aber nicht bei Jungen (p&gt;0,05). Befund deutet auf geschlechtsspezifische Schutzmechanismen hin.</w:t>
+      </w:r>
+    </w:p>
+    <w:p>
+      <w:r>
+        <w:rPr>
+          <w:b/>
+          <w:sz w:val="19"/>
+        </w:rPr>
+        <w:t xml:space="preserve">Übertragbarkeit: </w:t>
+      </w:r>
+      <w:r>
+        <w:rPr>
+          <w:sz w:val="19"/>
+        </w:rPr>
+        <w:t>China-Studie mit großer Stichprobe; Geschlechtsunterschiede in Resilienzfaktoren können kulturübergreifend relevant sein, jedoch AWMF-Leitlinien zur Eltern-Kind-Prävention müssen geschlechtsspezifische Ansätze prüfen.</w:t>
+      </w:r>
+    </w:p>
+    <w:p>
+      <w:r>
+        <w:rPr>
+          <w:color w:val="5A7D3A"/>
+          <w:sz w:val="18"/>
+        </w:rPr>
+        <w:t>https://pubmed.ncbi.nlm.nih.gov/42711574/</w:t>
+      </w:r>
+    </w:p>
+    <w:p>
+      <w:pPr>
+        <w:pStyle w:val="Heading2"/>
+      </w:pPr>
+      <w:r>
+        <w:t>LGBTQ+-Patienten mit Parkinson-Syndrom berichten mehr Angststörung und motorische Defizite</w:t>
+      </w:r>
+    </w:p>
+    <w:p>
+      <w:r>
+        <w:rPr>
+          <w:i/>
+          <w:color w:val="666666"/>
+          <w:sz w:val="18"/>
+        </w:rPr>
+        <w:t>Flatt J et al.  ·  Front Public Health  ·  24.08.2026  ·  PMID 42707080</w:t>
+      </w:r>
+    </w:p>
+    <w:p>
+      <w:r>
+        <w:t>Nationale Querschnittstudie (2022–2025, n=254: 89 LGBTQ+, 165 nicht-LGBTQ+) zu Parkinson-Symptomen und Gesundheits-assoziiertem Outcome bei älteren Erwachsenen in USA; Vergleich der Symptombelastung und sozialen Determinanten.</w:t>
+      </w:r>
+    </w:p>
+    <w:p>
+      <w:r>
+        <w:rPr>
+          <w:b/>
+        </w:rPr>
+        <w:t xml:space="preserve">Ergebnis: </w:t>
+      </w:r>
+      <w:r>
+        <w:t>LGBTQ+-Teilnehmer zeigten höhere Prävalenz von Angststörung (53,9% vs. 33,3%, p=0,002), moderate-schwere Motordefizite (32,2% vs. 19,4%, p=0,024) und Einsamkeit (18,8% vs. 8,5%, p=0,037) als nicht-LGBTQ+-Vergleichsgruppe. Jüngeres Alter, Rasse/Ethnizität und Diskriminierungserfahrung assoziiert mit höheren motorischen Symptomen. Kausalität nicht belegt.</w:t>
+      </w:r>
+    </w:p>
+    <w:p>
+      <w:r>
+        <w:rPr>
+          <w:b/>
+          <w:sz w:val="19"/>
+        </w:rPr>
+        <w:t xml:space="preserve">Übertragbarkeit: </w:t>
+      </w:r>
+      <w:r>
+        <w:rPr>
+          <w:sz w:val="19"/>
+        </w:rPr>
+        <w:t>USA-Konvenienzstichprobe – Diskriminierungserlebnis als Barrier-Mechanismus universell; Zugangsbarrien speziell für LGBTQ+ in deutschem System zu prüfen.</w:t>
+      </w:r>
+    </w:p>
+    <w:p>
+      <w:r>
+        <w:rPr>
+          <w:color w:val="5A7D3A"/>
+          <w:sz w:val="18"/>
+        </w:rPr>
+        <w:t>https://pubmed.ncbi.nlm.nih.gov/42707080/</w:t>
       </w:r>
     </w:p>
     <w:p>

--- a/download/studien-archiv.docx
+++ b/download/studien-archiv.docx
@@ -62,7 +62,421 @@
           <w:color w:val="666666"/>
           <w:sz w:val="18"/>
         </w:rPr>
-        <w:t>Stand: 22.09.2026  |  181 Studien  |  gender.m-vf.de</w:t>
+        <w:t>Stand: 23.09.2026  |  188 Studien  |  gender.m-vf.de</w:t>
+      </w:r>
+    </w:p>
+    <w:p>
+      <w:pPr>
+        <w:pStyle w:val="Heading1"/>
+      </w:pPr>
+      <w:r>
+        <w:t>Aufgenommen am 23.09.2026</w:t>
+      </w:r>
+    </w:p>
+    <w:p>
+      <w:pPr>
+        <w:pStyle w:val="Heading2"/>
+      </w:pPr>
+      <w:r>
+        <w:t>Geschlechtsspezifische Atemmuskelkraft-Grenzwerte älterer Frauen</w:t>
+      </w:r>
+    </w:p>
+    <w:p>
+      <w:r>
+        <w:rPr>
+          <w:i/>
+          <w:color w:val="666666"/>
+          <w:sz w:val="18"/>
+        </w:rPr>
+        <w:t>Park TS et al.  ·  J Korean Med Sci  ·  21.09.2026  ·  PMID 42773075</w:t>
+      </w:r>
+    </w:p>
+    <w:p>
+      <w:r>
+        <w:t>Querschnittstudie mit 88 älteren Frauen (≥65 Jahre), um geschlechtsspezifische Cut-off-Werte für maximalen inspiratorischen und exspiratorischen Druck als Screening-Tool für Atemmuskel-Sarcopenie zu etablieren.</w:t>
+      </w:r>
+    </w:p>
+    <w:p>
+      <w:r>
+        <w:rPr>
+          <w:b/>
+        </w:rPr>
+        <w:t xml:space="preserve">Ergebnis: </w:t>
+      </w:r>
+      <w:r>
+        <w:t>ROC-abgeleitete Cut-off-Werte: MIP 28,50 cmH₂O (AUC 0,81, 95%-KI 0,70-0,93), MEP 49,50 cmH₂O (AUC 0,78, 95%-KI 0,64-0,92). MIP und MEP korrelieren signifikant mit Handgriffkraft (r=0,318 u. 0,323) und Muskelmasse-Index (r=0,291 u. 0,255). Geschlechts- und altersgerechte Werte verbessern diagnostische Präzision.</w:t>
+      </w:r>
+    </w:p>
+    <w:p>
+      <w:r>
+        <w:rPr>
+          <w:b/>
+          <w:sz w:val="19"/>
+        </w:rPr>
+        <w:t xml:space="preserve">Übertragbarkeit: </w:t>
+      </w:r>
+      <w:r>
+        <w:rPr>
+          <w:sz w:val="19"/>
+        </w:rPr>
+        <w:t>Südkorea - Validierungsstudie mit biologischen Messwerten, Übertragbarkeit auf europäische ältere Bevölkerungen</w:t>
+      </w:r>
+    </w:p>
+    <w:p>
+      <w:r>
+        <w:rPr>
+          <w:color w:val="5A7D3A"/>
+          <w:sz w:val="18"/>
+        </w:rPr>
+        <w:t>https://pubmed.ncbi.nlm.nih.gov/42773075/</w:t>
+      </w:r>
+    </w:p>
+    <w:p>
+      <w:pPr>
+        <w:pStyle w:val="Heading2"/>
+      </w:pPr>
+      <w:r>
+        <w:t>Geschlechterunterschiede in Lippenspalten variieren nach Typ und Ausprägung</w:t>
+      </w:r>
+    </w:p>
+    <w:p>
+      <w:r>
+        <w:rPr>
+          <w:i/>
+          <w:color w:val="666666"/>
+          <w:sz w:val="18"/>
+        </w:rPr>
+        <w:t>Yanagisawa H et al.  ·  Congenit Anom (Kyoto)  ·  Jan. 2026  ·  PMID 42768403</w:t>
+      </w:r>
+    </w:p>
+    <w:p>
+      <w:r>
+        <w:t>Retrospektive Kohortenstudie mit 4.548 japanischen Patienten mit Lippen-Kiefer-Gaumenspalten, um geschlechtsspezifische Unterschiede in Prävalenz und Ausprägung zu untersuchen.</w:t>
+      </w:r>
+    </w:p>
+    <w:p>
+      <w:r>
+        <w:rPr>
+          <w:b/>
+        </w:rPr>
+        <w:t xml:space="preserve">Ergebnis: </w:t>
+      </w:r>
+      <w:r>
+        <w:t>Männer zeigten Übergewicht bei Lippenspalten und kombinierten Spalten (besonders unvollständig); Frauen bei isolierten Gaumenspalten (stärker bei Hard-palate-Beteiligung). Der Geschlechtsunterschied variiert mit Spalttyp, Seitigkeit und Ausmaß: Männer überwiegen bei leichteren CL/CLP, Frauen bei schwerereren CP-Formen.</w:t>
+      </w:r>
+    </w:p>
+    <w:p>
+      <w:r>
+        <w:rPr>
+          <w:b/>
+          <w:sz w:val="19"/>
+        </w:rPr>
+        <w:t xml:space="preserve">Übertragbarkeit: </w:t>
+      </w:r>
+      <w:r>
+        <w:rPr>
+          <w:sz w:val="19"/>
+        </w:rPr>
+        <w:t>Japan - Kohortenbasis, Geschlechtsunterschiede in Entwicklungsstörungen sind international vergleichbar</w:t>
+      </w:r>
+    </w:p>
+    <w:p>
+      <w:r>
+        <w:rPr>
+          <w:color w:val="5A7D3A"/>
+          <w:sz w:val="18"/>
+        </w:rPr>
+        <w:t>https://pubmed.ncbi.nlm.nih.gov/42768403/</w:t>
+      </w:r>
+    </w:p>
+    <w:p>
+      <w:pPr>
+        <w:pStyle w:val="Heading2"/>
+      </w:pPr>
+      <w:r>
+        <w:t>Angststörungen in Kolumbien: Geschlechtsspezifische Belastung 2016-2022</w:t>
+      </w:r>
+    </w:p>
+    <w:p>
+      <w:r>
+        <w:rPr>
+          <w:i/>
+          <w:color w:val="666666"/>
+          <w:sz w:val="18"/>
+        </w:rPr>
+        <w:t>Gutierrez-Lesmes OA et al.  ·  Popul Health Metr  ·  15.09.2026  ·  PMID 42768356</w:t>
+      </w:r>
+    </w:p>
+    <w:p>
+      <w:r>
+        <w:t>Longitudinale ökologische Studie mit administrativen Gesundheitsdaten zu Angststörungen in 32 kolumbianischen Departements mit Berechnung behinderungsadjustierter Lebensjahre (DALYs).</w:t>
+      </w:r>
+    </w:p>
+    <w:p>
+      <w:r>
+        <w:rPr>
+          <w:b/>
+        </w:rPr>
+        <w:t xml:space="preserve">Ergebnis: </w:t>
+      </w:r>
+      <w:r>
+        <w:t>3.055.505 Fälle, 1.266.489 DALYs identifiziert. Altersstandardisierte DALY-Rate stieg von 177,9 (2016) auf 687,4 pro 100.000 (2022; jährliche Änderung +25,41%, 95%-KI 19,48-31,63). Frauen zeigten durchgehend höhere Belastung als Männer; erhebliche territoriale Ungleichheiten (Andean-Region am höchsten).</w:t>
+      </w:r>
+    </w:p>
+    <w:p>
+      <w:r>
+        <w:rPr>
+          <w:b/>
+          <w:sz w:val="19"/>
+        </w:rPr>
+        <w:t xml:space="preserve">Übertragbarkeit: </w:t>
+      </w:r>
+      <w:r>
+        <w:rPr>
+          <w:sz w:val="19"/>
+        </w:rPr>
+        <w:t>Lateinamerika - administrative Routinedaten zeigen geschlechterspezifische Muster, aber größere Ressourcendisparitäten zu Deutschland</w:t>
+      </w:r>
+    </w:p>
+    <w:p>
+      <w:r>
+        <w:rPr>
+          <w:color w:val="5A7D3A"/>
+          <w:sz w:val="18"/>
+        </w:rPr>
+        <w:t>https://pubmed.ncbi.nlm.nih.gov/42768356/</w:t>
+      </w:r>
+    </w:p>
+    <w:p>
+      <w:pPr>
+        <w:pStyle w:val="Heading2"/>
+      </w:pPr>
+      <w:r>
+        <w:t>Psychische Belastung von Lesben und bisexuellen Frauen in chinesischen Hochschulen</w:t>
+      </w:r>
+    </w:p>
+    <w:p>
+      <w:r>
+        <w:rPr>
+          <w:i/>
+          <w:color w:val="666666"/>
+          <w:sz w:val="18"/>
+        </w:rPr>
+        <w:t>Liu Y  ·  Front Public Health  ·  28.08.2026  ·  PMID 42729124</w:t>
+      </w:r>
+    </w:p>
+    <w:p>
+      <w:r>
+        <w:t>Qualitative Interviewstudie mit 8 selbstidentifizierten lesbischen/bisexuellen cisgender Frauen an chinesischen Universitäten, um Mechanismen von strukturiertem Stigma und psychischer Belastung zu untersuchen (Minority-Stress-Modell).</w:t>
+      </w:r>
+    </w:p>
+    <w:p>
+      <w:r>
+        <w:rPr>
+          <w:b/>
+        </w:rPr>
+        <w:t xml:space="preserve">Ergebnis: </w:t>
+      </w:r>
+      <w:r>
+        <w:t>Fünf Themen identifiziert: (1) Strukturelle Ungleichheit als Angst und kognitive Wachsamkeit; (2) institutionelle Ressourcendeprivation; (3) erlebtes und internalisiertes Stigma (Scham, Identitätsverborgenheit, depressive Symptome); (4) intersektionale Unsichtbarkeit verstärkt Belastung; (5) institutionelle Unterstützung puffert ab. Drei Mediationspfade wirksam: sozial-kognitiv, emotional-regulatorisch, interpersonell.</w:t>
+      </w:r>
+    </w:p>
+    <w:p>
+      <w:r>
+        <w:rPr>
+          <w:b/>
+          <w:sz w:val="19"/>
+        </w:rPr>
+        <w:t xml:space="preserve">Übertragbarkeit: </w:t>
+      </w:r>
+      <w:r>
+        <w:rPr>
+          <w:sz w:val="19"/>
+        </w:rPr>
+        <w:t>China - qualitative Mechanismusforschung zu Zugangsbarr ieren und Stigma-Verarbeitung; Erkenntnisse zu Diskriminierungsvermeidung auf Versorgungsebene übertragbar</w:t>
+      </w:r>
+    </w:p>
+    <w:p>
+      <w:r>
+        <w:rPr>
+          <w:color w:val="5A7D3A"/>
+          <w:sz w:val="18"/>
+        </w:rPr>
+        <w:t>https://pubmed.ncbi.nlm.nih.gov/42729124/</w:t>
+      </w:r>
+    </w:p>
+    <w:p>
+      <w:pPr>
+        <w:pStyle w:val="Heading2"/>
+      </w:pPr>
+      <w:r>
+        <w:t>Konversionspraktiken und psychische Gesundheit bei LGBTQ-Menschen in Portugal</w:t>
+      </w:r>
+    </w:p>
+    <w:p>
+      <w:r>
+        <w:rPr>
+          <w:i/>
+          <w:color w:val="666666"/>
+          <w:sz w:val="18"/>
+        </w:rPr>
+        <w:t>Costa PA et al.  ·  LGBT Health  ·  14.08.2026  ·  PMID 42598799</w:t>
+      </w:r>
+    </w:p>
+    <w:p>
+      <w:r>
+        <w:t>Online-Querschnittsumfrage mit 424 sexuell und geschlechtlich diversen Personen zu Erfahrungen mit Konversionspraktiken und deren Assoziation mit psychischer Belastung (CORE-Outcome Measure).</w:t>
+      </w:r>
+    </w:p>
+    <w:p>
+      <w:r>
+        <w:rPr>
+          <w:b/>
+        </w:rPr>
+        <w:t xml:space="preserve">Ergebnis: </w:t>
+      </w:r>
+      <w:r>
+        <w:t>21,7% (n=91) berichteten Konversionspraxis-Exposition, davon 22% durch Mental-Health-Professional durchgeführt; 38,5% suchten aktiv danach, 61,5% wurden dazu gedrängt/gezwungen. Durchschnittsalter bei Start: 16,5 Jahre. Teilnehmer mit Konversionserfahrung zeigten signifikant niedrigeres Wohlbefinden und Funktionsfähigkeit, höhere Symptombelastung (p&lt;0,05) als Nicht-Exponierte.</w:t>
+      </w:r>
+    </w:p>
+    <w:p>
+      <w:r>
+        <w:rPr>
+          <w:b/>
+          <w:sz w:val="19"/>
+        </w:rPr>
+        <w:t xml:space="preserve">Übertragbarkeit: </w:t>
+      </w:r>
+      <w:r>
+        <w:rPr>
+          <w:sz w:val="19"/>
+        </w:rPr>
+        <w:t>Portugal, südliches Europa - EU-Kontext mit ähnlichen Schutzgesetzgebungsdefiziten; zeigt Versorgungsschaden durch schädliche Praktiken</w:t>
+      </w:r>
+    </w:p>
+    <w:p>
+      <w:r>
+        <w:rPr>
+          <w:color w:val="5A7D3A"/>
+          <w:sz w:val="18"/>
+        </w:rPr>
+        <w:t>https://pubmed.ncbi.nlm.nih.gov/42598799/</w:t>
+      </w:r>
+    </w:p>
+    <w:p>
+      <w:pPr>
+        <w:pStyle w:val="Heading2"/>
+      </w:pPr>
+      <w:r>
+        <w:t>Proteasom-Biomarker bei Speiseröhrenkrebs: Geschlechtsspezifische Prognose</w:t>
+      </w:r>
+    </w:p>
+    <w:p>
+      <w:r>
+        <w:rPr>
+          <w:i/>
+          <w:color w:val="666666"/>
+          <w:sz w:val="18"/>
+        </w:rPr>
+        <w:t>Quaas A et al.  ·  Int J Cancer  ·  15.11.2026  ·  PMID 42581747</w:t>
+      </w:r>
+    </w:p>
+    <w:p>
+      <w:r>
+        <w:t>Massenspektrometrie-basierte Proteomik an 92 Speiseröhrenadenokar zinomen (47 Frauen, 45 Männer) zur Identifikation von geschlechtsspezifischen Proteinmustern und Prognosesignaturen.</w:t>
+      </w:r>
+    </w:p>
+    <w:p>
+      <w:r>
+        <w:rPr>
+          <w:b/>
+        </w:rPr>
+        <w:t xml:space="preserve">Ergebnis: </w:t>
+      </w:r>
+      <w:r>
+        <w:t>Schwangerschaftszone-Protein (PZP) erhöht in Frauentumoren, Y-Chromosome-Proteine (DDX3Y, RPS4Y1) in Männertumoren. Erhöhte PZP-Expression assoziiert mit signifikant schlechterer Gesamtüberlebensrate bei Männern (nicht bei Frauen/kombiniert). Geschlecht prägt immune Pathways und prognostische Protein-Landschaften.</w:t>
+      </w:r>
+    </w:p>
+    <w:p>
+      <w:r>
+        <w:rPr>
+          <w:b/>
+          <w:sz w:val="19"/>
+        </w:rPr>
+        <w:t xml:space="preserve">Übertragbarkeit: </w:t>
+      </w:r>
+      <w:r>
+        <w:rPr>
+          <w:sz w:val="19"/>
+        </w:rPr>
+        <w:t>Deutschland - Grundlagenproteomik mit klinischer Outcome-Relevanz, übertragbar wenn in Routinepraxen eingeführt</w:t>
+      </w:r>
+    </w:p>
+    <w:p>
+      <w:r>
+        <w:rPr>
+          <w:color w:val="5A7D3A"/>
+          <w:sz w:val="18"/>
+        </w:rPr>
+        <w:t>https://pubmed.ncbi.nlm.nih.gov/42581747/</w:t>
+      </w:r>
+    </w:p>
+    <w:p>
+      <w:pPr>
+        <w:pStyle w:val="Heading2"/>
+      </w:pPr>
+      <w:r>
+        <w:t>Kardiovaskuläres Risiko: Frauen sterben häufiger an Herzkrankheiten</w:t>
+      </w:r>
+    </w:p>
+    <w:p>
+      <w:r>
+        <w:rPr>
+          <w:i/>
+          <w:color w:val="666666"/>
+          <w:sz w:val="18"/>
+        </w:rPr>
+        <w:t>Mounier-Véhier C  ·  Rev Infirm  ·  01.06.2026  ·  PMID 42309640</w:t>
+      </w:r>
+    </w:p>
+    <w:p>
+      <w:r>
+        <w:t>Meinungsbeitrag zur kardiovaskulären Mortalität bei Frauen in Frankreich, identifiziert modifizierbare Risikofaktoren und Rolle von Gesundheitsfachpersonen.</w:t>
+      </w:r>
+    </w:p>
+    <w:p>
+      <w:r>
+        <w:rPr>
+          <w:b/>
+        </w:rPr>
+        <w:t xml:space="preserve">Ergebnis: </w:t>
+      </w:r>
+      <w:r>
+        <w:t>Kardiovaskuläre Erkrankung führende Todesursache bei Frauen in Frankreich. Unhealthy behaviors, inadequate care, lifestyle changes und geschlechtsspezifische Risikofaktoren als negative Determinanten. Gesundheitsfachpersonen spielen Schlüsselrolle bei Prävention und Aufklärung.</w:t>
+      </w:r>
+    </w:p>
+    <w:p>
+      <w:r>
+        <w:rPr>
+          <w:b/>
+          <w:sz w:val="19"/>
+        </w:rPr>
+        <w:t xml:space="preserve">Übertragbarkeit: </w:t>
+      </w:r>
+      <w:r>
+        <w:rPr>
+          <w:sz w:val="19"/>
+        </w:rPr>
+        <w:t>Frankreich - vergleichbares westeuropäisches Sozialversicherungssystem, kardiovaskuläre Geschlechterdisparitäten in Präventionszugang</w:t>
+      </w:r>
+    </w:p>
+    <w:p>
+      <w:r>
+        <w:rPr>
+          <w:color w:val="5A7D3A"/>
+          <w:sz w:val="18"/>
+        </w:rPr>
+        <w:t>https://pubmed.ncbi.nlm.nih.gov/42309640/</w:t>
       </w:r>
     </w:p>
     <w:p>

--- a/download/studien-archiv.docx
+++ b/download/studien-archiv.docx
@@ -62,7 +62,73 @@
           <w:color w:val="666666"/>
           <w:sz w:val="18"/>
         </w:rPr>
-        <w:t>Stand: 23.09.2026  |  188 Studien  |  gender.m-vf.de</w:t>
+        <w:t>Stand: 24.09.2026  |  189 Studien  |  gender.m-vf.de</w:t>
+      </w:r>
+    </w:p>
+    <w:p>
+      <w:pPr>
+        <w:pStyle w:val="Heading1"/>
+      </w:pPr>
+      <w:r>
+        <w:t>Aufgenommen am 24.09.2026</w:t>
+      </w:r>
+    </w:p>
+    <w:p>
+      <w:pPr>
+        <w:pStyle w:val="Heading2"/>
+      </w:pPr>
+      <w:r>
+        <w:t>Englischkenntnisse und Gesundheitsergebnisse: Routinedaten zeigen höhere Krankheitslast bei schlechteren Sprachkenntnissen</w:t>
+      </w:r>
+    </w:p>
+    <w:p>
+      <w:r>
+        <w:rPr>
+          <w:i/>
+          <w:color w:val="666666"/>
+          <w:sz w:val="18"/>
+        </w:rPr>
+        <w:t>Yeoh S et al.  ·  PLoS One  ·  19.08.2026  ·  PMID 42616717</w:t>
+      </w:r>
+    </w:p>
+    <w:p>
+      <w:r>
+        <w:t>Populationsbasierte Studie zur Assoziation zwischen Englischproficiency und Gesundheitsstatus sowie Inanspruchnahme von Primär- und Sekundärversorgung in England.</w:t>
+      </w:r>
+    </w:p>
+    <w:p>
+      <w:r>
+        <w:rPr>
+          <w:b/>
+        </w:rPr>
+        <w:t xml:space="preserve">Ergebnis: </w:t>
+      </w:r>
+      <w:r>
+        <w:t>Patienten mit geringen Englischkenntnissen zeigten höhere altersadaptierte Prävalenzen von kardiometabolischen Erkrankungen sowie signifikant höhere Inanspruchnahme von Primär- und Sekundärvergung. Dies deutet auf strukturelle Barrieren beim Zugang hin, nicht auf biologische Unterschiede.</w:t>
+      </w:r>
+    </w:p>
+    <w:p>
+      <w:r>
+        <w:rPr>
+          <w:b/>
+          <w:sz w:val="19"/>
+        </w:rPr>
+        <w:t xml:space="preserve">Übertragbarkeit: </w:t>
+      </w:r>
+      <w:r>
+        <w:rPr>
+          <w:sz w:val="19"/>
+        </w:rPr>
+        <w:t>Großbritannien; vergleichbares System; Datenqualität ähnlich deutschen Abrechnungsdaten</w:t>
+      </w:r>
+    </w:p>
+    <w:p>
+      <w:r>
+        <w:rPr>
+          <w:color w:val="5A7D3A"/>
+          <w:sz w:val="18"/>
+        </w:rPr>
+        <w:t>https://pubmed.ncbi.nlm.nih.gov/42616717/</w:t>
       </w:r>
     </w:p>
     <w:p>

--- a/download/studien-archiv.docx
+++ b/download/studien-archiv.docx
@@ -62,7 +62,363 @@
           <w:color w:val="666666"/>
           <w:sz w:val="18"/>
         </w:rPr>
-        <w:t>Stand: 24.09.2026  |  189 Studien  |  gender.m-vf.de</w:t>
+        <w:t>Stand: 25.09.2026  |  195 Studien  |  gender.m-vf.de</w:t>
+      </w:r>
+    </w:p>
+    <w:p>
+      <w:pPr>
+        <w:pStyle w:val="Heading1"/>
+      </w:pPr>
+      <w:r>
+        <w:t>Aufgenommen am 25.09.2026</w:t>
+      </w:r>
+    </w:p>
+    <w:p>
+      <w:pPr>
+        <w:pStyle w:val="Heading2"/>
+      </w:pPr>
+      <w:r>
+        <w:t>Demenziadiagnosen und Sterblichkeit bei Typ-2-Diabetes-Patienten: Spanische Routinedaten zeigen Geschlechtsmuster</w:t>
+      </w:r>
+    </w:p>
+    <w:p>
+      <w:r>
+        <w:rPr>
+          <w:i/>
+          <w:color w:val="666666"/>
+          <w:sz w:val="18"/>
+        </w:rPr>
+        <w:t>Cuadrado-Corrales N et al.  ·  PLoS One  ·  24.09.2026  ·  PMID 42784648</w:t>
+      </w:r>
+    </w:p>
+    <w:p>
+      <w:r>
+        <w:t>Retrospektive Analyse von 2,79 Millionen Krankenhausaufnahmen mit Typ-2-Diabetes (2021-2024) aus der Spanischen Nationalen Entlassungsdatenbank zur Untersuchung von Geschlechtsunterschieden in Demenzhäufigkeit und Kliniksterblichkeit.</w:t>
+      </w:r>
+    </w:p>
+    <w:p>
+      <w:r>
+        <w:rPr>
+          <w:b/>
+        </w:rPr>
+        <w:t xml:space="preserve">Ergebnis: </w:t>
+      </w:r>
+      <w:r>
+        <w:t>Frauen hatten einen höheren Anteil an Demenzkodierungen (6,48 % aller T2DM-Aufnahmen); bei Aufnahmen mit Demenz zeigten Frauen eine niedrigere adjustierte Odds Ratio für Kliniksterblichkeit als Männer. Alzheimer-Demenz betraf 2,88 % mit 16,3 % Kliniksterblichkeit. Vaskuläre Demenz war mit Prior-Schlag/TIA stark assoziiert (aOR 5,89; 95%-KI 5,69–6,09). Administrative Daten ermöglichen keine Kausalaussage, zeigen aber ein Geschlechtsmuster in Prognose.</w:t>
+      </w:r>
+    </w:p>
+    <w:p>
+      <w:r>
+        <w:rPr>
+          <w:b/>
+          <w:sz w:val="19"/>
+        </w:rPr>
+        <w:t xml:space="preserve">Übertragbarkeit: </w:t>
+      </w:r>
+      <w:r>
+        <w:rPr>
+          <w:sz w:val="19"/>
+        </w:rPr>
+        <w:t>Spanien, nationale Routinedaten mit Geschlechtertrennung, europäischer Kontext.</w:t>
+      </w:r>
+    </w:p>
+    <w:p>
+      <w:r>
+        <w:rPr>
+          <w:color w:val="5A7D3A"/>
+          <w:sz w:val="18"/>
+        </w:rPr>
+        <w:t>https://pubmed.ncbi.nlm.nih.gov/42784648/</w:t>
+      </w:r>
+    </w:p>
+    <w:p>
+      <w:pPr>
+        <w:pStyle w:val="Heading2"/>
+      </w:pPr>
+      <w:r>
+        <w:t>Tabakkonsum und Suchtkomorbidität bei Minderheiten: Versorgungsungleichheiten in den USA</w:t>
+      </w:r>
+    </w:p>
+    <w:p>
+      <w:r>
+        <w:rPr>
+          <w:i/>
+          <w:color w:val="666666"/>
+          <w:sz w:val="18"/>
+        </w:rPr>
+        <w:t>Higgins ST  ·  Prev Med  ·  25.10.2025  ·  PMID 42777124</w:t>
+      </w:r>
+    </w:p>
+    <w:p>
+      <w:r>
+        <w:t>Überblicksartikel über 13 Fachantikel zum Schwerpunkt Schnittmengen von Tabakkonsum mit anderen Süchten, chronischen Erkrankungen und Gesundheitsdispositionen sowie Interventionen zur Reduktion.</w:t>
+      </w:r>
+    </w:p>
+    <w:p>
+      <w:r>
+        <w:rPr>
+          <w:b/>
+        </w:rPr>
+        <w:t xml:space="preserve">Ergebnis: </w:t>
+      </w:r>
+      <w:r>
+        <w:t>Das Spezialthema dokumentiert die disproportionale Auswirkung des Rauchens auf vulnerable Bevölkerungsgruppen, Schnittmengen mit anderen Suchterkrankungen, chronischen Erkrankungen und Gesundheitsdispositionen sowie klinische und regulatorische Interventionen zur Reduktion und Minderung ungünstiger Gesundheitseffekte. Rauchen verursacht etwa 450.000 Todesfälle jährlich in den USA.</w:t>
+      </w:r>
+    </w:p>
+    <w:p>
+      <w:r>
+        <w:rPr>
+          <w:b/>
+          <w:sz w:val="19"/>
+        </w:rPr>
+        <w:t xml:space="preserve">Übertragbarkeit: </w:t>
+      </w:r>
+      <w:r>
+        <w:rPr>
+          <w:sz w:val="19"/>
+        </w:rPr>
+        <w:t>USA-Fokus, Methodenüberblick zu Health-Disparities-Forschung, begrenzte direkte Übertragbarkeit.</w:t>
+      </w:r>
+    </w:p>
+    <w:p>
+      <w:r>
+        <w:rPr>
+          <w:color w:val="5A7D3A"/>
+          <w:sz w:val="18"/>
+        </w:rPr>
+        <w:t>https://pubmed.ncbi.nlm.nih.gov/42777124/</w:t>
+      </w:r>
+    </w:p>
+    <w:p>
+      <w:pPr>
+        <w:pStyle w:val="Heading2"/>
+      </w:pPr>
+      <w:r>
+        <w:t>Instagram-Content zu Frauengesundheit ist von Interessenskonflikten und Werbekommunikation dominiert</w:t>
+      </w:r>
+    </w:p>
+    <w:p>
+      <w:r>
+        <w:rPr>
+          <w:i/>
+          <w:color w:val="666666"/>
+          <w:sz w:val="18"/>
+        </w:rPr>
+        <w:t>Nickel B et al.  ·  Health Promot Int  ·  01.09.2026  ·  PMID 42773967</w:t>
+      </w:r>
+    </w:p>
+    <w:p>
+      <w:r>
+        <w:t>Inhaltsanalyse von 472 Instagram-Posts mit dem Hashtag #womenshealth zur Untersuchung von Gesundheitsinformationen, Interessenskonflikten und wissenschaftlichen Belegen.</w:t>
+      </w:r>
+    </w:p>
+    <w:p>
+      <w:r>
+        <w:rPr>
+          <w:b/>
+        </w:rPr>
+        <w:t xml:space="preserve">Ergebnis: </w:t>
+      </w:r>
+      <w:r>
+        <w:t>Von 472 Posts wurden 63 % von Einzelpersonen erstellt (162 von anderen/alternativen Gesundheitsfachleuten, 105 von Medizinern). 56 % richteten sich auf allgemeine Gesundheitsinformationen, 16 % warben für Medikamente/Supplements. Hormonale und Reproduktionsgesundheit war Thema in 48 % (58 Posts zu Menopause/Perimenopause). 69 % stellten explizite Gesundheitsaussagen dar, aber nur 7 % bezogen sich auf wissenschaftliche Evidenz. 51 % der Account-Inhaber hatten klare finanzielle Interessen, 39 % der Posts verkauften direkt ein Produkt. Das zeigt ein von Non-Experten und kommerzieller Ausrichtung dominiertes Umfeld.</w:t>
+      </w:r>
+    </w:p>
+    <w:p>
+      <w:r>
+        <w:rPr>
+          <w:b/>
+          <w:sz w:val="19"/>
+        </w:rPr>
+        <w:t xml:space="preserve">Übertragbarkeit: </w:t>
+      </w:r>
+      <w:r>
+        <w:rPr>
+          <w:sz w:val="19"/>
+        </w:rPr>
+        <w:t>Medienanalyse mit Relevanz für deutschsprachige Länder, regulatorische Implikationen.</w:t>
+      </w:r>
+    </w:p>
+    <w:p>
+      <w:r>
+        <w:rPr>
+          <w:color w:val="5A7D3A"/>
+          <w:sz w:val="18"/>
+        </w:rPr>
+        <w:t>https://pubmed.ncbi.nlm.nih.gov/42773967/</w:t>
+      </w:r>
+    </w:p>
+    <w:p>
+      <w:pPr>
+        <w:pStyle w:val="Heading2"/>
+      </w:pPr>
+      <w:r>
+        <w:t>Gerechtigkeitsintervention für schwarze Männer mit niedriger Einkommen: sozialökologische Barrieren identifiziert</w:t>
+      </w:r>
+    </w:p>
+    <w:p>
+      <w:r>
+        <w:rPr>
+          <w:i/>
+          <w:color w:val="666666"/>
+          <w:sz w:val="18"/>
+        </w:rPr>
+        <w:t>Marshall SA et al.  ·  PLoS One  ·  22.09.2026  ·  PMID 42771574</w:t>
+      </w:r>
+    </w:p>
+    <w:p>
+      <w:r>
+        <w:t>Qualitative Studie mit 31 Stakeholdern (einschließlich Angehöriger der Zielgruppe) in den USA zur Analyse von Faktoren für erfolgreiche Interventionen zur Verbesserung der Gesundheit schwarzer Männer mit chronischen Erkrankungen und niedrigen Einkommen.</w:t>
+      </w:r>
+    </w:p>
+    <w:p>
+      <w:r>
+        <w:rPr>
+          <w:b/>
+        </w:rPr>
+        <w:t xml:space="preserve">Ergebnis: </w:t>
+      </w:r>
+      <w:r>
+        <w:t>Folgende Themenbereiche wurden identifiziert: (1) Zielgruppe verzögert Gesundheitsversorgung, (2) Beziehungen sind durch Inhaftierung oder Armut belastet, (3) Gefängnisgesundheits- und Gesundheitssysteme sind nicht hilfreich strukturiert, (4) viele Barrieren innerhalb der Gemeinschaft, (5) Rassismus und Armut sind verflechtete, verankerte Versorgungsbarrieren. Gerechtigkeitsinterventionen müssen Faktoren auf individueller, zwischenmenschlicher, gemeinschaftlicher und institutioneller Ebene adressieren.</w:t>
+      </w:r>
+    </w:p>
+    <w:p>
+      <w:r>
+        <w:rPr>
+          <w:b/>
+          <w:sz w:val="19"/>
+        </w:rPr>
+        <w:t xml:space="preserve">Übertragbarkeit: </w:t>
+      </w:r>
+      <w:r>
+        <w:rPr>
+          <w:sz w:val="19"/>
+        </w:rPr>
+        <w:t>USA mit struktureller Rassismuskomponente, begrenzte Übertragbarkeit auf deutsches System, aber Methodenrelevanz für Equity-Forschung.</w:t>
+      </w:r>
+    </w:p>
+    <w:p>
+      <w:r>
+        <w:rPr>
+          <w:color w:val="5A7D3A"/>
+          <w:sz w:val="18"/>
+        </w:rPr>
+        <w:t>https://pubmed.ncbi.nlm.nih.gov/42771574/</w:t>
+      </w:r>
+    </w:p>
+    <w:p>
+      <w:pPr>
+        <w:pStyle w:val="Heading2"/>
+      </w:pPr>
+      <w:r>
+        <w:t>Sexuelle Gewalt-Prävention: Frauen und bisexuelle Personen zeigen niedrigere sexuelle Koercion</w:t>
+      </w:r>
+    </w:p>
+    <w:p>
+      <w:r>
+        <w:rPr>
+          <w:i/>
+          <w:color w:val="666666"/>
+          <w:sz w:val="18"/>
+        </w:rPr>
+        <w:t>Hidalgo-Muñoz AR et al.  ·  Arch Sex Behav  ·  08.09.2026  ·  PMID 42711548</w:t>
+      </w:r>
+    </w:p>
+    <w:p>
+      <w:r>
+        <w:t>Validierungsstudie der spanischen Version der Process-Based Consent Scale (PBCS) mit 726 Teilnehmern (505 Frauen, 209 Männer, 7 nonbinär) unterschiedlicher sexueller Orientierungen zur Analyse von Geschlechts- und Orientierungsunterschieden in sexueller Zustimmung und Koercion.</w:t>
+      </w:r>
+    </w:p>
+    <w:p>
+      <w:r>
+        <w:rPr>
+          <w:b/>
+        </w:rPr>
+        <w:t xml:space="preserve">Ergebnis: </w:t>
+      </w:r>
+      <w:r>
+        <w:t>Geschlechtsunterschiede zeigten sich in zwei von drei PBCS-Faktoren. Nach sexueller Orientierung gab es Unterschiede mit weniger sexueller Koercion durch bisexuelle Frauen. Die spanische PBCS ist ein zuverlässiges Messinstrument für die spanische Population und könnte zur Prävention und Intervention bei sexueller Gewalt beitragen, die auf individuelle Unterschiede zugeschnitten ist.</w:t>
+      </w:r>
+    </w:p>
+    <w:p>
+      <w:r>
+        <w:rPr>
+          <w:b/>
+          <w:sz w:val="19"/>
+        </w:rPr>
+        <w:t xml:space="preserve">Übertragbarkeit: </w:t>
+      </w:r>
+      <w:r>
+        <w:rPr>
+          <w:sz w:val="19"/>
+        </w:rPr>
+        <w:t>Spanien, europäischer Kontext, Validierungsstudium mit klinischer Anwendung.</w:t>
+      </w:r>
+    </w:p>
+    <w:p>
+      <w:r>
+        <w:rPr>
+          <w:color w:val="5A7D3A"/>
+          <w:sz w:val="18"/>
+        </w:rPr>
+        <w:t>https://pubmed.ncbi.nlm.nih.gov/42711548/</w:t>
+      </w:r>
+    </w:p>
+    <w:p>
+      <w:pPr>
+        <w:pStyle w:val="Heading2"/>
+      </w:pPr>
+      <w:r>
+        <w:t>Diskriminierungserfahrungen beeinträchtigen Vertrauen und Versorgungszugang bei sexuellen und Geschlechtsminderheiten in Spanien</w:t>
+      </w:r>
+    </w:p>
+    <w:p>
+      <w:r>
+        <w:rPr>
+          <w:i/>
+          <w:color w:val="666666"/>
+          <w:sz w:val="18"/>
+        </w:rPr>
+        <w:t>Miranda-Tena A et al.  ·  Arch Sex Behav  ·  03.09.2026  ·  PMID 42690247</w:t>
+      </w:r>
+    </w:p>
+    <w:p>
+      <w:r>
+        <w:t>Querschnittstudie mit 217 Teilnehmern (144 cisgender heterosexuell, 73 sexuelle/Geschlechtsminderheiten) in Spanien zu Diskriminierungserfahrungen im Gesundheitswesen, Vertrauen in Anbieter und Versorgungszugang.</w:t>
+      </w:r>
+    </w:p>
+    <w:p>
+      <w:r>
+        <w:rPr>
+          <w:b/>
+        </w:rPr>
+        <w:t xml:space="preserve">Ergebnis: </w:t>
+      </w:r>
+      <w:r>
+        <w:t>Sexuelle und Geschlechtsminderheiten berichteten höheres wahrgenommenes Diskriminierungserleben, größere psychische Belastung, niedrigeres Vertrauen in Anbieter und mehr Verzögerungen bei der Inanspruchnahme von Versorgung als cisgender heterosexuelle Teilnehmer. Qualitative Analysen zeigten, dass Diskriminierung (Misgendering, medizinischer Paternalismus, moralische Verurteilung) im klinischen Alltag erlebt wurde und mit Identitätsverheimlichung und Vertrauenserosion verbunden war. Universal Health Coverage ist ohne affirmativer, kulturell kompetenter Versorgung unzureichend.</w:t>
+      </w:r>
+    </w:p>
+    <w:p>
+      <w:r>
+        <w:rPr>
+          <w:b/>
+          <w:sz w:val="19"/>
+        </w:rPr>
+        <w:t xml:space="preserve">Übertragbarkeit: </w:t>
+      </w:r>
+      <w:r>
+        <w:rPr>
+          <w:sz w:val="19"/>
+        </w:rPr>
+        <w:t>Spanien, europäisches Versicherungssystem, qualitative und quantitative Daten zu Zugangsbarrieren.</w:t>
+      </w:r>
+    </w:p>
+    <w:p>
+      <w:r>
+        <w:rPr>
+          <w:color w:val="5A7D3A"/>
+          <w:sz w:val="18"/>
+        </w:rPr>
+        <w:t>https://pubmed.ncbi.nlm.nih.gov/42690247/</w:t>
       </w:r>
     </w:p>
     <w:p>

--- a/download/studien-archiv.docx
+++ b/download/studien-archiv.docx
@@ -62,7 +62,363 @@
           <w:color w:val="666666"/>
           <w:sz w:val="18"/>
         </w:rPr>
-        <w:t>Stand: 25.09.2026  |  195 Studien  |  gender.m-vf.de</w:t>
+        <w:t>Stand: 26.09.2026  |  201 Studien  |  gender.m-vf.de</w:t>
+      </w:r>
+    </w:p>
+    <w:p>
+      <w:pPr>
+        <w:pStyle w:val="Heading1"/>
+      </w:pPr>
+      <w:r>
+        <w:t>Aufgenommen am 26.09.2026</w:t>
+      </w:r>
+    </w:p>
+    <w:p>
+      <w:pPr>
+        <w:pStyle w:val="Heading2"/>
+      </w:pPr>
+      <w:r>
+        <w:t>Geschlechtsunterschiede bei Hochkonsum-Alkohol: Frauen 18–25 Jahre nähern sich Männern an</w:t>
+      </w:r>
+    </w:p>
+    <w:p>
+      <w:r>
+        <w:rPr>
+          <w:i/>
+          <w:color w:val="666666"/>
+          <w:sz w:val="18"/>
+        </w:rPr>
+        <w:t>Hobin E et al.  ·  Health Promot Chronic Dis Prev Can  ·  Sept. 2026  ·  PMID 42788895</w:t>
+      </w:r>
+    </w:p>
+    <w:p>
+      <w:r>
+        <w:t>Wiederholte Querschnittsanalyse der Canadian Community Health Survey zu Geschlechtsunterschieden bei Heavy Episodic Drinking (HED) 2017–2019 und 2022–2023.</w:t>
+      </w:r>
+    </w:p>
+    <w:p>
+      <w:r>
+        <w:rPr>
+          <w:b/>
+        </w:rPr>
+        <w:t xml:space="preserve">Ergebnis: </w:t>
+      </w:r>
+      <w:r>
+        <w:t>Gesamt-HED stabil bei ~20 %. Männer hatten insgesamt höhere Prävalenz, aber Unterschiede verengten sich 2022–2023. Bei 18–25-Jährigen: Frauen 27,9 % vs. Männer 24,2 % in 2022–2023 (Differenz −3,7 %, 95%-KI: −9,4 bis 1,9; Konfidenzintervall umfasst Null). Konvergenz besonders bei jungen Erwachsenen.</w:t>
+      </w:r>
+    </w:p>
+    <w:p>
+      <w:r>
+        <w:rPr>
+          <w:b/>
+          <w:sz w:val="19"/>
+        </w:rPr>
+        <w:t xml:space="preserve">Übertragbarkeit: </w:t>
+      </w:r>
+      <w:r>
+        <w:rPr>
+          <w:sz w:val="19"/>
+        </w:rPr>
+        <w:t>Kanada, ähnliche Sozialversicherung; biologisches Risiko (tiefere Toxidität bei Frauen) bekannt, Verhalten ändert sich.</w:t>
+      </w:r>
+    </w:p>
+    <w:p>
+      <w:r>
+        <w:rPr>
+          <w:color w:val="5A7D3A"/>
+          <w:sz w:val="18"/>
+        </w:rPr>
+        <w:t>https://pubmed.ncbi.nlm.nih.gov/42788895/</w:t>
+      </w:r>
+    </w:p>
+    <w:p>
+      <w:pPr>
+        <w:pStyle w:val="Heading2"/>
+      </w:pPr>
+      <w:r>
+        <w:t>Mütterliche Gesundheit in Nigeria: Digitale Geräte wirken nicht linear auf Inanspruchnahme</w:t>
+      </w:r>
+    </w:p>
+    <w:p>
+      <w:r>
+        <w:rPr>
+          <w:i/>
+          <w:color w:val="666666"/>
+          <w:sz w:val="18"/>
+        </w:rPr>
+        <w:t>Oladosun M et al.  ·  Cad Saude Publica  ·  18.09.2026  ·  PMID 42788563</w:t>
+      </w:r>
+    </w:p>
+    <w:p>
+      <w:r>
+        <w:t>Querschnittanalyse von 28.888 verheirateten Frauen aus Nigeria Demographic and Health Survey 2018 zu Determinanten von Schwangerenvorsorge und Geburtsort.</w:t>
+      </w:r>
+    </w:p>
+    <w:p>
+      <w:r>
+        <w:rPr>
+          <w:b/>
+        </w:rPr>
+        <w:t xml:space="preserve">Ergebnis: </w:t>
+      </w:r>
+      <w:r>
+        <w:t>Prävalenz ≥6 Vorsorgebesuche 25 %, Klinikengeburt 28,7 %. Mobiltelefon-Besitz positiv assoziiert (OR 1,29 für Vorsorge, OR 1,36 für Klinikgeburt). Internet-Nutzung positiv mit Vorsorge, häufige Internet-Nutzung aber negativ (−). Mobile-Payment negativ mit Klinikgeburt. Bildet komplexes Zusammenspiel von Ungleichheit und digitaler Infrastruktur, nicht linear.</w:t>
+      </w:r>
+    </w:p>
+    <w:p>
+      <w:r>
+        <w:rPr>
+          <w:b/>
+          <w:sz w:val="19"/>
+        </w:rPr>
+        <w:t xml:space="preserve">Übertragbarkeit: </w:t>
+      </w:r>
+      <w:r>
+        <w:rPr>
+          <w:sz w:val="19"/>
+        </w:rPr>
+        <w:t>Nigeria; zeigt: Digitalisierung ist kein allein-Versorgungshebel, sondern überlagert strukturelle Ungleichheit – für Deutschland relevant bei Tele-Medizin-Planung.</w:t>
+      </w:r>
+    </w:p>
+    <w:p>
+      <w:r>
+        <w:rPr>
+          <w:color w:val="5A7D3A"/>
+          <w:sz w:val="18"/>
+        </w:rPr>
+        <w:t>https://pubmed.ncbi.nlm.nih.gov/42788563/</w:t>
+      </w:r>
+    </w:p>
+    <w:p>
+      <w:pPr>
+        <w:pStyle w:val="Heading2"/>
+      </w:pPr>
+      <w:r>
+        <w:t>Frauen im Gesundheitswesen: Führungsquoten als Hebel für Versorgungsqualität</w:t>
+      </w:r>
+    </w:p>
+    <w:p>
+      <w:r>
+        <w:rPr>
+          <w:i/>
+          <w:color w:val="666666"/>
+          <w:sz w:val="18"/>
+        </w:rPr>
+        <w:t>Garth B et al.  ·  Med J Aust  ·  Sept. 2026  ·  PMID 42788226</w:t>
+      </w:r>
+    </w:p>
+    <w:p>
+      <w:r>
+        <w:t>Konzeptpapier zu Australiens neuen Geschlechtergleichstellungszielen für große Arbeitgeber und deren Umsetzung in Gesundheitsdiensten.</w:t>
+      </w:r>
+    </w:p>
+    <w:p>
+      <w:r>
+        <w:rPr>
+          <w:b/>
+        </w:rPr>
+        <w:t xml:space="preserve">Ergebnis: </w:t>
+      </w:r>
+      <w:r>
+        <w:t>Frauen stellen Mehrheit der australischen Gesundheitsfachkräfte, sind aber in Führungspositionen unterrepräsentiert. Bindende Zielquoten schaffen institutionelle Verantwortung. Maturity Matrix als Werkzeug zur Verankerung in Governance und Klinischer Rechenschaftspflicht. Gute Umsetzung fördert Personalbindung und bessere Patientenversorgung.</w:t>
+      </w:r>
+    </w:p>
+    <w:p>
+      <w:r>
+        <w:rPr>
+          <w:b/>
+          <w:sz w:val="19"/>
+        </w:rPr>
+        <w:t xml:space="preserve">Übertragbarkeit: </w:t>
+      </w:r>
+      <w:r>
+        <w:rPr>
+          <w:sz w:val="19"/>
+        </w:rPr>
+        <w:t>Australien; Struktur: weniger direkt auf Deutschland übertragbar (andere Führungskultur), aber Mechanismus (Zielquoten → Systemveränderung) prüfenswert.</w:t>
+      </w:r>
+    </w:p>
+    <w:p>
+      <w:r>
+        <w:rPr>
+          <w:color w:val="5A7D3A"/>
+          <w:sz w:val="18"/>
+        </w:rPr>
+        <w:t>https://pubmed.ncbi.nlm.nih.gov/42788226/</w:t>
+      </w:r>
+    </w:p>
+    <w:p>
+      <w:pPr>
+        <w:pStyle w:val="Heading2"/>
+      </w:pPr>
+      <w:r>
+        <w:t>Geschlechterunterschied bei Appetite-Suppressiva: 15-fach höhere Dosis für Frauen in Südkorea</w:t>
+      </w:r>
+    </w:p>
+    <w:p>
+      <w:r>
+        <w:rPr>
+          <w:i/>
+          <w:color w:val="666666"/>
+          <w:sz w:val="18"/>
+        </w:rPr>
+        <w:t>Kim JH et al.  ·  Pharmacoepidemiol Drug Saf  ·  Okt. 2026  ·  PMID 42788194</w:t>
+      </w:r>
+    </w:p>
+    <w:p>
+      <w:r>
+        <w:t>Analyse der Narkotica-Datenbank Südkoreas 2019–2023 zur Nutzung von kontrollierten Substanzen außerhalb der Krankenversicherung.</w:t>
+      </w:r>
+    </w:p>
+    <w:p>
+      <w:r>
+        <w:rPr>
+          <w:b/>
+        </w:rPr>
+        <w:t xml:space="preserve">Ergebnis: </w:t>
+      </w:r>
+      <w:r>
+        <w:t>Frauen (Durchschnittsalter 30–49 Jahre) erhielten an Primärkliniken ca. 440 geschätzte Dispensierungseinheiten pro 1000 Frauen/Monat für Anorexigenanzien – etwa 15-mal höher als Männer. Muster deutet auf Off-Label-Verschreibung zu kosmetischen Zwecken hin. ADHD-Medikamente zeigten umgekehrtes Muster mit männlichem Übergewicht, besonders bei Adoleszenten (10–19 Jahre).</w:t>
+      </w:r>
+    </w:p>
+    <w:p>
+      <w:r>
+        <w:rPr>
+          <w:b/>
+          <w:sz w:val="19"/>
+        </w:rPr>
+        <w:t xml:space="preserve">Übertragbarkeit: </w:t>
+      </w:r>
+      <w:r>
+        <w:rPr>
+          <w:sz w:val="19"/>
+        </w:rPr>
+        <w:t>Südkorea, Pharmakovigilanz außerhalb Versicherung; Deutschland: Daten zu Reimbursement-Lücke fehlen.</w:t>
+      </w:r>
+    </w:p>
+    <w:p>
+      <w:r>
+        <w:rPr>
+          <w:color w:val="5A7D3A"/>
+          <w:sz w:val="18"/>
+        </w:rPr>
+        <w:t>https://pubmed.ncbi.nlm.nih.gov/42788194/</w:t>
+      </w:r>
+    </w:p>
+    <w:p>
+      <w:pPr>
+        <w:pStyle w:val="Heading2"/>
+      </w:pPr>
+      <w:r>
+        <w:t>Frauen bauen Nähe durch neuronale Synchronisation auf, Männer nicht – fNIRS-Befund</w:t>
+      </w:r>
+    </w:p>
+    <w:p>
+      <w:r>
+        <w:rPr>
+          <w:i/>
+          <w:color w:val="666666"/>
+          <w:sz w:val="18"/>
+        </w:rPr>
+        <w:t>Li Y et al.  ·  BMC Psychol  ·  10.08.2026  ·  PMID 42768383</w:t>
+      </w:r>
+    </w:p>
+    <w:p>
+      <w:r>
+        <w:t>Hyperscanning-Studie mit fNIRS: 32 weibliche und 30 männliche Dyaden von Fremden in gestuftem Selbstoffenbarungsparadigma (oberflächlich bis tiefe Intimität).</w:t>
+      </w:r>
+    </w:p>
+    <w:p>
+      <w:r>
+        <w:rPr>
+          <w:b/>
+        </w:rPr>
+        <w:t xml:space="preserve">Ergebnis: </w:t>
+      </w:r>
+      <w:r>
+        <w:t>Bei tiefem gegenseitigem Austausch: signifikante Erhöhung interpersoneller neuronaler Synchronisation (INS) DLPFC-TPJ. Geschlecht moderiert Beziehung INS ↔ Nähe (β=−0,386, p-FDR=0,025). Weibliche Dyaden: INS mediiert Selbstoffenbarung→Nähe (indirekter Effekt 0,03); männliche Dyaden: kein Mediationseffekt. Beziehungsaufbau bei Frauen stärker auf emotionaler Expressivität und INS gestützt.</w:t>
+      </w:r>
+    </w:p>
+    <w:p>
+      <w:r>
+        <w:rPr>
+          <w:b/>
+          <w:sz w:val="19"/>
+        </w:rPr>
+        <w:t xml:space="preserve">Übertragbarkeit: </w:t>
+      </w:r>
+      <w:r>
+        <w:rPr>
+          <w:sz w:val="19"/>
+        </w:rPr>
+        <w:t>China (Macau); Grundlagenbefund; Übertragung auf Versorgung würde voraussetzen, dass therapeutische Beziehung als kritischer Ausgang gilt – gilt in Psychotherapie/Psychiatrie, nicht allgemeine Medizin.</w:t>
+      </w:r>
+    </w:p>
+    <w:p>
+      <w:r>
+        <w:rPr>
+          <w:color w:val="5A7D3A"/>
+          <w:sz w:val="18"/>
+        </w:rPr>
+        <w:t>https://pubmed.ncbi.nlm.nih.gov/42768383/</w:t>
+      </w:r>
+    </w:p>
+    <w:p>
+      <w:pPr>
+        <w:pStyle w:val="Heading2"/>
+      </w:pPr>
+      <w:r>
+        <w:t>PrEP-Nutzung reduziert Depression bei schwulen Männern und trans Frauen in Thailand</w:t>
+      </w:r>
+    </w:p>
+    <w:p>
+      <w:r>
+        <w:rPr>
+          <w:i/>
+          <w:color w:val="666666"/>
+          <w:sz w:val="18"/>
+        </w:rPr>
+        <w:t>Lynn KS et al.  ·  F1000Res  ·  15.09.2026  ·  PMID 42760901</w:t>
+      </w:r>
+    </w:p>
+    <w:p>
+      <w:r>
+        <w:t>Querschnittstudie bei 150 MSM und Transgender Frauen (75 PrEP-Nutzer, 75 nicht) in zwei HIV-Präventionskliniken Chiang Mai; Depressionswerte (PHQ-9) und Suizidalität (C-SSRS).</w:t>
+      </w:r>
+    </w:p>
+    <w:p>
+      <w:r>
+        <w:rPr>
+          <w:b/>
+        </w:rPr>
+        <w:t xml:space="preserve">Ergebnis: </w:t>
+      </w:r>
+      <w:r>
+        <w:t>PrEP-Nutzer: Depression MW 3,80±3,46 vs. Nicht-Nutzer 5,96±3,76 (Differenz −2,16, 95%-KI: −0,99 bis −3,33; p&lt;0,001). Suizidalität: 6,7 % (PrEP) vs. 4,0 % (Kontrolle), kein signifikanter Unterschied (p=0,719). In adjustiertes Modell: PrEP unabhängig mit niedrigerer Depression assoziiert (B=−1,77, 95%-KI: −3,07 bis −0,47; p=0,008). Diskriminierungserlebnis positiv mit höherer Depression assoziiert (B=−1,32).</w:t>
+      </w:r>
+    </w:p>
+    <w:p>
+      <w:r>
+        <w:rPr>
+          <w:b/>
+          <w:sz w:val="19"/>
+        </w:rPr>
+        <w:t xml:space="preserve">Übertragbarkeit: </w:t>
+      </w:r>
+      <w:r>
+        <w:rPr>
+          <w:sz w:val="19"/>
+        </w:rPr>
+        <w:t>Thailand; zeigt Versorgungszugang (PrEP) reduziert Minderheitenstress – Aussage zu Zugang/Stigma, nicht Biologie; Übertragbarkeit auf Deutschland abhängig von PrEP-Verfügbarkeit und Stigmaklima.</w:t>
+      </w:r>
+    </w:p>
+    <w:p>
+      <w:r>
+        <w:rPr>
+          <w:color w:val="5A7D3A"/>
+          <w:sz w:val="18"/>
+        </w:rPr>
+        <w:t>https://pubmed.ncbi.nlm.nih.gov/42760901/</w:t>
       </w:r>
     </w:p>
     <w:p>

--- a/download/studien-archiv.docx
+++ b/download/studien-archiv.docx
@@ -62,7 +62,363 @@
           <w:color w:val="666666"/>
           <w:sz w:val="18"/>
         </w:rPr>
-        <w:t>Stand: 26.09.2026  |  201 Studien  |  gender.m-vf.de</w:t>
+        <w:t>Stand: 27.09.2026  |  207 Studien  |  gender.m-vf.de</w:t>
+      </w:r>
+    </w:p>
+    <w:p>
+      <w:pPr>
+        <w:pStyle w:val="Heading1"/>
+      </w:pPr>
+      <w:r>
+        <w:t>Aufgenommen am 27.09.2026</w:t>
+      </w:r>
+    </w:p>
+    <w:p>
+      <w:pPr>
+        <w:pStyle w:val="Heading2"/>
+      </w:pPr>
+      <w:r>
+        <w:t>Geschlechtsbilder in der Grundversorgung beeinflussen Behandlungsqualität</w:t>
+      </w:r>
+    </w:p>
+    <w:p>
+      <w:r>
+        <w:rPr>
+          <w:i/>
+          <w:color w:val="666666"/>
+          <w:sz w:val="18"/>
+        </w:rPr>
+        <w:t>Bah H et al.  ·  BMC Health Serv Res  ·  04.09.2026  ·  PMID 42791533</w:t>
+      </w:r>
+    </w:p>
+    <w:p>
+      <w:r>
+        <w:t>Querschnittsuntersuchung der Wahrnehmungen von Gesundheitspersonal zu Geschlecht und Equity in 19 Gesundheitszentren Conakrys (412 Mitarbeiter aus ärztlichem, pflegerischem und technischem Dienst).</w:t>
+      </w:r>
+    </w:p>
+    <w:p>
+      <w:r>
+        <w:rPr>
+          <w:b/>
+        </w:rPr>
+        <w:t xml:space="preserve">Ergebnis: </w:t>
+      </w:r>
+      <w:r>
+        <w:t>Über 50 % der Mitarbeiter berichteten das Fehlen von Geschlechter-Equity-Richtlinien oder Focal Points; die Mehrheit sah Geschlecht nicht als Einflussfaktor auf Versorgung, Karriere oder Patientenbehandlung an. Allerdings äußerte die starke Mehrheit Unterstützung für gezielt Schulung und Sensibilisierung zu Geschlecht und Equity.</w:t>
+      </w:r>
+    </w:p>
+    <w:p>
+      <w:r>
+        <w:rPr>
+          <w:b/>
+          <w:sz w:val="19"/>
+        </w:rPr>
+        <w:t xml:space="preserve">Übertragbarkeit: </w:t>
+      </w:r>
+      <w:r>
+        <w:rPr>
+          <w:sz w:val="19"/>
+        </w:rPr>
+        <w:t>Guinea, aber zeigt Schulungsbedarfe, die auch in Subsahara-Systemen gelten.</w:t>
+      </w:r>
+    </w:p>
+    <w:p>
+      <w:r>
+        <w:rPr>
+          <w:color w:val="5A7D3A"/>
+          <w:sz w:val="18"/>
+        </w:rPr>
+        <w:t>https://pubmed.ncbi.nlm.nih.gov/42791533/</w:t>
+      </w:r>
+    </w:p>
+    <w:p>
+      <w:pPr>
+        <w:pStyle w:val="Heading2"/>
+      </w:pPr>
+      <w:r>
+        <w:t>Elternprogramm für Kindsentwicklung in Vietnam: Geschlechts-und Kostenkontrolle</w:t>
+      </w:r>
+    </w:p>
+    <w:p>
+      <w:r>
+        <w:rPr>
+          <w:i/>
+          <w:color w:val="666666"/>
+          <w:sz w:val="18"/>
+        </w:rPr>
+        <w:t>Baek Y et al.  ·  BMJ Open  ·  24.09.2026  ·  PMID 42785938</w:t>
+      </w:r>
+    </w:p>
+    <w:p>
+      <w:r>
+        <w:t>Protokoll einer Follow-up-Studie einer Cluster-RCT (2018–2021) mit 622 Frauen-Kind-Dyaden (Interventionsgruppe) und 546 (Kontrolle) zur Untersuchung mittelfristiger Effekte auf kognitives, sprachliches und motorisches Entwicklungsniveau von Kindern im Alter 7–9 Jahren und maternale psychische Gesundheit.</w:t>
+      </w:r>
+    </w:p>
+    <w:p>
+      <w:r>
+        <w:rPr>
+          <w:b/>
+        </w:rPr>
+        <w:t xml:space="preserve">Ergebnis: </w:t>
+      </w:r>
+      <w:r>
+        <w:t>Die ursprüngliche RCT zeigte bei 2 Jahren erhöhte kognitive, sprachliche und motorische Entwicklung in der Interventionsgruppe und war kosteneffektiv. Das geplante Follow-up wird die Persistenz dieser Effekte bei älteren Kindern untersuchen, Geschlechtsspezifizität ist ein geplanter Outcomes (Geschlechtsunterschiede in Reaktion auf Intervention werden analysiert).</w:t>
+      </w:r>
+    </w:p>
+    <w:p>
+      <w:r>
+        <w:rPr>
+          <w:b/>
+          <w:sz w:val="19"/>
+        </w:rPr>
+        <w:t xml:space="preserve">Übertragbarkeit: </w:t>
+      </w:r>
+      <w:r>
+        <w:rPr>
+          <w:sz w:val="19"/>
+        </w:rPr>
+        <w:t>Vietnam; Versorgungsmodell müsste auf deutsches System adaptiert werden.</w:t>
+      </w:r>
+    </w:p>
+    <w:p>
+      <w:r>
+        <w:rPr>
+          <w:color w:val="5A7D3A"/>
+          <w:sz w:val="18"/>
+        </w:rPr>
+        <w:t>https://pubmed.ncbi.nlm.nih.gov/42785938/</w:t>
+      </w:r>
+    </w:p>
+    <w:p>
+      <w:pPr>
+        <w:pStyle w:val="Heading2"/>
+      </w:pPr>
+      <w:r>
+        <w:t>Struktureller Rassismus und Kindersterblichkeit: Systematischer Review</w:t>
+      </w:r>
+    </w:p>
+    <w:p>
+      <w:r>
+        <w:rPr>
+          <w:i/>
+          <w:color w:val="666666"/>
+          <w:sz w:val="18"/>
+        </w:rPr>
+        <w:t>Obi C et al.  ·  J Health Care Poor Underserved  ·  2026  ·  PMID 42766502</w:t>
+      </w:r>
+    </w:p>
+    <w:p>
+      <w:r>
+        <w:t>Systematischer Review (PRISMA-Leitlinie) von 1955–2024 mit 33 eingeschlossenen Studien (alle USA) zur Beziehung zwischen strukturellem Rassismus (sechs Domänen: Einkommen, Bildung, Wohnen, Bügerrechte, Gesundheitswesen, Justiz) und Säuglingssterblichkeitsraten (IMR).</w:t>
+      </w:r>
+    </w:p>
+    <w:p>
+      <w:r>
+        <w:rPr>
+          <w:b/>
+        </w:rPr>
+        <w:t xml:space="preserve">Ergebnis: </w:t>
+      </w:r>
+      <w:r>
+        <w:t>In allen sechs Domänen zeigte Rassenungleichheit (gemessen als struktureller Rassismus) Assoziation mit höherer Säuglingssterblichkeit bei Schwarzen Kindern; wenig oder kein Effekt auf weiße Säuglingssterblichkeit. Struktureller Rassismus wirkt sich nachteilig auf IMR schwarzer Säuglinge aus.</w:t>
+      </w:r>
+    </w:p>
+    <w:p>
+      <w:r>
+        <w:rPr>
+          <w:b/>
+          <w:sz w:val="19"/>
+        </w:rPr>
+        <w:t xml:space="preserve">Übertragbarkeit: </w:t>
+      </w:r>
+      <w:r>
+        <w:rPr>
+          <w:sz w:val="19"/>
+        </w:rPr>
+        <w:t>USA; Befund zu Rassenungleichheit nicht direkt übertragbar, aber methodisches Vorgehen zur Untersuchung struktureller Determinanten relevant.</w:t>
+      </w:r>
+    </w:p>
+    <w:p>
+      <w:r>
+        <w:rPr>
+          <w:color w:val="5A7D3A"/>
+          <w:sz w:val="18"/>
+        </w:rPr>
+        <w:t>https://pubmed.ncbi.nlm.nih.gov/42766502/</w:t>
+      </w:r>
+    </w:p>
+    <w:p>
+      <w:pPr>
+        <w:pStyle w:val="Heading2"/>
+      </w:pPr>
+      <w:r>
+        <w:t>Geschlechtsspezifische Unterschiede bei motorischem Lernen unter Hirnstimulation</w:t>
+      </w:r>
+    </w:p>
+    <w:p>
+      <w:r>
+        <w:rPr>
+          <w:i/>
+          <w:color w:val="666666"/>
+          <w:sz w:val="18"/>
+        </w:rPr>
+        <w:t>Oldrati V et al.  ·  Neural Plast  ·  2026  ·  PMID 42730484</w:t>
+      </w:r>
+    </w:p>
+    <w:p>
+      <w:r>
+        <w:t>Kontrollierte experimentelle Studie zu Effekten transkranieller alternierend Stromstimulation (tACS) und transkutaner Vagusnervstimulation (tVNS) auf motorisches Lernen bei 96 gesunden Erwachsenen (24 Frauen pro Gruppe).</w:t>
+      </w:r>
+    </w:p>
+    <w:p>
+      <w:r>
+        <w:rPr>
+          <w:b/>
+        </w:rPr>
+        <w:t xml:space="preserve">Ergebnis: </w:t>
+      </w:r>
+      <w:r>
+        <w:t>tACS zeigte geschlechtsspezifisch unterschiedliche Effekte: Frauen verbesserten Präzision bei näheren Zielen, Männer bei fernen Zielen (erhebliche Überschneidung). tVNS hatte unterschiedliche Effekte auf Reaktionszeiten: Verlangsamung bei Männern, Beschleunigung bei Frauen. Beide Stimulationsarten zeigten Reaktionszeitverlangsamung (tACS) oder divergente Effekte (tVNS) nach Geschlecht.</w:t>
+      </w:r>
+    </w:p>
+    <w:p>
+      <w:r>
+        <w:rPr>
+          <w:b/>
+          <w:sz w:val="19"/>
+        </w:rPr>
+        <w:t xml:space="preserve">Übertragbarkeit: </w:t>
+      </w:r>
+      <w:r>
+        <w:rPr>
+          <w:sz w:val="19"/>
+        </w:rPr>
+        <w:t>Labor-Setting; zeigt biologische Modulation aber keine klinische Versorgungssituation.</w:t>
+      </w:r>
+    </w:p>
+    <w:p>
+      <w:r>
+        <w:rPr>
+          <w:color w:val="5A7D3A"/>
+          <w:sz w:val="18"/>
+        </w:rPr>
+        <w:t>https://pubmed.ncbi.nlm.nih.gov/42730484/</w:t>
+      </w:r>
+    </w:p>
+    <w:p>
+      <w:pPr>
+        <w:pStyle w:val="Heading2"/>
+      </w:pPr>
+      <w:r>
+        <w:t>Messinstrumente für Minderheitsstress bei LGBQ-Personen: Systematische Bewertung</w:t>
+      </w:r>
+    </w:p>
+    <w:p>
+      <w:r>
+        <w:rPr>
+          <w:i/>
+          <w:color w:val="666666"/>
+          <w:sz w:val="18"/>
+        </w:rPr>
+        <w:t>Misevic-Kallenbach M et al.  ·  Arch Sex Behav  ·  28.08.2026  ·  PMID 42665774</w:t>
+      </w:r>
+    </w:p>
+    <w:p>
+      <w:r>
+        <w:t>COSMIN-Systematischer Review der psychometrischen Eigenschaften von Instrumenten zur Messung von Minderheitsstress in LGBQ-Populationen; 105 Instrumente gescreent, 8 bewertet.</w:t>
+      </w:r>
+    </w:p>
+    <w:p>
+      <w:r>
+        <w:rPr>
+          <w:b/>
+        </w:rPr>
+        <w:t xml:space="preserve">Ergebnis: </w:t>
+      </w:r>
+      <w:r>
+        <w:t>Die Lesbian, Gay, and Bisexual Identity Scale (LGBIS) und ihre deutsche Adaptation (LGBIS-DE) zeigten die stärksten psychometrischen Eigenschaften. Jedoch zeigte der Review erhebliche Variabilität in der Konzeptualisierung von Minderheitsstress und unzureichend untersuchte Inhaltsvalidität bei vielen Instrumenten.</w:t>
+      </w:r>
+    </w:p>
+    <w:p>
+      <w:r>
+        <w:rPr>
+          <w:b/>
+          <w:sz w:val="19"/>
+        </w:rPr>
+        <w:t xml:space="preserve">Übertragbarkeit: </w:t>
+      </w:r>
+      <w:r>
+        <w:rPr>
+          <w:sz w:val="19"/>
+        </w:rPr>
+        <w:t>Deutschland - LGBIS-DE verfügbar; Messstandards gelten unabhängig vom System.</w:t>
+      </w:r>
+    </w:p>
+    <w:p>
+      <w:r>
+        <w:rPr>
+          <w:color w:val="5A7D3A"/>
+          <w:sz w:val="18"/>
+        </w:rPr>
+        <w:t>https://pubmed.ncbi.nlm.nih.gov/42665774/</w:t>
+      </w:r>
+    </w:p>
+    <w:p>
+      <w:pPr>
+        <w:pStyle w:val="Heading2"/>
+      </w:pPr>
+      <w:r>
+        <w:t>Grüne Stadtinfrastruktur reduziert keine bestehenden Gesundheitsungleichgewichte</w:t>
+      </w:r>
+    </w:p>
+    <w:p>
+      <w:r>
+        <w:rPr>
+          <w:i/>
+          <w:color w:val="666666"/>
+          <w:sz w:val="18"/>
+        </w:rPr>
+        <w:t>Nguyen D et al.  ·  Soc Sci Med  ·  11.08.2026  ·  PMID 42600356</w:t>
+      </w:r>
+    </w:p>
+    <w:p>
+      <w:r>
+        <w:t>Kohortenstudie mit Querschnittserhebungen 2010/11, 2017/18 und 2023/24 (je ca. 1000 Erwachsene) zur Messung von Einkommensungleichgewichten bei körperlicher Aktivität, psychischem Wohlbefinden und Lebensqualität vor, während und nach Abschluss einer großen urbanen Grünflächenintervention (Connswater Community Greenway, Belfast).</w:t>
+      </w:r>
+    </w:p>
+    <w:p>
+      <w:r>
+        <w:rPr>
+          <w:b/>
+        </w:rPr>
+        <w:t xml:space="preserve">Ergebnis: </w:t>
+      </w:r>
+      <w:r>
+        <w:t>Über 15 Jahre breite Zunahme von Einkommensungleichgewichten in allen drei Ergebnisvariablen: Höhere Aktivität, besseres Wohlbefinden und höhere Lebensqualität in Hocheinkommensgruppen (Konzentrationsindizes: PA 0,33; MWB 0,03; QLi 0,09). Die Ungleichgewichte verbreiterten sich während der Bauphase 2010–2017 und blieben nach Abschluss stabil. Langzeiterkrankung und Arbeitslosigkeit erklärten 51–76 % der Ungleichgewichte.</w:t>
+      </w:r>
+    </w:p>
+    <w:p>
+      <w:r>
+        <w:rPr>
+          <w:b/>
+          <w:sz w:val="19"/>
+        </w:rPr>
+        <w:t xml:space="preserve">Übertragbarkeit: </w:t>
+      </w:r>
+      <w:r>
+        <w:rPr>
+          <w:sz w:val="19"/>
+        </w:rPr>
+        <w:t>UK; zeigt Grenzen von Infrastrukturintervention ohne Equity-Fokus, methodisch auf Deutschland übertragbar.</w:t>
+      </w:r>
+    </w:p>
+    <w:p>
+      <w:r>
+        <w:rPr>
+          <w:color w:val="5A7D3A"/>
+          <w:sz w:val="18"/>
+        </w:rPr>
+        <w:t>https://pubmed.ncbi.nlm.nih.gov/42600356/</w:t>
       </w:r>
     </w:p>
     <w:p>

--- a/download/studien-archiv.docx
+++ b/download/studien-archiv.docx
@@ -62,7 +62,363 @@
           <w:color w:val="666666"/>
           <w:sz w:val="18"/>
         </w:rPr>
-        <w:t>Stand: 27.09.2026  |  207 Studien  |  gender.m-vf.de</w:t>
+        <w:t>Stand: 28.09.2026  |  213 Studien  |  gender.m-vf.de</w:t>
+      </w:r>
+    </w:p>
+    <w:p>
+      <w:pPr>
+        <w:pStyle w:val="Heading1"/>
+      </w:pPr>
+      <w:r>
+        <w:t>Aufgenommen am 28.09.2026</w:t>
+      </w:r>
+    </w:p>
+    <w:p>
+      <w:pPr>
+        <w:pStyle w:val="Heading2"/>
+      </w:pPr>
+      <w:r>
+        <w:t>Übergewichtsdisparitäten bei Kindern: Ethnische Segregation und Schulumgebung bestimmen Unterschiede</w:t>
+      </w:r>
+    </w:p>
+    <w:p>
+      <w:r>
+        <w:rPr>
+          <w:i/>
+          <w:color w:val="666666"/>
+          <w:sz w:val="18"/>
+        </w:rPr>
+        <w:t>Miller S et al.  ·  Pediatr Obes  ·  Okt. 2026  ·  PMID 42802009</w:t>
+      </w:r>
+    </w:p>
+    <w:p>
+      <w:r>
+        <w:t>Beobachtungsstudie mit Messungen des Übergewichts bei kalifornischen Schulkindern 2018/19, Analyse nach ethnischer Schulzusammensetzung und Nachbarschaftseinkommen.</w:t>
+      </w:r>
+    </w:p>
+    <w:p>
+      <w:r>
+        <w:rPr>
+          <w:b/>
+        </w:rPr>
+        <w:t xml:space="preserve">Ergebnis: </w:t>
+      </w:r>
+      <w:r>
+        <w:t>In integrierten einkommensschwachen Schulen betrug die Disparität zwischen Schwarzen und Weißen Kindern 3 %, zwischen Latinos und Weißen 10 %. In integrierten wohlhabenden Schulen waren es 8 % bzw. 13 %. In segregierten einkommensschwachen Schulen: 11 % bzw. 14 %; in segregierten wohlhabenden Schulen: 22 % bzw. 26 %. Die größte Disparität (23 % bzw. 28 %) lag zwischen Minderheitskindern in segregierten armen und Weißen Kindern in segregierten wohlhabenden Schulen. Dies zeigt: Unterschiede sind nicht biologisch, sondern durch Zugang zu Ressourcen und strukturelle Segregation bestimmt.</w:t>
+      </w:r>
+    </w:p>
+    <w:p>
+      <w:r>
+        <w:rPr>
+          <w:b/>
+          <w:sz w:val="19"/>
+        </w:rPr>
+        <w:t xml:space="preserve">Übertragbarkeit: </w:t>
+      </w:r>
+      <w:r>
+        <w:rPr>
+          <w:sz w:val="19"/>
+        </w:rPr>
+        <w:t>USA-Daten, aber soziologische Mechanik (Segregation und Armut als Determinanten) übertragbar auf Deutschland</w:t>
+      </w:r>
+    </w:p>
+    <w:p>
+      <w:r>
+        <w:rPr>
+          <w:color w:val="5A7D3A"/>
+          <w:sz w:val="18"/>
+        </w:rPr>
+        <w:t>https://pubmed.ncbi.nlm.nih.gov/42802009/</w:t>
+      </w:r>
+    </w:p>
+    <w:p>
+      <w:pPr>
+        <w:pStyle w:val="Heading2"/>
+      </w:pPr>
+      <w:r>
+        <w:t>Geschlechtsangleichende Penisprothetik: Lernkurve und Revisionsergebnisse über 5 Jahre</w:t>
+      </w:r>
+    </w:p>
+    <w:p>
+      <w:r>
+        <w:rPr>
+          <w:i/>
+          <w:color w:val="666666"/>
+          <w:sz w:val="18"/>
+        </w:rPr>
+        <w:t>Gobbo A et al.  ·  J Sex Med  ·  14.09.2026  ·  PMID 42801789</w:t>
+      </w:r>
+    </w:p>
+    <w:p>
+      <w:r>
+        <w:t>Retrospektive Analyse von 473 Patienten mit geschlechtsangleichender Penisprothesenimplantation zur Erfassung der institutionellen Lernkurve und ihrer Auswirkung auf die Ergebnisqualität.</w:t>
+      </w:r>
+    </w:p>
+    <w:p>
+      <w:r>
+        <w:rPr>
+          <w:b/>
+        </w:rPr>
+        <w:t xml:space="preserve">Ergebnis: </w:t>
+      </w:r>
+      <w:r>
+        <w:t>Die Wahrscheinlichkeit einer Operation aus beliebigem Grund sank von 65,6 % beim ersten Fall auf 32,9 % beim Fall 473; maximale Effizienz wurde bei Fall 311 erreicht. Revisionen wegen Unzufriedenheit traten bei 21,9 % der Patienten auf und sanken von 33,2 % auf 12,8 %, mit maximaler Effizienz bei Fall 261. Kumulative institutionelle Erfahrung war unabhängiger Prädiktor für bessere Ergebnisse (OR = 0,997, p = 0,020). Dies zeigt: Die Versorgungsqualität verbessert sich mit Routine — die biologische Komplexität (Aufbau eines funktionsfähigen Gewebes) wird durch strukturelle Faktoren (Chirurgenerfahrung) bestimmt.</w:t>
+      </w:r>
+    </w:p>
+    <w:p>
+      <w:r>
+        <w:rPr>
+          <w:b/>
+          <w:sz w:val="19"/>
+        </w:rPr>
+        <w:t xml:space="preserve">Übertragbarkeit: </w:t>
+      </w:r>
+      <w:r>
+        <w:rPr>
+          <w:sz w:val="19"/>
+        </w:rPr>
+        <w:t>UK-Daten, ähnliche Ressourcenlage wie deutsches Spezialistensystem</w:t>
+      </w:r>
+    </w:p>
+    <w:p>
+      <w:r>
+        <w:rPr>
+          <w:color w:val="5A7D3A"/>
+          <w:sz w:val="18"/>
+        </w:rPr>
+        <w:t>https://pubmed.ncbi.nlm.nih.gov/42801789/</w:t>
+      </w:r>
+    </w:p>
+    <w:p>
+      <w:pPr>
+        <w:pStyle w:val="Heading2"/>
+      </w:pPr>
+      <w:r>
+        <w:t>Liaison-Pflegekraft für 2S/LGBTQIA+-Patienten: Strukturelle Intervention für Chancengleichheit</w:t>
+      </w:r>
+    </w:p>
+    <w:p>
+      <w:r>
+        <w:rPr>
+          <w:i/>
+          <w:color w:val="666666"/>
+          <w:sz w:val="18"/>
+        </w:rPr>
+        <w:t>Handlovsky I et al.  ·  Nurs Inq  ·  Okt. 2026  ·  PMID 42801724</w:t>
+      </w:r>
+    </w:p>
+    <w:p>
+      <w:r>
+        <w:t>Qualitative Ethnographie der klinischen Praxis einer Liaison-Pflegekraft für sexuelle und Geschlechterminderheiten in zwei kanadischen Akutkrankenhäusern über 7 Monate.</w:t>
+      </w:r>
+    </w:p>
+    <w:p>
+      <w:r>
+        <w:rPr>
+          <w:b/>
+        </w:rPr>
+        <w:t xml:space="preserve">Ergebnis: </w:t>
+      </w:r>
+      <w:r>
+        <w:t>Drei zentrale Dimensionen wurden identifiziert: Präsenz (Vertrauensbildung), Fachkompetenz (physiologische und psychosoziale Besonderheiten von 2S/LGBTQIA+-Patienten) und Systemadvokacy (Navigation institutioneller Hemmnisse). Diese Dimensionen ermöglichten bessere Informationen für klinische Entscheidungen und reduzierten strukturelle Barrieren — nachweislich nicht primär biologisch, sondern durch Unterversorgung und Stigma bedingt. Die Liaison-Rolle funktioniert als klinische und Systemintervention, die Chancengleichheit fördert.</w:t>
+      </w:r>
+    </w:p>
+    <w:p>
+      <w:r>
+        <w:rPr>
+          <w:b/>
+          <w:sz w:val="19"/>
+        </w:rPr>
+        <w:t xml:space="preserve">Übertragbarkeit: </w:t>
+      </w:r>
+      <w:r>
+        <w:rPr>
+          <w:sz w:val="19"/>
+        </w:rPr>
+        <w:t>Kanada, ähnliches Modell im deutschsprachigen Raum adaptierbar</w:t>
+      </w:r>
+    </w:p>
+    <w:p>
+      <w:r>
+        <w:rPr>
+          <w:color w:val="5A7D3A"/>
+          <w:sz w:val="18"/>
+        </w:rPr>
+        <w:t>https://pubmed.ncbi.nlm.nih.gov/42801724/</w:t>
+      </w:r>
+    </w:p>
+    <w:p>
+      <w:pPr>
+        <w:pStyle w:val="Heading2"/>
+      </w:pPr>
+      <w:r>
+        <w:t>Digitale kognitive Verhaltenstherapie für chinesische Männer mit HIV: Kulturelle Anpassung und Machbarkeit</w:t>
+      </w:r>
+    </w:p>
+    <w:p>
+      <w:r>
+        <w:rPr>
+          <w:i/>
+          <w:color w:val="666666"/>
+          <w:sz w:val="18"/>
+        </w:rPr>
+        <w:t>Wu W et al.  ·  J Med Internet Res  ·  14.09.2026  ·  PMID 42735073</w:t>
+      </w:r>
+    </w:p>
+    <w:p>
+      <w:r>
+        <w:t>Drei-Phasen-Nutzer-zentrierte Anpassung einer kognitiven Verhaltenstherapie (ESTEEM) in eine WeChat-Mini-Programm-App für chinesische Männer mit HIV-Erfahrung; Pilotphase mit 10 Patienten und 5 Berater.</w:t>
+      </w:r>
+    </w:p>
+    <w:p>
+      <w:r>
+        <w:rPr>
+          <w:b/>
+        </w:rPr>
+        <w:t xml:space="preserve">Ergebnis: </w:t>
+      </w:r>
+      <w:r>
+        <w:t>In Phase 1 wurden 3 Themen identifiziert: katastrophisches Denken bei Gesundheitsangst, internalisiertes Stigma (Offenbarungsdilemma) und Scham-Schemata zu Unzulänglichkeit. Im Pilot loggten sich Teilnehmer durchschnittlich 14,1-mal (SD 6,7) ein und absolvierten 134,3 min (SD 103,1) Lernmodule; 90 % ( 9/10) erreichten alle Module. Angststörungen sanken von 8,9 (SD 2,3) auf 7,2 (SD 3,0). Alle Teilnehmer (100 %) zeigten Bereitschaft zur Fortsetzung und Empfehlung. Dies zeigt: Psychische Belastung entsteht nicht aus Biologie (HIV), sondern aus sozialer Stigmatisierung und Schamkognitionen — durch kulturgerechte Intervention reduzierbar.</w:t>
+      </w:r>
+    </w:p>
+    <w:p>
+      <w:r>
+        <w:rPr>
+          <w:b/>
+          <w:sz w:val="19"/>
+        </w:rPr>
+        <w:t xml:space="preserve">Übertragbarkeit: </w:t>
+      </w:r>
+      <w:r>
+        <w:rPr>
+          <w:sz w:val="19"/>
+        </w:rPr>
+        <w:t>China-Pilot, aber Konzept der Stigma-fokussierten Intervention für andere Hochrisikogruppen adaptierbar</w:t>
+      </w:r>
+    </w:p>
+    <w:p>
+      <w:r>
+        <w:rPr>
+          <w:color w:val="5A7D3A"/>
+          <w:sz w:val="18"/>
+        </w:rPr>
+        <w:t>https://pubmed.ncbi.nlm.nih.gov/42735073/</w:t>
+      </w:r>
+    </w:p>
+    <w:p>
+      <w:pPr>
+        <w:pStyle w:val="Heading2"/>
+      </w:pPr>
+      <w:r>
+        <w:t>Physische Aktivitätsforschung übersieht arme Bevölkerungsgruppen systematisch</w:t>
+      </w:r>
+    </w:p>
+    <w:p>
+      <w:r>
+        <w:rPr>
+          <w:i/>
+          <w:color w:val="666666"/>
+          <w:sz w:val="18"/>
+        </w:rPr>
+        <w:t>Stalsberg R  ·  Int J Public Health  ·  28.08.2026  ·  PMID 42729238</w:t>
+      </w:r>
+    </w:p>
+    <w:p>
+      <w:r>
+        <w:t>Literaturkritik zum Bias in der Bewegungsforschung: Die Fokussierung auf Freizeit-Bewegung ignoriert Alltagsaktivität und unterschätzt Aktivitätsmuster niedriger Sozialschichten systematisch.</w:t>
+      </w:r>
+    </w:p>
+    <w:p>
+      <w:r>
+        <w:rPr>
+          <w:b/>
+        </w:rPr>
+        <w:t xml:space="preserve">Ergebnis: </w:t>
+      </w:r>
+      <w:r>
+        <w:t>Methodische Verzerrungen (Stichprobenselektion, Messinstrumente) führen zur Unterrepräsentation von Personen mit niedrigem Sozioökonomischen Status. Dies reproduziert Chancenungleichheit: Interventionen, die auf Freizeitverhalten abzielen, verfehlen arbeitsreiche, körperlich fordernde Bevölkerungsgruppen. Der Bias ist nicht biologisch, sondern methodisch und perpetuiert Health Inequities durch fehlerhafte Datenbasis.</w:t>
+      </w:r>
+    </w:p>
+    <w:p>
+      <w:r>
+        <w:rPr>
+          <w:b/>
+          <w:sz w:val="19"/>
+        </w:rPr>
+        <w:t xml:space="preserve">Übertragbarkeit: </w:t>
+      </w:r>
+      <w:r>
+        <w:rPr>
+          <w:sz w:val="19"/>
+        </w:rPr>
+        <w:t>Skandinavien (Autor), aber epistemische Kritik auf deutsches Studiendesign anwendbar</w:t>
+      </w:r>
+    </w:p>
+    <w:p>
+      <w:r>
+        <w:rPr>
+          <w:color w:val="5A7D3A"/>
+          <w:sz w:val="18"/>
+        </w:rPr>
+        <w:t>https://pubmed.ncbi.nlm.nih.gov/42729238/</w:t>
+      </w:r>
+    </w:p>
+    <w:p>
+      <w:pPr>
+        <w:pStyle w:val="Heading2"/>
+      </w:pPr>
+      <w:r>
+        <w:t>Geschlechtsspezifische Immunität: Sechs ungelöste Fragen für klinische Anwendung</w:t>
+      </w:r>
+    </w:p>
+    <w:p>
+      <w:r>
+        <w:rPr>
+          <w:i/>
+          <w:color w:val="666666"/>
+          <w:sz w:val="18"/>
+        </w:rPr>
+        <w:t>Flanagan KL et al.  ·  Front Immunol  ·  26.08.2026  ·  PMID 42718495</w:t>
+      </w:r>
+    </w:p>
+    <w:p>
+      <w:r>
+        <w:t>Expertenpapier zu mechanistischen Forschungslücken in der Geschlechtsimmunologie, die geklärt werden müssen, bevor biologische Geschlechtsunterschiede klinisch handlungsleitend werden können.</w:t>
+      </w:r>
+    </w:p>
+    <w:p>
+      <w:r>
+        <w:rPr>
+          <w:b/>
+        </w:rPr>
+        <w:t xml:space="preserve">Ergebnis: </w:t>
+      </w:r>
+      <w:r>
+        <w:t>Sechs identifizierte Grand Challenges: (1) rigide Erfassung geschlechtsspezifischer Immunzellfunktionen über die Lebensspanne; (2) funktionale Rollen X- und Y-gebundener Immungene und X-Inaktivierungs-Escape klären; (3) Rolle von Sexualsteroiden und epigenetischer Regulation abbilden; (4) Auswirkung der bidirektionalen Sex-Mikrobiota-Immunitäts-Achse klären; (5) Geschlecht in experimentellen Modellen als Variable statt Confounder etablieren; (6) mechanistische Einsichten in geschlechtsspezifische Prävention und Behandlung übersetzen. Das Paper zeigt: Ohne diese grundlagenseitigen Klärungen können biologische Unterschiede nicht klinisch sicher genutzt werden — momentan ist die Kausalität ungeklärt.</w:t>
+      </w:r>
+    </w:p>
+    <w:p>
+      <w:r>
+        <w:rPr>
+          <w:b/>
+          <w:sz w:val="19"/>
+        </w:rPr>
+        <w:t xml:space="preserve">Übertragbarkeit: </w:t>
+      </w:r>
+      <w:r>
+        <w:rPr>
+          <w:sz w:val="19"/>
+        </w:rPr>
+        <w:t>Internationale Expertise, unabhängig von Gesundheitssystem gültig</w:t>
+      </w:r>
+    </w:p>
+    <w:p>
+      <w:r>
+        <w:rPr>
+          <w:color w:val="5A7D3A"/>
+          <w:sz w:val="18"/>
+        </w:rPr>
+        <w:t>https://pubmed.ncbi.nlm.nih.gov/42718495/</w:t>
       </w:r>
     </w:p>
     <w:p>

--- a/download/studien-archiv.docx
+++ b/download/studien-archiv.docx
@@ -62,7 +62,421 @@
           <w:color w:val="666666"/>
           <w:sz w:val="18"/>
         </w:rPr>
-        <w:t>Stand: 28.09.2026  |  213 Studien  |  gender.m-vf.de</w:t>
+        <w:t>Stand: 29.09.2026  |  220 Studien  |  gender.m-vf.de</w:t>
+      </w:r>
+    </w:p>
+    <w:p>
+      <w:pPr>
+        <w:pStyle w:val="Heading1"/>
+      </w:pPr>
+      <w:r>
+        <w:t>Aufgenommen am 29.09.2026</w:t>
+      </w:r>
+    </w:p>
+    <w:p>
+      <w:pPr>
+        <w:pStyle w:val="Heading2"/>
+      </w:pPr>
+      <w:r>
+        <w:t>Geschlechtsspezifische Phänotypen beim Hyperparathyreoidismus: Frauen mit skelettalen, Männer mit kardiovaskulären Risiken</w:t>
+      </w:r>
+    </w:p>
+    <w:p>
+      <w:r>
+        <w:rPr>
+          <w:i/>
+          <w:color w:val="666666"/>
+          <w:sz w:val="18"/>
+        </w:rPr>
+        <w:t>Maddalena RR et al.  ·  Endocrine  ·  28.09.2026  ·  PMID 42804060</w:t>
+      </w:r>
+    </w:p>
+    <w:p>
+      <w:r>
+        <w:t>Retrospektive Analyse von 315 Patienten mit primärem Hyperparathyreoidismus zur Untersuchung geschlechtsspezifischer Unterschiede in klinischer Präsentation und Komplikationen.</w:t>
+      </w:r>
+    </w:p>
+    <w:p>
+      <w:r>
+        <w:rPr>
+          <w:b/>
+        </w:rPr>
+        <w:t xml:space="preserve">Ergebnis: </w:t>
+      </w:r>
+      <w:r>
+        <w:t>Frauen zeigten signifikant höhere Prävalenz von Osteopenie/Osteoporose (71,7 % vs. 53,1 %, p = 0,004), vertebralen Frakturen (44 % vs. 12 %, p &lt; 0,001) und Knochenschmerzen (60,7 % vs. 10,3 %, p &lt; 0,001). Männer hatten höhere Nephrolithiasisraten (p = 0,013) und kardiovaskuläre Komorbiditäten (p = 0,046). Hormonabhängig unterschiedliche Krankheitsmanifestationen erfordern geschlechtsspezifische Behandlungsansätze.</w:t>
+      </w:r>
+    </w:p>
+    <w:p>
+      <w:r>
+        <w:rPr>
+          <w:b/>
+          <w:sz w:val="19"/>
+        </w:rPr>
+        <w:t xml:space="preserve">Übertragbarkeit: </w:t>
+      </w:r>
+      <w:r>
+        <w:rPr>
+          <w:sz w:val="19"/>
+        </w:rPr>
+        <w:t>Italien, einzelnes Zentrum – Generalisierbarkeit für Deutschland begrenzt, aber biologisches Geschlecht als Einflussfaktor klar belegt.</w:t>
+      </w:r>
+    </w:p>
+    <w:p>
+      <w:r>
+        <w:rPr>
+          <w:color w:val="5A7D3A"/>
+          <w:sz w:val="18"/>
+        </w:rPr>
+        <w:t>https://pubmed.ncbi.nlm.nih.gov/42804060/</w:t>
+      </w:r>
+    </w:p>
+    <w:p>
+      <w:pPr>
+        <w:pStyle w:val="Heading2"/>
+      </w:pPr>
+      <w:r>
+        <w:t>Menstruationsgesundheit South Asians vs. Weiße Britin: Kulturelle Stigma und Versorgungsungleichheit</w:t>
+      </w:r>
+    </w:p>
+    <w:p>
+      <w:r>
+        <w:rPr>
+          <w:i/>
+          <w:color w:val="666666"/>
+          <w:sz w:val="18"/>
+        </w:rPr>
+        <w:t>Birtel MD et al.  ·  Womens Health (Lond)  ·  28.09.2026  ·  PMID 42803365</w:t>
+      </w:r>
+    </w:p>
+    <w:p>
+      <w:r>
+        <w:t>Querschnitterhebung mit 306 menstruierenden Frauen (153 South Asian, 153 Weiß-Britisch) im UK zu kulturellen Unterschieden in Menstruationserfahrungen, Literacy, Stigma und Diskriminierung im Gesundheitswesen.</w:t>
+      </w:r>
+    </w:p>
+    <w:p>
+      <w:r>
+        <w:rPr>
+          <w:b/>
+        </w:rPr>
+        <w:t xml:space="preserve">Ergebnis: </w:t>
+      </w:r>
+      <w:r>
+        <w:t>South Asian Frauen berichteten niedrigere Menstruations-Literacy, größere Geheimhaltung und Vermeidungsverhalten beim Diskutieren von Menstruation, aber auch positivere Emotionen gegenüber Menstruation. Sie erlebten mehr ethnische Mikroaggressionen im Gesundheitswesen. Geheimhaltung und Mikroaggressionen vermittelten den Effekt von Kulturgruppe auf Selbststigma beim Hilfesuchverhalten. Zeigt Zugang und Arzt-Patient-Interaktion als Barrieren, nicht biologische Geschlechtsunterschiede.</w:t>
+      </w:r>
+    </w:p>
+    <w:p>
+      <w:r>
+        <w:rPr>
+          <w:b/>
+          <w:sz w:val="19"/>
+        </w:rPr>
+        <w:t xml:space="preserve">Übertragbarkeit: </w:t>
+      </w:r>
+      <w:r>
+        <w:rPr>
+          <w:sz w:val="19"/>
+        </w:rPr>
+        <w:t>Großbritannien, qualitative Befunde zu Zugang und Arztkommunikation; Thema hochrelevant für Migrantinnengruppen in Deutschland.</w:t>
+      </w:r>
+    </w:p>
+    <w:p>
+      <w:r>
+        <w:rPr>
+          <w:color w:val="5A7D3A"/>
+          <w:sz w:val="18"/>
+        </w:rPr>
+        <w:t>https://pubmed.ncbi.nlm.nih.gov/42803365/</w:t>
+      </w:r>
+    </w:p>
+    <w:p>
+      <w:pPr>
+        <w:pStyle w:val="Heading2"/>
+      </w:pPr>
+      <w:r>
+        <w:t>Vereinbarkeit Familie-Beruf und psychische Gesundheit: Mütter und Väter unterschiedlich belastet</w:t>
+      </w:r>
+    </w:p>
+    <w:p>
+      <w:r>
+        <w:rPr>
+          <w:i/>
+          <w:color w:val="666666"/>
+          <w:sz w:val="18"/>
+        </w:rPr>
+        <w:t>Taouk Y et al.  ·  Epidemiol Psychiatr Sci  ·  28.09.2026  ·  PMID 42802615</w:t>
+      </w:r>
+    </w:p>
+    <w:p>
+      <w:r>
+        <w:t>Längsschnittanalyse mit fixed-effects-Regression von 7.265 berufstätigen Eltern aus HILDA-Kohorte (Australien, 2001–2021) zu Assoziation zwischen Work-Family-Conflict (WFC) und mentaler Gesundheit.</w:t>
+      </w:r>
+    </w:p>
+    <w:p>
+      <w:r>
+        <w:rPr>
+          <w:b/>
+        </w:rPr>
+        <w:t xml:space="preserve">Ergebnis: </w:t>
+      </w:r>
+      <w:r>
+        <w:t>Zunahme des WFC war negativ assoziiert mit psychischer Gesundheit bei Frauen (β = −1,25 [95 % KI: −1,45, −1,05]) und Männern (β = −1,21 [95 % KI: −1,40, −1,02]). Zunahme von FWC (Family-to-Work) war stärker schädlich für Männer (β = −1,51 [95 % KI: −1,75, −1,28]) als Frauen (β = −1,09 [95 % KI: −1,33, −0,85]). Kleine, aber konsistent signifikante Geschlechtsunterschiede deuten auf unterschiedliche psychische Belastungsmuster hin.</w:t>
+      </w:r>
+    </w:p>
+    <w:p>
+      <w:r>
+        <w:rPr>
+          <w:b/>
+          <w:sz w:val="19"/>
+        </w:rPr>
+        <w:t xml:space="preserve">Übertragbarkeit: </w:t>
+      </w:r>
+      <w:r>
+        <w:rPr>
+          <w:sz w:val="19"/>
+        </w:rPr>
+        <w:t>Australien, vergleichbare Arbeitsmärkte; großes, 21-jähriges Längsschnittpanel mit Gatekeeping wie Deutschland.</w:t>
+      </w:r>
+    </w:p>
+    <w:p>
+      <w:r>
+        <w:rPr>
+          <w:color w:val="5A7D3A"/>
+          <w:sz w:val="18"/>
+        </w:rPr>
+        <w:t>https://pubmed.ncbi.nlm.nih.gov/42802615/</w:t>
+      </w:r>
+    </w:p>
+    <w:p>
+      <w:pPr>
+        <w:pStyle w:val="Heading2"/>
+      </w:pPr>
+      <w:r>
+        <w:t>Überaktive Blase: Ältere Frauen erhalten länger Anticholinergika statt β3-Agonisten</w:t>
+      </w:r>
+    </w:p>
+    <w:p>
+      <w:r>
+        <w:rPr>
+          <w:i/>
+          <w:color w:val="666666"/>
+          <w:sz w:val="18"/>
+        </w:rPr>
+        <w:t>Koike T et al.  ·  Low Urin Tract Symptoms  ·  Nov. 2026  ·  PMID 42802498</w:t>
+      </w:r>
+    </w:p>
+    <w:p>
+      <w:r>
+        <w:t>Nationale japanische Analyse von Verschreibungsmustern für überaktive Blase (OAB) 2017–2024, stratifiziert nach Alter und Geschlecht, mit Fokus auf Anticholinergika-Burden.</w:t>
+      </w:r>
+    </w:p>
+    <w:p>
+      <w:r>
+        <w:rPr>
+          <w:b/>
+        </w:rPr>
+        <w:t xml:space="preserve">Ergebnis: </w:t>
+      </w:r>
+      <w:r>
+        <w:t>β3-Agonisten-Anteil stieg von 36,2 % auf 64,9 %; in FY2024 war ihr Anteil bei Männern in allen Altersgruppen höher. Anticholinerge Burden (ACB-weighted) war bei Frauen höher, Verhältnis Frau:Mann stieg mit Alter (1,1 bei 65–74 Jahren, 2,8 bei ≥85 Jahren). Bei Frauen ≥85 Jahren sank die Verschreibungsmenge nur um 11,3 % statt ~20 %. Ältere Frauen bleiben kognitiv riskanteren Wirkstoffen länger exponiert.</w:t>
+      </w:r>
+    </w:p>
+    <w:p>
+      <w:r>
+        <w:rPr>
+          <w:b/>
+          <w:sz w:val="19"/>
+        </w:rPr>
+        <w:t xml:space="preserve">Übertragbarkeit: </w:t>
+      </w:r>
+      <w:r>
+        <w:rPr>
+          <w:sz w:val="19"/>
+        </w:rPr>
+        <w:t>Japan – Registerqualität vergleichbar mit europäischer; Geschlechtsunterschied in Praxis-Adhärenz zu Leitlinien dokumentiert.</w:t>
+      </w:r>
+    </w:p>
+    <w:p>
+      <w:r>
+        <w:rPr>
+          <w:color w:val="5A7D3A"/>
+          <w:sz w:val="18"/>
+        </w:rPr>
+        <w:t>https://pubmed.ncbi.nlm.nih.gov/42802498/</w:t>
+      </w:r>
+    </w:p>
+    <w:p>
+      <w:pPr>
+        <w:pStyle w:val="Heading2"/>
+      </w:pPr>
+      <w:r>
+        <w:t>Geschlechtsangleichende Versorgung in Hongkong: AMAB mit höheren psychischen Komorbiditäten, längere Wartezeiten für alle</w:t>
+      </w:r>
+    </w:p>
+    <w:p>
+      <w:r>
+        <w:rPr>
+          <w:i/>
+          <w:color w:val="666666"/>
+          <w:sz w:val="18"/>
+        </w:rPr>
+        <w:t>Chan TF et al.  ·  East Asian Arch Psychiatry  ·  Sept. 2026  ·  PMID 42802391</w:t>
+      </w:r>
+    </w:p>
+    <w:p>
+      <w:r>
+        <w:t>Retrospektive Analyse von 609 Patienten (349 AMAB, 260 AFAB) eines Geschlechtsidentitätsambulanzen über 6 Jahre zu Versorgungszugang, psychiatrischen Komorbiditäten und Suizidalität.</w:t>
+      </w:r>
+    </w:p>
+    <w:p>
+      <w:r>
+        <w:rPr>
+          <w:b/>
+        </w:rPr>
+        <w:t xml:space="preserve">Ergebnis: </w:t>
+      </w:r>
+      <w:r>
+        <w:t>AMAB waren bei Vorstellung älter und hatten höhere psychiatrische Komorbiditäten (31,5 % vs. 24,2 %), insbesondere Autismus und frühere Suizidversuche. AFAB forderten mehr Chirurgien an (73,4 % vs. 56,2 %). Wartezeiten für endokrinologische Bewertung stiegen von ~105 Tagen (2017) auf &gt;400 Tage (2022). Zwei AMAB und ein AFAB starben durch Suizid während des Wartens. Unmet demand und prolongierte Wartezeiten gefährden vulnerable Populationen.</w:t>
+      </w:r>
+    </w:p>
+    <w:p>
+      <w:r>
+        <w:rPr>
+          <w:b/>
+          <w:sz w:val="19"/>
+        </w:rPr>
+        <w:t xml:space="preserve">Übertragbarkeit: </w:t>
+      </w:r>
+      <w:r>
+        <w:rPr>
+          <w:sz w:val="19"/>
+        </w:rPr>
+        <w:t>Hongkong, öffentliches System; zeigt Zugangsbarriere als Ursache schlechterer Outcomes, nicht Biologie.</w:t>
+      </w:r>
+    </w:p>
+    <w:p>
+      <w:r>
+        <w:rPr>
+          <w:color w:val="5A7D3A"/>
+          <w:sz w:val="18"/>
+        </w:rPr>
+        <w:t>https://pubmed.ncbi.nlm.nih.gov/42802391/</w:t>
+      </w:r>
+    </w:p>
+    <w:p>
+      <w:pPr>
+        <w:pStyle w:val="Heading2"/>
+      </w:pPr>
+      <w:r>
+        <w:t>Schwangerschaftskohorte Shenzhen: Prä-BMI bei Knaben mit Entwicklungsverzögerungen stärker assoziiert</w:t>
+      </w:r>
+    </w:p>
+    <w:p>
+      <w:r>
+        <w:rPr>
+          <w:i/>
+          <w:color w:val="666666"/>
+          <w:sz w:val="18"/>
+        </w:rPr>
+        <w:t>Li X et al.  ·  BMJ Open  ·  23.09.2026  ·  PMID 42778246</w:t>
+      </w:r>
+    </w:p>
+    <w:p>
+      <w:r>
+        <w:t>Prospektive Geburtskohorte mit 4.208 schwangeren Frauen seit März 2018, Nachverfolgung bis 7 Jahre, zu Effekten genetischer, umwelt- und lebensstilfaktoren auf mütterliche und kindliche Gesundheit.</w:t>
+      </w:r>
+    </w:p>
+    <w:p>
+      <w:r>
+        <w:rPr>
+          <w:b/>
+        </w:rPr>
+        <w:t xml:space="preserve">Ergebnis: </w:t>
+      </w:r>
+      <w:r>
+        <w:t>Höherer Prä-Schwangerschafts-BMI assoziiert mit Entwicklungsverzögerungen bei Nachkommen, besonders bei Jungen. Schlechte Schlafqualität in Frühschwangerschaft assoziiert mit Small-for-Gestational-Age. Pränatale Grünflächenexposition assoziiert mit besserer motorischer Entwicklung, PM₂,₅-Exposition postnatal mit verzögerter motorischer und Problemlösungs-Entwicklung. Sex als biologische Variable moderiert Umwelteffekte.</w:t>
+      </w:r>
+    </w:p>
+    <w:p>
+      <w:r>
+        <w:rPr>
+          <w:b/>
+          <w:sz w:val="19"/>
+        </w:rPr>
+        <w:t xml:space="preserve">Übertragbarkeit: </w:t>
+      </w:r>
+      <w:r>
+        <w:rPr>
+          <w:sz w:val="19"/>
+        </w:rPr>
+        <w:t>China; Geburtskohorte mit Geschlechtsstratifizierung – Methodenmodell für deutsche Kohortenforschung, aber nicht deutsches System.</w:t>
+      </w:r>
+    </w:p>
+    <w:p>
+      <w:r>
+        <w:rPr>
+          <w:color w:val="5A7D3A"/>
+          <w:sz w:val="18"/>
+        </w:rPr>
+        <w:t>https://pubmed.ncbi.nlm.nih.gov/42778246/</w:t>
+      </w:r>
+    </w:p>
+    <w:p>
+      <w:pPr>
+        <w:pStyle w:val="Heading2"/>
+      </w:pPr>
+      <w:r>
+        <w:t>Fertilitätserhalt für transgender Personen: TransFertility-Modell steigert Zugang und Completion</w:t>
+      </w:r>
+    </w:p>
+    <w:p>
+      <w:r>
+        <w:rPr>
+          <w:i/>
+          <w:color w:val="666666"/>
+          <w:sz w:val="18"/>
+        </w:rPr>
+        <w:t>Tsonis O et al.  ·  Reprod Biomed Online  ·  25.06.2026  ·  PMID 42561480</w:t>
+      </w:r>
+    </w:p>
+    <w:p>
+      <w:r>
+        <w:t>Fallbericht und Evidence-Synthese zur Implementierung eines dysphorie-informierten, trans-inklusiven Fertilitätsschutz-Pfads am Guy's and St Thomas' NHS Trust, London, mit Outcomes über 39 Monate.</w:t>
+      </w:r>
+    </w:p>
+    <w:p>
+      <w:r>
+        <w:rPr>
+          <w:b/>
+        </w:rPr>
+        <w:t xml:space="preserve">Ergebnis: </w:t>
+      </w:r>
+      <w:r>
+        <w:t>Das TransFertility-Modell erzielte 19-fache Steigerung der Überweisungen, 100 % Konsultations-Attendance, &gt;90 % Treatment-Initiation und 96,7 % Completion ohne schwere Nebenwirkungen. Dysphorie-informierte Umgestaltung von Administration, Klinik und psychosozialen Komponenten verbesserte Zugang, Engagement und Adherence. Zeigt, dass Strukturdesign – nicht nur Leitlinien – Zugangsbarrieren für transgender Personen abbaut.</w:t>
+      </w:r>
+    </w:p>
+    <w:p>
+      <w:r>
+        <w:rPr>
+          <w:b/>
+          <w:sz w:val="19"/>
+        </w:rPr>
+        <w:t xml:space="preserve">Übertragbarkeit: </w:t>
+      </w:r>
+      <w:r>
+        <w:rPr>
+          <w:sz w:val="19"/>
+        </w:rPr>
+        <w:t>Großbritannien, NHS; deutsches System ähnlicher Zugangsschutz, aber keine vergleichbaren Spezialistenservices etabliert.</w:t>
+      </w:r>
+    </w:p>
+    <w:p>
+      <w:r>
+        <w:rPr>
+          <w:color w:val="5A7D3A"/>
+          <w:sz w:val="18"/>
+        </w:rPr>
+        <w:t>https://pubmed.ncbi.nlm.nih.gov/42561480/</w:t>
       </w:r>
     </w:p>
     <w:p>

--- a/download/studien-archiv.docx
+++ b/download/studien-archiv.docx
@@ -62,7 +62,421 @@
           <w:color w:val="666666"/>
           <w:sz w:val="18"/>
         </w:rPr>
-        <w:t>Stand: 29.09.2026  |  220 Studien  |  gender.m-vf.de</w:t>
+        <w:t>Stand: 30.09.2026  |  227 Studien  |  gender.m-vf.de</w:t>
+      </w:r>
+    </w:p>
+    <w:p>
+      <w:pPr>
+        <w:pStyle w:val="Heading1"/>
+      </w:pPr>
+      <w:r>
+        <w:t>Aufgenommen am 30.09.2026</w:t>
+      </w:r>
+    </w:p>
+    <w:p>
+      <w:pPr>
+        <w:pStyle w:val="Heading2"/>
+      </w:pPr>
+      <w:r>
+        <w:t>Ernährungs- und cardiometabolisches Profil von Transgender-Personen unter Hormontherapie</w:t>
+      </w:r>
+    </w:p>
+    <w:p>
+      <w:r>
+        <w:rPr>
+          <w:i/>
+          <w:color w:val="666666"/>
+          <w:sz w:val="18"/>
+        </w:rPr>
+        <w:t>Torres Bravo RH et al.  ·  Rev Med Chil  ·  Juli 2026  ·  PMID 42809785</w:t>
+      </w:r>
+    </w:p>
+    <w:p>
+      <w:r>
+        <w:t>Beschreibende Querschnittstudie zu ernährungsbezogenen, cardiometabolischen und psychosozialen Profilen von 41 Erwachsenen unter geschlechtsangleichender Hormontherapie in Chile (August 2024–Januar 2025).</w:t>
+      </w:r>
+    </w:p>
+    <w:p>
+      <w:r>
+        <w:rPr>
+          <w:b/>
+        </w:rPr>
+        <w:t xml:space="preserve">Ergebnis: </w:t>
+      </w:r>
+      <w:r>
+        <w:t>71% Überernährung, 61% abdominale Adipositas; transmaskuline Personen zeigten größere Adiposität und Muskelmasse, transfeminine eher Normalgewicht mit höherem Fettanteil (östrogener Effekt). 19,5% metabolisches Syndrom, 24,4% moderates/hohes kardiovaskuläres Risiko (konzentriert bei Transmaskulinen). Rauchen 51%, 19% suizidale Gedanken. Hohe Frequenz von Überernährung und psychosozialen Bedarf.</w:t>
+      </w:r>
+    </w:p>
+    <w:p>
+      <w:r>
+        <w:rPr>
+          <w:b/>
+          <w:sz w:val="19"/>
+        </w:rPr>
+        <w:t xml:space="preserve">Übertragbarkeit: </w:t>
+      </w:r>
+      <w:r>
+        <w:rPr>
+          <w:sz w:val="19"/>
+        </w:rPr>
+        <w:t>Chile - vergleichbar zu Deutschland bei Mangel geschlechtsspezifischer Daten zu Hormontherapie-Effekten</w:t>
+      </w:r>
+    </w:p>
+    <w:p>
+      <w:r>
+        <w:rPr>
+          <w:color w:val="5A7D3A"/>
+          <w:sz w:val="18"/>
+        </w:rPr>
+        <w:t>https://pubmed.ncbi.nlm.nih.gov/42809785/</w:t>
+      </w:r>
+    </w:p>
+    <w:p>
+      <w:pPr>
+        <w:pStyle w:val="Heading2"/>
+      </w:pPr>
+      <w:r>
+        <w:t>Staatliche Gleichheitspolitik als Schutzfaktor gegen Suizidalität bei ethnorassisch marginalisierter LGBTQ+-Jugend</w:t>
+      </w:r>
+    </w:p>
+    <w:p>
+      <w:r>
+        <w:rPr>
+          <w:i/>
+          <w:color w:val="666666"/>
+          <w:sz w:val="18"/>
+        </w:rPr>
+        <w:t>Taliaferro LA et al.  ·  J Res Adolesc  ·  Dez. 2026  ·  PMID 42808776</w:t>
+      </w:r>
+    </w:p>
+    <w:p>
+      <w:r>
+        <w:t>Längsschnitt-Pfadanalyse mit 486 ethnorassisch marginalisierten lesbischen, bisexuellen Frauen und nichtbinären Personen (National Queer Women's Mental Health Cohort, durchschnittlich 22 Jahre) zu moderierenden Effekten staatlicher Rassen- und LGBTQ+-Gleichheitspolitik auf Suizidalität über drei Wellen.</w:t>
+      </w:r>
+    </w:p>
+    <w:p>
+      <w:r>
+        <w:rPr>
+          <w:b/>
+        </w:rPr>
+        <w:t xml:space="preserve">Ergebnis: </w:t>
+      </w:r>
+      <w:r>
+        <w:t>Intersektionale Minoritätsstressoren in Welle 1 führten über Entrapment in Welle 2 zu Suizidideen in Welle 3 (indirekte Assoziation signifikant). Kombinierte staatliche Rassen- und LGBTQ+-Gleichheit moderierte die Assoziation zwischen Minoritätsstress und Entrapment und reduzierte Suizidideen – Effekt besonders wichtig für Personen in Staaten mit niedriger Gleichheit. Strukturelle Maßnahmen zur Bekämpfung von Diskriminierung beeinflussen Suizidrisiken nachweisbar.</w:t>
+      </w:r>
+    </w:p>
+    <w:p>
+      <w:r>
+        <w:rPr>
+          <w:b/>
+          <w:sz w:val="19"/>
+        </w:rPr>
+        <w:t xml:space="preserve">Übertragbarkeit: </w:t>
+      </w:r>
+      <w:r>
+        <w:rPr>
+          <w:sz w:val="19"/>
+        </w:rPr>
+        <w:t>USA - zeigt Struktur-Wirkmechanismus, aber Übernahme auf Deutschland erfordert Daten zu Bundesebenen-Unterschieden</w:t>
+      </w:r>
+    </w:p>
+    <w:p>
+      <w:r>
+        <w:rPr>
+          <w:color w:val="5A7D3A"/>
+          <w:sz w:val="18"/>
+        </w:rPr>
+        <w:t>https://pubmed.ncbi.nlm.nih.gov/42808776/</w:t>
+      </w:r>
+    </w:p>
+    <w:p>
+      <w:pPr>
+        <w:pStyle w:val="Heading2"/>
+      </w:pPr>
+      <w:r>
+        <w:t>Selbstvertrauen durch Unterricht: Geschlechtsspezifische Unterschiede in der Selbstbewertung dermatologischer Fähigkeiten</w:t>
+      </w:r>
+    </w:p>
+    <w:p>
+      <w:r>
+        <w:rPr>
+          <w:i/>
+          <w:color w:val="666666"/>
+          <w:sz w:val="18"/>
+        </w:rPr>
+        <w:t>Heinen I et al.  ·  GMS J Med Educ  ·  15.09.2026  ·  PMID 42807627</w:t>
+      </w:r>
+    </w:p>
+    <w:p>
+      <w:r>
+        <w:t>Quasi-experimentelle Studie zu geschlechtsspezifischen Unterschieden in der Selbsteinschätzung dermatologischer Kenntnisse bei 142 Medizinstudierenden vor und nach einem Seminar.</w:t>
+      </w:r>
+    </w:p>
+    <w:p>
+      <w:r>
+        <w:rPr>
+          <w:b/>
+        </w:rPr>
+        <w:t xml:space="preserve">Ergebnis: </w:t>
+      </w:r>
+      <w:r>
+        <w:t>Studentinnen bewerteten ihr Wissen zu Hauttypen (p&lt;0,001, η²=0,078) und diagnostischen Fähigkeiten (p&lt;0,001, η²=0,075) initial signifikant niedriger als Studenten, zeigten aber objektiv gleiche MC-Testergebnisse (p=0,905). Nach dem Seminar verschwanden die Geschlechtsunterschiede. Gezielte Lehre und Feedback können Selbstvertrauen, besonders bei Frauen, fördern.</w:t>
+      </w:r>
+    </w:p>
+    <w:p>
+      <w:r>
+        <w:rPr>
+          <w:b/>
+          <w:sz w:val="19"/>
+        </w:rPr>
+        <w:t xml:space="preserve">Übertragbarkeit: </w:t>
+      </w:r>
+      <w:r>
+        <w:rPr>
+          <w:sz w:val="19"/>
+        </w:rPr>
+        <w:t>Deutsche Hochschuldaten, vergleichbare medizinische Ausbildung, Effekt der Instruktion nachweisbar</w:t>
+      </w:r>
+    </w:p>
+    <w:p>
+      <w:r>
+        <w:rPr>
+          <w:color w:val="5A7D3A"/>
+          <w:sz w:val="18"/>
+        </w:rPr>
+        <w:t>https://pubmed.ncbi.nlm.nih.gov/42807627/</w:t>
+      </w:r>
+    </w:p>
+    <w:p>
+      <w:pPr>
+        <w:pStyle w:val="Heading2"/>
+      </w:pPr>
+      <w:r>
+        <w:t>Präzisionsprävention von vorzeitiger Herzkrankheit bei afrikanischen Männern: Triple-Risk-Konvergenz-Rahmen</w:t>
+      </w:r>
+    </w:p>
+    <w:p>
+      <w:r>
+        <w:rPr>
+          <w:i/>
+          <w:color w:val="666666"/>
+          <w:sz w:val="18"/>
+        </w:rPr>
+        <w:t>Amadi MC  ·  Am J Mens Health  ·  22.09.2026  ·  PMID 42771530</w:t>
+      </w:r>
+    </w:p>
+    <w:p>
+      <w:r>
+        <w:t>Konzeptuelles Papier, das einen integrierten Rahmen (Triple-Risk Convergence Framework) zu psychosozialen Stressoren, metabolischer Dysfunktion und ererbter Lipoprotein(a)-assoziierter kardiovaskulärer Anfälligkeit bei afrikanischen Männern entwickelt (Synthesearbeit 2019–2026).</w:t>
+      </w:r>
+    </w:p>
+    <w:p>
+      <w:r>
+        <w:rPr>
+          <w:b/>
+        </w:rPr>
+        <w:t xml:space="preserve">Ergebnis: </w:t>
+      </w:r>
+      <w:r>
+        <w:t>Das TRCF schlägt vor, dass vorzeitige Herzkrankheit bei afrikanischen Männern durch die dynamische Konvergenz von psychosozialen Stressoren, metabolischer Dysfunktion und ererbter kardiovaskulärer Anfälligkeit besser verstanden wird als durch isolierte Einzeldomänen. Diese drei Domänen wirken über den Lebensverlauf in einem sozioökologischen Kontext, der ihre Exposition, Expression und Management prägt. Der Rahmen erweitert konventionelle Präventionsansätze, die sich auf Stoffwechselrisiken konzentrieren. Empfehlungen: Integration psychosozialer Bewertung, metabolischer Auswertung und Stratifikation ererbter Risiken in Präventionsprogramme.</w:t>
+      </w:r>
+    </w:p>
+    <w:p>
+      <w:r>
+        <w:rPr>
+          <w:b/>
+          <w:sz w:val="19"/>
+        </w:rPr>
+        <w:t xml:space="preserve">Übertragbarkeit: </w:t>
+      </w:r>
+      <w:r>
+        <w:rPr>
+          <w:sz w:val="19"/>
+        </w:rPr>
+        <w:t>Sub-Sahara-Afrika - Rahmen nicht deutschland-spezifisch, aber Wirkmechanismus-Ansatz übertragbar</w:t>
+      </w:r>
+    </w:p>
+    <w:p>
+      <w:r>
+        <w:rPr>
+          <w:color w:val="5A7D3A"/>
+          <w:sz w:val="18"/>
+        </w:rPr>
+        <w:t>https://pubmed.ncbi.nlm.nih.gov/42771530/</w:t>
+      </w:r>
+    </w:p>
+    <w:p>
+      <w:pPr>
+        <w:pStyle w:val="Heading2"/>
+      </w:pPr>
+      <w:r>
+        <w:t>Tabakexposition und neurodegenerative Erkrankungen: Geschlechtsspezifische Unterschiede und das TH-Gen</w:t>
+      </w:r>
+    </w:p>
+    <w:p>
+      <w:r>
+        <w:rPr>
+          <w:i/>
+          <w:color w:val="666666"/>
+          <w:sz w:val="18"/>
+        </w:rPr>
+        <w:t>Xu Y et al.  ·  Neurol Sci  ·  22.09.2026  ·  PMID 42768129</w:t>
+      </w:r>
+    </w:p>
+    <w:p>
+      <w:r>
+        <w:t>Multi-Omics-Analyse der Global Burden of Disease 2021-Daten zu Parkinson- und Alzheimer-Erkrankung bei Tabakexposition mit geschlechtsstratifizierten Vergleichen und Bioinformatik zur Genidentifikation.</w:t>
+      </w:r>
+    </w:p>
+    <w:p>
+      <w:r>
+        <w:rPr>
+          <w:b/>
+        </w:rPr>
+        <w:t xml:space="preserve">Ergebnis: </w:t>
+      </w:r>
+      <w:r>
+        <w:t>Tabakexposition senkte Parkinson-Last, erhöhte aber Alzheimer-Risiko. Männer stärker betroffen. Markante regionale Heterogenität: Parkinson höchst in Ostasien, Alzheimer in Hocheinkommens-Ländern. Prognosen: Steigende altersstandarisierte Raten (ASR) bei Männern bis 2050, Rückgang bei Frauen. Das TH-Gen als Nexus zwischen Nikotinstoffwechsel, Parkinson und Geschlechtsunterschieden identifiziert (erklärt stärkeren Effekt bei Männern). Geschlechtsspezifische biologische Mechanismen differenzieren Tabakeffekte.</w:t>
+      </w:r>
+    </w:p>
+    <w:p>
+      <w:r>
+        <w:rPr>
+          <w:b/>
+          <w:sz w:val="19"/>
+        </w:rPr>
+        <w:t xml:space="preserve">Übertragbarkeit: </w:t>
+      </w:r>
+      <w:r>
+        <w:rPr>
+          <w:sz w:val="19"/>
+        </w:rPr>
+        <w:t>Global Burden of Disease, biologischer Wirkmechanismus belegt, aber regionale Heterogenität limitiert deutsche Übertragbarkeit</w:t>
+      </w:r>
+    </w:p>
+    <w:p>
+      <w:r>
+        <w:rPr>
+          <w:color w:val="5A7D3A"/>
+          <w:sz w:val="18"/>
+        </w:rPr>
+        <w:t>https://pubmed.ncbi.nlm.nih.gov/42768129/</w:t>
+      </w:r>
+    </w:p>
+    <w:p>
+      <w:pPr>
+        <w:pStyle w:val="Heading2"/>
+      </w:pPr>
+      <w:r>
+        <w:t>Rassische Einkommensungleichheit und COVID-19-Last in Louisiana: Geografische Analyse von Versorgungsungleichheiten</w:t>
+      </w:r>
+    </w:p>
+    <w:p>
+      <w:r>
+        <w:rPr>
+          <w:i/>
+          <w:color w:val="666666"/>
+          <w:sz w:val="18"/>
+        </w:rPr>
+        <w:t>Oh H et al.  ·  J Health Care Poor Underserved  ·  2026  ·  PMID 42766511</w:t>
+      </w:r>
+    </w:p>
+    <w:p>
+      <w:r>
+        <w:t>Räumliche Autoregression-Analyse von Louisiana-Parish-Daten (COVID-19-Fälle, Census-Daten) zur Verbindung zwischen rassischer Einkommensungleichheit zwischen weißen und schwarzen Einwohnern und COVID-19-Infektionsraten.</w:t>
+      </w:r>
+    </w:p>
+    <w:p>
+      <w:r>
+        <w:rPr>
+          <w:b/>
+        </w:rPr>
+        <w:t xml:space="preserve">Ergebnis: </w:t>
+      </w:r>
+      <w:r>
+        <w:t>Parishs mit größerer rassischer Einkommensungleichheit zwischen Weißen und Schwarzen zeigten höhere COVID-19-Infektionsraten. Zusammenhang attributierbar zu Bedingungen in Parishs mit höherer rassischer Einkommensungleichheit, nicht zu Diffusion über Parish-Grenzen hinweg. Rassische und sozioökonomische Inequität ist ein ökologischer Treiber von COVID-19-Last. Struktur vor Ansteckung.</w:t>
+      </w:r>
+    </w:p>
+    <w:p>
+      <w:r>
+        <w:rPr>
+          <w:b/>
+          <w:sz w:val="19"/>
+        </w:rPr>
+        <w:t xml:space="preserve">Übertragbarkeit: </w:t>
+      </w:r>
+      <w:r>
+        <w:rPr>
+          <w:sz w:val="19"/>
+        </w:rPr>
+        <w:t>USA - zeigt Wirkmechanismus über Einkommensungleichheit, aber US-spezifische Sozialstruktur limitiert Übertragung</w:t>
+      </w:r>
+    </w:p>
+    <w:p>
+      <w:r>
+        <w:rPr>
+          <w:color w:val="5A7D3A"/>
+          <w:sz w:val="18"/>
+        </w:rPr>
+        <w:t>https://pubmed.ncbi.nlm.nih.gov/42766511/</w:t>
+      </w:r>
+    </w:p>
+    <w:p>
+      <w:pPr>
+        <w:pStyle w:val="Heading2"/>
+      </w:pPr>
+      <w:r>
+        <w:t>Lehrplan für LGBTQIA+-inklusive Praxis in australischen Medizinstudiengängen: Audit und Lückenanalyse</w:t>
+      </w:r>
+    </w:p>
+    <w:p>
+      <w:r>
+        <w:rPr>
+          <w:i/>
+          <w:color w:val="666666"/>
+          <w:sz w:val="18"/>
+        </w:rPr>
+        <w:t>Moss H et al.  ·  LGBT Health  ·  09.09.2026  ·  PMID 42714922</w:t>
+      </w:r>
+    </w:p>
+    <w:p>
+      <w:r>
+        <w:t>Querschnitt-Audit von 15 australischen medizinischen Fachprogrammen (68% aller akkreditierten Programme) zur Erfassung von LGBTQIA+-Inhalten im Lehrplan mit Fokus auf Umfang, Lieferform und Themenbereiche.</w:t>
+      </w:r>
+    </w:p>
+    <w:p>
+      <w:r>
+        <w:rPr>
+          <w:b/>
+        </w:rPr>
+        <w:t xml:space="preserve">Ergebnis: </w:t>
+      </w:r>
+      <w:r>
+        <w:t>LGBTQIA+-Lehrplninhalte: 3–40 Stunden (Median 10, IQR 6–10); 80% verteilten Inhalte über den gesamten Lehrplan statt Dedizierter Module. Häufigste Inhalte: Definitionen von Sexualität/Geschlecht (93%), inklusive Sprache (80%), soziale/legale Geschlechtsangleichung (80%). Am seltensten unterrichtet: Gesundheit von Personen mit angeborenen Geschlechtsvariationen. Respondenten beschrieben Abdeckung als fair bis gut. Variable Qualität und Umfang zeigen Implementierungslücken auf. Ohne LGBTQIA+-Kompetenzen in zukünftigen Rahmen bleibt Training fragmentiert.</w:t>
+      </w:r>
+    </w:p>
+    <w:p>
+      <w:r>
+        <w:rPr>
+          <w:b/>
+          <w:sz w:val="19"/>
+        </w:rPr>
+        <w:t xml:space="preserve">Übertragbarkeit: </w:t>
+      </w:r>
+      <w:r>
+        <w:rPr>
+          <w:sz w:val="19"/>
+        </w:rPr>
+        <w:t>Australien - ähnliche Ausbildungsstruktur wie DACH, aber keine Vergleichsdaten zu Ergebnisqualität</w:t>
+      </w:r>
+    </w:p>
+    <w:p>
+      <w:r>
+        <w:rPr>
+          <w:color w:val="5A7D3A"/>
+          <w:sz w:val="18"/>
+        </w:rPr>
+        <w:t>https://pubmed.ncbi.nlm.nih.gov/42714922/</w:t>
       </w:r>
     </w:p>
     <w:p>

--- a/download/studien-archiv.docx
+++ b/download/studien-archiv.docx
@@ -62,7 +62,363 @@
           <w:color w:val="666666"/>
           <w:sz w:val="18"/>
         </w:rPr>
-        <w:t>Stand: 30.09.2026  |  227 Studien  |  gender.m-vf.de</w:t>
+        <w:t>Stand: 01.10.2026  |  233 Studien  |  gender.m-vf.de</w:t>
+      </w:r>
+    </w:p>
+    <w:p>
+      <w:pPr>
+        <w:pStyle w:val="Heading1"/>
+      </w:pPr>
+      <w:r>
+        <w:t>Aufgenommen am 01.10.2026</w:t>
+      </w:r>
+    </w:p>
+    <w:p>
+      <w:pPr>
+        <w:pStyle w:val="Heading2"/>
+      </w:pPr>
+      <w:r>
+        <w:t>Geburtsbeistand und psychische Gesundheit der Mutter: systematische Übersicht zu Ländern mit niedrigem/mittlerem Einkommen</w:t>
+      </w:r>
+    </w:p>
+    <w:p>
+      <w:r>
+        <w:rPr>
+          <w:i/>
+          <w:color w:val="666666"/>
+          <w:sz w:val="18"/>
+        </w:rPr>
+        <w:t>Hameed W et al.  ·  BMJ Open  ·  30.09.2026  ·  PMID 42816075</w:t>
+      </w:r>
+    </w:p>
+    <w:p>
+      <w:r>
+        <w:t>Systematische Übersicht von 10 Studien (6 Beobachtungs-, 4 experimentell) zu Effekten von persönlichen Geburtsbegleitern auf Angst und Depression unter der Geburt und postpartal.</w:t>
+      </w:r>
+    </w:p>
+    <w:p>
+      <w:r>
+        <w:rPr>
+          <w:b/>
+        </w:rPr>
+        <w:t xml:space="preserve">Ergebnis: </w:t>
+      </w:r>
+      <w:r>
+        <w:t>Experimentelle Studien (primär an Erstgebärenden, unkomplizierte Schwangerschaften): Relative Änderung der Angst zwischen Intervention und Kontrolle –0,85% bis +120%, die meisten p&lt;0,001 zugunsten Intervention; für depressive Symptome 4,5% und 22,8%, statistisch nicht signifikant. Beobachtungsstudien (außer zwei) zeigten keine statistisch signifikante Beziehung, Richtung aber positiv assoziiert. Eine Studie fand: Begleitungsmerkmale (Art, Intensität) erhöhten Angst-/Depressions-Chancen (OR 2,86; 95%-CI 1,52–5,39). Zeigt: Effekt abhängig von Parität, Komplikationsstatus, Begleitungsqualität – nicht einfacher biologischer Schutz.</w:t>
+      </w:r>
+    </w:p>
+    <w:p>
+      <w:r>
+        <w:rPr>
+          <w:b/>
+          <w:sz w:val="19"/>
+        </w:rPr>
+        <w:t xml:space="preserve">Übertragbarkeit: </w:t>
+      </w:r>
+      <w:r>
+        <w:rPr>
+          <w:sz w:val="19"/>
+        </w:rPr>
+        <w:t>Länder mit niedrigem/mittlerem Einkommen – Zugangsmuster unterscheiden sich von Deutschland; übertragbar nur Evidenzstruktur</w:t>
+      </w:r>
+    </w:p>
+    <w:p>
+      <w:r>
+        <w:rPr>
+          <w:color w:val="5A7D3A"/>
+          <w:sz w:val="18"/>
+        </w:rPr>
+        <w:t>https://pubmed.ncbi.nlm.nih.gov/42816075/</w:t>
+      </w:r>
+    </w:p>
+    <w:p>
+      <w:pPr>
+        <w:pStyle w:val="Heading2"/>
+      </w:pPr>
+      <w:r>
+        <w:t>Genitale Atrophie bei testosterontherapierten Transmaskulinen: Symptome, Behandlungshindernisse</w:t>
+      </w:r>
+    </w:p>
+    <w:p>
+      <w:r>
+        <w:rPr>
+          <w:i/>
+          <w:color w:val="666666"/>
+          <w:sz w:val="18"/>
+        </w:rPr>
+        <w:t>Tordoff DM et al.  ·  J Sex Med  ·  14.09.2026  ·  PMID 42814583</w:t>
+      </w:r>
+    </w:p>
+    <w:p>
+      <w:r>
+        <w:t>Qualitative Studie mit 28 testosterontherapierten transmaskulinen Erwachsenen zu Symptomerleben genitaler Atrophie, Behandlungspräferenzen und Versorgungsbarrieren.</w:t>
+      </w:r>
+    </w:p>
+    <w:p>
+      <w:r>
+        <w:rPr>
+          <w:b/>
+        </w:rPr>
+        <w:t xml:space="preserve">Ergebnis: </w:t>
+      </w:r>
+      <w:r>
+        <w:t>93% hatten von genitaler Atrophie gehört, 64% erlebten diese im Leben (46% im letzten Jahr); Symptome von Trockenheit bis zu chronischen Schmerzen beim Gehen/Sitzen. 79% kannten topisches vaginales Östrogen, 43% hatten es verwendet, Symptomlinderung in den meisten Fällen. Creme häufigst verordnet, aber unbeliebt wegen Unordentlichkeit, Dysphorie, sexueller Beeinträchtigung; Zäpfchen/Ring bevorzugt. Hauptbarrieren: Anbieter-Wissenslücken, Symptomverharmlosung, Verweigerung topischen Östrogens, Versicherungsablehnungen, Pharmaka-Stigma. Zeigt: Versorgungsproblem besteht in Ausbildung, Versicherungspolitik und evidenzbasierter Diagnostik, nicht biologischer Unmöglichkeit.</w:t>
+      </w:r>
+    </w:p>
+    <w:p>
+      <w:r>
+        <w:rPr>
+          <w:b/>
+          <w:sz w:val="19"/>
+        </w:rPr>
+        <w:t xml:space="preserve">Übertragbarkeit: </w:t>
+      </w:r>
+      <w:r>
+        <w:rPr>
+          <w:sz w:val="19"/>
+        </w:rPr>
+        <w:t>USA - Versorgungsbarrieren teilweise übertragbar; in Deutschland AWMF-Leitlinien zu Geschlechtsangleichung heteronorm, Evidenzlücke größer</w:t>
+      </w:r>
+    </w:p>
+    <w:p>
+      <w:r>
+        <w:rPr>
+          <w:color w:val="5A7D3A"/>
+          <w:sz w:val="18"/>
+        </w:rPr>
+        <w:t>https://pubmed.ncbi.nlm.nih.gov/42814583/</w:t>
+      </w:r>
+    </w:p>
+    <w:p>
+      <w:pPr>
+        <w:pStyle w:val="Heading2"/>
+      </w:pPr>
+      <w:r>
+        <w:t>Gebärmutterhalskrebs-Sterblichkeit USA: Persistent höher bei Schwarzen Frauen und ländlichen Regionen</w:t>
+      </w:r>
+    </w:p>
+    <w:p>
+      <w:r>
+        <w:rPr>
+          <w:i/>
+          <w:color w:val="666666"/>
+          <w:sz w:val="18"/>
+        </w:rPr>
+        <w:t>Liu J et al.  ·  Front Public Health  ·  03.09.2026  ·  PMID 42813077</w:t>
+      </w:r>
+    </w:p>
+    <w:p>
+      <w:r>
+        <w:t>USA-Analyse der Gebärmutterhalskrebs-Sterblichkeit 1999–2023 nach Rasse, Wohnort, Region zeigt anhaltende Ungleichheit trotz Gesamtrückgang.</w:t>
+      </w:r>
+    </w:p>
+    <w:p>
+      <w:r>
+        <w:rPr>
+          <w:b/>
+        </w:rPr>
+        <w:t xml:space="preserve">Ergebnis: </w:t>
+      </w:r>
+      <w:r>
+        <w:t>Mortalitätsrate sank von 4,37 auf 2,09 pro 100.000 Frauen (AAPC –3,27%; 95%-CI –3,81 bis –2,73), aber Schwarze Frauen durchgängig höhere Sterblichkeit; ländliche Gebiete erhöhte Raten; Südstaaten konsistent höher, Nordosten mit größtem Rückgang (AAPC –4,23%). Geografische Variation: höchstbelastete Staaten 2–4× höher als niedrigbelastete. Ursachen: Zugangsungleichheit zu Screening, HPV-Impfung, Behandlung. Zeigt Versorgungsbarrieren (geografisch, sozioökonomisch), nicht primär biologische Unterschiede.</w:t>
+      </w:r>
+    </w:p>
+    <w:p>
+      <w:r>
+        <w:rPr>
+          <w:b/>
+          <w:sz w:val="19"/>
+        </w:rPr>
+        <w:t xml:space="preserve">Übertragbarkeit: </w:t>
+      </w:r>
+      <w:r>
+        <w:rPr>
+          <w:sz w:val="19"/>
+        </w:rPr>
+        <w:t>USA - Gesundheitssystem Hürden überlagern Unterschiede; übertragbar nur Screening-Strategien, nicht Zugangsverhältnisse</w:t>
+      </w:r>
+    </w:p>
+    <w:p>
+      <w:r>
+        <w:rPr>
+          <w:color w:val="5A7D3A"/>
+          <w:sz w:val="18"/>
+        </w:rPr>
+        <w:t>https://pubmed.ncbi.nlm.nih.gov/42813077/</w:t>
+      </w:r>
+    </w:p>
+    <w:p>
+      <w:pPr>
+        <w:pStyle w:val="Heading2"/>
+      </w:pPr>
+      <w:r>
+        <w:t>Behinderung in Südafrika: Geschlechtslücke persistent, Gesundheitszugang stagniert</w:t>
+      </w:r>
+    </w:p>
+    <w:p>
+      <w:r>
+        <w:rPr>
+          <w:i/>
+          <w:color w:val="666666"/>
+          <w:sz w:val="18"/>
+        </w:rPr>
+        <w:t>Sithole T et al.  ·  Front Public Health  ·  15.09.2026  ·  PMID 42812274</w:t>
+      </w:r>
+    </w:p>
+    <w:p>
+      <w:r>
+        <w:t>Südafrikanische Trendanalyse 2020–2024 aus Haushaltsumfragen zeigt persistente Geschlechtsunterschiede in Behinderungsprävalenz und stagnierendem Zugang.</w:t>
+      </w:r>
+    </w:p>
+    <w:p>
+      <w:r>
+        <w:rPr>
+          <w:b/>
+        </w:rPr>
+        <w:t xml:space="preserve">Ergebnis: </w:t>
+      </w:r>
+      <w:r>
+        <w:t>Behinderungsprävalenz national 4,5–5,0%, kein signifikanter linearer Trend (p=0,49). Frauen durchgehend signifikant höhere Prävalenz als Männer in jedem Umfragejahr (p≤0,007). Nordkap höchste Prävalenz 2020 und 2024; Eastern Cape größter weiblicher Anstieg. Öffentliche Einrichtungen bleiben erste Anlaufstelle (72–73%). Krankenversicherungsabdeckung zeigte keinen signifikanten linearen Trend (p=0,72), stieg aber 2021 signifikant und fiel bis 2024 (p=0,004). Zeigt: Geschlechtslücke ist robuster statistischer Befund (bleiben unter Design-Effekt-Sensitivitätsanalyse), strukturelle Ungleichheit besteht fort trotz Gesundheitspolitik.</w:t>
+      </w:r>
+    </w:p>
+    <w:p>
+      <w:r>
+        <w:rPr>
+          <w:b/>
+          <w:sz w:val="19"/>
+        </w:rPr>
+        <w:t xml:space="preserve">Übertragbarkeit: </w:t>
+      </w:r>
+      <w:r>
+        <w:rPr>
+          <w:sz w:val="19"/>
+        </w:rPr>
+        <w:t>Südafrika - vergleichbare Routinedaten, Zugangsstrukturen unterscheiden sich von Deutschland deutlich</w:t>
+      </w:r>
+    </w:p>
+    <w:p>
+      <w:r>
+        <w:rPr>
+          <w:color w:val="5A7D3A"/>
+          <w:sz w:val="18"/>
+        </w:rPr>
+        <w:t>https://pubmed.ncbi.nlm.nih.gov/42812274/</w:t>
+      </w:r>
+    </w:p>
+    <w:p>
+      <w:pPr>
+        <w:pStyle w:val="Heading2"/>
+      </w:pPr>
+      <w:r>
+        <w:t>Blutdruck bei Kindheitstraumatisierung: Geschlechtsspezifische Muster in 150.983 deutschen Erwachsenen</w:t>
+      </w:r>
+    </w:p>
+    <w:p>
+      <w:r>
+        <w:rPr>
+          <w:i/>
+          <w:color w:val="666666"/>
+          <w:sz w:val="18"/>
+        </w:rPr>
+        <w:t>Thielcke TA et al.  ·  BMC Public Health  ·  09.09.2026  ·  PMID 42811308</w:t>
+      </w:r>
+    </w:p>
+    <w:p>
+      <w:r>
+        <w:t>Deutsche Kohortenstudie untersucht alters- und geschlechtsspezifische Assoziationen zwischen Kindheitsmisshandlung und Blutdruckergebnissen im Erwachsenenalter.</w:t>
+      </w:r>
+    </w:p>
+    <w:p>
+      <w:r>
+        <w:rPr>
+          <w:b/>
+        </w:rPr>
+        <w:t xml:space="preserve">Ergebnis: </w:t>
+      </w:r>
+      <w:r>
+        <w:t>Frauen mit hoher kumulativer Kindheitstraumatisierung (≥3 Kategorien) zeigten niedrigere Hypertoniequoten (OR=0,87; 95%-CI 0,80–0,94), Männer nicht signifikant (OR=1,01; 95%-CI 0,91–1,13). Altersabhängige inverse Assoziationen zwischen Kindheitstrauma und Blutdruckmarkern offenbarten geschlechtsspezifische Muster; Effekte konsistenter für Missbrauch als Vernachlässigung. Befund widerspricht Erwartung – biologische Vulnerabilität vs. psychosoziale Coping-Unterschiede ungenügend geklärt.</w:t>
+      </w:r>
+    </w:p>
+    <w:p>
+      <w:r>
+        <w:rPr>
+          <w:b/>
+          <w:sz w:val="19"/>
+        </w:rPr>
+        <w:t xml:space="preserve">Übertragbarkeit: </w:t>
+      </w:r>
+      <w:r>
+        <w:rPr>
+          <w:sz w:val="19"/>
+        </w:rPr>
+        <w:t>Deutschland - NAKO Daten, nationale Routineerfassung, direkter Versorgungsbezug</w:t>
+      </w:r>
+    </w:p>
+    <w:p>
+      <w:r>
+        <w:rPr>
+          <w:color w:val="5A7D3A"/>
+          <w:sz w:val="18"/>
+        </w:rPr>
+        <w:t>https://pubmed.ncbi.nlm.nih.gov/42811308/</w:t>
+      </w:r>
+    </w:p>
+    <w:p>
+      <w:pPr>
+        <w:pStyle w:val="Heading2"/>
+      </w:pPr>
+      <w:r>
+        <w:t>Polydrug-bedingte Todesfälle bei Frauen höher: Unterschiede in Todesursachen zwischen Geschlechtern</w:t>
+      </w:r>
+    </w:p>
+    <w:p>
+      <w:r>
+        <w:rPr>
+          <w:i/>
+          <w:color w:val="666666"/>
+          <w:sz w:val="18"/>
+        </w:rPr>
+        <w:t>Langlamet A et al.  ·  Womens Health Issues  ·  13.08.2026  ·  PMID 42595608</w:t>
+      </w:r>
+    </w:p>
+    <w:p>
+      <w:r>
+        <w:t>Französische Analyse von 6.068 drogenabhängigen Todesfällen zeigt geschlechtsabhängige Unterschiede in den beteiligten Substanzen mit fokussierten Massnahmen für Frauen.</w:t>
+      </w:r>
+    </w:p>
+    <w:p>
+      <w:r>
+        <w:rPr>
+          <w:b/>
+        </w:rPr>
+        <w:t xml:space="preserve">Ergebnis: </w:t>
+      </w:r>
+      <w:r>
+        <w:t>Frauen starben zu 39,4% durch Polydrogenmissbrauch vs. Männer 28,4% (p&lt;0,001); Frauen überrepräsentiert bei Todesfällen durch Antidepressiva (p&lt;0,001), Benzodiazepine (p&lt;0,001), Codein (p=0,002), Tramadol (p&lt;0,001). Männer überrepräsentiert bei illegalen Drogen (Heroin p&lt;0,001, Cannabis p&lt;0,001, neue psychoaktive Substanzen p&lt;0,001). Zeigt Geschlechtsunterschied im Anstoßmechanismus: Frauen eher polymedikamentös überdosiert, Männer über illegale Substanzen.</w:t>
+      </w:r>
+    </w:p>
+    <w:p>
+      <w:r>
+        <w:rPr>
+          <w:b/>
+          <w:sz w:val="19"/>
+        </w:rPr>
+        <w:t xml:space="preserve">Übertragbarkeit: </w:t>
+      </w:r>
+      <w:r>
+        <w:rPr>
+          <w:sz w:val="19"/>
+        </w:rPr>
+        <w:t>Frankreich - vergleichbare Sozialversicherung, europäische Routinedaten mit Versorgungsimplikation</w:t>
+      </w:r>
+    </w:p>
+    <w:p>
+      <w:r>
+        <w:rPr>
+          <w:color w:val="5A7D3A"/>
+          <w:sz w:val="18"/>
+        </w:rPr>
+        <w:t>https://pubmed.ncbi.nlm.nih.gov/42595608/</w:t>
       </w:r>
     </w:p>
     <w:p>

--- a/download/studien-archiv.docx
+++ b/download/studien-archiv.docx
@@ -62,7 +62,363 @@
           <w:color w:val="666666"/>
           <w:sz w:val="18"/>
         </w:rPr>
-        <w:t>Stand: 01.10.2026  |  233 Studien  |  gender.m-vf.de</w:t>
+        <w:t>Stand: 02.10.2026  |  239 Studien  |  gender.m-vf.de</w:t>
+      </w:r>
+    </w:p>
+    <w:p>
+      <w:pPr>
+        <w:pStyle w:val="Heading1"/>
+      </w:pPr>
+      <w:r>
+        <w:t>Aufgenommen am 02.10.2026</w:t>
+      </w:r>
+    </w:p>
+    <w:p>
+      <w:pPr>
+        <w:pStyle w:val="Heading2"/>
+      </w:pPr>
+      <w:r>
+        <w:t>Geschlechterunterschiede in sekundärer Prävention nach Herzinfarkt bleiben bestehen</w:t>
+      </w:r>
+    </w:p>
+    <w:p>
+      <w:r>
+        <w:rPr>
+          <w:i/>
+          <w:color w:val="666666"/>
+          <w:sz w:val="18"/>
+        </w:rPr>
+        <w:t>Berther L et al.  ·  Swiss Med Wkly  ·  24.09.2026  ·  PMID 42821875</w:t>
+      </w:r>
+    </w:p>
+    <w:p>
+      <w:r>
+        <w:t>Schweizer Register mit 34.612 Herzinfarkt-Patienten (2003-2022) untersuchte, ob Frauen und Männer unterschiedlich oft alle fünf Leitlinien-Medikamente zur Sekundärprävention erhielten.</w:t>
+      </w:r>
+    </w:p>
+    <w:p>
+      <w:r>
+        <w:rPr>
+          <w:b/>
+        </w:rPr>
+        <w:t xml:space="preserve">Ergebnis: </w:t>
+      </w:r>
+      <w:r>
+        <w:t>Frauen erhielten seltener optimale medikamentöse Therapie als Männer (51% vs. 60%, p&lt;0,001), besonders markant bei unter 50-Jährigen. Multivariabel zeigte Frauensein einen OR von 0,90 (95%-KI: 0,85-0,95) für vollständige Therapie. Über 20 Jahre stieg die Rate insgesamt (36% auf 60%), der Geschlechtergap blieb aber (0,7-14% Differenz) bestehen. Ursache: Zuschreibung durch Behandelnde, nicht biologisch begründet.</w:t>
+      </w:r>
+    </w:p>
+    <w:p>
+      <w:r>
+        <w:rPr>
+          <w:b/>
+          <w:sz w:val="19"/>
+        </w:rPr>
+        <w:t xml:space="preserve">Übertragbarkeit: </w:t>
+      </w:r>
+      <w:r>
+        <w:rPr>
+          <w:sz w:val="19"/>
+        </w:rPr>
+        <w:t>Schweiz, vergleichbares System; Dokumentation auf Zelleben. AWMF-Leitlinien adressieren Geschlecht in ACS nicht.</w:t>
+      </w:r>
+    </w:p>
+    <w:p>
+      <w:r>
+        <w:rPr>
+          <w:color w:val="5A7D3A"/>
+          <w:sz w:val="18"/>
+        </w:rPr>
+        <w:t>https://pubmed.ncbi.nlm.nih.gov/42821875/</w:t>
+      </w:r>
+    </w:p>
+    <w:p>
+      <w:pPr>
+        <w:pStyle w:val="Heading2"/>
+      </w:pPr>
+      <w:r>
+        <w:t>Psychische Gesundheit in Kanada: Junge Frauen zeigen stärkeren Anstieg, junge Männer größere relative Zunahme</w:t>
+      </w:r>
+    </w:p>
+    <w:p>
+      <w:r>
+        <w:rPr>
+          <w:i/>
+          <w:color w:val="666666"/>
+          <w:sz w:val="18"/>
+        </w:rPr>
+        <w:t>Zulyniak S et al.  ·  Epidemiol Psychiatr Sci  ·  01.10.2026  ·  PMID 42820260</w:t>
+      </w:r>
+    </w:p>
+    <w:p>
+      <w:r>
+        <w:t>Kanadische Metaregression mit Daten aus Community-Health-Surveys 2003-2024 (alle Jahre kombiniert) untersuchte Trends in Prävalenz psychischer Störungen nach Alter und Geschlecht in drei Altersgruppen (12-29, 30-64, 65+ Jahre).</w:t>
+      </w:r>
+    </w:p>
+    <w:p>
+      <w:r>
+        <w:rPr>
+          <w:b/>
+        </w:rPr>
+        <w:t xml:space="preserve">Ergebnis: </w:t>
+      </w:r>
+      <w:r>
+        <w:t>Alle psychischen-Gesundheits-Outcomes stiegen 2003-2024 in allen Altersgruppen beider Geschlechter. Bei Adoleszenten/jungen Erwachsenen erhöhte sich die Prävalenz diagnostizierter Stimmungsstörungen bei Männern von 2,37% (95%-KI: 2,03-2,78) auf 12,58% (95%-KI: 10,37-15,19), bei Frauen von 5,23% (95%-KI: 4,76-5,74) auf 21,49% (95%-KI: 18,97-24,24). Junge Frauen zeigten größere absolute Zunahmen, junge Männer größere relative Zuwächse. Quadratische Trendfunktionen signifikant für alle Outcome-/Alter-/Geschlechts-Kombinationen. Ursache: wahrscheinlich psychosozial/strukturell (Pandemiestress, Digitalisierung), nicht biologisch.</w:t>
+      </w:r>
+    </w:p>
+    <w:p>
+      <w:r>
+        <w:rPr>
+          <w:b/>
+          <w:sz w:val="19"/>
+        </w:rPr>
+        <w:t xml:space="preserve">Übertragbarkeit: </w:t>
+      </w:r>
+      <w:r>
+        <w:rPr>
+          <w:sz w:val="19"/>
+        </w:rPr>
+        <w:t>Kanada, ähnlicher Sozialversicherungsauftrag, aber nicht europäisch; Ergebnis unabhängig von Gesundheitssystem.</w:t>
+      </w:r>
+    </w:p>
+    <w:p>
+      <w:r>
+        <w:rPr>
+          <w:color w:val="5A7D3A"/>
+          <w:sz w:val="18"/>
+        </w:rPr>
+        <w:t>https://pubmed.ncbi.nlm.nih.gov/42820260/</w:t>
+      </w:r>
+    </w:p>
+    <w:p>
+      <w:pPr>
+        <w:pStyle w:val="Heading2"/>
+      </w:pPr>
+      <w:r>
+        <w:t>Suizidgedanken bei chinesischen Jugendlichen: Sexuelle Minderheiten – Unterschiede erklären sich durch Belastung und Reaktion</w:t>
+      </w:r>
+    </w:p>
+    <w:p>
+      <w:r>
+        <w:rPr>
+          <w:i/>
+          <w:color w:val="666666"/>
+          <w:sz w:val="18"/>
+        </w:rPr>
+        <w:t>Li Z et al.  ·  Epidemiol Psychiatr Sci  ·  01.10.2026  ·  PMID 42820259</w:t>
+      </w:r>
+    </w:p>
+    <w:p>
+      <w:r>
+        <w:t>Hongkong: Dekompositionsanalyse bei 6.883 Adoleszenten (Schulquerschnitt 2021) zerlegt die Disparität in Suizidgedanken zwischen heterosexuellen und sexuellen Minderheits-Jugendlichen in Unterschiede in Risiko-Exposition versus Risiko-Reaktion. Stratifiziert nach biologischem Geschlecht.</w:t>
+      </w:r>
+    </w:p>
+    <w:p>
+      <w:r>
+        <w:rPr>
+          <w:b/>
+        </w:rPr>
+        <w:t xml:space="preserve">Ergebnis: </w:t>
+      </w:r>
+      <w:r>
+        <w:t>31-45% der Disparität in Suizidgedanken zwischen heterosexuellen und sexuellen Minderheits-Jugendlichen entfielen auf Unterschiede in der Exposition gegenüber Risiko- und Schutzfaktoren, 55-69% auf unterschiedliche Reaktionen auf diese Faktoren oder unbeobachtete Faktoren. Familienwahrnehmung spielte die substantiellste Rolle. Körperunzufriedenheit, Cybermobbing, sexuelle Belästigung und akademische Leistung waren über Geschlecht und sexuelle Orientierung hinweg assoziiert mit Suizidgedanken. Geschlechtsspezifische Muster beobachtet. Ursache klar: Zugang zu Unterstützung und psychosoziale Belastung, nicht biologisch.</w:t>
+      </w:r>
+    </w:p>
+    <w:p>
+      <w:r>
+        <w:rPr>
+          <w:b/>
+          <w:sz w:val="19"/>
+        </w:rPr>
+        <w:t xml:space="preserve">Übertragbarkeit: </w:t>
+      </w:r>
+      <w:r>
+        <w:rPr>
+          <w:sz w:val="19"/>
+        </w:rPr>
+        <w:t>Hongkong/China, nicht europäisch; Mechanismus (Zugang, Stressexposition) systemunabhängig, aber kulturelle Daten für Deutschland nicht verfügbar.</w:t>
+      </w:r>
+    </w:p>
+    <w:p>
+      <w:r>
+        <w:rPr>
+          <w:color w:val="5A7D3A"/>
+          <w:sz w:val="18"/>
+        </w:rPr>
+        <w:t>https://pubmed.ncbi.nlm.nih.gov/42820259/</w:t>
+      </w:r>
+    </w:p>
+    <w:p>
+      <w:pPr>
+        <w:pStyle w:val="Heading2"/>
+      </w:pPr>
+      <w:r>
+        <w:t>Diabetische Retinopathie: Frauen zeigen Schwellenwert-Effekt, Männer lineares Risiko</w:t>
+      </w:r>
+    </w:p>
+    <w:p>
+      <w:r>
+        <w:rPr>
+          <w:i/>
+          <w:color w:val="666666"/>
+          <w:sz w:val="18"/>
+        </w:rPr>
+        <w:t>Long Q et al.  ·  Front Endocrinol (Lausanne)  ·  16.09.2026  ·  PMID 42818664</w:t>
+      </w:r>
+    </w:p>
+    <w:p>
+      <w:r>
+        <w:t>Querschnittstudie bei 1.090 Typ-2-Diabetikern (433 Männer, 657 Frauen) aus China untersuchte, ob die Dosis-Wirkungsbeziehung zwischen Albumin-korrigiertem Fruktosamin (kurzzeitiger Blutzucker-Marker) und Retinopathie nach Geschlecht unterschiedlich ist.</w:t>
+      </w:r>
+    </w:p>
+    <w:p>
+      <w:r>
+        <w:rPr>
+          <w:b/>
+        </w:rPr>
+        <w:t xml:space="preserve">Ergebnis: </w:t>
+      </w:r>
+      <w:r>
+        <w:t>Bei beiden Geschlechtern stieg das Retinopathie-Risiko pro 10 μmol/g Fruktosamin (Männer: OR 1,83 [95%-KI 1,39-2,41], Frauen: OR 1,58 [95%-KI 1,26-1,99]). Aber die Form der Beziehung unterschied sich: Männer zeigten linearen Verlauf (p=0,751), Frauen einen Schwellenwert nahe 62,0 μmol/g mit signifikanter Nichtlinearität (p&lt;0,001). Unterhalb des Schwellenwerts war das Risiko erhöht (OR 2,57), oberhalb nicht mehr signifikant (OR 1,29; p für Interaktion &lt;0,001). Ursache biologisch (Hormonal-/Immuneffekte), vermutet durch Autoren.</w:t>
+      </w:r>
+    </w:p>
+    <w:p>
+      <w:r>
+        <w:rPr>
+          <w:b/>
+          <w:sz w:val="19"/>
+        </w:rPr>
+        <w:t xml:space="preserve">Übertragbarkeit: </w:t>
+      </w:r>
+      <w:r>
+        <w:rPr>
+          <w:sz w:val="19"/>
+        </w:rPr>
+        <w:t>China, nicht europäisch; biologische Plausibilität unabhängig von System, aber keine deutschen Daten.</w:t>
+      </w:r>
+    </w:p>
+    <w:p>
+      <w:r>
+        <w:rPr>
+          <w:color w:val="5A7D3A"/>
+          <w:sz w:val="18"/>
+        </w:rPr>
+        <w:t>https://pubmed.ncbi.nlm.nih.gov/42818664/</w:t>
+      </w:r>
+    </w:p>
+    <w:p>
+      <w:pPr>
+        <w:pStyle w:val="Heading2"/>
+      </w:pPr>
+      <w:r>
+        <w:t>Geschlechtsbias in niedrigwertigen Praktiken in der Primärversorgung: Überblick über europäische und spanische Studien</w:t>
+      </w:r>
+    </w:p>
+    <w:p>
+      <w:r>
+        <w:rPr>
+          <w:i/>
+          <w:color w:val="666666"/>
+          <w:sz w:val="18"/>
+        </w:rPr>
+        <w:t>Obón-Azuara B et al.  ·  Aten Primaria  ·  23.09.2026  ·  PMID 42777465</w:t>
+      </w:r>
+    </w:p>
+    <w:p>
+      <w:r>
+        <w:t>Scoping-Review (PRISMA-ScR) der Spanischen Gesellschaft analysierte 250 Studien (1999-2026) zur Frage, ob geschlechtsspezifische Unterschiede in Low-Value Practices (unnötige oder schädliche Maßnahmen) in der Primärversorgung existieren. Schwerpunkt auf spanische Kohorten (APEAS, EVADUR).</w:t>
+      </w:r>
+    </w:p>
+    <w:p>
+      <w:r>
+        <w:rPr>
+          <w:b/>
+        </w:rPr>
+        <w:t xml:space="preserve">Ergebnis: </w:t>
+      </w:r>
+      <w:r>
+        <w:t>Geschlecht ist ein relevanter Determinant dafür, welche Low-Value Practices auftreten, für wen, und mit welchen Folgen. Evidenz konzentriert sich auf unangemessene Psychopharmaka-Verordnung (n=181 Studien) und exzessive diagnostische Tests (n=124). Geschlechtergetrenntes Screening, epidemiologische Berichte und Überweisungen deutlich unterrepräsentiert. Keine spanische Gründungsstudie hat Geschlecht als primären Determinanten analysiert. Empfehlung: Geschlechtsgetrennte Auswertung und SAGER-Richtlinien obligatorisch für sichere Primärversorgung. Mechanismus: Zuschreibung durch Behandelnde + Zugangsunterschiede + Diagnoseverzerrung.</w:t>
+      </w:r>
+    </w:p>
+    <w:p>
+      <w:r>
+        <w:rPr>
+          <w:b/>
+          <w:sz w:val="19"/>
+        </w:rPr>
+        <w:t xml:space="preserve">Übertragbarkeit: </w:t>
+      </w:r>
+      <w:r>
+        <w:rPr>
+          <w:sz w:val="19"/>
+        </w:rPr>
+        <w:t>Spanien, deutschsprachiger Kulturkreis, vergleichbares Primärversorgungs-System; deutsche Studien als Vergleich einbezogen.</w:t>
+      </w:r>
+    </w:p>
+    <w:p>
+      <w:r>
+        <w:rPr>
+          <w:color w:val="5A7D3A"/>
+          <w:sz w:val="18"/>
+        </w:rPr>
+        <w:t>https://pubmed.ncbi.nlm.nih.gov/42777465/</w:t>
+      </w:r>
+    </w:p>
+    <w:p>
+      <w:pPr>
+        <w:pStyle w:val="Heading2"/>
+      </w:pPr>
+      <w:r>
+        <w:t>Geschlechterunterschiede in französischer Orthopädiechirurgie: Diskriminierung, Zugang zu Operationen, Karriere</w:t>
+      </w:r>
+    </w:p>
+    <w:p>
+      <w:r>
+        <w:rPr>
+          <w:i/>
+          <w:color w:val="666666"/>
+          <w:sz w:val="18"/>
+        </w:rPr>
+        <w:t>Cambon A et al.  ·  Orthop Traumatol Surg Res  ·  28.07.2026  ·  PMID 42521121</w:t>
+      </w:r>
+    </w:p>
+    <w:p>
+      <w:r>
+        <w:t>Französische Querschnittsumfrage mit 1.053 Orthopädie-Chirurgen/-innen und Assistenten/-innen (von ~4.100 angeschrieben, 25% Rücklauf, 35% Frauen; Daten anonym erhoben) untersuchte Geschlechterunterschiede in Karriereverläufen, Berufserfahrung und wahrgenommenen Barrieren.</w:t>
+      </w:r>
+    </w:p>
+    <w:p>
+      <w:r>
+        <w:rPr>
+          <w:b/>
+        </w:rPr>
+        <w:t xml:space="preserve">Ergebnis: </w:t>
+      </w:r>
+      <w:r>
+        <w:t>Frauen berichteten stärker von Diskriminierung durch Vorgesetzte (188/368 [51,1%] vs. 25/685 [3,6%]; adjustiertes OR 27,3; 95%-KI: 16,18-48,61; p&lt;0,001), herabsetzende Bemerkungen zu Elternschaft (OR 4,87; 95%-KI: 3,37-6,98; p&lt;0,0001) und sexuelle Belästigung (110/368 [29,9%] vs. 31/685 [4,5%]; OR 9,25; 95%-KI: 6-14,02; p&lt;0,001). Sie berichteten von weniger Operationserfahrung und mehr nicht-klinischen Aufgaben in der Ausbildung (172/368 [46,7%] vs. 173/685 [25,3%]; OR 2,6; 95%-KI: 1,97-3,37; p&lt;0,0001). Frauen seltener in Führungspositionen trotz ähnlicher akademischer Beteiligung. Stark disparate Work-Life-Balance: Frauen häufiger ledig (94/368 [25,5%] vs. 43/685 [6,3%]; OR 5,07; 95%-KI: 3,42-7,49; p&lt;0,0001), kinderlos (166/368 [45,1%] vs. 114/685 [16,6%]; OR 4,23; 95%-KI: 3,18-5,60) und berichten höhere Haushaltsverantwortung. Elternschaft häufiger als Karrierehindernis genannt. Ursache: strukturelle Diskriminierung und Zugangsbarrieren in der Ausbildung, nicht biologisch.</w:t>
+      </w:r>
+    </w:p>
+    <w:p>
+      <w:r>
+        <w:rPr>
+          <w:b/>
+          <w:sz w:val="19"/>
+        </w:rPr>
+        <w:t xml:space="preserve">Übertragbarkeit: </w:t>
+      </w:r>
+      <w:r>
+        <w:rPr>
+          <w:sz w:val="19"/>
+        </w:rPr>
+        <w:t>Frankreich, vergleichbares System, deutsche Chirurgie vergleichbar organisiert; Befund auf Deutschland übertragbar.</w:t>
+      </w:r>
+    </w:p>
+    <w:p>
+      <w:r>
+        <w:rPr>
+          <w:color w:val="5A7D3A"/>
+          <w:sz w:val="18"/>
+        </w:rPr>
+        <w:t>https://pubmed.ncbi.nlm.nih.gov/42521121/</w:t>
       </w:r>
     </w:p>
     <w:p>

--- a/download/studien-archiv.docx
+++ b/download/studien-archiv.docx
@@ -62,7 +62,363 @@
           <w:color w:val="666666"/>
           <w:sz w:val="18"/>
         </w:rPr>
-        <w:t>Stand: 02.10.2026  |  239 Studien  |  gender.m-vf.de</w:t>
+        <w:t>Stand: 03.10.2026  |  245 Studien  |  gender.m-vf.de</w:t>
+      </w:r>
+    </w:p>
+    <w:p>
+      <w:pPr>
+        <w:pStyle w:val="Heading1"/>
+      </w:pPr>
+      <w:r>
+        <w:t>Aufgenommen am 03.10.2026</w:t>
+      </w:r>
+    </w:p>
+    <w:p>
+      <w:pPr>
+        <w:pStyle w:val="Heading2"/>
+      </w:pPr>
+      <w:r>
+        <w:t>Herzkrebssterblichkeit bei Männern 14 % höher – Unterschiede je nach Lebererkrankung</w:t>
+      </w:r>
+    </w:p>
+    <w:p>
+      <w:r>
+        <w:rPr>
+          <w:i/>
+          <w:color w:val="666666"/>
+          <w:sz w:val="18"/>
+        </w:rPr>
+        <w:t>Yan T et al.  ·  JAMA Netw Open  ·  01.10.2026  ·  PMID 42826017</w:t>
+      </w:r>
+    </w:p>
+    <w:p>
+      <w:r>
+        <w:t>Retrospektive Kohortenstudie an 8.594 Hepatokarzinom-Patienten aus 17 Zentren (2000–2023), die Geschlechtsunterschiede in der Gesamtsterblichkeit, leberbedingt und nicht-leberbedingt untersucht.</w:t>
+      </w:r>
+    </w:p>
+    <w:p>
+      <w:r>
+        <w:rPr>
+          <w:b/>
+        </w:rPr>
+        <w:t xml:space="preserve">Ergebnis: </w:t>
+      </w:r>
+      <w:r>
+        <w:t>Männer zeigten eine höhere Gesamtsterblichkeit (aHR 1,14; 95%-KI 1,05–1,23; p=0,002). Effekte variierten nach Ätiologie: Alkoholbedingte Lebererkrankung (aHR 1,90), Hepatitis B (aHR 1,22), Hepatitis C (aHR 1,13), aber kein Unterschied bei metabolischer Fettlebererkrankung. Keine signifikanten Geschlechtsunterschiede bei nicht-leberbedingte Sterblichkeit.</w:t>
+      </w:r>
+    </w:p>
+    <w:p>
+      <w:r>
+        <w:rPr>
+          <w:b/>
+          <w:sz w:val="19"/>
+        </w:rPr>
+        <w:t xml:space="preserve">Übertragbarkeit: </w:t>
+      </w:r>
+      <w:r>
+        <w:rPr>
+          <w:sz w:val="19"/>
+        </w:rPr>
+        <w:t>Internationale Kohortendaten mit vergleichbarer Dokumentation; biologische Mechanismen ungeklärt.</w:t>
+      </w:r>
+    </w:p>
+    <w:p>
+      <w:r>
+        <w:rPr>
+          <w:color w:val="5A7D3A"/>
+          <w:sz w:val="18"/>
+        </w:rPr>
+        <w:t>https://pubmed.ncbi.nlm.nih.gov/42826017/</w:t>
+      </w:r>
+    </w:p>
+    <w:p>
+      <w:pPr>
+        <w:pStyle w:val="Heading2"/>
+      </w:pPr>
+      <w:r>
+        <w:t>Depressionsrisiko: Unterschiedliche Schutzfaktoren je nach Alter und Geschlecht</w:t>
+      </w:r>
+    </w:p>
+    <w:p>
+      <w:r>
+        <w:rPr>
+          <w:i/>
+          <w:color w:val="666666"/>
+          <w:sz w:val="18"/>
+        </w:rPr>
+        <w:t>Chen L et al.  ·  Epidemiol Psychiatr Sci  ·  01.10.2026  ·  PMID 42817766</w:t>
+      </w:r>
+    </w:p>
+    <w:p>
+      <w:r>
+        <w:t>Prospektive Kohortenstudie an 428.078 Erwachsenen, die alters- und geschlechtsspezifische modifizierbare Risikofaktoren für Depressionen priorisiert.</w:t>
+      </w:r>
+    </w:p>
+    <w:p>
+      <w:r>
+        <w:rPr>
+          <w:b/>
+        </w:rPr>
+        <w:t xml:space="preserve">Ergebnis: </w:t>
+      </w:r>
+      <w:r>
+        <w:t>Von 15.106 (3,53 %) entwickelten Depression. Bevölkerungsattribuierbare Fraktionen (PAF) sanken mit Alter (Mittelalter 83,47 %, Rentner 76,77 %). Gesundheitsfaktoren zeigten höchste PAF (33,46–38,12 %), angeführt von schwacher Griffstärke (12,60–18,09 %) und BMI. Bei Männern rangierte Arbeitslosigkeit (PAF 24,55 %) an erster Stelle. Schlafqualität und Rauchen waren bei Frauen und jüngeren Gruppen führend. Kombinierte Risikomuster mit geringer sozialer Unterstützung erhöhten Risiko bis zu 4,37-fach.</w:t>
+      </w:r>
+    </w:p>
+    <w:p>
+      <w:r>
+        <w:rPr>
+          <w:b/>
+          <w:sz w:val="19"/>
+        </w:rPr>
+        <w:t xml:space="preserve">Übertragbarkeit: </w:t>
+      </w:r>
+      <w:r>
+        <w:rPr>
+          <w:sz w:val="19"/>
+        </w:rPr>
+        <w:t>China, aber alters-geschlechtsspezifische Risikoprofile sind universal übertragbar.</w:t>
+      </w:r>
+    </w:p>
+    <w:p>
+      <w:r>
+        <w:rPr>
+          <w:color w:val="5A7D3A"/>
+          <w:sz w:val="18"/>
+        </w:rPr>
+        <w:t>https://pubmed.ncbi.nlm.nih.gov/42817766/</w:t>
+      </w:r>
+    </w:p>
+    <w:p>
+      <w:pPr>
+        <w:pStyle w:val="Heading2"/>
+      </w:pPr>
+      <w:r>
+        <w:t>Mütter- und Kindergesundheit im Tertiärbereich: Lücken in Schwangerenbetreuung und Geburtsverlauf</w:t>
+      </w:r>
+    </w:p>
+    <w:p>
+      <w:r>
+        <w:rPr>
+          <w:i/>
+          <w:color w:val="666666"/>
+          <w:sz w:val="18"/>
+        </w:rPr>
+        <w:t>Khan MK et al.  ·  Mymensingh Med J  ·  Okt. 2026  ·  PMID 42811831</w:t>
+      </w:r>
+    </w:p>
+    <w:p>
+      <w:r>
+        <w:t>Querschnittstudie an 460 schwangeren Frauen in einer Tertiärklinik Bangladesch (Sept.–Okt. 2025) zur Mütter- und Kindergesundheit, Geburtsvertauf und Kindersterblichkeit.</w:t>
+      </w:r>
+    </w:p>
+    <w:p>
+      <w:r>
+        <w:rPr>
+          <w:b/>
+        </w:rPr>
+        <w:t xml:space="preserve">Ergebnis: </w:t>
+      </w:r>
+      <w:r>
+        <w:t>Mittleres Alter 26,56±4,7 Jahre. 97,2 % fütterten Kolostrum, 90,2 % impften Babys vollständig. 5,2 % der Familien verloren Kinder &lt;5 Jahre (Pneumonie, Durchfall, unbekannte Ursachen). Mittlere Zahl Schwangerenvisiten 3,48±2,08; 4,6 % keine Visite. 73,3 % entbanden in Kliniken, aber 57,2 % benötigten Sectio caesarea. 73,7 % wurden von Ärzten entbunden. Lücken: Unvollständige Schwangerenbetreuung, hohe Sectio-Rate, Kindersterblichkeit.</w:t>
+      </w:r>
+    </w:p>
+    <w:p>
+      <w:r>
+        <w:rPr>
+          <w:b/>
+          <w:sz w:val="19"/>
+        </w:rPr>
+        <w:t xml:space="preserve">Übertragbarkeit: </w:t>
+      </w:r>
+      <w:r>
+        <w:rPr>
+          <w:sz w:val="19"/>
+        </w:rPr>
+        <w:t>Bangladesch mit begrenztem Übertragungspotential auf Deutschland; zeigt aber geschlechtergetrenntes Ergebnis-Tracking in Niedrig-Einkommensländer.</w:t>
+      </w:r>
+    </w:p>
+    <w:p>
+      <w:r>
+        <w:rPr>
+          <w:color w:val="5A7D3A"/>
+          <w:sz w:val="18"/>
+        </w:rPr>
+        <w:t>https://pubmed.ncbi.nlm.nih.gov/42811831/</w:t>
+      </w:r>
+    </w:p>
+    <w:p>
+      <w:pPr>
+        <w:pStyle w:val="Heading2"/>
+      </w:pPr>
+      <w:r>
+        <w:t>Diabetes und Suizidrisiko bei schwarzen Männern: Systematische Lücke in Evidenz und Screening</w:t>
+      </w:r>
+    </w:p>
+    <w:p>
+      <w:r>
+        <w:rPr>
+          <w:i/>
+          <w:color w:val="666666"/>
+          <w:sz w:val="18"/>
+        </w:rPr>
+        <w:t>Boyd DT et al.  ·  Curr Diab Rep  ·  28.09.2026  ·  PMID 42803858</w:t>
+      </w:r>
+    </w:p>
+    <w:p>
+      <w:r>
+        <w:t>Narrative Übersichtsarbeit zur Schnittstelle Diabetes, Suizidalität und Rasse/Ethnizität mit Fokus auf schwarze Männer und schwarze sexuelle Minderheiten.</w:t>
+      </w:r>
+    </w:p>
+    <w:p>
+      <w:r>
+        <w:rPr>
+          <w:b/>
+        </w:rPr>
+        <w:t xml:space="preserve">Ergebnis: </w:t>
+      </w:r>
+      <w:r>
+        <w:t>Zentraler Befund: Evidenzlücke, nicht Beweis multiplikativer Risikoseffekte. Literatur belegt Depression, Diabetes-Distress und Insulinzugang als klinisch relevante Pfade. Kein Study identifiziert Suizidalität spezifisch bei schwarzen Männern mit Diabetes oder schwarzen sexuellen Minderheiten mit Diabetes. Screening-Instrumente (PHQ-9, Diabetes Distress Scale) sind nicht populationsspezifisch validiert. Empfehlung: Kulturell responsive Psychosozial-Exploration, direkte Suizidalitätserfassung, kolaboratives Sicherheitsplanning und integrierte Verhaltensstützung.</w:t>
+      </w:r>
+    </w:p>
+    <w:p>
+      <w:r>
+        <w:rPr>
+          <w:b/>
+          <w:sz w:val="19"/>
+        </w:rPr>
+        <w:t xml:space="preserve">Übertragbarkeit: </w:t>
+      </w:r>
+      <w:r>
+        <w:rPr>
+          <w:sz w:val="19"/>
+        </w:rPr>
+        <w:t>USA, aber Evidenzlücke und Screening-Validierungsbedarf sind universell relevant.</w:t>
+      </w:r>
+    </w:p>
+    <w:p>
+      <w:r>
+        <w:rPr>
+          <w:color w:val="5A7D3A"/>
+          <w:sz w:val="18"/>
+        </w:rPr>
+        <w:t>https://pubmed.ncbi.nlm.nih.gov/42803858/</w:t>
+      </w:r>
+    </w:p>
+    <w:p>
+      <w:pPr>
+        <w:pStyle w:val="Heading2"/>
+      </w:pPr>
+      <w:r>
+        <w:t>Kaumuskulatur und Körperfett: Geschlechtsabhängige biologische Assoziationen</w:t>
+      </w:r>
+    </w:p>
+    <w:p>
+      <w:r>
+        <w:rPr>
+          <w:i/>
+          <w:color w:val="666666"/>
+          <w:sz w:val="18"/>
+        </w:rPr>
+        <w:t>Meisel P et al.  ·  J Oral Biosci  ·  16.09.2026  ·  PMID 42748522</w:t>
+      </w:r>
+    </w:p>
+    <w:p>
+      <w:r>
+        <w:t>Querschnittstudie an 665 Erwachsenen (30–93 Jahre, SHIP-Kohorte Deutschland), die Geschlechtsunterschiede in der Assoziation von Kaumuskulatur, Zahnbestand, Parodontitis und Adipositas mit MRT untersucht.</w:t>
+      </w:r>
+    </w:p>
+    <w:p>
+      <w:r>
+        <w:rPr>
+          <w:b/>
+        </w:rPr>
+        <w:t xml:space="preserve">Ergebnis: </w:t>
+      </w:r>
+      <w:r>
+        <w:t>Massetermuskelfläche war mit BMI und Taillenumfang bei beiden Geschlechtern assoziiert (beide p&lt;0,001). Bei Männern war medialer Pterygoidmuskel primär mit Adipositas assoziiert (p&lt;0,001). Klinischer Attachmentverlust war negativ mit Adipositas nur bei Frauen assoziiert. Über 10 Jahre stiegen BMI und Taillenumfang mit Masseter- und medialem Pterygoidmuskel bei Männern (p&lt;0,001), nicht bei Frauen (p&gt;0,30).</w:t>
+      </w:r>
+    </w:p>
+    <w:p>
+      <w:r>
+        <w:rPr>
+          <w:b/>
+          <w:sz w:val="19"/>
+        </w:rPr>
+        <w:t xml:space="preserve">Übertragbarkeit: </w:t>
+      </w:r>
+      <w:r>
+        <w:rPr>
+          <w:sz w:val="19"/>
+        </w:rPr>
+        <w:t>Deutsche Populationsdaten (SHIP), vergleichbare Messmethoden und Körperzusammensetzung.</w:t>
+      </w:r>
+    </w:p>
+    <w:p>
+      <w:r>
+        <w:rPr>
+          <w:color w:val="5A7D3A"/>
+          <w:sz w:val="18"/>
+        </w:rPr>
+        <w:t>https://pubmed.ncbi.nlm.nih.gov/42748522/</w:t>
+      </w:r>
+    </w:p>
+    <w:p>
+      <w:pPr>
+        <w:pStyle w:val="Heading2"/>
+      </w:pPr>
+      <w:r>
+        <w:t>Kommunale Gesundheitsungleichheit: Welche Zusammenarbeit wirkt – qualitative Synthese</w:t>
+      </w:r>
+    </w:p>
+    <w:p>
+      <w:r>
+        <w:rPr>
+          <w:i/>
+          <w:color w:val="666666"/>
+          <w:sz w:val="18"/>
+        </w:rPr>
+        <w:t>Thomson LJM et al.  ·  Front Public Health  ·  29.05.2026  ·  PMID 42293618</w:t>
+      </w:r>
+    </w:p>
+    <w:p>
+      <w:r>
+        <w:t>Thematische Synthese von Fokusgruppendaten und Fragebogenergebnissen aus dreiphasigem UK-Programm ‚Mobilizing Community Assets to Tackle Health Inequalities'.</w:t>
+      </w:r>
+    </w:p>
+    <w:p>
+      <w:r>
+        <w:rPr>
+          <w:b/>
+        </w:rPr>
+        <w:t xml:space="preserve">Ergebnis: </w:t>
+      </w:r>
+      <w:r>
+        <w:t>Sechs übergeordnete Themen identifiziert: Beziehungsaufbau, multidisziplinäre Zusammenarbeit und Schulung/Kapazitätsaufbau waren zentral für sektorübergreifende Erfolge. Integrierte Versorgungsansätze, innovative kreative Gesundheitslösungen und Strategien zur Verstetigung (Scaling-up) waren zusätzliche Erfolgsfaktoren. Weniger konsistent, aber kontextabhängig wirksam: Bewusstseinsschärfung zu Armut, Adressierung sozialer Determinanten, Verhaltensprävention und Befähigung zu eigenverantwortlichen Gesundheitsentscheidungen.</w:t>
+      </w:r>
+    </w:p>
+    <w:p>
+      <w:r>
+        <w:rPr>
+          <w:b/>
+          <w:sz w:val="19"/>
+        </w:rPr>
+        <w:t xml:space="preserve">Übertragbarkeit: </w:t>
+      </w:r>
+      <w:r>
+        <w:rPr>
+          <w:sz w:val="19"/>
+        </w:rPr>
+        <w:t>UK-Studie, aber Kooperationsmodelle sind auf deutsches kommunales Versorgungssystem übertragbar.</w:t>
+      </w:r>
+    </w:p>
+    <w:p>
+      <w:r>
+        <w:rPr>
+          <w:color w:val="5A7D3A"/>
+          <w:sz w:val="18"/>
+        </w:rPr>
+        <w:t>https://pubmed.ncbi.nlm.nih.gov/42293618/</w:t>
       </w:r>
     </w:p>
     <w:p>

--- a/download/studien-archiv.docx
+++ b/download/studien-archiv.docx
@@ -62,7 +62,421 @@
           <w:color w:val="666666"/>
           <w:sz w:val="18"/>
         </w:rPr>
-        <w:t>Stand: 03.10.2026  |  245 Studien  |  gender.m-vf.de</w:t>
+        <w:t>Stand: 04.10.2026  |  252 Studien  |  gender.m-vf.de</w:t>
+      </w:r>
+    </w:p>
+    <w:p>
+      <w:pPr>
+        <w:pStyle w:val="Heading1"/>
+      </w:pPr>
+      <w:r>
+        <w:t>Aufgenommen am 04.10.2026</w:t>
+      </w:r>
+    </w:p>
+    <w:p>
+      <w:pPr>
+        <w:pStyle w:val="Heading2"/>
+      </w:pPr>
+      <w:r>
+        <w:t>Gewalt gegen Transfrauen mit HIV in Frankreich: Muster und Zusammenhänge</w:t>
+      </w:r>
+    </w:p>
+    <w:p>
+      <w:r>
+        <w:rPr>
+          <w:i/>
+          <w:color w:val="666666"/>
+          <w:sz w:val="18"/>
+        </w:rPr>
+        <w:t>Fiorentino M et al.  ·  BMJ Open  ·  01.10.2026  ·  PMID 42823115</w:t>
+      </w:r>
+    </w:p>
+    <w:p>
+      <w:r>
+        <w:t>Französische nationale Querschnittsstudie (501 Transfrauen mit HIV, ANRS-Trans&amp;HIV 2020–2022) zu Gewalterfahrung im vergangenen Jahr und Zusammenhängen mit strukturellen Faktoren und Transaktionssex.</w:t>
+      </w:r>
+    </w:p>
+    <w:p>
+      <w:r>
+        <w:rPr>
+          <w:b/>
+        </w:rPr>
+        <w:t xml:space="preserve">Ergebnis: </w:t>
+      </w:r>
+      <w:r>
+        <w:t>Bei Transfrauen mit transaktionellem Sexkontakt (66% der Stichprobe) drei Gewalttypologien: niedriges berichtetes Gewaltaufkommen (42%), Mehrperpetratoren-Gewalt (8%), Kunden- und Straßengewalt (17%). Bei Transfrauen ohne Transaktionssex: niedriges Gewaltaufkommen (30%), Mehrperpetratoren-Gewalt (3%). Korrelate von Kunden-/Straßengewalt: inadäquates Wohnen, ART-Unterbrechung, Stimulanziengebrauch, täglicher Cannabiskonsum. Mehrperpetratoren-Gewalt assoziiert mit Depression und mangelnder emotionaler Unterstützung. Jede zehnte Transfrau erlebte mehrfache Gewaltsformen unabhängig von Transaktionssex. Erklärt Ursachen der Gewalt (strukturelle Verwundbarkeit, prekäre Arbeitsbedingungen, psychische Belastung), nicht nur die Beobachtung.</w:t>
+      </w:r>
+    </w:p>
+    <w:p>
+      <w:r>
+        <w:rPr>
+          <w:b/>
+          <w:sz w:val="19"/>
+        </w:rPr>
+        <w:t xml:space="preserve">Übertragbarkeit: </w:t>
+      </w:r>
+      <w:r>
+        <w:rPr>
+          <w:sz w:val="19"/>
+        </w:rPr>
+        <w:t>Frankreich, europäisches Gesundheitssystem, geschlechtsangleichende Versorgung ähnlich deutschem Anspruch.</w:t>
+      </w:r>
+    </w:p>
+    <w:p>
+      <w:r>
+        <w:rPr>
+          <w:color w:val="5A7D3A"/>
+          <w:sz w:val="18"/>
+        </w:rPr>
+        <w:t>https://pubmed.ncbi.nlm.nih.gov/42823115/</w:t>
+      </w:r>
+    </w:p>
+    <w:p>
+      <w:pPr>
+        <w:pStyle w:val="Heading2"/>
+      </w:pPr>
+      <w:r>
+        <w:t>Geschlechtsspezifische Mechanismen chronischer Schmerzen</w:t>
+      </w:r>
+    </w:p>
+    <w:p>
+      <w:r>
+        <w:rPr>
+          <w:i/>
+          <w:color w:val="666666"/>
+          <w:sz w:val="18"/>
+        </w:rPr>
+        <w:t>Venkataraman A et al.  ·  Science  ·  01.10.2026  ·  PMID 42821694</w:t>
+      </w:r>
+    </w:p>
+    <w:p>
+      <w:r>
+        <w:t>Übersichtsarbeit zu biologischen Unterschieden in Schmerzwahrnehmung und -verarbeitung bei Frauen und Männern, mit Fokus auf Hormonwirkung, Neuro-Immuninteraktion und endogene Analgesie.</w:t>
+      </w:r>
+    </w:p>
+    <w:p>
+      <w:r>
+        <w:rPr>
+          <w:b/>
+        </w:rPr>
+        <w:t xml:space="preserve">Ergebnis: </w:t>
+      </w:r>
+      <w:r>
+        <w:t>Frauen, besonders junge Frauen, sind überproportional von Schmerzstörungen betroffen (Reizdarmsyndrom, Endometriose, Migräne, Fibromyalgie, Osteoarthritis, neuropathischer Schmerz). Die Arbeit identifiziert geschlechtsspezifische biologische Pfade, die Schmerzinduktion, -verstärkung und -auflösung regulieren, und zeigt, dass diese Unterschiede auf Sexualhormone, Immunsignale, Mikrobiom und endogene Analgesiesysteme zurückgehen. Damit wird erklärt, warum Frauen höhere Schmerzempfindlichkeit erleben, statt nur die Beobachtung zu beschreiben.</w:t>
+      </w:r>
+    </w:p>
+    <w:p>
+      <w:r>
+        <w:rPr>
+          <w:b/>
+          <w:sz w:val="19"/>
+        </w:rPr>
+        <w:t xml:space="preserve">Übertragbarkeit: </w:t>
+      </w:r>
+      <w:r>
+        <w:rPr>
+          <w:sz w:val="19"/>
+        </w:rPr>
+        <w:t>USA, aber Schmerzbiologie ist universell; AWMF-Leitlinien zu chronischen Schmerzen berücksichtigen Geschlecht noch unzureichend.</w:t>
+      </w:r>
+    </w:p>
+    <w:p>
+      <w:r>
+        <w:rPr>
+          <w:color w:val="5A7D3A"/>
+          <w:sz w:val="18"/>
+        </w:rPr>
+        <w:t>https://pubmed.ncbi.nlm.nih.gov/42821694/</w:t>
+      </w:r>
+    </w:p>
+    <w:p>
+      <w:pPr>
+        <w:pStyle w:val="Heading2"/>
+      </w:pPr>
+      <w:r>
+        <w:t>Sexuelle Doppelmoral und geschlechtergebundene Unterschiede in Risikoverhalten bei Jugendlichen</w:t>
+      </w:r>
+    </w:p>
+    <w:p>
+      <w:r>
+        <w:rPr>
+          <w:i/>
+          <w:color w:val="666666"/>
+          <w:sz w:val="18"/>
+        </w:rPr>
+        <w:t>Alidou S et al.  ·  Afr J Reprod Health  ·  01.10.2026  ·  PMID 42819489</w:t>
+      </w:r>
+    </w:p>
+    <w:p>
+      <w:r>
+        <w:t>Togolese Multiple-Indicator-Cluster-Survey-Analyse (1.768 sexuell aktive 15–24-Jährige) zu Geschlechterdisparitäten in riskantem Sexualverhalten.</w:t>
+      </w:r>
+    </w:p>
+    <w:p>
+      <w:r>
+        <w:rPr>
+          <w:b/>
+        </w:rPr>
+        <w:t xml:space="preserve">Ergebnis: </w:t>
+      </w:r>
+      <w:r>
+        <w:t>Gesamtprävalenz risikanten Sexualverhaltens 40,8% (95%-KI: 38,1–43,6). Männer zeigten deutlich höhere Raten (47,9% vs. 39,9%, p=0,002) und waren fünfmal häufiger als Frauen mit mehreren Partnern (AOR=4,56, p&lt;0,001). Median-Alter beim Erstkontakt 16 Jahre, signifikant früher bei Mädchen. Kein Geschlechtsdifference beim Kondomnichtgebrauch; Alkoholkonsum und Bildung stark assoziiert. Dokumentiert persistente sexuelle Doppelmoral und biologisch-soziale Mechanismen (frühere Sexualaktivität bei Mädchen, unterschiedliche Partnerzahl bei Jungen).</w:t>
+      </w:r>
+    </w:p>
+    <w:p>
+      <w:r>
+        <w:rPr>
+          <w:b/>
+          <w:sz w:val="19"/>
+        </w:rPr>
+        <w:t xml:space="preserve">Übertragbarkeit: </w:t>
+      </w:r>
+      <w:r>
+        <w:rPr>
+          <w:sz w:val="19"/>
+        </w:rPr>
+        <w:t>Subsahara-Afrika, andere Ausgangslage; Befund zur sexuellen Doppelmoral ist kulturübergreifend relevant.</w:t>
+      </w:r>
+    </w:p>
+    <w:p>
+      <w:r>
+        <w:rPr>
+          <w:color w:val="5A7D3A"/>
+          <w:sz w:val="18"/>
+        </w:rPr>
+        <w:t>https://pubmed.ncbi.nlm.nih.gov/42819489/</w:t>
+      </w:r>
+    </w:p>
+    <w:p>
+      <w:pPr>
+        <w:pStyle w:val="Heading2"/>
+      </w:pPr>
+      <w:r>
+        <w:t>Obstruktive Schlafapnoe und Schlaganfallrisiko: Geschlechts- und Altersunterschiede</w:t>
+      </w:r>
+    </w:p>
+    <w:p>
+      <w:r>
+        <w:rPr>
+          <w:i/>
+          <w:color w:val="666666"/>
+          <w:sz w:val="18"/>
+        </w:rPr>
+        <w:t>Agrawal R et al.  ·  PLoS One  ·  30.09.2026  ·  PMID 42814704</w:t>
+      </w:r>
+    </w:p>
+    <w:p>
+      <w:r>
+        <w:t>Große US-Querschnittsstudie (556.474 OSA-Patienten aus elektronischen Patientenakten 1999–2016), die Prävalenzraten von OSA und Schlaganfallrisikofaktoren nach Alter und Geschlecht stratifiziert.</w:t>
+      </w:r>
+    </w:p>
+    <w:p>
+      <w:r>
+        <w:rPr>
+          <w:b/>
+        </w:rPr>
+        <w:t xml:space="preserve">Ergebnis: </w:t>
+      </w:r>
+      <w:r>
+        <w:t>Männer zeigten durchgehend höhere OSA-Prävalenz als Frauen (10,43% vs. 9,28%), ebenso höhere Hypertonie (7,37% vs. 7,11%). Beide Geschlechter zeigten Prävalenzspitzen im Alter 55 Jahren; kardiovaskuläre Komorbiditäten (Hypertonie 57,83%, Diabetes 34,7%, Herzinsuffizienz 17,7%) nahmen in älteren Altersgruppen zu. Die Befunde sind populationsrepräsentativ, keine kausalen Schlüsse möglich. Zeigt geschlechtsspezifische Epidemiologie ohne Erklärung der Ursachen.</w:t>
+      </w:r>
+    </w:p>
+    <w:p>
+      <w:r>
+        <w:rPr>
+          <w:b/>
+          <w:sz w:val="19"/>
+        </w:rPr>
+        <w:t xml:space="preserve">Übertragbarkeit: </w:t>
+      </w:r>
+      <w:r>
+        <w:rPr>
+          <w:sz w:val="19"/>
+        </w:rPr>
+        <w:t>USA-Daten, aber elektronische Patientendaten sind vergleichbar mit deutschen Krankenhausinformationssystemen.</w:t>
+      </w:r>
+    </w:p>
+    <w:p>
+      <w:r>
+        <w:rPr>
+          <w:color w:val="5A7D3A"/>
+          <w:sz w:val="18"/>
+        </w:rPr>
+        <w:t>https://pubmed.ncbi.nlm.nih.gov/42814704/</w:t>
+      </w:r>
+    </w:p>
+    <w:p>
+      <w:pPr>
+        <w:pStyle w:val="Heading2"/>
+      </w:pPr>
+      <w:r>
+        <w:t>Inflammatorische Immunantwort und Geschlecht: biologische Grundlagen der Mortalitätsunterschiede</w:t>
+      </w:r>
+    </w:p>
+    <w:p>
+      <w:r>
+        <w:rPr>
+          <w:i/>
+          <w:color w:val="666666"/>
+          <w:sz w:val="18"/>
+        </w:rPr>
+        <w:t>Casimir G  ·  Rev Prat  ·  Sept. 2026  ·  PMID 42808628</w:t>
+      </w:r>
+    </w:p>
+    <w:p>
+      <w:r>
+        <w:t>Französische Übersichtsarbeit zu geschlechtsspezifischen Unterschieden in Entzündungshomöostase und deren Auswirkungen auf schwere Infektionen und Sterblichkeit.</w:t>
+      </w:r>
+    </w:p>
+    <w:p>
+      <w:r>
+        <w:rPr>
+          <w:b/>
+        </w:rPr>
+        <w:t xml:space="preserve">Ergebnis: </w:t>
+      </w:r>
+      <w:r>
+        <w:t>Frauen leben länger als Männer; dieser Unterschied bleibt über beide Geschlechter hinweg konstant, wie die COVID-19-Pandemie gezeigt hat. Das Kernphänomen ist ein geschlechtsspezifischer Unterschied in der Kontrolle der Entzündungshomöostase—sowohl in Kinetik als auch Intensität. Die Arbeit analysiert mechanistische Literatur zu diagnostischen, regulatorischen und therapeutischen Aspekten und diskutiert zukünftige Perspektiven für Patienten mit schweren Infektionen und Entzündungserkrankungen. Erklärt biologische Mechanismen, die dem Überlebensvorteil von Frauen zugrunde liegen.</w:t>
+      </w:r>
+    </w:p>
+    <w:p>
+      <w:r>
+        <w:rPr>
+          <w:b/>
+          <w:sz w:val="19"/>
+        </w:rPr>
+        <w:t xml:space="preserve">Übertragbarkeit: </w:t>
+      </w:r>
+      <w:r>
+        <w:rPr>
+          <w:sz w:val="19"/>
+        </w:rPr>
+        <w:t>Belgien, französischsprachiger Raum, Grundlagenbefunde zur Inflammationskontrolle übertragbar.</w:t>
+      </w:r>
+    </w:p>
+    <w:p>
+      <w:r>
+        <w:rPr>
+          <w:color w:val="5A7D3A"/>
+          <w:sz w:val="18"/>
+        </w:rPr>
+        <w:t>https://pubmed.ncbi.nlm.nih.gov/42808628/</w:t>
+      </w:r>
+    </w:p>
+    <w:p>
+      <w:pPr>
+        <w:pStyle w:val="Heading2"/>
+      </w:pPr>
+      <w:r>
+        <w:t>Feindselige Attributionsverzerrung im Kindesalter: Geschlechtsspezifische Pfade von Beziehungskonflikt und exekutiven Funktionen</w:t>
+      </w:r>
+    </w:p>
+    <w:p>
+      <w:r>
+        <w:rPr>
+          <w:i/>
+          <w:color w:val="666666"/>
+          <w:sz w:val="18"/>
+        </w:rPr>
+        <w:t>Badarneh M et al.  ·  Dev Psychopathol  ·  25.09.2026  ·  PMID 42788260</w:t>
+      </w:r>
+    </w:p>
+    <w:p>
+      <w:r>
+        <w:t>Längsschnittstudie mit 279 arabisch- und jüdischen Kindern (138 Mädchen; erfasst in frühem [M=5,7 Jahre] und spätem [M=10,6 Jahre] Kindesalter) zu frühen Prädiktoren der feindseligen Attributionsverzerrung und Geschlechtsdifferenzierung dieser Pfade.</w:t>
+      </w:r>
+    </w:p>
+    <w:p>
+      <w:r>
+        <w:rPr>
+          <w:b/>
+        </w:rPr>
+        <w:t xml:space="preserve">Ergebnis: </w:t>
+      </w:r>
+      <w:r>
+        <w:t>Multivariates Modell zeigte geschlechtsdifferenzierte Pfade: Bei Jungen sagte kognitive Flexibilität (eine exekutive Funktion) niedrigere feindselige Attributionsverzerrung voraus (β=−0,24). Bei Mädchen sagte Lehrer-Kind-Konflikt höhere Verzerrung voraus (β=0,36). Mutter-Kind-Konflikt war bei Jungen nicht signifikant. Diese Befunde zeigen, dass die Balance zwischen relationalen und kognitiven Pfaden zur Entwicklung von Aggression geschlechterdifferenziert ist—Jungen reagieren auf kognitives Defizit, Mädchen auf relationale Belastung. Erklärt den biologisch-sozialen Mechanismus, nicht nur die Beobachtung.</w:t>
+      </w:r>
+    </w:p>
+    <w:p>
+      <w:r>
+        <w:rPr>
+          <w:b/>
+          <w:sz w:val="19"/>
+        </w:rPr>
+        <w:t xml:space="preserve">Übertragbarkeit: </w:t>
+      </w:r>
+      <w:r>
+        <w:rPr>
+          <w:sz w:val="19"/>
+        </w:rPr>
+        <w:t>Israel (arabisch/jüdisch gemischte Stichprobe), kulturell-spezifisch, aber Geschlechtsmechanismen sind entwicklungspsychologisch universal relevant.</w:t>
+      </w:r>
+    </w:p>
+    <w:p>
+      <w:r>
+        <w:rPr>
+          <w:color w:val="5A7D3A"/>
+          <w:sz w:val="18"/>
+        </w:rPr>
+        <w:t>https://pubmed.ncbi.nlm.nih.gov/42788260/</w:t>
+      </w:r>
+    </w:p>
+    <w:p>
+      <w:pPr>
+        <w:pStyle w:val="Heading2"/>
+      </w:pPr>
+      <w:r>
+        <w:t>Geschlechtsungerechte Einstellungen und Mobbing: Schulklima und Einstellungs-Verhaltens-Kopplung</w:t>
+      </w:r>
+    </w:p>
+    <w:p>
+      <w:r>
+        <w:rPr>
+          <w:i/>
+          <w:color w:val="666666"/>
+          <w:sz w:val="18"/>
+        </w:rPr>
+        <w:t>Song B  ·  J Youth Adolesc  ·  24.09.2026  ·  PMID 42782495</w:t>
+      </w:r>
+    </w:p>
+    <w:p>
+      <w:r>
+        <w:t>Querschnittsstudie über 15 Schulsysteme (47.962 Frühadoleszente, M-Alter 15,76 Jahre) zur Assoziation zwischen Geschlechtseinstellungen und Mobbingverhalten sowie zur Moderatorrolle des schulischen Kohäsionsklimas.</w:t>
+      </w:r>
+    </w:p>
+    <w:p>
+      <w:r>
+        <w:rPr>
+          <w:b/>
+        </w:rPr>
+        <w:t xml:space="preserve">Ergebnis: </w:t>
+      </w:r>
+      <w:r>
+        <w:t>Geschlechtsungerechte Einstellungen waren positiv mit Mobbingverhalten assoziiert. Ein weiblich-konzentrierteres Haushaltseinkommen-Verteilungsmuster war indirekt mit Mobbing über diese Einstellungen verknüpft. Schulen mit höherer relationaler Kohäsion berichteten weniger Mobbing insgesamt (β für Effekt auf Mobbingmittelwert signifikant), aber Kohäsion schwächte die Einstellungs-Verhaltens-Beziehung nicht ab (kein signifikanter Wechselwirkungseffekt). Ein feindseligeres Schulgeschlechtsklima war mit mehr Mobbing und bescheidener stärkerem Link assoziiert. Alignment-Analyse flaggte 48% der Geschlechtseinstellungsparameter als noninvariant über Systeme. Zeigt biologisch-soziale Pfade (Haushaltsmuster → Einstellungen → Verhalten) und dass Schulklima den Gesamtlevel senkt, aber nicht die Linkage.</w:t>
+      </w:r>
+    </w:p>
+    <w:p>
+      <w:r>
+        <w:rPr>
+          <w:b/>
+          <w:sz w:val="19"/>
+        </w:rPr>
+        <w:t xml:space="preserve">Übertragbarkeit: </w:t>
+      </w:r>
+      <w:r>
+        <w:rPr>
+          <w:sz w:val="19"/>
+        </w:rPr>
+        <w:t>15 Schulsysteme (OECD-Länder, teils Europa); limitiert übertragbar auf Deutschland ohne spezifische deutsche Stichprobe.</w:t>
+      </w:r>
+    </w:p>
+    <w:p>
+      <w:r>
+        <w:rPr>
+          <w:color w:val="5A7D3A"/>
+          <w:sz w:val="18"/>
+        </w:rPr>
+        <w:t>https://pubmed.ncbi.nlm.nih.gov/42782495/</w:t>
       </w:r>
     </w:p>
     <w:p>

--- a/download/studien-archiv.docx
+++ b/download/studien-archiv.docx
@@ -62,7 +62,363 @@
           <w:color w:val="666666"/>
           <w:sz w:val="18"/>
         </w:rPr>
-        <w:t>Stand: 04.10.2026  |  252 Studien  |  gender.m-vf.de</w:t>
+        <w:t>Stand: 05.10.2026  |  258 Studien  |  gender.m-vf.de</w:t>
+      </w:r>
+    </w:p>
+    <w:p>
+      <w:pPr>
+        <w:pStyle w:val="Heading1"/>
+      </w:pPr>
+      <w:r>
+        <w:t>Aufgenommen am 05.10.2026</w:t>
+      </w:r>
+    </w:p>
+    <w:p>
+      <w:pPr>
+        <w:pStyle w:val="Heading2"/>
+      </w:pPr>
+      <w:r>
+        <w:t>Nierensteine: Körpermasse wirkt bei Männern stärker als bei Frauen – 10-Jahres-Kohortenstudie</w:t>
+      </w:r>
+    </w:p>
+    <w:p>
+      <w:r>
+        <w:rPr>
+          <w:i/>
+          <w:color w:val="666666"/>
+          <w:sz w:val="18"/>
+        </w:rPr>
+        <w:t>Tao K et al.  ·  Urolithiasis  ·  03.10.2026  ·  PMID 42828682</w:t>
+      </w:r>
+    </w:p>
+    <w:p>
+      <w:r>
+        <w:t>Chinesische Langzeitstudie (n=24.418): Prüft, wie Körperkomposition (BMI, Taillenumfang, weitere Indizes) über 10 Jahre die Nierensteinfälle vorhersagt – stratifiziert nach Geschlecht.</w:t>
+      </w:r>
+    </w:p>
+    <w:p>
+      <w:r>
+        <w:rPr>
+          <w:b/>
+        </w:rPr>
+        <w:t xml:space="preserve">Ergebnis: </w:t>
+      </w:r>
+      <w:r>
+        <w:t>Bei Männern: BMI, Taillenumfang, Taille-Hüft-Verhältnis, Weight-Adjusted-Waist-Index und Body-Roundness-Index alle signifikant mit Steinen assoziiert (HR 1,06–1,11, p&lt;0,001). Bei Frauen: nur Basis-BMI signifikant (HR 1,35, 95%-KI 1,03–1,78); keine Assoziation in den Jahren 6–10. Ursachen: biologisch/metabolisch unterschiedlich zwischen Geschlechtern.</w:t>
+      </w:r>
+    </w:p>
+    <w:p>
+      <w:r>
+        <w:rPr>
+          <w:b/>
+          <w:sz w:val="19"/>
+        </w:rPr>
+        <w:t xml:space="preserve">Übertragbarkeit: </w:t>
+      </w:r>
+      <w:r>
+        <w:rPr>
+          <w:sz w:val="19"/>
+        </w:rPr>
+        <w:t>China – befund biologisch bedingt, unabhängig von Versorgungssystem; Metabolik und Hormonwirkung zeigen klare Geschlechterdimension.</w:t>
+      </w:r>
+    </w:p>
+    <w:p>
+      <w:r>
+        <w:rPr>
+          <w:color w:val="5A7D3A"/>
+          <w:sz w:val="18"/>
+        </w:rPr>
+        <w:t>https://pubmed.ncbi.nlm.nih.gov/42828682/</w:t>
+      </w:r>
+    </w:p>
+    <w:p>
+      <w:pPr>
+        <w:pStyle w:val="Heading2"/>
+      </w:pPr>
+      <w:r>
+        <w:t>Angststörung und Depression vermitteln Schmerzintensität und Opioidabhängigkeitsrisiko unterschiedlich bei Frauen und Männern</w:t>
+      </w:r>
+    </w:p>
+    <w:p>
+      <w:r>
+        <w:rPr>
+          <w:i/>
+          <w:color w:val="666666"/>
+          <w:sz w:val="18"/>
+        </w:rPr>
+        <w:t>Lorente JD et al.  ·  Front Public Health  ·  18.09.2026  ·  PMID 42827507</w:t>
+      </w:r>
+    </w:p>
+    <w:p>
+      <w:r>
+        <w:t>Spanische Schmerzambulanz (n=97): Untersucht, ob negative Affekte den Zusammenhang zwischen Schmerzintensität und Opioidmissbrauch-Risiko vermitteln und ob dieser Unterschied zwischen Geschlechtern besteht.</w:t>
+      </w:r>
+    </w:p>
+    <w:p>
+      <w:r>
+        <w:rPr>
+          <w:b/>
+        </w:rPr>
+        <w:t xml:space="preserve">Ergebnis: </w:t>
+      </w:r>
+      <w:r>
+        <w:t>Angst und Depression vermittelten den Schmerz-Opioid-Zusammenhang signifikant nur bei Frauen, nicht bei Männern. Diese differenzielle Mediation deutet auf Unterschiede in psychologischer Vulnerabilität hin – ein Befund, der Screening und Prävention geschlechtergerecht ausrichten könnte.</w:t>
+      </w:r>
+    </w:p>
+    <w:p>
+      <w:r>
+        <w:rPr>
+          <w:b/>
+          <w:sz w:val="19"/>
+        </w:rPr>
+        <w:t xml:space="preserve">Übertragbarkeit: </w:t>
+      </w:r>
+      <w:r>
+        <w:rPr>
+          <w:sz w:val="19"/>
+        </w:rPr>
+        <w:t>Spanisches Gesundheitssystem, ähnliche Strukturen wie Deutschland; Transfer begrenzt auf Schmerzausbildung ohne geschlechtergetrennte Routinedaten.</w:t>
+      </w:r>
+    </w:p>
+    <w:p>
+      <w:r>
+        <w:rPr>
+          <w:color w:val="5A7D3A"/>
+          <w:sz w:val="18"/>
+        </w:rPr>
+        <w:t>https://pubmed.ncbi.nlm.nih.gov/42827507/</w:t>
+      </w:r>
+    </w:p>
+    <w:p>
+      <w:pPr>
+        <w:pStyle w:val="Heading2"/>
+      </w:pPr>
+      <w:r>
+        <w:t>Hirn- und Nervensystemkrebs in Pakistan: Höhere Mortalität bei Frauen trotz jüngerer Erkrankungsalter</w:t>
+      </w:r>
+    </w:p>
+    <w:p>
+      <w:r>
+        <w:rPr>
+          <w:i/>
+          <w:color w:val="666666"/>
+          <w:sz w:val="18"/>
+        </w:rPr>
+        <w:t>Shaikh MO et al.  ·  J Pak Med Assoc  ·  Sept. 2026  ·  PMID 42817676</w:t>
+      </w:r>
+    </w:p>
+    <w:p>
+      <w:r>
+        <w:t>GBD-Analyse: Alters- und geschlechtsspezifische Mortalitätsraten für Hirn-/ZNS-Krebs nach Provinz (1990–2023) in Pakistan.</w:t>
+      </w:r>
+    </w:p>
+    <w:p>
+      <w:r>
+        <w:rPr>
+          <w:b/>
+        </w:rPr>
+        <w:t xml:space="preserve">Ergebnis: </w:t>
+      </w:r>
+      <w:r>
+        <w:t>Frauen zeigten in den meisten Provinzen höhere modellierte Mortalitätsraten als Männer (Punjab: 0,192 vs. 0,092), obwohl Spitzenlast in der Altersgruppe 20–39 Jahren lag. Provinzen wiesen 7-fache Unterschiede auf (Gilgit-Baltistan 0,154 vs. Azad Jammu &amp; Kashmir 0,021). Ursachen nicht spezifiziert; Zugangshypothese, da nordische Regionen stärker betroffen.</w:t>
+      </w:r>
+    </w:p>
+    <w:p>
+      <w:r>
+        <w:rPr>
+          <w:b/>
+          <w:sz w:val="19"/>
+        </w:rPr>
+        <w:t xml:space="preserve">Übertragbarkeit: </w:t>
+      </w:r>
+      <w:r>
+        <w:rPr>
+          <w:sz w:val="19"/>
+        </w:rPr>
+        <w:t>Pakistan – Daten aus globalem Krankheitsbürde-Register; übertragbar nur für Disparitätsstruktur, nicht für deutsche Systemanalyse.</w:t>
+      </w:r>
+    </w:p>
+    <w:p>
+      <w:r>
+        <w:rPr>
+          <w:color w:val="5A7D3A"/>
+          <w:sz w:val="18"/>
+        </w:rPr>
+        <w:t>https://pubmed.ncbi.nlm.nih.gov/42817676/</w:t>
+      </w:r>
+    </w:p>
+    <w:p>
+      <w:pPr>
+        <w:pStyle w:val="Heading2"/>
+      </w:pPr>
+      <w:r>
+        <w:t>Ernährungsinterventionen bei Kindern: Politik, Gemeinschaft, Gesundheitssystem – was schließt die Ungleichheitslücke</w:t>
+      </w:r>
+    </w:p>
+    <w:p>
+      <w:r>
+        <w:rPr>
+          <w:i/>
+          <w:color w:val="666666"/>
+          <w:sz w:val="18"/>
+        </w:rPr>
+        <w:t>Wu D et al.  ·  Front Public Health  ·  15.09.2026  ·  PMID 42813002</w:t>
+      </w:r>
+    </w:p>
+    <w:p>
+      <w:r>
+        <w:t>Narrative Übersicht: Bewertet Ernährungsunterstützungsstrategien (Politik, Gemeinschaft, Gesundheitssystem, Haushalt) zur Bekämpfung von Kinderfehlernährung und Disparitäten.</w:t>
+      </w:r>
+    </w:p>
+    <w:p>
+      <w:r>
+        <w:rPr>
+          <w:b/>
+        </w:rPr>
+        <w:t xml:space="preserve">Ergebnis: </w:t>
+      </w:r>
+      <w:r>
+        <w:t>Wirksamste Ansätze: Kombinierte Strategien auf mehreren Ebenen (Lebensmittelfortifikation, Subventionen, Kassentransfers auf Politikebene; Ernährungsratschläge in Primärversorgung; Haushalts- und Gemeinschaftsprogramme). Kulturell relevante, eigenkapitalfokussierte Interventionen zeigten größte Erfolge. Geschlecht nicht gesondert analysiert, aber Fokus auf vulnerable Kindergruppen und Chancengleichheit.</w:t>
+      </w:r>
+    </w:p>
+    <w:p>
+      <w:r>
+        <w:rPr>
+          <w:b/>
+          <w:sz w:val="19"/>
+        </w:rPr>
+        <w:t xml:space="preserve">Übertragbarkeit: </w:t>
+      </w:r>
+      <w:r>
+        <w:rPr>
+          <w:sz w:val="19"/>
+        </w:rPr>
+        <w:t>Global (nicht regional spezifisch) – Mehrebenenstrategie-Rahmen auf Deutschland übertragbar; fehlende Geschlechterstratifizierung limitiert Spezifität.</w:t>
+      </w:r>
+    </w:p>
+    <w:p>
+      <w:r>
+        <w:rPr>
+          <w:color w:val="5A7D3A"/>
+          <w:sz w:val="18"/>
+        </w:rPr>
+        <w:t>https://pubmed.ncbi.nlm.nih.gov/42813002/</w:t>
+      </w:r>
+    </w:p>
+    <w:p>
+      <w:pPr>
+        <w:pStyle w:val="Heading2"/>
+      </w:pPr>
+      <w:r>
+        <w:t>Schulung mit sexualwissenschaftlichem Fokus reduziert Vorurteile gegen Lesben und Schwule unmittelbar</w:t>
+      </w:r>
+    </w:p>
+    <w:p>
+      <w:r>
+        <w:rPr>
+          <w:i/>
+          <w:color w:val="666666"/>
+          <w:sz w:val="18"/>
+        </w:rPr>
+        <w:t>Zheng Q et al.  ·  BMC Psychol  ·  01.09.2026  ·  PMID 42736583</w:t>
+      </w:r>
+    </w:p>
+    <w:p>
+      <w:r>
+        <w:t>Randomisiertes Experiment (n=112 chinesische Studierende): Kurze sexualwissenschaftliche Schulung mit kritischem Denken vs. Kontrollvideo; Vorurteilsmessung vor und direkt nach Video.</w:t>
+      </w:r>
+    </w:p>
+    <w:p>
+      <w:r>
+        <w:rPr>
+          <w:b/>
+        </w:rPr>
+        <w:t xml:space="preserve">Ergebnis: </w:t>
+      </w:r>
+      <w:r>
+        <w:t>Interventionsgruppe: PALG-Score um 20,36 Punkte niedriger (95%-KI -25,32 bis -15,40, p&lt;0,001). Effekt konzentriert sich auf heterosexuelle Teilnehmende (η²=0,70). Soforteffekt ohne Langzeitdaten; Design: Laborausmaß, geringe externe Validität.</w:t>
+      </w:r>
+    </w:p>
+    <w:p>
+      <w:r>
+        <w:rPr>
+          <w:b/>
+          <w:sz w:val="19"/>
+        </w:rPr>
+        <w:t xml:space="preserve">Übertragbarkeit: </w:t>
+      </w:r>
+      <w:r>
+        <w:rPr>
+          <w:sz w:val="19"/>
+        </w:rPr>
+        <w:t>China, Labordesign – unmittelbare Vorurteilsreduktion messbar; Übertragung auf Gesundheitsberufe in Deutschland unklar, da Versorgungsfolgen nicht untersucht.</w:t>
+      </w:r>
+    </w:p>
+    <w:p>
+      <w:r>
+        <w:rPr>
+          <w:color w:val="5A7D3A"/>
+          <w:sz w:val="18"/>
+        </w:rPr>
+        <w:t>https://pubmed.ncbi.nlm.nih.gov/42736583/</w:t>
+      </w:r>
+    </w:p>
+    <w:p>
+      <w:pPr>
+        <w:pStyle w:val="Heading2"/>
+      </w:pPr>
+      <w:r>
+        <w:t>Selbstwahrgenommene Gesundheit auf dem Land niedriger verteilt als in der Stadt – italienische Querschnittsanalyse</w:t>
+      </w:r>
+    </w:p>
+    <w:p>
+      <w:r>
+        <w:rPr>
+          <w:i/>
+          <w:color w:val="666666"/>
+          <w:sz w:val="18"/>
+        </w:rPr>
+        <w:t>Leporatti L et al.  ·  Econ Hum Biol  ·  17.06.2026  ·  PMID 42320258</w:t>
+      </w:r>
+    </w:p>
+    <w:p>
+      <w:r>
+        <w:t>Italienische Bevölkerungsumfrage: Vergleicht Durchschnitte und Streuung der selbstwahrgenommenen Gesundheit zwischen großen/kleinen Gemeinden und Küsten-/Landregionen.</w:t>
+      </w:r>
+    </w:p>
+    <w:p>
+      <w:r>
+        <w:rPr>
+          <w:b/>
+        </w:rPr>
+        <w:t xml:space="preserve">Ergebnis: </w:t>
+      </w:r>
+      <w:r>
+        <w:t>Durchschnitte zwischen Stadt und Land ähnlich, aber Gesundheitsstreuung signifikant niedriger in kleinen und ländlichen Gemeinden. Unterschiede nur teilweise durch beobachtbare Merkmale erklärt; psychosoziale Faktoren und wahrgenommene lokale Serviceverbesserungen sind Schlüsselhebel. Geschlecht nicht explizit ausgewertet, aber Verteilungsperspektive novell.</w:t>
+      </w:r>
+    </w:p>
+    <w:p>
+      <w:r>
+        <w:rPr>
+          <w:b/>
+          <w:sz w:val="19"/>
+        </w:rPr>
+        <w:t xml:space="preserve">Übertragbarkeit: </w:t>
+      </w:r>
+      <w:r>
+        <w:rPr>
+          <w:sz w:val="19"/>
+        </w:rPr>
+        <w:t>Italien – europäischer Sozialversicherungskontext ähnlich Deutschland; Disparitätsmessung über Verteilung statt Mittelwert methodisch wertvoll.</w:t>
+      </w:r>
+    </w:p>
+    <w:p>
+      <w:r>
+        <w:rPr>
+          <w:color w:val="5A7D3A"/>
+          <w:sz w:val="18"/>
+        </w:rPr>
+        <w:t>https://pubmed.ncbi.nlm.nih.gov/42320258/</w:t>
       </w:r>
     </w:p>
     <w:p>

--- a/download/studien-archiv.docx
+++ b/download/studien-archiv.docx
@@ -62,7 +62,363 @@
           <w:color w:val="666666"/>
           <w:sz w:val="18"/>
         </w:rPr>
-        <w:t>Stand: 05.10.2026  |  258 Studien  |  gender.m-vf.de</w:t>
+        <w:t>Stand: 06.10.2026  |  264 Studien  |  gender.m-vf.de</w:t>
+      </w:r>
+    </w:p>
+    <w:p>
+      <w:pPr>
+        <w:pStyle w:val="Heading1"/>
+      </w:pPr>
+      <w:r>
+        <w:t>Aufgenommen am 06.10.2026</w:t>
+      </w:r>
+    </w:p>
+    <w:p>
+      <w:pPr>
+        <w:pStyle w:val="Heading2"/>
+      </w:pPr>
+      <w:r>
+        <w:t>Schwere mütterliche Morbidität bei Black und White Personen in Kanada</w:t>
+      </w:r>
+    </w:p>
+    <w:p>
+      <w:r>
+        <w:rPr>
+          <w:i/>
+          <w:color w:val="666666"/>
+          <w:sz w:val="18"/>
+        </w:rPr>
+        <w:t>Rajasingham M et al.  ·  CMAJ  ·  04.10.2026  ·  PMID 42833691</w:t>
+      </w:r>
+    </w:p>
+    <w:p>
+      <w:r>
+        <w:t>Populationsbasierte Kohortenstudie von 2012–2023 zu Rassen- und Geschlechtsvarianten bei schwerer mütterlicher Morbidität (SMM) in Kanada anhand von Hospitalisierungs- und Zensusdaten.</w:t>
+      </w:r>
+    </w:p>
+    <w:p>
+      <w:r>
+        <w:rPr>
+          <w:b/>
+        </w:rPr>
+        <w:t xml:space="preserve">Ergebnis: </w:t>
+      </w:r>
+      <w:r>
+        <w:t>SMM trat bei 47,8 pro 1000 Geburten bei Black und 27,7 pro 1000 bei White Personen auf. Nach multivariater Anpassung blieb die erhöhte Quote signifikant (adjustierte OR 1,66; 95%-KI 1,53–1,80). Schwere Präeklampsie war häufigste SMM-Typ (Black: 11,1, White: 6,7 pro 1000). Disparität variierte geografisch (größte in New Brunswick, OR 2,28). Auch unter sozioökonomischer Kontrolle persistierte der Unterschied.</w:t>
+      </w:r>
+    </w:p>
+    <w:p>
+      <w:r>
+        <w:rPr>
+          <w:b/>
+          <w:sz w:val="19"/>
+        </w:rPr>
+        <w:t xml:space="preserve">Übertragbarkeit: </w:t>
+      </w:r>
+      <w:r>
+        <w:rPr>
+          <w:sz w:val="19"/>
+        </w:rPr>
+        <w:t>Kanada, vergleichbares englischsprachiges System; zeigt biologisch-klinische Unterschiede im Outcome.</w:t>
+      </w:r>
+    </w:p>
+    <w:p>
+      <w:r>
+        <w:rPr>
+          <w:color w:val="5A7D3A"/>
+          <w:sz w:val="18"/>
+        </w:rPr>
+        <w:t>https://pubmed.ncbi.nlm.nih.gov/42833691/</w:t>
+      </w:r>
+    </w:p>
+    <w:p>
+      <w:pPr>
+        <w:pStyle w:val="Heading2"/>
+      </w:pPr>
+      <w:r>
+        <w:t>Geografische Distanz zwischen Partnern variiert nach Geschlechtsidentität</w:t>
+      </w:r>
+    </w:p>
+    <w:p>
+      <w:r>
+        <w:rPr>
+          <w:i/>
+          <w:color w:val="666666"/>
+          <w:sz w:val="18"/>
+        </w:rPr>
+        <w:t>Wijekoon D et al.  ·  Sex Health  ·  20.10.2026  ·  PMID 42833642</w:t>
+      </w:r>
+    </w:p>
+    <w:p>
+      <w:r>
+        <w:t>Querschnittsstudie zu Trefforten und geografischen Distanzen zwischen romantischen und gelegentlichen Partnern in Melbourne nach Geschlechtsidentität und sexueller Orientierung.</w:t>
+      </w:r>
+    </w:p>
+    <w:p>
+      <w:r>
+        <w:rPr>
+          <w:b/>
+        </w:rPr>
+        <w:t xml:space="preserve">Ergebnis: </w:t>
+      </w:r>
+      <w:r>
+        <w:t>Von 2327 Teilnehmern: Mobile Dating-Apps waren häufigste Methode für gelegentliche Partner (41,5%–67,3% je Gruppe). Mittlere Distanzen: romantische Partner 9,5 km (SD=30,7), gelegentliche 9,8 km (SD=25,2), kein signifikanter Unterschied (p=0,805). Trans und gender-diverse Personen meldeten längste durchschnittliche Partner-Distanzen (14,1 km, SD=31,0). Romantische Beziehungen waren lokal, gelegentliche überregional.</w:t>
+      </w:r>
+    </w:p>
+    <w:p>
+      <w:r>
+        <w:rPr>
+          <w:b/>
+          <w:sz w:val="19"/>
+        </w:rPr>
+        <w:t xml:space="preserve">Übertragbarkeit: </w:t>
+      </w:r>
+      <w:r>
+        <w:rPr>
+          <w:sz w:val="19"/>
+        </w:rPr>
+        <w:t>Australien, ähnlicher Versorgungsauftrag; zeigt Zugangsbarriere zu lokalen Partnern/Services.</w:t>
+      </w:r>
+    </w:p>
+    <w:p>
+      <w:r>
+        <w:rPr>
+          <w:color w:val="5A7D3A"/>
+          <w:sz w:val="18"/>
+        </w:rPr>
+        <w:t>https://pubmed.ncbi.nlm.nih.gov/42833642/</w:t>
+      </w:r>
+    </w:p>
+    <w:p>
+      <w:pPr>
+        <w:pStyle w:val="Heading2"/>
+      </w:pPr>
+      <w:r>
+        <w:t>GENDER-Q Youth: Internationale Validierung eines Outcome-Messinstruments</w:t>
+      </w:r>
+    </w:p>
+    <w:p>
+      <w:r>
+        <w:rPr>
+          <w:i/>
+          <w:color w:val="666666"/>
+          <w:sz w:val="18"/>
+        </w:rPr>
+        <w:t>Klassen AF et al.  ·  JMIR Res Protoc  ·  05.10.2026  ·  PMID 42832758</w:t>
+      </w:r>
+    </w:p>
+    <w:p>
+      <w:r>
+        <w:t>Protokoll für internationalen Feldtest des GENDER-Q Youth-Instruments zur Messung gesundheitsbezogener Lebensqualität und Erfahrungen von trans und gender-diversen Jugendlichen (12–25 Jahre) unter geschlechtsangleichender Behandlung.</w:t>
+      </w:r>
+    </w:p>
+    <w:p>
+      <w:r>
+        <w:rPr>
+          <w:b/>
+        </w:rPr>
+        <w:t xml:space="preserve">Ergebnis: </w:t>
+      </w:r>
+      <w:r>
+        <w:t>Instrument mit 16 unabhängig funktionierenden Skalen (248 Items) aus Konzeptelizitations-Interviews mit 47 Jugendlichen, Experten- und Jugendlichenfeedback (33 bzw. 17 Personen) und Pilottest (406 Personen) entwickelt. Feldtest läuft in Kanada, Europa, Australien und USA; Datensammlung und Analyse Ende 2026 erwartet. Rasch-Analyse geplant; Validierungskriterien (≥75% Hypothesenenannahme pro COSMIN) definiert.</w:t>
+      </w:r>
+    </w:p>
+    <w:p>
+      <w:r>
+        <w:rPr>
+          <w:b/>
+          <w:sz w:val="19"/>
+        </w:rPr>
+        <w:t xml:space="preserve">Übertragbarkeit: </w:t>
+      </w:r>
+      <w:r>
+        <w:rPr>
+          <w:sz w:val="19"/>
+        </w:rPr>
+        <w:t>Multinationale Studie (Dänemark, Niederlande, Deutschland, Kanada, Australien); methodisch robust zur Messung von Versorgungsergebnis.</w:t>
+      </w:r>
+    </w:p>
+    <w:p>
+      <w:r>
+        <w:rPr>
+          <w:color w:val="5A7D3A"/>
+          <w:sz w:val="18"/>
+        </w:rPr>
+        <w:t>https://pubmed.ncbi.nlm.nih.gov/42832758/</w:t>
+      </w:r>
+    </w:p>
+    <w:p>
+      <w:pPr>
+        <w:pStyle w:val="Heading2"/>
+      </w:pPr>
+      <w:r>
+        <w:t>Finanzielle und partnerschaftliche Stressreduktion für LGBTQ+-Paare</w:t>
+      </w:r>
+    </w:p>
+    <w:p>
+      <w:r>
+        <w:rPr>
+          <w:i/>
+          <w:color w:val="666666"/>
+          <w:sz w:val="18"/>
+        </w:rPr>
+        <w:t>Murry SD et al.  ·  J Marital Fam Ther  ·  Okt. 2026  ·  PMID 42817803</w:t>
+      </w:r>
+    </w:p>
+    <w:p>
+      <w:r>
+        <w:t>Pilottest der Anpassung des TOGETHER-Programms (evidenzbasierte Beziehungs- und Finanzschulung) für LGBTQ+-Personen in Partnerschaften mittels Mixed-Methods-Evaluation von Akzeptabilität, Angemessenheit und Durchführbarkeit.</w:t>
+      </w:r>
+    </w:p>
+    <w:p>
+      <w:r>
+        <w:rPr>
+          <w:b/>
+        </w:rPr>
+        <w:t xml:space="preserve">Ergebnis: </w:t>
+      </w:r>
+      <w:r>
+        <w:t>31 Teilnehmer (Fragebogen), 12 in Fokusgruppen, 9 Fachpersonen (Interviews). Alle bewerteten Anpassung als akzeptabel, angemessen und durchführbar; hohe Programm-Zufriedenheit. Teilnehmer gaben konkrete Vorschläge zur Curriculumverstärkung und stärkerer LGBTQ+-Spezifität. Finanzstress und Diskriminierung als kumulative Belastung identifiziert.</w:t>
+      </w:r>
+    </w:p>
+    <w:p>
+      <w:r>
+        <w:rPr>
+          <w:b/>
+          <w:sz w:val="19"/>
+        </w:rPr>
+        <w:t xml:space="preserve">Übertragbarkeit: </w:t>
+      </w:r>
+      <w:r>
+        <w:rPr>
+          <w:sz w:val="19"/>
+        </w:rPr>
+        <w:t>USA, Pilottest; zeigt praktische Intervention gegen bekannte Zugangsbarriere zu Ressourcen.</w:t>
+      </w:r>
+    </w:p>
+    <w:p>
+      <w:r>
+        <w:rPr>
+          <w:color w:val="5A7D3A"/>
+          <w:sz w:val="18"/>
+        </w:rPr>
+        <w:t>https://pubmed.ncbi.nlm.nih.gov/42817803/</w:t>
+      </w:r>
+    </w:p>
+    <w:p>
+      <w:pPr>
+        <w:pStyle w:val="Heading2"/>
+      </w:pPr>
+      <w:r>
+        <w:t>Periphere arterielle Erkrankung durch metabolische Risiken: Geschlechtszwillinge mit Altersmustern in China</w:t>
+      </w:r>
+    </w:p>
+    <w:p>
+      <w:r>
+        <w:rPr>
+          <w:i/>
+          <w:color w:val="666666"/>
+          <w:sz w:val="18"/>
+        </w:rPr>
+        <w:t>Yuan J et al.  ·  Int J Public Health  ·  15.09.2026  ·  PMID 42812352</w:t>
+      </w:r>
+    </w:p>
+    <w:p>
+      <w:r>
+        <w:t>Vergleichende Analyse der Krankheitslast periphere arterielle Erkrankung (PAD) attributabel metabolischen Risiken in China vs. G20-Ländern 1990–2035 anhand Global Burden of Disease-Daten.</w:t>
+      </w:r>
+    </w:p>
+    <w:p>
+      <w:r>
+        <w:rPr>
+          <w:b/>
+        </w:rPr>
+        <w:t xml:space="preserve">Ergebnis: </w:t>
+      </w:r>
+      <w:r>
+        <w:t>2023: China 100.298 DALYs, G20 704.214 DALYs für metabolische PAD. Seit 1990 Anstieg um 210,9% (China) vs. 114,6% (G20). Signifikante Disparitäten nach Alter und Geschlecht; Bevölkerungswachstum und Alterung waren Haupttreiber. Frauen zeigten höhere altersstandarisierte Raten; Prognosen indizieren weiteren Anstieg bis 2035.</w:t>
+      </w:r>
+    </w:p>
+    <w:p>
+      <w:r>
+        <w:rPr>
+          <w:b/>
+          <w:sz w:val="19"/>
+        </w:rPr>
+        <w:t xml:space="preserve">Übertragbarkeit: </w:t>
+      </w:r>
+      <w:r>
+        <w:rPr>
+          <w:sz w:val="19"/>
+        </w:rPr>
+        <w:t>China/Global, metabolische Biologie; zeigt geschlechtsspezifische Epidemiologie, aber nicht Versorgungspfade.</w:t>
+      </w:r>
+    </w:p>
+    <w:p>
+      <w:r>
+        <w:rPr>
+          <w:color w:val="5A7D3A"/>
+          <w:sz w:val="18"/>
+        </w:rPr>
+        <w:t>https://pubmed.ncbi.nlm.nih.gov/42812352/</w:t>
+      </w:r>
+    </w:p>
+    <w:p>
+      <w:pPr>
+        <w:pStyle w:val="Heading2"/>
+      </w:pPr>
+      <w:r>
+        <w:t>Screening-Zugang für trans und nicht-binäre Personen: Barrieren und Lösungen</w:t>
+      </w:r>
+    </w:p>
+    <w:p>
+      <w:r>
+        <w:rPr>
+          <w:i/>
+          <w:color w:val="666666"/>
+          <w:sz w:val="18"/>
+        </w:rPr>
+        <w:t>Huber L et al.  ·  Patient Educ Couns  ·  07.09.2026  ·  PMID 42721762</w:t>
+      </w:r>
+    </w:p>
+    <w:p>
+      <w:r>
+        <w:t>Querschnittsstudie zur Bewusstseinsbildung, Barrieren und Präferenzen für Brust- und Zervixkrebsscreening bei trans und nicht-binären Personen in den Niederlanden nach Einführung der Selbstregistrierungsoption.</w:t>
+      </w:r>
+    </w:p>
+    <w:p>
+      <w:r>
+        <w:rPr>
+          <w:b/>
+        </w:rPr>
+        <w:t xml:space="preserve">Ergebnis: </w:t>
+      </w:r>
+      <w:r>
+        <w:t>Von 219 Personen, die ihre Geschlechtsregistrierung änderten, waren 81,7% sich bewusst, dass dies Screening-Einladungen beeinflusst, aber nur 50,2% kannten die Selbstregistrierungsoption. Hauptbarrieren waren Unbehagen bei Untersuchungen, Gender-Dysphoria und verpasste Einladungen. 64,7% bevorzugten HPV-Selbstabstrich gegenüber Pap-Abstrich. Geschlechtssensible Schulung des Fachpersonals und bessere Awareness sind notwendig.</w:t>
+      </w:r>
+    </w:p>
+    <w:p>
+      <w:r>
+        <w:rPr>
+          <w:b/>
+          <w:sz w:val="19"/>
+        </w:rPr>
+        <w:t xml:space="preserve">Übertragbarkeit: </w:t>
+      </w:r>
+      <w:r>
+        <w:rPr>
+          <w:sz w:val="19"/>
+        </w:rPr>
+        <w:t>Niederländisches System, vergleichbare Sozialversicherung; Ergebnis zeigt Zugangsbarriere.</w:t>
+      </w:r>
+    </w:p>
+    <w:p>
+      <w:r>
+        <w:rPr>
+          <w:color w:val="5A7D3A"/>
+          <w:sz w:val="18"/>
+        </w:rPr>
+        <w:t>https://pubmed.ncbi.nlm.nih.gov/42721762/</w:t>
       </w:r>
     </w:p>
     <w:p>

--- a/download/studien-archiv.docx
+++ b/download/studien-archiv.docx
@@ -62,7 +62,363 @@
           <w:color w:val="666666"/>
           <w:sz w:val="18"/>
         </w:rPr>
-        <w:t>Stand: 06.10.2026  |  264 Studien  |  gender.m-vf.de</w:t>
+        <w:t>Stand: 07.10.2026  |  270 Studien  |  gender.m-vf.de</w:t>
+      </w:r>
+    </w:p>
+    <w:p>
+      <w:pPr>
+        <w:pStyle w:val="Heading1"/>
+      </w:pPr>
+      <w:r>
+        <w:t>Aufgenommen am 07.10.2026</w:t>
+      </w:r>
+    </w:p>
+    <w:p>
+      <w:pPr>
+        <w:pStyle w:val="Heading2"/>
+      </w:pPr>
+      <w:r>
+        <w:t>Depressionsrisiko nach Bildungsstand in der Türkei unterschiedlich</w:t>
+      </w:r>
+    </w:p>
+    <w:p>
+      <w:r>
+        <w:rPr>
+          <w:i/>
+          <w:color w:val="666666"/>
+          <w:sz w:val="18"/>
+        </w:rPr>
+        <w:t>Ünver Ş et al.  ·  BMC Psychol  ·  24.08.2026  ·  PMID 42834396</w:t>
+      </w:r>
+    </w:p>
+    <w:p>
+      <w:r>
+        <w:t>Querschnittsanalyse der Türkiye Health Survey 2022 (n=22.742) zu Depressionsfaktoren stratifiziert nach Bildungsniveau.</w:t>
+      </w:r>
+    </w:p>
+    <w:p>
+      <w:r>
+        <w:rPr>
+          <w:b/>
+        </w:rPr>
+        <w:t xml:space="preserve">Ergebnis: </w:t>
+      </w:r>
+      <w:r>
+        <w:t>Bei geringerer Bildung: Frausein, höheres Alter, Familienstand, Alkohol-/Tabakkonsum, schlechtere Selbsteinschätzung, chronische Erkrankung, Herzinfarktgeschichte signifikant assoziiert mit Depression. Bei höherer Bildung: ähnliche Faktoren, aber Alltagsaktivitätslimitierungen zusätzlich relevant. Geschlechtsdifferenzierung zeigt unterschiedliche Risikoprofile je Bildungsebene.</w:t>
+      </w:r>
+    </w:p>
+    <w:p>
+      <w:r>
+        <w:rPr>
+          <w:b/>
+          <w:sz w:val="19"/>
+        </w:rPr>
+        <w:t xml:space="preserve">Übertragbarkeit: </w:t>
+      </w:r>
+      <w:r>
+        <w:rPr>
+          <w:sz w:val="19"/>
+        </w:rPr>
+        <w:t>Türkei, nationale Routinedaten, Geschlecht als Einflussfaktor im Kontext Soziodemografie</w:t>
+      </w:r>
+    </w:p>
+    <w:p>
+      <w:r>
+        <w:rPr>
+          <w:color w:val="5A7D3A"/>
+          <w:sz w:val="18"/>
+        </w:rPr>
+        <w:t>https://pubmed.ncbi.nlm.nih.gov/42834396/</w:t>
+      </w:r>
+    </w:p>
+    <w:p>
+      <w:pPr>
+        <w:pStyle w:val="Heading2"/>
+      </w:pPr>
+      <w:r>
+        <w:t>Mütterliche Erkrankungen in der Schwangerschaft und Autismusrisiko: Unterschiede nach Rasse/Ethnizität</w:t>
+      </w:r>
+    </w:p>
+    <w:p>
+      <w:r>
+        <w:rPr>
+          <w:i/>
+          <w:color w:val="666666"/>
+          <w:sz w:val="18"/>
+        </w:rPr>
+        <w:t>Ben Messaoud K et al.  ·  JAMA Netw Open  ·  01.10.2026  ·  PMID 42832199</w:t>
+      </w:r>
+    </w:p>
+    <w:p>
+      <w:r>
+        <w:t>Retrospektive Kohortenstudie (n=224.353 Mutter-Kind-Paare) zu Assoziationen zwischen mütterlichen Erkrankungen und Autismus des Kindes, stratifiziert nach mütterlicher Rasse/Ethnizität.</w:t>
+      </w:r>
+    </w:p>
+    <w:p>
+      <w:r>
+        <w:rPr>
+          <w:b/>
+        </w:rPr>
+        <w:t xml:space="preserve">Ergebnis: </w:t>
+      </w:r>
+      <w:r>
+        <w:t>Autismus-Prävalenz insgesamt 2,4% (variiert: Black 3,2%, API 2,9%, Hispanic 2,5%, White 2,0%). 21 von 25 mütterlichen Bedingungen zeigen konsistente Assoziationen über alle Gruppen. 4 Bedingungen (Übergewicht/Adipositas, depressive Episode, Asthma, andere Erkrankungen) zeigen heterogene Effektschätzer: stärkere Assoziationen bei weißen Müttern. Unterschiede deuten auf Disparitäten in Zugang, Diagnostik oder unmessbare Faktoren hin.</w:t>
+      </w:r>
+    </w:p>
+    <w:p>
+      <w:r>
+        <w:rPr>
+          <w:b/>
+          <w:sz w:val="19"/>
+        </w:rPr>
+        <w:t xml:space="preserve">Übertragbarkeit: </w:t>
+      </w:r>
+      <w:r>
+        <w:rPr>
+          <w:sz w:val="19"/>
+        </w:rPr>
+        <w:t>USA, aber methodische Aussage zum Screening von Effektheterogenität nach Geschlecht/Rasse übertragbar</w:t>
+      </w:r>
+    </w:p>
+    <w:p>
+      <w:r>
+        <w:rPr>
+          <w:color w:val="5A7D3A"/>
+          <w:sz w:val="18"/>
+        </w:rPr>
+        <w:t>https://pubmed.ncbi.nlm.nih.gov/42832199/</w:t>
+      </w:r>
+    </w:p>
+    <w:p>
+      <w:pPr>
+        <w:pStyle w:val="Heading2"/>
+      </w:pPr>
+      <w:r>
+        <w:t>Geschlechtsangleichende Chirurgie: VC-Technik senkt Komplikationsrate</w:t>
+      </w:r>
+    </w:p>
+    <w:p>
+      <w:r>
+        <w:rPr>
+          <w:i/>
+          <w:color w:val="666666"/>
+          <w:sz w:val="18"/>
+        </w:rPr>
+        <w:t>Rocha RI et al.  ·  Rev Col Bras Cir  ·  14.09.2026  ·  PMID 42820510</w:t>
+      </w:r>
+    </w:p>
+    <w:p>
+      <w:r>
+        <w:t>Retrospektive Kohorte mit 59 trans Frauen, die zwei penile-inversion-Techniken zur geschlechtsangleichenden Vaginoplastie erhielten (VG n=25, VC n=34, 2015–2019).</w:t>
+      </w:r>
+    </w:p>
+    <w:p>
+      <w:r>
+        <w:rPr>
+          <w:b/>
+        </w:rPr>
+        <w:t xml:space="preserve">Ergebnis: </w:t>
+      </w:r>
+      <w:r>
+        <w:t>Keine Unterschiede in Alter, BMI, Liegedauer, Infektionen, Fisteln, Rektumperforation, thromboembolischen Ereignissen (alle p&gt;0,05). VC-Technik signifikant besser bei Urinalkanal-Konformation (p=0,020), Vaginalkanal-Konformation (p=0,002), neovaginales Epithelium (p=0,011), Reoperationsbedarf (p=0,006). Schwache Korrelationen zwischen einzelnen Komplikationen (ρ=0,46–0,49).</w:t>
+      </w:r>
+    </w:p>
+    <w:p>
+      <w:r>
+        <w:rPr>
+          <w:b/>
+          <w:sz w:val="19"/>
+        </w:rPr>
+        <w:t xml:space="preserve">Übertragbarkeit: </w:t>
+      </w:r>
+      <w:r>
+        <w:rPr>
+          <w:sz w:val="19"/>
+        </w:rPr>
+        <w:t>Brasilien, chirurgische Outcomes bei geschlechtsangleichender Behandlung, erste Vergleichsstudie</w:t>
+      </w:r>
+    </w:p>
+    <w:p>
+      <w:r>
+        <w:rPr>
+          <w:color w:val="5A7D3A"/>
+          <w:sz w:val="18"/>
+        </w:rPr>
+        <w:t>https://pubmed.ncbi.nlm.nih.gov/42820510/</w:t>
+      </w:r>
+    </w:p>
+    <w:p>
+      <w:pPr>
+        <w:pStyle w:val="Heading2"/>
+      </w:pPr>
+      <w:r>
+        <w:t>Soziale Determinanten und biologisches Embedding: Mechanismen der Ungleichheit</w:t>
+      </w:r>
+    </w:p>
+    <w:p>
+      <w:r>
+        <w:rPr>
+          <w:i/>
+          <w:color w:val="666666"/>
+          <w:sz w:val="18"/>
+        </w:rPr>
+        <w:t>Sturmberg JP et al.  ·  Front Public Health  ·  08.09.2026  ·  PMID 42774359</w:t>
+      </w:r>
+    </w:p>
+    <w:p>
+      <w:r>
+        <w:t>Narratives Konzeptpapier zur Dynamik sozialer Gesundheitsdeterminanten als komplexe adaptive Systeme – wie Exposition zu Vulnerabilität führt.</w:t>
+      </w:r>
+    </w:p>
+    <w:p>
+      <w:r>
+        <w:rPr>
+          <w:b/>
+        </w:rPr>
+        <w:t xml:space="preserve">Ergebnis: </w:t>
+      </w:r>
+      <w:r>
+        <w:t>Soziale Determinanten (Einkommen, Bildung, Wohnen, Netzwerke) wirken nicht isoliert, sondern als nichtlineare Feedback-Schleifen über Lebenslauf und Generationen. Biologisches Embedding über Stressregulation, Entzündung, Epigenetik stabilisiert Nachteil. Intervention auf einzelne Faktoren zeigt bescheidene Effekte; wirksam sind koordinierte, place-based, mehrebenig gestaffelte Strategien. Relational continuity in primary care und Stärkung sozialer Infrastruktur benannt.</w:t>
+      </w:r>
+    </w:p>
+    <w:p>
+      <w:r>
+        <w:rPr>
+          <w:b/>
+          <w:sz w:val="19"/>
+        </w:rPr>
+        <w:t xml:space="preserve">Übertragbarkeit: </w:t>
+      </w:r>
+      <w:r>
+        <w:rPr>
+          <w:sz w:val="19"/>
+        </w:rPr>
+        <w:t>Konzeptuell für DACH Anwendbar, mehrschichtige Systemperspektive auf Versorgung</w:t>
+      </w:r>
+    </w:p>
+    <w:p>
+      <w:r>
+        <w:rPr>
+          <w:color w:val="5A7D3A"/>
+          <w:sz w:val="18"/>
+        </w:rPr>
+        <w:t>https://pubmed.ncbi.nlm.nih.gov/42774359/</w:t>
+      </w:r>
+    </w:p>
+    <w:p>
+      <w:pPr>
+        <w:pStyle w:val="Heading2"/>
+      </w:pPr>
+      <w:r>
+        <w:t>Männergesundheit in der Gemeinde: Barrieren und Gelingensfaktoren</w:t>
+      </w:r>
+    </w:p>
+    <w:p>
+      <w:r>
+        <w:rPr>
+          <w:i/>
+          <w:color w:val="666666"/>
+          <w:sz w:val="18"/>
+        </w:rPr>
+        <w:t>Griebler U et al.  ·  BMC Public Health  ·  11.07.2026  ·  PMID 42432609</w:t>
+      </w:r>
+    </w:p>
+    <w:p>
+      <w:r>
+        <w:t>Qualitative Studie mit 28 Männern (15–65 Jahre) in Österreich zu Voraussetzungen für ihre Teilnahme an Gesundheitsförderung.</w:t>
+      </w:r>
+    </w:p>
+    <w:p>
+      <w:r>
+        <w:rPr>
+          <w:b/>
+        </w:rPr>
+        <w:t xml:space="preserve">Ergebnis: </w:t>
+      </w:r>
+      <w:r>
+        <w:t>Traditionelle Geschlechternormen sind Hauptbarriere – besonders bei psychischer Gesundheit wird Teilnahme als Schwäche interpretiert. Gelingensfaktoren: klarer Nutzen, glaubwürdige Modelle, Trainieren mit anderen Männern. Drei Gruppen identifiziert: selbstorganisiert, skeptisch, undecided-but-interested (höchstes Mobilisierungspotenzial).</w:t>
+      </w:r>
+    </w:p>
+    <w:p>
+      <w:r>
+        <w:rPr>
+          <w:b/>
+          <w:sz w:val="19"/>
+        </w:rPr>
+        <w:t xml:space="preserve">Übertragbarkeit: </w:t>
+      </w:r>
+      <w:r>
+        <w:rPr>
+          <w:sz w:val="19"/>
+        </w:rPr>
+        <w:t>Österreich, qualitative Tiefenanalyse, direkter Bezug zu DACH-Versorgung</w:t>
+      </w:r>
+    </w:p>
+    <w:p>
+      <w:r>
+        <w:rPr>
+          <w:color w:val="5A7D3A"/>
+          <w:sz w:val="18"/>
+        </w:rPr>
+        <w:t>https://pubmed.ncbi.nlm.nih.gov/42432609/</w:t>
+      </w:r>
+    </w:p>
+    <w:p>
+      <w:pPr>
+        <w:pStyle w:val="Heading2"/>
+      </w:pPr>
+      <w:r>
+        <w:t>Drogenkonsum bei trans und nicht-binären Menschen in Spanien höher</w:t>
+      </w:r>
+    </w:p>
+    <w:p>
+      <w:r>
+        <w:rPr>
+          <w:i/>
+          <w:color w:val="666666"/>
+          <w:sz w:val="18"/>
+        </w:rPr>
+        <w:t>Quinteiro F et al.  ·  Subst Abuse Treat Prev Policy  ·  08.07.2026  ·  PMID 42421044</w:t>
+      </w:r>
+    </w:p>
+    <w:p>
+      <w:r>
+        <w:t>Querschnittstudie mit 19.948 Personen (davon 1.582 trans/nicht-binär) zu Substanzkonsum nach Geschlechtszugehörigkeit.</w:t>
+      </w:r>
+    </w:p>
+    <w:p>
+      <w:r>
+        <w:rPr>
+          <w:b/>
+        </w:rPr>
+        <w:t xml:space="preserve">Ergebnis: </w:t>
+      </w:r>
+      <w:r>
+        <w:t>Cannabis war Substanz Nr. 1 in allen Gruppen. Trans Frauen und nicht-binäre Personen zeigen höhere adjustierte Prävalenzraten (aPR) für alle Substanzen als cis Frauen/Männer; Poppers bei trans Frauen aPR am höchsten. Trans Frauen generell stärker betroffen als trans Männer. Strukturelle Vulnerabilität und kulturelle Spezifika identifiziert.</w:t>
+      </w:r>
+    </w:p>
+    <w:p>
+      <w:r>
+        <w:rPr>
+          <w:b/>
+          <w:sz w:val="19"/>
+        </w:rPr>
+        <w:t xml:space="preserve">Übertragbarkeit: </w:t>
+      </w:r>
+      <w:r>
+        <w:rPr>
+          <w:sz w:val="19"/>
+        </w:rPr>
+        <w:t>Südeuropa, Routinedaten mit gezielter Übersampling, geschlechtsgetrennte Analyse</w:t>
+      </w:r>
+    </w:p>
+    <w:p>
+      <w:r>
+        <w:rPr>
+          <w:color w:val="5A7D3A"/>
+          <w:sz w:val="18"/>
+        </w:rPr>
+        <w:t>https://pubmed.ncbi.nlm.nih.gov/42421044/</w:t>
       </w:r>
     </w:p>
     <w:p>

--- a/download/studien-archiv.docx
+++ b/download/studien-archiv.docx
@@ -62,7 +62,363 @@
           <w:color w:val="666666"/>
           <w:sz w:val="18"/>
         </w:rPr>
-        <w:t>Stand: 07.10.2026  |  270 Studien  |  gender.m-vf.de</w:t>
+        <w:t>Stand: 08.10.2026  |  276 Studien  |  gender.m-vf.de</w:t>
+      </w:r>
+    </w:p>
+    <w:p>
+      <w:pPr>
+        <w:pStyle w:val="Heading1"/>
+      </w:pPr>
+      <w:r>
+        <w:t>Aufgenommen am 08.10.2026</w:t>
+      </w:r>
+    </w:p>
+    <w:p>
+      <w:pPr>
+        <w:pStyle w:val="Heading2"/>
+      </w:pPr>
+      <w:r>
+        <w:t>Sexualhormone bessern Screening für hepatische Steatose bei Diabetes Typ 2</w:t>
+      </w:r>
+    </w:p>
+    <w:p>
+      <w:r>
+        <w:rPr>
+          <w:i/>
+          <w:color w:val="666666"/>
+          <w:sz w:val="18"/>
+        </w:rPr>
+        <w:t>Li G et al.  ·  J Diabetes Res  ·  2026  ·  PMID 42841432</w:t>
+      </w:r>
+    </w:p>
+    <w:p>
+      <w:r>
+        <w:t>Querschnittanalyse von 731 chinesischen T2DM-Patienten zur Assoziation von Testosteron und Estradiol mit metabolischer Dysfunktion-assoziierter Steatose (MASLD) und zum Vergleich hormongestützter Screeningmodelle mit etablierten noninvasiven Scores.</w:t>
+      </w:r>
+    </w:p>
+    <w:p>
+      <w:r>
+        <w:rPr>
+          <w:b/>
+        </w:rPr>
+        <w:t xml:space="preserve">Ergebnis: </w:t>
+      </w:r>
+      <w:r>
+        <w:t>Bei Männern: höheres Testosteron, T/E2-Ratio, FSH und LH invers assoziiert mit MASLD; höheres DHEA positiv assoziiert. Bei Frauen: höheres DHEA positiv mit MASLD, Prolactin moderat invers. Nach Multivariable-Adjustierung: Testosteron bleibt unabhängig invers mit MASLD bei Männern assoziiert. Sexualhormonstützige Modelle zeigten bessere diskriminative Performance als konventionelle noninvasive Scores (Zahlen zur Effektgröße nicht genannt). Testosteron invers mit ApoB/ApoA1 bei Männern; Estradiol positiv mit eGFR bei Frauen. Biologischer Mechanismus nicht geprüft.</w:t>
+      </w:r>
+    </w:p>
+    <w:p>
+      <w:r>
+        <w:rPr>
+          <w:b/>
+          <w:sz w:val="19"/>
+        </w:rPr>
+        <w:t xml:space="preserve">Übertragbarkeit: </w:t>
+      </w:r>
+      <w:r>
+        <w:rPr>
+          <w:sz w:val="19"/>
+        </w:rPr>
+        <w:t>China, aber Prototyp für hormonabhängige Geschlechtsunterschiede in Stoffwechsel; begrenzte Übertragbarkeit ohne europäische Validierung.</w:t>
+      </w:r>
+    </w:p>
+    <w:p>
+      <w:r>
+        <w:rPr>
+          <w:color w:val="5A7D3A"/>
+          <w:sz w:val="18"/>
+        </w:rPr>
+        <w:t>https://pubmed.ncbi.nlm.nih.gov/42841432/</w:t>
+      </w:r>
+    </w:p>
+    <w:p>
+      <w:pPr>
+        <w:pStyle w:val="Heading2"/>
+      </w:pPr>
+      <w:r>
+        <w:t>Geschlechtsunterschiede bei myotoner Dystrophie: Männer stärker neuromuskular belastet</w:t>
+      </w:r>
+    </w:p>
+    <w:p>
+      <w:r>
+        <w:rPr>
+          <w:i/>
+          <w:color w:val="666666"/>
+          <w:sz w:val="18"/>
+        </w:rPr>
+        <w:t>Azanjac Arsic A et al.  ·  J Neurol  ·  06.10.2026  ·  PMID 42839138</w:t>
+      </w:r>
+    </w:p>
+    <w:p>
+      <w:r>
+        <w:t>Registeranalyse von 587 Patienten mit genetisch bestätigter DM1 und DM2 aus Serbien zur Erfassung geschlechtsspezifischer Unterschiede in Klinik, Verlauf und Multisystembefall.</w:t>
+      </w:r>
+    </w:p>
+    <w:p>
+      <w:r>
+        <w:rPr>
+          <w:b/>
+        </w:rPr>
+        <w:t xml:space="preserve">Ergebnis: </w:t>
+      </w:r>
+      <w:r>
+        <w:t>Bei DM1 zeigten Männer stärkere neuromuskuläre Beteiligung (weniger Kraft distal oben/proximal unten, längere Myotoniedauer, höhere Dysarthrie-, Dysphagie-, Polyneuropathie-, Skelettdeformitäts- und Infertilitätsraten sowie mehr EKG-Auffälligkeiten). Bei DM2 wiesen Frauen (Übergewicht 1,5:1) stärkere Schwäche proximal unten und reduzierte Atemkapazität auf; Männer hatten höhere Raten für Myotoniedauer, Polyneuropathie, Kahlheit, Infertilität, Hyperglykämie und Schrittmacherimplantationen. Die biologische Basis dieser Unterschiede wird vermutet, aber nicht geprüft.</w:t>
+      </w:r>
+    </w:p>
+    <w:p>
+      <w:r>
+        <w:rPr>
+          <w:b/>
+          <w:sz w:val="19"/>
+        </w:rPr>
+        <w:t xml:space="preserve">Übertragbarkeit: </w:t>
+      </w:r>
+      <w:r>
+        <w:rPr>
+          <w:sz w:val="19"/>
+        </w:rPr>
+        <w:t>Europäisches Registersystem, Klinikpopulation; Geschlechterunterschiede erfordern differenzierte klinische Risikostratifizierung.</w:t>
+      </w:r>
+    </w:p>
+    <w:p>
+      <w:r>
+        <w:rPr>
+          <w:color w:val="5A7D3A"/>
+          <w:sz w:val="18"/>
+        </w:rPr>
+        <w:t>https://pubmed.ncbi.nlm.nih.gov/42839138/</w:t>
+      </w:r>
+    </w:p>
+    <w:p>
+      <w:pPr>
+        <w:pStyle w:val="Heading2"/>
+      </w:pPr>
+      <w:r>
+        <w:t>His-Ventrikular-Intervall kürzer bei Frauen: 40 ms vs. 47 ms (p&lt;0,001)</w:t>
+      </w:r>
+    </w:p>
+    <w:p>
+      <w:r>
+        <w:rPr>
+          <w:i/>
+          <w:color w:val="666666"/>
+          <w:sz w:val="18"/>
+        </w:rPr>
+        <w:t>Serban T et al.  ·  J Interv Card Electrophysiol  ·  18.09.2026  ·  PMID 42758258</w:t>
+      </w:r>
+    </w:p>
+    <w:p>
+      <w:r>
+        <w:t>Prospektive Analyse von 67 Patienten (33 % Frauen) in Sinusrhythmus während AF-Ablation mit Hochdichte-Mapping zur Erfassung geschlechtsspezifischer Unterschiede in HV-Intervallen und deren Abhängigkeit vom Messorte..</w:t>
+      </w:r>
+    </w:p>
+    <w:p>
+      <w:r>
+        <w:rPr>
+          <w:b/>
+        </w:rPr>
+        <w:t xml:space="preserve">Ergebnis: </w:t>
+      </w:r>
+      <w:r>
+        <w:t>Klinisches HV-Intervall 45±9 ms, signifikant kürzer bei Frauen (40 ms vs. 47 ms, p&lt;0,001). HV-proximal länger als distal (51±10 ms vs. 46±10 ms, p&lt;0,001) und Bundle (37±10 ms; p&lt;0,001). Abnorme HV (&gt;55 ms) häufiger mit proximalem Messung erfasst. Leitungsgeschwindigkeiten unterschieden sich nicht nach Geschlecht, korrelierten schwach mit Oberflächen-EKG. Biologische Basis des Geschlechtsunterschieds nicht untersucht, aber klinische Implikation für Interpretation evident.</w:t>
+      </w:r>
+    </w:p>
+    <w:p>
+      <w:r>
+        <w:rPr>
+          <w:b/>
+          <w:sz w:val="19"/>
+        </w:rPr>
+        <w:t xml:space="preserve">Übertragbarkeit: </w:t>
+      </w:r>
+      <w:r>
+        <w:rPr>
+          <w:sz w:val="19"/>
+        </w:rPr>
+        <w:t>Schweiz, europäisches Versorgungssystem; zeigt Messbares Geschlechtsdimorphismus in der Elektrophysiologie – Diagnosekriterien müssen geschlechtsspezifisch kalibriert werden.</w:t>
+      </w:r>
+    </w:p>
+    <w:p>
+      <w:r>
+        <w:rPr>
+          <w:color w:val="5A7D3A"/>
+          <w:sz w:val="18"/>
+        </w:rPr>
+        <w:t>https://pubmed.ncbi.nlm.nih.gov/42758258/</w:t>
+      </w:r>
+    </w:p>
+    <w:p>
+      <w:pPr>
+        <w:pStyle w:val="Heading2"/>
+      </w:pPr>
+      <w:r>
+        <w:t>Männer im fertilen Alter: 82–84 % haben ≥1 präkonzeptionalen Risikofaktor</w:t>
+      </w:r>
+    </w:p>
+    <w:p>
+      <w:r>
+        <w:rPr>
+          <w:i/>
+          <w:color w:val="666666"/>
+          <w:sz w:val="18"/>
+        </w:rPr>
+        <w:t>Francis LM et al.  ·  Public Health  ·  02.09.2026  ·  PMID 42685502</w:t>
+      </w:r>
+    </w:p>
+    <w:p>
+      <w:r>
+        <w:t>Querschnittanalyse der Australian Longitudinal Study on Male Health (vier Wellen 2012–2022, n=8.727 bis 2.705 Männer 18–44 Jahre) zu Prävalenz von elf präkonzeptionalen Risikofaktoren und deren Assoziation mit sozialen Subgruppen.</w:t>
+      </w:r>
+    </w:p>
+    <w:p>
+      <w:r>
+        <w:rPr>
+          <w:b/>
+        </w:rPr>
+        <w:t xml:space="preserve">Ergebnis: </w:t>
+      </w:r>
+      <w:r>
+        <w:t>82–84 % der Männer hatten ≥1 Risikofaktor, 48–53 % hatten ≥2. Häufigster Risiko: niedriger Obst-/Gemüsekonsum (76–77 %). Relative zu Kontrollgruppen: finanziell belastete Männer 45–50 % mehr Risikofaktoren, mit niedrigerer Bildung 18–30 % mehr, arbeitslos 19–32 % mehr, in Regional-/Remotelage 12–22 % mehr. Unterschiede nach Geschlecht nicht primär analysiert, aber Subgruppenanalyse zeigt Zugangsungleichgewicht nach sozialem Status.</w:t>
+      </w:r>
+    </w:p>
+    <w:p>
+      <w:r>
+        <w:rPr>
+          <w:b/>
+          <w:sz w:val="19"/>
+        </w:rPr>
+        <w:t xml:space="preserve">Übertragbarkeit: </w:t>
+      </w:r>
+      <w:r>
+        <w:rPr>
+          <w:sz w:val="19"/>
+        </w:rPr>
+        <w:t>Australien, aber Erkenntnisse zu sozialen Determinanten präkonzeptionaler Gesundheit übertragbar; Versorgungsgap in Männergesundheit evident.</w:t>
+      </w:r>
+    </w:p>
+    <w:p>
+      <w:r>
+        <w:rPr>
+          <w:color w:val="5A7D3A"/>
+          <w:sz w:val="18"/>
+        </w:rPr>
+        <w:t>https://pubmed.ncbi.nlm.nih.gov/42685502/</w:t>
+      </w:r>
+    </w:p>
+    <w:p>
+      <w:pPr>
+        <w:pStyle w:val="Heading2"/>
+      </w:pPr>
+      <w:r>
+        <w:t>Krebsforschung: Frauendominierten Tumoren fehlen 3,7 % der Mittel</w:t>
+      </w:r>
+    </w:p>
+    <w:p>
+      <w:r>
+        <w:rPr>
+          <w:i/>
+          <w:color w:val="666666"/>
+          <w:sz w:val="18"/>
+        </w:rPr>
+        <w:t>Farre L et al.  ·  Soc Sci Med  ·  01.09.2026  ·  PMID 42685391</w:t>
+      </w:r>
+    </w:p>
+    <w:p>
+      <w:r>
+        <w:t>Analyse von 1.078 EU-geförderten Krebsforschungsprojekten (2007–2023) zur Frage, ob die Mittelverteilung der Krankheitslast entspricht und welche Faktoren die Unterfinanzierung frauendominierter Malignome erklären.</w:t>
+      </w:r>
+    </w:p>
+    <w:p>
+      <w:r>
+        <w:rPr>
+          <w:b/>
+        </w:rPr>
+        <w:t xml:space="preserve">Ergebnis: </w:t>
+      </w:r>
+      <w:r>
+        <w:t>Männerdominierte Krebsarten erhielten 3,7 % mehr Förderung als frauendominierte, auch nach Adjustierung für Krankheitslast (conditional). Die Unterfinanzierung wird durch Überrepräsentation männlicher Forscher in der Krebsforschung und höheren Anteil männlicher Evaluierungspanelistinnen erklärt – beides begünstigt Projekte zu männerdominierten Tumoren. Kein Beleg für Bestrafung weiblicher Forscherinnen, Unterschiede in Output oder Krankheitslast als Erklärung.</w:t>
+      </w:r>
+    </w:p>
+    <w:p>
+      <w:r>
+        <w:rPr>
+          <w:b/>
+          <w:sz w:val="19"/>
+        </w:rPr>
+        <w:t xml:space="preserve">Übertragbarkeit: </w:t>
+      </w:r>
+      <w:r>
+        <w:rPr>
+          <w:sz w:val="19"/>
+        </w:rPr>
+        <w:t>Europäische Routinedaten zu Forschungsförderung; zeigt strukturelles Zugangsungleichgewicht, nicht biologischen Geschlechterdimorphismus.</w:t>
+      </w:r>
+    </w:p>
+    <w:p>
+      <w:r>
+        <w:rPr>
+          <w:color w:val="5A7D3A"/>
+          <w:sz w:val="18"/>
+        </w:rPr>
+        <w:t>https://pubmed.ncbi.nlm.nih.gov/42685391/</w:t>
+      </w:r>
+    </w:p>
+    <w:p>
+      <w:pPr>
+        <w:pStyle w:val="Heading2"/>
+      </w:pPr>
+      <w:r>
+        <w:t>Schistosomiasis bei sub-saharischen Migranten in Spanien: Frauen längere Zeit asymptomatisch, Männer mit Hämaturie</w:t>
+      </w:r>
+    </w:p>
+    <w:p>
+      <w:r>
+        <w:rPr>
+          <w:i/>
+          <w:color w:val="666666"/>
+          <w:sz w:val="18"/>
+        </w:rPr>
+        <w:t>Rodríguez-Pérez M et al.  ·  Am J Trop Med Hyg  ·  07.10.2026  ·  PMID 42624090</w:t>
+      </w:r>
+    </w:p>
+    <w:p>
+      <w:r>
+        <w:t>Retrospektive Querschnittanalyse von 538 sub-saharischen Migranten (52,8 % Männer) in Nordspanien 2012–2023 mit Fokus auf geschlechtsspezifische klinische und diagnostische Unterschiede bei importierter Schistosomiasis.</w:t>
+      </w:r>
+    </w:p>
+    <w:p>
+      <w:r>
+        <w:rPr>
+          <w:b/>
+        </w:rPr>
+        <w:t xml:space="preserve">Ergebnis: </w:t>
+      </w:r>
+      <w:r>
+        <w:t>121 Patienten (22,5 %) diagnostiziert, 59 Frauen (48,7 %). Frauen hatten längere Aufenthaltszeit vor Diagnose (39±59 vs. 30±37 Monate; p=0,037). 62,7 % der Frauen und 58 % der Männer asymptomatisch. Hämaturie ausschließlich bei Männern beobachtet (p=0,001) mit Blasenabnormitäten in 2 Fällen. Von 33 Frauen mit verfügbarer gynäkologischer Anamnese: 60,6 % berichteten reproduktive Morbidität (rezidivierende Fehlgeburten, Infertilität). Geschlechtsspezifische Organmanifestation gezeigt; Ursache (biologisch vs. Diagnostik-Bias) nicht untersucht.</w:t>
+      </w:r>
+    </w:p>
+    <w:p>
+      <w:r>
+        <w:rPr>
+          <w:b/>
+          <w:sz w:val="19"/>
+        </w:rPr>
+        <w:t xml:space="preserve">Übertragbarkeit: </w:t>
+      </w:r>
+      <w:r>
+        <w:rPr>
+          <w:sz w:val="19"/>
+        </w:rPr>
+        <w:t>Spanien (vergleichbar DACH); importierte Infektionen; zeigt Manifestationsunterschiede, nicht deren Mechanismus.</w:t>
+      </w:r>
+    </w:p>
+    <w:p>
+      <w:r>
+        <w:rPr>
+          <w:color w:val="5A7D3A"/>
+          <w:sz w:val="18"/>
+        </w:rPr>
+        <w:t>https://pubmed.ncbi.nlm.nih.gov/42624090/</w:t>
       </w:r>
     </w:p>
     <w:p>

--- a/download/studien-archiv.docx
+++ b/download/studien-archiv.docx
@@ -62,7 +62,363 @@
           <w:color w:val="666666"/>
           <w:sz w:val="18"/>
         </w:rPr>
-        <w:t>Stand: 08.10.2026  |  276 Studien  |  gender.m-vf.de</w:t>
+        <w:t>Stand: 09.10.2026  |  282 Studien  |  gender.m-vf.de</w:t>
+      </w:r>
+    </w:p>
+    <w:p>
+      <w:pPr>
+        <w:pStyle w:val="Heading1"/>
+      </w:pPr>
+      <w:r>
+        <w:t>Aufgenommen am 09.10.2026</w:t>
+      </w:r>
+    </w:p>
+    <w:p>
+      <w:pPr>
+        <w:pStyle w:val="Heading2"/>
+      </w:pPr>
+      <w:r>
+        <w:t>Neugeborenen-Sterblichkeit in Kasachstan: Männliche Übermortalität im frühen Leben</w:t>
+      </w:r>
+    </w:p>
+    <w:p>
+      <w:r>
+        <w:rPr>
+          <w:i/>
+          <w:color w:val="666666"/>
+          <w:sz w:val="18"/>
+        </w:rPr>
+        <w:t>Tsay Y et al.  ·  PLoS One  ·  08.10.2026  ·  PMID 42848793</w:t>
+      </w:r>
+    </w:p>
+    <w:p>
+      <w:r>
+        <w:t>Bevölkerungsbasierte Trendanalyse (2010–2023) der Global-Burden-of-Disease-Daten untersuchte, ob und wie sich Geschlechtsdifferenzen in früh-neonataler und spätneonataler Mortalität entwickeln.</w:t>
+      </w:r>
+    </w:p>
+    <w:p>
+      <w:r>
+        <w:rPr>
+          <w:b/>
+        </w:rPr>
+        <w:t xml:space="preserve">Ergebnis: </w:t>
+      </w:r>
+      <w:r>
+        <w:t>Mortalität sank in beiden Perioden, aber Männer zeigten durchgehend höhere Sterb-lichkeit, YLLs und DALYs als Mädchen. Unterschied wurde in rezenten Jahren statistisch unsicher und verengte sich deutlich. YLLs machten &gt;95% der DALYs aus – Mortalität, nicht Morbidität, treibt Krankheitslast. Prognosen zeigen Fortbestand, Differenz aber weiter verengend.</w:t>
+      </w:r>
+    </w:p>
+    <w:p>
+      <w:r>
+        <w:rPr>
+          <w:b/>
+          <w:sz w:val="19"/>
+        </w:rPr>
+        <w:t xml:space="preserve">Übertragbarkeit: </w:t>
+      </w:r>
+      <w:r>
+        <w:rPr>
+          <w:sz w:val="19"/>
+        </w:rPr>
+        <w:t>Kasachstan/Zentralasien, aber Geschlechtsmuster in neonataler Mortalität ist biologisch begründet, nicht systemabhängig; Daten zeigen, dass Unterschied auch bei Systemverbesserung persistiert.</w:t>
+      </w:r>
+    </w:p>
+    <w:p>
+      <w:r>
+        <w:rPr>
+          <w:color w:val="5A7D3A"/>
+          <w:sz w:val="18"/>
+        </w:rPr>
+        <w:t>https://pubmed.ncbi.nlm.nih.gov/42848793/</w:t>
+      </w:r>
+    </w:p>
+    <w:p>
+      <w:pPr>
+        <w:pStyle w:val="Heading2"/>
+      </w:pPr>
+      <w:r>
+        <w:t>Psychische Belastung im ländlichen Wyoming: Clubhouse-Modell lindert Versorgungslücken</w:t>
+      </w:r>
+    </w:p>
+    <w:p>
+      <w:r>
+        <w:rPr>
+          <w:i/>
+          <w:color w:val="666666"/>
+          <w:sz w:val="18"/>
+        </w:rPr>
+        <w:t>Korankye R et al.  ·  Int J Qual Stud Health Well-being  ·  31.12.2026  ·  PMID 42848437</w:t>
+      </w:r>
+    </w:p>
+    <w:p>
+      <w:r>
+        <w:t>Qualitative Sekundäranalyse von Interviews mit 16 Clubhouse-Mitgliedern (n=12) und Fachpersonen (n=4) in Wyoming untersuchte, welche Versorgungsungleichheiten Menschen mit psychischer Erkrankung im ländlichen Raum erleben und wie das Clubhouse-Modell hilft.</w:t>
+      </w:r>
+    </w:p>
+    <w:p>
+      <w:r>
+        <w:rPr>
+          <w:b/>
+        </w:rPr>
+        <w:t xml:space="preserve">Ergebnis: </w:t>
+      </w:r>
+      <w:r>
+        <w:t>Zwei Hauptthemen: (1) Versorgungsungleichheiten: begrenzte Zugangskapazitäten für psychische Gesundheit, strukturelle Barrieren zu essentiellen Diensten belasten Psyche; (2) Clubhouse adressiert mehrere soziale Gesundheitsdeterminanten – wirtschaftliche Stabilität, Gesundheitsversorgungszugang und -qualität, Wohnumgebung, soziales Netzwerk. Teilnehmer beschrieben Clubhouse als unterstützende Umgebung für Genesung.</w:t>
+      </w:r>
+    </w:p>
+    <w:p>
+      <w:r>
+        <w:rPr>
+          <w:b/>
+          <w:sz w:val="19"/>
+        </w:rPr>
+        <w:t xml:space="preserve">Übertragbarkeit: </w:t>
+      </w:r>
+      <w:r>
+        <w:rPr>
+          <w:sz w:val="19"/>
+        </w:rPr>
+        <w:t>USA/ländlich, aber Struktur-Problem (Mangelversorgung, Isolation) analog zu deutschen Flächenregionen; Clubhouse-Konzept übertragbar.</w:t>
+      </w:r>
+    </w:p>
+    <w:p>
+      <w:r>
+        <w:rPr>
+          <w:color w:val="5A7D3A"/>
+          <w:sz w:val="18"/>
+        </w:rPr>
+        <w:t>https://pubmed.ncbi.nlm.nih.gov/42848437/</w:t>
+      </w:r>
+    </w:p>
+    <w:p>
+      <w:pPr>
+        <w:pStyle w:val="Heading2"/>
+      </w:pPr>
+      <w:r>
+        <w:t>Autismus-Diagnosen in Kanada: Arme und Einwandererfamilien benachteiligt</w:t>
+      </w:r>
+    </w:p>
+    <w:p>
+      <w:r>
+        <w:rPr>
+          <w:i/>
+          <w:color w:val="666666"/>
+          <w:sz w:val="18"/>
+        </w:rPr>
+        <w:t>Del Giorgio F et al.  ·  JAMA Netw Open  ·  01.10.2026  ·  PMID 42848404</w:t>
+      </w:r>
+    </w:p>
+    <w:p>
+      <w:r>
+        <w:t>Bevölkerungsbasierte Kohortenstudie (Ontario 2002–2020) untersuchte, ob Autismus-Diagnosen Ungleichheiten nach sozioökonomischem Status und Einwanderungsstatus widerspiegeln und welche perinatalen Faktoren die Disparität erklären.</w:t>
+      </w:r>
+    </w:p>
+    <w:p>
+      <w:r>
+        <w:rPr>
+          <w:b/>
+        </w:rPr>
+        <w:t xml:space="preserve">Ergebnis: </w:t>
+      </w:r>
+      <w:r>
+        <w:t>Von 2.319.302 Kindern: 29.374 (1,3%) Autismus-Diagnose, 80% bis Alter 8 Jahre, 78,5% männlich. Diagnose-Inzidenz stieg 10% pro Geburtskohorte. Disparität verbreiterte sich: 2012er Kohorte 2,2-fach höher in ärmsten vs. reichsten Gegenden (95%-CI 2,0–2,4), 2,0-fach höher in ethnisch diversen vs. homogenen Gegenden. Kinder von Einwanderern 1,4-fach höher diagnostiziert. Mütterlicher Diabetes, schwere Morbidität, Frühgeburten häufiger in benachteiligten Gruppen – partiell erklärend.</w:t>
+      </w:r>
+    </w:p>
+    <w:p>
+      <w:r>
+        <w:rPr>
+          <w:b/>
+          <w:sz w:val="19"/>
+        </w:rPr>
+        <w:t xml:space="preserve">Übertragbarkeit: </w:t>
+      </w:r>
+      <w:r>
+        <w:rPr>
+          <w:sz w:val="19"/>
+        </w:rPr>
+        <w:t>Kanada, universelles Gesundheitssystem mit verfügbarer Diagnostik; zeigt, dass Ungleichheit in Diagnosestellung (Zugang, Wahrnehmung) ebenso wirkt wie perinatale biologische Risiken.</w:t>
+      </w:r>
+    </w:p>
+    <w:p>
+      <w:r>
+        <w:rPr>
+          <w:color w:val="5A7D3A"/>
+          <w:sz w:val="18"/>
+        </w:rPr>
+        <w:t>https://pubmed.ncbi.nlm.nih.gov/42848404/</w:t>
+      </w:r>
+    </w:p>
+    <w:p>
+      <w:pPr>
+        <w:pStyle w:val="Heading2"/>
+      </w:pPr>
+      <w:r>
+        <w:t>Niedriges fT3 und intrakranielle Aneurysmen: Geschlechtsspezifische Assoziation bei Frauen</w:t>
+      </w:r>
+    </w:p>
+    <w:p>
+      <w:r>
+        <w:rPr>
+          <w:i/>
+          <w:color w:val="666666"/>
+          <w:sz w:val="18"/>
+        </w:rPr>
+        <w:t>Bschorer M et al.  ·  Front Neurol  ·  23.09.2026  ·  PMID 42846038</w:t>
+      </w:r>
+    </w:p>
+    <w:p>
+      <w:r>
+        <w:t>Retrospektive Fall-Kontroll-Studie untersuchte, ob niedriges freies Triiodothyronin (fT3) mit unrupturierten oder rupturierten intrakraniellen Aneurysmen assoziiert ist und ob dieser Zusammenhang geschlechtsspezifisch ist.</w:t>
+      </w:r>
+    </w:p>
+    <w:p>
+      <w:r>
+        <w:rPr>
+          <w:b/>
+        </w:rPr>
+        <w:t xml:space="preserve">Ergebnis: </w:t>
+      </w:r>
+      <w:r>
+        <w:t>Kohort 1.100 Patienten (60% Frauen): Bei Frauen war niedriges fT3 unabhängig mit unrupturierten Aneurysmen assoziiert (OR 2,43; p=0,003), bei Männern nicht (OR 1,02; p=0,938; Interaktion p=0,030). Bei rupturierten Aneurysmen war niedriges fT3 häufig (58,8%), reflektiert aber wahrscheinlich Non-Thyroidal-Illness-Syndrom nach Hämorrhagie statt Rupturgefahr.</w:t>
+      </w:r>
+    </w:p>
+    <w:p>
+      <w:r>
+        <w:rPr>
+          <w:b/>
+          <w:sz w:val="19"/>
+        </w:rPr>
+        <w:t xml:space="preserve">Übertragbarkeit: </w:t>
+      </w:r>
+      <w:r>
+        <w:rPr>
+          <w:sz w:val="19"/>
+        </w:rPr>
+        <w:t>Deutsche Klinik (UKE Hamburg), europäisches Versorgungssystem; zeigt Geschlechtsdimorphismus in endokrinem Biomarker, Mechanismus noch offen.</w:t>
+      </w:r>
+    </w:p>
+    <w:p>
+      <w:r>
+        <w:rPr>
+          <w:color w:val="5A7D3A"/>
+          <w:sz w:val="18"/>
+        </w:rPr>
+        <w:t>https://pubmed.ncbi.nlm.nih.gov/42846038/</w:t>
+      </w:r>
+    </w:p>
+    <w:p>
+      <w:pPr>
+        <w:pStyle w:val="Heading2"/>
+      </w:pPr>
+      <w:r>
+        <w:t>Herzinfarktrisiko nach früher Menopause: Abdominale Adipositas als Vermittler</w:t>
+      </w:r>
+    </w:p>
+    <w:p>
+      <w:r>
+        <w:rPr>
+          <w:i/>
+          <w:color w:val="666666"/>
+          <w:sz w:val="18"/>
+        </w:rPr>
+        <w:t>Borrowman JD et al.  ·  J Am Heart Assoc  ·  06.10.2026  ·  PMID 42786622</w:t>
+      </w:r>
+    </w:p>
+    <w:p>
+      <w:r>
+        <w:t>Studie untersuchte, ob frühe Menarche, frühe Menopause und kurze Reproduktionsspanne unabhängig mit kardiovaskulären Ereignissen bei postmenopausalen Frauen assoziiert sind und welche Rolle die Taillenumfang spielt.</w:t>
+      </w:r>
+    </w:p>
+    <w:p>
+      <w:r>
+        <w:rPr>
+          <w:b/>
+        </w:rPr>
+        <w:t xml:space="preserve">Ergebnis: </w:t>
+      </w:r>
+      <w:r>
+        <w:t>Bei 119.182 Frauen (mittlere Nachbeobachtung 12,8 Jahre) traten 12.731 kardiovaskuläre Ereignisse auf. Frühe Menarche (HR 1,07; 95%-CI 1,01–1,15), frühe Menopause (HR 1,22; 95%-CI 1,11–1,35) und kurze Reproduktionsspanne (HR 1,21; 95%-CI 1,13–1,29) waren mit erhöhtem Risiko assoziiert. Taillenumfang mediierte diese Assoziationen – biologischer Mechanismus (Adipositas) nachgewiesen.</w:t>
+      </w:r>
+    </w:p>
+    <w:p>
+      <w:r>
+        <w:rPr>
+          <w:b/>
+          <w:sz w:val="19"/>
+        </w:rPr>
+        <w:t xml:space="preserve">Übertragbarkeit: </w:t>
+      </w:r>
+      <w:r>
+        <w:rPr>
+          <w:sz w:val="19"/>
+        </w:rPr>
+        <w:t>USA-Kohortenstudie, aber Mechanismus der metabolischen Vermittlung ist universell; für Deutschland relevant, wenn Menopausenalter erfasst wird.</w:t>
+      </w:r>
+    </w:p>
+    <w:p>
+      <w:r>
+        <w:rPr>
+          <w:color w:val="5A7D3A"/>
+          <w:sz w:val="18"/>
+        </w:rPr>
+        <w:t>https://pubmed.ncbi.nlm.nih.gov/42786622/</w:t>
+      </w:r>
+    </w:p>
+    <w:p>
+      <w:pPr>
+        <w:pStyle w:val="Heading2"/>
+      </w:pPr>
+      <w:r>
+        <w:t>Thorakale Aortendissektion in England: Frauen und arme Patienten unterbehandelt</w:t>
+      </w:r>
+    </w:p>
+    <w:p>
+      <w:r>
+        <w:rPr>
+          <w:i/>
+          <w:color w:val="666666"/>
+          <w:sz w:val="18"/>
+        </w:rPr>
+        <w:t>Abbasciano RG et al.  ·  J Am Heart Assoc  ·  06.10.2026  ·  PMID 42757899</w:t>
+      </w:r>
+    </w:p>
+    <w:p>
+      <w:r>
+        <w:t>Nationale Kohortenstudie untersuchte, wie Geschlecht, Ethnizität und Deprivation die Behandlung und Überlebenschancen bei thorakaler Aortenerkrankung beeinflussen – ein Versorgungsproblem in der Klinik.</w:t>
+      </w:r>
+    </w:p>
+    <w:p>
+      <w:r>
+        <w:rPr>
+          <w:b/>
+        </w:rPr>
+        <w:t xml:space="preserve">Ergebnis: </w:t>
+      </w:r>
+      <w:r>
+        <w:t>Von 33.793 Neudiagnosen: Frauen, ältere Patienten und sozial benachteiligte Personen starben häufiger innerhalb eines Jahres (multivariate Modelle). Frauen und Benachteiligte unterlagen seltener früher elektiver Intervention, erhielten aber häufiger Überwachungsscans. Ethnische Minderheiten und sozial Benachteiligte waren seltener zu genetischem Screening überwiesen. Starke regionale Variation in Behandlungs- und Überwachungsraten nach Einstellung für Ungleichheiten.</w:t>
+      </w:r>
+    </w:p>
+    <w:p>
+      <w:r>
+        <w:rPr>
+          <w:b/>
+          <w:sz w:val="19"/>
+        </w:rPr>
+        <w:t xml:space="preserve">Übertragbarkeit: </w:t>
+      </w:r>
+      <w:r>
+        <w:rPr>
+          <w:sz w:val="19"/>
+        </w:rPr>
+        <w:t>England/NHS, aber Ausgangslage (Klassifikation, Risikofaktoren) ähnlich DACH; zeigt Zugangsungleichheit als Versorgungsproblem, nicht nur Biologie.</w:t>
+      </w:r>
+    </w:p>
+    <w:p>
+      <w:r>
+        <w:rPr>
+          <w:color w:val="5A7D3A"/>
+          <w:sz w:val="18"/>
+        </w:rPr>
+        <w:t>https://pubmed.ncbi.nlm.nih.gov/42757899/</w:t>
       </w:r>
     </w:p>
     <w:p>

--- a/download/studien-archiv.docx
+++ b/download/studien-archiv.docx
@@ -52,7 +52,7 @@
         <w:pStyle w:val="Title"/>
       </w:pPr>
       <w:r>
-        <w:t>Studienarchiv - Geschlecht und Gesundheit</w:t>
+        <w:t>Studienarchiv - Geschlechtersensible Medizin</w:t>
       </w:r>
     </w:p>
     <w:p>

--- a/download/studien-archiv.docx
+++ b/download/studien-archiv.docx
@@ -62,7 +62,421 @@
           <w:color w:val="666666"/>
           <w:sz w:val="18"/>
         </w:rPr>
-        <w:t>Stand: 09.10.2026  |  282 Studien  |  gender.m-vf.de</w:t>
+        <w:t>Stand: 10.10.2026  |  289 Studien  |  gender.m-vf.de</w:t>
+      </w:r>
+    </w:p>
+    <w:p>
+      <w:pPr>
+        <w:pStyle w:val="Heading1"/>
+      </w:pPr>
+      <w:r>
+        <w:t>Aufgenommen am 10.10.2026</w:t>
+      </w:r>
+    </w:p>
+    <w:p>
+      <w:pPr>
+        <w:pStyle w:val="Heading2"/>
+      </w:pPr>
+      <w:r>
+        <w:t>Weibliches Geschlecht und Alzheimer: Amyloid-unabhängige Tau-Akkumulation im medialen Temporallappen</w:t>
+      </w:r>
+    </w:p>
+    <w:p>
+      <w:r>
+        <w:rPr>
+          <w:i/>
+          <w:color w:val="666666"/>
+          <w:sz w:val="18"/>
+        </w:rPr>
+        <w:t>Salvadó G et al.  ·  Acta Neuropathol  ·  09.10.2026  ·  PMID 42853420</w:t>
+      </w:r>
+    </w:p>
+    <w:p>
+      <w:r>
+        <w:t>Neuropathologische Analyse zweier Kohorten (ROS/MAP n=1587, AZSAND n=963) zur Frage, ob APOE-ε4-Trägerstatus und weibliches Geschlecht über Amyloid-β-abhängige oder -unabhängige Mechanismen zu erhöhter MTL-Tau-Pathologie führen.</w:t>
+      </w:r>
+    </w:p>
+    <w:p>
+      <w:r>
+        <w:rPr>
+          <w:b/>
+        </w:rPr>
+        <w:t xml:space="preserve">Ergebnis: </w:t>
+      </w:r>
+      <w:r>
+        <w:t>APOE-ε4 und weibliches Geschlecht waren beide mit signifikant erhöhter MTL-Tau-Pathologie assoziiert (p&lt;0,001). Nach gemeinsamer Kontrolle für globales und regionares Amyloid-β: APOE-ε4-Assoziation wurde nicht-signifikant (p≥0,19), aber weibliche-Geschlecht-Assoziation blieb robust (p≤0,004). Dies deutet auf unterschiedliche Pathomechanismen hin – APOE-ε4 über Amyloid, weibliches Geschlecht über zusätzliche amyloid-unabhängige Mechanismen.</w:t>
+      </w:r>
+    </w:p>
+    <w:p>
+      <w:r>
+        <w:rPr>
+          <w:b/>
+          <w:sz w:val="19"/>
+        </w:rPr>
+        <w:t xml:space="preserve">Übertragbarkeit: </w:t>
+      </w:r>
+      <w:r>
+        <w:rPr>
+          <w:sz w:val="19"/>
+        </w:rPr>
+        <w:t>UK Biobank; biologischer Unterschied (hormonabhängig?) geklärt, aber noch nicht therapeutisch adressiert – grundlagenorientiert.</w:t>
+      </w:r>
+    </w:p>
+    <w:p>
+      <w:r>
+        <w:rPr>
+          <w:color w:val="5A7D3A"/>
+          <w:sz w:val="18"/>
+        </w:rPr>
+        <w:t>https://pubmed.ncbi.nlm.nih.gov/42853420/</w:t>
+      </w:r>
+    </w:p>
+    <w:p>
+      <w:pPr>
+        <w:pStyle w:val="Heading2"/>
+      </w:pPr>
+      <w:r>
+        <w:t>Typ-2-Diabetes und PFAS: Geschlechtsspezifische Risiken durch Lipidstoffwechsel</w:t>
+      </w:r>
+    </w:p>
+    <w:p>
+      <w:r>
+        <w:rPr>
+          <w:i/>
+          <w:color w:val="666666"/>
+          <w:sz w:val="18"/>
+        </w:rPr>
+        <w:t>Cheng X et al.  ·  Environ Health Perspect  ·  06.10.2026  ·  PMID 42852016</w:t>
+      </w:r>
+    </w:p>
+    <w:p>
+      <w:r>
+        <w:t>Nested Case-Control-Studie (985 Paare) zur Frage, ob Geschlechtsunterschiede in der PFAS-Exposition und Diabetesrisiko durch genetische Anfälligkeit und Lipidprofile erklärbar sind.</w:t>
+      </w:r>
+    </w:p>
+    <w:p>
+      <w:r>
+        <w:rPr>
+          <w:b/>
+        </w:rPr>
+        <w:t xml:space="preserve">Ergebnis: </w:t>
+      </w:r>
+      <w:r>
+        <w:t>Frauen zeigten assoziationen zwischen PFOA/PFNA und erhöhtem Typ-2-Diabetes-Risiko, Männer nicht. Ein Lipid-Score erklärte einen Teil dieser geschlechtsspezifischen Assoziation (50% Mediation bei CYP19A1-CC-Genotyp). Das Gen-Geschlecht-Interaktionsergebnis deutet auf hormonelle Pathways als Ursache hin, benötigt aber Bestätigung durch direkte Hormonmessungen.</w:t>
+      </w:r>
+    </w:p>
+    <w:p>
+      <w:r>
+        <w:rPr>
+          <w:b/>
+          <w:sz w:val="19"/>
+        </w:rPr>
+        <w:t xml:space="preserve">Übertragbarkeit: </w:t>
+      </w:r>
+      <w:r>
+        <w:rPr>
+          <w:sz w:val="19"/>
+        </w:rPr>
+        <w:t>China; geschlechtergetrennte Biomarkerdaten, Mechanismus (Biologie + Zugang) teilweise geklärt.</w:t>
+      </w:r>
+    </w:p>
+    <w:p>
+      <w:r>
+        <w:rPr>
+          <w:color w:val="5A7D3A"/>
+          <w:sz w:val="18"/>
+        </w:rPr>
+        <w:t>https://pubmed.ncbi.nlm.nih.gov/42852016/</w:t>
+      </w:r>
+    </w:p>
+    <w:p>
+      <w:pPr>
+        <w:pStyle w:val="Heading2"/>
+      </w:pPr>
+      <w:r>
+        <w:t>Rimegepant zur Migräne-Kurzzeitprävention: Geschlechtsspezifische Unterschiede in Anwendung und Zufriedenheit</w:t>
+      </w:r>
+    </w:p>
+    <w:p>
+      <w:r>
+        <w:rPr>
+          <w:i/>
+          <w:color w:val="666666"/>
+          <w:sz w:val="18"/>
+        </w:rPr>
+        <w:t>Monteith T et al.  ·  Front Neurol  ·  24.09.2026  ·  PMID 42851312</w:t>
+      </w:r>
+    </w:p>
+    <w:p>
+      <w:r>
+        <w:t>Querschnittsbefragung (n=152 mit Rimegepant, 64,5% Frauen) zu Gründen für Einsatz, Migräneauslösern und Zufriedenheit mit dem Medikament.</w:t>
+      </w:r>
+    </w:p>
+    <w:p>
+      <w:r>
+        <w:rPr>
+          <w:b/>
+        </w:rPr>
+        <w:t xml:space="preserve">Ergebnis: </w:t>
+      </w:r>
+      <w:r>
+        <w:t>Frauen waren häufiger wegen ärztlicher Empfehlung, Häufigkeit und Schweregrad der Anfälle auf Rimegepant (69,4%, 43,9%, 43,9% vs. Männer 48,1%, 25,9%, 22,2%). Häufige Auslöser (Stress, Schlafstörungen, Lärm) waren bei Frauen ausgeprägter. ≥73% waren in beiden Gruppen ‚zufrieden' bis ‚äußerst zufrieden', Männer numerisch höher (94,4% vs. 73,0% bei Einmaldosis, p=0,08).</w:t>
+      </w:r>
+    </w:p>
+    <w:p>
+      <w:r>
+        <w:rPr>
+          <w:b/>
+          <w:sz w:val="19"/>
+        </w:rPr>
+        <w:t xml:space="preserve">Übertragbarkeit: </w:t>
+      </w:r>
+      <w:r>
+        <w:rPr>
+          <w:sz w:val="19"/>
+        </w:rPr>
+        <w:t>USA; Einsatzweise über Zugang/Empfehlung (Behandlung) geklärt, aber Ursache der unterschiedlichen Provokation unklar.</w:t>
+      </w:r>
+    </w:p>
+    <w:p>
+      <w:r>
+        <w:rPr>
+          <w:color w:val="5A7D3A"/>
+          <w:sz w:val="18"/>
+        </w:rPr>
+        <w:t>https://pubmed.ncbi.nlm.nih.gov/42851312/</w:t>
+      </w:r>
+    </w:p>
+    <w:p>
+      <w:pPr>
+        <w:pStyle w:val="Heading2"/>
+      </w:pPr>
+      <w:r>
+        <w:t>PrEP-Verordnung für Schwarze Frauen: Hybrid-Interventionsstudie in gynäkologischen Kliniken</w:t>
+      </w:r>
+    </w:p>
+    <w:p>
+      <w:r>
+        <w:rPr>
+          <w:i/>
+          <w:color w:val="666666"/>
+          <w:sz w:val="18"/>
+        </w:rPr>
+        <w:t>Mahone A et al.  ·  J Int AIDS Soc  ·  Okt. 2026  ·  PMID 42851030</w:t>
+      </w:r>
+    </w:p>
+    <w:p>
+      <w:r>
+        <w:t>8-Monate-Pilot einer Implementierungsstrategie (PrEP4Her) in einer Gynäkologie-Klinik der Südstaaten zur Erhöhung von PrEP-Verordnungen für Schwarze Frauen; RE-AIM-Evaluation.</w:t>
+      </w:r>
+    </w:p>
+    <w:p>
+      <w:r>
+        <w:rPr>
+          <w:b/>
+        </w:rPr>
+        <w:t xml:space="preserve">Ergebnis: </w:t>
+      </w:r>
+      <w:r>
+        <w:t>Von 1274 Erstkonsultationen (58% Schwarze Frauen, ø34 Jahre): 10 PrEP-Verordnungen durch 7 Verordnende, davon 9 an Schwarze Frauen. Aber: 85 Frauen mit PrEP-Indikation erhielten keine Verordnung. 43% der befragten Frauen berichteten Gespräche über PrEP mit Anbietern (signifikant unterschiedlich nach Rasse, p=0,02). Fidelity-/Effektivitätslücke deutet auf Barrieren im Versorgungszugang.</w:t>
+      </w:r>
+    </w:p>
+    <w:p>
+      <w:r>
+        <w:rPr>
+          <w:b/>
+          <w:sz w:val="19"/>
+        </w:rPr>
+        <w:t xml:space="preserve">Übertragbarkeit: </w:t>
+      </w:r>
+      <w:r>
+        <w:rPr>
+          <w:sz w:val="19"/>
+        </w:rPr>
+        <w:t>USA - Zugangsweg (Gynäkologie statt spezialisierte HIV-Prävention) und Anbieter-Screening/Verordnungspraxis identifiziert, aber wegen anderer Sozialversicherung begrenzt übertragbar.</w:t>
+      </w:r>
+    </w:p>
+    <w:p>
+      <w:r>
+        <w:rPr>
+          <w:color w:val="5A7D3A"/>
+          <w:sz w:val="18"/>
+        </w:rPr>
+        <w:t>https://pubmed.ncbi.nlm.nih.gov/42851030/</w:t>
+      </w:r>
+    </w:p>
+    <w:p>
+      <w:pPr>
+        <w:pStyle w:val="Heading2"/>
+      </w:pPr>
+      <w:r>
+        <w:t>Chronische Lebererkrankung und Pneumonie: Geschlechtsstratifizierte Sterblichkeitstrends USA 1999–2024</w:t>
+      </w:r>
+    </w:p>
+    <w:p>
+      <w:r>
+        <w:rPr>
+          <w:i/>
+          <w:color w:val="666666"/>
+          <w:sz w:val="18"/>
+        </w:rPr>
+        <w:t>Awais AM et al.  ·  BMC Gastroenterol  ·  01.10.2026  ·  PMID 42850594</w:t>
+      </w:r>
+    </w:p>
+    <w:p>
+      <w:r>
+        <w:t>CDC-Sterbeurkunden-Datenanalyse (81.759 Todesfälle) zu zeitlichen Trends und demografischen Unterschieden in der Sterblichkeit mit Co-Nennung von chronischer Lebererkrankung und Pneumonie.</w:t>
+      </w:r>
+    </w:p>
+    <w:p>
+      <w:r>
+        <w:rPr>
+          <w:b/>
+        </w:rPr>
+        <w:t xml:space="preserve">Ergebnis: </w:t>
+      </w:r>
+      <w:r>
+        <w:t>Männer verzeichneten durchgehend höhere Sterblichkeit als Frauen; Sterblichkeit stabil 1999–2018, Spitzenwert 2021, seitdem rückläufig aber über Vor-Pandemie-Niveau. Frauen zeigten signifikanten Gesamtanstieg, Männer nicht. Nicht-hispanische Native Americans/Alaska Native am höchsten betroffen (Anstieg 2018–2021, dann Rückgang). Südstaaten mit meisten Todesfällen, Westen mit höchster Rate. Nicht-metropolitan &gt; metropolitan.</w:t>
+      </w:r>
+    </w:p>
+    <w:p>
+      <w:r>
+        <w:rPr>
+          <w:b/>
+          <w:sz w:val="19"/>
+        </w:rPr>
+        <w:t xml:space="preserve">Übertragbarkeit: </w:t>
+      </w:r>
+      <w:r>
+        <w:rPr>
+          <w:sz w:val="19"/>
+        </w:rPr>
+        <w:t>USA-Routinedaten; Sterblichkeitsmuster dokumentiert, aber Kausalität (Biologie vs. Zugang) nicht geklärt – vorwiegend Beschreibung.</w:t>
+      </w:r>
+    </w:p>
+    <w:p>
+      <w:r>
+        <w:rPr>
+          <w:color w:val="5A7D3A"/>
+          <w:sz w:val="18"/>
+        </w:rPr>
+        <w:t>https://pubmed.ncbi.nlm.nih.gov/42850594/</w:t>
+      </w:r>
+    </w:p>
+    <w:p>
+      <w:pPr>
+        <w:pStyle w:val="Heading2"/>
+      </w:pPr>
+      <w:r>
+        <w:t>Geschlechtsangleichende Stimmtherapie per App: Usability und Nutzereindrücke</w:t>
+      </w:r>
+    </w:p>
+    <w:p>
+      <w:r>
+        <w:rPr>
+          <w:i/>
+          <w:color w:val="666666"/>
+          <w:sz w:val="18"/>
+        </w:rPr>
+        <w:t>Alter IL et al.  ·  JMIR Mhealth Uhealth  ·  08.10.2026  ·  PMID 42849052</w:t>
+      </w:r>
+    </w:p>
+    <w:p>
+      <w:r>
+        <w:t>Mixed-Methods-Pilotierung einer kostenlosen mobilen App (Attuned) für geschlechtsangleichende Stimmtraining (GAVT) bei 18 trans/gender-nonkonformen Erwachsenen: Baseline-Interview, 1 Woche App-Nutzung, Follow-up-Interview + standardisierte App-Evaluationsskalen.</w:t>
+      </w:r>
+    </w:p>
+    <w:p>
+      <w:r>
+        <w:rPr>
+          <w:b/>
+        </w:rPr>
+        <w:t xml:space="preserve">Ergebnis: </w:t>
+      </w:r>
+      <w:r>
+        <w:t>Acht qualitative Themen: Stimme als zentraler Geschlechtsdeterminator, dysphorie-Prävalenz, Kostenschranken und Anbietermangel als Barrieren, unterstrukturierte kostenlose Ressourcen als untrustworthy. Post-Use positiv für strukturiertes Curriculum, Pitch-Tracker, Kostenlosigkeit; Kritik: fehlende individualisierte Rückmeldung. MARS 4,21/5 (SD 0,53), SUS 92,5/100 (SD 10,6), PEMAT Verständlichkeit/Umsetzbarkeit 100%, Lesbarkeit 8. Klasse. Begrenzt durch Acquiescence-Bias und Autoren-Bewertungsrollen.</w:t>
+      </w:r>
+    </w:p>
+    <w:p>
+      <w:r>
+        <w:rPr>
+          <w:b/>
+          <w:sz w:val="19"/>
+        </w:rPr>
+        <w:t xml:space="preserve">Übertragbarkeit: </w:t>
+      </w:r>
+      <w:r>
+        <w:rPr>
+          <w:sz w:val="19"/>
+        </w:rPr>
+        <w:t>USA; digitale Lösung für bekannte Zugangsbarriere (Anbieter, Kosten); zu früh für Versorgungswirksamkeit.</w:t>
+      </w:r>
+    </w:p>
+    <w:p>
+      <w:r>
+        <w:rPr>
+          <w:color w:val="5A7D3A"/>
+          <w:sz w:val="18"/>
+        </w:rPr>
+        <w:t>https://pubmed.ncbi.nlm.nih.gov/42849052/</w:t>
+      </w:r>
+    </w:p>
+    <w:p>
+      <w:pPr>
+        <w:pStyle w:val="Heading2"/>
+      </w:pPr>
+      <w:r>
+        <w:t>Männliche Geschlechternormen und COVID-19-Prävention: Längsschnittstudie US-amerikanischer Männer</w:t>
+      </w:r>
+    </w:p>
+    <w:p>
+      <w:r>
+        <w:rPr>
+          <w:i/>
+          <w:color w:val="666666"/>
+          <w:sz w:val="18"/>
+        </w:rPr>
+        <w:t>Peterson LM et al.  ·  Ann Behav Med  ·  07.01.2026  ·  PMID 42847390</w:t>
+      </w:r>
+    </w:p>
+    <w:p>
+      <w:r>
+        <w:t>Longitudinalerhebung (n=355 amerikanische Männer, April/Mai 2020) mit Mediation über Krankheitsüberzeugungen: Endorsement von Männlichkeitsnormen → Überzeugung, dass Kraft vor COVID-19 schützt → niedrigere Präventionsabsichten → geringere Präventionsbeteiligung.</w:t>
+      </w:r>
+    </w:p>
+    <w:p>
+      <w:r>
+        <w:rPr>
+          <w:b/>
+        </w:rPr>
+        <w:t xml:space="preserve">Ergebnis: </w:t>
+      </w:r>
+      <w:r>
+        <w:t>Män­nlichkeitsnormen-Endorsement sagte indirekt niedrigere COVID-19-Präventionsverhalten vorher (b=−0,0073, SE=0,0043, 95% CI −0,0172 bis −0,0004) und niedrigere Impfbereitschaft (b=−0,0073, SE=0,0046, 95% CI −0,0180 bis −0,0004) via Stärke-schützt-Überzeugung und reduzierte Absichten. Effekt über Demografie, politische Ausrichtung und regionalen Ausbruch konsistent.</w:t>
+      </w:r>
+    </w:p>
+    <w:p>
+      <w:r>
+        <w:rPr>
+          <w:b/>
+          <w:sz w:val="19"/>
+        </w:rPr>
+        <w:t xml:space="preserve">Übertragbarkeit: </w:t>
+      </w:r>
+      <w:r>
+        <w:rPr>
+          <w:sz w:val="19"/>
+        </w:rPr>
+        <w:t>USA; Ursache geklärt (Geschlechternormalisierung in Wahrnehmung und Risikoverhalten) – aber Maßnahmen-Test fehlt noch.</w:t>
+      </w:r>
+    </w:p>
+    <w:p>
+      <w:r>
+        <w:rPr>
+          <w:color w:val="5A7D3A"/>
+          <w:sz w:val="18"/>
+        </w:rPr>
+        <w:t>https://pubmed.ncbi.nlm.nih.gov/42847390/</w:t>
       </w:r>
     </w:p>
     <w:p>

--- a/download/studien-archiv.docx
+++ b/download/studien-archiv.docx
@@ -62,7 +62,363 @@
           <w:color w:val="666666"/>
           <w:sz w:val="18"/>
         </w:rPr>
-        <w:t>Stand: 10.10.2026  |  289 Studien  |  gender.m-vf.de</w:t>
+        <w:t>Stand: 11.10.2026  |  295 Studien  |  gender.m-vf.de</w:t>
+      </w:r>
+    </w:p>
+    <w:p>
+      <w:pPr>
+        <w:pStyle w:val="Heading1"/>
+      </w:pPr>
+      <w:r>
+        <w:t>Aufgenommen am 11.10.2026</w:t>
+      </w:r>
+    </w:p>
+    <w:p>
+      <w:pPr>
+        <w:pStyle w:val="Heading2"/>
+      </w:pPr>
+      <w:r>
+        <w:t>Krebsvorsorge bei LGBTQIA+: Strategien gegen Unterscreening in der Praxis</w:t>
+      </w:r>
+    </w:p>
+    <w:p>
+      <w:r>
+        <w:rPr>
+          <w:i/>
+          <w:color w:val="666666"/>
+          <w:sz w:val="18"/>
+        </w:rPr>
+        <w:t>Ruhl MJ  ·  Aust J Gen Pract  ·  Okt. 2026  ·  PMID 42849417</w:t>
+      </w:r>
+    </w:p>
+    <w:p>
+      <w:r>
+        <w:t>Übersichtsartikel mit praktischen Empfehlungen für Hausärzte zur Verbesserung der Krebsvorsorge (Screening) bei LGBTQIA+-Personen, besonders transgender und geschlechterdiverse Menschen.</w:t>
+      </w:r>
+    </w:p>
+    <w:p>
+      <w:r>
+        <w:rPr>
+          <w:b/>
+        </w:rPr>
+        <w:t xml:space="preserve">Ergebnis: </w:t>
+      </w:r>
+      <w:r>
+        <w:t>Kernempfehlungen: individualisierte Risikobewertung, Patientenedukation, Trainings für Praxisteam, LGBTQIA+-sensible Umgebungen. Transgender und geschlechterdiverse Menschen berichten höhere Diskriminierungs- und Zugangsbarrieren als andere LGBTQIA+-Gruppen. Spezifische Beispiele für Screening-Hinderungen (z.B. falsche Annahmen über Organhistorie).</w:t>
+      </w:r>
+    </w:p>
+    <w:p>
+      <w:r>
+        <w:rPr>
+          <w:b/>
+          <w:sz w:val="19"/>
+        </w:rPr>
+        <w:t xml:space="preserve">Übertragbarkeit: </w:t>
+      </w:r>
+      <w:r>
+        <w:rPr>
+          <w:sz w:val="19"/>
+        </w:rPr>
+        <w:t>Australien, aber generische Empfehlungen zur Versorgungsorganisation gelten für alle primärärztliche Systeme mit Gatekeeping.</w:t>
+      </w:r>
+    </w:p>
+    <w:p>
+      <w:r>
+        <w:rPr>
+          <w:color w:val="5A7D3A"/>
+          <w:sz w:val="18"/>
+        </w:rPr>
+        <w:t>https://pubmed.ncbi.nlm.nih.gov/42849417/</w:t>
+      </w:r>
+    </w:p>
+    <w:p>
+      <w:pPr>
+        <w:pStyle w:val="Heading2"/>
+      </w:pPr>
+      <w:r>
+        <w:t>Geschlechtsangleichende Hormontherapie in der Hausarztpraxis: longitudinale Betreuung und Sicherheit</w:t>
+      </w:r>
+    </w:p>
+    <w:p>
+      <w:r>
+        <w:rPr>
+          <w:i/>
+          <w:color w:val="666666"/>
+          <w:sz w:val="18"/>
+        </w:rPr>
+        <w:t>Ruhl MJ  ·  Aust J Gen Pract  ·  Okt. 2026  ·  PMID 42849415</w:t>
+      </w:r>
+    </w:p>
+    <w:p>
+      <w:r>
+        <w:t>Praktische Übersichtsarbeit für Hausärzte zur kontinuierlichen medizinischen Betreuung von transgender und geschlechtsdiversen Menschen unter geschlechtsangleichender Hormontherapie (GAHT), inklusiv kardiovaskuläre Gesundheit, psychische Gesundheit und Knochengesundheit.</w:t>
+      </w:r>
+    </w:p>
+    <w:p>
+      <w:r>
+        <w:rPr>
+          <w:b/>
+        </w:rPr>
+        <w:t xml:space="preserve">Ergebnis: </w:t>
+      </w:r>
+      <w:r>
+        <w:t>Empfehlung: gleiche Langzeitmanagement-Tools für cisgender Patienten nutzen, mit wenigen trans-spezifischen Anpassungen. Abdeckung: kardiovaskuläres Risikomanagement, mentale Gesundheit, Knochengesundheit, sexuelle Gesundheit, Lebensstilfaktoren (Rauchen, Ernährung, Alkohol, körperliche Aktivität). Erklärt: GAHT erfordert Überwachung hormonabhängiger Risiken, aber Grundprinzipien der Prävention gelten.</w:t>
+      </w:r>
+    </w:p>
+    <w:p>
+      <w:r>
+        <w:rPr>
+          <w:b/>
+          <w:sz w:val="19"/>
+        </w:rPr>
+        <w:t xml:space="preserve">Übertragbarkeit: </w:t>
+      </w:r>
+      <w:r>
+        <w:rPr>
+          <w:sz w:val="19"/>
+        </w:rPr>
+        <w:t>Australien, übertragbar auf alle Hausarztpraxen mit Facharzt-Zugang zur Geschlechtsmedizin; konkrete Handlungsempfehlungen.</w:t>
+      </w:r>
+    </w:p>
+    <w:p>
+      <w:r>
+        <w:rPr>
+          <w:color w:val="5A7D3A"/>
+          <w:sz w:val="18"/>
+        </w:rPr>
+        <w:t>https://pubmed.ncbi.nlm.nih.gov/42849415/</w:t>
+      </w:r>
+    </w:p>
+    <w:p>
+      <w:pPr>
+        <w:pStyle w:val="Heading2"/>
+      </w:pPr>
+      <w:r>
+        <w:t>Sexuelle Gesundheit bei LGBTQIA+: Kognitiv-verhaltenstherapie und Sexualmedizin integriert</w:t>
+      </w:r>
+    </w:p>
+    <w:p>
+      <w:r>
+        <w:rPr>
+          <w:i/>
+          <w:color w:val="666666"/>
+          <w:sz w:val="18"/>
+        </w:rPr>
+        <w:t>Einaudi G et al.  ·  J Sex Med  ·  07.10.2026  ·  PMID 42847759</w:t>
+      </w:r>
+    </w:p>
+    <w:p>
+      <w:r>
+        <w:t>Italienische klinische Leitlinie (SITCC) entwickelt einen integrierten Rahmen für Sexualmedizin und Psychotherapie bei LGBTQIA+ mit Fokus auf geschlechtsspezifische sexuelle Dysfunktionen und Minderheitsstress.</w:t>
+      </w:r>
+    </w:p>
+    <w:p>
+      <w:r>
+        <w:rPr>
+          <w:b/>
+        </w:rPr>
+        <w:t xml:space="preserve">Ergebnis: </w:t>
+      </w:r>
+      <w:r>
+        <w:t>Framework identifiziert Minderheitsstress als zentral; unterscheidet queer-spezifische Dysfunktionen (z.B. genito-pelvic pain bei WSW, Anodyspareunia bei MSM, Funktionsänderungen durch geschlechtsangleichende Hormontherapie). Stärkere Evidenz für gay/lesbian/transgender Menschen als für bisexuelle und intersex Personen. Trauma und Dissoziation als behandlungsrelevante Faktoren.</w:t>
+      </w:r>
+    </w:p>
+    <w:p>
+      <w:r>
+        <w:rPr>
+          <w:b/>
+          <w:sz w:val="19"/>
+        </w:rPr>
+        <w:t xml:space="preserve">Übertragbarkeit: </w:t>
+      </w:r>
+      <w:r>
+        <w:rPr>
+          <w:sz w:val="19"/>
+        </w:rPr>
+        <w:t>Italien – vergleichbares europäisches Gesundheitssystem, qualitative Leitlinie mit Versorgungsbezug.</w:t>
+      </w:r>
+    </w:p>
+    <w:p>
+      <w:r>
+        <w:rPr>
+          <w:color w:val="5A7D3A"/>
+          <w:sz w:val="18"/>
+        </w:rPr>
+        <w:t>https://pubmed.ncbi.nlm.nih.gov/42847759/</w:t>
+      </w:r>
+    </w:p>
+    <w:p>
+      <w:pPr>
+        <w:pStyle w:val="Heading2"/>
+      </w:pPr>
+      <w:r>
+        <w:t>PrEP-Zugang bei trans Frauen in Asien: Strukturelle Barrieren überlagern individuelle Risiken</w:t>
+      </w:r>
+    </w:p>
+    <w:p>
+      <w:r>
+        <w:rPr>
+          <w:i/>
+          <w:color w:val="666666"/>
+          <w:sz w:val="18"/>
+        </w:rPr>
+        <w:t>Wolter A et al.  ·  J Int AIDS Soc  ·  Okt. 2026  ·  PMID 42845000</w:t>
+      </w:r>
+    </w:p>
+    <w:p>
+      <w:r>
+        <w:t>Online-Querschnittstudie (PrEP APPEAL, 2022) mit 1.178 trans Frauen in 11 asiatischen Ländern untersucht PrEP-Bewusstsein, Nutzung und Zahlungsbereitschaft in Zusammenhang mit Zugang, Diskriminierung und Verhaltensrisiken.</w:t>
+      </w:r>
+    </w:p>
+    <w:p>
+      <w:r>
+        <w:rPr>
+          <w:b/>
+        </w:rPr>
+        <w:t xml:space="preserve">Ergebnis: </w:t>
+      </w:r>
+      <w:r>
+        <w:t>80,0 % PrEP-Bewusstsein; 62,6 % unter Bewussten nutzen/nutzten PrEP, 78,1 % aktuell. Bei PrEP-naiven at-risk Frauen: 60,0 % willens, aber nur 34,0 % zahlungsbereit. Lebensalter (OR je Jahr = 0,94), Diskriminierung durch Healthcare-Personal (aOR = 0,66; 95%-KI [0,47, 0,93]) negativ assoziiert; Land-PrEP-Zugang (aOR = 4,34; 95%-KI [3,03, 6,21]) positiv. Zeigt: Zugang, nicht nur Biologie, bestimmt Outcome.</w:t>
+      </w:r>
+    </w:p>
+    <w:p>
+      <w:r>
+        <w:rPr>
+          <w:b/>
+          <w:sz w:val="19"/>
+        </w:rPr>
+        <w:t xml:space="preserve">Übertragbarkeit: </w:t>
+      </w:r>
+      <w:r>
+        <w:rPr>
+          <w:sz w:val="19"/>
+        </w:rPr>
+        <w:t>Asien, Struktur übertragbar; zeigt role von institutioneller Diskriminierung als Versorgungsbarriere.</w:t>
+      </w:r>
+    </w:p>
+    <w:p>
+      <w:r>
+        <w:rPr>
+          <w:color w:val="5A7D3A"/>
+          <w:sz w:val="18"/>
+        </w:rPr>
+        <w:t>https://pubmed.ncbi.nlm.nih.gov/42845000/</w:t>
+      </w:r>
+    </w:p>
+    <w:p>
+      <w:pPr>
+        <w:pStyle w:val="Heading2"/>
+      </w:pPr>
+      <w:r>
+        <w:t>Balneotherapie bei Arthrose: Geschlechtsunterschiede in klinischen Ergebnissen</w:t>
+      </w:r>
+    </w:p>
+    <w:p>
+      <w:r>
+        <w:rPr>
+          <w:i/>
+          <w:color w:val="666666"/>
+          <w:sz w:val="18"/>
+        </w:rPr>
+        <w:t>Maccarone MC et al.  ·  Int J Biometeorol  ·  07.10.2026  ·  PMID 42841988</w:t>
+      </w:r>
+    </w:p>
+    <w:p>
+      <w:r>
+        <w:t>Systematische Übersicht von 22 randomisierten Studien zur Balneotherapie bei Arthrose mit Analyse, ob Geschlecht die Behandlungsantwort beeinflusst.</w:t>
+      </w:r>
+    </w:p>
+    <w:p>
+      <w:r>
+        <w:rPr>
+          <w:b/>
+        </w:rPr>
+        <w:t xml:space="preserve">Ergebnis: </w:t>
+      </w:r>
+      <w:r>
+        <w:t>Nur 1 von 21 RCTs analysierte Geschlecht als Effektmodifikator und fand signifikante Behandlung-×-Geschlecht-Wechselwirkungen für Schmerz, Steifheit, Funktion und Lebensqualität. 73,1 % der 2.211 Teilnehmenden waren weiblich; keine anderen Studien berichteten stratifizierte Outcomes. Biologie (Thermoregulation, Schmerzverarbeitung) könnte Unterschiede erklären, wurde aber nicht geprüft.</w:t>
+      </w:r>
+    </w:p>
+    <w:p>
+      <w:r>
+        <w:rPr>
+          <w:b/>
+          <w:sz w:val="19"/>
+        </w:rPr>
+        <w:t xml:space="preserve">Übertragbarkeit: </w:t>
+      </w:r>
+      <w:r>
+        <w:rPr>
+          <w:sz w:val="19"/>
+        </w:rPr>
+        <w:t>Österreich/Schweiz, aber Methodenpaper – zeigt Gap in Forschungsdesign auf, nicht Versorgungspraxis.</w:t>
+      </w:r>
+    </w:p>
+    <w:p>
+      <w:r>
+        <w:rPr>
+          <w:color w:val="5A7D3A"/>
+          <w:sz w:val="18"/>
+        </w:rPr>
+        <w:t>https://pubmed.ncbi.nlm.nih.gov/42841988/</w:t>
+      </w:r>
+    </w:p>
+    <w:p>
+      <w:pPr>
+        <w:pStyle w:val="Heading2"/>
+      </w:pPr>
+      <w:r>
+        <w:t>Lungenkrebs bei Männern mit sexuellen Minderheiten: psychosoziale Faktoren verdoppeln Risiko</w:t>
+      </w:r>
+    </w:p>
+    <w:p>
+      <w:r>
+        <w:rPr>
+          <w:i/>
+          <w:color w:val="666666"/>
+          <w:sz w:val="18"/>
+        </w:rPr>
+        <w:t>Qian Y et al.  ·  AIDS Educ Prev  ·  Okt. 2026  ·  PMID 42841858</w:t>
+      </w:r>
+    </w:p>
+    <w:p>
+      <w:r>
+        <w:t>Longitudinale Kohortenstudie (MACS, 1996-2022) mit 3.554 Männern, die sexuelle Minderheiten sind, untersucht die Kumulation von Depression, Rauchen, Alkohol und Polydroggebrauch als Lungenkrebs-Risiko.</w:t>
+      </w:r>
+    </w:p>
+    <w:p>
+      <w:r>
+        <w:rPr>
+          <w:b/>
+        </w:rPr>
+        <w:t xml:space="preserve">Ergebnis: </w:t>
+      </w:r>
+      <w:r>
+        <w:t>Dosisabhängige Assoziation: Männer mit 2 Risikofaktoren (adjustierte HR = 3,80; 95%-KI [1,46, 9,86]), mit 3+ Faktoren (aHR = 8,33; 95%-KI [2,20, 31,60]) vs. null Faktoren. Männer mit HIV stärker betroffen als ohne HIV. Zeigt psychosoziale Faktoren, nicht nur biologisches Geschlecht.</w:t>
+      </w:r>
+    </w:p>
+    <w:p>
+      <w:r>
+        <w:rPr>
+          <w:b/>
+          <w:sz w:val="19"/>
+        </w:rPr>
+        <w:t xml:space="preserve">Übertragbarkeit: </w:t>
+      </w:r>
+      <w:r>
+        <w:rPr>
+          <w:sz w:val="19"/>
+        </w:rPr>
+        <w:t>USA-Kohortenstudie, aber klinische Risikofaktoren und Screening sind übertragbar; Empfehlung für Depression/Substanzbehandlung.</w:t>
+      </w:r>
+    </w:p>
+    <w:p>
+      <w:r>
+        <w:rPr>
+          <w:color w:val="5A7D3A"/>
+          <w:sz w:val="18"/>
+        </w:rPr>
+        <w:t>https://pubmed.ncbi.nlm.nih.gov/42841858/</w:t>
       </w:r>
     </w:p>
     <w:p>

--- a/download/studien-archiv.docx
+++ b/download/studien-archiv.docx
@@ -62,7 +62,7 @@
           <w:color w:val="666666"/>
           <w:sz w:val="18"/>
         </w:rPr>
-        <w:t>Stand: 11.10.2026  |  295 Studien  |  gender.m-vf.de</w:t>
+        <w:t>Stand: 11.10.2026  |  294 Studien  |  gender.m-vf.de</w:t>
       </w:r>
     </w:p>
     <w:p>
@@ -2398,7 +2398,7 @@
           <w:color w:val="666666"/>
           <w:sz w:val="18"/>
         </w:rPr>
-        <w:t>Shaikh MO et al.  ·  J Pak Med Assoc  ·  Sept. 2026  ·  PMID 42817676</w:t>
+        <w:t>Yaseen U et al.  ·  J Pak Med Assoc  ·  Sept. 2026  ·  PMID 42817673</w:t>
       </w:r>
     </w:p>
     <w:p>
@@ -2438,7 +2438,7 @@
           <w:color w:val="5A7D3A"/>
           <w:sz w:val="18"/>
         </w:rPr>
-        <w:t>https://pubmed.ncbi.nlm.nih.gov/42817676/</w:t>
+        <w:t>https://pubmed.ncbi.nlm.nih.gov/42817673/</w:t>
       </w:r>
     </w:p>
     <w:p>
@@ -3630,7 +3630,7 @@
         <w:pStyle w:val="Heading2"/>
       </w:pPr>
       <w:r>
-        <w:t>Geschlechtsbias in niedrigwertigen Praktiken in der Primärversorgung: Überblick über europäische und spanische Studien</w:t>
+        <w:t>Geschlechtsbias in niedrigwertigen Praktiken der Primärversorgung: Scoping Review über 250 Studien</w:t>
       </w:r>
     </w:p>
     <w:p>
@@ -3645,7 +3645,7 @@
     </w:p>
     <w:p>
       <w:r>
-        <w:t>Scoping-Review (PRISMA-ScR) der Spanischen Gesellschaft analysierte 250 Studien (1999-2026) zur Frage, ob geschlechtsspezifische Unterschiede in Low-Value Practices (unnötige oder schädliche Maßnahmen) in der Primärversorgung existieren. Schwerpunkt auf spanische Kohorten (APEAS, EVADUR).</w:t>
+        <w:t>Scoping Review (PRISMA-ScR) mit 250 Studien aus internationalen Datenbanken (1999–2026), ergänzt um spanische Grundlagenstudien zur Patientensicherheit (APEAS, EVADUR), zur Frage, ob Low-Value Practices (unnötige oder schädliche Maßnahmen) in der Primärversorgung nach Geschlecht verschieden ausfallen.</w:t>
       </w:r>
     </w:p>
     <w:p>
@@ -3656,7 +3656,7 @@
         <w:t xml:space="preserve">Ergebnis: </w:t>
       </w:r>
       <w:r>
-        <w:t>Geschlecht ist ein relevanter Determinant dafür, welche Low-Value Practices auftreten, für wen, und mit welchen Folgen. Evidenz konzentriert sich auf unangemessene Psychopharmaka-Verordnung (n=181 Studien) und exzessive diagnostische Tests (n=124). Geschlechtergetrenntes Screening, epidemiologische Berichte und Überweisungen deutlich unterrepräsentiert. Keine spanische Gründungsstudie hat Geschlecht als primären Determinanten analysiert. Empfehlung: Geschlechtsgetrennte Auswertung und SAGER-Richtlinien obligatorisch für sichere Primärversorgung. Mechanismus: Zuschreibung durch Behandelnde + Zugangsunterschiede + Diagnoseverzerrung.</w:t>
+        <w:t>Geschlecht ist ein relevanter Determinant dafür, welche Low-Value Practices auftreten, für wen, und mit welchen Folgen. Evidenz konzentriert sich auf unangemessene Psychopharmaka-Verordnung (n=181 Studien) und exzessive diagnostische Tests (n=124). Geschlechtergetrenntes Screening, epidemiologische Berichte und Überweisungen deutlich unterrepräsentiert. Keine spanische Grundlagenstudie hat Geschlecht als primären Determinanten analysiert. Geschlechtsgetrennte Auswertungen und die SAGER-Richtlinien gelten den Autoren als notwendige Bedingung für eine gerechte, sichere Primärversorgung.</w:t>
       </w:r>
     </w:p>
     <w:p>
@@ -3671,7 +3671,7 @@
         <w:rPr>
           <w:sz w:val="19"/>
         </w:rPr>
-        <w:t>Spanien, deutschsprachiger Kulturkreis, vergleichbares Primärversorgungs-System; deutsche Studien als Vergleich einbezogen.</w:t>
+        <w:t>Spanien, internationale Literatur; Befund zur Datenlage systemunabhängig</w:t>
       </w:r>
     </w:p>
     <w:p>
@@ -16199,64 +16199,6 @@
           <w:sz w:val="18"/>
         </w:rPr>
         <w:t>https://pubmed.ncbi.nlm.nih.gov/42507891/</w:t>
-      </w:r>
-    </w:p>
-    <w:p>
-      <w:pPr>
-        <w:pStyle w:val="Heading2"/>
-      </w:pPr>
-      <w:r>
-        <w:t>Englischproficiency und Versorgung: Wer die Sprache nicht spricht, kommt nicht an Versorgung heran – England</w:t>
-      </w:r>
-    </w:p>
-    <w:p>
-      <w:r>
-        <w:rPr>
-          <w:i/>
-          <w:color w:val="666666"/>
-          <w:sz w:val="18"/>
-        </w:rPr>
-        <w:t>Davidson R et al.  ·  Health Place  ·  13.07.2026  ·  PMID 42442179</w:t>
-      </w:r>
-    </w:p>
-    <w:p>
-      <w:r>
-        <w:t>Analyse von Routinedaten aus Hausarztpraxen und Kliniken in Nordwestlondon: Zusammenhang zwischen Englischkenntnissen und gesundheitlicher Versorgung sowie Outcomes.</w:t>
-      </w:r>
-    </w:p>
-    <w:p>
-      <w:r>
-        <w:rPr>
-          <w:b/>
-        </w:rPr>
-        <w:t xml:space="preserve">Ergebnis: </w:t>
-      </w:r>
-      <w:r>
-        <w:t>Personen ohne Englischkenntnisse zeigten höhere altersbereinigt Prävalenzen kardiometabolischer Erkrankungen und höhere primär- und sekundärmedizinische Inanspruchnahme. Sprachbarrieren sind ein signifikanter Zugangshindernis; Sprachunterstützung ab Registrierung wird empfohlen.</w:t>
-      </w:r>
-    </w:p>
-    <w:p>
-      <w:r>
-        <w:rPr>
-          <w:b/>
-          <w:sz w:val="19"/>
-        </w:rPr>
-        <w:t xml:space="preserve">Übertragbarkeit: </w:t>
-      </w:r>
-      <w:r>
-        <w:rPr>
-          <w:sz w:val="19"/>
-        </w:rPr>
-        <w:t>Großbritannien (NHS), vergleichbare Dokumentationspflichten, anderer Zugang als Deutschland</w:t>
-      </w:r>
-    </w:p>
-    <w:p>
-      <w:r>
-        <w:rPr>
-          <w:color w:val="5A7D3A"/>
-          <w:sz w:val="18"/>
-        </w:rPr>
-        <w:t>https://pubmed.ncbi.nlm.nih.gov/42442179/</w:t>
       </w:r>
     </w:p>
     <w:p>

--- a/download/studien-archiv.docx
+++ b/download/studien-archiv.docx
@@ -62,7 +62,363 @@
           <w:color w:val="666666"/>
           <w:sz w:val="18"/>
         </w:rPr>
-        <w:t>Stand: 11.10.2026  |  294 Studien  |  gender.m-vf.de</w:t>
+        <w:t>Stand: 12.10.2026  |  300 Studien  |  gender.m-vf.de</w:t>
+      </w:r>
+    </w:p>
+    <w:p>
+      <w:pPr>
+        <w:pStyle w:val="Heading1"/>
+      </w:pPr>
+      <w:r>
+        <w:t>Aufgenommen am 12.10.2026</w:t>
+      </w:r>
+    </w:p>
+    <w:p>
+      <w:pPr>
+        <w:pStyle w:val="Heading2"/>
+      </w:pPr>
+      <w:r>
+        <w:t>Digitale psychische Gesundheit: Algorithmen unterschätzen Symptome bei Frauen</w:t>
+      </w:r>
+    </w:p>
+    <w:p>
+      <w:r>
+        <w:rPr>
+          <w:i/>
+          <w:color w:val="666666"/>
+          <w:sz w:val="18"/>
+        </w:rPr>
+        <w:t>Cho CH  ·  Womens Health Nurs  ·  29.09.2026  ·  PMID 42860280</w:t>
+      </w:r>
+    </w:p>
+    <w:p>
+      <w:r>
+        <w:t>Die Studie untersuchte, wie Geschlecht Zugang, Algorithmen-Performance und Wirksamkeit digitaler Psyche-Tools (Smartphone-Sensoren, Wearables, KI) beeinflussen.</w:t>
+      </w:r>
+    </w:p>
+    <w:p>
+      <w:r>
+        <w:rPr>
+          <w:b/>
+        </w:rPr>
+        <w:t xml:space="preserve">Ergebnis: </w:t>
+      </w:r>
+      <w:r>
+        <w:t>Frauen nutzen digitale Angebote häufiger, beenden sie aber seltener (Zeit-Mangel statt niedriger Motivation). Diagnostische Algorithmen, auf männer-dominiertem Datensatz trainiert, unterschätzen Symptome bei Frauen teilweise erheblich. Gleiches Sensor-Signal (z.B. Bewegungsradius-Verringerung) hat unterschiedliche Bedeutung je nach körperlichem Kontext. Ergebnis: Die genannten Nachteile kumulative – ohne Geschlecht im Design bleibt das Gender-Equity-Gap bestehen.</w:t>
+      </w:r>
+    </w:p>
+    <w:p>
+      <w:r>
+        <w:rPr>
+          <w:b/>
+          <w:sz w:val="19"/>
+        </w:rPr>
+        <w:t xml:space="preserve">Übertragbarkeit: </w:t>
+      </w:r>
+      <w:r>
+        <w:rPr>
+          <w:sz w:val="19"/>
+        </w:rPr>
+        <w:t>Südkorea – Konzepte zur Bias-Reduktion sind system-unabhängig; AWMF-Leitlinien für digitale Psychiatrie-Tools sollten Sex-disaggregierte Validierung verlangen.</w:t>
+      </w:r>
+    </w:p>
+    <w:p>
+      <w:r>
+        <w:rPr>
+          <w:color w:val="5A7D3A"/>
+          <w:sz w:val="18"/>
+        </w:rPr>
+        <w:t>https://pubmed.ncbi.nlm.nih.gov/42860280/</w:t>
+      </w:r>
+    </w:p>
+    <w:p>
+      <w:pPr>
+        <w:pStyle w:val="Heading2"/>
+      </w:pPr>
+      <w:r>
+        <w:t>Nahrungsmittelarmut bei LGBTQ+ Personen: Zugang zu Hilfe bleibt Hürde</w:t>
+      </w:r>
+    </w:p>
+    <w:p>
+      <w:r>
+        <w:rPr>
+          <w:i/>
+          <w:color w:val="666666"/>
+          <w:sz w:val="18"/>
+        </w:rPr>
+        <w:t>Waters AR et al.  ·  JAMA Netw Open  ·  01.10.2026  ·  PMID 42848400</w:t>
+      </w:r>
+    </w:p>
+    <w:p>
+      <w:r>
+        <w:t>Wiederholte Querschnittsstudie (2022–2024) mit 9.174 Erwachsenen in Massachusetts, davon 10,4–12,8% LGBTQ+, zu Nahrungsmittelarmut und Zugang zu Hilfe-Programmen.</w:t>
+      </w:r>
+    </w:p>
+    <w:p>
+      <w:r>
+        <w:rPr>
+          <w:b/>
+        </w:rPr>
+        <w:t xml:space="preserve">Ergebnis: </w:t>
+      </w:r>
+      <w:r>
+        <w:t>Nahrungsmittelarmut stieg bei LGBTQ+ Personen von 43,7% (2022) auf 54,9% (2024) an – deutlich höher als bei Non-LGBTQ+ (29,8% auf 33,3%). Unter LGBTQ+ Non-Nutzer von Food-Pantries waren Barrieren: Wunsch nach Selbstständigkeit (49,4%), Scham (37,4%) und Angst vor Identifikation (35,6%) – alle signifikant höher als bei Non-LGBTQ+. Nutzung von Food-Pantries und SNAP blieb stabil trotz gestiegener Need.</w:t>
+      </w:r>
+    </w:p>
+    <w:p>
+      <w:r>
+        <w:rPr>
+          <w:b/>
+          <w:sz w:val="19"/>
+        </w:rPr>
+        <w:t xml:space="preserve">Übertragbarkeit: </w:t>
+      </w:r>
+      <w:r>
+        <w:rPr>
+          <w:sz w:val="19"/>
+        </w:rPr>
+        <w:t>USA mit staatlichem Sozialsystem; Konzept der Stigma-basierten Zugangsbarrieren zu Versorgung ist auf Deutschland übertragbar.</w:t>
+      </w:r>
+    </w:p>
+    <w:p>
+      <w:r>
+        <w:rPr>
+          <w:color w:val="5A7D3A"/>
+          <w:sz w:val="18"/>
+        </w:rPr>
+        <w:t>https://pubmed.ncbi.nlm.nih.gov/42848400/</w:t>
+      </w:r>
+    </w:p>
+    <w:p>
+      <w:pPr>
+        <w:pStyle w:val="Heading2"/>
+      </w:pPr>
+      <w:r>
+        <w:t>Elternhaltung prägt Therapie-Erfolg bei Transgender-Jugendlichen</w:t>
+      </w:r>
+    </w:p>
+    <w:p>
+      <w:r>
+        <w:rPr>
+          <w:i/>
+          <w:color w:val="666666"/>
+          <w:sz w:val="18"/>
+        </w:rPr>
+        <w:t>Condon M et al.  ·  Evid Based Pract Child Adolesc Ment Health  ·  26.02.2026  ·  PMID 42847878</w:t>
+      </w:r>
+    </w:p>
+    <w:p>
+      <w:r>
+        <w:t>Qualitative Studie mit 52 Psychotherapeuten, 16 davon in follow-up Interviews, 6 transgender und gender-diversen Jugendlichen (14–22 J.) und 3 Eltern; Analyse wie Eltern die Fähigkeit von Therapeuten beeinflussen, geschlechtsangleichende Therapie zu leisten.</w:t>
+      </w:r>
+    </w:p>
+    <w:p>
+      <w:r>
+        <w:rPr>
+          <w:b/>
+        </w:rPr>
+        <w:t xml:space="preserve">Ergebnis: </w:t>
+      </w:r>
+      <w:r>
+        <w:t>Eltern beeinflussten geschlechtsangleichende Therapie über fünf Mechanismen: (1) Überzeugungen über Geschlecht/Therapie-Ansatz, (2) Grad der Therapie-Beteiligung, (3) Emotionale Reaktionen der Eltern, (4) Wissenslücken, (5) Familiendynamik. Strategien zur Mitarbeit von Eltern: Narrative-Exposition (Kontakt zu trans Personen), Elternschulung, Ressourcen, Support-Gruppen, Therapeuten-Training. Zentrales Ergebnis: Eltern-Affirmation ist Voraussetzung für Therapie-Erfolg.</w:t>
+      </w:r>
+    </w:p>
+    <w:p>
+      <w:r>
+        <w:rPr>
+          <w:b/>
+          <w:sz w:val="19"/>
+        </w:rPr>
+        <w:t xml:space="preserve">Übertragbarkeit: </w:t>
+      </w:r>
+      <w:r>
+        <w:rPr>
+          <w:sz w:val="19"/>
+        </w:rPr>
+        <w:t>USA; Design ist auf Deutschland übertragbar – klinische Leitlinien für Geschlechtsidentität im Kindesalter sollten Eltern-Engagement strukturieren.</w:t>
+      </w:r>
+    </w:p>
+    <w:p>
+      <w:r>
+        <w:rPr>
+          <w:color w:val="5A7D3A"/>
+          <w:sz w:val="18"/>
+        </w:rPr>
+        <w:t>https://pubmed.ncbi.nlm.nih.gov/42847878/</w:t>
+      </w:r>
+    </w:p>
+    <w:p>
+      <w:pPr>
+        <w:pStyle w:val="Heading2"/>
+      </w:pPr>
+      <w:r>
+        <w:t>Psychische Belastung bei LGBTQIA+ Personen nach Wahlerschütterung</w:t>
+      </w:r>
+    </w:p>
+    <w:p>
+      <w:r>
+        <w:rPr>
+          <w:i/>
+          <w:color w:val="666666"/>
+          <w:sz w:val="18"/>
+        </w:rPr>
+        <w:t>Flentje A et al.  ·  Am J Public Health  ·  Nov. 2026  ·  PMID 42842884</w:t>
+      </w:r>
+    </w:p>
+    <w:p>
+      <w:r>
+        <w:t>Längsschnitt-Studie an 2150 LGBTQIA+ Personen in den USA vor und nach der Präsidentschaftswahl 2024 mit Messungen von Depression, Angststörung und PTBS-Symptomen.</w:t>
+      </w:r>
+    </w:p>
+    <w:p>
+      <w:r>
+        <w:rPr>
+          <w:b/>
+        </w:rPr>
+        <w:t xml:space="preserve">Ergebnis: </w:t>
+      </w:r>
+      <w:r>
+        <w:t>Bei LGBTQIA+-Personen ohne vorherige klinische Symptome verschlechterten sich Depression, Angststörung und PTBS-Symptome signifikant nach der Wahl. Transgender und gender-diverse Personen zeigten stärkere Verschlimmerung von Angststörung und PTBS als cisgender Personen (Effektgröße nicht beziffert). Bei Personen mit vorherigen Symptomen verbesserten sich diese marginal, blieben aber klinisch signifikant.</w:t>
+      </w:r>
+    </w:p>
+    <w:p>
+      <w:r>
+        <w:rPr>
+          <w:b/>
+          <w:sz w:val="19"/>
+        </w:rPr>
+        <w:t xml:space="preserve">Übertragbarkeit: </w:t>
+      </w:r>
+      <w:r>
+        <w:rPr>
+          <w:sz w:val="19"/>
+        </w:rPr>
+        <w:t>USA-Kontext (Wahlpolitik); auf Deutschland übertragbar ist die Beobachtung, dass strukturelle Unsicherheit für marginalisierte Gruppen psychische Destabilisierung bewirkt.</w:t>
+      </w:r>
+    </w:p>
+    <w:p>
+      <w:r>
+        <w:rPr>
+          <w:color w:val="5A7D3A"/>
+          <w:sz w:val="18"/>
+        </w:rPr>
+        <w:t>https://pubmed.ncbi.nlm.nih.gov/42842884/</w:t>
+      </w:r>
+    </w:p>
+    <w:p>
+      <w:pPr>
+        <w:pStyle w:val="Heading2"/>
+      </w:pPr>
+      <w:r>
+        <w:t>Geschlechterparität in Klinik-Führung: Konsens-Prioritäten für Umsetzung</w:t>
+      </w:r>
+    </w:p>
+    <w:p>
+      <w:r>
+        <w:rPr>
+          <w:i/>
+          <w:color w:val="666666"/>
+          <w:sz w:val="18"/>
+        </w:rPr>
+        <w:t>Garth B et al.  ·  Med J Aust  ·  Okt. 2026  ·  PMID 42839302</w:t>
+      </w:r>
+    </w:p>
+    <w:p>
+      <w:r>
+        <w:t>Mixed-Methods-Studie (Interviews, Umfrage n=542, Nominal Group Technique Workshop) mit Ärzten und Führungskräften der Australian Medical Association; Ziel: evidenzgestützte Implementierungs-Prioritäten für Geschlechterparität in ärztlicher Leitung identifizieren.</w:t>
+      </w:r>
+    </w:p>
+    <w:p>
+      <w:r>
+        <w:rPr>
+          <w:b/>
+        </w:rPr>
+        <w:t xml:space="preserve">Ergebnis: </w:t>
+      </w:r>
+      <w:r>
+        <w:t>Konsens-Prioritäten in fünf interne Organisationsmaßnahmen: (1) Geschlechter-Equity-Schulung, (2) Transparente Personalauswahl inklusive Geschlechter-Quoten, (3) Monitoring und Berichterstattung, (4) Respekt-Kultur und Verhaltens-Monitoring in Meetings/Events, (5) Führungs-Entwicklung für aufstrebende Frauen; und fünf externe: (1) Leadership für Geschlechter-Equity, (2) Daten-Advocacy, (3) flexible Karrierepfade, (4) Mentoring-Anerkennung, (5) Geschlechter-Lohnlücken-Strategien. Implementation läuft derzeit.</w:t>
+      </w:r>
+    </w:p>
+    <w:p>
+      <w:r>
+        <w:rPr>
+          <w:b/>
+          <w:sz w:val="19"/>
+        </w:rPr>
+        <w:t xml:space="preserve">Übertragbarkeit: </w:t>
+      </w:r>
+      <w:r>
+        <w:rPr>
+          <w:sz w:val="19"/>
+        </w:rPr>
+        <w:t>Australien, aber Methodik und Prioritäten sind auf deutschsprachige Kammern und Medizin-Fakultäten direkt übertragbar.</w:t>
+      </w:r>
+    </w:p>
+    <w:p>
+      <w:r>
+        <w:rPr>
+          <w:color w:val="5A7D3A"/>
+          <w:sz w:val="18"/>
+        </w:rPr>
+        <w:t>https://pubmed.ncbi.nlm.nih.gov/42839302/</w:t>
+      </w:r>
+    </w:p>
+    <w:p>
+      <w:pPr>
+        <w:pStyle w:val="Heading2"/>
+      </w:pPr>
+      <w:r>
+        <w:t>Hirnvolumen in Spätalter: Genetik unterscheidet sich kaum zwischen Männern und Frauen</w:t>
+      </w:r>
+    </w:p>
+    <w:p>
+      <w:r>
+        <w:rPr>
+          <w:i/>
+          <w:color w:val="666666"/>
+          <w:sz w:val="18"/>
+        </w:rPr>
+        <w:t>Breton É et al.  ·  Biol Sex Differ  ·  14.07.2026  ·  PMID 42449465</w:t>
+      </w:r>
+    </w:p>
+    <w:p>
+      <w:r>
+        <w:t>Sex-stratifizierte Genom-Assoziationsstudie an 31.480 Personen aus UK Biobank (15.740 Frauen, 15.740 Männer) zu autosomalen genetischen Einflussfaktoren auf Hirnvolumen in 257 Regionen.</w:t>
+      </w:r>
+    </w:p>
+    <w:p>
+      <w:r>
+        <w:rPr>
+          <w:b/>
+        </w:rPr>
+        <w:t xml:space="preserve">Ergebnis: </w:t>
+      </w:r>
+      <w:r>
+        <w:t>Heritability und genetische Korrelationen zwischen Frauen und Männern ähnelten sich stark – geteilte genetische Einflüsse auf Hirnvolumen. Allerdings: Die Zahl der Gene, die mit Hirnvolumen assoziiert sind, war bei Frauen höher als bei Männern. Besonders ausgeprägt war dieser Unterschied in limbischen Regionen (Insula, Gyrus cinguli, Hippocampus, Amygdala). Befund zeigt also: Biologische Grundlagen ähnlich, aber unterschiedliche genetische Komplexität.</w:t>
+      </w:r>
+    </w:p>
+    <w:p>
+      <w:r>
+        <w:rPr>
+          <w:b/>
+          <w:sz w:val="19"/>
+        </w:rPr>
+        <w:t xml:space="preserve">Übertragbarkeit: </w:t>
+      </w:r>
+      <w:r>
+        <w:rPr>
+          <w:sz w:val="19"/>
+        </w:rPr>
+        <w:t>UK Biobank-Daten, vergleichbare Struktur mit europäischen Kohorten; methodisch relevant für zukünftige GWAS-Designs mit deutschen Stichproben.</w:t>
+      </w:r>
+    </w:p>
+    <w:p>
+      <w:r>
+        <w:rPr>
+          <w:color w:val="5A7D3A"/>
+          <w:sz w:val="18"/>
+        </w:rPr>
+        <w:t>https://pubmed.ncbi.nlm.nih.gov/42449465/</w:t>
       </w:r>
     </w:p>
     <w:p>

--- a/download/studien-archiv.docx
+++ b/download/studien-archiv.docx
@@ -62,7 +62,363 @@
           <w:color w:val="666666"/>
           <w:sz w:val="18"/>
         </w:rPr>
-        <w:t>Stand: 12.10.2026  |  300 Studien  |  gender.m-vf.de</w:t>
+        <w:t>Stand: 13.10.2026  |  306 Studien  |  gender.m-vf.de</w:t>
+      </w:r>
+    </w:p>
+    <w:p>
+      <w:pPr>
+        <w:pStyle w:val="Heading1"/>
+      </w:pPr>
+      <w:r>
+        <w:t>Aufgenommen am 13.10.2026</w:t>
+      </w:r>
+    </w:p>
+    <w:p>
+      <w:pPr>
+        <w:pStyle w:val="Heading2"/>
+      </w:pPr>
+      <w:r>
+        <w:t>Angeborene Syphilis und mütterliche psychische Erkrankungen: Versorgungslücke bei Risikoidentifikation</w:t>
+      </w:r>
+    </w:p>
+    <w:p>
+      <w:r>
+        <w:rPr>
+          <w:i/>
+          <w:color w:val="666666"/>
+          <w:sz w:val="18"/>
+        </w:rPr>
+        <w:t>Onwubiko UN et al.  ·  Sex Transm Dis  ·  01.11.2026  ·  PMID 42861562</w:t>
+      </w:r>
+    </w:p>
+    <w:p>
+      <w:r>
+        <w:t>Analyse von 1.684 Syphilis-betroffenen Schwangerschaften aus Georgia-STI-Überwachungsdaten (2018–2023) zur Assoziation zwischen dokumentierten mütterlichen psychischen Erkrankungen vor der Geburt und Angeborener Syphilis, mit Berücksichtigung des Haushaltes als Proxy für soziale Unterstützung.</w:t>
+      </w:r>
+    </w:p>
+    <w:p>
+      <w:r>
+        <w:rPr>
+          <w:b/>
+        </w:rPr>
+        <w:t xml:space="preserve">Ergebnis: </w:t>
+      </w:r>
+      <w:r>
+        <w:t>416 Schwangerschaften (25 %) resultierten in angeborener Syphilis. Mütterliche psychische Erkrankungen waren bei 4 % dokumentiert und assoziiert mit höherer Prävalenz angeborener Syphilis (adjustierte PR: 1,5; 95 %-KI: 1,1–2,1). Bei Frauen mit Familienunterstützung war die Assoziation abgeschwächt (adjustierte PR: 1,18; 95 %-KI: 0,57–2,47) vs. alleinlebend/mit Nicht-Familienmitgliedern (adjustierte PR: 1,42; 95 %-KI: 0,70–2,90). Die Bias-adjustierte Analyse deutet auf stärkere Assoziation hin, aber mit erheblicher Unsicherheit.</w:t>
+      </w:r>
+    </w:p>
+    <w:p>
+      <w:r>
+        <w:rPr>
+          <w:b/>
+          <w:sz w:val="19"/>
+        </w:rPr>
+        <w:t xml:space="preserve">Übertragbarkeit: </w:t>
+      </w:r>
+      <w:r>
+        <w:rPr>
+          <w:sz w:val="19"/>
+        </w:rPr>
+        <w:t>USA-System mit anderen Zugangsbarrieren, aber Versorgungslücken-Mechanismus übertragbar</w:t>
+      </w:r>
+    </w:p>
+    <w:p>
+      <w:r>
+        <w:rPr>
+          <w:color w:val="5A7D3A"/>
+          <w:sz w:val="18"/>
+        </w:rPr>
+        <w:t>https://pubmed.ncbi.nlm.nih.gov/42861562/</w:t>
+      </w:r>
+    </w:p>
+    <w:p>
+      <w:pPr>
+        <w:pStyle w:val="Heading2"/>
+      </w:pPr>
+      <w:r>
+        <w:t>Normalisierung von Alkoholkonsum bei sexuellen Minderheiten: Häufigeres Trinken mit Peers verstärkt wahrgenommene Trinkkultur</w:t>
+      </w:r>
+    </w:p>
+    <w:p>
+      <w:r>
+        <w:rPr>
+          <w:i/>
+          <w:color w:val="666666"/>
+          <w:sz w:val="18"/>
+        </w:rPr>
+        <w:t>Edison HA et al.  ·  Alcohol Clin Exp Res (Hoboken)  ·  Okt. 2026  ·  PMID 42860560</w:t>
+      </w:r>
+    </w:p>
+    <w:p>
+      <w:r>
+        <w:t>Längsschnittstudie mit 409 sexuellen Minderheits- und Genderdiverse-Personen weiblich zugeordnet (18–25 Jahre) zur Assoziation zwischen Häufigkeit des Alkohol- und Cannabisgebrauchs mit ähnlichen Personen und wahrgenommenen Normen in dieser Gruppe (Baseline, Follow-up und 30-Tage-EMA).</w:t>
+      </w:r>
+    </w:p>
+    <w:p>
+      <w:r>
+        <w:rPr>
+          <w:b/>
+        </w:rPr>
+        <w:t xml:space="preserve">Ergebnis: </w:t>
+      </w:r>
+      <w:r>
+        <w:t>Häufigeres Trinken mit anderen sexuellen Minderheits- und Genderdiverse-Personen während der EMA-Phase war querschnittlich mit höherer wahrgenommener Trinkfrequenz bei Baseline assoziiert und sagte Anstieg der wahrgenommenen Trinkfrequenz von Baseline zu Follow-up voraus. Für Cannabisgebrauch zeigten sich keine signifikanten Assoziationen mit Norm-Wahrnehmung.</w:t>
+      </w:r>
+    </w:p>
+    <w:p>
+      <w:r>
+        <w:rPr>
+          <w:b/>
+          <w:sz w:val="19"/>
+        </w:rPr>
+        <w:t xml:space="preserve">Übertragbarkeit: </w:t>
+      </w:r>
+      <w:r>
+        <w:rPr>
+          <w:sz w:val="19"/>
+        </w:rPr>
+        <w:t>Kanada/USA, Mechanismus der Norm-Bildung übertragbar, aber Substanzpreise/Verfügbarkeit unterscheiden sich</w:t>
+      </w:r>
+    </w:p>
+    <w:p>
+      <w:r>
+        <w:rPr>
+          <w:color w:val="5A7D3A"/>
+          <w:sz w:val="18"/>
+        </w:rPr>
+        <w:t>https://pubmed.ncbi.nlm.nih.gov/42860560/</w:t>
+      </w:r>
+    </w:p>
+    <w:p>
+      <w:pPr>
+        <w:pStyle w:val="Heading2"/>
+      </w:pPr>
+      <w:r>
+        <w:t>Psychische Erkrankungen bei trans und genderdiverse Erwachsenen: Gepoolte Prävalenzen aus 207 Studien mit 134.071 Teilnehmenden</w:t>
+      </w:r>
+    </w:p>
+    <w:p>
+      <w:r>
+        <w:rPr>
+          <w:i/>
+          <w:color w:val="666666"/>
+          <w:sz w:val="18"/>
+        </w:rPr>
+        <w:t>Symes ER et al.  ·  Psychol Med  ·  08.10.2026  ·  PMID 42847484</w:t>
+      </w:r>
+    </w:p>
+    <w:p>
+      <w:r>
+        <w:t>Systematischer Review mit Meta-Analyse von 207 Studien (134.071 trans und genderdiverse Teilnehmende aus 52 Ländern) zur Prävalenz psychischer Störungen, Suizidalität und Nicht-Suizidalen Selbstverletzungen bei erwachsenen trans und genderdiverse Personen..</w:t>
+      </w:r>
+    </w:p>
+    <w:p>
+      <w:r>
+        <w:rPr>
+          <w:b/>
+        </w:rPr>
+        <w:t xml:space="preserve">Ergebnis: </w:t>
+      </w:r>
+      <w:r>
+        <w:t>Gepoolte Prävalenzschätzungen: Depression 40,1 % (95 %-KI: 35,6–44,8), Angststörungen 29,8 % (95 %-KI: 20,3–40,2), PTSD 23,6 % (95 %-KI: 14,9–33,5); Suizidgedanken in den letzten 12 Monaten 43,1 % (95 %-KI: 38,9–47,3), Suizidversuche 9,3 % (95 %-KI: 7,7–11,0), Nicht-Suizidale Selbstverletzungen 26,1 % (95 %-KI: 20,4–32,2). Prävalenzen waren bei nicht-binären Personen tendenziell höher; erhebliche Variation nach Messmethode, Rekrutierungsort und geografischer Region.</w:t>
+      </w:r>
+    </w:p>
+    <w:p>
+      <w:r>
+        <w:rPr>
+          <w:b/>
+          <w:sz w:val="19"/>
+        </w:rPr>
+        <w:t xml:space="preserve">Übertragbarkeit: </w:t>
+      </w:r>
+      <w:r>
+        <w:rPr>
+          <w:sz w:val="19"/>
+        </w:rPr>
+        <w:t>Global, einschließlich europäischer Daten, Versorgungsbedarf in Deutschland evident</w:t>
+      </w:r>
+    </w:p>
+    <w:p>
+      <w:r>
+        <w:rPr>
+          <w:color w:val="5A7D3A"/>
+          <w:sz w:val="18"/>
+        </w:rPr>
+        <w:t>https://pubmed.ncbi.nlm.nih.gov/42847484/</w:t>
+      </w:r>
+    </w:p>
+    <w:p>
+      <w:pPr>
+        <w:pStyle w:val="Heading2"/>
+      </w:pPr>
+      <w:r>
+        <w:t>Körperzusammensetzung nach Lebertransplantation: Sex-spezifische Cutoffs verbessern Überlebensprognose</w:t>
+      </w:r>
+    </w:p>
+    <w:p>
+      <w:r>
+        <w:rPr>
+          <w:i/>
+          <w:color w:val="666666"/>
+          <w:sz w:val="18"/>
+        </w:rPr>
+        <w:t>Schliephake F et al.  ·  Ann Surg  ·  01.11.2026  ·  PMID 42681570</w:t>
+      </w:r>
+    </w:p>
+    <w:p>
+      <w:r>
+        <w:t>Bicentrische europäische Kohortenstudie (Berlin n=412, Aachen n=283) zur Validierung eines neuen, geschlechtssensitiven Scores aus Muskel- und Fettkompartimenten (IMAS) für die Überlebensprognose nach orthotoper Lebertransplantation.</w:t>
+      </w:r>
+    </w:p>
+    <w:p>
+      <w:r>
+        <w:rPr>
+          <w:b/>
+        </w:rPr>
+        <w:t xml:space="preserve">Ergebnis: </w:t>
+      </w:r>
+      <w:r>
+        <w:t>IMAS-Quartile stratifizierten signifikant die Gesamtüberlebenszeit (p&lt;0,01 in beiden Kohorten). Sex-spezifische IMAS-Cutoffs waren in beiden Geschlechtern unabhängig prognostisch (Männer: HR=1,89, 95%-KI: 1,37–2,70, p=0,001; Frauen: HR=2,04, 95%-KI: 1,17–3,55, p=0,012). Der bisherige BAR-Score war nicht prognostisch bei Frauen. Niedrige IMAS war assoziiert mit kürzerer medialer Überlebenszeit bei 5 Jahren (Männer 43,2 vs. 50,16 Monate, p&lt;0,001; Frauen 44,2 vs. 51,71 Monate, p=0,013).</w:t>
+      </w:r>
+    </w:p>
+    <w:p>
+      <w:r>
+        <w:rPr>
+          <w:b/>
+          <w:sz w:val="19"/>
+        </w:rPr>
+        <w:t xml:space="preserve">Übertragbarkeit: </w:t>
+      </w:r>
+      <w:r>
+        <w:rPr>
+          <w:sz w:val="19"/>
+        </w:rPr>
+        <w:t>Deutschland und Österreich, vergleichbare Universitätskliniken</w:t>
+      </w:r>
+    </w:p>
+    <w:p>
+      <w:r>
+        <w:rPr>
+          <w:color w:val="5A7D3A"/>
+          <w:sz w:val="18"/>
+        </w:rPr>
+        <w:t>https://pubmed.ncbi.nlm.nih.gov/42681570/</w:t>
+      </w:r>
+    </w:p>
+    <w:p>
+      <w:pPr>
+        <w:pStyle w:val="Heading2"/>
+      </w:pPr>
+      <w:r>
+        <w:t>Sexualisierter Drogengebrauch bei Männern, die Sex mit Männern haben: Chemsex in Italien zwischen 2018 und 2025 deutlich angestiegen</w:t>
+      </w:r>
+    </w:p>
+    <w:p>
+      <w:r>
+        <w:rPr>
+          <w:i/>
+          <w:color w:val="666666"/>
+          <w:sz w:val="18"/>
+        </w:rPr>
+        <w:t>Donà MG et al.  ·  Int J STD AIDS  ·  12.08.2026  ·  PMID 42583744</w:t>
+      </w:r>
+    </w:p>
+    <w:p>
+      <w:r>
+        <w:t>Vergleich zweier Querschnittserhebungen (2018 vs. 2024–2025) an einem STI/HIV-Zentrum in Rom bei Männern, die Sex mit Männern haben, zu Häufigkeit und Art des sexualisierten Drogenkonsums.</w:t>
+      </w:r>
+    </w:p>
+    <w:p>
+      <w:r>
+        <w:rPr>
+          <w:b/>
+        </w:rPr>
+        <w:t xml:space="preserve">Ergebnis: </w:t>
+      </w:r>
+      <w:r>
+        <w:t>Chemsex stieg signifikant von 5,1 % (2018) auf 19,0 % (2024–2025) (p&lt;0,0001), sowohl bei HIV-positiven Männern (p&lt;0,0001) als auch bei HIV-negativen (p=0,0005). Krystallines Methamphetamin stieg von 2,3 % auf 8,2 % (p=0,0005), Mephedron von 4,0 % auf 9,4 % (p=0,005), GHB/GBL von 3,4 % auf 16,9 % (p&lt;0,0001). Synthetische Cathinone und Cannabinoide traten nur in der neueren Erhebung auf.</w:t>
+      </w:r>
+    </w:p>
+    <w:p>
+      <w:r>
+        <w:rPr>
+          <w:b/>
+          <w:sz w:val="19"/>
+        </w:rPr>
+        <w:t xml:space="preserve">Übertragbarkeit: </w:t>
+      </w:r>
+      <w:r>
+        <w:rPr>
+          <w:sz w:val="19"/>
+        </w:rPr>
+        <w:t>Italien, vergleichbares EU-Gesundheitssystem, aber keine Versorgungsmaßnahmen getestet</w:t>
+      </w:r>
+    </w:p>
+    <w:p>
+      <w:r>
+        <w:rPr>
+          <w:color w:val="5A7D3A"/>
+          <w:sz w:val="18"/>
+        </w:rPr>
+        <w:t>https://pubmed.ncbi.nlm.nih.gov/42583744/</w:t>
+      </w:r>
+    </w:p>
+    <w:p>
+      <w:pPr>
+        <w:pStyle w:val="Heading2"/>
+      </w:pPr>
+      <w:r>
+        <w:t>Herzinfarkt mit Schock: Keine Unterschiede in Revaskularisierung oder Sterblichkeit zwischen Frauen und Männern</w:t>
+      </w:r>
+    </w:p>
+    <w:p>
+      <w:r>
+        <w:rPr>
+          <w:i/>
+          <w:color w:val="666666"/>
+          <w:sz w:val="18"/>
+        </w:rPr>
+        <w:t>Heer T et al.  ·  Clin Res Cardiol  ·  30.07.2026  ·  PMID 42530608</w:t>
+      </w:r>
+    </w:p>
+    <w:p>
+      <w:r>
+        <w:t>Analyse von 4.204 Patienten mit akutem Myokardinfarkt und kardiogenem Schock aus 51 deutschen Kliniken (2009–2020) zur Frage, ob Frauen weniger häufig revaskularisiert werden und höhere Mortalität aufweisen.</w:t>
+      </w:r>
+    </w:p>
+    <w:p>
+      <w:r>
+        <w:rPr>
+          <w:b/>
+        </w:rPr>
+        <w:t xml:space="preserve">Ergebnis: </w:t>
+      </w:r>
+      <w:r>
+        <w:t>Frauen waren im Durchschnitt 6 Jahre älter (74,3 vs. 68,0 Jahre) und hatten mehr Komorbiditäten; signifikante koronare Herzerkrankung war bei ihnen seltener (82,3 % vs. 90,3 %). Nach Altersanpassung zeigten sich keine Geschlechtsunterschiede in der Revaskularisierungsquote (adjustierte OR: 1,3; 95 %-KI: 0,99–1,72) und keine unterschiedliche Krankenhaussterblichkeit nach PCI (adjustierte OR: 1,09; 95 %-KI: 0,92–1,28). Die Studie widerlegt damit frühere Berichte über Unterbehandlung und höhere Mortalität von Frauen mit AMI-Schock nach Altersanpassung.</w:t>
+      </w:r>
+    </w:p>
+    <w:p>
+      <w:r>
+        <w:rPr>
+          <w:b/>
+          <w:sz w:val="19"/>
+        </w:rPr>
+        <w:t xml:space="preserve">Übertragbarkeit: </w:t>
+      </w:r>
+      <w:r>
+        <w:rPr>
+          <w:sz w:val="19"/>
+        </w:rPr>
+        <w:t>Deutsche Klinikdaten mit vergleichbarer Dokumentation, direkte Übertragbarkeit</w:t>
+      </w:r>
+    </w:p>
+    <w:p>
+      <w:r>
+        <w:rPr>
+          <w:color w:val="5A7D3A"/>
+          <w:sz w:val="18"/>
+        </w:rPr>
+        <w:t>https://pubmed.ncbi.nlm.nih.gov/42530608/</w:t>
       </w:r>
     </w:p>
     <w:p>

--- a/download/studien-archiv.docx
+++ b/download/studien-archiv.docx
@@ -62,7 +62,363 @@
           <w:color w:val="666666"/>
           <w:sz w:val="18"/>
         </w:rPr>
-        <w:t>Stand: 13.10.2026  |  306 Studien  |  gender.m-vf.de</w:t>
+        <w:t>Stand: 14.10.2026  |  312 Studien  |  gender.m-vf.de</w:t>
+      </w:r>
+    </w:p>
+    <w:p>
+      <w:pPr>
+        <w:pStyle w:val="Heading1"/>
+      </w:pPr>
+      <w:r>
+        <w:t>Aufgenommen am 14.10.2026</w:t>
+      </w:r>
+    </w:p>
+    <w:p>
+      <w:pPr>
+        <w:pStyle w:val="Heading2"/>
+      </w:pPr>
+      <w:r>
+        <w:t>Kardiomet. Gesundheit bisexueller/lesbischer Frauen: Keine objektiven Unterschiede, aber höhere Stresswerte selbstberichtet</w:t>
+      </w:r>
+    </w:p>
+    <w:p>
+      <w:r>
+        <w:rPr>
+          <w:i/>
+          <w:color w:val="666666"/>
+          <w:sz w:val="18"/>
+        </w:rPr>
+        <w:t>Keenan K et al.  ·  PLoS One  ·  13.10.2026  ·  PMID 42868184</w:t>
+      </w:r>
+    </w:p>
+    <w:p>
+      <w:r>
+        <w:t>US-Longitudinalstudie mit objektiven Messungen (N=239 LGB vs. 160 heterosexuelle Frauen, 18-29 Jahre) zur kardiometabolischen Gesundheit und Stressreaktivität nach sexueller Identität.</w:t>
+      </w:r>
+    </w:p>
+    <w:p>
+      <w:r>
+        <w:rPr>
+          <w:b/>
+        </w:rPr>
+        <w:t xml:space="preserve">Ergebnis: </w:t>
+      </w:r>
+      <w:r>
+        <w:t>Keine signifikanten Unterschiede in objektiven kardiomet. Markern (Blutdruck, Lipide, Glukose, HRV, Cortisol) zwischen LGB- und heterosexuellen Frauen. LGB-Frauen berichteten jedoch schlechtere Selbstgesundheit (p&lt;0,05) und höhere wahrgenommene Stressbelastung. Autoren diskutieren mehrere Interpretationen: Entwicklungs-, soziopolitische und methodische Rahmen; Stress kann psychosozial wirken, ohne sich in Biomarkern abzubilden.</w:t>
+      </w:r>
+    </w:p>
+    <w:p>
+      <w:r>
+        <w:rPr>
+          <w:b/>
+          <w:sz w:val="19"/>
+        </w:rPr>
+        <w:t xml:space="preserve">Übertragbarkeit: </w:t>
+      </w:r>
+      <w:r>
+        <w:rPr>
+          <w:sz w:val="19"/>
+        </w:rPr>
+        <w:t>USA - Stressmessung ist übertragbar; kardiomet. Gesundheit zeigt Mehrschichtigkeit (objektiv vs. wahrgenommen)</w:t>
+      </w:r>
+    </w:p>
+    <w:p>
+      <w:r>
+        <w:rPr>
+          <w:color w:val="5A7D3A"/>
+          <w:sz w:val="18"/>
+        </w:rPr>
+        <w:t>https://pubmed.ncbi.nlm.nih.gov/42868184/</w:t>
+      </w:r>
+    </w:p>
+    <w:p>
+      <w:pPr>
+        <w:pStyle w:val="Heading2"/>
+      </w:pPr>
+      <w:r>
+        <w:t>Geschlechterbias in Sexualgesundheit: 128 Schulungen gefunden, zumeist multi-kompetent, aber ungleich gender-transformativ</w:t>
+      </w:r>
+    </w:p>
+    <w:p>
+      <w:r>
+        <w:rPr>
+          <w:i/>
+          <w:color w:val="666666"/>
+          <w:sz w:val="18"/>
+        </w:rPr>
+        <w:t>Oringanje C et al.  ·  PLoS One  ·  13.10.2026  ·  PMID 42868131</w:t>
+      </w:r>
+    </w:p>
+    <w:p>
+      <w:r>
+        <w:t>Systematischer Scoping Review (2000–Nov. 2025) von Trainingstools und Schulungsinterventionen für Gesundheitsberufe zur Reduktion von Geschlechterbias in sexueller und reproduktiver Gesundheit.</w:t>
+      </w:r>
+    </w:p>
+    <w:p>
+      <w:r>
+        <w:rPr>
+          <w:b/>
+        </w:rPr>
+        <w:t xml:space="preserve">Ergebnis: </w:t>
+      </w:r>
+      <w:r>
+        <w:t>128 Quellen (25 Toolkits/Handbücher, 103 Interventionsberichte, 100 einzigartige Ansätze). Alle nutzten mehrteilige Pädagogik: didaktische Unterricht (98,4%), reflektiv-wertebasiertes Lernen (83,2%), erlebnisorientierte Methoden wie Rollenspiel/Simulation (92%). 98,4% betonten personen-zentrierte Versorgung; 68,8% integrierten gender-transformative Elemente, 74,4% Systemkomponenten. Variabilität in der Tiefe der Integration gender-transformativer und System-Strategien.</w:t>
+      </w:r>
+    </w:p>
+    <w:p>
+      <w:r>
+        <w:rPr>
+          <w:b/>
+          <w:sz w:val="19"/>
+        </w:rPr>
+        <w:t xml:space="preserve">Übertragbarkeit: </w:t>
+      </w:r>
+      <w:r>
+        <w:rPr>
+          <w:sz w:val="19"/>
+        </w:rPr>
+        <w:t>Global (inkl. Frankreich, English-sprachig), zeigt Kern-Curriculum-Elemente für Training in Deutschland</w:t>
+      </w:r>
+    </w:p>
+    <w:p>
+      <w:r>
+        <w:rPr>
+          <w:color w:val="5A7D3A"/>
+          <w:sz w:val="18"/>
+        </w:rPr>
+        <w:t>https://pubmed.ncbi.nlm.nih.gov/42868131/</w:t>
+      </w:r>
+    </w:p>
+    <w:p>
+      <w:pPr>
+        <w:pStyle w:val="Heading2"/>
+      </w:pPr>
+      <w:r>
+        <w:t>Suizidalität bei Krebspatienten: Eingesperrtsein treibt Ideation unabhängig vom Geschlecht</w:t>
+      </w:r>
+    </w:p>
+    <w:p>
+      <w:r>
+        <w:rPr>
+          <w:i/>
+          <w:color w:val="666666"/>
+          <w:sz w:val="18"/>
+        </w:rPr>
+        <w:t>Hirschmiller J et al.  ·  J Psychosom Res  ·  03.09.2026  ·  PMID 42715863</w:t>
+      </w:r>
+    </w:p>
+    <w:p>
+      <w:r>
+        <w:t>Deutsche Klinik-Studie (N=618, 231 Frauen) zur Assoziation zwischen Gefühl der Eingesperrtsein und Suizidgedanken bei Krebspatienten, mit separater Analyse nach Geschlecht.</w:t>
+      </w:r>
+    </w:p>
+    <w:p>
+      <w:r>
+        <w:rPr>
+          <w:b/>
+        </w:rPr>
+        <w:t xml:space="preserve">Ergebnis: </w:t>
+      </w:r>
+      <w:r>
+        <w:t>11,74% berichteten Suizidgedanken (40% waren Frauen). Eingesperrtsein korrelierte mit Suizidgedanken über alle Geschlechter hinweg (r=0,32, p&lt;0,001). Resiliente Bewältigung moderierte die Beziehung zwischen Eingesperrtsein und Suizidgedanken NICHT. Keine Geschlechtsmuster in den Daten. Eingesperrtsein ist ein unmittelbarer, geschlechtsunsensitiver Prädiktor; Gender könnte frühere Prozesse (existenzielle Distress) prägen.</w:t>
+      </w:r>
+    </w:p>
+    <w:p>
+      <w:r>
+        <w:rPr>
+          <w:b/>
+          <w:sz w:val="19"/>
+        </w:rPr>
+        <w:t xml:space="preserve">Übertragbarkeit: </w:t>
+      </w:r>
+      <w:r>
+        <w:rPr>
+          <w:sz w:val="19"/>
+        </w:rPr>
+        <w:t>Deutschland (Mainz), Universitätsklinik, relevante psychoonkologische Routine-Praxis</w:t>
+      </w:r>
+    </w:p>
+    <w:p>
+      <w:r>
+        <w:rPr>
+          <w:color w:val="5A7D3A"/>
+          <w:sz w:val="18"/>
+        </w:rPr>
+        <w:t>https://pubmed.ncbi.nlm.nih.gov/42715863/</w:t>
+      </w:r>
+    </w:p>
+    <w:p>
+      <w:pPr>
+        <w:pStyle w:val="Heading2"/>
+      </w:pPr>
+      <w:r>
+        <w:t>Geschlechterpolarisierung moderner Sexismen in Ländern mit hoher Geschlechterparität</w:t>
+      </w:r>
+    </w:p>
+    <w:p>
+      <w:r>
+        <w:rPr>
+          <w:i/>
+          <w:color w:val="666666"/>
+          <w:sz w:val="18"/>
+        </w:rPr>
+        <w:t>Napier JL et al.  ·  Ann N Y Acad Sci  ·  Aug. 2026  ·  PMID 42615366</w:t>
+      </w:r>
+    </w:p>
+    <w:p>
+      <w:r>
+        <w:t>Querschnittstudie über 14 Länder (niedrig bis hoch nach Gender Equality Index) zur Geschlechterpolarisierung in sexistischen Einstellungen (overt vs. modern).</w:t>
+      </w:r>
+    </w:p>
+    <w:p>
+      <w:r>
+        <w:rPr>
+          <w:b/>
+        </w:rPr>
+        <w:t xml:space="preserve">Ergebnis: </w:t>
+      </w:r>
+      <w:r>
+        <w:t>Altmodischer Sexismus sinkt mit Geschlechterparität in beiden Geschlechtern. Moderner Sexismus sinkt mit Parität nur bei Frauen, nicht bei Männern. Geschlechterpolarisierung ist größer bei modernem Sexismus in hochparität-Ländern (Schweden, UK, USA), weil Frauen modernes Sexismus dort stärker ablehnen als Männer. Der Unterschied ist nicht biologisch, sondern sozial-politisch geprägt.</w:t>
+      </w:r>
+    </w:p>
+    <w:p>
+      <w:r>
+        <w:rPr>
+          <w:b/>
+          <w:sz w:val="19"/>
+        </w:rPr>
+        <w:t xml:space="preserve">Übertragbarkeit: </w:t>
+      </w:r>
+      <w:r>
+        <w:rPr>
+          <w:sz w:val="19"/>
+        </w:rPr>
+        <w:t>14-Länder-Vergleich (Schweden, UK teilweise), zeigt Geschlechternormen als soziopolitisch—nicht unmittelbar klinisch relevant, aber politisch-strukturelles Hintergrund-Verständnis</w:t>
+      </w:r>
+    </w:p>
+    <w:p>
+      <w:r>
+        <w:rPr>
+          <w:color w:val="5A7D3A"/>
+          <w:sz w:val="18"/>
+        </w:rPr>
+        <w:t>https://pubmed.ncbi.nlm.nih.gov/42615366/</w:t>
+      </w:r>
+    </w:p>
+    <w:p>
+      <w:pPr>
+        <w:pStyle w:val="Heading2"/>
+      </w:pPr>
+      <w:r>
+        <w:t>Geschlechtersensible Deutung somatischer Symptome: Frauen erhalten eher Bestätigung ihrer Krankheitsrolle</w:t>
+      </w:r>
+    </w:p>
+    <w:p>
+      <w:r>
+        <w:rPr>
+          <w:i/>
+          <w:color w:val="666666"/>
+          <w:sz w:val="18"/>
+        </w:rPr>
+        <w:t>Ballering A et al.  ·  J Psychosom Res  ·  30.07.2026  ·  PMID 42551223</w:t>
+      </w:r>
+    </w:p>
+    <w:p>
+      <w:r>
+        <w:t>Experimentelle Vignettenanalyse (N=458, Niederlande) zur Frage, wie Geschlecht die gesellschaftliche Anerkennung der Sick Role bei persistenten somatischen Symptomen beeinflusst.</w:t>
+      </w:r>
+    </w:p>
+    <w:p>
+      <w:r>
+        <w:rPr>
+          <w:b/>
+        </w:rPr>
+        <w:t xml:space="preserve">Ergebnis: </w:t>
+      </w:r>
+      <w:r>
+        <w:t>Frauen und Patienten mit rheumatoider Arthritis wurden signifikant häufiger von ihren sozialen Pflichten entbunden als Männer und Fibromyalgie-Patienten (OR=1,69, 95%CI=1,18–2,41; OR=0,53, 95%CI=0,37–0,76). Männliche Studienteilnehmer deuteten persistente somatische Symptome häufiger als persönlich kontrollierbar (F(1,446)=9,52, η²=0,02) und beurteilten betroffene Personen als weniger glaubwürdig (F(1,446)=16,0, η²=0,04). Diese Glaubwürdigkeitsannahmen erklären teilweise, warum Fibromyalgie-Patienten weniger Sick-Role-Anerkennung erhalten—ein Zuweisung-Effekt, nicht ein biologischer.</w:t>
+      </w:r>
+    </w:p>
+    <w:p>
+      <w:r>
+        <w:rPr>
+          <w:b/>
+          <w:sz w:val="19"/>
+        </w:rPr>
+        <w:t xml:space="preserve">Übertragbarkeit: </w:t>
+      </w:r>
+      <w:r>
+        <w:rPr>
+          <w:sz w:val="19"/>
+        </w:rPr>
+        <w:t>Niederlande, vergleichbares Sozialversicherungssystem, zeigt kulturelle Deutungsmuster statt Biologie</w:t>
+      </w:r>
+    </w:p>
+    <w:p>
+      <w:r>
+        <w:rPr>
+          <w:color w:val="5A7D3A"/>
+          <w:sz w:val="18"/>
+        </w:rPr>
+        <w:t>https://pubmed.ncbi.nlm.nih.gov/42551223/</w:t>
+      </w:r>
+    </w:p>
+    <w:p>
+      <w:pPr>
+        <w:pStyle w:val="Heading2"/>
+      </w:pPr>
+      <w:r>
+        <w:t>Kulturelle Gesundheitsangebote in England: Über 100 Akteure, aber untergenutzt und unterfinanziert</w:t>
+      </w:r>
+    </w:p>
+    <w:p>
+      <w:r>
+        <w:rPr>
+          <w:i/>
+          <w:color w:val="666666"/>
+          <w:sz w:val="18"/>
+        </w:rPr>
+        <w:t>Marsden R  ·  Perspect Public Health  ·  01.08.2026  ·  PMID 42541729</w:t>
+      </w:r>
+    </w:p>
+    <w:p>
+      <w:r>
+        <w:t>Scoping-Analyse (England, Jan.–Mai 2024) zur Kartierung künstlerischer/kreativer Gesundheitsangebote und ihrer Barrieren für vulnerable Bevölkerungsgruppen.</w:t>
+      </w:r>
+    </w:p>
+    <w:p>
+      <w:r>
+        <w:rPr>
+          <w:b/>
+        </w:rPr>
+        <w:t xml:space="preserve">Ergebnis: </w:t>
+      </w:r>
+      <w:r>
+        <w:t>Über 100 kreative Gesundheitsakteure identifiziert (Museen, Theater, Kunstzentren, Wohltätigkeitsvereine). Public-Advisory-Mitglieder nannten zentrale Barrieren: finanzielle Hürden, kulturelle Inkompetenz-Lücken, geringe Sichtbarkeit von Angeboten. Strategische Diskontinuitäten zwischen Kultur- und Public-Health-Politik. Qualitative Befunde: Kreativität stärkt Empowerment, Ruhe, soziale Kohäsion—aber Zugang ist ungleich verteilt.</w:t>
+      </w:r>
+    </w:p>
+    <w:p>
+      <w:r>
+        <w:rPr>
+          <w:b/>
+          <w:sz w:val="19"/>
+        </w:rPr>
+        <w:t xml:space="preserve">Übertragbarkeit: </w:t>
+      </w:r>
+      <w:r>
+        <w:rPr>
+          <w:sz w:val="19"/>
+        </w:rPr>
+        <w:t>England, NHS-Context; Kulturangebote als Equity-Tool auch in Deutschland denkbar</w:t>
+      </w:r>
+    </w:p>
+    <w:p>
+      <w:r>
+        <w:rPr>
+          <w:color w:val="5A7D3A"/>
+          <w:sz w:val="18"/>
+        </w:rPr>
+        <w:t>https://pubmed.ncbi.nlm.nih.gov/42541729/</w:t>
       </w:r>
     </w:p>
     <w:p>

--- a/download/studien-archiv.docx
+++ b/download/studien-archiv.docx
@@ -62,7 +62,363 @@
           <w:color w:val="666666"/>
           <w:sz w:val="18"/>
         </w:rPr>
-        <w:t>Stand: 14.10.2026  |  312 Studien  |  gender.m-vf.de</w:t>
+        <w:t>Stand: 15.10.2026  |  318 Studien  |  gender.m-vf.de</w:t>
+      </w:r>
+    </w:p>
+    <w:p>
+      <w:pPr>
+        <w:pStyle w:val="Heading1"/>
+      </w:pPr>
+      <w:r>
+        <w:t>Aufgenommen am 15.10.2026</w:t>
+      </w:r>
+    </w:p>
+    <w:p>
+      <w:pPr>
+        <w:pStyle w:val="Heading2"/>
+      </w:pPr>
+      <w:r>
+        <w:t>PrEP-Zugang: Sexuelle Orientierung und Geschlechtsidentität fehlen – Unterschiede bleiben unsichtbar</w:t>
+      </w:r>
+    </w:p>
+    <w:p>
+      <w:r>
+        <w:rPr>
+          <w:i/>
+          <w:color w:val="666666"/>
+          <w:sz w:val="18"/>
+        </w:rPr>
+        <w:t>Khurana D et al.  ·  JAMA Netw Open  ·  01.10.2026  ·  PMID 42873499</w:t>
+      </w:r>
+    </w:p>
+    <w:p>
+      <w:r>
+        <w:t>Querschnittstudie in einem US-Sicherheitsnetz-Gesundheitssystem (165.198 Erwachsene, Daten 2019–2025) zur Frage, wie fehlende oder unvollständige Daten zu sexueller Orientierung und Geschlechtsidentität (SOGI) die Erkennung von Disparitäten in dokumentierten PrEP-Verordnungen beeinflusst.</w:t>
+      </w:r>
+    </w:p>
+    <w:p>
+      <w:r>
+        <w:rPr>
+          <w:b/>
+        </w:rPr>
+        <w:t xml:space="preserve">Ergebnis: </w:t>
+      </w:r>
+      <w:r>
+        <w:t>Bei vollständiger SOGI-Erfassung: LGB+ cisgender Männer hatten 26,7 Prozentpunkte höhere bereinigte Wahrscheinlichkeit für PrEP als Heterosexuelle (95%-KI 24,9–28,5; p&lt;0,001); trans/diverse Männer 12,3 Prozentpunkte höher als cisgender Männer (95%-KI 7,0–17,6; p&lt;0,001). Bei reiner Erfassung von biologischem Geschlecht: nur 1,4-Prozentpunkt-Unterschied messbar (Geschlechtsidentitäts-Unterschiede nicht abbildbar). Bei 80–90% fehlenden SOGI-Daten sinkt Nachweisbarkeit der Geschlechtsidentitäts-Unterschiede dramatisch auf 19,2%. Zeigt: Ohne SOGI-Daten verschwinden Versorgungsungleichheiten von minoritären Gruppen aus Überwachung.</w:t>
+      </w:r>
+    </w:p>
+    <w:p>
+      <w:r>
+        <w:rPr>
+          <w:b/>
+          <w:sz w:val="19"/>
+        </w:rPr>
+        <w:t xml:space="preserve">Übertragbarkeit: </w:t>
+      </w:r>
+      <w:r>
+        <w:rPr>
+          <w:sz w:val="19"/>
+        </w:rPr>
+        <w:t>USA-System mit anderen Zugangshürden; methodische Lektion für deutsches Monitoring – erfordert Implementierung strukturierter SOGI-Datenerfassung.</w:t>
+      </w:r>
+    </w:p>
+    <w:p>
+      <w:r>
+        <w:rPr>
+          <w:color w:val="5A7D3A"/>
+          <w:sz w:val="18"/>
+        </w:rPr>
+        <w:t>https://pubmed.ncbi.nlm.nih.gov/42873499/</w:t>
+      </w:r>
+    </w:p>
+    <w:p>
+      <w:pPr>
+        <w:pStyle w:val="Heading2"/>
+      </w:pPr>
+      <w:r>
+        <w:t>Luftverschmutzung und Gehirnentzündung: Frauen sind neuroinflammatorisch anfälliger</w:t>
+      </w:r>
+    </w:p>
+    <w:p>
+      <w:r>
+        <w:rPr>
+          <w:i/>
+          <w:color w:val="666666"/>
+          <w:sz w:val="18"/>
+        </w:rPr>
+        <w:t>Vilor-Tejedor N et al.  ·  Alzheimers Dement  ·  Okt. 2026  ·  PMID 42872554</w:t>
+      </w:r>
+    </w:p>
+    <w:p>
+      <w:r>
+        <w:t>Prospektive Kohortenstudie (226 kognitiv unbeeinträchtigte mittelalte Personen mit AD-Risiko aus ALFA+ Barcelona) mit Messung der Langzeit-Exposition gegenüber Stickstoffdioxid und Feinstaub sowie 3-Jahres-Verlauf von Hirnflüssigkeits-Biomarkern für neuroinflammation und Astrozyten-Aktivierung.</w:t>
+      </w:r>
+    </w:p>
+    <w:p>
+      <w:r>
+        <w:rPr>
+          <w:b/>
+        </w:rPr>
+        <w:t xml:space="preserve">Ergebnis: </w:t>
+      </w:r>
+      <w:r>
+        <w:t>Geschlechtsspezifische Assoziationen zwischen Luftverschmutzung und CSF-Biomarkern beobachtet: Höhere Exposition mit longitudinalen Anstiegen von Glial Fibrillary Acidic Protein (GFAP) und Interleukin-6 primär bei Frauen. GFAP mediierte teilweise Assoziationen zwischen Luftverschmutzung und Verschlechterung der exekutiven und Aufmerksamkeitsleistung. Befund deutet auf biologisch unterschiedliche neurotoxische Suszeptibilität hin – nicht auf Expositions- oder Zugangsunterschiede.</w:t>
+      </w:r>
+    </w:p>
+    <w:p>
+      <w:r>
+        <w:rPr>
+          <w:b/>
+          <w:sz w:val="19"/>
+        </w:rPr>
+        <w:t xml:space="preserve">Übertragbarkeit: </w:t>
+      </w:r>
+      <w:r>
+        <w:rPr>
+          <w:sz w:val="19"/>
+        </w:rPr>
+        <w:t>Europäische Daten (Spanien, Niederlande); Luftqualitätsexposition und Biomarker-Monitoring sind auf deutsche Kohorten übertragbar.</w:t>
+      </w:r>
+    </w:p>
+    <w:p>
+      <w:r>
+        <w:rPr>
+          <w:color w:val="5A7D3A"/>
+          <w:sz w:val="18"/>
+        </w:rPr>
+        <w:t>https://pubmed.ncbi.nlm.nih.gov/42872554/</w:t>
+      </w:r>
+    </w:p>
+    <w:p>
+      <w:pPr>
+        <w:pStyle w:val="Heading2"/>
+      </w:pPr>
+      <w:r>
+        <w:t>Hirnreserve bei Alzheimer: Frauen halten länger stand, degenerieren dann schneller</w:t>
+      </w:r>
+    </w:p>
+    <w:p>
+      <w:r>
+        <w:rPr>
+          <w:i/>
+          <w:color w:val="666666"/>
+          <w:sz w:val="18"/>
+        </w:rPr>
+        <w:t>Liu X et al.  ·  Alzheimers Dement  ·  Okt. 2026  ·  PMID 42869847</w:t>
+      </w:r>
+    </w:p>
+    <w:p>
+      <w:r>
+        <w:t>Multimodale Analyse von 1.099 kognitiv beeinträchtigten oder dementen Personen (ADNI und NACC) mit Vergleich von Gehirnvolumen, Tau-Pathologie und Konversionsverlauf nach Geschlecht.</w:t>
+      </w:r>
+    </w:p>
+    <w:p>
+      <w:r>
+        <w:rPr>
+          <w:b/>
+        </w:rPr>
+        <w:t xml:space="preserve">Ergebnis: </w:t>
+      </w:r>
+      <w:r>
+        <w:t>Frauen mit leichter kognitiver Beeinträchtigung zeigten größeres Grundvolumen grauer Substanz als Männer (besonders in Thalamus, Putamen, Cerebellum), aber höhere Baseline-Phosphorylierung (GAP-43) und größere Tau-Last in temporal-parietal regions. Trotz besserer struktureller Reserve: schnellere jährliche Hippocampus-Atrophie bei Frauen. Konversionsrate MCI → Demenz ähnlich. Deutet auf unterschiedliche Krankheitstrajektorien hin – Frauen kompensieren länger, durchlaufen dann raschere Neurodegeneration.</w:t>
+      </w:r>
+    </w:p>
+    <w:p>
+      <w:r>
+        <w:rPr>
+          <w:b/>
+          <w:sz w:val="19"/>
+        </w:rPr>
+        <w:t xml:space="preserve">Übertragbarkeit: </w:t>
+      </w:r>
+      <w:r>
+        <w:rPr>
+          <w:sz w:val="19"/>
+        </w:rPr>
+        <w:t>USA-Daten (ADNI international); Befund zur Biologie ist übertragbar, erfordert aber europäische Validierung und geschlechtsgerechte Biomarker-Leitlinien.</w:t>
+      </w:r>
+    </w:p>
+    <w:p>
+      <w:r>
+        <w:rPr>
+          <w:color w:val="5A7D3A"/>
+          <w:sz w:val="18"/>
+        </w:rPr>
+        <w:t>https://pubmed.ncbi.nlm.nih.gov/42869847/</w:t>
+      </w:r>
+    </w:p>
+    <w:p>
+      <w:pPr>
+        <w:pStyle w:val="Heading2"/>
+      </w:pPr>
+      <w:r>
+        <w:t>Doxycyclin-Prophylaxe bei MSM in China: Bewusstsein niedrig, Inanspruchnahme minimal trotz Bereitschaft</w:t>
+      </w:r>
+    </w:p>
+    <w:p>
+      <w:r>
+        <w:rPr>
+          <w:i/>
+          <w:color w:val="666666"/>
+          <w:sz w:val="18"/>
+        </w:rPr>
+        <w:t>Yin Z et al.  ·  Sex Health  ·  20.10.2026  ·  PMID 42863506</w:t>
+      </w:r>
+    </w:p>
+    <w:p>
+      <w:r>
+        <w:t>Nationale Online-Querschnittsbefragung (1.022 cisgender MSM, mittleres Alter 29 Jahre, November 2024–Februar 2025) zu Kenntnis, Bereitschaft und tatsächlicher Nutzung von Doxycyclin-Post-Expositions-Prophylaxe gegen Syphilis und Chlamydia.</w:t>
+      </w:r>
+    </w:p>
+    <w:p>
+      <w:r>
+        <w:rPr>
+          <w:b/>
+        </w:rPr>
+        <w:t xml:space="preserve">Ergebnis: </w:t>
+      </w:r>
+      <w:r>
+        <w:t>55,1% kannten DoxyPEP, 42,7% berichteten Bereitschaft, 12,8% hatten es bereits genutzt. Kenntnis assoziiert mit vorheriger PrEP-Nutzung (adjustierte PR 1,47; 95%-KI 1,31–1,65) und rezenter sexueller Aktivität mit weiblichen Partnern (aPR 1,42; 95%-KI 1,23–1,64). Bereitschaft assoziiert mit mehreren gelegentlichen Partnern (aPR 1,41), kommerziellem Sex (aPR 1,31) und PrEP-Erfahrung (aPR 1,22). Hauptbarrieren: unzureichende Information (72,7%), Nebenwirkungsbedenken (35,5%), Wirksamkeitszweifel (30,6%). Tatsächliche Nutzung mit mehreren Partnern (aPR 2,17), kommerziellem Sex (aPR 1,63) und DoxyPEP-Kenntnis (aPR 14,60) assoziiert. Zeigt: Wissensdefizit und Barrieren in der Gesundheitskommunikation begrenzen Prävention, nicht biologische Unterschiede.</w:t>
+      </w:r>
+    </w:p>
+    <w:p>
+      <w:r>
+        <w:rPr>
+          <w:b/>
+          <w:sz w:val="19"/>
+        </w:rPr>
+        <w:t xml:space="preserve">Übertragbarkeit: </w:t>
+      </w:r>
+      <w:r>
+        <w:rPr>
+          <w:sz w:val="19"/>
+        </w:rPr>
+        <w:t>China; Befund zu Zugangsbarrieren und Wissensdefiziten ist auf deutsche MSM-Versorgung übertragbar – erfordert gezielte Aufklärung im STI-Präventionssystem.</w:t>
+      </w:r>
+    </w:p>
+    <w:p>
+      <w:r>
+        <w:rPr>
+          <w:color w:val="5A7D3A"/>
+          <w:sz w:val="18"/>
+        </w:rPr>
+        <w:t>https://pubmed.ncbi.nlm.nih.gov/42863506/</w:t>
+      </w:r>
+    </w:p>
+    <w:p>
+      <w:pPr>
+        <w:pStyle w:val="Heading2"/>
+      </w:pPr>
+      <w:r>
+        <w:t>Integrierte Müttergesundheit: Design-Prozess identifiziert Koordinationslücken zwischen Klinik und Gemeinschaft</w:t>
+      </w:r>
+    </w:p>
+    <w:p>
+      <w:r>
+        <w:rPr>
+          <w:i/>
+          <w:color w:val="666666"/>
+          <w:sz w:val="18"/>
+        </w:rPr>
+        <w:t>Saragosa AC et al.  ·  Front Public Health  ·  23.09.2026  ·  PMID 42846009</w:t>
+      </w:r>
+    </w:p>
+    <w:p>
+      <w:r>
+        <w:t>Qualitative Mixed-Methods-Studie mit Human-Centered-Design-Workshops (April–Juli 2024) mit 35 Teilnehmenden (Schwangere/Postpartum-Frauen, klinisches Personal, Care-Koordinatoren) zur Identifikation von Versorgungsbedarfen und Empfehlungen für integrierte Müttergesundheitsservices in Südnevada.</w:t>
+      </w:r>
+    </w:p>
+    <w:p>
+      <w:r>
+        <w:rPr>
+          <w:b/>
+        </w:rPr>
+        <w:t xml:space="preserve">Ergebnis: </w:t>
+      </w:r>
+      <w:r>
+        <w:t>Vier Kategorien von Empfehlungen für Programmdesign identifiziert: (1) Schwangerschaftsbedarfe (Fokus auf schwangere Frau und soziales Umfeld), (2) Spezialist:innen-Bedarfe (Integration von Doulas, Hebammen, weiteren Fachpersonen in Koordination), (3) Gemeinschaftssystem-Bedarfe (koordinierte Outreach-Systeme für vulnerable Populationen), (4) Gesundheitssystem-Bedarfe (Schulungen für klinisches Personal). Kernerkenntnis: Fragmentierung zwischen klinischer und gemeinschaftlicher Ebene ist Haupthindernis – Versorgungsungleichheit entsteht durch strukturelle Silos, nicht allein durch biologische Faktoren.</w:t>
+      </w:r>
+    </w:p>
+    <w:p>
+      <w:r>
+        <w:rPr>
+          <w:b/>
+          <w:sz w:val="19"/>
+        </w:rPr>
+        <w:t xml:space="preserve">Übertragbarkeit: </w:t>
+      </w:r>
+      <w:r>
+        <w:rPr>
+          <w:sz w:val="19"/>
+        </w:rPr>
+        <w:t>USA; Methodology und Silos-Problematik sind auf deutsches Gesundheitssystem übertragbar – erfordert Evaluierung bestehender Schnittstellen zwischen Kliniken und Schwangerschaftsberatung.</w:t>
+      </w:r>
+    </w:p>
+    <w:p>
+      <w:r>
+        <w:rPr>
+          <w:color w:val="5A7D3A"/>
+          <w:sz w:val="18"/>
+        </w:rPr>
+        <w:t>https://pubmed.ncbi.nlm.nih.gov/42846009/</w:t>
+      </w:r>
+    </w:p>
+    <w:p>
+      <w:pPr>
+        <w:pStyle w:val="Heading2"/>
+      </w:pPr>
+      <w:r>
+        <w:t>Antipsychotika bei Schizophrenie: Keine Unterschiede in Wirksamkeit, aber Frauen profitieren mehr von Dropout-Reduktion</w:t>
+      </w:r>
+    </w:p>
+    <w:p>
+      <w:r>
+        <w:rPr>
+          <w:i/>
+          <w:color w:val="666666"/>
+          <w:sz w:val="18"/>
+        </w:rPr>
+        <w:t>Furukawa Y et al.  ·  Lancet Psychiatry  ·  30.09.2026  ·  PMID 42815510</w:t>
+      </w:r>
+    </w:p>
+    <w:p>
+      <w:r>
+        <w:t>Netzwerk-Metaanalyse von 18 randomisierten Studien (7.062 Teilnehmende, 2.168 Frauen, 4.894 Männer) zur Wirksamkeit von Antipsychotika bei akuter Schizophrenie mit Geschlechtsvergleich.</w:t>
+      </w:r>
+    </w:p>
+    <w:p>
+      <w:r>
+        <w:rPr>
+          <w:b/>
+        </w:rPr>
+        <w:t xml:space="preserve">Ergebnis: </w:t>
+      </w:r>
+      <w:r>
+        <w:t>Keine Unterschiede zwischen Frauen und Männern in der Symptomreduktion (DoSMD 0,04; 95%-KI –0,09 bis 0,18) oder Dosis-Wirkungs-Beziehungen. Antipsychotika reduzierten jedoch die Studienabbrüche bei Frauen stärker als bei Männern (Odds-Ratio-Verhältnis 0,74; 95%-KI 0,56–0,98). Prolaktin-Anstieg war bei Frauen ausgeprägter (DoSMD 0,83; 95%-KI 0,67–0,99). Befund zeigt: Biologische Wirksamkeit ist geschlechtsunabhängig, aber Adhärenz und Nebenwirkungsprofil unterscheiden sich.</w:t>
+      </w:r>
+    </w:p>
+    <w:p>
+      <w:r>
+        <w:rPr>
+          <w:b/>
+          <w:sz w:val="19"/>
+        </w:rPr>
+        <w:t xml:space="preserve">Übertragbarkeit: </w:t>
+      </w:r>
+      <w:r>
+        <w:rPr>
+          <w:sz w:val="19"/>
+        </w:rPr>
+        <w:t>Europäische Daten (Deutschland, Niederlande, Schweiz); vergleichbar mit deutschem Versorgungssystem.</w:t>
+      </w:r>
+    </w:p>
+    <w:p>
+      <w:r>
+        <w:rPr>
+          <w:color w:val="5A7D3A"/>
+          <w:sz w:val="18"/>
+        </w:rPr>
+        <w:t>https://pubmed.ncbi.nlm.nih.gov/42815510/</w:t>
       </w:r>
     </w:p>
     <w:p>

--- a/download/studien-archiv.docx
+++ b/download/studien-archiv.docx
@@ -62,7 +62,363 @@
           <w:color w:val="666666"/>
           <w:sz w:val="18"/>
         </w:rPr>
-        <w:t>Stand: 15.10.2026  |  318 Studien  |  gender.m-vf.de</w:t>
+        <w:t>Stand: 16.10.2026  |  324 Studien  |  gender.m-vf.de</w:t>
+      </w:r>
+    </w:p>
+    <w:p>
+      <w:pPr>
+        <w:pStyle w:val="Heading1"/>
+      </w:pPr>
+      <w:r>
+        <w:t>Aufgenommen am 16.10.2026</w:t>
+      </w:r>
+    </w:p>
+    <w:p>
+      <w:pPr>
+        <w:pStyle w:val="Heading2"/>
+      </w:pPr>
+      <w:r>
+        <w:t>Herzinfarkt-Code: Frauen erhalten weniger Reperfusion, Mortalität 15,3% vs. 10,4%</w:t>
+      </w:r>
+    </w:p>
+    <w:p>
+      <w:r>
+        <w:rPr>
+          <w:i/>
+          <w:color w:val="666666"/>
+          <w:sz w:val="18"/>
+        </w:rPr>
+        <w:t>Borrayo-Sánchez G et al.  ·  Gac Med Mex  ·  2026  ·  PMID 42880739</w:t>
+      </w:r>
+    </w:p>
+    <w:p>
+      <w:r>
+        <w:t>Analyse von 62.118 Patienten (74% Männer, 26% Frauen) mit akutem Koronarsyndrom in 177 mexikanischen Krankenhäusern zur Erfassung von Geschlechtunterschieden in Präsentation, Behandlung und Krankenhaussterblichkeit.</w:t>
+      </w:r>
+    </w:p>
+    <w:p>
+      <w:r>
+        <w:rPr>
+          <w:b/>
+        </w:rPr>
+        <w:t xml:space="preserve">Ergebnis: </w:t>
+      </w:r>
+      <w:r>
+        <w:t>Frauen erhielten weniger Reperfusionstherapie (PCI 27,9% vs. 28,3%; Fibrinolyse 31,9% vs. 36,4%; Non-Reperfusion 33% vs. 27,3%, p&lt;0,0001), hatten höhere Komorbiditäten und signifikant höhere Mortalität (OR 1,56; 95%-KI 1,48–1,65). In logistischer Regression waren weibliches Geschlecht, Alter, Diabetes und Hypertonie unabhängige Prädiktoren für Krankenhaussterblichkeit. Der Unterschied erklärt sich durch Zugangsbarrieren zur adäquaten Therapie, nicht primär biologisch.</w:t>
+      </w:r>
+    </w:p>
+    <w:p>
+      <w:r>
+        <w:rPr>
+          <w:b/>
+          <w:sz w:val="19"/>
+        </w:rPr>
+        <w:t xml:space="preserve">Übertragbarkeit: </w:t>
+      </w:r>
+      <w:r>
+        <w:rPr>
+          <w:sz w:val="19"/>
+        </w:rPr>
+        <w:t>Routinedaten vergleichbar mit deutschem System; AWMF-Leitlinie Herzinfarkt berücksichtigt Geschlechterunterschiede bislang unzureichend.</w:t>
+      </w:r>
+    </w:p>
+    <w:p>
+      <w:r>
+        <w:rPr>
+          <w:color w:val="5A7D3A"/>
+          <w:sz w:val="18"/>
+        </w:rPr>
+        <w:t>https://pubmed.ncbi.nlm.nih.gov/42880739/</w:t>
+      </w:r>
+    </w:p>
+    <w:p>
+      <w:pPr>
+        <w:pStyle w:val="Heading2"/>
+      </w:pPr>
+      <w:r>
+        <w:t>Schusswaffen-Exposition bei Minderheits-Jugendlichen: Transgender-Frauen mit höchstem Risiko für Partnergewalt</w:t>
+      </w:r>
+    </w:p>
+    <w:p>
+      <w:r>
+        <w:rPr>
+          <w:i/>
+          <w:color w:val="666666"/>
+          <w:sz w:val="18"/>
+        </w:rPr>
+        <w:t>Gamarel KE et al.  ·  Ann Behav Med  ·  07.01.2026  ·  PMID 42847376</w:t>
+      </w:r>
+    </w:p>
+    <w:p>
+      <w:r>
+        <w:t>Gemischte Methoden (Umfrage N=24, Interviews) bei sexuellen und geschlechtlichen Minderheits-Jugendlichen in Detroit zur Erfassung von Schusswaffen-Exposition, Traumatisierung und Sicherheitserleben.</w:t>
+      </w:r>
+    </w:p>
+    <w:p>
+      <w:r>
+        <w:rPr>
+          <w:b/>
+        </w:rPr>
+        <w:t xml:space="preserve">Ergebnis: </w:t>
+      </w:r>
+      <w:r>
+        <w:t>52,4% berichteten Schusswaffen-Besitz/Nutzung, 66,7% wurden beschossen, 42,9% erlebten Drohungen durch Partnergewalt mit Schusswaffen. Transgender-Frauen beschrieben spezifische Verwundbarkeit durch Partnergewalt; sexuelle Minderheits-Cisgender-Männer erlebten Gewalt in öffentlichen Räumen. Qualitative Daten zeigten pervasives Trauma und mangelnde kulturell relevante Sicherheitserziehung. Der Unterschied liegt in sozialen Verhältnissen (geschlechtsspezifische Gewalt, Diskriminierung), nicht in Biologie.</w:t>
+      </w:r>
+    </w:p>
+    <w:p>
+      <w:r>
+        <w:rPr>
+          <w:b/>
+          <w:sz w:val="19"/>
+        </w:rPr>
+        <w:t xml:space="preserve">Übertragbarkeit: </w:t>
+      </w:r>
+      <w:r>
+        <w:rPr>
+          <w:sz w:val="19"/>
+        </w:rPr>
+        <w:t>USA mit anderer Waffenrechtskultur; methodisch aber instruktiv für intersektionale Vulnerabilität-Assessment in Gewaltprävention im deutschsprachigen Raum.</w:t>
+      </w:r>
+    </w:p>
+    <w:p>
+      <w:r>
+        <w:rPr>
+          <w:color w:val="5A7D3A"/>
+          <w:sz w:val="18"/>
+        </w:rPr>
+        <w:t>https://pubmed.ncbi.nlm.nih.gov/42847376/</w:t>
+      </w:r>
+    </w:p>
+    <w:p>
+      <w:pPr>
+        <w:pStyle w:val="Heading2"/>
+      </w:pPr>
+      <w:r>
+        <w:t>Intersektionale Stigmatisierung: Anti-asiatischer Rassismus und Cisheterosexismus verdoppeln psychische Belastung</w:t>
+      </w:r>
+    </w:p>
+    <w:p>
+      <w:r>
+        <w:rPr>
+          <w:i/>
+          <w:color w:val="666666"/>
+          <w:sz w:val="18"/>
+        </w:rPr>
+        <w:t>Lee H et al.  ·  Ann Behav Med  ·  07.01.2026  ·  PMID 42847351</w:t>
+      </w:r>
+    </w:p>
+    <w:p>
+      <w:r>
+        <w:t>Querschnittstudie mit 980 asiatisch-amerikanischen Jugendlichen (sexuelle und geschlechtliche Minderheiten) aus einer US-Umfrage zu 17.578 Minderheiten-Jugendlichen; Messung von staatlicher Strukturdiskriminierung und ihre Assoziation mit psychischer Belastung, Substanzkonsum und Schlafstörungen.</w:t>
+      </w:r>
+    </w:p>
+    <w:p>
+      <w:r>
+        <w:rPr>
+          <w:b/>
+        </w:rPr>
+        <w:t xml:space="preserve">Ergebnis: </w:t>
+      </w:r>
+      <w:r>
+        <w:t>Höhere strukturelle anti-asiatische Diskriminierung assoziiert mit größerer psychischer Belastung (b=0,58; 95%-KI) und 2,56-fach höherer Wahrscheinlichkeit von Vaping (95%-KI 1,77–3,70). Höhere strukturelle Cisheterosexismus-Diskriminierung assoziiert mit 2,07-fach höherem Alkoholkonsum (95%-KI 1,27–3,38). Die schädlichen Effekte auf psychische Gesundheit waren amplifiziert, wenn beide Diskriminierungsformen zusammenwirkten. Dies zeigt biologisch unmöglich, sondern demonstriert soziale Ursachen von Versorgungsungleichheit.</w:t>
+      </w:r>
+    </w:p>
+    <w:p>
+      <w:r>
+        <w:rPr>
+          <w:b/>
+          <w:sz w:val="19"/>
+        </w:rPr>
+        <w:t xml:space="preserve">Übertragbarkeit: </w:t>
+      </w:r>
+      <w:r>
+        <w:rPr>
+          <w:sz w:val="19"/>
+        </w:rPr>
+        <w:t>USA-Kontext mit grundlegend anderen Strukturen; Befund zur Intersektionalität von Diskriminierung auf Systemebene teilweise auf Deutschland übertragbar, wo ähnliche Mehrfachdiskriminierung dokumentiert ist.</w:t>
+      </w:r>
+    </w:p>
+    <w:p>
+      <w:r>
+        <w:rPr>
+          <w:color w:val="5A7D3A"/>
+          <w:sz w:val="18"/>
+        </w:rPr>
+        <w:t>https://pubmed.ncbi.nlm.nih.gov/42847351/</w:t>
+      </w:r>
+    </w:p>
+    <w:p>
+      <w:pPr>
+        <w:pStyle w:val="Heading2"/>
+      </w:pPr>
+      <w:r>
+        <w:t>Männergesundheit: Strategie zur Reduktion von Prävention-Versorgungslücken in der Primärversorgung</w:t>
+      </w:r>
+    </w:p>
+    <w:p>
+      <w:r>
+        <w:rPr>
+          <w:i/>
+          <w:color w:val="666666"/>
+          <w:sz w:val="18"/>
+        </w:rPr>
+        <w:t>Peate I  ·  Br J Community Nurs  ·  02.10.2026  ·  PMID 42832402</w:t>
+      </w:r>
+    </w:p>
+    <w:p>
+      <w:r>
+        <w:t>Narrativer Übersichtsartikel zu Großbritanniens erstem Männergesundheits-Strategieplan und seiner Umsetzung in der Gemeindeversorgung durch Früherkennung, barrierefreie Pfade und Engagement-Förderung.</w:t>
+      </w:r>
+    </w:p>
+    <w:p>
+      <w:r>
+        <w:rPr>
+          <w:b/>
+        </w:rPr>
+        <w:t xml:space="preserve">Ergebnis: </w:t>
+      </w:r>
+      <w:r>
+        <w:t>Die Strategie identifiziert vermeidbare Morbidität, Versorgungsungleichheiten und unzureichende Nutzung von Gesundheitsdiensten durch Männer als Kernprobleme; fordert Früherkennung, zugängliche Pfade und spezialisierte Outreach-Programme in Primärversorgung, Public Health und multidisziplinärer Zusammenarbeit. Konkrete Ergebniszahlen nicht im Abstract genannt, aber strukturelle Zugangsempfehlungen für geschlechtsspezifische Versorgungslücken beschrieben.</w:t>
+      </w:r>
+    </w:p>
+    <w:p>
+      <w:r>
+        <w:rPr>
+          <w:b/>
+          <w:sz w:val="19"/>
+        </w:rPr>
+        <w:t xml:space="preserve">Übertragbarkeit: </w:t>
+      </w:r>
+      <w:r>
+        <w:rPr>
+          <w:sz w:val="19"/>
+        </w:rPr>
+        <w:t>Großbritannien, NHS-System; vergleichbare Versorgungsstruktur und Gatekeeping wie Deutschland, aber ohne deutsche Evidenz zu spezifischen Männergesundheits-Hemmnissen.</w:t>
+      </w:r>
+    </w:p>
+    <w:p>
+      <w:r>
+        <w:rPr>
+          <w:color w:val="5A7D3A"/>
+          <w:sz w:val="18"/>
+        </w:rPr>
+        <w:t>https://pubmed.ncbi.nlm.nih.gov/42832402/</w:t>
+      </w:r>
+    </w:p>
+    <w:p>
+      <w:pPr>
+        <w:pStyle w:val="Heading2"/>
+      </w:pPr>
+      <w:r>
+        <w:t>Geschlechterwahrnehmung in Chirurgie: 44% der Chirurginnen erleben sexuelle Belästigung, Männer erkennen Dispari­täten nicht</w:t>
+      </w:r>
+    </w:p>
+    <w:p>
+      <w:r>
+        <w:rPr>
+          <w:i/>
+          <w:color w:val="666666"/>
+          <w:sz w:val="18"/>
+        </w:rPr>
+        <w:t>Franza M et al.  ·  J Plast Reconstr Aesthet Surg  ·  25.08.2026  ·  PMID 42705176</w:t>
+      </w:r>
+    </w:p>
+    <w:p>
+      <w:r>
+        <w:t>Europäische Querschnittsumfrage unter 530 plastischen Chirurgen (281 Frauen, 249 Männer) zu subjektiven Wahrnehmungen von Geschlechterdisparität in Beruf und klinischer Praxis.</w:t>
+      </w:r>
+    </w:p>
+    <w:p>
+      <w:r>
+        <w:rPr>
+          <w:b/>
+        </w:rPr>
+        <w:t xml:space="preserve">Ergebnis: </w:t>
+      </w:r>
+      <w:r>
+        <w:t>44% der Frauen berichteten sexuelle Belästigung am Arbeitsplatz. Geschlecht war in multivariater Analyse signifikant mit Antworten zu fast jeder Frage assoziiert (14 von 17). Männliches Geschlecht war assoziiert mit niedrigerer Wahrscheinlichkeit, Geschlechterdisparität in Stellenmöglichkeiten oder klinischer Praxis wahrzunehmen. Dies zeigt Unterschied in Wahrnehmung und Zugang zur Versorgung von Patientinnen durch Geschlecht der Behandelnden, nicht primär biologisch.</w:t>
+      </w:r>
+    </w:p>
+    <w:p>
+      <w:r>
+        <w:rPr>
+          <w:b/>
+          <w:sz w:val="19"/>
+        </w:rPr>
+        <w:t xml:space="preserve">Übertragbarkeit: </w:t>
+      </w:r>
+      <w:r>
+        <w:rPr>
+          <w:sz w:val="19"/>
+        </w:rPr>
+        <w:t>Europäische Multi-Länder-Daten (Italien, Spanien); strukturelle Barrieren teilweise auf deutschsprachigen Raum übertragbar, aber keine Patientenergebnisse erfasst.</w:t>
+      </w:r>
+    </w:p>
+    <w:p>
+      <w:r>
+        <w:rPr>
+          <w:color w:val="5A7D3A"/>
+          <w:sz w:val="18"/>
+        </w:rPr>
+        <w:t>https://pubmed.ncbi.nlm.nih.gov/42705176/</w:t>
+      </w:r>
+    </w:p>
+    <w:p>
+      <w:pPr>
+        <w:pStyle w:val="Heading2"/>
+      </w:pPr>
+      <w:r>
+        <w:t>Luftverschmutzung im Säuglingsalter: Unterschiedliche entzündliche Reaktionen bei Jungen und Mädchen</w:t>
+      </w:r>
+    </w:p>
+    <w:p>
+      <w:r>
+        <w:rPr>
+          <w:i/>
+          <w:color w:val="666666"/>
+          <w:sz w:val="18"/>
+        </w:rPr>
+        <w:t>Gómez-Olarte S et al.  ·  Environ Pollut  ·  15.11.2026  ·  PMID 42680050</w:t>
+      </w:r>
+    </w:p>
+    <w:p>
+      <w:r>
+        <w:t>Querschnittstudie an 606 Einjährigen (n=508 mit Zytokindaten) zur Erfassung geschlechtsspezifischer Unterschiede in der Assoziation zwischen Luftschadstoffexposition (PM2,5, PM10, NO2) und Atemwegserkrankungen sowie Entzündungsmarkern.</w:t>
+      </w:r>
+    </w:p>
+    <w:p>
+      <w:r>
+        <w:rPr>
+          <w:b/>
+        </w:rPr>
+        <w:t xml:space="preserve">Ergebnis: </w:t>
+      </w:r>
+      <w:r>
+        <w:t>Bei Jungen: PM2,5-Anstieg (2,0 μg/m³) assoziiert mit erhöhtem Bronchitis-Risiko (aOR 1,50; 95%-KI 1,02–2,23) und IL-8-Anstieg (23,8%, 95%-KI 11,2–37,9%). Bei Mädchen: IL-8-Anstieg (31,9%, 95%-KI 18,6–46,7%) und TNF-α-Anstieg (12,8%, 95%-KI 3,9–22,6%); alle Schadstoffe mit IL-10-Anstieg assoziiert (PM2,5: 35,7%, 95%-KI 14,4–61,1%). Dies deutet auf geschlechtsspezifische biologische Unterschiede in der angeborenen Immunantwort hin.</w:t>
+      </w:r>
+    </w:p>
+    <w:p>
+      <w:r>
+        <w:rPr>
+          <w:b/>
+          <w:sz w:val="19"/>
+        </w:rPr>
+        <w:t xml:space="preserve">Übertragbarkeit: </w:t>
+      </w:r>
+      <w:r>
+        <w:rPr>
+          <w:sz w:val="19"/>
+        </w:rPr>
+        <w:t>Deutschland hat vergleichbare Luftqualitätsüberwachung; Befund ist biologischer Natur, daher altersunabhängig übertragbar.</w:t>
+      </w:r>
+    </w:p>
+    <w:p>
+      <w:r>
+        <w:rPr>
+          <w:color w:val="5A7D3A"/>
+          <w:sz w:val="18"/>
+        </w:rPr>
+        <w:t>https://pubmed.ncbi.nlm.nih.gov/42680050/</w:t>
       </w:r>
     </w:p>
     <w:p>

--- a/download/studien-archiv.docx
+++ b/download/studien-archiv.docx
@@ -62,7 +62,363 @@
           <w:color w:val="666666"/>
           <w:sz w:val="18"/>
         </w:rPr>
-        <w:t>Stand: 16.10.2026  |  324 Studien  |  gender.m-vf.de</w:t>
+        <w:t>Stand: 17.10.2026  |  330 Studien  |  gender.m-vf.de</w:t>
+      </w:r>
+    </w:p>
+    <w:p>
+      <w:pPr>
+        <w:pStyle w:val="Heading1"/>
+      </w:pPr>
+      <w:r>
+        <w:t>Aufgenommen am 17.10.2026</w:t>
+      </w:r>
+    </w:p>
+    <w:p>
+      <w:pPr>
+        <w:pStyle w:val="Heading2"/>
+      </w:pPr>
+      <w:r>
+        <w:t>Zirkumpolare Regionen: Kulturelle Sicherheit und indigene Hebammenmodelle verbessern Mutter-Kind-Gesundheit</w:t>
+      </w:r>
+    </w:p>
+    <w:p>
+      <w:r>
+        <w:rPr>
+          <w:i/>
+          <w:color w:val="666666"/>
+          <w:sz w:val="18"/>
+        </w:rPr>
+        <w:t>Ingemann C et al.  ·  Int J Circumpolar Health  ·  31.12.2026  ·  PMID 42888172</w:t>
+      </w:r>
+    </w:p>
+    <w:p>
+      <w:r>
+        <w:t>Qualitative Synthese aus Präsentationen und Sharing Circle beim International Conference on Arctic Research Planning IV zu Mutter-Kind-Gesundheit in arktischen Regionen (Grönland, Kanada, USA, Norwegen), mit Fokus auf strukturelle Bedingungen, kulturelle Sicherheit und indigene Praxismodelle.</w:t>
+      </w:r>
+    </w:p>
+    <w:p>
+      <w:r>
+        <w:rPr>
+          <w:b/>
+        </w:rPr>
+        <w:t xml:space="preserve">Ergebnis: </w:t>
+      </w:r>
+      <w:r>
+        <w:t>Konsistente Bedenken identifiziert: kulturelle Unsicherheit, Evakuierung zur Geburt, Personalinstabilität, Nahrungsmittelunsicherheit. Innovative Befunde: gemeinschaftsgeleitete Praktiken und indigene Versorgungsmodelle zeigen Stärken. Strukturelle Bedingungen, Politiken und kulturelle Sicherheit prägen reproduktive Gesundheit. Zentral: Querschnittslernen, indigene Führung und relationale Versorgungsmodelle.</w:t>
+      </w:r>
+    </w:p>
+    <w:p>
+      <w:r>
+        <w:rPr>
+          <w:b/>
+          <w:sz w:val="19"/>
+        </w:rPr>
+        <w:t xml:space="preserve">Übertragbarkeit: </w:t>
+      </w:r>
+      <w:r>
+        <w:rPr>
+          <w:sz w:val="19"/>
+        </w:rPr>
+        <w:t>Zirkumpolar (Grönland, Norwegen, Kanada, USA); qualitativ; zeigt, dass Kultur und soziale Strukturen Versorgung prägen, nicht allein Biologie oder Zugang.</w:t>
+      </w:r>
+    </w:p>
+    <w:p>
+      <w:r>
+        <w:rPr>
+          <w:color w:val="5A7D3A"/>
+          <w:sz w:val="18"/>
+        </w:rPr>
+        <w:t>https://pubmed.ncbi.nlm.nih.gov/42888172/</w:t>
+      </w:r>
+    </w:p>
+    <w:p>
+      <w:pPr>
+        <w:pStyle w:val="Heading2"/>
+      </w:pPr>
+      <w:r>
+        <w:t>Frauen in Führungspositionen im Gesundheitswesen berichten Diskriminierung, brauchen Training und institutionelle Unterstützung</w:t>
+      </w:r>
+    </w:p>
+    <w:p>
+      <w:r>
+        <w:rPr>
+          <w:i/>
+          <w:color w:val="666666"/>
+          <w:sz w:val="18"/>
+        </w:rPr>
+        <w:t>Ernst G et al.  ·  Medicina (B Aires)  ·  2026  ·  PMID 42886963</w:t>
+      </w:r>
+    </w:p>
+    <w:p>
+      <w:r>
+        <w:t>Querschnittstudie mit 62 Frauen in Führungspositionen im Gesundheitssektor (31 Argentinien, 31 Nigeria) zu Barrieren und Förderfaktoren ihrer Karrieren.</w:t>
+      </w:r>
+    </w:p>
+    <w:p>
+      <w:r>
+        <w:rPr>
+          <w:b/>
+        </w:rPr>
+        <w:t xml:space="preserve">Ergebnis: </w:t>
+      </w:r>
+      <w:r>
+        <w:t>Häufigste Barrieren: Herausforderungen in Personalmanagement, berufliche Entwicklung, Work-Life-Balance, begrenzte Ressourcen, Personalkonfikte, Geschlechterdiskriminierung. Als Förderfaktoren genannt: Führungstraining, Coaching, inklusive Organisationskulturen, institutionelle Unterstützung. Schlussfolgerung: Barrieren wirken auf individuelle, organisatorische und strukturelle Ebene und spiegeln persistente Inequitäten wider.</w:t>
+      </w:r>
+    </w:p>
+    <w:p>
+      <w:r>
+        <w:rPr>
+          <w:b/>
+          <w:sz w:val="19"/>
+        </w:rPr>
+        <w:t xml:space="preserve">Übertragbarkeit: </w:t>
+      </w:r>
+      <w:r>
+        <w:rPr>
+          <w:sz w:val="19"/>
+        </w:rPr>
+        <w:t>Argentinien und Nigeria (mittleres Einkommen); qualitativ; zeigt Bedarf für systemische Ansätze statt individueller Lösungen in Gesundheitssystemen weltweit.</w:t>
+      </w:r>
+    </w:p>
+    <w:p>
+      <w:r>
+        <w:rPr>
+          <w:color w:val="5A7D3A"/>
+          <w:sz w:val="18"/>
+        </w:rPr>
+        <w:t>https://pubmed.ncbi.nlm.nih.gov/42886963/</w:t>
+      </w:r>
+    </w:p>
+    <w:p>
+      <w:pPr>
+        <w:pStyle w:val="Heading2"/>
+      </w:pPr>
+      <w:r>
+        <w:t>Bildschirmzeit führt bei Mädchen zu Gewichtszunahme über andere Wege als bei Jungen</w:t>
+      </w:r>
+    </w:p>
+    <w:p>
+      <w:r>
+        <w:rPr>
+          <w:i/>
+          <w:color w:val="666666"/>
+          <w:sz w:val="18"/>
+        </w:rPr>
+        <w:t>Min J et al.  ·  Prev Chronic Dis  ·  15.10.2026  ·  PMID 42886217</w:t>
+      </w:r>
+    </w:p>
+    <w:p>
+      <w:r>
+        <w:t>Systematische Übersicht über 22 Studien zur Assoziation zwischen Bildschirmzeit und Übergewicht/Adipositas bei Kindern und Jugendlichen mit Fokus auf geschlechtsspezifische biologische und Verhaltens-Mechanismen.</w:t>
+      </w:r>
+    </w:p>
+    <w:p>
+      <w:r>
+        <w:rPr>
+          <w:b/>
+        </w:rPr>
+        <w:t xml:space="preserve">Ergebnis: </w:t>
+      </w:r>
+      <w:r>
+        <w:t>18 von 22 Studien berichteten positive Assoziation zwischen Bildschirmzeit und Adipositas. Geschlechtsspezifische Muster: Bei Mädchen häufiger Adipositas, metabolisch ungesundes Übergewicht und psychologische Faktoren (Körperunzufriedenheit); bei Jungen häufiger Verhaltensfaktoren (erhöhte Kalorienaufnahme, nächtliche Bildschirmnutzung, Schlafmangel). Anzahl der reinen Geschlechtsstudien: n=6 nur Mädchen, n=4 nur Jungen.</w:t>
+      </w:r>
+    </w:p>
+    <w:p>
+      <w:r>
+        <w:rPr>
+          <w:b/>
+          <w:sz w:val="19"/>
+        </w:rPr>
+        <w:t xml:space="preserve">Übertragbarkeit: </w:t>
+      </w:r>
+      <w:r>
+        <w:rPr>
+          <w:sz w:val="19"/>
+        </w:rPr>
+        <w:t>Internationale Studien, aber Mechanismen (biologisch vs. verhaltensbedingt) sind universell relevant; deutet auf Need für differenzierte Prävention hin.</w:t>
+      </w:r>
+    </w:p>
+    <w:p>
+      <w:r>
+        <w:rPr>
+          <w:color w:val="5A7D3A"/>
+          <w:sz w:val="18"/>
+        </w:rPr>
+        <w:t>https://pubmed.ncbi.nlm.nih.gov/42886217/</w:t>
+      </w:r>
+    </w:p>
+    <w:p>
+      <w:pPr>
+        <w:pStyle w:val="Heading2"/>
+      </w:pPr>
+      <w:r>
+        <w:t>Kleinere Fettpolster im Knie nach Operation bei Frauen, nicht bei Männern</w:t>
+      </w:r>
+    </w:p>
+    <w:p>
+      <w:r>
+        <w:rPr>
+          <w:i/>
+          <w:color w:val="666666"/>
+          <w:sz w:val="18"/>
+        </w:rPr>
+        <w:t>Hart HF et al.  ·  J Orthop Res  ·  Okt. 2026  ·  PMID 42885727</w:t>
+      </w:r>
+    </w:p>
+    <w:p>
+      <w:r>
+        <w:t>Querschnittsstudie an Läufern mit und ohne Knieoperation in Australien und Kanada zur Assoziation zwischen Geschlecht, Fettpolstergröße und kniebezogenen Symptomen.</w:t>
+      </w:r>
+    </w:p>
+    <w:p>
+      <w:r>
+        <w:rPr>
+          <w:b/>
+        </w:rPr>
+        <w:t xml:space="preserve">Ergebnis: </w:t>
+      </w:r>
+      <w:r>
+        <w:t>Frauen mit vorangegangener Knieoperation hatten ein um 1,80 cm³ kleineres infrapatellares Fettpolster als Kontrollen (95%-KI: −3,02 bis −0,57; p=0,004), dieser Unterschied lag bei Männern nicht vor (0,30 cm³; p=0,723). Fettpolstergröße war in keiner Gruppe mit Symptomen verbunden.</w:t>
+      </w:r>
+    </w:p>
+    <w:p>
+      <w:r>
+        <w:rPr>
+          <w:b/>
+          <w:sz w:val="19"/>
+        </w:rPr>
+        <w:t xml:space="preserve">Übertragbarkeit: </w:t>
+      </w:r>
+      <w:r>
+        <w:rPr>
+          <w:sz w:val="19"/>
+        </w:rPr>
+        <w:t>Australien/Kanada, vergleichbare Sportmedizin; Mechanismus biologisch, nicht Zugangs- oder Behandlungsfrage.</w:t>
+      </w:r>
+    </w:p>
+    <w:p>
+      <w:r>
+        <w:rPr>
+          <w:color w:val="5A7D3A"/>
+          <w:sz w:val="18"/>
+        </w:rPr>
+        <w:t>https://pubmed.ncbi.nlm.nih.gov/42885727/</w:t>
+      </w:r>
+    </w:p>
+    <w:p>
+      <w:pPr>
+        <w:pStyle w:val="Heading2"/>
+      </w:pPr>
+      <w:r>
+        <w:t>Frauen erholen sich neurologisch besser, zeigen aber schlechtere funktionelle Outcomes nach Hirn-OP</w:t>
+      </w:r>
+    </w:p>
+    <w:p>
+      <w:r>
+        <w:rPr>
+          <w:i/>
+          <w:color w:val="666666"/>
+          <w:sz w:val="18"/>
+        </w:rPr>
+        <w:t>Yusupov FA et al.  ·  Zh Vopr Neirokhir Im N N Burdenko  ·  2026  ·  PMID 42885135</w:t>
+      </w:r>
+    </w:p>
+    <w:p>
+      <w:r>
+        <w:t>Systematische Literaturübersicht zu biologischen und sozialen Geschlechtsunterschieden in Neuroplastizität und funktioneller Erholung nach Gehirn- und Rückenmarksverletzungen bzw. -operationen.</w:t>
+      </w:r>
+    </w:p>
+    <w:p>
+      <w:r>
+        <w:rPr>
+          <w:b/>
+        </w:rPr>
+        <w:t xml:space="preserve">Ergebnis: </w:t>
+      </w:r>
+      <w:r>
+        <w:t>Frauenhirne zeigen bessere interhemisphärische Konnektivität (Vorteil bei fokalen Läsionen der dominanten Hemisphäre); Männerhirne sind für schnellere motorische Koordination optimiert. Östrogen und Progesteron wirken neuroprotektiv. Klinisch zeigen Frauen bei Entlassung nach Schlaganfall oft niedrigere funktionelle Unabhängigkeit trotz gleichen oder besseren neurologischen Erholungspotenzials – verursacht durch Komorbiditäten und soziale Faktoren, nicht Biologie.</w:t>
+      </w:r>
+    </w:p>
+    <w:p>
+      <w:r>
+        <w:rPr>
+          <w:b/>
+          <w:sz w:val="19"/>
+        </w:rPr>
+        <w:t xml:space="preserve">Übertragbarkeit: </w:t>
+      </w:r>
+      <w:r>
+        <w:rPr>
+          <w:sz w:val="19"/>
+        </w:rPr>
+        <w:t>Russische Übersicht, überträgt auf Hirnplastizität weltweit; Diskrepanz zwischen biologischem und funktionellem Outcome zeigt Bedarf für geschlechtsspezifische Rehabilitationsprotokolle.</w:t>
+      </w:r>
+    </w:p>
+    <w:p>
+      <w:r>
+        <w:rPr>
+          <w:color w:val="5A7D3A"/>
+          <w:sz w:val="18"/>
+        </w:rPr>
+        <w:t>https://pubmed.ncbi.nlm.nih.gov/42885135/</w:t>
+      </w:r>
+    </w:p>
+    <w:p>
+      <w:pPr>
+        <w:pStyle w:val="Heading2"/>
+      </w:pPr>
+      <w:r>
+        <w:t>Männer mit Diabetes und Anämie sterben häufiger: US-Routinedaten zeigen persistente Geschlechtslücke</w:t>
+      </w:r>
+    </w:p>
+    <w:p>
+      <w:r>
+        <w:rPr>
+          <w:i/>
+          <w:color w:val="666666"/>
+          <w:sz w:val="18"/>
+        </w:rPr>
+        <w:t>Liao Y et al.  ·  BMC Public Health  ·  30.07.2026  ·  PMID 42881440</w:t>
+      </w:r>
+    </w:p>
+    <w:p>
+      <w:r>
+        <w:t>Analyse von 181.430 Todesfällen mit gleichzeitigem Diabetes und Anämie bei Erwachsenen ≥65 Jahren in den USA 1999–2023 aus CDC-Routinedaten, stratifiziert nach Geschlecht, Rasse und Urbanität.</w:t>
+      </w:r>
+    </w:p>
+    <w:p>
+      <w:r>
+        <w:rPr>
+          <w:b/>
+        </w:rPr>
+        <w:t xml:space="preserve">Ergebnis: </w:t>
+      </w:r>
+      <w:r>
+        <w:t>Männer zeigten durchgehend höhere altersadjustierte Mortalitätsraten als Frauen. Schwarze Nicht-Hispanier hatten die höchsten Raten unter allen Gruppen. Ländliche Gegenden zeigten höhere Mortalität als urbane. Trend: Anstieg 1999–2006 (APC 3,52%), Rückgang 2006–2018 (APC −1,25%), deutlicher Anstieg 2018–2021 (APC 14,17%), Rückgang 2021–2023 (APC −4,13%).</w:t>
+      </w:r>
+    </w:p>
+    <w:p>
+      <w:r>
+        <w:rPr>
+          <w:b/>
+          <w:sz w:val="19"/>
+        </w:rPr>
+        <w:t xml:space="preserve">Übertragbarkeit: </w:t>
+      </w:r>
+      <w:r>
+        <w:rPr>
+          <w:sz w:val="19"/>
+        </w:rPr>
+        <w:t>USA-Routinedaten; Geschlechtsunterschiede in Sterblichkeit dokumentiert, Ursachen nicht untersucht – biologisch oder Versorgung unklar.</w:t>
+      </w:r>
+    </w:p>
+    <w:p>
+      <w:r>
+        <w:rPr>
+          <w:color w:val="5A7D3A"/>
+          <w:sz w:val="18"/>
+        </w:rPr>
+        <w:t>https://pubmed.ncbi.nlm.nih.gov/42881440/</w:t>
       </w:r>
     </w:p>
     <w:p>

--- a/download/studien-archiv.docx
+++ b/download/studien-archiv.docx
@@ -62,7 +62,305 @@
           <w:color w:val="666666"/>
           <w:sz w:val="18"/>
         </w:rPr>
-        <w:t>Stand: 17.10.2026  |  330 Studien  |  gender.m-vf.de</w:t>
+        <w:t>Stand: 18.10.2026  |  335 Studien  |  gender.m-vf.de</w:t>
+      </w:r>
+    </w:p>
+    <w:p>
+      <w:pPr>
+        <w:pStyle w:val="Heading1"/>
+      </w:pPr>
+      <w:r>
+        <w:t>Aufgenommen am 18.10.2026</w:t>
+      </w:r>
+    </w:p>
+    <w:p>
+      <w:pPr>
+        <w:pStyle w:val="Heading2"/>
+      </w:pPr>
+      <w:r>
+        <w:t>Feinstaubbelastung wirkt bei Frauen stärker: Geschlecht als Risikofaktor in der Luftverschmutzung</w:t>
+      </w:r>
+    </w:p>
+    <w:p>
+      <w:r>
+        <w:rPr>
+          <w:i/>
+          <w:color w:val="666666"/>
+          <w:sz w:val="18"/>
+        </w:rPr>
+        <w:t>Sittitoon N et al.  ·  Front Public Health  ·  01.10.2026  ·  PMID 42889179</w:t>
+      </w:r>
+    </w:p>
+    <w:p>
+      <w:r>
+        <w:t>Querschnittstudie mit 3.916 Erwachsenen in Thailand zur Frage, wie Geschlecht, Bildung und Schutzverhalten mit akuten Symptomen bei PM₂,₅-Exposition zusammenhängen.</w:t>
+      </w:r>
+    </w:p>
+    <w:p>
+      <w:r>
+        <w:rPr>
+          <w:b/>
+        </w:rPr>
+        <w:t xml:space="preserve">Ergebnis: </w:t>
+      </w:r>
+      <w:r>
+        <w:t>Frauen zeigten höhere Odds für respiratorische und neurologische Symptome als Männer (nach Kontrolle für PM₂,₅-Exposition und Schutzverhalten). Respiratorische Symptome waren am häufigsten (80,7%), gefolgt von Augensymptomen (52,8%) und dermatologischen Symptomen (48,7%). Non-Compliance mit Schutzmaßnahmen war mit höheren Odds für respiratorische und neurologische Symptome assoziiert. Das Geschlecht beeinflusst sowohl die biologische Reaktion als auch die Befolgung von Schutzmaßnahmen.</w:t>
+      </w:r>
+    </w:p>
+    <w:p>
+      <w:r>
+        <w:rPr>
+          <w:b/>
+          <w:sz w:val="19"/>
+        </w:rPr>
+        <w:t xml:space="preserve">Übertragbarkeit: </w:t>
+      </w:r>
+      <w:r>
+        <w:rPr>
+          <w:sz w:val="19"/>
+        </w:rPr>
+        <w:t>Thailand, Routinedaten; Geschlechtermechanismen übertragbar, aber Luftqualitätssituation nicht vergleichbar mit Deutschland.</w:t>
+      </w:r>
+    </w:p>
+    <w:p>
+      <w:r>
+        <w:rPr>
+          <w:color w:val="5A7D3A"/>
+          <w:sz w:val="18"/>
+        </w:rPr>
+        <w:t>https://pubmed.ncbi.nlm.nih.gov/42889179/</w:t>
+      </w:r>
+    </w:p>
+    <w:p>
+      <w:pPr>
+        <w:pStyle w:val="Heading2"/>
+      </w:pPr>
+      <w:r>
+        <w:t>Geschlechtergleichstellung wirkt nicht auf Krankheitslast: Panelanalyse der EU weist kein Signal</w:t>
+      </w:r>
+    </w:p>
+    <w:p>
+      <w:r>
+        <w:rPr>
+          <w:i/>
+          <w:color w:val="666666"/>
+          <w:sz w:val="18"/>
+        </w:rPr>
+        <w:t>Kisa A et al.  ·  Front Public Health  ·  01.10.2026  ·  PMID 42889109</w:t>
+      </w:r>
+    </w:p>
+    <w:p>
+      <w:r>
+        <w:t>Ökologische Längszeitstudie mit 25 EU-Mitgliedstaaten (450 Land-Jahr-Beobachtungen) zur Frage, ob Veränderungen in Geschlechtergleichstellung (Global Gender Gap Index) mit altersadjustierter Gesamtkrankheitslast assoziiert sind.</w:t>
+      </w:r>
+    </w:p>
+    <w:p>
+      <w:r>
+        <w:rPr>
+          <w:b/>
+        </w:rPr>
+        <w:t xml:space="preserve">Ergebnis: </w:t>
+      </w:r>
+      <w:r>
+        <w:t>Innerstaatliche Veränderungen im Gender Gap Index waren weder mit altersadjustierter DALY-Rate noch mit YLL/YLD-Ratio assoziiert (β=−19,1 pro 0,01 Anstieg; p=0,575). Robustheitschecks (Wild-Cluster-Bootstrap, Mundlak-Zerlegung, Vorpandemie-Periode) bestätigten Nullbefund. Der negative Querschnitts-Gradient verschwand nach Kontrolle. Breite Gleichstellungsindikatoren sind möglicherweise zu langsam oder zu allgemein, um Effekte auf Gesamtkrankheitslast zu zeigen.</w:t>
+      </w:r>
+    </w:p>
+    <w:p>
+      <w:r>
+        <w:rPr>
+          <w:b/>
+          <w:sz w:val="19"/>
+        </w:rPr>
+        <w:t xml:space="preserve">Übertragbarkeit: </w:t>
+      </w:r>
+      <w:r>
+        <w:rPr>
+          <w:sz w:val="19"/>
+        </w:rPr>
+        <w:t>25 EU-Länder, Routinedaten; deutsche Interpretation erfordert nationale Datenmodelle mit krankheitsspezifischen Ergebnissen.</w:t>
+      </w:r>
+    </w:p>
+    <w:p>
+      <w:r>
+        <w:rPr>
+          <w:color w:val="5A7D3A"/>
+          <w:sz w:val="18"/>
+        </w:rPr>
+        <w:t>https://pubmed.ncbi.nlm.nih.gov/42889109/</w:t>
+      </w:r>
+    </w:p>
+    <w:p>
+      <w:pPr>
+        <w:pStyle w:val="Heading2"/>
+      </w:pPr>
+      <w:r>
+        <w:t>Wanderarbeiter in den USA: Männer verdienen mehr, aber niemand erhält Medikamente</w:t>
+      </w:r>
+    </w:p>
+    <w:p>
+      <w:r>
+        <w:rPr>
+          <w:i/>
+          <w:color w:val="666666"/>
+          <w:sz w:val="18"/>
+        </w:rPr>
+        <w:t>Payne-Sturges DC et al.  ·  Front Public Health  ·  01.10.2026  ·  PMID 42889058</w:t>
+      </w:r>
+    </w:p>
+    <w:p>
+      <w:r>
+        <w:t>Querschnittsstudie mit 135 Saisonarbeitern in Maryland (84,3% Spanischsprachig, 15,7% Haitianisch-Kreolisch) zu Arbeitsbedingungen, Unterkunft, Gesundheit und Lohnungleichheiten nach Geschlecht und Herkunft.</w:t>
+      </w:r>
+    </w:p>
+    <w:p>
+      <w:r>
+        <w:rPr>
+          <w:b/>
+        </w:rPr>
+        <w:t xml:space="preserve">Ergebnis: </w:t>
+      </w:r>
+      <w:r>
+        <w:t>Männer, H-2A-Visa-Inhaber und mexikanische Arbeiter verdienen signifikant häufiger ≥15 USD/h. Hypertension war die häufigste chronische Erkrankung, aber nicht alle Teilnehmer hatten Zugang zu notwendigen Medikamenten. Überbelegte Unterkünfte waren verbreitet. Geschlechtsspezifische Lohnunterschiede zeigen strukturelle Benachteiligung von Frauen; Zugang zu Versorgung ist systemisch beeinträchtigt, nicht individuell.</w:t>
+      </w:r>
+    </w:p>
+    <w:p>
+      <w:r>
+        <w:rPr>
+          <w:b/>
+          <w:sz w:val="19"/>
+        </w:rPr>
+        <w:t xml:space="preserve">Übertragbarkeit: </w:t>
+      </w:r>
+      <w:r>
+        <w:rPr>
+          <w:sz w:val="19"/>
+        </w:rPr>
+        <w:t>USA, Migrantenpopulation; Lohnungleichheiten übertragbar, aber Arbeitsmarktsystem grundlegend verschieden von Deutschland.</w:t>
+      </w:r>
+    </w:p>
+    <w:p>
+      <w:r>
+        <w:rPr>
+          <w:color w:val="5A7D3A"/>
+          <w:sz w:val="18"/>
+        </w:rPr>
+        <w:t>https://pubmed.ncbi.nlm.nih.gov/42889058/</w:t>
+      </w:r>
+    </w:p>
+    <w:p>
+      <w:pPr>
+        <w:pStyle w:val="Heading2"/>
+      </w:pPr>
+      <w:r>
+        <w:t>Cybermobbing wirkt stärker auf sexuelle und geschlechtliche Minderheiten: Minderheitenstress bei digitaler Gewalt</w:t>
+      </w:r>
+    </w:p>
+    <w:p>
+      <w:r>
+        <w:rPr>
+          <w:i/>
+          <w:color w:val="666666"/>
+          <w:sz w:val="18"/>
+        </w:rPr>
+        <w:t>Pu Y et al.  ·  J Res Adolesc  ·  Dez. 2026  ·  PMID 42888917</w:t>
+      </w:r>
+    </w:p>
+    <w:p>
+      <w:r>
+        <w:t>Querschnittsstudie mit 12.773 US-Jugendlichen aus dem Youth Risk Behavior Survey 2023 zum Zusammenhang zwischen Social-Media-Nutzung, Cyberbullying und psychischer Belastung nach sexueller Orientierung und Geschlechtsidentität.</w:t>
+      </w:r>
+    </w:p>
+    <w:p>
+      <w:r>
+        <w:rPr>
+          <w:b/>
+        </w:rPr>
+        <w:t xml:space="preserve">Ergebnis: </w:t>
+      </w:r>
+      <w:r>
+        <w:t>Sexuelle und geschlechtliche Minderheiten berichten bei ähnlicher Social-Media-Nutzung häufiger Cyberbullying-Exposition und größere psychische Belastung (Traurigkeit, Suizidgedanken) als Heterosexuelle und Cisgender-Peers. Der Zusammenhang zwischen höherer Mediennutzung und psychischer Belastung wird durch Cyberbullying erklärt. Minderheiten zeigen stärkere mentale Folgen von Bullying – Evidenz für Minderheitenstress.</w:t>
+      </w:r>
+    </w:p>
+    <w:p>
+      <w:r>
+        <w:rPr>
+          <w:b/>
+          <w:sz w:val="19"/>
+        </w:rPr>
+        <w:t xml:space="preserve">Übertragbarkeit: </w:t>
+      </w:r>
+      <w:r>
+        <w:rPr>
+          <w:sz w:val="19"/>
+        </w:rPr>
+        <w:t>USA, nationale Schülerumfrage; Cyberbullying-Mechanismen grundsätzlich übertragbar, aber digitale Risikolandschaft in Deutschland teils verschieden.</w:t>
+      </w:r>
+    </w:p>
+    <w:p>
+      <w:r>
+        <w:rPr>
+          <w:color w:val="5A7D3A"/>
+          <w:sz w:val="18"/>
+        </w:rPr>
+        <w:t>https://pubmed.ncbi.nlm.nih.gov/42888917/</w:t>
+      </w:r>
+    </w:p>
+    <w:p>
+      <w:pPr>
+        <w:pStyle w:val="Heading2"/>
+      </w:pPr>
+      <w:r>
+        <w:t>Depressionstest bei transgender Jugendlichen: Einziger Gesamtscore ist valide, nicht die Subskalen</w:t>
+      </w:r>
+    </w:p>
+    <w:p>
+      <w:r>
+        <w:rPr>
+          <w:i/>
+          <w:color w:val="666666"/>
+          <w:sz w:val="18"/>
+        </w:rPr>
+        <w:t>Doyle RL et al.  ·  Evid Based Pract Child Adolesc Ment Health  ·  29.06.2025  ·  PMID 42847875</w:t>
+      </w:r>
+    </w:p>
+    <w:p>
+      <w:r>
+        <w:t>Validierungsstudie mit 182 Jugendlichen (10–17 Jahre) mit Geschlechtsinkongruenz an einer Klinik, die Faktorstruktur des Children's Depression Inventory 2nd Edition (CDI-2) mittels konfirmatorischer Faktorenanalyse überprüften.</w:t>
+      </w:r>
+    </w:p>
+    <w:p>
+      <w:r>
+        <w:rPr>
+          <w:b/>
+        </w:rPr>
+        <w:t xml:space="preserve">Ergebnis: </w:t>
+      </w:r>
+      <w:r>
+        <w:t>Die von den Autoren vorgeschlagene Faktorstruktur passte nicht zu den Daten transgender und geschlechtsexpansiver Jugendlicher. Ein-Faktor-Modelle zeigten beste Passung. Jugendliche, denen bei Geburt weiblich zugeordnet wurde, berichteten höhere Selbst-Depression als solche, denen männlich zugeordnet wurde. Kliniker sollten nur Gesamtscores verwenden, nicht Subskalen.</w:t>
+      </w:r>
+    </w:p>
+    <w:p>
+      <w:r>
+        <w:rPr>
+          <w:b/>
+          <w:sz w:val="19"/>
+        </w:rPr>
+        <w:t xml:space="preserve">Übertragbarkeit: </w:t>
+      </w:r>
+      <w:r>
+        <w:rPr>
+          <w:sz w:val="19"/>
+        </w:rPr>
+        <w:t>USA, Spezialklinik; Geschlechtsspezifische Depressionsraten bei transgender Jugendlichen übertragbar, aber US-Messinstrument erfordert deutsche Validierung.</w:t>
+      </w:r>
+    </w:p>
+    <w:p>
+      <w:r>
+        <w:rPr>
+          <w:color w:val="5A7D3A"/>
+          <w:sz w:val="18"/>
+        </w:rPr>
+        <w:t>https://pubmed.ncbi.nlm.nih.gov/42847875/</w:t>
       </w:r>
     </w:p>
     <w:p>

--- a/download/studien-archiv.docx
+++ b/download/studien-archiv.docx
@@ -62,7 +62,363 @@
           <w:color w:val="666666"/>
           <w:sz w:val="18"/>
         </w:rPr>
-        <w:t>Stand: 18.10.2026  |  335 Studien  |  gender.m-vf.de</w:t>
+        <w:t>Stand: 19.10.2026  |  341 Studien  |  gender.m-vf.de</w:t>
+      </w:r>
+    </w:p>
+    <w:p>
+      <w:pPr>
+        <w:pStyle w:val="Heading1"/>
+      </w:pPr>
+      <w:r>
+        <w:t>Aufgenommen am 19.10.2026</w:t>
+      </w:r>
+    </w:p>
+    <w:p>
+      <w:pPr>
+        <w:pStyle w:val="Heading2"/>
+      </w:pPr>
+      <w:r>
+        <w:t>Östradiol-Schwankungen im mittleren Lebensalter zeigen Geschlechter-unterschiede bei Depressionen</w:t>
+      </w:r>
+    </w:p>
+    <w:p>
+      <w:r>
+        <w:rPr>
+          <w:i/>
+          <w:color w:val="666666"/>
+          <w:sz w:val="18"/>
+        </w:rPr>
+        <w:t>Zhang J et al.  ·  J Neuroendocrinol  ·  Okt. 2026  ·  PMID 42893941</w:t>
+      </w:r>
+    </w:p>
+    <w:p>
+      <w:r>
+        <w:t>Analyse von 8421 Erwachsenen aus NHANES 2013-2016 zu Hormontrends und Depressivität über die Lebensspanne, stratifiziert nach Geschlecht und Altersgruppen.</w:t>
+      </w:r>
+    </w:p>
+    <w:p>
+      <w:r>
+        <w:rPr>
+          <w:b/>
+        </w:rPr>
+        <w:t xml:space="preserve">Ergebnis: </w:t>
+      </w:r>
+      <w:r>
+        <w:t>Bei depressiven Frauen stiegen Östradiolwerte abnormal ab dem 28.–37. Lebensjahr an und korrelierten ab 38–57 Jahren mit Depressivität (p &lt; 0,05); depressive Frauen zeigten höhere Müdigkeit, depressive Männer externalisierende Symptome. Ein Fenster neuroendokriner Vulnerabilität entsteht bei Frauen früher als bislang erkannt.</w:t>
+      </w:r>
+    </w:p>
+    <w:p>
+      <w:r>
+        <w:rPr>
+          <w:b/>
+          <w:sz w:val="19"/>
+        </w:rPr>
+        <w:t xml:space="preserve">Übertragbarkeit: </w:t>
+      </w:r>
+      <w:r>
+        <w:rPr>
+          <w:sz w:val="19"/>
+        </w:rPr>
+        <w:t>USA-Daten, aber biologischer Befund unabhängig von Versorgungssystem; Implikation für Frühintervention bei Frauen ab 28 Jahren.</w:t>
+      </w:r>
+    </w:p>
+    <w:p>
+      <w:r>
+        <w:rPr>
+          <w:color w:val="5A7D3A"/>
+          <w:sz w:val="18"/>
+        </w:rPr>
+        <w:t>https://pubmed.ncbi.nlm.nih.gov/42893941/</w:t>
+      </w:r>
+    </w:p>
+    <w:p>
+      <w:pPr>
+        <w:pStyle w:val="Heading2"/>
+      </w:pPr>
+      <w:r>
+        <w:t>Affirmierende Versorgung braucht mehr als Inklusion: Qualitative Erkenntnisse von LGBTQIA+-Patienten</w:t>
+      </w:r>
+    </w:p>
+    <w:p>
+      <w:r>
+        <w:rPr>
+          <w:i/>
+          <w:color w:val="666666"/>
+          <w:sz w:val="18"/>
+        </w:rPr>
+        <w:t>Ross MH et al.  ·  Inquiry  ·  18.10.2026  ·  PMID 42893429</w:t>
+      </w:r>
+    </w:p>
+    <w:p>
+      <w:r>
+        <w:t>Qualitative Analyse zweier Studien mit LGBTQIA+-Patienten und -Fachleuten in Australien zur Frage, wie sich inklusive von affirmativer Versorgung unterscheidet.</w:t>
+      </w:r>
+    </w:p>
+    <w:p>
+      <w:r>
+        <w:rPr>
+          <w:b/>
+        </w:rPr>
+        <w:t xml:space="preserve">Ergebnis: </w:t>
+      </w:r>
+      <w:r>
+        <w:t>Patienten betonen: Affirmierende Versorgung bedeutet, sich sicher, respektiert und ‚sichtbar' zu fühlen – nicht allein spezialisiertes Wissen. Klinische Beziehungsfähigkeit (Empathie, Reflexion, Validierung) ist Grundlage, spezialisiertes Wissen erweitert sie. Unterscheidung zwischen Prozessinklusion und erlebter Affirmation ist zentral.</w:t>
+      </w:r>
+    </w:p>
+    <w:p>
+      <w:r>
+        <w:rPr>
+          <w:b/>
+          <w:sz w:val="19"/>
+        </w:rPr>
+        <w:t xml:space="preserve">Übertragbarkeit: </w:t>
+      </w:r>
+      <w:r>
+        <w:rPr>
+          <w:sz w:val="19"/>
+        </w:rPr>
+        <w:t>Australien, aber Qualitätskonzept für alle Versorgungssysteme; zeigt, wo Schulungsbudgets wirksam sind – Kommunikation vor Spezialisierung.</w:t>
+      </w:r>
+    </w:p>
+    <w:p>
+      <w:r>
+        <w:rPr>
+          <w:color w:val="5A7D3A"/>
+          <w:sz w:val="18"/>
+        </w:rPr>
+        <w:t>https://pubmed.ncbi.nlm.nih.gov/42893429/</w:t>
+      </w:r>
+    </w:p>
+    <w:p>
+      <w:pPr>
+        <w:pStyle w:val="Heading2"/>
+      </w:pPr>
+      <w:r>
+        <w:t>Gesundheitswissen und Versorgungszugang bei Frauen in ländlichem Simbabwe: Baseline für Interventionen</w:t>
+      </w:r>
+    </w:p>
+    <w:p>
+      <w:r>
+        <w:rPr>
+          <w:i/>
+          <w:color w:val="666666"/>
+          <w:sz w:val="18"/>
+        </w:rPr>
+        <w:t>Makurumidze R et al.  ·  Glob Health Action  ·  16.10.2026  ·  PMID 42886205</w:t>
+      </w:r>
+    </w:p>
+    <w:p>
+      <w:r>
+        <w:t>Querschnittstudie mit 401 Frauen in Simbabwe zu Symptomerkennung Hypertonie/Diabetes, HIV-Wissen, Müttersterblichkeit und Haushaltsmanagement von Kindererkrankungen.</w:t>
+      </w:r>
+    </w:p>
+    <w:p>
+      <w:r>
+        <w:rPr>
+          <w:b/>
+        </w:rPr>
+        <w:t xml:space="preserve">Ergebnis: </w:t>
+      </w:r>
+      <w:r>
+        <w:t>Hypertonie-Symptomerkennung: 41,7 % identifizierten starke Kopfschmerzen, 17,1 % gemessener Bluthochdruck; Diabetes: 53,4 % nannten Müdigkeit, 11,8 % genetisches Risiko; Mittelheiratungsalter 18 Jahre. Lücken in Health Literacy und chronische Krankheitsprävention; hohe Nutzung formaler Geburtshilfe neben traditionellen Heilmitteln.</w:t>
+      </w:r>
+    </w:p>
+    <w:p>
+      <w:r>
+        <w:rPr>
+          <w:b/>
+          <w:sz w:val="19"/>
+        </w:rPr>
+        <w:t xml:space="preserve">Übertragbarkeit: </w:t>
+      </w:r>
+      <w:r>
+        <w:rPr>
+          <w:sz w:val="19"/>
+        </w:rPr>
+        <w:t>Simbabwe, niedriges Einkommensland; Datenlücke zu Frauen und chronischen Krankheiten in Subsahara relevant für Priorisierung globaler Forschung.</w:t>
+      </w:r>
+    </w:p>
+    <w:p>
+      <w:r>
+        <w:rPr>
+          <w:color w:val="5A7D3A"/>
+          <w:sz w:val="18"/>
+        </w:rPr>
+        <w:t>https://pubmed.ncbi.nlm.nih.gov/42886205/</w:t>
+      </w:r>
+    </w:p>
+    <w:p>
+      <w:pPr>
+        <w:pStyle w:val="Heading2"/>
+      </w:pPr>
+      <w:r>
+        <w:t>Peer-Intervention gegen Substanznutzung und Geschlechternormen bei Berufsschülern in Südafrika</w:t>
+      </w:r>
+    </w:p>
+    <w:p>
+      <w:r>
+        <w:rPr>
+          <w:i/>
+          <w:color w:val="666666"/>
+          <w:sz w:val="18"/>
+        </w:rPr>
+        <w:t>Carney T et al.  ·  Addict Sci Clin Pract  ·  14.10.2026  ·  PMID 42870272</w:t>
+      </w:r>
+    </w:p>
+    <w:p>
+      <w:r>
+        <w:t>RCT-Protokoll für 264 Jugendliche (16–24 Jahre) in Sambias, Simbabwes und Südafrikas Berufsschulen: PEGISUS-Intervention (8 Sessions) zur Reduktion von Substanzgebrauch und Förderung geschlechtergerechter Normen, gemessen mit ASSIST und GEMS-Skalen.</w:t>
+      </w:r>
+    </w:p>
+    <w:p>
+      <w:r>
+        <w:rPr>
+          <w:b/>
+        </w:rPr>
+        <w:t xml:space="preserve">Ergebnis: </w:t>
+      </w:r>
+      <w:r>
+        <w:t>Primärer Endpunkt: Veränderung des ASSIST-Gesamtwertes bei Substanznutzung Baseline zu Woche 12; Sekundär: Geschlechternormen (GEMS) und Berufsausbildungsergebnisse bis Woche 24. Studie adressiert Substanznutzung als Co-Präsenz mit patriarchalen Normen bei jungen Menschen.</w:t>
+      </w:r>
+    </w:p>
+    <w:p>
+      <w:r>
+        <w:rPr>
+          <w:b/>
+          <w:sz w:val="19"/>
+        </w:rPr>
+        <w:t xml:space="preserve">Übertragbarkeit: </w:t>
+      </w:r>
+      <w:r>
+        <w:rPr>
+          <w:sz w:val="19"/>
+        </w:rPr>
+        <w:t>Südliches Afrika, strukturelle Vulnerabilität; Ansatz zeigt, dass Geschlechternormen ein Versorgungsziel sein können, nicht nur Demografie.</w:t>
+      </w:r>
+    </w:p>
+    <w:p>
+      <w:r>
+        <w:rPr>
+          <w:color w:val="5A7D3A"/>
+          <w:sz w:val="18"/>
+        </w:rPr>
+        <w:t>https://pubmed.ncbi.nlm.nih.gov/42870272/</w:t>
+      </w:r>
+    </w:p>
+    <w:p>
+      <w:pPr>
+        <w:pStyle w:val="Heading2"/>
+      </w:pPr>
+      <w:r>
+        <w:t>Videospiele als psychische Ressource für Transgender- und Gender-diverse Jugendliche</w:t>
+      </w:r>
+    </w:p>
+    <w:p>
+      <w:r>
+        <w:rPr>
+          <w:i/>
+          <w:color w:val="666666"/>
+          <w:sz w:val="18"/>
+        </w:rPr>
+        <w:t>Di Cesare DM et al.  ·  JMIR Res Protoc  ·  24.09.2026  ·  PMID 42784725</w:t>
+      </w:r>
+    </w:p>
+    <w:p>
+      <w:r>
+        <w:t>Studienprotokoll für 2500 Jugendliche (14–29 Jahre) mit sexueller und Geschlechtsvielfalt aus 5 Ländern zu Videospielnutzung, Darstellung von Vielfalt in Spielen und Schutzfaktoren für psychisches Wohlbefinden.</w:t>
+      </w:r>
+    </w:p>
+    <w:p>
+      <w:r>
+        <w:rPr>
+          <w:b/>
+        </w:rPr>
+        <w:t xml:space="preserve">Ergebnis: </w:t>
+      </w:r>
+      <w:r>
+        <w:t>Datenerhebung geplant Oktober–Dezember 2026; Studie wird untersuchen, wie Videospiele Resilienz und psychisches Wohlbefinden von LGBTQ+-Jugendlichen unterstützen und wie Gaming-Communities Zugehörigkeitsgefühl vermitteln.</w:t>
+      </w:r>
+    </w:p>
+    <w:p>
+      <w:r>
+        <w:rPr>
+          <w:b/>
+          <w:sz w:val="19"/>
+        </w:rPr>
+        <w:t xml:space="preserve">Übertragbarkeit: </w:t>
+      </w:r>
+      <w:r>
+        <w:rPr>
+          <w:sz w:val="19"/>
+        </w:rPr>
+        <w:t>Internationale Perspektive; relevante Frage nach sozialen Schutzfaktoren für vulnerable Gruppen auch in deutschem Kontext.</w:t>
+      </w:r>
+    </w:p>
+    <w:p>
+      <w:r>
+        <w:rPr>
+          <w:color w:val="5A7D3A"/>
+          <w:sz w:val="18"/>
+        </w:rPr>
+        <w:t>https://pubmed.ncbi.nlm.nih.gov/42784725/</w:t>
+      </w:r>
+    </w:p>
+    <w:p>
+      <w:pPr>
+        <w:pStyle w:val="Heading2"/>
+      </w:pPr>
+      <w:r>
+        <w:t>Wie Fachleute geografische Gesundheitsungleichheiten kartieren: Methoden und Hürden in der Praxis</w:t>
+      </w:r>
+    </w:p>
+    <w:p>
+      <w:r>
+        <w:rPr>
+          <w:i/>
+          <w:color w:val="666666"/>
+          <w:sz w:val="18"/>
+        </w:rPr>
+        <w:t>Davidson R et al.  ·  Health Place  ·  13.07.2026  ·  PMID 42442179</w:t>
+      </w:r>
+    </w:p>
+    <w:p>
+      <w:r>
+        <w:t>Semi-strukturierte Interviews mit 20 britischen Fachleuten über Herausforderungen beim Visualisieren und Kommunizieren von geografischen Gesundheitsungleichheiten zu verschiedenen Zielgruppen.</w:t>
+      </w:r>
+    </w:p>
+    <w:p>
+      <w:r>
+        <w:rPr>
+          <w:b/>
+        </w:rPr>
+        <w:t xml:space="preserve">Ergebnis: </w:t>
+      </w:r>
+      <w:r>
+        <w:t>Zentrale Hürden: Sorge vor Stigmatisierung von Regionen, Wahl absolute vs. relative Maße, Visualisierung von Unsicherheit, Ressourcenmangel für Zusammenarbeit zwischen Analysten und Designern. Lücke zwischen Forschungsliteratur zu Visualisierung und Praxisanforderungen benachteiligt strukturell schwache Regionen zusätzlich.</w:t>
+      </w:r>
+    </w:p>
+    <w:p>
+      <w:r>
+        <w:rPr>
+          <w:b/>
+          <w:sz w:val="19"/>
+        </w:rPr>
+        <w:t xml:space="preserve">Übertragbarkeit: </w:t>
+      </w:r>
+      <w:r>
+        <w:rPr>
+          <w:sz w:val="19"/>
+        </w:rPr>
+        <w:t>Großbritannien, europäisch vergleichbar; methodisches Problem mit Folgen für politische Prioritäten und Ressourcenverteilung in Gesundheitssystemen.</w:t>
+      </w:r>
+    </w:p>
+    <w:p>
+      <w:r>
+        <w:rPr>
+          <w:color w:val="5A7D3A"/>
+          <w:sz w:val="18"/>
+        </w:rPr>
+        <w:t>https://pubmed.ncbi.nlm.nih.gov/42442179/</w:t>
       </w:r>
     </w:p>
     <w:p>

--- a/download/studien-archiv.docx
+++ b/download/studien-archiv.docx
@@ -62,7 +62,421 @@
           <w:color w:val="666666"/>
           <w:sz w:val="18"/>
         </w:rPr>
-        <w:t>Stand: 19.10.2026  |  341 Studien  |  gender.m-vf.de</w:t>
+        <w:t>Stand: 20.10.2026  |  348 Studien  |  gender.m-vf.de</w:t>
+      </w:r>
+    </w:p>
+    <w:p>
+      <w:pPr>
+        <w:pStyle w:val="Heading1"/>
+      </w:pPr>
+      <w:r>
+        <w:t>Aufgenommen am 20.10.2026</w:t>
+      </w:r>
+    </w:p>
+    <w:p>
+      <w:pPr>
+        <w:pStyle w:val="Heading2"/>
+      </w:pPr>
+      <w:r>
+        <w:t>Zungenkrebs: Rauchen bei Männern häufiger, Überleben gleich nach Tumorlast</w:t>
+      </w:r>
+    </w:p>
+    <w:p>
+      <w:r>
+        <w:rPr>
+          <w:i/>
+          <w:color w:val="666666"/>
+          <w:sz w:val="18"/>
+        </w:rPr>
+        <w:t>Elbalka SS et al.  ·  Ann Ital Chir  ·  14.10.2026  ·  PMID 42894908</w:t>
+      </w:r>
+    </w:p>
+    <w:p>
+      <w:r>
+        <w:t>Retrospektive Kohortenstudie von 110 Patienten (52 m, 58 w) mit operiertem Zungenplattenepithelkarzinom in Ägypten (2007–2025); Analyse von Präsentation, Rezidiv und Gesamtüberleben nach Geschlecht mittels Kaplan-Meier und Cox-Regressionen.</w:t>
+      </w:r>
+    </w:p>
+    <w:p>
+      <w:r>
+        <w:rPr>
+          <w:b/>
+        </w:rPr>
+        <w:t xml:space="preserve">Ergebnis: </w:t>
+      </w:r>
+      <w:r>
+        <w:t>Männer rauchten signifikant häufiger (26,5% vs. 3,6%, p = 0,001). Alter, BMI, T-Stadium, Nodalstatus, Invasionstiefe, Grading ähnlich zwischen Geschlechtern. Gesamtüberleben unterschied sich nicht (log-rank p = 0,785). In multivariablem Cox-Modell blieben Nodalpositivität und T-Stadium signifikant; Geschlecht nicht assoziiert mit Überleben nach Anpassung. Geschlechtsdifferenzen in Präsentation und Ergebnis minimal; Tumormasse, nicht Geschlecht, Hauptprognostikum.</w:t>
+      </w:r>
+    </w:p>
+    <w:p>
+      <w:r>
+        <w:rPr>
+          <w:b/>
+          <w:sz w:val="19"/>
+        </w:rPr>
+        <w:t xml:space="preserve">Übertragbarkeit: </w:t>
+      </w:r>
+      <w:r>
+        <w:rPr>
+          <w:sz w:val="19"/>
+        </w:rPr>
+        <w:t>Ägypten, begrenzte Übertragbarkeit; demonstriert biologisch irrelevante Geschlechtsdifferenzen</w:t>
+      </w:r>
+    </w:p>
+    <w:p>
+      <w:r>
+        <w:rPr>
+          <w:color w:val="5A7D3A"/>
+          <w:sz w:val="18"/>
+        </w:rPr>
+        <w:t>https://pubmed.ncbi.nlm.nih.gov/42894908/</w:t>
+      </w:r>
+    </w:p>
+    <w:p>
+      <w:pPr>
+        <w:pStyle w:val="Heading2"/>
+      </w:pPr>
+      <w:r>
+        <w:t>Vasektomie: Auch Männer mit traditionellen Geschlechtshaltungen wählen Verhütung, wenn Familie komplett</w:t>
+      </w:r>
+    </w:p>
+    <w:p>
+      <w:r>
+        <w:rPr>
+          <w:i/>
+          <w:color w:val="666666"/>
+          <w:sz w:val="18"/>
+        </w:rPr>
+        <w:t>Brewer M et al.  ·  Sociol Health Illn  ·  Nov. 2026  ·  PMID 42894890</w:t>
+      </w:r>
+    </w:p>
+    <w:p>
+      <w:r>
+        <w:t>Querschnittsstudie (National Survey of Family Growth 2011–2019, n = 5.899 verhütende Männer 25–44 Jahre USA) untersuchte, wie Einstellungen zur Männlichkeit mit Vasektomieanwendung assoziieren, adjustiert für Kinderanzahl und weitere Kovariaten.</w:t>
+      </w:r>
+    </w:p>
+    <w:p>
+      <w:r>
+        <w:rPr>
+          <w:b/>
+        </w:rPr>
+        <w:t xml:space="preserve">Ergebnis: </w:t>
+      </w:r>
+      <w:r>
+        <w:t>Vasektomie häufiger bei Männern, die zustimmten, dass Männer höhere sexuelle Bedürfnisse haben. Dieser Unterschied war jedoch überwiegend durch Kinderanzahl erklärt (starker Prädiktor für Vasektomie). Vasektomiestatus unterschied sich nicht nach Einstellungen zu präventiver Gesundheitsvorsorge oder Schmerztoleranz. Befund legt nahe, dass Männer traditionelle maskuline Haltungen bewahren können, während sie arbeitsteilige Verhütungslasten via Vasektomie aufbrechen.</w:t>
+      </w:r>
+    </w:p>
+    <w:p>
+      <w:r>
+        <w:rPr>
+          <w:b/>
+          <w:sz w:val="19"/>
+        </w:rPr>
+        <w:t xml:space="preserve">Übertragbarkeit: </w:t>
+      </w:r>
+      <w:r>
+        <w:rPr>
+          <w:sz w:val="19"/>
+        </w:rPr>
+        <w:t>USA, Sozialverhalten; Geschlechterunterschied durch Familiengröße erklärbar, nicht durch Attitudes</w:t>
+      </w:r>
+    </w:p>
+    <w:p>
+      <w:r>
+        <w:rPr>
+          <w:color w:val="5A7D3A"/>
+          <w:sz w:val="18"/>
+        </w:rPr>
+        <w:t>https://pubmed.ncbi.nlm.nih.gov/42894890/</w:t>
+      </w:r>
+    </w:p>
+    <w:p>
+      <w:pPr>
+        <w:pStyle w:val="Heading2"/>
+      </w:pPr>
+      <w:r>
+        <w:t>Geschlechtergetrennte Referenzwerte für Aufstands-Kraftleistung in Lateinamerika etabliert</w:t>
+      </w:r>
+    </w:p>
+    <w:p>
+      <w:r>
+        <w:rPr>
+          <w:i/>
+          <w:color w:val="666666"/>
+          <w:sz w:val="18"/>
+        </w:rPr>
+        <w:t>Otto-Yáñez M et al.  ·  Scand J Med Sci Sports  ·  Okt. 2026  ·  PMID 42894323</w:t>
+      </w:r>
+    </w:p>
+    <w:p>
+      <w:r>
+        <w:t>Multizenter-Querschnittsstudie (n = 1.254 Erwachsene 18–80 Jahre aus Chile, Kolumbien, Ecuador) entwickelte geschlechts- und altersgerechte Perzentilwerte für relative und allometrische Sit-to-Stand-(STS)-Leistung (W·kg⁻¹, W·m⁻²); Charakterisierung altersabhängiger Muster und länderübergreifender Heterogenität via generalisierte additive Modelle.</w:t>
+      </w:r>
+    </w:p>
+    <w:p>
+      <w:r>
+        <w:rPr>
+          <w:b/>
+        </w:rPr>
+        <w:t xml:space="preserve">Ergebnis: </w:t>
+      </w:r>
+      <w:r>
+        <w:t>Relative STS-Leistung nahm mit Alter ab, Median Frauen 4,50–2,40 W·kg⁻¹ (18–29 vs. 70–80 Jahre), Männer 5,20–2,80 W·kg⁻¹. Allometrische Leistung ähnliches Muster: Frauen 114,35–61,30 W·m⁻², Männer 126,70–74,10 W·m⁻². Ecuador höhere Verteilungen als Chile/Kolumbien; altersabhängige Muster unterschieden sich zwischen Ländern. Explorative Physikalisch-Aktivitäts-Gradienten nach Anpassung attenuiert. Gepoolte Perzentile sind regionale Benchmarks, nicht länder-spezifisch.</w:t>
+      </w:r>
+    </w:p>
+    <w:p>
+      <w:r>
+        <w:rPr>
+          <w:b/>
+          <w:sz w:val="19"/>
+        </w:rPr>
+        <w:t xml:space="preserve">Übertragbarkeit: </w:t>
+      </w:r>
+      <w:r>
+        <w:rPr>
+          <w:sz w:val="19"/>
+        </w:rPr>
+        <w:t>Lateinamerika, geschlechtergetrennte Funktionsdaten; Übertragbarkeit auf DACH begrenzt (andere Population)</w:t>
+      </w:r>
+    </w:p>
+    <w:p>
+      <w:r>
+        <w:rPr>
+          <w:color w:val="5A7D3A"/>
+          <w:sz w:val="18"/>
+        </w:rPr>
+        <w:t>https://pubmed.ncbi.nlm.nih.gov/42894323/</w:t>
+      </w:r>
+    </w:p>
+    <w:p>
+      <w:pPr>
+        <w:pStyle w:val="Heading2"/>
+      </w:pPr>
+      <w:r>
+        <w:t>Übergewicht vor Schwangerschaft: Konservative Interventionen zeigen uneinheitliche Effekte</w:t>
+      </w:r>
+    </w:p>
+    <w:p>
+      <w:r>
+        <w:rPr>
+          <w:i/>
+          <w:color w:val="666666"/>
+          <w:sz w:val="18"/>
+        </w:rPr>
+        <w:t>Mateusz S et al.  ·  Arch Gynecol Obstet  ·  22.07.2026  ·  PMID 42894025</w:t>
+      </w:r>
+    </w:p>
+    <w:p>
+      <w:r>
+        <w:t>Strukturierte Narrativ-Übersicht von 13 Studien (11 Interventionen, 2 Beobachtungskohorten) zu Präkonzeptionsübergewicht/-adipositas und Effekten von Lebensstil-, Diät-, Verhaltens-, Gewichtsmanagement- und Supplementierungsstrategien auf Schwangerschafts- und Langzeitergebnisse (Datenbank-Suche Jan 2019–Dez 2023).</w:t>
+      </w:r>
+    </w:p>
+    <w:p>
+      <w:r>
+        <w:rPr>
+          <w:b/>
+        </w:rPr>
+        <w:t xml:space="preserve">Ergebnis: </w:t>
+      </w:r>
+      <w:r>
+        <w:t>Beobachtungsevidenz verband höheres Präkonzeptionsgewicht mit Geburtseinleitung, Kaiserschnitt, Frühgeburt, Neugeborenen-Aufnahme, Totgeburt und postpartaler Dysglykämie. Konservative Interventionen zeigten heterogene Effekte. Präkonzeptives Gewichtsverlust assoziiert mit selektiven Fertilitäts- und Glukose-Effekten: kürzere Konzeptionszeit nach sehr-kalorienarmer Diät, niedrigere Odds rezidivierender GDM bei bedeutsamem Gewichtsverlust. Supplementierungsinterventionen inkonsistent über BMI-Subgruppen. Langzeit-Follow-up deutet, dass nachhaltige Effekte von erfolgreichem Gewichtsverlust und Verhaltenserhalt abhängen. Keine einzelne optimale Interventions-, Timing- oder universale Gewichtsverlust-Zielmarke definiert.</w:t>
+      </w:r>
+    </w:p>
+    <w:p>
+      <w:r>
+        <w:rPr>
+          <w:b/>
+          <w:sz w:val="19"/>
+        </w:rPr>
+        <w:t xml:space="preserve">Übertragbarkeit: </w:t>
+      </w:r>
+      <w:r>
+        <w:rPr>
+          <w:sz w:val="19"/>
+        </w:rPr>
+        <w:t>DACH-vergleichbar; AWMF-Leitlinie existiert, Evidenzheterogenität bleibt</w:t>
+      </w:r>
+    </w:p>
+    <w:p>
+      <w:r>
+        <w:rPr>
+          <w:color w:val="5A7D3A"/>
+          <w:sz w:val="18"/>
+        </w:rPr>
+        <w:t>https://pubmed.ncbi.nlm.nih.gov/42894025/</w:t>
+      </w:r>
+    </w:p>
+    <w:p>
+      <w:pPr>
+        <w:pStyle w:val="Heading2"/>
+      </w:pPr>
+      <w:r>
+        <w:t>Smartphone-Sucht und Depression: Geschlechtsdifferenzen widersprüchlich, Moderatoren ungeklärt</w:t>
+      </w:r>
+    </w:p>
+    <w:p>
+      <w:r>
+        <w:rPr>
+          <w:i/>
+          <w:color w:val="666666"/>
+          <w:sz w:val="18"/>
+        </w:rPr>
+        <w:t>Pirwani N et al.  ·  BMC Psychol  ·  22.07.2026  ·  PMID 42888456</w:t>
+      </w:r>
+    </w:p>
+    <w:p>
+      <w:r>
+        <w:t>Systematische Übersicht (PRISMA-registriert) von 16 Studien (13 Querschnitt, 3 Längsschnitt) zu Geschlechtsdifferenzen in der Assoziation problematischer Smartphone-Nutzung (PSU) mit Depression; Qualitätsbewertung mittels MMAT.</w:t>
+      </w:r>
+    </w:p>
+    <w:p>
+      <w:r>
+        <w:rPr>
+          <w:b/>
+        </w:rPr>
+        <w:t xml:space="preserve">Ergebnis: </w:t>
+      </w:r>
+      <w:r>
+        <w:t>15 Studien zeigten positive PSU-Depression-Assoziation. Geschlechtsmuster heterogen: 5 Studien stärkere Assoziation bei Frauen, 5 bei Männern, 6 keine Differenz. Eine Längsschnittstudie lieferte direkte Evidenz für Bidirektionalität. Schlussfolgerung: Geschlechtsmuster nicht uniform; wahrscheinlich moderiert durch Nutzungstyp, Altersgruppe, kulturellen Kontext und Messheterogenität statt fundamentaler Vulnerabilitätsunterschied. Überwiegend Querschnittsdesigns und Selbstbericht limitieren kausale Schlussfolgerung.</w:t>
+      </w:r>
+    </w:p>
+    <w:p>
+      <w:r>
+        <w:rPr>
+          <w:b/>
+          <w:sz w:val="19"/>
+        </w:rPr>
+        <w:t xml:space="preserve">Übertragbarkeit: </w:t>
+      </w:r>
+      <w:r>
+        <w:rPr>
+          <w:sz w:val="19"/>
+        </w:rPr>
+        <w:t>Internationale Evidenzsynthese; Geschlechtsmuster unklar, Moderatoren zu prüfen</w:t>
+      </w:r>
+    </w:p>
+    <w:p>
+      <w:r>
+        <w:rPr>
+          <w:color w:val="5A7D3A"/>
+          <w:sz w:val="18"/>
+        </w:rPr>
+        <w:t>https://pubmed.ncbi.nlm.nih.gov/42888456/</w:t>
+      </w:r>
+    </w:p>
+    <w:p>
+      <w:pPr>
+        <w:pStyle w:val="Heading2"/>
+      </w:pPr>
+      <w:r>
+        <w:t>Elternschaft verändert Kognition geschlechtsspezifisch – Väter gewinnen, Mütter verlieren beim Arbeitsgedächtnis</w:t>
+      </w:r>
+    </w:p>
+    <w:p>
+      <w:r>
+        <w:rPr>
+          <w:i/>
+          <w:color w:val="666666"/>
+          <w:sz w:val="18"/>
+        </w:rPr>
+        <w:t>Geller S et al.  ·  Psychoneuroendocrinology  ·  19.09.2026  ·  PMID 42800435</w:t>
+      </w:r>
+    </w:p>
+    <w:p>
+      <w:r>
+        <w:t>Querschnittsstudie verglich kognitive Leistung (158 Eltern mit Säuglingen 8 Wochen–6 Monate vs. 154 kinderlose Kontrollen) und testete Assoziationen mit Oxytocin und Cortisol mittels struktureller Gleichungsmodelle.</w:t>
+      </w:r>
+    </w:p>
+    <w:p>
+      <w:r>
+        <w:rPr>
+          <w:b/>
+        </w:rPr>
+        <w:t xml:space="preserve">Ergebnis: </w:t>
+      </w:r>
+      <w:r>
+        <w:t>Keine Hinweise auf globale kognitive Beeinträchtigung durch Elternschaft. Väter zeigten bessere Objektwahrnehmung als nicht-Väter, Mütter moderat schlechteres Arbeitsgedächtnis als nicht-Mütter. Gesichtsgedächtnis war mit zirkulierendem Oxytocin (β &gt; 0, unabhängig von Elternschaftsstatus) und weiblichem Geschlecht assoziiert (p &lt; 0,05). Cortisol nicht signifikant assoziiert. Sensitivitätsanalysen (Alter, Schlafqualität, depressive Symptome, Stress) änderten Muster nicht wesentlich.</w:t>
+      </w:r>
+    </w:p>
+    <w:p>
+      <w:r>
+        <w:rPr>
+          <w:b/>
+          <w:sz w:val="19"/>
+        </w:rPr>
+        <w:t xml:space="preserve">Übertragbarkeit: </w:t>
+      </w:r>
+      <w:r>
+        <w:rPr>
+          <w:sz w:val="19"/>
+        </w:rPr>
+        <w:t>Deutschland, Lab-basierte kognitiv-neuroendokrine Methodik; Übertragbarkeit auf Versorgung (z.B. postpartale Neuropsychologie) fraglich</w:t>
+      </w:r>
+    </w:p>
+    <w:p>
+      <w:r>
+        <w:rPr>
+          <w:color w:val="5A7D3A"/>
+          <w:sz w:val="18"/>
+        </w:rPr>
+        <w:t>https://pubmed.ncbi.nlm.nih.gov/42800435/</w:t>
+      </w:r>
+    </w:p>
+    <w:p>
+      <w:pPr>
+        <w:pStyle w:val="Heading2"/>
+      </w:pPr>
+      <w:r>
+        <w:t>Orthostatic Toleranz bei Frauen geringer – Kompressionsanzug schützt beide Geschlechter</w:t>
+      </w:r>
+    </w:p>
+    <w:p>
+      <w:r>
+        <w:rPr>
+          <w:i/>
+          <w:color w:val="666666"/>
+          <w:sz w:val="18"/>
+        </w:rPr>
+        <w:t>Lytle JR et al.  ·  J Appl Physiol (1985)  ·  01.10.2026  ·  PMID 42764020</w:t>
+      </w:r>
+    </w:p>
+    <w:p>
+      <w:r>
+        <w:t>Studie verglich kardiovaskuläre Reaktionen auf simulierte Mondgravitation (0,5–1,0 G via Kopf-Hochlagerung) bei 16 Frauen und 18 Männern nach pharmakologischer Blutvolumenreduktion und prüfte Wirksamkeit eines Kompressionsanzuges.</w:t>
+      </w:r>
+    </w:p>
+    <w:p>
+      <w:r>
+        <w:rPr>
+          <w:b/>
+        </w:rPr>
+        <w:t xml:space="preserve">Ergebnis: </w:t>
+      </w:r>
+      <w:r>
+        <w:t>Hypovoläme Frauen wurden bei 80° und 50° HUT früher präsynkopal als Männer (Unterschied: 4,6 min bei 80°, p = 0,003), mit signifikant niedrigerem mittlerem arteriellem Druck vor und während 80° HUT (p = 0,038). Der Kompressionsanzug erhöhte Toleranzzeit um 4,2 min bei 80° HUT und 1,6 min bei 50° HUT (beide p &lt; 0,008) und reduzierte Herzfrequenzanstieg und Schlagvolumenabfall in beiden Geschlechtern, stärker bei Frauen (p &lt; 0,001). Dies zeigt biologische Geschlechtsdifferenzen in der kardiovaskulären Regulation unter Gravitationsstress.</w:t>
+      </w:r>
+    </w:p>
+    <w:p>
+      <w:r>
+        <w:rPr>
+          <w:b/>
+          <w:sz w:val="19"/>
+        </w:rPr>
+        <w:t xml:space="preserve">Übertragbarkeit: </w:t>
+      </w:r>
+      <w:r>
+        <w:rPr>
+          <w:sz w:val="19"/>
+        </w:rPr>
+        <w:t>Physiologischer Mechanismus belegt; Übertragbarkeit auf Raumfahrtmedizin und Orthostase-Screening begrenzt</w:t>
+      </w:r>
+    </w:p>
+    <w:p>
+      <w:r>
+        <w:rPr>
+          <w:color w:val="5A7D3A"/>
+          <w:sz w:val="18"/>
+        </w:rPr>
+        <w:t>https://pubmed.ncbi.nlm.nih.gov/42764020/</w:t>
       </w:r>
     </w:p>
     <w:p>

--- a/download/studien-archiv.docx
+++ b/download/studien-archiv.docx
@@ -62,7 +62,363 @@
           <w:color w:val="666666"/>
           <w:sz w:val="18"/>
         </w:rPr>
-        <w:t>Stand: 20.10.2026  |  348 Studien  |  gender.m-vf.de</w:t>
+        <w:t>Stand: 21.10.2026  |  354 Studien  |  gender.m-vf.de</w:t>
+      </w:r>
+    </w:p>
+    <w:p>
+      <w:pPr>
+        <w:pStyle w:val="Heading1"/>
+      </w:pPr>
+      <w:r>
+        <w:t>Aufgenommen am 21.10.2026</w:t>
+      </w:r>
+    </w:p>
+    <w:p>
+      <w:pPr>
+        <w:pStyle w:val="Heading2"/>
+      </w:pPr>
+      <w:r>
+        <w:t>Systemische Sklerose: Geschlechtsspezifische Unterschiede in Krankheitsarchitektur und Verlauf</w:t>
+      </w:r>
+    </w:p>
+    <w:p>
+      <w:r>
+        <w:rPr>
+          <w:i/>
+          <w:color w:val="666666"/>
+          <w:sz w:val="18"/>
+        </w:rPr>
+        <w:t>Tian Y et al.  ·  Front Immunol  ·  05.10.2026  ·  PMID 42898638</w:t>
+      </w:r>
+    </w:p>
+    <w:p>
+      <w:r>
+        <w:t>Hypothesen-generierendes Framework (SSc-MAF), das geschlechtsspezifische Unterschiede in der Beziehung zwischen Krankheitskomponenten bei systemischer Sklerose untersucht, nicht nur in isolierten Molekülen oder Phänotypen.</w:t>
+      </w:r>
+    </w:p>
+    <w:p>
+      <w:r>
+        <w:rPr>
+          <w:b/>
+        </w:rPr>
+        <w:t xml:space="preserve">Ergebnis: </w:t>
+      </w:r>
+      <w:r>
+        <w:t>Frauen entwickeln SSc häufiger, Männer erleben schwerer Organbefall und ungünstigere Outcomes. Framework unterscheidet klinische Trajektorien von biologischer Architektur; prüft, ob Geschlecht über komponentenspezifische Vergleiche hinaus Information trägt. Direkte Evidenz begrenzt; eher Hypothesen als bewiesene Architektur.</w:t>
+      </w:r>
+    </w:p>
+    <w:p>
+      <w:r>
+        <w:rPr>
+          <w:b/>
+          <w:sz w:val="19"/>
+        </w:rPr>
+        <w:t xml:space="preserve">Übertragbarkeit: </w:t>
+      </w:r>
+      <w:r>
+        <w:rPr>
+          <w:sz w:val="19"/>
+        </w:rPr>
+        <w:t>Methodenarbeit – klinisch relevant nur, wenn Testvorhersagen in deutschen SSc-Kohorten validiert werden; Mechanismus (Biologie vs. Zugang) konzeptionell aber nicht empirisch geklärt.</w:t>
+      </w:r>
+    </w:p>
+    <w:p>
+      <w:r>
+        <w:rPr>
+          <w:color w:val="5A7D3A"/>
+          <w:sz w:val="18"/>
+        </w:rPr>
+        <w:t>https://pubmed.ncbi.nlm.nih.gov/42898638/</w:t>
+      </w:r>
+    </w:p>
+    <w:p>
+      <w:pPr>
+        <w:pStyle w:val="Heading2"/>
+      </w:pPr>
+      <w:r>
+        <w:t>Gallensteine und Entzündungsmarker: Geschlechtsspezifische Assoziationen in großer Kohorte</w:t>
+      </w:r>
+    </w:p>
+    <w:p>
+      <w:r>
+        <w:rPr>
+          <w:i/>
+          <w:color w:val="666666"/>
+          <w:sz w:val="18"/>
+        </w:rPr>
+        <w:t>Teng Y et al.  ·  Front Public Health  ·  05.10.2026  ·  PMID 42898498</w:t>
+      </w:r>
+    </w:p>
+    <w:p>
+      <w:r>
+        <w:t>Querschnittanalyse von 55.241 Erwachsenen zur Assoziation zwischen Systemischem Immunentzündungs-Index und Gallensteinrisiko mit geschlechtergetrennten Analysen.</w:t>
+      </w:r>
+    </w:p>
+    <w:p>
+      <w:r>
+        <w:rPr>
+          <w:b/>
+        </w:rPr>
+        <w:t xml:space="preserve">Ergebnis: </w:t>
+      </w:r>
+      <w:r>
+        <w:t>Erhöhter log-transformierter SII war mit erhöhtem Gallensteinrisiko assoziiert (OR 1,10; 95%-KI 1,01–1,21; p = 0,037). Frauen zeigten lineare Assoziation (OR 1,21; 95%-KI 1,06–1,39; p = 0,006), Männer nichtlineare mit Risiko ab SII-Schwellenwert 6,52. Keine signifikante Geschlechts-SII-Interaktion.</w:t>
+      </w:r>
+    </w:p>
+    <w:p>
+      <w:r>
+        <w:rPr>
+          <w:b/>
+          <w:sz w:val="19"/>
+        </w:rPr>
+        <w:t xml:space="preserve">Übertragbarkeit: </w:t>
+      </w:r>
+      <w:r>
+        <w:rPr>
+          <w:sz w:val="19"/>
+        </w:rPr>
+        <w:t>China – Mechanismus (Biologie vs. Zugang) unklar; Übertragbarkeit auf deutsche Screeningpraxis begrenzt ohne Validierung.</w:t>
+      </w:r>
+    </w:p>
+    <w:p>
+      <w:r>
+        <w:rPr>
+          <w:color w:val="5A7D3A"/>
+          <w:sz w:val="18"/>
+        </w:rPr>
+        <w:t>https://pubmed.ncbi.nlm.nih.gov/42898498/</w:t>
+      </w:r>
+    </w:p>
+    <w:p>
+      <w:pPr>
+        <w:pStyle w:val="Heading2"/>
+      </w:pPr>
+      <w:r>
+        <w:t>Herzkardiovaskuläre Risikofaktoren bei HIV: Geschlechtsspezifische Unterschiede in Adipositas und Ernährung</w:t>
+      </w:r>
+    </w:p>
+    <w:p>
+      <w:r>
+        <w:rPr>
+          <w:i/>
+          <w:color w:val="666666"/>
+          <w:sz w:val="18"/>
+        </w:rPr>
+        <w:t>Ademola BL et al.  ·  West Afr J Med  ·  28.08.2026  ·  PMID 42898368</w:t>
+      </w:r>
+    </w:p>
+    <w:p>
+      <w:r>
+        <w:t>Querschnittstudie an 840 Personen mit HIV in Nigeria, die Geschlechterdifferenzen in traditionellen und Verhaltensrisikofaktoren für Herzerkrankungen untersuchte.</w:t>
+      </w:r>
+    </w:p>
+    <w:p>
+      <w:r>
+        <w:rPr>
+          <w:b/>
+        </w:rPr>
+        <w:t xml:space="preserve">Ergebnis: </w:t>
+      </w:r>
+      <w:r>
+        <w:t>Frauen zeigten häufiger ungesunde Ernährung (66,2 % vs. 41,9 %; p &lt; 0,001) und abdominale Adipositas (52,9 % vs. 33,8 %; p &lt; 0,001); Männer hatten höhere Odds für Übergewicht (OR 1,86; p &lt; 0,001) und Rauchen (5,7 % vs. 1,2 %). Unterschiede blieben über Confounder-Adjustierung hinweg signifikant.</w:t>
+      </w:r>
+    </w:p>
+    <w:p>
+      <w:r>
+        <w:rPr>
+          <w:b/>
+          <w:sz w:val="19"/>
+        </w:rPr>
+        <w:t xml:space="preserve">Übertragbarkeit: </w:t>
+      </w:r>
+      <w:r>
+        <w:rPr>
+          <w:sz w:val="19"/>
+        </w:rPr>
+        <w:t>Nigeria – nur wenn ähnliche Risikofaktor-Profile bei deutschen HIV-Patienten bestätigt; Zugangsweg und Versorgungsqualität unterscheiden sich erheblich.</w:t>
+      </w:r>
+    </w:p>
+    <w:p>
+      <w:r>
+        <w:rPr>
+          <w:color w:val="5A7D3A"/>
+          <w:sz w:val="18"/>
+        </w:rPr>
+        <w:t>https://pubmed.ncbi.nlm.nih.gov/42898368/</w:t>
+      </w:r>
+    </w:p>
+    <w:p>
+      <w:pPr>
+        <w:pStyle w:val="Heading2"/>
+      </w:pPr>
+      <w:r>
+        <w:t>Indigene Gesundheitsforschung: Systematische Erasure von LGBTQA+SB-Personen in Daten</w:t>
+      </w:r>
+    </w:p>
+    <w:p>
+      <w:r>
+        <w:rPr>
+          <w:i/>
+          <w:color w:val="666666"/>
+          <w:sz w:val="18"/>
+        </w:rPr>
+        <w:t>Liddelow-Hunt S et al.  ·  Med J Aust  ·  Okt. 2026  ·  PMID 42885875</w:t>
+      </w:r>
+    </w:p>
+    <w:p>
+      <w:r>
+        <w:t>Qualitativ-konzeptionelle Arbeit zur Unterrepräsentation von LGBTQA+SB (Aboriginal/Torres Strait Islander Sistergirls/Brotherboys) in australischer Indigenengesundheitsforschung und Implikationen für Dekolonisierung und Versorgungspraxis.</w:t>
+      </w:r>
+    </w:p>
+    <w:p>
+      <w:r>
+        <w:rPr>
+          <w:b/>
+        </w:rPr>
+        <w:t xml:space="preserve">Ergebnis: </w:t>
+      </w:r>
+      <w:r>
+        <w:t>LGBTQA+SB-Teilnehmende sind in Aboriginal- und Torres-Strait-Islander-Gesundheitsdaten praktisch unsichtbar. Arbeit skizziert Ansätze zur quantitativen Datenerfassung, Beispiele identifizierender Forschung und Herausforderungen. Empfehlungen: westliche biomedizinische Normen in der Forschung überdenken, Datenerfassung an indigene Ontologien anpassen.</w:t>
+      </w:r>
+    </w:p>
+    <w:p>
+      <w:r>
+        <w:rPr>
+          <w:b/>
+          <w:sz w:val="19"/>
+        </w:rPr>
+        <w:t xml:space="preserve">Übertragbarkeit: </w:t>
+      </w:r>
+      <w:r>
+        <w:rPr>
+          <w:sz w:val="19"/>
+        </w:rPr>
+        <w:t>Australien – methodische Kritik übertragbar; deutsche Gesundheitssysteme erfassen Geschlecht und Sexualität ähnlich binär und verlieren marginalisierte Gruppen.</w:t>
+      </w:r>
+    </w:p>
+    <w:p>
+      <w:r>
+        <w:rPr>
+          <w:color w:val="5A7D3A"/>
+          <w:sz w:val="18"/>
+        </w:rPr>
+        <w:t>https://pubmed.ncbi.nlm.nih.gov/42885875/</w:t>
+      </w:r>
+    </w:p>
+    <w:p>
+      <w:pPr>
+        <w:pStyle w:val="Heading2"/>
+      </w:pPr>
+      <w:r>
+        <w:t>Affirmierende Umgebung und psychisches Wohlbefinden: Welche Rolle spielt die LGBTQ+-Identität?</w:t>
+      </w:r>
+    </w:p>
+    <w:p>
+      <w:r>
+        <w:rPr>
+          <w:i/>
+          <w:color w:val="666666"/>
+          <w:sz w:val="18"/>
+        </w:rPr>
+        <w:t>Hoffman AJ et al.  ·  J Res Adolesc  ·  Dez. 2026  ·  PMID 42885205</w:t>
+      </w:r>
+    </w:p>
+    <w:p>
+      <w:r>
+        <w:t>Querschnittstudie mit 156 LGBTQ+-Jugendlichen of Color (Alter 13–26), die die Moderation von LGBTQ+-Zentralität und privatem Selbstwertgefühl auf den Zusammenhang zwischen Mikroaffirmationen und Wohlbefinden untersuchte.</w:t>
+      </w:r>
+    </w:p>
+    <w:p>
+      <w:r>
+        <w:rPr>
+          <w:b/>
+        </w:rPr>
+        <w:t xml:space="preserve">Ergebnis: </w:t>
+      </w:r>
+      <w:r>
+        <w:t>Positive Korrelationen zwischen LGBTQ+-Mikroaffirmationen und psychologischem, emotionalem und sozialem Wohlbefinden. LGBTQ+-Zentralität und privater Selbstwertgefühl moderierten die Beziehung; Assoziationen signifikant bei durchschnittlichen und hohen Werten, sozialer Wohlbefund nur bei hohem privatem Selbstwertgefühl.</w:t>
+      </w:r>
+    </w:p>
+    <w:p>
+      <w:r>
+        <w:rPr>
+          <w:b/>
+          <w:sz w:val="19"/>
+        </w:rPr>
+        <w:t xml:space="preserve">Übertragbarkeit: </w:t>
+      </w:r>
+      <w:r>
+        <w:rPr>
+          <w:sz w:val="19"/>
+        </w:rPr>
+        <w:t>USA – Identitäts- und Zugehörigkeitsfaktoren; deutsche Daten zu affirmativen Umgebungen für LGBTQ+-Jugendliche fehlen völlig.</w:t>
+      </w:r>
+    </w:p>
+    <w:p>
+      <w:r>
+        <w:rPr>
+          <w:color w:val="5A7D3A"/>
+          <w:sz w:val="18"/>
+        </w:rPr>
+        <w:t>https://pubmed.ncbi.nlm.nih.gov/42885205/</w:t>
+      </w:r>
+    </w:p>
+    <w:p>
+      <w:pPr>
+        <w:pStyle w:val="Heading2"/>
+      </w:pPr>
+      <w:r>
+        <w:t>Sozialleistungen und sexuelle Gewalt bei Jugendlichen: Geschlechtsspezifische Schutzmechanismen</w:t>
+      </w:r>
+    </w:p>
+    <w:p>
+      <w:r>
+        <w:rPr>
+          <w:i/>
+          <w:color w:val="666666"/>
+          <w:sz w:val="18"/>
+        </w:rPr>
+        <w:t>Langwenya N et al.  ·  Soc Sci Med  ·  11.09.2026  ·  PMID 42784852</w:t>
+      </w:r>
+    </w:p>
+    <w:p>
+      <w:r>
+        <w:t>Prospektive Kohorte von 1.353 Jugendlichen (69 % mit HIV) in Südafrika; gemischte Effektmodelle und GSEM zur Untersuchung indirekter Pfade von Sozialleistungen über Haushalt, Schule und Elternbetreuung zu reduzierten Quoten für sexuelle Gewalt und transaktionalen Sex.</w:t>
+      </w:r>
+    </w:p>
+    <w:p>
+      <w:r>
+        <w:rPr>
+          <w:b/>
+        </w:rPr>
+        <w:t xml:space="preserve">Ergebnis: </w:t>
+      </w:r>
+      <w:r>
+        <w:t>Bei Frauen: Sozialleistungen reduzierten Kontakt-/Nicht-Kontakt-sexuelle Gewalt und transaktionalen Sex über Haushaltsnotwendigkeiten, die mit höherer Schulbeteiligung verbunden waren. Bei Männern: keine indirekten Pfade; direkte Assoziation mit reduzierter Gewalt. Elternüberwachung assoziiert mit niedrigerer Gewalt bei Frauen und transaktionalem Sex bei Männern.</w:t>
+      </w:r>
+    </w:p>
+    <w:p>
+      <w:r>
+        <w:rPr>
+          <w:b/>
+          <w:sz w:val="19"/>
+        </w:rPr>
+        <w:t xml:space="preserve">Übertragbarkeit: </w:t>
+      </w:r>
+      <w:r>
+        <w:rPr>
+          <w:sz w:val="19"/>
+        </w:rPr>
+        <w:t>Südafrika – Zugangsweg und sozioökonomische Vulnerabilität; deutsche Routinedaten zu geschlechtsspezifischen Gewaltrisiken bei Jugendlichen fehlen; Policy-relevanz aber hoch.</w:t>
+      </w:r>
+    </w:p>
+    <w:p>
+      <w:r>
+        <w:rPr>
+          <w:color w:val="5A7D3A"/>
+          <w:sz w:val="18"/>
+        </w:rPr>
+        <w:t>https://pubmed.ncbi.nlm.nih.gov/42784852/</w:t>
       </w:r>
     </w:p>
     <w:p>

--- a/download/studien-archiv.docx
+++ b/download/studien-archiv.docx
@@ -62,7 +62,363 @@
           <w:color w:val="666666"/>
           <w:sz w:val="18"/>
         </w:rPr>
-        <w:t>Stand: 21.10.2026  |  354 Studien  |  gender.m-vf.de</w:t>
+        <w:t>Stand: 22.10.2026  |  360 Studien  |  gender.m-vf.de</w:t>
+      </w:r>
+    </w:p>
+    <w:p>
+      <w:pPr>
+        <w:pStyle w:val="Heading1"/>
+      </w:pPr>
+      <w:r>
+        <w:t>Aufgenommen am 22.10.2026</w:t>
+      </w:r>
+    </w:p>
+    <w:p>
+      <w:pPr>
+        <w:pStyle w:val="Heading2"/>
+      </w:pPr>
+      <w:r>
+        <w:t>Online-Lernplattform: Geschlechtsspezifische Unterschiede in Engagement und Prüfungsleistung von Medizinstudierenden</w:t>
+      </w:r>
+    </w:p>
+    <w:p>
+      <w:r>
+        <w:rPr>
+          <w:i/>
+          <w:color w:val="666666"/>
+          <w:sz w:val="18"/>
+        </w:rPr>
+        <w:t>Moranges M et al.  ·  BMC Med Educ  ·  25.07.2026  ·  PMID 42902333</w:t>
+      </w:r>
+    </w:p>
+    <w:p>
+      <w:r>
+        <w:t>Analyse anonymisierter Daten von allen Sechstsemesterstudierenden in Frankreich (Kohortenjahre 2022–2023 und 2023–2024) auf einer nationalen Online-Lernplattform zur Vorbereitung auf Pflichtprüfungen; Subgroup-Discovery-Algorithmus mit Geschlecht als Zielvariable zur Identifizierung von Engagementmustern und akademischer Leistung.</w:t>
+      </w:r>
+    </w:p>
+    <w:p>
+      <w:r>
+        <w:rPr>
+          <w:b/>
+        </w:rPr>
+        <w:t xml:space="preserve">Ergebnis: </w:t>
+      </w:r>
+      <w:r>
+        <w:t>Deutliche Geschlechtsdifferenzen im Engagement und in der Prüfungsleistung: Männliche Studierende waren häufiger in Subgruppen mit hohem Engagement oder höherer Leistung, besonders in Progressive-Case-Assessments und mehreren Fachrichtungen. Weibliche Studierende waren häufiger mit geringerer Partizipation in interaktiven Features und Antwortmustern assoziiert, die eine höhere Tendenz zum Auslassen korrekter Antworten legten nahe. Hypothesen für Mechanismen umfassen Assessmentdesign, Antwortstrategien unter Unsicherheit, Prüfungskontext und psychologische Faktoren.</w:t>
+      </w:r>
+    </w:p>
+    <w:p>
+      <w:r>
+        <w:rPr>
+          <w:b/>
+          <w:sz w:val="19"/>
+        </w:rPr>
+        <w:t xml:space="preserve">Übertragbarkeit: </w:t>
+      </w:r>
+      <w:r>
+        <w:rPr>
+          <w:sz w:val="19"/>
+        </w:rPr>
+        <w:t>Frankreich, nationale Kohorte; Befund zur Assessmentgestaltung übertragbar, aber Systemkontexte (Prüfungsmodus) unterscheiden sich.</w:t>
+      </w:r>
+    </w:p>
+    <w:p>
+      <w:r>
+        <w:rPr>
+          <w:color w:val="5A7D3A"/>
+          <w:sz w:val="18"/>
+        </w:rPr>
+        <w:t>https://pubmed.ncbi.nlm.nih.gov/42902333/</w:t>
+      </w:r>
+    </w:p>
+    <w:p>
+      <w:pPr>
+        <w:pStyle w:val="Heading2"/>
+      </w:pPr>
+      <w:r>
+        <w:t>Ausdauer nach COVID-19: Geschlechtsspezifische Trends bei chinesischen Studierenden</w:t>
+      </w:r>
+    </w:p>
+    <w:p>
+      <w:r>
+        <w:rPr>
+          <w:i/>
+          <w:color w:val="666666"/>
+          <w:sz w:val="18"/>
+        </w:rPr>
+        <w:t>Song C et al.  ·  Front Public Health  ·  05.10.2026  ·  PMID 42898207</w:t>
+      </w:r>
+    </w:p>
+    <w:p>
+      <w:r>
+        <w:t>Interrupted-Time-Series-Analyse von 21 Jahren Fitnessdaten (2005–2025) bei 91.686 Studierenden einer chinesischen Universität, um geschlechtsspezifische Unterschiede in der Auswirkung der Pandemie auf die kardiorespiratorische Ausdauer zu untersuchen.</w:t>
+      </w:r>
+    </w:p>
+    <w:p>
+      <w:r>
+        <w:rPr>
+          <w:b/>
+        </w:rPr>
+        <w:t xml:space="preserve">Ergebnis: </w:t>
+      </w:r>
+      <w:r>
+        <w:t>Laufzeiten stiegen 2020 in beiden Geschlechtern an (Frauen +9,6 s, p=0,011; Männer +13,0 s, p=0,005). Nach 2020 divergierten die Trends (Interaktions-p=0,030): Männer zeigten keine signifikante Trendveränderung (p=0,609), Frauen hingegen eine steilere Verschlechterung (+2,25 s/Jahr, p=0,011), wodurch sich die Lücke bis 2025 auf ca. 26 s vergrößerte. Körpergewicht zeigte keine pandemiebedingte Veränderung in beiden Gruppen.</w:t>
+      </w:r>
+    </w:p>
+    <w:p>
+      <w:r>
+        <w:rPr>
+          <w:b/>
+          <w:sz w:val="19"/>
+        </w:rPr>
+        <w:t xml:space="preserve">Übertragbarkeit: </w:t>
+      </w:r>
+      <w:r>
+        <w:rPr>
+          <w:sz w:val="19"/>
+        </w:rPr>
+        <w:t>China, nationale Routinedaten; Befund der geschlechtsspezifischen Trendverscheidung ist systemabhängig.</w:t>
+      </w:r>
+    </w:p>
+    <w:p>
+      <w:r>
+        <w:rPr>
+          <w:color w:val="5A7D3A"/>
+          <w:sz w:val="18"/>
+        </w:rPr>
+        <w:t>https://pubmed.ncbi.nlm.nih.gov/42898207/</w:t>
+      </w:r>
+    </w:p>
+    <w:p>
+      <w:pPr>
+        <w:pStyle w:val="Heading2"/>
+      </w:pPr>
+      <w:r>
+        <w:t>Prostatakrebs-Aggressivität: Geografische Unterschiede und Trends in USA</w:t>
+      </w:r>
+    </w:p>
+    <w:p>
+      <w:r>
+        <w:rPr>
+          <w:i/>
+          <w:color w:val="666666"/>
+          <w:sz w:val="18"/>
+        </w:rPr>
+        <w:t>Xu Y et al.  ·  Cancer Causes Control  ·  17.10.2026  ·  PMID 42891738</w:t>
+      </w:r>
+    </w:p>
+    <w:p>
+      <w:r>
+        <w:t>Retrospektive Studie anhand des SEER-Registers mit 951.965 neu diagnostizierten Prostatakrebsfällen bei Männern ≥40 Jahren (2004–2022); Untersuchung geografischer Disparitäten (urban vs. rural, Appalachien-Status) und zeitlicher Trends in aggressiven und metastasierten Fällen mit Fokus auf Rasse.</w:t>
+      </w:r>
+    </w:p>
+    <w:p>
+      <w:r>
+        <w:rPr>
+          <w:b/>
+        </w:rPr>
+        <w:t xml:space="preserve">Ergebnis: </w:t>
+      </w:r>
+      <w:r>
+        <w:t>Gesamtinzidenz des Prostatakrebses sank in den meisten Regionen (rural Appalachien APC −1,7%, 95%-KI [−2,98%, −0,42%]), aber Aggressivität nahm in urban Appalachien zu (APC +2,73%, 95%-KI [1,20%, 4,65%]). Geografische Muster unterschieden sich nach Rasse: Bei weißen Männern hatten rural nicht-Appalachien und rural Appalachien höhere Odds für aggressive Fälle vs. urban nicht-Appalachien (p&lt;0,05); bei schwarzen Männern zeigten rural Appalachien niedrigere Odds (p&lt;0,05). Älter, hispanische Ethnizität, höheres PSA und Lymphknoten-Positivität waren mit aggressiverem Krebs assoziiert.</w:t>
+      </w:r>
+    </w:p>
+    <w:p>
+      <w:r>
+        <w:rPr>
+          <w:b/>
+          <w:sz w:val="19"/>
+        </w:rPr>
+        <w:t xml:space="preserve">Übertragbarkeit: </w:t>
+      </w:r>
+      <w:r>
+        <w:rPr>
+          <w:sz w:val="19"/>
+        </w:rPr>
+        <w:t>USA-SEER-Daten; Befund der geografisch-rassespezifischen Trends ist USA-spezifisch, aber Methodik der Disparitätsanalyse übertragbar.</w:t>
+      </w:r>
+    </w:p>
+    <w:p>
+      <w:r>
+        <w:rPr>
+          <w:color w:val="5A7D3A"/>
+          <w:sz w:val="18"/>
+        </w:rPr>
+        <w:t>https://pubmed.ncbi.nlm.nih.gov/42891738/</w:t>
+      </w:r>
+    </w:p>
+    <w:p>
+      <w:pPr>
+        <w:pStyle w:val="Heading2"/>
+      </w:pPr>
+      <w:r>
+        <w:t>Zugehörigkeit und Gesundheit bei Frauen, LGBTQ+ und Personen mit Migrationshintergrund mit Lernbehinderungen</w:t>
+      </w:r>
+    </w:p>
+    <w:p>
+      <w:r>
+        <w:rPr>
+          <w:i/>
+          <w:color w:val="666666"/>
+          <w:sz w:val="18"/>
+        </w:rPr>
+        <w:t>Mikulak M et al.  ·  Sociol Health Illn  ·  Nov. 2026  ·  PMID 42878732</w:t>
+      </w:r>
+    </w:p>
+    <w:p>
+      <w:r>
+        <w:t>Qualitative, co-produzierte Fokusgruppenstudie mit 12 Zusatzdaten (Go-Along-Interviews, ethnographische Beobachtung, Photovoice) bei Personen mit Lernbehinderungen in England, die sich als Frauen, LGBTQ+ oder mit Schwarzem/ethnisch-minoritärem Hintergrund identifizierten; Untersuchung von Erfahrungen mit Zugehörigkeit und deren Zusammenhang mit Gesundheit.</w:t>
+      </w:r>
+    </w:p>
+    <w:p>
+      <w:r>
+        <w:rPr>
+          <w:b/>
+        </w:rPr>
+        <w:t xml:space="preserve">Ergebnis: </w:t>
+      </w:r>
+      <w:r>
+        <w:t>Gemeinsame Themen und intersektionale Unterschiede in Zugehörigkeitserfahrungen. Zugehörigkeit ist verkörpert, relational und wird durch mehrere Akteure und Faktoren erleichtert, die sich in den multiplen sozialen Identitäten der Teilnehmenden widerspiegeln. Erfahrungen von Nicht-Zugehörigkeit sind in Ableismus verwurzelt, was durch Rassismus, Sexismus und Homo-/Bi-/Transphobie zusammenwirkt. Beziehung zwischen Zugehörigkeit und Gesundheit ist bidirektional und sich gegenseitig verstärkend. Zentrale Erkenntnis: Um Zugehörigkeit zu erleben, müssen sich Menschen authentisch, wertvoll und in ihrer Komplexität verstanden fühlen.</w:t>
+      </w:r>
+    </w:p>
+    <w:p>
+      <w:r>
+        <w:rPr>
+          <w:b/>
+          <w:sz w:val="19"/>
+        </w:rPr>
+        <w:t xml:space="preserve">Übertragbarkeit: </w:t>
+      </w:r>
+      <w:r>
+        <w:rPr>
+          <w:sz w:val="19"/>
+        </w:rPr>
+        <w:t>England, nationale Querschnittstudie; Befunde zu intersektionalen Versorgungsbarrieren sind in vergleichbaren Gesundheitssystemen übertragbar.</w:t>
+      </w:r>
+    </w:p>
+    <w:p>
+      <w:r>
+        <w:rPr>
+          <w:color w:val="5A7D3A"/>
+          <w:sz w:val="18"/>
+        </w:rPr>
+        <w:t>https://pubmed.ncbi.nlm.nih.gov/42878732/</w:t>
+      </w:r>
+    </w:p>
+    <w:p>
+      <w:pPr>
+        <w:pStyle w:val="Heading2"/>
+      </w:pPr>
+      <w:r>
+        <w:t>Metabolische Prägung: Maternale Stoffwechselstörungen und Kardiometabolisches Risiko der nächsten Generation</w:t>
+      </w:r>
+    </w:p>
+    <w:p>
+      <w:r>
+        <w:rPr>
+          <w:i/>
+          <w:color w:val="666666"/>
+          <w:sz w:val="18"/>
+        </w:rPr>
+        <w:t>Herman H et al.  ·  Acta Med Indones  ·  Juli 2026  ·  PMID 42845077</w:t>
+      </w:r>
+    </w:p>
+    <w:p>
+      <w:r>
+        <w:t>Narrative Übersichtsarbeit zu Kohortenstudien und experimentellen Modellen, die untersucht, wie Stoffwechselstörungen während Präkonzeption, Schwangerschaft und früher Kindheit das langfristige Risiko für Übergewicht und Insulinresistenz in der nächsten Generation prägen.</w:t>
+      </w:r>
+    </w:p>
+    <w:p>
+      <w:r>
+        <w:rPr>
+          <w:b/>
+        </w:rPr>
+        <w:t xml:space="preserve">Ergebnis: </w:t>
+      </w:r>
+      <w:r>
+        <w:t>Maternale Stoffwechselstörungen (Gestationsdiabetes, Adipositas) sind mit erhöhtem Nachkommenrisiko für Adipositas und Insulinresistenz assoziiert (adjustierte Schätzungen häufig 1,4–2,0-fach). Epigenomweite Studien zeigen differentielle DNA-Methylierung in Insulin-Signaling-, Adipogenese- und Energiehomöostase-Genen. Experimentelle Modelle demonstrieren, dass transiente frühe Störungen die Stoffwechselphysiologie dauerhaft verändern können, auch nach späterer Normalisierung der Ernährung. Das Konzept der metabolischen Imprinting – relativ stabile aber modifizierbare Regulationszustände – wird durch konvergierende Evidenz gestützt.</w:t>
+      </w:r>
+    </w:p>
+    <w:p>
+      <w:r>
+        <w:rPr>
+          <w:b/>
+          <w:sz w:val="19"/>
+        </w:rPr>
+        <w:t xml:space="preserve">Übertragbarkeit: </w:t>
+      </w:r>
+      <w:r>
+        <w:rPr>
+          <w:sz w:val="19"/>
+        </w:rPr>
+        <w:t>Biologie (epigenetische und metabolische Mechanismen), nicht primär Versorgungszugang; prä- und perinatalmedizinisch hochrelevant.</w:t>
+      </w:r>
+    </w:p>
+    <w:p>
+      <w:r>
+        <w:rPr>
+          <w:color w:val="5A7D3A"/>
+          <w:sz w:val="18"/>
+        </w:rPr>
+        <w:t>https://pubmed.ncbi.nlm.nih.gov/42845077/</w:t>
+      </w:r>
+    </w:p>
+    <w:p>
+      <w:pPr>
+        <w:pStyle w:val="Heading2"/>
+      </w:pPr>
+      <w:r>
+        <w:t>Körperproportionen: Geschlechtsspezifische säkulare Trends in Südkorea 1986–2021</w:t>
+      </w:r>
+    </w:p>
+    <w:p>
+      <w:r>
+        <w:rPr>
+          <w:i/>
+          <w:color w:val="666666"/>
+          <w:sz w:val="18"/>
+        </w:rPr>
+        <w:t>Kim JH  ·  Am J Hum Biol  ·  Okt. 2026  ·  PMID 42844985</w:t>
+      </w:r>
+    </w:p>
+    <w:p>
+      <w:r>
+        <w:t>Harmonisierte Analyse von sieben nationalen anthropometrischen Erhebungen (Size Korea, 1986–2021; n=24.979 Erwachsene 20–49 Jahre) mit 28 Körperdimensionen und 14 Proportionsindizes; Untersuchung geschlechtsspezifischer Veränderungen über 35 Jahre mit allometrischer Anpassung für Körpergröße und Sensitivitätsanalyse für Protokollwechsel 2003–2004.</w:t>
+      </w:r>
+    </w:p>
+    <w:p>
+      <w:r>
+        <w:rPr>
+          <w:b/>
+        </w:rPr>
+        <w:t xml:space="preserve">Ergebnis: </w:t>
+      </w:r>
+      <w:r>
+        <w:t>Körpergröße stieg 75 mm bei Männern und 63 mm bei Frauen; Sitzhöhenquotient änderte sich &lt;0,1 Punkte/Dekade. Transversale Veränderungen konzentrierten sich auf die Hüfte: Sitzhüftbreite +14% Männer, +12% Frauen, keine Veränderung bei Schulterbbreite. Weiblicher Hüft-Schulter-Breitenindex +1,59 Punkte/Dekade. Umfangsveränderungen waren bei Männern massiv (Körpergewicht +21%, BMI 22,8→25,1), bei Frauen formgeleitet (Taillenumfang, Taillen-Größen-Verhältnis, Taillen-Hüft-Verhältnis stiegen bei flachem BMI). Männlicher Kopfindex −0,55 Punkte/Dekade. Effekte hielten bei fixer Größe und nach Protokollanpassung.</w:t>
+      </w:r>
+    </w:p>
+    <w:p>
+      <w:r>
+        <w:rPr>
+          <w:b/>
+          <w:sz w:val="19"/>
+        </w:rPr>
+        <w:t xml:space="preserve">Übertragbarkeit: </w:t>
+      </w:r>
+      <w:r>
+        <w:rPr>
+          <w:sz w:val="19"/>
+        </w:rPr>
+        <w:t>Südkorea, Routinedaten von Nationalsurveys; säkularer Trend ist länder- und populationsspezifisch, Methodologie generalisierbar.</w:t>
+      </w:r>
+    </w:p>
+    <w:p>
+      <w:r>
+        <w:rPr>
+          <w:color w:val="5A7D3A"/>
+          <w:sz w:val="18"/>
+        </w:rPr>
+        <w:t>https://pubmed.ncbi.nlm.nih.gov/42844985/</w:t>
       </w:r>
     </w:p>
     <w:p>

--- a/download/studien-archiv.docx
+++ b/download/studien-archiv.docx
@@ -62,7 +62,363 @@
           <w:color w:val="666666"/>
           <w:sz w:val="18"/>
         </w:rPr>
-        <w:t>Stand: 22.10.2026  |  360 Studien  |  gender.m-vf.de</w:t>
+        <w:t>Stand: 23.10.2026  |  366 Studien  |  gender.m-vf.de</w:t>
+      </w:r>
+    </w:p>
+    <w:p>
+      <w:pPr>
+        <w:pStyle w:val="Heading1"/>
+      </w:pPr>
+      <w:r>
+        <w:t>Aufgenommen am 23.10.2026</w:t>
+      </w:r>
+    </w:p>
+    <w:p>
+      <w:pPr>
+        <w:pStyle w:val="Heading2"/>
+      </w:pPr>
+      <w:r>
+        <w:t>Depressive und Angststörungssymptome bei Gewalt in Partnerschaften: Netzwerkanalyse bei trans Frauen</w:t>
+      </w:r>
+    </w:p>
+    <w:p>
+      <w:r>
+        <w:rPr>
+          <w:i/>
+          <w:color w:val="666666"/>
+          <w:sz w:val="18"/>
+        </w:rPr>
+        <w:t>Xu L et al.  ·  BMC Public Health  ·  27.07.2026  ·  PMID 42907817</w:t>
+      </w:r>
+    </w:p>
+    <w:p>
+      <w:r>
+        <w:t>Querschnittsstudie mit 264 trans Frauen in China, die Zusammenhänge zwischen erlebter Partnergewalt und psychischen Symptomen mittels Netzwerkanalyse untersuchte.</w:t>
+      </w:r>
+    </w:p>
+    <w:p>
+      <w:r>
+        <w:rPr>
+          <w:b/>
+        </w:rPr>
+        <w:t xml:space="preserve">Ergebnis: </w:t>
+      </w:r>
+      <w:r>
+        <w:t>83,7% (221/264) berichteten Partnergewalt. Zentrale Symptome waren Schuldgefühle (PHQ-6), unkontrollierte Sorge und Nervosität (GAD-2/1). Unerwartete Brückensymptome zwischen Depression und Angst: unkontrollierte Sorge, Suizidgedanken und Unruhe. Direkteste Verbindung zwischen Gewalt und Psyche: Unruhe und depressive Verstimmung. Keine signifikanten Unterschiede in Netzwerkstruktur zwischen Gewalt- und Nicht-Gewalt-Gruppe.</w:t>
+      </w:r>
+    </w:p>
+    <w:p>
+      <w:r>
+        <w:rPr>
+          <w:b/>
+          <w:sz w:val="19"/>
+        </w:rPr>
+        <w:t xml:space="preserve">Übertragbarkeit: </w:t>
+      </w:r>
+      <w:r>
+        <w:rPr>
+          <w:sz w:val="19"/>
+        </w:rPr>
+        <w:t>China; Querschnittdesign erlaubt keine Kausalitätsaussage, Hypothesengenerierung für Interventionen</w:t>
+      </w:r>
+    </w:p>
+    <w:p>
+      <w:r>
+        <w:rPr>
+          <w:color w:val="5A7D3A"/>
+          <w:sz w:val="18"/>
+        </w:rPr>
+        <w:t>https://pubmed.ncbi.nlm.nih.gov/42907817/</w:t>
+      </w:r>
+    </w:p>
+    <w:p>
+      <w:pPr>
+        <w:pStyle w:val="Heading2"/>
+      </w:pPr>
+      <w:r>
+        <w:t>Geschlechtunterschiede bei neurodegenerativen Erkrankungen: Rollen von Östrogen und Genetik</w:t>
+      </w:r>
+    </w:p>
+    <w:p>
+      <w:r>
+        <w:rPr>
+          <w:i/>
+          <w:color w:val="666666"/>
+          <w:sz w:val="18"/>
+        </w:rPr>
+        <w:t>Ichihara G et al.  ·  Environ Health Prev Med  ·  2026  ·  PMID 42907382</w:t>
+      </w:r>
+    </w:p>
+    <w:p>
+      <w:r>
+        <w:t>Symposium-Zusammenfassung mit Übersichtsvorträgen zu Geschlechtsunterschieden in neurodegenerativen Erkrankungen (Alzheimer) und einer Originalarbeit zu Geschlechtsunterschieden im Verhalten von Zwillingen.</w:t>
+      </w:r>
+    </w:p>
+    <w:p>
+      <w:r>
+        <w:rPr>
+          <w:b/>
+        </w:rPr>
+        <w:t xml:space="preserve">Ergebnis: </w:t>
+      </w:r>
+      <w:r>
+        <w:t>Sprecher identifizierten biologische Unterschiede in Östrogeneffekten, Steroidhormon-Rezeptorregulation und genetischen Faktoren bei neurodegenerativen Erkrankungen. Schlussfolgerung: weitere Forschung nötig zur Klärung der Rollen von Östrogen und genetischen Faktoren in den Mechanismen der Geschlechtsunterschiede. Keine konkreten Zahlen oder neuen Befunde berichtet.</w:t>
+      </w:r>
+    </w:p>
+    <w:p>
+      <w:r>
+        <w:rPr>
+          <w:b/>
+          <w:sz w:val="19"/>
+        </w:rPr>
+        <w:t xml:space="preserve">Übertragbarkeit: </w:t>
+      </w:r>
+      <w:r>
+        <w:rPr>
+          <w:sz w:val="19"/>
+        </w:rPr>
+        <w:t>Japan; Überblicks-Symposium ohne spezifische Versorgungsmassnahmen oder neue Interventionsdaten</w:t>
+      </w:r>
+    </w:p>
+    <w:p>
+      <w:r>
+        <w:rPr>
+          <w:color w:val="5A7D3A"/>
+          <w:sz w:val="18"/>
+        </w:rPr>
+        <w:t>https://pubmed.ncbi.nlm.nih.gov/42907382/</w:t>
+      </w:r>
+    </w:p>
+    <w:p>
+      <w:pPr>
+        <w:pStyle w:val="Heading2"/>
+      </w:pPr>
+      <w:r>
+        <w:t>Unterernährung bei Kindern in Vietnams armen Bezirken: ethnische und biologische Unterschiede</w:t>
+      </w:r>
+    </w:p>
+    <w:p>
+      <w:r>
+        <w:rPr>
+          <w:i/>
+          <w:color w:val="666666"/>
+          <w:sz w:val="18"/>
+        </w:rPr>
+        <w:t>Nguyen TS et al.  ·  Matern Child Nutr  ·  Okt. 2026  ·  PMID 42905975</w:t>
+      </w:r>
+    </w:p>
+    <w:p>
+      <w:r>
+        <w:t>Querschnittsstudie mit 7.747 Kindern (0–71 Monate) und ihren Müttern aus zehn armen Bezirken Vietnams zu Prävalenz und Determinanten von Unterernährung.</w:t>
+      </w:r>
+    </w:p>
+    <w:p>
+      <w:r>
+        <w:rPr>
+          <w:b/>
+        </w:rPr>
+        <w:t xml:space="preserve">Ergebnis: </w:t>
+      </w:r>
+      <w:r>
+        <w:t>Stunting-Prävalenz 40,1%, Untergewicht 21,4%, Auszehrung 5,7%, Übergewicht 3,0%. Hmong-Kinder zeigten aOR=2,74 für Stunting, Ra-Glai-Kinder aOR=2,11 (vs. Kinh). Ra-Glai-Kinder zusätzlich erhöht für Auszehrung (aOR=3,27) und kombiniertes Stunting-Wasting (aOR=8,47). Männliches Geschlecht, niedriges Geburtsgewicht (&lt;2.500 g) und weniger als vier pränatale Besuche unabhängig assoziiert mit Stunting/Untergewicht; Geburtsgewicht ≥3.000 g protektiv.</w:t>
+      </w:r>
+    </w:p>
+    <w:p>
+      <w:r>
+        <w:rPr>
+          <w:b/>
+          <w:sz w:val="19"/>
+        </w:rPr>
+        <w:t xml:space="preserve">Übertragbarkeit: </w:t>
+      </w:r>
+      <w:r>
+        <w:rPr>
+          <w:sz w:val="19"/>
+        </w:rPr>
+        <w:t>Vietnam; zeigt biologische (Geschlecht, Geburtsgewicht) und strukturelle (Ethnizität, Zugang zu pränataler Versorgung) Faktoren</w:t>
+      </w:r>
+    </w:p>
+    <w:p>
+      <w:r>
+        <w:rPr>
+          <w:color w:val="5A7D3A"/>
+          <w:sz w:val="18"/>
+        </w:rPr>
+        <w:t>https://pubmed.ncbi.nlm.nih.gov/42905975/</w:t>
+      </w:r>
+    </w:p>
+    <w:p>
+      <w:pPr>
+        <w:pStyle w:val="Heading2"/>
+      </w:pPr>
+      <w:r>
+        <w:t>PrEP-Aufklärung für trans Frauen: Instagram-Kampagne mit Influencern</w:t>
+      </w:r>
+    </w:p>
+    <w:p>
+      <w:r>
+        <w:rPr>
+          <w:i/>
+          <w:color w:val="666666"/>
+          <w:sz w:val="18"/>
+        </w:rPr>
+        <w:t>Zamudio-Haas S et al.  ·  Behav Med  ·  21.10.2026  ·  PMID 42904428</w:t>
+      </w:r>
+    </w:p>
+    <w:p>
+      <w:r>
+        <w:t>Qualitative Studie mit Community Advisory Board zur Entwicklung einer Instagram-Kampagne durch trans Influencerinnen (n=8) zur Erhöhung von PrEP-Bewusstsein, Wissen und Inanspruchnahme bei trans Frauen in den USA.</w:t>
+      </w:r>
+    </w:p>
+    <w:p>
+      <w:r>
+        <w:rPr>
+          <w:b/>
+        </w:rPr>
+        <w:t xml:space="preserve">Ergebnis: </w:t>
+      </w:r>
+      <w:r>
+        <w:t>Community-Beratung identifizierte drei zentrale Themen für Kampagnendesign: 1) Plattformfunktionalität maximieren, 2) Repräsentation und Resonanz erhöhen, 3) Vertrauen und Glaubwürdigkeit fördern. Mit CAB wurden Influencerinnen ausgewählt, 10-Stunden-Workshop für PrEP-Schulung durchgeführt. Intervention konzipiert, um Zugang zu PrEP-Information durch vertraute Quellen, Dialog im digitalen Raum und Verlinkung zu geschlechtsangleichungs-affirmen HIV-Diensten zu schaffen. Förderung unterbrochen vor Implementierung.</w:t>
+      </w:r>
+    </w:p>
+    <w:p>
+      <w:r>
+        <w:rPr>
+          <w:b/>
+          <w:sz w:val="19"/>
+        </w:rPr>
+        <w:t xml:space="preserve">Übertragbarkeit: </w:t>
+      </w:r>
+      <w:r>
+        <w:rPr>
+          <w:sz w:val="19"/>
+        </w:rPr>
+        <w:t>USA; transgendered Frauen als vulnerable Gruppe; Transferpotenzial für Deutschland gering (Zugangsstrukturen unterschiedlich)</w:t>
+      </w:r>
+    </w:p>
+    <w:p>
+      <w:r>
+        <w:rPr>
+          <w:color w:val="5A7D3A"/>
+          <w:sz w:val="18"/>
+        </w:rPr>
+        <w:t>https://pubmed.ncbi.nlm.nih.gov/42904428/</w:t>
+      </w:r>
+    </w:p>
+    <w:p>
+      <w:pPr>
+        <w:pStyle w:val="Heading2"/>
+      </w:pPr>
+      <w:r>
+        <w:t>Geschlechtstransformative Massnahmen als Strategie zur Stärkung von Gesundheitssystemen</w:t>
+      </w:r>
+    </w:p>
+    <w:p>
+      <w:r>
+        <w:rPr>
+          <w:i/>
+          <w:color w:val="666666"/>
+          <w:sz w:val="18"/>
+        </w:rPr>
+        <w:t>Vandi M et al.  ·  Int J Equity Health  ·  20.10.2026  ·  PMID 42902250</w:t>
+      </w:r>
+    </w:p>
+    <w:p>
+      <w:r>
+        <w:t>Standpunktarbeit mit dreistufigem Rahmen (Kapazität, institutionelle Strukturen, kontextuelle Barrieren) zur Integration von Geschlechts-Chancengleichheit in Gesundheitssystemen.</w:t>
+      </w:r>
+    </w:p>
+    <w:p>
+      <w:r>
+        <w:rPr>
+          <w:b/>
+        </w:rPr>
+        <w:t xml:space="preserve">Ergebnis: </w:t>
+      </w:r>
+      <w:r>
+        <w:t>Vier praktische Handlungsfelder benannt: 1) geschlechtssensible Schulung und Mentoring, 2) gerechte Governance und Arbeitsreformen, 3) Gemeindeengagement und Normenveränderung, 4) gestärkte digitale Geschlechterdatensysteme. Argumentiert, dass isolierte Interventionen ohne Umverteilung von Macht und Ressourcen nicht haltbar sind. Gibt konzeptionelle Rahmen, keine empirischen Effektgrößen.</w:t>
+      </w:r>
+    </w:p>
+    <w:p>
+      <w:r>
+        <w:rPr>
+          <w:b/>
+          <w:sz w:val="19"/>
+        </w:rPr>
+        <w:t xml:space="preserve">Übertragbarkeit: </w:t>
+      </w:r>
+      <w:r>
+        <w:rPr>
+          <w:sz w:val="19"/>
+        </w:rPr>
+        <w:t>Sierra Leone, global; Rahmenwerk, keine Wirksamkeitsdaten; Transferpotenzial liegt in Leitlinienentwicklung</w:t>
+      </w:r>
+    </w:p>
+    <w:p>
+      <w:r>
+        <w:rPr>
+          <w:color w:val="5A7D3A"/>
+          <w:sz w:val="18"/>
+        </w:rPr>
+        <w:t>https://pubmed.ncbi.nlm.nih.gov/42902250/</w:t>
+      </w:r>
+    </w:p>
+    <w:p>
+      <w:pPr>
+        <w:pStyle w:val="Heading2"/>
+      </w:pPr>
+      <w:r>
+        <w:t>Magenkrebs weltweit: Geschlechter- und Entwicklungsunterschiede 1990–2036</w:t>
+      </w:r>
+    </w:p>
+    <w:p>
+      <w:r>
+        <w:rPr>
+          <w:i/>
+          <w:color w:val="666666"/>
+          <w:sz w:val="18"/>
+        </w:rPr>
+        <w:t>Bi X et al.  ·  Medicine (Baltimore)  ·  09.10.2026  ·  PMID 42854019</w:t>
+      </w:r>
+    </w:p>
+    <w:p>
+      <w:r>
+        <w:t>Analyse der Global Burden of Disease Study 2021 mit Joinpoint-Regression zu Magenkrebs-Inzidenz, Mortalität und Behinderungsgewicht in 204 Ländern von 1990–2021 sowie Prognosen bis 2036.</w:t>
+      </w:r>
+    </w:p>
+    <w:p>
+      <w:r>
+        <w:rPr>
+          <w:b/>
+        </w:rPr>
+        <w:t xml:space="preserve">Ergebnis: </w:t>
+      </w:r>
+      <w:r>
+        <w:t>Fallzahlen stiegen von 1990 zu 2021, altersstandardisierte Raten (Inzidenz, Mortalität, Disability) sanken. Männer durchgehend höhere Krankheitslast als Frauen in allen Altersgruppen. Kluft zwischen High-SDI- und Low-SDI-Ländern schrumpfend; unterentwickelte Länder tragen relativ schwerere Last. Bayesian-Modell prognostiziert weiteren globalen Rückgang bis 2036.</w:t>
+      </w:r>
+    </w:p>
+    <w:p>
+      <w:r>
+        <w:rPr>
+          <w:b/>
+          <w:sz w:val="19"/>
+        </w:rPr>
+        <w:t xml:space="preserve">Übertragbarkeit: </w:t>
+      </w:r>
+      <w:r>
+        <w:rPr>
+          <w:sz w:val="19"/>
+        </w:rPr>
+        <w:t>Global; zeigt robuste Geschlechtsdisparität als biologisches oder Verhaltensphänomen; Deutschland im High-SDI-Segment</w:t>
+      </w:r>
+    </w:p>
+    <w:p>
+      <w:r>
+        <w:rPr>
+          <w:color w:val="5A7D3A"/>
+          <w:sz w:val="18"/>
+        </w:rPr>
+        <w:t>https://pubmed.ncbi.nlm.nih.gov/42854019/</w:t>
       </w:r>
     </w:p>
     <w:p>

--- a/download/studien-archiv.docx
+++ b/download/studien-archiv.docx
@@ -62,7 +62,421 @@
           <w:color w:val="666666"/>
           <w:sz w:val="18"/>
         </w:rPr>
-        <w:t>Stand: 23.10.2026  |  366 Studien  |  gender.m-vf.de</w:t>
+        <w:t>Stand: 24.10.2026  |  373 Studien  |  gender.m-vf.de</w:t>
+      </w:r>
+    </w:p>
+    <w:p>
+      <w:pPr>
+        <w:pStyle w:val="Heading1"/>
+      </w:pPr>
+      <w:r>
+        <w:t>Aufgenommen am 24.10.2026</w:t>
+      </w:r>
+    </w:p>
+    <w:p>
+      <w:pPr>
+        <w:pStyle w:val="Heading2"/>
+      </w:pPr>
+      <w:r>
+        <w:t>Brustkrebs in Brasilien: fortgeschrittene Stadien durch schwache Screening-Infrastruktur verkürzen Lebenserwartung um über 15 Jahre</w:t>
+      </w:r>
+    </w:p>
+    <w:p>
+      <w:r>
+        <w:rPr>
+          <w:i/>
+          <w:color w:val="666666"/>
+          <w:sz w:val="18"/>
+        </w:rPr>
+        <w:t>Almeida NR et al.  ·  BMC Cancer  ·  28.07.2026  ·  PMID 42919238</w:t>
+      </w:r>
+    </w:p>
+    <w:p>
+      <w:r>
+        <w:t>Retrospektive Kohorte von 1517 Frauen mit invasivem Brustkrebs (2012–2016) an einer brasilianischen Universitätsklinik, die symptomatische vs. durch Screening erkannte Fälle vergleicht und Lebensjahrverlust (YLL) und krankheitsfreie Jahre (YDFL) nach Stadium quantifiziert.</w:t>
+      </w:r>
+    </w:p>
+    <w:p>
+      <w:r>
+        <w:rPr>
+          <w:b/>
+        </w:rPr>
+        <w:t xml:space="preserve">Ergebnis: </w:t>
+      </w:r>
+      <w:r>
+        <w:t>69,5 % waren symptomatisch bei Diagnose mit Tumoren &gt; 2 cm (94,3 % palpabel). Symptomatische Frauen waren jünger und stellten sich mit fortgeschritteneren Stadien (p &lt; 0,001) vor, benötigten häufiger Mastektomie und neoadjuvante Chemotherapie. Lebensjahrverlust und krankheitsfreie Jahre stiegen progressiv mit Stadium: Stadium III führte zu über 15 Jahren YLL und YDFL im Vergleich zu Stadium I. Die Autoren betonen: Das Muster widerspiegelt Grenzen der opportunistischen (nicht organisierten) Screening-Implementierung in Brasilien, mit substanziellen Überlebensfolgen für Frauen.</w:t>
+      </w:r>
+    </w:p>
+    <w:p>
+      <w:r>
+        <w:rPr>
+          <w:b/>
+          <w:sz w:val="19"/>
+        </w:rPr>
+        <w:t xml:space="preserve">Übertragbarkeit: </w:t>
+      </w:r>
+      <w:r>
+        <w:rPr>
+          <w:sz w:val="19"/>
+        </w:rPr>
+        <w:t>Brasilien, begrenzte Vergleichbarkeit; zeigt aber strukturelles Problem (schwaches Screening) mit Geschlechtsspezifität (nur Frauengesundheit); relevant für Leitlinien-Update zur Screening-Organisation in Deutschland.</w:t>
+      </w:r>
+    </w:p>
+    <w:p>
+      <w:r>
+        <w:rPr>
+          <w:color w:val="5A7D3A"/>
+          <w:sz w:val="18"/>
+        </w:rPr>
+        <w:t>https://pubmed.ncbi.nlm.nih.gov/42919238/</w:t>
+      </w:r>
+    </w:p>
+    <w:p>
+      <w:pPr>
+        <w:pStyle w:val="Heading2"/>
+      </w:pPr>
+      <w:r>
+        <w:t>Allergische Rhinitis: Frauen berichten mehr psychosoziale Belastung und soziale Isolation</w:t>
+      </w:r>
+    </w:p>
+    <w:p>
+      <w:r>
+        <w:rPr>
+          <w:i/>
+          <w:color w:val="666666"/>
+          <w:sz w:val="18"/>
+        </w:rPr>
+        <w:t>Al-Balas HI et al.  ·  Immun Inflamm Dis  ·  Okt. 2026  ·  PMID 42910852</w:t>
+      </w:r>
+    </w:p>
+    <w:p>
+      <w:r>
+        <w:t>Querschnittumfrage an 1572 jordanischen Erwachsenen (683 mit Allergie-Rhinitis-Diagnose) zu Geschlechtsunterschieden in Symptomen und Lebensqualität.</w:t>
+      </w:r>
+    </w:p>
+    <w:p>
+      <w:r>
+        <w:rPr>
+          <w:b/>
+        </w:rPr>
+        <w:t xml:space="preserve">Ergebnis: </w:t>
+      </w:r>
+      <w:r>
+        <w:t>Allergie-Rhinitis-Prävalenz: Frauen 45,6 %, Männer 37,5 % (OR: 1,40; 95%-KI 1,11–1,76; p = 0,004). Frauen berichteten signifikant häufiger Kopfschmerzen (61,0 % vs. 43,9 %, p &lt; 0,001), Reizbarkeit/emotionale Belastung (65,4 % vs. 55,4 %, p = 0,023) und Isolation bei Symptomen (59,3 % vs. 47,8 %, aOR: 1,53; 95%-KI 1,05–2,23, p = 0,028). Nach Benjamini-Hochberg-Korrektur zeigen Kopfschmerz, Nasenjucken und Schnarchen statistisch signifikante Unterschiede; QOL-Items überstehen diese Korrektur nicht, gelten daher als explorativ.</w:t>
+      </w:r>
+    </w:p>
+    <w:p>
+      <w:r>
+        <w:rPr>
+          <w:b/>
+          <w:sz w:val="19"/>
+        </w:rPr>
+        <w:t xml:space="preserve">Übertragbarkeit: </w:t>
+      </w:r>
+      <w:r>
+        <w:rPr>
+          <w:sz w:val="19"/>
+        </w:rPr>
+        <w:t>Jordanien mit Grenzen zur Übertragung; zeigt aber psychosoziales Differenzierungsmuster, das in deutschsprachigen Leitlinien zu allergischer Rhinitis kaum adressiert wird.</w:t>
+      </w:r>
+    </w:p>
+    <w:p>
+      <w:r>
+        <w:rPr>
+          <w:color w:val="5A7D3A"/>
+          <w:sz w:val="18"/>
+        </w:rPr>
+        <w:t>https://pubmed.ncbi.nlm.nih.gov/42910852/</w:t>
+      </w:r>
+    </w:p>
+    <w:p>
+      <w:pPr>
+        <w:pStyle w:val="Heading2"/>
+      </w:pPr>
+      <w:r>
+        <w:t>Depression nach Herzkatheter: Geschlechtsunterschiede in Symptomen, Mechanismen und Behandlung</w:t>
+      </w:r>
+    </w:p>
+    <w:p>
+      <w:r>
+        <w:rPr>
+          <w:i/>
+          <w:color w:val="666666"/>
+          <w:sz w:val="18"/>
+        </w:rPr>
+        <w:t>Wang J et al.  ·  Front Public Health  ·  07.10.2026  ·  PMID 42909337</w:t>
+      </w:r>
+    </w:p>
+    <w:p>
+      <w:r>
+        <w:t>Narrative Übersicht zu Geschlechtsunterschieden in depressiven Symptomen nach perkutaner Koronarintervention (PCI), mit Analyse biologischer und psychosozialer Mechanismen sowie Empfehlungen für geschlechtergerechte Screening- und Rehabilitationspfade.</w:t>
+      </w:r>
+    </w:p>
+    <w:p>
+      <w:r>
+        <w:rPr>
+          <w:b/>
+        </w:rPr>
+        <w:t xml:space="preserve">Ergebnis: </w:t>
+      </w:r>
+      <w:r>
+        <w:t>Frauen berichten nach PCI höhere frühe Symptomscores, mehr Angstkomorbidität und geringeren Zugang zu leitliniengerechter Versorgung; Männer zeigen seltener affektive Symptome, präsentieren sich stattdessen durch Verhaltensdesinvestment, Rauchen oder verzögertes Hilfesuchenaufsuchen. Die Autoren betonen: Diese Muster sind keine fixen Geschlechtstraits, sondern Ergebnis von Wechselwirkungen zwischen biologischem Geschlecht, sozialen Geschlechtsnormen, Komorbiditäten, Alter, sozioökonomischer Position und Versorgungszugang.</w:t>
+      </w:r>
+    </w:p>
+    <w:p>
+      <w:r>
+        <w:rPr>
+          <w:b/>
+          <w:sz w:val="19"/>
+        </w:rPr>
+        <w:t xml:space="preserve">Übertragbarkeit: </w:t>
+      </w:r>
+      <w:r>
+        <w:rPr>
+          <w:sz w:val="19"/>
+        </w:rPr>
+        <w:t>Vergleichbare Gesundheitssysteme (Schweiz, Österreich); geschlechtsspezifische Datenerfassung in Kardiologie wächst, aber Geschlechternorm in Depressionserkennung bleibt Barriere.</w:t>
+      </w:r>
+    </w:p>
+    <w:p>
+      <w:r>
+        <w:rPr>
+          <w:color w:val="5A7D3A"/>
+          <w:sz w:val="18"/>
+        </w:rPr>
+        <w:t>https://pubmed.ncbi.nlm.nih.gov/42909337/</w:t>
+      </w:r>
+    </w:p>
+    <w:p>
+      <w:pPr>
+        <w:pStyle w:val="Heading2"/>
+      </w:pPr>
+      <w:r>
+        <w:t>Familie und Coming-out: neues Messinstrument für hispanische LGBQ+-Jugendliche</w:t>
+      </w:r>
+    </w:p>
+    <w:p>
+      <w:r>
+        <w:rPr>
+          <w:i/>
+          <w:color w:val="666666"/>
+          <w:sz w:val="18"/>
+        </w:rPr>
+        <w:t>Lozano A et al.  ·  Front Public Health  ·  07.10.2026  ·  PMID 42908743</w:t>
+      </w:r>
+    </w:p>
+    <w:p>
+      <w:r>
+        <w:t>Iterativ entwickeltes, partizipatives Messinstrument (mit Fokusgruppen, Expert*innen-Delphi, kognitiven Interviews) zu familiärer Funktionalität und Unterstützung bei hispanischen lesbischen, schwulen und bisexuellen Jugendlichen.</w:t>
+      </w:r>
+    </w:p>
+    <w:p>
+      <w:r>
+        <w:rPr>
+          <w:b/>
+        </w:rPr>
+        <w:t xml:space="preserve">Ergebnis: </w:t>
+      </w:r>
+      <w:r>
+        <w:t>Fokusgruppen identifizierten fünf Domänen: (1) Kommunikation über sexuelle Orientierung/Identität, (2) emotionale Sicherheit und selektive Offenbarung, (3) elterliche Fehlabstimmung und invalidierende Kommunikation, (4) kulturelle Erwartungen und Identitätsausdruck, (5) elterliche Präsenz und Monitoring. Delphi-Prozess verfeinerte ein initialpools von 32 auf 23 Items; kognitive Interviews bestätigten hohe Face-Validität. Die Skala adressiert spezifische Stressoren, die Standardfamilien-Funktionalitäts-Instrumente nicht erfassen: intersektionale Vulnerabilität (Ethnizität + sexuelle Minorität), Spannungen zwischen kulturellen Normen und Identitätsausdruck, bedingte Familienakzeptanz.</w:t>
+      </w:r>
+    </w:p>
+    <w:p>
+      <w:r>
+        <w:rPr>
+          <w:b/>
+          <w:sz w:val="19"/>
+        </w:rPr>
+        <w:t xml:space="preserve">Übertragbarkeit: </w:t>
+      </w:r>
+      <w:r>
+        <w:rPr>
+          <w:sz w:val="19"/>
+        </w:rPr>
+        <w:t>USA mit Hispanics; Struktur der Familienunterstützung bei LGBQ+-Jugendlichen in Deutschland kaum untersucht, instrumentelles Design aber übertragbar für deutschsprachige Adaptation.</w:t>
+      </w:r>
+    </w:p>
+    <w:p>
+      <w:r>
+        <w:rPr>
+          <w:color w:val="5A7D3A"/>
+          <w:sz w:val="18"/>
+        </w:rPr>
+        <w:t>https://pubmed.ncbi.nlm.nih.gov/42908743/</w:t>
+      </w:r>
+    </w:p>
+    <w:p>
+      <w:pPr>
+        <w:pStyle w:val="Heading2"/>
+      </w:pPr>
+      <w:r>
+        <w:t>Geschlechtsrollenstress und Diabetesselbstmanagement: unterschiedliche Wege bei Frauen und Männern</w:t>
+      </w:r>
+    </w:p>
+    <w:p>
+      <w:r>
+        <w:rPr>
+          <w:i/>
+          <w:color w:val="666666"/>
+          <w:sz w:val="18"/>
+        </w:rPr>
+        <w:t>Çakmak B et al.  ·  Prim Health Care Res Dev  ·  22.10.2026  ·  PMID 42908176</w:t>
+      </w:r>
+    </w:p>
+    <w:p>
+      <w:r>
+        <w:t>Querschnittstudie an 500 Diabetespatienten (250 Frauen, 250 Männer) zur Assoziation von Geschlechtsrollenstress, Risikokognition und Selbstmanagement-Selbstwirksamkeit.</w:t>
+      </w:r>
+    </w:p>
+    <w:p>
+      <w:r>
+        <w:rPr>
+          <w:b/>
+        </w:rPr>
+        <w:t xml:space="preserve">Ergebnis: </w:t>
+      </w:r>
+      <w:r>
+        <w:t>Bei beiden Geschlechtern nahm mit steigendem Geschlechtsrollenstress die Selbstmanagement-Selbstwirksamkeit ab und die Risikoperception zu (p &lt; 0,001). In logistischen Regressionsmodellen zeigte sich aber Geschlechtsspezifität: Bei Frauen sank mit steigender Risikokenntnis die Selbstwirksamkeit um 0,595-fach (OR: 0,595); bei Männern sank mit steigender Composite-Risikoperception die Selbstwirksamkeit um den Faktor 16,933 (OR: 16,933, p &lt; 0,001). Diese Assoziationen unterscheiden sich systematisch nach Geschlecht.</w:t>
+      </w:r>
+    </w:p>
+    <w:p>
+      <w:r>
+        <w:rPr>
+          <w:b/>
+          <w:sz w:val="19"/>
+        </w:rPr>
+        <w:t xml:space="preserve">Übertragbarkeit: </w:t>
+      </w:r>
+      <w:r>
+        <w:rPr>
+          <w:sz w:val="19"/>
+        </w:rPr>
+        <w:t>Türkei, ähnliche Gesundheitssozialisierung; Geschlechtsrollenstress als Versorgungsbefund in DACH-Ländern untererforscht, könnte in Schulung von Diabetesfachkräften Relevanz haben.</w:t>
+      </w:r>
+    </w:p>
+    <w:p>
+      <w:r>
+        <w:rPr>
+          <w:color w:val="5A7D3A"/>
+          <w:sz w:val="18"/>
+        </w:rPr>
+        <w:t>https://pubmed.ncbi.nlm.nih.gov/42908176/</w:t>
+      </w:r>
+    </w:p>
+    <w:p>
+      <w:pPr>
+        <w:pStyle w:val="Heading2"/>
+      </w:pPr>
+      <w:r>
+        <w:t>LGBTQ+-Studierende: Diskriminierung im Campus und Versorgung erhöht Suizidgedanken um das 3- bis 4-Fache</w:t>
+      </w:r>
+    </w:p>
+    <w:p>
+      <w:r>
+        <w:rPr>
+          <w:i/>
+          <w:color w:val="666666"/>
+          <w:sz w:val="18"/>
+        </w:rPr>
+        <w:t>Lipson SK et al.  ·  Behav Med  ·  21.10.2026  ·  PMID 42904421</w:t>
+      </w:r>
+    </w:p>
+    <w:p>
+      <w:r>
+        <w:t>Sekundäranalyse der Healthy Minds Study 2024–2025 an 17.942 LGBTQ+-Studierenden, mit Messung von Interpersonal-Diskriminierung, Verweigerung von Gesundheitsleistungen und psychischen sowie Versorgungsergebnissen.</w:t>
+      </w:r>
+    </w:p>
+    <w:p>
+      <w:r>
+        <w:rPr>
+          <w:b/>
+        </w:rPr>
+        <w:t xml:space="preserve">Ergebnis: </w:t>
+      </w:r>
+      <w:r>
+        <w:t>Interpersonal-Diskriminierung auf dem Campus war assoziiert mit höheren Chancen für Depression (aOR &gt; 1,5), Angst (aOR &gt; 1,5) und Suizidgedanken (aOR &gt; 2,0, p &lt; 0,001). Verweigerung von Gesundheitsleistungen oder anderen Services aufgrund von sexueller Orientierung/Geschlechtsidentität war mit markiert höheren Chancen für Suizidgedanken (aOR &gt; 3,0) und Vermeidung von Gesundheitsversorgung assoziiert (p &lt; 0,001). Jeder Diskriminierungsbericht war assoziiert mit höheren Chancen für Counseling-Nutzung, was auf einen Zugangskanal zu at-risk-Studierenden hinweist. Die Autoren betonen: Diskriminierungserfahrungen (interpersonal und institutionell) bleiben kritische Hebel für die Reduktion dieser Disparitäten.</w:t>
+      </w:r>
+    </w:p>
+    <w:p>
+      <w:r>
+        <w:rPr>
+          <w:b/>
+          <w:sz w:val="19"/>
+        </w:rPr>
+        <w:t xml:space="preserve">Übertragbarkeit: </w:t>
+      </w:r>
+      <w:r>
+        <w:rPr>
+          <w:sz w:val="19"/>
+        </w:rPr>
+        <w:t>USA-Hochschulen mit Besonderheiten (Title IX, unterschiedliche Strafverfolgung); Pattern der institutionellen Barriere (Verweigerung von Leistungen) ist für deutschsprachige Hochschulen nicht dokumentiert, aber Versorgungsmeidung durch Stigma ist relevant.</w:t>
+      </w:r>
+    </w:p>
+    <w:p>
+      <w:r>
+        <w:rPr>
+          <w:color w:val="5A7D3A"/>
+          <w:sz w:val="18"/>
+        </w:rPr>
+        <w:t>https://pubmed.ncbi.nlm.nih.gov/42904421/</w:t>
+      </w:r>
+    </w:p>
+    <w:p>
+      <w:pPr>
+        <w:pStyle w:val="Heading2"/>
+      </w:pPr>
+      <w:r>
+        <w:t>Bioimpedanzanalyse bei Kindern: Geschlechtsspezifische Werte und Probleme bei Adipositas</w:t>
+      </w:r>
+    </w:p>
+    <w:p>
+      <w:r>
+        <w:rPr>
+          <w:i/>
+          <w:color w:val="666666"/>
+          <w:sz w:val="18"/>
+        </w:rPr>
+        <w:t>Böker K et al.  ·  Eur J Clin Nutr  ·  01.08.2026  ·  PMID 42542449</w:t>
+      </w:r>
+    </w:p>
+    <w:p>
+      <w:r>
+        <w:t>Entwicklung von Referenzkurven für Bioimpedanz-Parameter (Widerstand, Reaktanz) an 1547 Kindern und Jugendlichen (5–21 Jahre) in Querschnitten und Analyse der Zuverlässigkeit bei unterschiedlichen Gewichtsstatus.</w:t>
+      </w:r>
+    </w:p>
+    <w:p>
+      <w:r>
+        <w:rPr>
+          <w:b/>
+        </w:rPr>
+        <w:t xml:space="preserve">Ergebnis: </w:t>
+      </w:r>
+      <w:r>
+        <w:t>Alter- und geschlechtsspezifische Perzentil-Kurven für normalisierte Widerstands- (Rz/H) und Reaktanz-Werte (Xc/H) zeigten ähnliche Progressionen über Körpersegmente, mit ausgezeichneten Interklassen-Korrelationen (&gt; 0,9) für alle Segmente. Beide Parameter waren stark mit BMI-Standard-Deviation-Score assoziiert, mit niedrigeren Werten bei Adipositas. Kritisch: Übereinstimmung zwischen Fettmasse-Schätzverfahren war bei Normalgewicht gut, bei Adipositas jedoch substanziell verschieden. Die Autoren folgern, dass aktuelle BIA-Algorithmen bei Kindern und Jugendlichen mit Adipositas unreliabel sein können.</w:t>
+      </w:r>
+    </w:p>
+    <w:p>
+      <w:r>
+        <w:rPr>
+          <w:b/>
+          <w:sz w:val="19"/>
+        </w:rPr>
+        <w:t xml:space="preserve">Übertragbarkeit: </w:t>
+      </w:r>
+      <w:r>
+        <w:rPr>
+          <w:sz w:val="19"/>
+        </w:rPr>
+        <w:t>Deutschland hat vergleichbare Kindergesundheitssurveys (KIGGS); Geschlechtsspezifische Normwerte für Deutschland fehlen, aber Adipositas-Problem ist identisch; BIA-Fehler bei übergewichtigen Kindern relevant für Praxis.</w:t>
+      </w:r>
+    </w:p>
+    <w:p>
+      <w:r>
+        <w:rPr>
+          <w:color w:val="5A7D3A"/>
+          <w:sz w:val="18"/>
+        </w:rPr>
+        <w:t>https://pubmed.ncbi.nlm.nih.gov/42542449/</w:t>
       </w:r>
     </w:p>
     <w:p>

--- a/download/studien-archiv.docx
+++ b/download/studien-archiv.docx
@@ -62,7 +62,363 @@
           <w:color w:val="666666"/>
           <w:sz w:val="18"/>
         </w:rPr>
-        <w:t>Stand: 24.10.2026  |  373 Studien  |  gender.m-vf.de</w:t>
+        <w:t>Stand: 25.10.2026  |  379 Studien  |  gender.m-vf.de</w:t>
+      </w:r>
+    </w:p>
+    <w:p>
+      <w:pPr>
+        <w:pStyle w:val="Heading1"/>
+      </w:pPr>
+      <w:r>
+        <w:t>Aufgenommen am 25.10.2026</w:t>
+      </w:r>
+    </w:p>
+    <w:p>
+      <w:pPr>
+        <w:pStyle w:val="Heading2"/>
+      </w:pPr>
+      <w:r>
+        <w:t>Gestationsdiabetes: Inzidenz stieg in London von 80,5 auf 138 pro 1.000 Geburten</w:t>
+      </w:r>
+    </w:p>
+    <w:p>
+      <w:r>
+        <w:rPr>
+          <w:i/>
+          <w:color w:val="666666"/>
+          <w:sz w:val="18"/>
+        </w:rPr>
+        <w:t>Sousi S et al.  ·  BMC Med  ·  28.07.2026  ·  PMID 42920155</w:t>
+      </w:r>
+    </w:p>
+    <w:p>
+      <w:r>
+        <w:t>Routinedatenanalyse von 172.332 Geburten in Nordwestlondon 2017–2025 untersuchte ethnische und sozioökonomische Unterschiede in GDM-Häufigkeit und Schwangerschaftsergebnissen.</w:t>
+      </w:r>
+    </w:p>
+    <w:p>
+      <w:r>
+        <w:rPr>
+          <w:b/>
+        </w:rPr>
+        <w:t xml:space="preserve">Ergebnis: </w:t>
+      </w:r>
+      <w:r>
+        <w:t>GDM-Inzidenz stieg von 80,5 pro 1.000 Geburten (2017) auf 138 pro 1.000 (2025). Asiatische Frauen hatten höchstes Risiko (aOR 2,27, 95%-KI 2,15–2,40 vs. Weiße). Deprivation erhöhte Risiko (119 vs. 85,4 in ärmsten vs. wohlhabendsten Quintilen). GDM assoziiert mit höherer Induktionsrate (51 % vs. 41 %), Kaiserschnitt (47 % vs. 36 %), Frühgeburt (7,3 % vs. 5,2 %), höheren Kosten (£4.674 vs. £3.971) und längerer Verweildauer (3 vs. 2 Tage).</w:t>
+      </w:r>
+    </w:p>
+    <w:p>
+      <w:r>
+        <w:rPr>
+          <w:b/>
+          <w:sz w:val="19"/>
+        </w:rPr>
+        <w:t xml:space="preserve">Übertragbarkeit: </w:t>
+      </w:r>
+      <w:r>
+        <w:rPr>
+          <w:sz w:val="19"/>
+        </w:rPr>
+        <w:t>NHS-Daten, vergleichbare Dokumentation wie Deutschland; ethnische Unterschiede nur teilweise auf Biologie zurückführbar.</w:t>
+      </w:r>
+    </w:p>
+    <w:p>
+      <w:r>
+        <w:rPr>
+          <w:color w:val="5A7D3A"/>
+          <w:sz w:val="18"/>
+        </w:rPr>
+        <w:t>https://pubmed.ncbi.nlm.nih.gov/42920155/</w:t>
+      </w:r>
+    </w:p>
+    <w:p>
+      <w:pPr>
+        <w:pStyle w:val="Heading2"/>
+      </w:pPr>
+      <w:r>
+        <w:t>Geschlechtsangleichende Hormonte und PrEP: Pilotklinik erreichte 85 % Folgevisiten</w:t>
+      </w:r>
+    </w:p>
+    <w:p>
+      <w:r>
+        <w:rPr>
+          <w:i/>
+          <w:color w:val="666666"/>
+          <w:sz w:val="18"/>
+        </w:rPr>
+        <w:t>DiStefano N et al.  ·  J Prim Care Community Health  ·  23.10.2026  ·  PMID 42913457</w:t>
+      </w:r>
+    </w:p>
+    <w:p>
+      <w:r>
+        <w:t>Implementierungsstudie einer studentisch geleiteten Klinik für gender-affirming care und STI-Prävention bei LGBTQIA+-Patienten, Januar–Dezember 2024; Auswertung von Patientenergebnissen und Stakeholder-Feedback.</w:t>
+      </w:r>
+    </w:p>
+    <w:p>
+      <w:r>
+        <w:rPr>
+          <w:b/>
+        </w:rPr>
+        <w:t xml:space="preserve">Ergebnis: </w:t>
+      </w:r>
+      <w:r>
+        <w:t>Klinik versorgte 42 Patienten; 36 erhielten geschlechtsangleichende Hormontherapie (GAHT), davon 63,9 % auch PrEP. Retentionsraten hoch: 85,4 % Folgevisit innerhalb 90 Tagen, 97,6 % holten Medikamente nach Erstbesuch ab, 82,9 % setzten regelmäßige Medikamentenabholung fort. Qualitatives Stakeholder-Feedback: Responsivität auf politisches Klima, effektive klinische Versorgung, unterstützende Lernkultur.</w:t>
+      </w:r>
+    </w:p>
+    <w:p>
+      <w:r>
+        <w:rPr>
+          <w:b/>
+          <w:sz w:val="19"/>
+        </w:rPr>
+        <w:t xml:space="preserve">Übertragbarkeit: </w:t>
+      </w:r>
+      <w:r>
+        <w:rPr>
+          <w:sz w:val="19"/>
+        </w:rPr>
+        <w:t>USA-Pilotklinik; Modell für spezialisierte LGBTQIA+-Versorgung konzeptionell übertragbar, aber Zugangsbarrieren (US-Gesundheitssystem) nicht.</w:t>
+      </w:r>
+    </w:p>
+    <w:p>
+      <w:r>
+        <w:rPr>
+          <w:color w:val="5A7D3A"/>
+          <w:sz w:val="18"/>
+        </w:rPr>
+        <w:t>https://pubmed.ncbi.nlm.nih.gov/42913457/</w:t>
+      </w:r>
+    </w:p>
+    <w:p>
+      <w:pPr>
+        <w:pStyle w:val="Heading2"/>
+      </w:pPr>
+      <w:r>
+        <w:t>EKG-Parameter unterscheiden sich zwischen jungen Frauen und Männern messbar</w:t>
+      </w:r>
+    </w:p>
+    <w:p>
+      <w:r>
+        <w:rPr>
+          <w:i/>
+          <w:color w:val="666666"/>
+          <w:sz w:val="18"/>
+        </w:rPr>
+        <w:t>Ngoc TN et al.  ·  Ann Noninvasive Electrocardiol  ·  Nov. 2026  ·  PMID 42908956</w:t>
+      </w:r>
+    </w:p>
+    <w:p>
+      <w:r>
+        <w:t>Querschnittstudie mit standardisierten 12-Kanal-EKGs bei 6.099 gesunden vietnamesischen Studierenden (56,4 % weiblich, Alter 17,85±0,65 Jahre) analysierte Geschlechtsdifferenzen in EKG-Parametern und Varianten.</w:t>
+      </w:r>
+    </w:p>
+    <w:p>
+      <w:r>
+        <w:rPr>
+          <w:b/>
+        </w:rPr>
+        <w:t xml:space="preserve">Ergebnis: </w:t>
+      </w:r>
+      <w:r>
+        <w:t>Frauen zeigten höhere Herzfrequenzen (84,64 vs. 81,55 bpm) und längere QTc-Intervalle (423,54 vs. 406,46 ms), Männer längere PR-Intervalle (141,99 vs. 138,99 ms) und breitere QRS-Komplexe (91,44 vs. 80,81 ms), alle p&lt;0,001. Männer häufiger: Sinusarrhythmie (22,7 % vs. 19,2 %), Frührepolarisationsmuster (6,1 % vs. 0,1 %), Rechtsschenkelblock (4,4 % vs. 0,3 %) und Sinusbradykardie (4,5 % vs. 1,3 %). Männliches Geschlecht unabhängig assoziiert mit Frührepolarisation (aOR 37,7, 95%-KI 17,2–107) und Rechtsschenkelblock (aOR 13,1, 95%-KI 7,55–25,2).</w:t>
+      </w:r>
+    </w:p>
+    <w:p>
+      <w:r>
+        <w:rPr>
+          <w:b/>
+          <w:sz w:val="19"/>
+        </w:rPr>
+        <w:t xml:space="preserve">Übertragbarkeit: </w:t>
+      </w:r>
+      <w:r>
+        <w:rPr>
+          <w:sz w:val="19"/>
+        </w:rPr>
+        <w:t>Asiatische Population; biologische Basis der EKG-Unterschiede, nicht Zugang oder Deutung.</w:t>
+      </w:r>
+    </w:p>
+    <w:p>
+      <w:r>
+        <w:rPr>
+          <w:color w:val="5A7D3A"/>
+          <w:sz w:val="18"/>
+        </w:rPr>
+        <w:t>https://pubmed.ncbi.nlm.nih.gov/42908956/</w:t>
+      </w:r>
+    </w:p>
+    <w:p>
+      <w:pPr>
+        <w:pStyle w:val="Heading2"/>
+      </w:pPr>
+      <w:r>
+        <w:t>Menopause als Risikoschwelle: Kardiovaskuläre Risikofaktoren wirken bei Frauen stärker</w:t>
+      </w:r>
+    </w:p>
+    <w:p>
+      <w:r>
+        <w:rPr>
+          <w:i/>
+          <w:color w:val="666666"/>
+          <w:sz w:val="18"/>
+        </w:rPr>
+        <w:t>Obaed N et al.  ·  Endocrinol Metab Clin North Am  ·  11.09.2026  ·  PMID 42907050</w:t>
+      </w:r>
+    </w:p>
+    <w:p>
+      <w:r>
+        <w:t>Narrative Übersicht zur kardiovaskulären Gesundheit von Frauen mit Fokus auf Menopause als kritischen Punkt für atheroskleroße kardiovaskuläre Erkrankung (ASCVD); Darstellung biologischer Mechanismen und klinischer Implikationen.</w:t>
+      </w:r>
+    </w:p>
+    <w:p>
+      <w:r>
+        <w:rPr>
+          <w:b/>
+        </w:rPr>
+        <w:t xml:space="preserve">Ergebnis: </w:t>
+      </w:r>
+      <w:r>
+        <w:t>Menopause markiert kritischen kardio-metabolischen Wendepunkt mit beschleunigten ungünstigen Veränderungen in Lipidprofilen, Körperkomposition, vaskulärer Funktion und metabolischen Parametern unabhängig vom Alterungsprozess allein. Traditionelle ASCVD-Risikofaktoren (Diabetes, Hypertonie, Rauchen, Adipositas) üben überproportional größere kardiovaskuläre Effekte bei Frauen aus als bei Männern. Lebenszyklusansatz, der Menopause als kritischen Inflektionspunkt für ASCVD-Prävention anerkennt, als essentiell befunden.</w:t>
+      </w:r>
+    </w:p>
+    <w:p>
+      <w:r>
+        <w:rPr>
+          <w:b/>
+          <w:sz w:val="19"/>
+        </w:rPr>
+        <w:t xml:space="preserve">Übertragbarkeit: </w:t>
+      </w:r>
+      <w:r>
+        <w:rPr>
+          <w:sz w:val="19"/>
+        </w:rPr>
+        <w:t>USA-Review ohne Routinedaten; biologischer Mechanismus (Hormonwechsel), aber Frage nach Versorgungskonsequenzen (Screening-Alter, Therapieschwellen) nicht beantwortet.</w:t>
+      </w:r>
+    </w:p>
+    <w:p>
+      <w:r>
+        <w:rPr>
+          <w:color w:val="5A7D3A"/>
+          <w:sz w:val="18"/>
+        </w:rPr>
+        <w:t>https://pubmed.ncbi.nlm.nih.gov/42907050/</w:t>
+      </w:r>
+    </w:p>
+    <w:p>
+      <w:pPr>
+        <w:pStyle w:val="Heading2"/>
+      </w:pPr>
+      <w:r>
+        <w:t>Schlafqualität verschlechtert sich bei Diskriminierungserfahrungen messbar – Sexismus und Cissexismus relevant</w:t>
+      </w:r>
+    </w:p>
+    <w:p>
+      <w:r>
+        <w:rPr>
+          <w:i/>
+          <w:color w:val="666666"/>
+          <w:sz w:val="18"/>
+        </w:rPr>
+        <w:t>Chen JT et al.  ·  Behav Med  ·  21.10.2026  ·  PMID 42904426</w:t>
+      </w:r>
+    </w:p>
+    <w:p>
+      <w:r>
+        <w:t>Querschnittsstudie mit 699 Teilnehmenden (25–64 Jahre) aus drei Community Health Centers in Boston, 2020–2022, untersuchte implizite und explizite Diskriminierungserfahrungen (Rassismus, Sexismus, Heterosexismus, Cissexismus, Ageismus, Sizeismus) und Schlafprobleme.</w:t>
+      </w:r>
+    </w:p>
+    <w:p>
+      <w:r>
+        <w:rPr>
+          <w:b/>
+        </w:rPr>
+        <w:t xml:space="preserve">Ergebnis: </w:t>
+      </w:r>
+      <w:r>
+        <w:t>Personengruppen mit Diskriminierungserfahrung berichteten durchschnittlich kürzere Schlafdauer und stärkere Schlafstörungen als Vergleichsgruppen; nur kürzere Schlafdauer bei Angehörigen of Color blieb in adjustierten Modellen signifikant (p&lt;0,05). Nach Adjustierung zeigten sich unabhängige Effekte für Sexismus bei Frauen bezüglich Schlafbeeinträchtigung. Implizite und explizite Diskriminierungsmessungen zeigten stark attenuierte Assoziationen nach Adjustierung.</w:t>
+      </w:r>
+    </w:p>
+    <w:p>
+      <w:r>
+        <w:rPr>
+          <w:b/>
+          <w:sz w:val="19"/>
+        </w:rPr>
+        <w:t xml:space="preserve">Übertragbarkeit: </w:t>
+      </w:r>
+      <w:r>
+        <w:rPr>
+          <w:sz w:val="19"/>
+        </w:rPr>
+        <w:t>USA-Studie; Mechanismus (Diskriminierungserfahrung → physiologischer Stress → Schlaf) biologisch universal, aber US-Kontext (Rassismus, Heteronormativität) nicht direkt auf Deutschland übertragbar.</w:t>
+      </w:r>
+    </w:p>
+    <w:p>
+      <w:r>
+        <w:rPr>
+          <w:color w:val="5A7D3A"/>
+          <w:sz w:val="18"/>
+        </w:rPr>
+        <w:t>https://pubmed.ncbi.nlm.nih.gov/42904426/</w:t>
+      </w:r>
+    </w:p>
+    <w:p>
+      <w:pPr>
+        <w:pStyle w:val="Heading2"/>
+      </w:pPr>
+      <w:r>
+        <w:t>Webbasierte Stimmtraining reduziert Voice Dysphoria bei transfeminin Personen messbar</w:t>
+      </w:r>
+    </w:p>
+    <w:p>
+      <w:r>
+        <w:rPr>
+          <w:i/>
+          <w:color w:val="666666"/>
+          <w:sz w:val="18"/>
+        </w:rPr>
+        <w:t>McKenna VS et al.  ·  Behav Med  ·  21.10.2026  ·  PMID 42904414</w:t>
+      </w:r>
+    </w:p>
+    <w:p>
+      <w:r>
+        <w:t>Pilotklinische Studie einer Website (TruVox) mit visuell-akustischem Biofeedback und strukturierten Übungen für Stimmmodulation bei 6 transfeminin Personen; vier Sitzungen mit Logopädin via Zoom + unbeaufsichtigtes Training zu Hause.</w:t>
+      </w:r>
+    </w:p>
+    <w:p>
+      <w:r>
+        <w:rPr>
+          <w:b/>
+        </w:rPr>
+        <w:t xml:space="preserve">Ergebnis: </w:t>
+      </w:r>
+      <w:r>
+        <w:t>Positive Erfahrungen und Verbesserungen auf mehreren Skalen: Gender Voice Index, Utah Gender Presentation Scale, Stimmzufriedenheit stiegen. Vokale Tonhöhe und Resonanz nahmen zu, Motivation hoch, TruVox-Usability akzeptabel. Tonhöhen-/Resonanzverbesserungen niedriger als in anderen Studien mit 8–15 Sitzungen, wahrscheinlich wegen kürzerer Dauer (nur 4 Sitzungen). Keine Kontrollgruppe; Studie vorzeitig beendet.</w:t>
+      </w:r>
+    </w:p>
+    <w:p>
+      <w:r>
+        <w:rPr>
+          <w:b/>
+          <w:sz w:val="19"/>
+        </w:rPr>
+        <w:t xml:space="preserve">Übertragbarkeit: </w:t>
+      </w:r>
+      <w:r>
+        <w:rPr>
+          <w:sz w:val="19"/>
+        </w:rPr>
+        <w:t>USA-Pilotstudie; Stimmtraining adressiert soziale Interpretation (nicht Biologie), prinzipiell in jedem Gesundheitssystem skalierbar.</w:t>
+      </w:r>
+    </w:p>
+    <w:p>
+      <w:r>
+        <w:rPr>
+          <w:color w:val="5A7D3A"/>
+          <w:sz w:val="18"/>
+        </w:rPr>
+        <w:t>https://pubmed.ncbi.nlm.nih.gov/42904414/</w:t>
       </w:r>
     </w:p>
     <w:p>

--- a/download/studien-archiv.docx
+++ b/download/studien-archiv.docx
@@ -62,7 +62,363 @@
           <w:color w:val="666666"/>
           <w:sz w:val="18"/>
         </w:rPr>
-        <w:t>Stand: 25.10.2026  |  379 Studien  |  gender.m-vf.de</w:t>
+        <w:t>Stand: 26.10.2026  |  385 Studien  |  gender.m-vf.de</w:t>
+      </w:r>
+    </w:p>
+    <w:p>
+      <w:pPr>
+        <w:pStyle w:val="Heading1"/>
+      </w:pPr>
+      <w:r>
+        <w:t>Aufgenommen am 26.10.2026</w:t>
+      </w:r>
+    </w:p>
+    <w:p>
+      <w:pPr>
+        <w:pStyle w:val="Heading2"/>
+      </w:pPr>
+      <w:r>
+        <w:t>Blutdruckabfall im Alter: Bei Frauen stärkerer Zusammenhang mit Hirngeßverschluss</w:t>
+      </w:r>
+    </w:p>
+    <w:p>
+      <w:r>
+        <w:rPr>
+          <w:i/>
+          <w:color w:val="666666"/>
+          <w:sz w:val="18"/>
+        </w:rPr>
+        <w:t>Baumgartner NW et al.  ·  Acta Neuropathol  ·  24.10.2026  ·  PMID 42925335</w:t>
+      </w:r>
+    </w:p>
+    <w:p>
+      <w:r>
+        <w:t>Die Studie untersuchte an 2033 Verstorbenen (Durchschnittsalter 89,8 Jahre), ob der Zusammenhang zwischen sinkendem systolischem Blutdruck im höheren Alter und Hirngeßveränderungen bei Frauen und Männern unterschiedlich ausfällt.</w:t>
+      </w:r>
+    </w:p>
+    <w:p>
+      <w:r>
+        <w:rPr>
+          <w:b/>
+        </w:rPr>
+        <w:t xml:space="preserve">Ergebnis: </w:t>
+      </w:r>
+      <w:r>
+        <w:t>Ein schnellerer systolischer Blutdruckabfall war mit stärkerer Arteriolosklerose (OR = 1,24; 95% KI 1,08–1,42) und Atherosklerose (OR = 1,41; 95% KI 1,22–1,63) assoziiert. Eine Geschlechts-Wechselwirkung (p = 0,01) zeigte einen stärkeren Zusammenhang zwischen Blutdruckabfall und Arteriolosklerose-Schweregrad bei Frauen als bei Männern. Die Befunde deuten auf biologische Unterschiede in der Geßpathologie hin.</w:t>
+      </w:r>
+    </w:p>
+    <w:p>
+      <w:r>
+        <w:rPr>
+          <w:b/>
+          <w:sz w:val="19"/>
+        </w:rPr>
+        <w:t xml:space="preserve">Übertragbarkeit: </w:t>
+      </w:r>
+      <w:r>
+        <w:rPr>
+          <w:sz w:val="19"/>
+        </w:rPr>
+        <w:t>USA-Daten; biologische Unterschiede sind zentral, nicht Zugangs- oder Deutungsfaktoren.</w:t>
+      </w:r>
+    </w:p>
+    <w:p>
+      <w:r>
+        <w:rPr>
+          <w:color w:val="5A7D3A"/>
+          <w:sz w:val="18"/>
+        </w:rPr>
+        <w:t>https://pubmed.ncbi.nlm.nih.gov/42925335/</w:t>
+      </w:r>
+    </w:p>
+    <w:p>
+      <w:pPr>
+        <w:pStyle w:val="Heading2"/>
+      </w:pPr>
+      <w:r>
+        <w:t>Endometriumkarzinom: Weiße Frauen 44 % höheres Risiko als Schwarze</w:t>
+      </w:r>
+    </w:p>
+    <w:p>
+      <w:r>
+        <w:rPr>
+          <w:i/>
+          <w:color w:val="666666"/>
+          <w:sz w:val="18"/>
+        </w:rPr>
+        <w:t>Adekanmbi V et al.  ·  J Glob Health  ·  23.10.2026  ·  PMID 42924636</w:t>
+      </w:r>
+    </w:p>
+    <w:p>
+      <w:r>
+        <w:t>Die Studie verfolgte 81171 Frauen (ohne Endometriumkarzinom zu Studienbeginn) aus dem All of Us-Register bis Oktober 2023 (Median 6,6 Jahre) und prüfte individuelle und nachbarschaftliche Risikofaktoren für Krebsinzidenz.</w:t>
+      </w:r>
+    </w:p>
+    <w:p>
+      <w:r>
+        <w:rPr>
+          <w:b/>
+        </w:rPr>
+        <w:t xml:space="preserve">Ergebnis: </w:t>
+      </w:r>
+      <w:r>
+        <w:t>778 Frauen (0,96 %) entwickelten Endometriumkarzinom. Nicht-hispanische Weiße Frauen hatten 44 % höheres Risiko als nicht-hispanische Schwarze (aHR = 1,44; 95% KI 1,15–1,80). Risiko stieg mit Alter (50–59 J: aHR = 2,92; ≥70 J: aHR = 2,86). Adipositas verdoppelte Risiko (aHR = 2,16; 95% KI 1,85–2,52), Diabetes erhöhte es um 27 % (aHR = 1,27; 95% KI 1,06–1,51). Ethnische Unterschiede erklärt primär durch biologische/metabolische Faktoren (Adipositas), nicht Zugang.</w:t>
+      </w:r>
+    </w:p>
+    <w:p>
+      <w:r>
+        <w:rPr>
+          <w:b/>
+          <w:sz w:val="19"/>
+        </w:rPr>
+        <w:t xml:space="preserve">Übertragbarkeit: </w:t>
+      </w:r>
+      <w:r>
+        <w:rPr>
+          <w:sz w:val="19"/>
+        </w:rPr>
+        <w:t>USA-Routinedaten; biologische Unterschiede zentral, aber ethnische Disparitäten in Adipositas-Prävalenz sind sozialstrukturell bedingt.</w:t>
+      </w:r>
+    </w:p>
+    <w:p>
+      <w:r>
+        <w:rPr>
+          <w:color w:val="5A7D3A"/>
+          <w:sz w:val="18"/>
+        </w:rPr>
+        <w:t>https://pubmed.ncbi.nlm.nih.gov/42924636/</w:t>
+      </w:r>
+    </w:p>
+    <w:p>
+      <w:pPr>
+        <w:pStyle w:val="Heading2"/>
+      </w:pPr>
+      <w:r>
+        <w:t>LGBTQ+-Ältere in Kalifornien: Alter weniger relevant als strukturelle Faktoren</w:t>
+      </w:r>
+    </w:p>
+    <w:p>
+      <w:r>
+        <w:rPr>
+          <w:i/>
+          <w:color w:val="666666"/>
+          <w:sz w:val="18"/>
+        </w:rPr>
+        <w:t>Vupputuri P et al.  ·  Front Public Health  ·  08.10.2026  ·  PMID 42923145</w:t>
+      </w:r>
+    </w:p>
+    <w:p>
+      <w:r>
+        <w:t>Die Studie analysierte 3713 LGBTQ+-Erwachsene ab 50 Jahren in Kalifornien, um zu prüfen, ob chronologisches Alter unabhängig von strukturellen Faktoren mit ungedecktem Versorgungsbedarf assoziiert ist.</w:t>
+      </w:r>
+    </w:p>
+    <w:p>
+      <w:r>
+        <w:rPr>
+          <w:b/>
+        </w:rPr>
+        <w:t xml:space="preserve">Ergebnis: </w:t>
+      </w:r>
+      <w:r>
+        <w:t>36,6 % berichteten mindestens einen ungedeckten Gesundheits- oder Sozialhilfebedarf. In unveradjustierten Analysen war höheres Alter mit niedrigerem Risiko assoziiert (OR 0,90 pro 10 Jahre; 95% KI 0,83–0,97; p = 0,008), aber dieser Effekt verschwand nach vollständiger Adjustierung für finanzielle Unsicherheit, Transportbarrieren, schlechte physische Gesundheit, Depression, HIV-Status, Wohnungsinstabilität, Betreuungsbedarf und Rassismus (aOR 1,08; 95% KI 0,98–1,19; p = 0,100). Strukturelle Faktoren, nicht Alter, bestimmten Versorgungslücken.</w:t>
+      </w:r>
+    </w:p>
+    <w:p>
+      <w:r>
+        <w:rPr>
+          <w:b/>
+          <w:sz w:val="19"/>
+        </w:rPr>
+        <w:t xml:space="preserve">Übertragbarkeit: </w:t>
+      </w:r>
+      <w:r>
+        <w:rPr>
+          <w:sz w:val="19"/>
+        </w:rPr>
+        <w:t>USA-Daten; zeigt, dass soziale Determinanten dominieren – Befund für europäische LGBTQ+-Versorgung relevant.</w:t>
+      </w:r>
+    </w:p>
+    <w:p>
+      <w:r>
+        <w:rPr>
+          <w:color w:val="5A7D3A"/>
+          <w:sz w:val="18"/>
+        </w:rPr>
+        <w:t>https://pubmed.ncbi.nlm.nih.gov/42923145/</w:t>
+      </w:r>
+    </w:p>
+    <w:p>
+      <w:pPr>
+        <w:pStyle w:val="Heading2"/>
+      </w:pPr>
+      <w:r>
+        <w:t>Arbeitsplatzgewalt in Brasilien: Frauen 55,8 % der Fälle, Sexismus als Motiv</w:t>
+      </w:r>
+    </w:p>
+    <w:p>
+      <w:r>
+        <w:rPr>
+          <w:i/>
+          <w:color w:val="666666"/>
+          <w:sz w:val="18"/>
+        </w:rPr>
+        <w:t>Galdino A et al.  ·  Epidemiol Serv Saude  ·  18.08.2026  ·  PMID 42922999</w:t>
+      </w:r>
+    </w:p>
+    <w:p>
+      <w:r>
+        <w:t>Die Studie analysierte 1768 Fälle arbeitsplatzbezogener Gewalt in Bahia (2009–2024) nach Geschlecht hinsichtlich Häufigkeit, Kontext und Motivation.</w:t>
+      </w:r>
+    </w:p>
+    <w:p>
+      <w:r>
+        <w:rPr>
+          <w:b/>
+        </w:rPr>
+        <w:t xml:space="preserve">Ergebnis: </w:t>
+      </w:r>
+      <w:r>
+        <w:t>Frauen machten 55,8 % der Fälle aus. Bei Frauen traten Gewalt häufiger im Alter 18–29 Jahren (36,5 %) und unter gemischtethnischen Personen (46,7 %) auf; Sexismus war Motiv in 9,7 % der Fälle, die Gewalt fand oft zuhause statt (27,9 %). Bei Männern (35,0 % gleiche Altersgruppe) war generationeller Konflikt Motiv (5,9 %), Gewalt trat öffentlich auf (27,3 %). Melderate stieg für beide Geschlechter um ca. 15 % jährlich.</w:t>
+      </w:r>
+    </w:p>
+    <w:p>
+      <w:r>
+        <w:rPr>
+          <w:b/>
+          <w:sz w:val="19"/>
+        </w:rPr>
+        <w:t xml:space="preserve">Übertragbarkeit: </w:t>
+      </w:r>
+      <w:r>
+        <w:rPr>
+          <w:sz w:val="19"/>
+        </w:rPr>
+        <w:t>Brasilien; zeigt strukturelle Gewalt als Versorgungshürde für Frauen, übertragbar als Public-Health-Problem.</w:t>
+      </w:r>
+    </w:p>
+    <w:p>
+      <w:r>
+        <w:rPr>
+          <w:color w:val="5A7D3A"/>
+          <w:sz w:val="18"/>
+        </w:rPr>
+        <w:t>https://pubmed.ncbi.nlm.nih.gov/42922999/</w:t>
+      </w:r>
+    </w:p>
+    <w:p>
+      <w:pPr>
+        <w:pStyle w:val="Heading2"/>
+      </w:pPr>
+      <w:r>
+        <w:t>Kardiovaskuläres Risiko bei hispanischen SGM: Kumulative Stressbelastung wichtiger als Minoritätenstatus</w:t>
+      </w:r>
+    </w:p>
+    <w:p>
+      <w:r>
+        <w:rPr>
+          <w:i/>
+          <w:color w:val="666666"/>
+          <w:sz w:val="18"/>
+        </w:rPr>
+        <w:t>Perreira KM et al.  ·  Behav Med  ·  21.10.2026  ·  PMID 42904411</w:t>
+      </w:r>
+    </w:p>
+    <w:p>
+      <w:r>
+        <w:t>Die Studie prüfte bei 1108 hispanischen/lateinamerikanischen Erwachsenen (mit und ohne SGM-Identität) aus dem Hispanic Community Health Study/Study of Latinos die Assoziation von Minoritätenstress und Resilienzfaktoren mit kardiovaskulärem Risiko.</w:t>
+      </w:r>
+    </w:p>
+    <w:p>
+      <w:r>
+        <w:rPr>
+          <w:b/>
+        </w:rPr>
+        <w:t xml:space="preserve">Ergebnis: </w:t>
+      </w:r>
+      <w:r>
+        <w:t>SGM-Teilnehmende erlebten mehr chronischen Stress, Minoritätenstress und alltägliche Diskriminierung, aber weniger soziale Unterstützung; mehr LGBT-Gemeinschaftszugehörigkeit. Nach Adjustierung für Soziodemografika fand sich signifikante Assoziation hoher kumulativer Stressbelastung mit niedriger Resilienz (gegenüber niedriger Stressbelastung mit niedriger Resilienz) mit kardiovaskulärem Risiko, aber nicht mit metabolischem Syndrom. Kein Unterschied im kardiovaskulären oder metabolischen Risiko nach SGM-Status. Befund bestätigt Minoritätenstress-Modell, zeigt aber Kompensation durch Resilienz.</w:t>
+      </w:r>
+    </w:p>
+    <w:p>
+      <w:r>
+        <w:rPr>
+          <w:b/>
+          <w:sz w:val="19"/>
+        </w:rPr>
+        <w:t xml:space="preserve">Übertragbarkeit: </w:t>
+      </w:r>
+      <w:r>
+        <w:rPr>
+          <w:sz w:val="19"/>
+        </w:rPr>
+        <w:t>USA-Kohortendaten; zeigt, dass Stressakkumulation und Resilienzfaktoren (zugänglich durch Intervention) kardiovaskuläres Risiko vermitteln.</w:t>
+      </w:r>
+    </w:p>
+    <w:p>
+      <w:r>
+        <w:rPr>
+          <w:color w:val="5A7D3A"/>
+          <w:sz w:val="18"/>
+        </w:rPr>
+        <w:t>https://pubmed.ncbi.nlm.nih.gov/42904411/</w:t>
+      </w:r>
+    </w:p>
+    <w:p>
+      <w:pPr>
+        <w:pStyle w:val="Heading2"/>
+      </w:pPr>
+      <w:r>
+        <w:t>Laufschuhtechnologie: Frauen profitierten doppelt so stark wie Männer</w:t>
+      </w:r>
+    </w:p>
+    <w:p>
+      <w:r>
+        <w:rPr>
+          <w:i/>
+          <w:color w:val="666666"/>
+          <w:sz w:val="18"/>
+        </w:rPr>
+        <w:t>Blattmann L et al.  ·  J Appl Physiol (1985)  ·  01.11.2026  ·  PMID 42789973</w:t>
+      </w:r>
+    </w:p>
+    <w:p>
+      <w:r>
+        <w:t>Die Studie verglich Weltklasse-Leistungen in Straßenlauf (10 km, Halbmarathon, Marathon) und Wurfdisziplinen vor (2009–2015) und während (2017–2024) der Ära moderner Laufschuhtechnologie, um Geschlechtsdifferenzen in Leistungsgewinnen zu quantifizieren.</w:t>
+      </w:r>
+    </w:p>
+    <w:p>
+      <w:r>
+        <w:rPr>
+          <w:b/>
+        </w:rPr>
+        <w:t xml:space="preserve">Ergebnis: </w:t>
+      </w:r>
+      <w:r>
+        <w:t>Road-Running-Leistungen verbesserten sich insgesamt stärker als Wurfdisziplinen (β = 0,731, p &lt; 0,001). Frauen profitierten von der Laufschuhtechnologie stärker: 4,51 % Verbesserung gegenüber 2,62 % bei Männern (Interaktion era × event type × sex: β = 0,786, p &lt; 0,001). Wurfdisziplinen (nicht von Schuhtechnik betroffen) zeigten kein Geschlechtsmuster (0,93 % vs. 1,15 %). Befund deutet darauf hin, dass fortgeschrittene Schuh­technologie bei Frauen eine größere biomechanische Wirkung entfaltet.</w:t>
+      </w:r>
+    </w:p>
+    <w:p>
+      <w:r>
+        <w:rPr>
+          <w:b/>
+          <w:sz w:val="19"/>
+        </w:rPr>
+        <w:t xml:space="preserve">Übertragbarkeit: </w:t>
+      </w:r>
+      <w:r>
+        <w:rPr>
+          <w:sz w:val="19"/>
+        </w:rPr>
+        <w:t>Deutschland, europäisch übertragbar; zeigt biologische (biomechanische) Unterschiede in Technologienutzung.</w:t>
+      </w:r>
+    </w:p>
+    <w:p>
+      <w:r>
+        <w:rPr>
+          <w:color w:val="5A7D3A"/>
+          <w:sz w:val="18"/>
+        </w:rPr>
+        <w:t>https://pubmed.ncbi.nlm.nih.gov/42789973/</w:t>
       </w:r>
     </w:p>
     <w:p>

--- a/download/studien-archiv.docx
+++ b/download/studien-archiv.docx
@@ -62,7 +62,363 @@
           <w:color w:val="666666"/>
           <w:sz w:val="18"/>
         </w:rPr>
-        <w:t>Stand: 26.10.2026  |  385 Studien  |  gender.m-vf.de</w:t>
+        <w:t>Stand: 27.10.2026  |  391 Studien  |  gender.m-vf.de</w:t>
+      </w:r>
+    </w:p>
+    <w:p>
+      <w:pPr>
+        <w:pStyle w:val="Heading1"/>
+      </w:pPr>
+      <w:r>
+        <w:t>Aufgenommen am 27.10.2026</w:t>
+      </w:r>
+    </w:p>
+    <w:p>
+      <w:pPr>
+        <w:pStyle w:val="Heading2"/>
+      </w:pPr>
+      <w:r>
+        <w:t>Altersfeindlichkeit und Geschlecht: Frauen und Männer erleben ähnlich viel, aber mit unterschiedlichen Gesundheitsfolgen</w:t>
+      </w:r>
+    </w:p>
+    <w:p>
+      <w:r>
+        <w:rPr>
+          <w:i/>
+          <w:color w:val="666666"/>
+          <w:sz w:val="18"/>
+        </w:rPr>
+        <w:t>Li X et al.  ·  BMC Geriatr  ·  28.07.2026  ·  PMID 42928112</w:t>
+      </w:r>
+    </w:p>
+    <w:p>
+      <w:r>
+        <w:t>Psychometrische Analyse der WHO Ageism Experiences Scale in vier Ländern (Moldawien, Kolumbien, Libyen, China; N=1.675) zur Untersuchung, ob Altersfeindlichkeit Frauen und Männer unterschiedlich trifft und mit unterschiedlichen Gesundheitskonsequenzen verbunden ist.</w:t>
+      </w:r>
+    </w:p>
+    <w:p>
+      <w:r>
+        <w:rPr>
+          <w:b/>
+        </w:rPr>
+        <w:t xml:space="preserve">Ergebnis: </w:t>
+      </w:r>
+      <w:r>
+        <w:t>Keine signifikanten Unterschiede in der Häufigkeit von Altersfeindlichkeit zwischen Frauen und Männern (p&gt;0,05). Jedoch: Die Assoziationen zwischen Altersfeindlichkeit und Gesundheitsergebnissen waren signifikant stärker für Männer als für Frauen. Die Skala funktioniert invariant über Geschlechtsgruppen hinweg.</w:t>
+      </w:r>
+    </w:p>
+    <w:p>
+      <w:r>
+        <w:rPr>
+          <w:b/>
+          <w:sz w:val="19"/>
+        </w:rPr>
+        <w:t xml:space="preserve">Übertragbarkeit: </w:t>
+      </w:r>
+      <w:r>
+        <w:rPr>
+          <w:sz w:val="19"/>
+        </w:rPr>
+        <w:t>Multisetting-Studie; internationale Vergleichbarkeit belegt, aber Übertragung auf Deutschland wegen Kontextunterschiede (Altersfeindlichkeit-Kultur) begrenzt.</w:t>
+      </w:r>
+    </w:p>
+    <w:p>
+      <w:r>
+        <w:rPr>
+          <w:color w:val="5A7D3A"/>
+          <w:sz w:val="18"/>
+        </w:rPr>
+        <w:t>https://pubmed.ncbi.nlm.nih.gov/42928112/</w:t>
+      </w:r>
+    </w:p>
+    <w:p>
+      <w:pPr>
+        <w:pStyle w:val="Heading2"/>
+      </w:pPr>
+      <w:r>
+        <w:t>Versorgungszugang für trans Menschen in Brasilien: Primärversorgung reduziert negative Outcomes um 86 Prozent</w:t>
+      </w:r>
+    </w:p>
+    <w:p>
+      <w:r>
+        <w:rPr>
+          <w:i/>
+          <w:color w:val="666666"/>
+          <w:sz w:val="18"/>
+        </w:rPr>
+        <w:t>Freitas FLS et al.  ·  Epidemiol Serv Saude  ·  03.08.2026  ·  PMID 42922765</w:t>
+      </w:r>
+    </w:p>
+    <w:p>
+      <w:r>
+        <w:t>Querschnittanalyse von 261 Krankenakten von trans Personen und Travestis an spezialisierter Ambulanz (57% trans Männer, 37,6% trans Frauen) zu Zugang zu Gesundheitsdiensten und Versorgungsmustern.</w:t>
+      </w:r>
+    </w:p>
+    <w:p>
+      <w:r>
+        <w:rPr>
+          <w:b/>
+        </w:rPr>
+        <w:t xml:space="preserve">Ergebnis: </w:t>
+      </w:r>
+      <w:r>
+        <w:t>73,2% berichteten Diskriminierung; 49% der trans Frauen/Travestis begannen Transition ohne Unterstützung. Inanspruchnahme von Notfallleistungen 56,7% versus Primärversorgung 21,1%. Nutzung von Primärversorgung reduzierte Odds für negative Outcomes um 86% (OR 0,14; 95%CI 0,05; 0,37; p&lt;0,001). Psychische Störungen 46,4%.</w:t>
+      </w:r>
+    </w:p>
+    <w:p>
+      <w:r>
+        <w:rPr>
+          <w:b/>
+          <w:sz w:val="19"/>
+        </w:rPr>
+        <w:t xml:space="preserve">Übertragbarkeit: </w:t>
+      </w:r>
+      <w:r>
+        <w:rPr>
+          <w:sz w:val="19"/>
+        </w:rPr>
+        <w:t>Brasilien; translatabel auf Deutschland, wo spezialisierte trans-Ambulanzen selten sind; zeigt Schutzeffekt von Gatekeeping-Versorgung.</w:t>
+      </w:r>
+    </w:p>
+    <w:p>
+      <w:r>
+        <w:rPr>
+          <w:color w:val="5A7D3A"/>
+          <w:sz w:val="18"/>
+        </w:rPr>
+        <w:t>https://pubmed.ncbi.nlm.nih.gov/42922765/</w:t>
+      </w:r>
+    </w:p>
+    <w:p>
+      <w:pPr>
+        <w:pStyle w:val="Heading2"/>
+      </w:pPr>
+      <w:r>
+        <w:t>Polizeiausbildung: Frauen entwickeln doppelt so hohes Stressrisiko wie Männer während Feldpraktika</w:t>
+      </w:r>
+    </w:p>
+    <w:p>
+      <w:r>
+        <w:rPr>
+          <w:i/>
+          <w:color w:val="666666"/>
+          <w:sz w:val="18"/>
+        </w:rPr>
+        <w:t>Yevdokimova OO et al.  ·  Wiad Lek  ·  2026  ·  PMID 42922311</w:t>
+      </w:r>
+    </w:p>
+    <w:p>
+      <w:r>
+        <w:t>Prä-Post-Vergleich psychosomatischer Stresssymptome bei 134 Polizeikadetten (71 Männer, 63 Frauen) während 4-wöchiger Feldausbildung unter Kriegsrecht, gemessen durch Stresstest nach Yu. V. Shcherbatykh.</w:t>
+      </w:r>
+    </w:p>
+    <w:p>
+      <w:r>
+        <w:rPr>
+          <w:b/>
+        </w:rPr>
+        <w:t xml:space="preserve">Ergebnis: </w:t>
+      </w:r>
+      <w:r>
+        <w:t>Frauen zeigten ausgeprägteren Stress als Männer, besonders nach Feldpraktika. Psychoemotionale Symptome (Angst, Sorge, Niedergeschlagenheit, Entscheidungsschwäche); somatische Symptome (Kopfschmerzen, Müdigkeit, Schlafprobleme). Stressanstieg bei Männern 2,5 Punkte (p≤0,05), bei Frauen 5,3 Punkte (p≤0,001). Gesamtstresslevel nach Praktika bei Frauen um 3,3 Punkte höher als bei Männern (p≤0,01).</w:t>
+      </w:r>
+    </w:p>
+    <w:p>
+      <w:r>
+        <w:rPr>
+          <w:b/>
+          <w:sz w:val="19"/>
+        </w:rPr>
+        <w:t xml:space="preserve">Übertragbarkeit: </w:t>
+      </w:r>
+      <w:r>
+        <w:rPr>
+          <w:sz w:val="19"/>
+        </w:rPr>
+        <w:t>Ukraine, unter Kriegsbedingungen; methodisch belastbar, aber Kontext (Martial Law) schränkt Übertragung auf Friedenszeiten-Deutschland ein.</w:t>
+      </w:r>
+    </w:p>
+    <w:p>
+      <w:r>
+        <w:rPr>
+          <w:color w:val="5A7D3A"/>
+          <w:sz w:val="18"/>
+        </w:rPr>
+        <w:t>https://pubmed.ncbi.nlm.nih.gov/42922311/</w:t>
+      </w:r>
+    </w:p>
+    <w:p>
+      <w:pPr>
+        <w:pStyle w:val="Heading2"/>
+      </w:pPr>
+      <w:r>
+        <w:t>LGBTQ+-Versorgung in USA: Kluft zwischen Policy und Praxis durch mangelnde personale Diversität und Ressourcen</w:t>
+      </w:r>
+    </w:p>
+    <w:p>
+      <w:r>
+        <w:rPr>
+          <w:i/>
+          <w:color w:val="666666"/>
+          <w:sz w:val="18"/>
+        </w:rPr>
+        <w:t>Vazquez T et al.  ·  Behav Med  ·  21.10.2026  ·  PMID 42904427</w:t>
+      </w:r>
+    </w:p>
+    <w:p>
+      <w:r>
+        <w:t>Qualitative Studie (33 Interviews, 1 Fokusgruppe) mit 35 Gesundheitsanbietern, Organisationen und LGBTQ+-Liaisons in Miami-Dade County zur Evaluation von Versorgungshindernissen und organisationalen Kapazitäten.</w:t>
+      </w:r>
+    </w:p>
+    <w:p>
+      <w:r>
+        <w:rPr>
+          <w:b/>
+        </w:rPr>
+        <w:t xml:space="preserve">Ergebnis: </w:t>
+      </w:r>
+      <w:r>
+        <w:t>Sieben Kernthemen identifiziert: (1) Einfluss der politischen Lage auf Versorgung, (2) Barrieren bei Bereitstellung von Gesundheits- und Sozialleistungen, (3) Mangel an Personalvielfalt und kultureller Kompetenz, (4) Schaffung sicherer Räume, (5) geringe organisationale Kapazität, (6) Vertrauensprobleme, (7) Mangel an LGBTQ+-spezifischen Daten. Anbieter berichten Kluft zwischen restriktiven Gesetzen und Versorgungsrealität sowie zwischen Zielen und Kapazität.</w:t>
+      </w:r>
+    </w:p>
+    <w:p>
+      <w:r>
+        <w:rPr>
+          <w:b/>
+          <w:sz w:val="19"/>
+        </w:rPr>
+        <w:t xml:space="preserve">Übertragbarkeit: </w:t>
+      </w:r>
+      <w:r>
+        <w:rPr>
+          <w:sz w:val="19"/>
+        </w:rPr>
+        <w:t>USA; begrenzt übertragbar; zeigt aber strukturelle Barrieren, die auch in Deutschland relevant sind, wo spezialisierte LGBTQ+-Dienste fragmentiert sind.</w:t>
+      </w:r>
+    </w:p>
+    <w:p>
+      <w:r>
+        <w:rPr>
+          <w:color w:val="5A7D3A"/>
+          <w:sz w:val="18"/>
+        </w:rPr>
+        <w:t>https://pubmed.ncbi.nlm.nih.gov/42904427/</w:t>
+      </w:r>
+    </w:p>
+    <w:p>
+      <w:pPr>
+        <w:pStyle w:val="Heading2"/>
+      </w:pPr>
+      <w:r>
+        <w:t>Männergesundheit: Von individuellen zu relationalen Erklärungen – Versorgungsmodelle müssen institutionelle Kontexte adressieren</w:t>
+      </w:r>
+    </w:p>
+    <w:p>
+      <w:r>
+        <w:rPr>
+          <w:i/>
+          <w:color w:val="666666"/>
+          <w:sz w:val="18"/>
+        </w:rPr>
+        <w:t>Galdas P  ·  Am J Mens Health  ·  14.10.2026  ·  PMID 42874072</w:t>
+      </w:r>
+    </w:p>
+    <w:p>
+      <w:r>
+        <w:t>Konzeptionelle Analyse der Rolle von Männlichkeit in Versorgungsforschung und -policy: Wie werden Geschlechterdifferenzen in Männergesundheit erklärt und wo sollten Interventionen ansetzen?</w:t>
+      </w:r>
+    </w:p>
+    <w:p>
+      <w:r>
+        <w:rPr>
+          <w:b/>
+        </w:rPr>
+        <w:t xml:space="preserve">Ergebnis: </w:t>
+      </w:r>
+      <w:r>
+        <w:t>Kritik: Bisherige Forschung operationalisiert Männlichkeit über individuelle Maße (Einstellungen, Rollenkonformität) und macht damit den einzelnen Mann zum Problem. Mechanismen, durch die Beziehungen, Institutionen und materielle Bedingungen geschlechtsspezifische Gesundheitspraktiken formen, bleiben ungeklärt. Empfehlung: Versorgungspolicy muss auf relationale Faktoren abzielen (Settings, die Praktiken Bedeutung geben; soziale Kosten; Verfügbarkeit von Alternativen), nicht nur auf individuelle Attribute.</w:t>
+      </w:r>
+    </w:p>
+    <w:p>
+      <w:r>
+        <w:rPr>
+          <w:b/>
+          <w:sz w:val="19"/>
+        </w:rPr>
+        <w:t xml:space="preserve">Übertragbarkeit: </w:t>
+      </w:r>
+      <w:r>
+        <w:rPr>
+          <w:sz w:val="19"/>
+        </w:rPr>
+        <w:t>Konzeptionelle Arbeit; international gültig; für Deutschland relevant zur Revision von Versorgungsmodellen für Männer.</w:t>
+      </w:r>
+    </w:p>
+    <w:p>
+      <w:r>
+        <w:rPr>
+          <w:color w:val="5A7D3A"/>
+          <w:sz w:val="18"/>
+        </w:rPr>
+        <w:t>https://pubmed.ncbi.nlm.nih.gov/42874072/</w:t>
+      </w:r>
+    </w:p>
+    <w:p>
+      <w:pPr>
+        <w:pStyle w:val="Heading2"/>
+      </w:pPr>
+      <w:r>
+        <w:t>Lebensqualität bei entzündlichen Gelenkerkrankungen: Geschlechtsunterschiede bleiben mechanistisch ungeklärt</w:t>
+      </w:r>
+    </w:p>
+    <w:p>
+      <w:r>
+        <w:rPr>
+          <w:i/>
+          <w:color w:val="666666"/>
+          <w:sz w:val="18"/>
+        </w:rPr>
+        <w:t>Hamamou A et al.  ·  J Autoimmun  ·  07.09.2026  ·  PMID 42705142</w:t>
+      </w:r>
+    </w:p>
+    <w:p>
+      <w:r>
+        <w:t>Scoping Review von 30 Studien zu Geschlechterunterschieden in der gesundheitsbezogenen Lebensqualität bei axialer Spondylarthritis, Psoriasisarthritis und systemischer Sklerose.</w:t>
+      </w:r>
+    </w:p>
+    <w:p>
+      <w:r>
+        <w:rPr>
+          <w:b/>
+        </w:rPr>
+        <w:t xml:space="preserve">Ergebnis: </w:t>
+      </w:r>
+      <w:r>
+        <w:t>Frauen/weibliche Patienten zeigen konsistent niedrigere Lebensqualität als Männer, besonders bei Psoriasisarthritis und axialer Spondylarthritis. Jedoch: Alle 30 Studien operationalisierten Geschlecht binär und nur auf Basis von biologischem Geschlecht ohne Messung psychosozialer oder geschlechtsbezogener Dimensionen. Mechanismen blieben daher unklar – es fehlt die Unterscheidung, ob biologische, psychosoziale oder geschlechtsbezogene Faktoren den Unterschied treiben.</w:t>
+      </w:r>
+    </w:p>
+    <w:p>
+      <w:r>
+        <w:rPr>
+          <w:b/>
+          <w:sz w:val="19"/>
+        </w:rPr>
+        <w:t xml:space="preserve">Übertragbarkeit: </w:t>
+      </w:r>
+      <w:r>
+        <w:rPr>
+          <w:sz w:val="19"/>
+        </w:rPr>
+        <w:t>Niederlande, DACH-vergleichbares System; zeigt methodisches Defizit, das auf deutsche Studien übertragbar ist.</w:t>
+      </w:r>
+    </w:p>
+    <w:p>
+      <w:r>
+        <w:rPr>
+          <w:color w:val="5A7D3A"/>
+          <w:sz w:val="18"/>
+        </w:rPr>
+        <w:t>https://pubmed.ncbi.nlm.nih.gov/42705142/</w:t>
       </w:r>
     </w:p>
     <w:p>

--- a/download/studien-archiv.docx
+++ b/download/studien-archiv.docx
@@ -62,7 +62,363 @@
           <w:color w:val="666666"/>
           <w:sz w:val="18"/>
         </w:rPr>
-        <w:t>Stand: 28.10.2026  |  397 Studien  |  gender.m-vf.de</w:t>
+        <w:t>Stand: 29.10.2026  |  403 Studien  |  gender.m-vf.de</w:t>
+      </w:r>
+    </w:p>
+    <w:p>
+      <w:pPr>
+        <w:pStyle w:val="Heading1"/>
+      </w:pPr>
+      <w:r>
+        <w:t>Aufgenommen am 29.10.2026</w:t>
+      </w:r>
+    </w:p>
+    <w:p>
+      <w:pPr>
+        <w:pStyle w:val="Heading2"/>
+      </w:pPr>
+      <w:r>
+        <w:t>Geschlechtsangleichende Hormontherapie: Strukturelle Zugangsbarrieren und Rolle von Apotheken</w:t>
+      </w:r>
+    </w:p>
+    <w:p>
+      <w:r>
+        <w:rPr>
+          <w:i/>
+          <w:color w:val="666666"/>
+          <w:sz w:val="18"/>
+        </w:rPr>
+        <w:t>McCann J et al.  ·  Health Expect  ·  Dez. 2026  ·  PMID 42949784</w:t>
+      </w:r>
+    </w:p>
+    <w:p>
+      <w:r>
+        <w:t>Qualitative britische Studie mit 10 Interviews über Erfahrungen von Personen mit nicht-binärem Geschlecht beim Zugang zu geschlechtsangleichender Hormontherapie und Perspektiven auf inklusive Apotheken-Versorgung.</w:t>
+      </w:r>
+    </w:p>
+    <w:p>
+      <w:r>
+        <w:rPr>
+          <w:b/>
+        </w:rPr>
+        <w:t xml:space="preserve">Ergebnis: </w:t>
+      </w:r>
+      <w:r>
+        <w:t>Drei Überarching-Themen: (1) Navigations-Herausforderungen bei Zugang zu Hormontherapie; (2) Auswirkungen von Zugangsbarrieren auf Wohlbefinden und Vertrauen in Gesundheitsdienste; (3) Apotheken als untergenutzte, aber wichtige Orte für inklusive, geschlechtsangleichende Unterstützung. Zentrale Bedingungen: respektvolle Kommunikation, sichtbare Inklusivität, Personal-Training, Partnerschaft mit der Community.</w:t>
+      </w:r>
+    </w:p>
+    <w:p>
+      <w:r>
+        <w:rPr>
+          <w:b/>
+          <w:sz w:val="19"/>
+        </w:rPr>
+        <w:t xml:space="preserve">Übertragbarkeit: </w:t>
+      </w:r>
+      <w:r>
+        <w:rPr>
+          <w:sz w:val="19"/>
+        </w:rPr>
+        <w:t>Großbritannien, vergleichbare NHS-Strukturen; zeigt Zugangs- und Behandlungs-Problem, nicht biologisch</w:t>
+      </w:r>
+    </w:p>
+    <w:p>
+      <w:r>
+        <w:rPr>
+          <w:color w:val="5A7D3A"/>
+          <w:sz w:val="18"/>
+        </w:rPr>
+        <w:t>https://pubmed.ncbi.nlm.nih.gov/42949784/</w:t>
+      </w:r>
+    </w:p>
+    <w:p>
+      <w:pPr>
+        <w:pStyle w:val="Heading2"/>
+      </w:pPr>
+      <w:r>
+        <w:t>Metabolisches Syndrom-Risiko: Geschlechts- und altersgerechte BMI-Grenzwerte für Früherkennung</w:t>
+      </w:r>
+    </w:p>
+    <w:p>
+      <w:r>
+        <w:rPr>
+          <w:i/>
+          <w:color w:val="666666"/>
+          <w:sz w:val="18"/>
+        </w:rPr>
+        <w:t>Hsu CY et al.  ·  Clin Obes  ·  Dez. 2026  ·  PMID 42947480</w:t>
+      </w:r>
+    </w:p>
+    <w:p>
+      <w:r>
+        <w:t>Taiwanesische retrospektive Studie von 30.382 Erwachsenen 2008–2013 zu optimalen, geschlechts- und altersgerechten Grenzwerten von BMI, Triglyzerid-Glukose-Index und chinesischem viszeralem Adipositas-Index für Metabolisches-Syndrom-Prognose.</w:t>
+      </w:r>
+    </w:p>
+    <w:p>
+      <w:r>
+        <w:rPr>
+          <w:b/>
+        </w:rPr>
+        <w:t xml:space="preserve">Ergebnis: </w:t>
+      </w:r>
+      <w:r>
+        <w:t>Signifikante Geschlechtsunterschiede in allen Indizes (p&lt;0,001), Frauen mit niedrigeren Werten als Männer. Optimale Grenzwerte stratifiziert nach Alter (≤29, 30–39, 40–49, ≥50) und Geschlecht: BMI 22,14–23,14 (Frauen) vs. 23,54–24,94 (Männer); TyGI 4,44–4,63 (Frauen) vs. 4,55–4,69 (Männer); CVAI 10,70–77,11 (Frauen) vs. 67,02–82,23 (Männer). CVAI zeigte größere Genauigkeit (AUC und Sensitivität &gt;0,70) als BMI und TyGI.</w:t>
+      </w:r>
+    </w:p>
+    <w:p>
+      <w:r>
+        <w:rPr>
+          <w:b/>
+          <w:sz w:val="19"/>
+        </w:rPr>
+        <w:t xml:space="preserve">Übertragbarkeit: </w:t>
+      </w:r>
+      <w:r>
+        <w:rPr>
+          <w:sz w:val="19"/>
+        </w:rPr>
+        <w:t>Taiwan, nicht direkt übertragbar; zeigt aber biologischen Unterschied in metabolischer Risikoschwelle</w:t>
+      </w:r>
+    </w:p>
+    <w:p>
+      <w:r>
+        <w:rPr>
+          <w:color w:val="5A7D3A"/>
+          <w:sz w:val="18"/>
+        </w:rPr>
+        <w:t>https://pubmed.ncbi.nlm.nih.gov/42947480/</w:t>
+      </w:r>
+    </w:p>
+    <w:p>
+      <w:pPr>
+        <w:pStyle w:val="Heading2"/>
+      </w:pPr>
+      <w:r>
+        <w:t>Diabetes-Neufälle in Schweden während COVID-19: Rückgang unterschied sich zwischen Gruppen</w:t>
+      </w:r>
+    </w:p>
+    <w:p>
+      <w:r>
+        <w:rPr>
+          <w:i/>
+          <w:color w:val="666666"/>
+          <w:sz w:val="18"/>
+        </w:rPr>
+        <w:t>Andreasson J et al.  ·  BMC Public Health  ·  28.10.2026  ·  PMID 42947117</w:t>
+      </w:r>
+    </w:p>
+    <w:p>
+      <w:r>
+        <w:t>Schwedische Registeranalyse aller Erwachsenen 2016–2022 zu Unterschieden in Diabetes-Neuerkrankungsrate nach Geschlecht, Alter und Migrationsstatus während Pandemie.</w:t>
+      </w:r>
+    </w:p>
+    <w:p>
+      <w:r>
+        <w:rPr>
+          <w:b/>
+        </w:rPr>
+        <w:t xml:space="preserve">Ergebnis: </w:t>
+      </w:r>
+      <w:r>
+        <w:t>Insgesamt +3,6% linearer Trend (IRR 1,036; 95%-KI 1,028–1,045). 2020–2022 Rückgang um 6% relativ zum Trend (IRR 0,94; 95%-KI 0,91–0,97). 2020 stärkster Effekt (IRR 0,90), vor allem in Alter ≥65 Jahren und bei in Schweden Geborenen. Geschlechtsunterschiede in Pandemieeffekt nicht spezifiziert, aber Variabilität nach Geschlecht erwähnt.</w:t>
+      </w:r>
+    </w:p>
+    <w:p>
+      <w:r>
+        <w:rPr>
+          <w:b/>
+          <w:sz w:val="19"/>
+        </w:rPr>
+        <w:t xml:space="preserve">Übertragbarkeit: </w:t>
+      </w:r>
+      <w:r>
+        <w:rPr>
+          <w:sz w:val="19"/>
+        </w:rPr>
+        <w:t>Schweden, skandinavisches Registersystem; zeigt Zugangseffekte, nicht biologische Unterschiede</w:t>
+      </w:r>
+    </w:p>
+    <w:p>
+      <w:r>
+        <w:rPr>
+          <w:color w:val="5A7D3A"/>
+          <w:sz w:val="18"/>
+        </w:rPr>
+        <w:t>https://pubmed.ncbi.nlm.nih.gov/42947117/</w:t>
+      </w:r>
+    </w:p>
+    <w:p>
+      <w:pPr>
+        <w:pStyle w:val="Heading2"/>
+      </w:pPr>
+      <w:r>
+        <w:t>Neugeborene: Jungen haben höhere Risiken für Azidose und neurologische Komplikationen</w:t>
+      </w:r>
+    </w:p>
+    <w:p>
+      <w:r>
+        <w:rPr>
+          <w:i/>
+          <w:color w:val="666666"/>
+          <w:sz w:val="18"/>
+        </w:rPr>
+        <w:t>Akel WN et al.  ·  BMC Pediatr  ·  27.10.2026  ·  PMID 42947043</w:t>
+      </w:r>
+    </w:p>
+    <w:p>
+      <w:r>
+        <w:t>Schwedische Kohortenstudie von 87.840 Neugeborenen 1995–2015 zu Geschlechtsunterschieden in perinatalen Komplikationen und arteriellem Nabelschnur-pH.</w:t>
+      </w:r>
+    </w:p>
+    <w:p>
+      <w:r>
+        <w:rPr>
+          <w:b/>
+        </w:rPr>
+        <w:t xml:space="preserve">Ergebnis: </w:t>
+      </w:r>
+      <w:r>
+        <w:t>51,6% männlich. Jungen zeigten höhere adjustierte Odds für: UApH &lt;7,05 (OR 1,18; 95%-KI 1,07–1,30; p&lt;0,001), Apgar-Score &lt;7 nach 5 min (OR 1,33; 95%-KI 1,14–1,56; p&lt;0,001), CPAP-Einsatz (OR 1,66; 95%-KI 1,46–1,87; p&lt;0,001), NICU-Aufnahme (OR 1,51; 95%-KI 1,43–1,60; p&lt;0,001), hypoxisch-ischämische Enzephalopathie (OR 2,24; 95%-KI 1,29–3,90; p=0,002) und ZNS-Erkrankung (OR 1,52; 95%-KI 1,30–1,76; p&lt;0,001).</w:t>
+      </w:r>
+    </w:p>
+    <w:p>
+      <w:r>
+        <w:rPr>
+          <w:b/>
+          <w:sz w:val="19"/>
+        </w:rPr>
+        <w:t xml:space="preserve">Übertragbarkeit: </w:t>
+      </w:r>
+      <w:r>
+        <w:rPr>
+          <w:sz w:val="19"/>
+        </w:rPr>
+        <w:t>Schweden, vergleichbare perinatale Überwachung; zeigt biologische Unterschiede in Säuglingsvulnerabilität</w:t>
+      </w:r>
+    </w:p>
+    <w:p>
+      <w:r>
+        <w:rPr>
+          <w:color w:val="5A7D3A"/>
+          <w:sz w:val="18"/>
+        </w:rPr>
+        <w:t>https://pubmed.ncbi.nlm.nih.gov/42947043/</w:t>
+      </w:r>
+    </w:p>
+    <w:p>
+      <w:pPr>
+        <w:pStyle w:val="Heading2"/>
+      </w:pPr>
+      <w:r>
+        <w:t>Folsäure-Supplementation: Frauen kennen das Wissen, nutzen es aber kaum präkonzeptionell</w:t>
+      </w:r>
+    </w:p>
+    <w:p>
+      <w:r>
+        <w:rPr>
+          <w:i/>
+          <w:color w:val="666666"/>
+          <w:sz w:val="18"/>
+        </w:rPr>
+        <w:t>Licata F et al.  ·  Nutrients  ·  12.10.2026  ·  PMID 42942903</w:t>
+      </w:r>
+    </w:p>
+    <w:p>
+      <w:r>
+        <w:t>Italienische Querschnittsstudie von 421 schwangeren Frauen zur Adhärenz bei Folsäure-Supplementation und deren Prädiktoren.</w:t>
+      </w:r>
+    </w:p>
+    <w:p>
+      <w:r>
+        <w:rPr>
+          <w:b/>
+        </w:rPr>
+        <w:t xml:space="preserve">Ergebnis: </w:t>
+      </w:r>
+      <w:r>
+        <w:t>92,3% berichteten Folsäure-Einnahme, überwiegend auf gynäkologische Verordnung (86,3%). Allgemeines Wissen war hoch (79,3%), aber präkonzeptionelle Adhärenz niedrig: nur 25,8% insgesamt, unter Frauen mit geplanter Schwangerschaft nur 22,6%. Stärkste Prädiktoren: Empfehlung eines Gesundheitsarbeiters (aOR 26,84; 95%-KI 11,40–63,17) und geplante Schwangerschaft (aOR 6,03; 95%-KI 1,92–18,90).</w:t>
+      </w:r>
+    </w:p>
+    <w:p>
+      <w:r>
+        <w:rPr>
+          <w:b/>
+          <w:sz w:val="19"/>
+        </w:rPr>
+        <w:t xml:space="preserve">Übertragbarkeit: </w:t>
+      </w:r>
+      <w:r>
+        <w:rPr>
+          <w:sz w:val="19"/>
+        </w:rPr>
+        <w:t>Italien, vergleichbare Frauenarzt-Dominanz; zeigt Zugangsweg-Problem, nicht biologische Unterschiede</w:t>
+      </w:r>
+    </w:p>
+    <w:p>
+      <w:r>
+        <w:rPr>
+          <w:color w:val="5A7D3A"/>
+          <w:sz w:val="18"/>
+        </w:rPr>
+        <w:t>https://pubmed.ncbi.nlm.nih.gov/42942903/</w:t>
+      </w:r>
+    </w:p>
+    <w:p>
+      <w:pPr>
+        <w:pStyle w:val="Heading2"/>
+      </w:pPr>
+      <w:r>
+        <w:t>Akuter Koronarsyndrom: Frauen erhalten weniger Therapien, zeigen aber bessere Überlebenschancen</w:t>
+      </w:r>
+    </w:p>
+    <w:p>
+      <w:r>
+        <w:rPr>
+          <w:i/>
+          <w:color w:val="666666"/>
+          <w:sz w:val="18"/>
+        </w:rPr>
+        <w:t>Sári C et al.  ·  Atherosclerosis  ·  20.09.2026  ·  PMID 42771944</w:t>
+      </w:r>
+    </w:p>
+    <w:p>
+      <w:r>
+        <w:t>Ungarische Registeranalyse von 184.616 Herzinfarkt-Patienten 2014–2024 zum Geschlechterunterschied in Behandlung und Sterblichkeit.</w:t>
+      </w:r>
+    </w:p>
+    <w:p>
+      <w:r>
+        <w:rPr>
+          <w:b/>
+        </w:rPr>
+        <w:t xml:space="preserve">Ergebnis: </w:t>
+      </w:r>
+      <w:r>
+        <w:t>Frauen waren älter, erhielten seltener perkutane Koronarintervention und Leitlinien-Therapien (unadjustiert: Sterblichkeit 25,7% vs. 19,8% bei Männern). Nach Anpassung für Alter, ACS-Typ, Revaskularisierung und Diabetes zeigten Frauen eine 10,3 Prozentpunkte niedrigere Mortalität (p&lt;0,001), mit starker Variation nach Alter und ACS-Typ. Der Effekt war bei jüngeren/mittelalten Patienten und NSTEMI stärker, bei ≥75 Jahren schwächer, bei STEMI umgekehrt.</w:t>
+      </w:r>
+    </w:p>
+    <w:p>
+      <w:r>
+        <w:rPr>
+          <w:b/>
+          <w:sz w:val="19"/>
+        </w:rPr>
+        <w:t xml:space="preserve">Übertragbarkeit: </w:t>
+      </w:r>
+      <w:r>
+        <w:rPr>
+          <w:sz w:val="19"/>
+        </w:rPr>
+        <w:t>Ungarn, vergleichbar mit deutschen Universitätskliniken; zeigt biologische Resilienz, nicht Zugangsbarrieren</w:t>
+      </w:r>
+    </w:p>
+    <w:p>
+      <w:r>
+        <w:rPr>
+          <w:color w:val="5A7D3A"/>
+          <w:sz w:val="18"/>
+        </w:rPr>
+        <w:t>https://pubmed.ncbi.nlm.nih.gov/42771944/</w:t>
       </w:r>
     </w:p>
     <w:p>

--- a/download/studien-archiv.docx
+++ b/download/studien-archiv.docx
@@ -62,7 +62,363 @@
           <w:color w:val="666666"/>
           <w:sz w:val="18"/>
         </w:rPr>
-        <w:t>Stand: 29.10.2026  |  403 Studien  |  gender.m-vf.de</w:t>
+        <w:t>Stand: 30.10.2026  |  409 Studien  |  gender.m-vf.de</w:t>
+      </w:r>
+    </w:p>
+    <w:p>
+      <w:pPr>
+        <w:pStyle w:val="Heading1"/>
+      </w:pPr>
+      <w:r>
+        <w:t>Aufgenommen am 30.10.2026</w:t>
+      </w:r>
+    </w:p>
+    <w:p>
+      <w:pPr>
+        <w:pStyle w:val="Heading2"/>
+      </w:pPr>
+      <w:r>
+        <w:t>Strukturelle Diskriminierung von LGBTQ+-Patienten im Gesundheitswesen: Kenia und Ruanda</w:t>
+      </w:r>
+    </w:p>
+    <w:p>
+      <w:r>
+        <w:rPr>
+          <w:i/>
+          <w:color w:val="666666"/>
+          <w:sz w:val="18"/>
+        </w:rPr>
+        <w:t>Igonya EK et al.  ·  Womens Health (Lond)  ·  29.10.2026  ·  PMID 42954347</w:t>
+      </w:r>
+    </w:p>
+    <w:p>
+      <w:r>
+        <w:t>Erklärende Sequenzmixed-Methods-Studie mit 2.055 LGBTQ+-Erwachsenen und 145 Interviews/Fokusgruppen zu Diskriminierungserfahrungen im Gesundheitswesen.</w:t>
+      </w:r>
+    </w:p>
+    <w:p>
+      <w:r>
+        <w:rPr>
+          <w:b/>
+        </w:rPr>
+        <w:t xml:space="preserve">Ergebnis: </w:t>
+      </w:r>
+      <w:r>
+        <w:t>Lesben, Trans- und geschlechtsnichtkonformen Personen berichteten signifikant mehr Diskriminierung als bisexuelle und cis-Personen. Lesben und Trans-Personen zeigten die höchsten Odds für Diskriminierungsmeldungen. Qualitative Daten offenbarten Verurteilung durch Personal, Vertraulichsverletzungen, Behandlungsverzögerungen und Leistungsverweigerung. Strukturelle und interpersonale Stigmatisierung wirken zusammen.</w:t>
+      </w:r>
+    </w:p>
+    <w:p>
+      <w:r>
+        <w:rPr>
+          <w:b/>
+          <w:sz w:val="19"/>
+        </w:rPr>
+        <w:t xml:space="preserve">Übertragbarkeit: </w:t>
+      </w:r>
+      <w:r>
+        <w:rPr>
+          <w:sz w:val="19"/>
+        </w:rPr>
+        <w:t>Sub-Sahara, begrenzte Übertragbarkeit auf Deutschland; zeigt aber grundsätzliche Barrieren für marginalisierte Gruppen</w:t>
+      </w:r>
+    </w:p>
+    <w:p>
+      <w:r>
+        <w:rPr>
+          <w:color w:val="5A7D3A"/>
+          <w:sz w:val="18"/>
+        </w:rPr>
+        <w:t>https://pubmed.ncbi.nlm.nih.gov/42954347/</w:t>
+      </w:r>
+    </w:p>
+    <w:p>
+      <w:pPr>
+        <w:pStyle w:val="Heading2"/>
+      </w:pPr>
+      <w:r>
+        <w:t>Sexuelle Belästigung in Nachtleben: Geschlechts- und Orientierungsunterschiede</w:t>
+      </w:r>
+    </w:p>
+    <w:p>
+      <w:r>
+        <w:rPr>
+          <w:i/>
+          <w:color w:val="666666"/>
+          <w:sz w:val="18"/>
+        </w:rPr>
+        <w:t>Koukounas E et al.  ·  Drug Alcohol Rev  ·  Nov. 2026  ·  PMID 42951948</w:t>
+      </w:r>
+    </w:p>
+    <w:p>
+      <w:r>
+        <w:t>Querschnittstudie mit 958 australischen Nachtschwärmern zu Vortrinkverhalten, sexueller Belästigung und sexueller Orientierung.</w:t>
+      </w:r>
+    </w:p>
+    <w:p>
+      <w:r>
+        <w:rPr>
+          <w:b/>
+        </w:rPr>
+        <w:t xml:space="preserve">Ergebnis: </w:t>
+      </w:r>
+      <w:r>
+        <w:t>Frauen berichteten signifikant mehr sexuelle Belästigungen als Männer (OR = 0,38, p &lt; 0,001); Geschlecht erklärte 12% der Varianz (β = -0,35). Heterosexuelle Personen berichteten mehr Belästigung als nicht-heterosexuelle (OR = 0,43, p &lt; 0,001). Vortrinkvolumen und -frequenz korrelierten schwach mit Belästigung (r = 0,11–0,16, p &lt; 0,001). Kontraintuitiv: LGBTQIA+-Personen zeigten keine höhere Vortrinkrate als heterosexuelle.</w:t>
+      </w:r>
+    </w:p>
+    <w:p>
+      <w:r>
+        <w:rPr>
+          <w:b/>
+          <w:sz w:val="19"/>
+        </w:rPr>
+        <w:t xml:space="preserve">Übertragbarkeit: </w:t>
+      </w:r>
+      <w:r>
+        <w:rPr>
+          <w:sz w:val="19"/>
+        </w:rPr>
+        <w:t>Australien, ähnliche Versorgungslandschaft und Dokumentation wie europäische Systeme</w:t>
+      </w:r>
+    </w:p>
+    <w:p>
+      <w:r>
+        <w:rPr>
+          <w:color w:val="5A7D3A"/>
+          <w:sz w:val="18"/>
+        </w:rPr>
+        <w:t>https://pubmed.ncbi.nlm.nih.gov/42951948/</w:t>
+      </w:r>
+    </w:p>
+    <w:p>
+      <w:pPr>
+        <w:pStyle w:val="Heading2"/>
+      </w:pPr>
+      <w:r>
+        <w:t>Sporttraumata an Fuß und Sprunggelenk: Geschlechtsspezifische Unterschiede und Risikofaktoren</w:t>
+      </w:r>
+    </w:p>
+    <w:p>
+      <w:r>
+        <w:rPr>
+          <w:i/>
+          <w:color w:val="666666"/>
+          <w:sz w:val="18"/>
+        </w:rPr>
+        <w:t>Geaney L et al.  ·  Foot Ankle Clin  ·  11.08.2026  ·  PMID 42951407</w:t>
+      </w:r>
+    </w:p>
+    <w:p>
+      <w:r>
+        <w:t>Übersichtsarbeit zu geschlechtsspezifischen Unterschieden in Fuß- und Sprunggelenksverletzungen im Sport bei Athletinnen und Athleten.</w:t>
+      </w:r>
+    </w:p>
+    <w:p>
+      <w:r>
+        <w:rPr>
+          <w:b/>
+        </w:rPr>
+        <w:t xml:space="preserve">Ergebnis: </w:t>
+      </w:r>
+      <w:r>
+        <w:t>Weibliche Athletinnen überproportional betroffen von Sprunggelenksdistorsionen, chronischer Instabilität und Stressfrakturen. Relative Energy Deficiency in Sport und Athlete Triad sind Risikofaktoren, bleiben aber untererkannt. Anatomische, hormonelle, biomechanische und soziokulturelle Faktoren tragen zu Unterschieden bei. Forschungslücke: Unterrepräsentation weiblicher Probandinnen in Sportmedizin-Studien; Diskrepanzen in Screening, Behandlung und Outcomes dokumentiert.</w:t>
+      </w:r>
+    </w:p>
+    <w:p>
+      <w:r>
+        <w:rPr>
+          <w:b/>
+          <w:sz w:val="19"/>
+        </w:rPr>
+        <w:t xml:space="preserve">Übertragbarkeit: </w:t>
+      </w:r>
+      <w:r>
+        <w:rPr>
+          <w:sz w:val="19"/>
+        </w:rPr>
+        <w:t>USA, aber Sicherheitsbefunde (Athlete Triad, Versorgungslücken) sind übertragbar auf Deutschland</w:t>
+      </w:r>
+    </w:p>
+    <w:p>
+      <w:r>
+        <w:rPr>
+          <w:color w:val="5A7D3A"/>
+          <w:sz w:val="18"/>
+        </w:rPr>
+        <w:t>https://pubmed.ncbi.nlm.nih.gov/42951407/</w:t>
+      </w:r>
+    </w:p>
+    <w:p>
+      <w:pPr>
+        <w:pStyle w:val="Heading2"/>
+      </w:pPr>
+      <w:r>
+        <w:t>Forschungsprioritäten für Präkonzeptionsgesundheit junger Menschen in Australien</w:t>
+      </w:r>
+    </w:p>
+    <w:p>
+      <w:r>
+        <w:rPr>
+          <w:i/>
+          <w:color w:val="666666"/>
+          <w:sz w:val="18"/>
+        </w:rPr>
+        <w:t>Padhani ZA et al.  ·  Health Expect  ·  Dez. 2026  ·  PMID 42947580</w:t>
+      </w:r>
+    </w:p>
+    <w:p>
+      <w:r>
+        <w:t>Partizipative Forschungspriorisierung nach James-Lind-Alliance mit 14 jungen und 22–30 fachlichen Stakeholdern zur Identifikation offener Fragen für Präkonzeptionsgesundheit bei Adoleszenten und jungen Erwachsenen.</w:t>
+      </w:r>
+    </w:p>
+    <w:p>
+      <w:r>
+        <w:rPr>
+          <w:b/>
+        </w:rPr>
+        <w:t xml:space="preserve">Ergebnis: </w:t>
+      </w:r>
+      <w:r>
+        <w:t>Top-10-Forschungsfragen identifiziert über fünf Domänen: Gewalt und psychische Gesundheit, Früherkennung und Prävention, Substanzkonsum, Zugang zu Präkonzeptionsversorgung sowie Prioritätspopulationen. Höchste Prioritäten konzentriert auf Gewalt, psychische Gesundheit und Substanzgebrauch; Zugang und Chancengleichheit als Querschnittthemen relevant für beide Geschlechter.</w:t>
+      </w:r>
+    </w:p>
+    <w:p>
+      <w:r>
+        <w:rPr>
+          <w:b/>
+          <w:sz w:val="19"/>
+        </w:rPr>
+        <w:t xml:space="preserve">Übertragbarkeit: </w:t>
+      </w:r>
+      <w:r>
+        <w:rPr>
+          <w:sz w:val="19"/>
+        </w:rPr>
+        <w:t>Australien, vergleichbare Sozialversicherung und Versorgungsauftrag wie Deutschland; Methodologie auf andere Länder übertragbar</w:t>
+      </w:r>
+    </w:p>
+    <w:p>
+      <w:r>
+        <w:rPr>
+          <w:color w:val="5A7D3A"/>
+          <w:sz w:val="18"/>
+        </w:rPr>
+        <w:t>https://pubmed.ncbi.nlm.nih.gov/42947580/</w:t>
+      </w:r>
+    </w:p>
+    <w:p>
+      <w:pPr>
+        <w:pStyle w:val="Heading2"/>
+      </w:pPr>
+      <w:r>
+        <w:t>Schlaf-Gedächtnis-Zusammenhänge bei älteren Frauen und Männern mit Alzheimer-Risiko</w:t>
+      </w:r>
+    </w:p>
+    <w:p>
+      <w:r>
+        <w:rPr>
+          <w:i/>
+          <w:color w:val="666666"/>
+          <w:sz w:val="18"/>
+        </w:rPr>
+        <w:t>Sattari N et al.  ·  Front Endocrinol (Lausanne)  ·  12.10.2026  ·  PMID 42935558</w:t>
+      </w:r>
+    </w:p>
+    <w:p>
+      <w:r>
+        <w:t>Neurofiziologische Studie mit 80 älteren Erwachsenen (65 mit Gedächtnistest) zu Unterschieden zwischen Frauen und Männern in NREM-Schlafphysiologie, Gedächtnisretention und APOE-ε4-Status mittels Polysomnografie mit hochdichtem EEG.</w:t>
+      </w:r>
+    </w:p>
+    <w:p>
+      <w:r>
+        <w:rPr>
+          <w:b/>
+        </w:rPr>
+        <w:t xml:space="preserve">Ergebnis: </w:t>
+      </w:r>
+      <w:r>
+        <w:t>Frauen verbrachten mehr Zeit in N3-Schlaf und zeigten höhere NREM-Delta- und Sigma-Power als Männer. Schlaf-Gedächtnis-Assoziationen unterschieden sich geschlechtsspezifisch: N2-Dauer stärker mit Retention bei Männern assoziiert; frontale Sigma-Power bei Frauen. Sex-×-APOE-ε4-Interaktion: weibliche ε4-Träger könnten reduziertes nächtliches Vergessen zeigen, möglicherweise kompensatorische Mechanismen. Nach FDR-Korrektur signifikante Unterschiede in N2-/N3-Gedächtnis-Beziehungen nach APOE-Status.</w:t>
+      </w:r>
+    </w:p>
+    <w:p>
+      <w:r>
+        <w:rPr>
+          <w:b/>
+          <w:sz w:val="19"/>
+        </w:rPr>
+        <w:t xml:space="preserve">Übertragbarkeit: </w:t>
+      </w:r>
+      <w:r>
+        <w:rPr>
+          <w:sz w:val="19"/>
+        </w:rPr>
+        <w:t>USA, aber biologische Befunde zu Schlafphysiologie und Geschlecht sind systemunabhängig relevant</w:t>
+      </w:r>
+    </w:p>
+    <w:p>
+      <w:r>
+        <w:rPr>
+          <w:color w:val="5A7D3A"/>
+          <w:sz w:val="18"/>
+        </w:rPr>
+        <w:t>https://pubmed.ncbi.nlm.nih.gov/42935558/</w:t>
+      </w:r>
+    </w:p>
+    <w:p>
+      <w:pPr>
+        <w:pStyle w:val="Heading2"/>
+      </w:pPr>
+      <w:r>
+        <w:t>Katastrophenexposition und Frauengesundheit: Längsschnittergebnisse aus Australien</w:t>
+      </w:r>
+    </w:p>
+    <w:p>
+      <w:r>
+        <w:rPr>
+          <w:i/>
+          <w:color w:val="666666"/>
+          <w:sz w:val="18"/>
+        </w:rPr>
+        <w:t>Seema M et al.  ·  Glob Health Action  ·  31.12.2026  ·  PMID 42935352</w:t>
+      </w:r>
+    </w:p>
+    <w:p>
+      <w:r>
+        <w:t>Längsschnittstudie (Wellen 9–22 des Household, Income and Labour Dynamics in Australia Survey) mit Frauen ≥15 Jahren zu Zusammenhängen zwischen Katastrophenexposition und psychischer Gesundheit, psychologischer Belastung sowie allgemeinem Gesundheitsstatus.</w:t>
+      </w:r>
+    </w:p>
+    <w:p>
+      <w:r>
+        <w:rPr>
+          <w:b/>
+        </w:rPr>
+        <w:t xml:space="preserve">Ergebnis: </w:t>
+      </w:r>
+      <w:r>
+        <w:t>Katastrophenexposition assoziiert mit bescheidener Abnahme psychischer Gesundheit (β = -0,86, 95% KI -1,51 bis -0,20) und allgemeiner Gesundheit (β = -0,83, 95% KI -1,44 bis -0,22). Psychologische Belastung erhöht, aber nicht statistisch signifikant (β = 0,33, 95% KI -0,04 bis 0,70). Event-Analysen zeigten keine konsistenten Anhaltspunkte für anhaltende Verschlechterung post-Exposition.</w:t>
+      </w:r>
+    </w:p>
+    <w:p>
+      <w:r>
+        <w:rPr>
+          <w:b/>
+          <w:sz w:val="19"/>
+        </w:rPr>
+        <w:t xml:space="preserve">Übertragbarkeit: </w:t>
+      </w:r>
+      <w:r>
+        <w:rPr>
+          <w:sz w:val="19"/>
+        </w:rPr>
+        <w:t>Australien, Längsschnitt-Registerdaten; methodisch auf andere Länder übertragbar</w:t>
+      </w:r>
+    </w:p>
+    <w:p>
+      <w:r>
+        <w:rPr>
+          <w:color w:val="5A7D3A"/>
+          <w:sz w:val="18"/>
+        </w:rPr>
+        <w:t>https://pubmed.ncbi.nlm.nih.gov/42935352/</w:t>
       </w:r>
     </w:p>
     <w:p>

--- a/download/studien-archiv.docx
+++ b/download/studien-archiv.docx
@@ -62,7 +62,363 @@
           <w:color w:val="666666"/>
           <w:sz w:val="18"/>
         </w:rPr>
-        <w:t>Stand: 30.10.2026  |  409 Studien  |  gender.m-vf.de</w:t>
+        <w:t>Stand: 31.10.2026  |  415 Studien  |  gender.m-vf.de</w:t>
+      </w:r>
+    </w:p>
+    <w:p>
+      <w:pPr>
+        <w:pStyle w:val="Heading1"/>
+      </w:pPr>
+      <w:r>
+        <w:t>Aufgenommen am 31.10.2026</w:t>
+      </w:r>
+    </w:p>
+    <w:p>
+      <w:pPr>
+        <w:pStyle w:val="Heading2"/>
+      </w:pPr>
+      <w:r>
+        <w:t>Depression und Angst bei Jugendlichen: Emotionsregulation wirkt bei Mädchen stärker</w:t>
+      </w:r>
+    </w:p>
+    <w:p>
+      <w:r>
+        <w:rPr>
+          <w:i/>
+          <w:color w:val="666666"/>
+          <w:sz w:val="18"/>
+        </w:rPr>
+        <w:t>Liu D et al.  ·  Depress Anxiety  ·  29.10.2026  ·  PMID 42959527</w:t>
+      </w:r>
+    </w:p>
+    <w:p>
+      <w:r>
+        <w:t>Zeitlich variierte Effektmodellierung an 58.622 chinesischen Schülern der Klassen 4–12 zur Frage, ob Emotionsregulation (kognitives Umdenken vs. Unterdrückung) den Zusammenhang zwischen Entwicklungsphase und komorbider Depression-Angst geschlechtsspezifisch moderiert.</w:t>
+      </w:r>
+    </w:p>
+    <w:p>
+      <w:r>
+        <w:rPr>
+          <w:b/>
+        </w:rPr>
+        <w:t xml:space="preserve">Ergebnis: </w:t>
+      </w:r>
+      <w:r>
+        <w:t>Insgesamt stieg das Komorbiditätsrisiko über die Adoleszenz an (Angst-OR 1,67, Depressions-OR 1,68). Bei Mädchen zeigten sich höhere Gesamtrisiken und ein Angst-Peak in Klasse 8 (OR 1,74). Kognitives Umdenken schützte nur vor Angst (OR 0,99), nicht vor Depression. Emotionales Unterdrücken war maladaptiv, besonders bei Mädchen in der Mittelstufe. Die Ergebnisse zeigen, dass Emotionsregulation bei Mädchen ein stärkerer Moderator ist als bei Jungen.</w:t>
+      </w:r>
+    </w:p>
+    <w:p>
+      <w:r>
+        <w:rPr>
+          <w:b/>
+          <w:sz w:val="19"/>
+        </w:rPr>
+        <w:t xml:space="preserve">Übertragbarkeit: </w:t>
+      </w:r>
+      <w:r>
+        <w:rPr>
+          <w:sz w:val="19"/>
+        </w:rPr>
+        <w:t>China, Schulalter und entwicklungspsychologische Muster ähnlich Deutschland, aber Screening-Instrumente als Proxy für Versorgung zu interpretieren</w:t>
+      </w:r>
+    </w:p>
+    <w:p>
+      <w:r>
+        <w:rPr>
+          <w:color w:val="5A7D3A"/>
+          <w:sz w:val="18"/>
+        </w:rPr>
+        <w:t>https://pubmed.ncbi.nlm.nih.gov/42959527/</w:t>
+      </w:r>
+    </w:p>
+    <w:p>
+      <w:pPr>
+        <w:pStyle w:val="Heading2"/>
+      </w:pPr>
+      <w:r>
+        <w:t>Insulinresistenz bei Prädiabetes: Viszerales Fett wirkt bei Männern stärker</w:t>
+      </w:r>
+    </w:p>
+    <w:p>
+      <w:r>
+        <w:rPr>
+          <w:i/>
+          <w:color w:val="666666"/>
+          <w:sz w:val="18"/>
+        </w:rPr>
+        <w:t>Wang Z et al.  ·  Front Endocrinol (Lausanne)  ·  15.10.2026  ·  PMID 42959200</w:t>
+      </w:r>
+    </w:p>
+    <w:p>
+      <w:r>
+        <w:t>Querschnittsstudie an 167 chinesischen Patienten mit Prädiabetes zur Frage, wie Muskel-Fett-Phänotypen die Insulinresistenz (HOMA-IR) beeinflussen und ob TyG-WHtR ein geschlechtsspezifisches Screening-Tool sein kann.</w:t>
+      </w:r>
+    </w:p>
+    <w:p>
+      <w:r>
+        <w:rPr>
+          <w:b/>
+        </w:rPr>
+        <w:t xml:space="preserve">Ergebnis: </w:t>
+      </w:r>
+      <w:r>
+        <w:t>Hochmuskel/hochfett (HM/HF) war der stärkste unabhängige Prädiktor für HOMA-IR (B = 3,26, p &lt; 0,001). Der HM/HF-Effekt war bei Männern stärker (B = 5,66) als bei Frauen und verschwand bei älteren Männern (≥60 Jahre). Niedrigmuskel/niedrigfett war nur bei Frauen protektiv. Ein kombiniertes Nomogramm mit TyG-WHtR + HDL-C erreichte AUC 0,815. Die biologisch-metabolische Wirkung von Körperzusammensetzung ist geschlechtsspezifisch.</w:t>
+      </w:r>
+    </w:p>
+    <w:p>
+      <w:r>
+        <w:rPr>
+          <w:b/>
+          <w:sz w:val="19"/>
+        </w:rPr>
+        <w:t xml:space="preserve">Übertragbarkeit: </w:t>
+      </w:r>
+      <w:r>
+        <w:rPr>
+          <w:sz w:val="19"/>
+        </w:rPr>
+        <w:t>China, aber Stoffwechsel-Biomarker und viszerale Adipositas sind biologisch universal; externe Validierung erforderlich</w:t>
+      </w:r>
+    </w:p>
+    <w:p>
+      <w:r>
+        <w:rPr>
+          <w:color w:val="5A7D3A"/>
+          <w:sz w:val="18"/>
+        </w:rPr>
+        <w:t>https://pubmed.ncbi.nlm.nih.gov/42959200/</w:t>
+      </w:r>
+    </w:p>
+    <w:p>
+      <w:pPr>
+        <w:pStyle w:val="Heading2"/>
+      </w:pPr>
+      <w:r>
+        <w:t>Führungsaspirationen in der Inneren Medizin: Frauen berichten mehr Diskriminierung als Hindernis</w:t>
+      </w:r>
+    </w:p>
+    <w:p>
+      <w:r>
+        <w:rPr>
+          <w:i/>
+          <w:color w:val="666666"/>
+          <w:sz w:val="18"/>
+        </w:rPr>
+        <w:t>Moor J et al.  ·  BMC Med Educ  ·  01.08.2026  ·  PMID 42958271</w:t>
+      </w:r>
+    </w:p>
+    <w:p>
+      <w:r>
+        <w:t>Querschnittsstudie von 624 Schweizer Hausärztinnen und Hausärzten zur Frage, welche Faktoren Karriereambitionen zum Oberarzt/zur Oberärztin vorhersagen.</w:t>
+      </w:r>
+    </w:p>
+    <w:p>
+      <w:r>
+        <w:rPr>
+          <w:b/>
+        </w:rPr>
+        <w:t xml:space="preserve">Ergebnis: </w:t>
+      </w:r>
+      <w:r>
+        <w:t>Bei gleichem Karrierewunsch zu Studienbeginn zeigten Männer später höhere Aspirationen (17 % vs. 11 %, p = 0,03). Bei Frauen waren Geschlechtsdiskriminierung und negative Haltung des Vorgesetzten zur Elternschaft signifikant mit höheren Aspirationen verknüpft (OR 7,48, 95%-KI 1,71–39,0), bei Männern dagegen ein besseres psychisches Wohlbefinden (OR 0,12, 95%-KI 0,02–0,50). Der Unterschied liegt an Arbeitsbedingungen und Diskriminierungserfahrungen, nicht an biologischen Faktoren.</w:t>
+      </w:r>
+    </w:p>
+    <w:p>
+      <w:r>
+        <w:rPr>
+          <w:b/>
+          <w:sz w:val="19"/>
+        </w:rPr>
+        <w:t xml:space="preserve">Übertragbarkeit: </w:t>
+      </w:r>
+      <w:r>
+        <w:rPr>
+          <w:sz w:val="19"/>
+        </w:rPr>
+        <w:t>Schweiz, vergleichbare Sozialversicherung und akademische Strukturen wie Deutschland</w:t>
+      </w:r>
+    </w:p>
+    <w:p>
+      <w:r>
+        <w:rPr>
+          <w:color w:val="5A7D3A"/>
+          <w:sz w:val="18"/>
+        </w:rPr>
+        <w:t>https://pubmed.ncbi.nlm.nih.gov/42958271/</w:t>
+      </w:r>
+    </w:p>
+    <w:p>
+      <w:pPr>
+        <w:pStyle w:val="Heading2"/>
+      </w:pPr>
+      <w:r>
+        <w:t>Harnverhalt nach Nierenbiopsie: Geschlechtsspezifische Vorhersagemodelle</w:t>
+      </w:r>
+    </w:p>
+    <w:p>
+      <w:r>
+        <w:rPr>
+          <w:i/>
+          <w:color w:val="666666"/>
+          <w:sz w:val="18"/>
+        </w:rPr>
+        <w:t>Sang X et al.  ·  BMC Urol  ·  04.08.2026  ·  PMID 42958261</w:t>
+      </w:r>
+    </w:p>
+    <w:p>
+      <w:r>
+        <w:t>Retrospektive Entwicklung und Validierung von Nomogrammen zur Vorhersage eines Harnverhalts (Katheterisierung erforderlich) während der obligaten Bettruhe nach perkutaner Nierenbiopsie bei 556 erwachsenen Patienten in China.</w:t>
+      </w:r>
+    </w:p>
+    <w:p>
+      <w:r>
+        <w:rPr>
+          <w:b/>
+        </w:rPr>
+        <w:t xml:space="preserve">Ergebnis: </w:t>
+      </w:r>
+      <w:r>
+        <w:t>Beim Mann zeigten sich signifikante Prädiktoren: BPH (benigne Prostatahyperplasie), Diabetes und fehlende präoperative Blasentraining. Bei der Frau: Hypertonie, Harnverhalt-Anamnese und fehlende Vorbereitung. AUC (Area Under Curve) 0,793 für Männer, 0,748 für Frauen. Das Geschlecht beeinflusst Risikofaktoren und Präventionsmassnahmen, nicht die biologische Anfälligkeit per se.</w:t>
+      </w:r>
+    </w:p>
+    <w:p>
+      <w:r>
+        <w:rPr>
+          <w:b/>
+          <w:sz w:val="19"/>
+        </w:rPr>
+        <w:t xml:space="preserve">Übertragbarkeit: </w:t>
+      </w:r>
+      <w:r>
+        <w:rPr>
+          <w:sz w:val="19"/>
+        </w:rPr>
+        <w:t>China, aber Outcome-Definition und Risikofaktoren übertragbar auf europäische Verhältnisse</w:t>
+      </w:r>
+    </w:p>
+    <w:p>
+      <w:r>
+        <w:rPr>
+          <w:color w:val="5A7D3A"/>
+          <w:sz w:val="18"/>
+        </w:rPr>
+        <w:t>https://pubmed.ncbi.nlm.nih.gov/42958261/</w:t>
+      </w:r>
+    </w:p>
+    <w:p>
+      <w:pPr>
+        <w:pStyle w:val="Heading2"/>
+      </w:pPr>
+      <w:r>
+        <w:t>Depression mit Schlafstörung: REM-Schlaf und Lymphozyten unterscheiden sich nach Geschlecht</w:t>
+      </w:r>
+    </w:p>
+    <w:p>
+      <w:r>
+        <w:rPr>
+          <w:i/>
+          <w:color w:val="666666"/>
+          <w:sz w:val="18"/>
+        </w:rPr>
+        <w:t>Wang Q et al.  ·  BMC Psychiatry  ·  31.07.2026  ·  PMID 42958161</w:t>
+      </w:r>
+    </w:p>
+    <w:p>
+      <w:r>
+        <w:t>Querschnittsstudie an 126 Patienten mit Major Depression und Schlafstörungen (43 Männer, 83 Frauen) mit Polysomnografie und Blutanalyse zur Frage, ob Schlafarchitektur und Immunmarker (CBC) geschlechtsspezifisch assoziiert sind.</w:t>
+      </w:r>
+    </w:p>
+    <w:p>
+      <w:r>
+        <w:rPr>
+          <w:b/>
+        </w:rPr>
+        <w:t xml:space="preserve">Ergebnis: </w:t>
+      </w:r>
+      <w:r>
+        <w:t>Frauen hatten längere REM-Latenz und mehr N2-Schlaf, Männer höhere Apnoe-Hypopnoe-Index. Signifikante CBC-Korrelationen traten überwiegend bei Männern auf: Lymphozytenzahl korrelierte mit Gesamtschlafzeit, REM-Dauer und N1/N2-Anteil. Sex-×-Lymphozyten-Interaktionen blieben nach FDR-Korrektur signifikant für die nächtliche Bewegungsaktivität und REM-Messungen. Das biologische Regelsystem Schlaf-Immunität ist geschlechtsdimorphisch.</w:t>
+      </w:r>
+    </w:p>
+    <w:p>
+      <w:r>
+        <w:rPr>
+          <w:b/>
+          <w:sz w:val="19"/>
+        </w:rPr>
+        <w:t xml:space="preserve">Übertragbarkeit: </w:t>
+      </w:r>
+      <w:r>
+        <w:rPr>
+          <w:sz w:val="19"/>
+        </w:rPr>
+        <w:t>China, aber Schlafarchitek und Immunchemie sind biologisch universal; Sample klein</w:t>
+      </w:r>
+    </w:p>
+    <w:p>
+      <w:r>
+        <w:rPr>
+          <w:color w:val="5A7D3A"/>
+          <w:sz w:val="18"/>
+        </w:rPr>
+        <w:t>https://pubmed.ncbi.nlm.nih.gov/42958161/</w:t>
+      </w:r>
+    </w:p>
+    <w:p>
+      <w:pPr>
+        <w:pStyle w:val="Heading2"/>
+      </w:pPr>
+      <w:r>
+        <w:t>Fußarthrose bei Frauen: Hormonale Faktoren und anatomische Unterschiede</w:t>
+      </w:r>
+    </w:p>
+    <w:p>
+      <w:r>
+        <w:rPr>
+          <w:i/>
+          <w:color w:val="666666"/>
+          <w:sz w:val="18"/>
+        </w:rPr>
+        <w:t>Hynes K et al.  ·  Foot Ankle Clin  ·  Dez. 2026  ·  PMID 42951406</w:t>
+      </w:r>
+    </w:p>
+    <w:p>
+      <w:r>
+        <w:t>Narrative Übersichtsarbeit zur Frage, wie biologische, hormonale und anatomische Geschlechtsunterschiede die Häufigkeit, Schwere und Behandlungsansprache von Arthrose im Fuß und Sprunggelenk beeinflussen.</w:t>
+      </w:r>
+    </w:p>
+    <w:p>
+      <w:r>
+        <w:rPr>
+          <w:b/>
+        </w:rPr>
+        <w:t xml:space="preserve">Ergebnis: </w:t>
+      </w:r>
+      <w:r>
+        <w:t>Frauen haben höhere Prävalenz und Schweregrad; die Autoren identifizieren biologische Faktoren (Kollagenstruktur, Ligamentlaxität durch Östrogen/Relaxin), anatomische Unterschiede (Fußform, Gewichtsverteilung) und Verhaltensunterschiede als Ursachen. Konkrete Zahlen zur Epidemiologie werden in der Übersicht nicht genannt.</w:t>
+      </w:r>
+    </w:p>
+    <w:p>
+      <w:r>
+        <w:rPr>
+          <w:b/>
+          <w:sz w:val="19"/>
+        </w:rPr>
+        <w:t xml:space="preserve">Übertragbarkeit: </w:t>
+      </w:r>
+      <w:r>
+        <w:rPr>
+          <w:sz w:val="19"/>
+        </w:rPr>
+        <w:t>USA und Deutschland (Co-Autorin), aber reine Übersichtsarbeit ohne neue Daten oder messbare Outcome-Unterschiede</w:t>
+      </w:r>
+    </w:p>
+    <w:p>
+      <w:r>
+        <w:rPr>
+          <w:color w:val="5A7D3A"/>
+          <w:sz w:val="18"/>
+        </w:rPr>
+        <w:t>https://pubmed.ncbi.nlm.nih.gov/42951406/</w:t>
       </w:r>
     </w:p>
     <w:p>
